--- a/wwwroot/doc/溫盤報告書範本3.docx
+++ b/wwwroot/doc/溫盤報告書範本3.docx
@@ -4147,7 +4147,14 @@
                 <w:rFonts w:eastAsia="標楷體" w:hint="eastAsia"/>
                 <w:szCs w:val="24"/>
               </w:rPr>
-              <w:t>直接排放源</w:t>
+              <w:t>類別一</w:t>
+            </w:r>
+            <w:r>
+              <w:rPr>
+                <w:rFonts w:eastAsia="標楷體"/>
+                <w:szCs w:val="24"/>
+              </w:rPr>
+              <w:t>Device</w:t>
             </w:r>
             <w:r>
               <w:rPr>
@@ -4242,21 +4249,28 @@
                 <w:rFonts w:eastAsia="標楷體" w:hint="eastAsia"/>
                 <w:szCs w:val="24"/>
               </w:rPr>
-              <w:t>1</w:t>
+              <w:t>[</w:t>
+            </w:r>
+            <w:r>
+              <w:rPr>
+                <w:rFonts w:eastAsia="標楷體" w:hint="eastAsia"/>
+                <w:szCs w:val="24"/>
+              </w:rPr>
+              <w:t>類別二</w:t>
             </w:r>
             <w:r>
               <w:rPr>
                 <w:rFonts w:eastAsia="標楷體"/>
                 <w:szCs w:val="24"/>
               </w:rPr>
-              <w:t>.</w:t>
+              <w:t>Device</w:t>
             </w:r>
             <w:r>
               <w:rPr>
                 <w:rFonts w:eastAsia="標楷體" w:hint="eastAsia"/>
                 <w:szCs w:val="24"/>
               </w:rPr>
-              <w:t>台電電力</w:t>
+              <w:t>]</w:t>
             </w:r>
           </w:p>
         </w:tc>
@@ -4835,7 +4849,34 @@
           <w:sz w:val="12"/>
           <w:szCs w:val="12"/>
         </w:rPr>
-        <w:t>[類別一表]</w:t>
+        <w:t>[類別一</w:t>
+      </w:r>
+      <w:r>
+        <w:rPr>
+          <w:rFonts w:ascii="標楷體" w:eastAsia="標楷體" w:hAnsi="標楷體" w:cs="新細明體" w:hint="eastAsia"/>
+          <w:kern w:val="0"/>
+          <w:sz w:val="12"/>
+          <w:szCs w:val="12"/>
+        </w:rPr>
+        <w:t>Ta</w:t>
+      </w:r>
+      <w:r>
+        <w:rPr>
+          <w:rFonts w:ascii="標楷體" w:eastAsia="標楷體" w:hAnsi="標楷體" w:cs="新細明體"/>
+          <w:kern w:val="0"/>
+          <w:sz w:val="12"/>
+          <w:szCs w:val="12"/>
+        </w:rPr>
+        <w:t>ble</w:t>
+      </w:r>
+      <w:r>
+        <w:rPr>
+          <w:rFonts w:ascii="標楷體" w:eastAsia="標楷體" w:hAnsi="標楷體" w:cs="新細明體" w:hint="eastAsia"/>
+          <w:kern w:val="0"/>
+          <w:sz w:val="12"/>
+          <w:szCs w:val="12"/>
+        </w:rPr>
+        <w:t>]</w:t>
       </w:r>
     </w:p>
     <w:p>
@@ -5147,7 +5188,15 @@
           <w:bCs/>
           <w:szCs w:val="24"/>
         </w:rPr>
-        <w:t>表</w:t>
+        <w:t>T</w:t>
+      </w:r>
+      <w:r>
+        <w:rPr>
+          <w:rFonts w:eastAsia="標楷體"/>
+          <w:bCs/>
+          <w:szCs w:val="24"/>
+        </w:rPr>
+        <w:t>able</w:t>
       </w:r>
       <w:r>
         <w:rPr>
@@ -34558,30 +34607,10 @@
 </file>
 
 <file path=customXml/item1.xml><?xml version="1.0" encoding="utf-8"?>
-<p:properties xmlns:p="http://schemas.microsoft.com/office/2006/metadata/properties" xmlns:xsi="http://www.w3.org/2001/XMLSchema-instance" xmlns:pc="http://schemas.microsoft.com/office/infopath/2007/PartnerControls">
-  <documentManagement>
-    <TaxCatchAll xmlns="7fdcc51d-ffb2-4384-ac0a-9f40f3c165a4" xsi:nil="true"/>
-    <lcf76f155ced4ddcb4097134ff3c332f xmlns="df6d19e8-8e79-44fa-a652-5946ba268099">
-      <Terms xmlns="http://schemas.microsoft.com/office/infopath/2007/PartnerControls"/>
-    </lcf76f155ced4ddcb4097134ff3c332f>
-  </documentManagement>
-</p:properties>
+<b:Sources xmlns:b="http://schemas.openxmlformats.org/officeDocument/2006/bibliography" xmlns="http://schemas.openxmlformats.org/officeDocument/2006/bibliography" SelectedStyle="\APA.XSL" StyleName="APA"/>
 </file>
 
 <file path=customXml/item2.xml><?xml version="1.0" encoding="utf-8"?>
-<?mso-contentType ?>
-<FormTemplates xmlns="http://schemas.microsoft.com/sharepoint/v3/contenttype/forms">
-  <Display>DocumentLibraryForm</Display>
-  <Edit>DocumentLibraryForm</Edit>
-  <New>DocumentLibraryForm</New>
-</FormTemplates>
-</file>
-
-<file path=customXml/item3.xml><?xml version="1.0" encoding="utf-8"?>
-<b:Sources xmlns:b="http://schemas.openxmlformats.org/officeDocument/2006/bibliography" xmlns="http://schemas.openxmlformats.org/officeDocument/2006/bibliography" SelectedStyle="\APA.XSL" StyleName="APA"/>
-</file>
-
-<file path=customXml/item4.xml><?xml version="1.0" encoding="utf-8"?>
 <ct:contentTypeSchema xmlns:ct="http://schemas.microsoft.com/office/2006/metadata/contentType" xmlns:ma="http://schemas.microsoft.com/office/2006/metadata/properties/metaAttributes" ct:_="" ma:_="" ma:contentTypeName="文件" ma:contentTypeID="0x0101008C1237F5A8E93C4AB9F51356B2E5B065" ma:contentTypeVersion="11" ma:contentTypeDescription="建立新的文件。" ma:contentTypeScope="" ma:versionID="55c5abad1e37d769036310f8438f458a">
   <xsd:schema xmlns:xsd="http://www.w3.org/2001/XMLSchema" xmlns:xs="http://www.w3.org/2001/XMLSchema" xmlns:p="http://schemas.microsoft.com/office/2006/metadata/properties" xmlns:ns2="df6d19e8-8e79-44fa-a652-5946ba268099" xmlns:ns3="7fdcc51d-ffb2-4384-ac0a-9f40f3c165a4" targetNamespace="http://schemas.microsoft.com/office/2006/metadata/properties" ma:root="true" ma:fieldsID="f696b0d4133c1763036b6740d7564fc4" ns2:_="" ns3:_="">
     <xsd:import namespace="df6d19e8-8e79-44fa-a652-5946ba268099"/>
@@ -34790,26 +34819,27 @@
 </ct:contentTypeSchema>
 </file>
 
-<file path=customXml/itemProps1.xml><?xml version="1.0" encoding="utf-8"?>
-<ds:datastoreItem xmlns:ds="http://schemas.openxmlformats.org/officeDocument/2006/customXml" ds:itemID="{8DEEF061-24F3-45B9-9BE7-F7DDB218A9EB}">
-  <ds:schemaRefs>
-    <ds:schemaRef ds:uri="http://schemas.microsoft.com/office/2006/metadata/properties"/>
-    <ds:schemaRef ds:uri="http://schemas.microsoft.com/office/infopath/2007/PartnerControls"/>
-    <ds:schemaRef ds:uri="7fdcc51d-ffb2-4384-ac0a-9f40f3c165a4"/>
-    <ds:schemaRef ds:uri="df6d19e8-8e79-44fa-a652-5946ba268099"/>
-  </ds:schemaRefs>
-</ds:datastoreItem>
+<file path=customXml/item3.xml><?xml version="1.0" encoding="utf-8"?>
+<p:properties xmlns:p="http://schemas.microsoft.com/office/2006/metadata/properties" xmlns:xsi="http://www.w3.org/2001/XMLSchema-instance" xmlns:pc="http://schemas.microsoft.com/office/infopath/2007/PartnerControls">
+  <documentManagement>
+    <TaxCatchAll xmlns="7fdcc51d-ffb2-4384-ac0a-9f40f3c165a4" xsi:nil="true"/>
+    <lcf76f155ced4ddcb4097134ff3c332f xmlns="df6d19e8-8e79-44fa-a652-5946ba268099">
+      <Terms xmlns="http://schemas.microsoft.com/office/infopath/2007/PartnerControls"/>
+    </lcf76f155ced4ddcb4097134ff3c332f>
+  </documentManagement>
+</p:properties>
 </file>
 
-<file path=customXml/itemProps2.xml><?xml version="1.0" encoding="utf-8"?>
-<ds:datastoreItem xmlns:ds="http://schemas.openxmlformats.org/officeDocument/2006/customXml" ds:itemID="{228040AA-8429-4969-A0DA-29C959C031EB}">
-  <ds:schemaRefs>
-    <ds:schemaRef ds:uri="http://schemas.microsoft.com/sharepoint/v3/contenttype/forms"/>
-  </ds:schemaRefs>
-</ds:datastoreItem>
+<file path=customXml/item4.xml><?xml version="1.0" encoding="utf-8"?>
+<?mso-contentType ?>
+<FormTemplates xmlns="http://schemas.microsoft.com/sharepoint/v3/contenttype/forms">
+  <Display>DocumentLibraryForm</Display>
+  <Edit>DocumentLibraryForm</Edit>
+  <New>DocumentLibraryForm</New>
+</FormTemplates>
 </file>
 
-<file path=customXml/itemProps3.xml><?xml version="1.0" encoding="utf-8"?>
+<file path=customXml/itemProps1.xml><?xml version="1.0" encoding="utf-8"?>
 <ds:datastoreItem xmlns:ds="http://schemas.openxmlformats.org/officeDocument/2006/customXml" ds:itemID="{9BD8E5B6-C234-452B-9FAA-D8DC77C5FD85}">
   <ds:schemaRefs>
     <ds:schemaRef ds:uri="http://schemas.openxmlformats.org/officeDocument/2006/bibliography"/>
@@ -34817,7 +34847,7 @@
 </ds:datastoreItem>
 </file>
 
-<file path=customXml/itemProps4.xml><?xml version="1.0" encoding="utf-8"?>
+<file path=customXml/itemProps2.xml><?xml version="1.0" encoding="utf-8"?>
 <ds:datastoreItem xmlns:ds="http://schemas.openxmlformats.org/officeDocument/2006/customXml" ds:itemID="{27366302-FD44-4D57-9D74-42EE9E3A7993}">
   <ds:schemaRefs>
     <ds:schemaRef ds:uri="http://schemas.microsoft.com/office/2006/metadata/contentType"/>
@@ -34834,4 +34864,23 @@
     <ds:schemaRef ds:uri="http://schemas.microsoft.com/internal/obd"/>
   </ds:schemaRefs>
 </ds:datastoreItem>
+</file>
+
+<file path=customXml/itemProps3.xml><?xml version="1.0" encoding="utf-8"?>
+<ds:datastoreItem xmlns:ds="http://schemas.openxmlformats.org/officeDocument/2006/customXml" ds:itemID="{8DEEF061-24F3-45B9-9BE7-F7DDB218A9EB}">
+  <ds:schemaRefs>
+    <ds:schemaRef ds:uri="http://schemas.microsoft.com/office/2006/metadata/properties"/>
+    <ds:schemaRef ds:uri="http://schemas.microsoft.com/office/infopath/2007/PartnerControls"/>
+    <ds:schemaRef ds:uri="7fdcc51d-ffb2-4384-ac0a-9f40f3c165a4"/>
+    <ds:schemaRef ds:uri="df6d19e8-8e79-44fa-a652-5946ba268099"/>
+  </ds:schemaRefs>
+</ds:datastoreItem>
+</file>
+
+<file path=customXml/itemProps4.xml><?xml version="1.0" encoding="utf-8"?>
+<ds:datastoreItem xmlns:ds="http://schemas.openxmlformats.org/officeDocument/2006/customXml" ds:itemID="{228040AA-8429-4969-A0DA-29C959C031EB}">
+  <ds:schemaRefs>
+    <ds:schemaRef ds:uri="http://schemas.microsoft.com/sharepoint/v3/contenttype/forms"/>
+  </ds:schemaRefs>
+</ds:datastoreItem>
 </file>
--- a/wwwroot/doc/溫盤報告書範本3.docx
+++ b/wwwroot/doc/溫盤報告書範本3.docx
@@ -696,7 +696,7 @@
       <w:hyperlink w:anchor="_Toc132310630" w:history="1">
         <w:r>
           <w:rPr>
-            <w:rStyle w:val="af0"/>
+            <w:rStyle w:val="af1"/>
             <w:rFonts w:eastAsia="標楷體" w:hint="eastAsia"/>
             <w:b/>
             <w:bCs/>
@@ -784,7 +784,7 @@
       <w:hyperlink w:anchor="_Toc132310631" w:history="1">
         <w:r>
           <w:rPr>
-            <w:rStyle w:val="af0"/>
+            <w:rStyle w:val="af1"/>
             <w:rFonts w:eastAsia="標楷體"/>
             <w:noProof/>
             <w:sz w:val="28"/>
@@ -803,7 +803,7 @@
         </w:r>
         <w:r>
           <w:rPr>
-            <w:rStyle w:val="af0"/>
+            <w:rStyle w:val="af1"/>
             <w:rFonts w:eastAsia="標楷體" w:hAnsi="標楷體" w:hint="eastAsia"/>
             <w:noProof/>
             <w:sz w:val="28"/>
@@ -889,7 +889,7 @@
       <w:hyperlink w:anchor="_Toc132310632" w:history="1">
         <w:r>
           <w:rPr>
-            <w:rStyle w:val="af0"/>
+            <w:rStyle w:val="af1"/>
             <w:rFonts w:eastAsia="標楷體" w:hAnsi="標楷體"/>
             <w:noProof/>
             <w:sz w:val="28"/>
@@ -908,7 +908,7 @@
         </w:r>
         <w:r>
           <w:rPr>
-            <w:rStyle w:val="af0"/>
+            <w:rStyle w:val="af1"/>
             <w:rFonts w:eastAsia="標楷體" w:hAnsi="標楷體" w:hint="eastAsia"/>
             <w:noProof/>
             <w:sz w:val="28"/>
@@ -994,7 +994,7 @@
       <w:hyperlink w:anchor="_Toc132310633" w:history="1">
         <w:r>
           <w:rPr>
-            <w:rStyle w:val="af0"/>
+            <w:rStyle w:val="af1"/>
             <w:rFonts w:eastAsia="標楷體" w:hAnsi="標楷體"/>
             <w:noProof/>
             <w:sz w:val="28"/>
@@ -1013,7 +1013,7 @@
         </w:r>
         <w:r>
           <w:rPr>
-            <w:rStyle w:val="af0"/>
+            <w:rStyle w:val="af1"/>
             <w:rFonts w:eastAsia="標楷體" w:hAnsi="標楷體" w:hint="eastAsia"/>
             <w:noProof/>
             <w:sz w:val="28"/>
@@ -1099,7 +1099,7 @@
       <w:hyperlink w:anchor="_Toc132310634" w:history="1">
         <w:r>
           <w:rPr>
-            <w:rStyle w:val="af0"/>
+            <w:rStyle w:val="af1"/>
             <w:rFonts w:eastAsia="標楷體" w:hint="eastAsia"/>
             <w:b/>
             <w:bCs/>
@@ -1187,7 +1187,7 @@
       <w:hyperlink w:anchor="_Toc132310635" w:history="1">
         <w:r>
           <w:rPr>
-            <w:rStyle w:val="af0"/>
+            <w:rStyle w:val="af1"/>
             <w:rFonts w:eastAsia="標楷體"/>
             <w:noProof/>
             <w:sz w:val="28"/>
@@ -1206,7 +1206,7 @@
         </w:r>
         <w:r>
           <w:rPr>
-            <w:rStyle w:val="af0"/>
+            <w:rStyle w:val="af1"/>
             <w:rFonts w:eastAsia="標楷體" w:hint="eastAsia"/>
             <w:noProof/>
             <w:sz w:val="28"/>
@@ -1292,7 +1292,7 @@
       <w:hyperlink w:anchor="_Toc132310636" w:history="1">
         <w:r>
           <w:rPr>
-            <w:rStyle w:val="af0"/>
+            <w:rStyle w:val="af1"/>
             <w:rFonts w:eastAsia="標楷體"/>
             <w:noProof/>
             <w:sz w:val="28"/>
@@ -1311,7 +1311,7 @@
         </w:r>
         <w:r>
           <w:rPr>
-            <w:rStyle w:val="af0"/>
+            <w:rStyle w:val="af1"/>
             <w:rFonts w:eastAsia="標楷體" w:hint="eastAsia"/>
             <w:noProof/>
             <w:sz w:val="28"/>
@@ -1397,7 +1397,7 @@
       <w:hyperlink w:anchor="_Toc132310637" w:history="1">
         <w:r>
           <w:rPr>
-            <w:rStyle w:val="af0"/>
+            <w:rStyle w:val="af1"/>
             <w:rFonts w:eastAsia="標楷體" w:hint="eastAsia"/>
             <w:b/>
             <w:bCs/>
@@ -1485,7 +1485,7 @@
       <w:hyperlink w:anchor="_Toc132310638" w:history="1">
         <w:r>
           <w:rPr>
-            <w:rStyle w:val="af0"/>
+            <w:rStyle w:val="af1"/>
             <w:rFonts w:eastAsia="標楷體"/>
             <w:noProof/>
             <w:sz w:val="28"/>
@@ -1504,7 +1504,7 @@
         </w:r>
         <w:r>
           <w:rPr>
-            <w:rStyle w:val="af0"/>
+            <w:rStyle w:val="af1"/>
             <w:rFonts w:eastAsia="標楷體" w:hint="eastAsia"/>
             <w:noProof/>
             <w:sz w:val="28"/>
@@ -1590,7 +1590,7 @@
       <w:hyperlink w:anchor="_Toc132310639" w:history="1">
         <w:r>
           <w:rPr>
-            <w:rStyle w:val="af0"/>
+            <w:rStyle w:val="af1"/>
             <w:rFonts w:eastAsia="標楷體"/>
             <w:noProof/>
             <w:sz w:val="28"/>
@@ -1609,7 +1609,7 @@
         </w:r>
         <w:r>
           <w:rPr>
-            <w:rStyle w:val="af0"/>
+            <w:rStyle w:val="af1"/>
             <w:rFonts w:eastAsia="標楷體" w:hint="eastAsia"/>
             <w:noProof/>
             <w:sz w:val="28"/>
@@ -1619,7 +1619,7 @@
         </w:r>
         <w:r>
           <w:rPr>
-            <w:rStyle w:val="af0"/>
+            <w:rStyle w:val="af1"/>
             <w:rFonts w:eastAsia="標楷體"/>
             <w:noProof/>
             <w:sz w:val="28"/>
@@ -1629,7 +1629,7 @@
         </w:r>
         <w:r>
           <w:rPr>
-            <w:rStyle w:val="af0"/>
+            <w:rStyle w:val="af1"/>
             <w:rFonts w:eastAsia="標楷體" w:hint="eastAsia"/>
             <w:noProof/>
             <w:sz w:val="28"/>
@@ -1639,7 +1639,7 @@
         </w:r>
         <w:r>
           <w:rPr>
-            <w:rStyle w:val="af0"/>
+            <w:rStyle w:val="af1"/>
             <w:rFonts w:eastAsia="標楷體"/>
             <w:noProof/>
             <w:sz w:val="28"/>
@@ -1649,7 +1649,7 @@
         </w:r>
         <w:r>
           <w:rPr>
-            <w:rStyle w:val="af0"/>
+            <w:rStyle w:val="af1"/>
             <w:rFonts w:eastAsia="標楷體" w:hint="eastAsia"/>
             <w:noProof/>
             <w:sz w:val="28"/>
@@ -1659,7 +1659,7 @@
         </w:r>
         <w:r>
           <w:rPr>
-            <w:rStyle w:val="af0"/>
+            <w:rStyle w:val="af1"/>
             <w:rFonts w:eastAsia="標楷體"/>
             <w:noProof/>
             <w:sz w:val="28"/>
@@ -1745,7 +1745,7 @@
       <w:hyperlink w:anchor="_Toc132310640" w:history="1">
         <w:r>
           <w:rPr>
-            <w:rStyle w:val="af0"/>
+            <w:rStyle w:val="af1"/>
             <w:rFonts w:eastAsia="標楷體"/>
             <w:noProof/>
             <w:sz w:val="28"/>
@@ -1764,7 +1764,7 @@
         </w:r>
         <w:r>
           <w:rPr>
-            <w:rStyle w:val="af0"/>
+            <w:rStyle w:val="af1"/>
             <w:rFonts w:eastAsia="標楷體" w:hint="eastAsia"/>
             <w:noProof/>
             <w:sz w:val="28"/>
@@ -1774,7 +1774,7 @@
         </w:r>
         <w:r>
           <w:rPr>
-            <w:rStyle w:val="af0"/>
+            <w:rStyle w:val="af1"/>
             <w:rFonts w:eastAsia="標楷體"/>
             <w:noProof/>
             <w:sz w:val="28"/>
@@ -1784,7 +1784,7 @@
         </w:r>
         <w:r>
           <w:rPr>
-            <w:rStyle w:val="af0"/>
+            <w:rStyle w:val="af1"/>
             <w:rFonts w:eastAsia="標楷體" w:hint="eastAsia"/>
             <w:noProof/>
             <w:sz w:val="28"/>
@@ -1794,7 +1794,7 @@
         </w:r>
         <w:r>
           <w:rPr>
-            <w:rStyle w:val="af0"/>
+            <w:rStyle w:val="af1"/>
             <w:rFonts w:eastAsia="標楷體"/>
             <w:noProof/>
             <w:sz w:val="28"/>
@@ -1804,7 +1804,7 @@
         </w:r>
         <w:r>
           <w:rPr>
-            <w:rStyle w:val="af0"/>
+            <w:rStyle w:val="af1"/>
             <w:rFonts w:eastAsia="標楷體" w:hint="eastAsia"/>
             <w:noProof/>
             <w:sz w:val="28"/>
@@ -1814,7 +1814,7 @@
         </w:r>
         <w:r>
           <w:rPr>
-            <w:rStyle w:val="af0"/>
+            <w:rStyle w:val="af1"/>
             <w:rFonts w:eastAsia="標楷體"/>
             <w:noProof/>
             <w:sz w:val="28"/>
@@ -1900,7 +1900,7 @@
       <w:hyperlink w:anchor="_Toc132310641" w:history="1">
         <w:r>
           <w:rPr>
-            <w:rStyle w:val="af0"/>
+            <w:rStyle w:val="af1"/>
             <w:rFonts w:eastAsia="標楷體"/>
             <w:noProof/>
             <w:sz w:val="28"/>
@@ -1919,7 +1919,7 @@
         </w:r>
         <w:r>
           <w:rPr>
-            <w:rStyle w:val="af0"/>
+            <w:rStyle w:val="af1"/>
             <w:rFonts w:eastAsia="標楷體" w:hint="eastAsia"/>
             <w:noProof/>
             <w:sz w:val="28"/>
@@ -2005,7 +2005,7 @@
       <w:hyperlink w:anchor="_Toc132310643" w:history="1">
         <w:r>
           <w:rPr>
-            <w:rStyle w:val="af0"/>
+            <w:rStyle w:val="af1"/>
             <w:rFonts w:eastAsia="標楷體" w:hint="eastAsia"/>
             <w:b/>
             <w:bCs/>
@@ -2093,7 +2093,7 @@
       <w:hyperlink w:anchor="_Toc132310644" w:history="1">
         <w:r>
           <w:rPr>
-            <w:rStyle w:val="af0"/>
+            <w:rStyle w:val="af1"/>
             <w:rFonts w:eastAsia="標楷體"/>
             <w:noProof/>
             <w:sz w:val="28"/>
@@ -2112,7 +2112,7 @@
         </w:r>
         <w:r>
           <w:rPr>
-            <w:rStyle w:val="af0"/>
+            <w:rStyle w:val="af1"/>
             <w:rFonts w:eastAsia="標楷體" w:hint="eastAsia"/>
             <w:noProof/>
             <w:sz w:val="28"/>
@@ -2198,7 +2198,7 @@
       <w:hyperlink w:anchor="_Toc132310645" w:history="1">
         <w:r>
           <w:rPr>
-            <w:rStyle w:val="af0"/>
+            <w:rStyle w:val="af1"/>
             <w:rFonts w:eastAsia="標楷體"/>
             <w:noProof/>
             <w:sz w:val="28"/>
@@ -2217,7 +2217,7 @@
         </w:r>
         <w:r>
           <w:rPr>
-            <w:rStyle w:val="af0"/>
+            <w:rStyle w:val="af1"/>
             <w:rFonts w:eastAsia="標楷體" w:hint="eastAsia"/>
             <w:noProof/>
             <w:sz w:val="28"/>
@@ -2303,7 +2303,7 @@
       <w:hyperlink w:anchor="_Toc132310646" w:history="1">
         <w:r>
           <w:rPr>
-            <w:rStyle w:val="af0"/>
+            <w:rStyle w:val="af1"/>
             <w:rFonts w:eastAsia="標楷體"/>
             <w:noProof/>
             <w:sz w:val="28"/>
@@ -2322,7 +2322,7 @@
         </w:r>
         <w:r>
           <w:rPr>
-            <w:rStyle w:val="af0"/>
+            <w:rStyle w:val="af1"/>
             <w:rFonts w:eastAsia="標楷體" w:hint="eastAsia"/>
             <w:noProof/>
             <w:sz w:val="28"/>
@@ -2408,7 +2408,7 @@
       <w:hyperlink w:anchor="_Toc132310647" w:history="1">
         <w:r>
           <w:rPr>
-            <w:rStyle w:val="af0"/>
+            <w:rStyle w:val="af1"/>
             <w:rFonts w:eastAsia="標楷體"/>
             <w:noProof/>
             <w:sz w:val="28"/>
@@ -2427,7 +2427,7 @@
         </w:r>
         <w:r>
           <w:rPr>
-            <w:rStyle w:val="af0"/>
+            <w:rStyle w:val="af1"/>
             <w:rFonts w:eastAsia="標楷體" w:hint="eastAsia"/>
             <w:noProof/>
             <w:sz w:val="28"/>
@@ -2513,7 +2513,7 @@
       <w:hyperlink w:anchor="_Toc132310648" w:history="1">
         <w:r>
           <w:rPr>
-            <w:rStyle w:val="af0"/>
+            <w:rStyle w:val="af1"/>
             <w:rFonts w:eastAsia="標楷體"/>
             <w:noProof/>
             <w:sz w:val="28"/>
@@ -2532,7 +2532,7 @@
         </w:r>
         <w:r>
           <w:rPr>
-            <w:rStyle w:val="af0"/>
+            <w:rStyle w:val="af1"/>
             <w:rFonts w:eastAsia="標楷體" w:hint="eastAsia"/>
             <w:noProof/>
             <w:sz w:val="28"/>
@@ -2618,7 +2618,7 @@
       <w:hyperlink w:anchor="_Toc132310651" w:history="1">
         <w:r>
           <w:rPr>
-            <w:rStyle w:val="af0"/>
+            <w:rStyle w:val="af1"/>
             <w:rFonts w:eastAsia="標楷體" w:hint="eastAsia"/>
             <w:b/>
             <w:bCs/>
@@ -2706,7 +2706,7 @@
       <w:hyperlink w:anchor="_Toc132310652" w:history="1">
         <w:r>
           <w:rPr>
-            <w:rStyle w:val="af0"/>
+            <w:rStyle w:val="af1"/>
             <w:rFonts w:eastAsia="標楷體"/>
             <w:noProof/>
             <w:sz w:val="28"/>
@@ -2725,7 +2725,7 @@
         </w:r>
         <w:r>
           <w:rPr>
-            <w:rStyle w:val="af0"/>
+            <w:rStyle w:val="af1"/>
             <w:rFonts w:eastAsia="標楷體" w:hint="eastAsia"/>
             <w:noProof/>
             <w:sz w:val="28"/>
@@ -2811,7 +2811,7 @@
       <w:hyperlink w:anchor="_Toc132310653" w:history="1">
         <w:r>
           <w:rPr>
-            <w:rStyle w:val="af0"/>
+            <w:rStyle w:val="af1"/>
             <w:rFonts w:eastAsia="標楷體" w:hint="eastAsia"/>
             <w:b/>
             <w:bCs/>
@@ -2899,7 +2899,7 @@
       <w:hyperlink w:anchor="_Toc132310654" w:history="1">
         <w:r>
           <w:rPr>
-            <w:rStyle w:val="af0"/>
+            <w:rStyle w:val="af1"/>
             <w:rFonts w:eastAsia="標楷體" w:hint="eastAsia"/>
             <w:b/>
             <w:bCs/>
@@ -3127,37 +3127,168 @@
     </w:p>
     <w:p>
       <w:pPr>
-        <w:pStyle w:val="ac"/>
-        <w:adjustRightInd w:val="0"/>
-        <w:snapToGrid w:val="0"/>
-        <w:spacing w:afterLines="50"/>
-        <w:ind w:leftChars="0" w:left="0" w:firstLineChars="118" w:firstLine="283"/>
-        <w:jc w:val="both"/>
-        <w:rPr>
-          <w:rFonts w:eastAsia="標楷體"/>
-          <w:szCs w:val="24"/>
-        </w:rPr>
-      </w:pPr>
-      <w:r>
-        <w:rPr>
-          <w:rFonts w:eastAsia="標楷體" w:hAnsi="標楷體"/>
-          <w:szCs w:val="24"/>
-        </w:rPr>
-        <w:t>近年來</w:t>
-      </w:r>
-      <w:r>
-        <w:rPr>
-          <w:rFonts w:eastAsia="標楷體"/>
-          <w:szCs w:val="24"/>
-        </w:rPr>
-        <w:t>…….</w:t>
-      </w:r>
-      <w:r>
-        <w:rPr>
-          <w:rFonts w:eastAsia="標楷體"/>
-          <w:szCs w:val="24"/>
-        </w:rPr>
-        <w:t>。</w:t>
+        <w:ind w:firstLine="425"/>
+        <w:rPr>
+          <w:rFonts w:ascii="標楷體" w:eastAsia="標楷體" w:hAnsi="標楷體"/>
+        </w:rPr>
+      </w:pPr>
+      <w:r>
+        <w:rPr>
+          <w:rFonts w:ascii="標楷體" w:eastAsia="標楷體" w:hAnsi="標楷體"/>
+        </w:rPr>
+        <w:t>自1997年12月第三次締約國大會(COP3)簽署京都議定書後，全球先進國家均</w:t>
+      </w:r>
+      <w:proofErr w:type="gramStart"/>
+      <w:r>
+        <w:rPr>
+          <w:rFonts w:ascii="標楷體" w:eastAsia="標楷體" w:hAnsi="標楷體"/>
+        </w:rPr>
+        <w:t>研</w:t>
+      </w:r>
+      <w:proofErr w:type="gramEnd"/>
+      <w:r>
+        <w:rPr>
+          <w:rFonts w:ascii="標楷體" w:eastAsia="標楷體" w:hAnsi="標楷體"/>
+        </w:rPr>
+        <w:t>擬因應溫室氣體減量的方法與措施，2005年2月京都議定書正式生效後，全球各國更積極建立了溫室氣體排放管制的共識，2007年12月巴里路線圖進一步強調開發中國家應推動可量測(Measurable)、報告(Reportable)及可供查證(Verifiable)之適當減緩行動，2009年12月丹麥哥本哈根會議更針對後京都世界各國溫室氣體減量提出可行方案。</w:t>
+      </w:r>
+    </w:p>
+    <w:p>
+      <w:pPr>
+        <w:ind w:firstLine="425"/>
+        <w:rPr>
+          <w:rFonts w:ascii="標楷體" w:eastAsia="標楷體" w:hAnsi="標楷體"/>
+        </w:rPr>
+      </w:pPr>
+      <w:r>
+        <w:rPr>
+          <w:rFonts w:ascii="標楷體" w:eastAsia="標楷體" w:hAnsi="標楷體"/>
+        </w:rPr>
+        <w:t>聯合國環境規劃署在2014年「溫室氣體排放缺口報告」指出，全球碳中和應於2055年至2070年間達成，否則地球將面臨氣候變遷災難。2015年聯合國發布「2030年永續發展方針」，公布17項永續發展目標(SDGs)，為人類和地球的「和平與</w:t>
+      </w:r>
+      <w:proofErr w:type="gramStart"/>
+      <w:r>
+        <w:rPr>
+          <w:rFonts w:ascii="標楷體" w:eastAsia="標楷體" w:hAnsi="標楷體"/>
+        </w:rPr>
+        <w:t>繁榮」</w:t>
+      </w:r>
+      <w:proofErr w:type="gramEnd"/>
+      <w:r>
+        <w:rPr>
+          <w:rFonts w:ascii="標楷體" w:eastAsia="標楷體" w:hAnsi="標楷體"/>
+        </w:rPr>
+        <w:t>提供了現在與未來的共享藍圖。基於</w:t>
+      </w:r>
+      <w:proofErr w:type="gramStart"/>
+      <w:r>
+        <w:rPr>
+          <w:rFonts w:ascii="標楷體" w:eastAsia="標楷體" w:hAnsi="標楷體"/>
+        </w:rPr>
+        <w:t>全球減碳趨勢</w:t>
+      </w:r>
+      <w:proofErr w:type="gramEnd"/>
+      <w:r>
+        <w:rPr>
+          <w:rFonts w:ascii="標楷體" w:eastAsia="標楷體" w:hAnsi="標楷體"/>
+        </w:rPr>
+        <w:t>，我國響應聯合國氣候變遷的目標，亦提出「2050</w:t>
+      </w:r>
+      <w:proofErr w:type="gramStart"/>
+      <w:r>
+        <w:rPr>
+          <w:rFonts w:ascii="標楷體" w:eastAsia="標楷體" w:hAnsi="標楷體"/>
+        </w:rPr>
+        <w:t>淨零路徑</w:t>
+      </w:r>
+      <w:proofErr w:type="gramEnd"/>
+      <w:r>
+        <w:rPr>
+          <w:rFonts w:ascii="標楷體" w:eastAsia="標楷體" w:hAnsi="標楷體"/>
+        </w:rPr>
+        <w:t>里程碑」，隨後於112年1月10通過「氣候變遷因應法」，以達成節能</w:t>
+      </w:r>
+      <w:proofErr w:type="gramStart"/>
+      <w:r>
+        <w:rPr>
+          <w:rFonts w:ascii="標楷體" w:eastAsia="標楷體" w:hAnsi="標楷體"/>
+        </w:rPr>
+        <w:t>減碳之</w:t>
+      </w:r>
+      <w:proofErr w:type="gramEnd"/>
+      <w:r>
+        <w:rPr>
+          <w:rFonts w:ascii="標楷體" w:eastAsia="標楷體" w:hAnsi="標楷體"/>
+        </w:rPr>
+        <w:t>永續發展目。</w:t>
+      </w:r>
+    </w:p>
+    <w:p>
+      <w:pPr>
+        <w:ind w:firstLine="425"/>
+        <w:rPr>
+          <w:rFonts w:ascii="標楷體" w:eastAsia="標楷體" w:hAnsi="標楷體"/>
+        </w:rPr>
+      </w:pPr>
+      <w:r>
+        <w:rPr>
+          <w:rFonts w:ascii="標楷體" w:eastAsia="標楷體" w:hAnsi="標楷體" w:hint="eastAsia"/>
+        </w:rPr>
+        <w:t>[公司中文名稱]</w:t>
+      </w:r>
+      <w:r>
+        <w:rPr>
+          <w:rFonts w:ascii="標楷體" w:eastAsia="標楷體" w:hAnsi="標楷體"/>
+        </w:rPr>
+        <w:t xml:space="preserve"> </w:t>
+      </w:r>
+      <w:r>
+        <w:rPr>
+          <w:rFonts w:ascii="標楷體" w:eastAsia="標楷體" w:hAnsi="標楷體"/>
+        </w:rPr>
+        <w:t>(以下簡稱本公司)為因應全球永續發展趨勢於 2015年底《聯合國氣候變化綱要公約》第21屆締約國(COP21)後「巴黎協議」產生，加上行政院環保署《溫室氣體減量及管理法》於 2015年7月正式公布實施，配合國家整體溫室氣體減量策略發展，以達成節能</w:t>
+      </w:r>
+      <w:proofErr w:type="gramStart"/>
+      <w:r>
+        <w:rPr>
+          <w:rFonts w:ascii="標楷體" w:eastAsia="標楷體" w:hAnsi="標楷體"/>
+        </w:rPr>
+        <w:t>減碳之</w:t>
+      </w:r>
+      <w:proofErr w:type="gramEnd"/>
+      <w:r>
+        <w:rPr>
+          <w:rFonts w:ascii="標楷體" w:eastAsia="標楷體" w:hAnsi="標楷體"/>
+        </w:rPr>
+        <w:t xml:space="preserve">永續發展目標，特配合政府政策，持續進行公司內部溫室氣體盤查，以瞭解溫室氣體排放實況，進而訂定改善措施，以求達成二氧化碳排放減量之目標。 </w:t>
+      </w:r>
+    </w:p>
+    <w:p>
+      <w:pPr>
+        <w:ind w:firstLine="425"/>
+        <w:rPr>
+          <w:rFonts w:ascii="標楷體" w:eastAsia="標楷體" w:hAnsi="標楷體"/>
+        </w:rPr>
+      </w:pPr>
+      <w:r>
+        <w:rPr>
+          <w:rFonts w:ascii="標楷體" w:eastAsia="標楷體" w:hAnsi="標楷體"/>
+        </w:rPr>
+        <w:t>本公司基於關心全球氣候變遷、善用資源及善盡企業的責任，根據ISO/IEC 14064-1： 2018要求，對溫室氣體管制發展趨勢及因應未來溫室氣體減量之要求，進行系統化的溫室氣體排放盤查 與清冊建置及查證程序等推動計畫，提供日後實施有效的減量改善方案作參考。今後除將持續推動溫室氣體排放管制以降低成本外，並期盼能達成兼顧資源效率、能源節約、環境保護的永續能源發展，共同為產業朝向</w:t>
+      </w:r>
+      <w:proofErr w:type="gramStart"/>
+      <w:r>
+        <w:rPr>
+          <w:rFonts w:ascii="標楷體" w:eastAsia="標楷體" w:hAnsi="標楷體"/>
+        </w:rPr>
+        <w:t>低碳型經濟</w:t>
+      </w:r>
+      <w:proofErr w:type="gramEnd"/>
+      <w:r>
+        <w:rPr>
+          <w:rFonts w:ascii="標楷體" w:eastAsia="標楷體" w:hAnsi="標楷體"/>
+        </w:rPr>
+        <w:t xml:space="preserve">社會來努力。 </w:t>
       </w:r>
     </w:p>
     <w:p>
@@ -3268,7 +3399,23 @@
           <w:rFonts w:eastAsia="標楷體"/>
           <w:szCs w:val="24"/>
         </w:rPr>
-        <w:t>…….</w:t>
+        <w:t>…</w:t>
+      </w:r>
+      <w:proofErr w:type="gramStart"/>
+      <w:r>
+        <w:rPr>
+          <w:rFonts w:eastAsia="標楷體"/>
+          <w:szCs w:val="24"/>
+        </w:rPr>
+        <w:t>…</w:t>
+      </w:r>
+      <w:proofErr w:type="gramEnd"/>
+      <w:r>
+        <w:rPr>
+          <w:rFonts w:eastAsia="標楷體"/>
+          <w:szCs w:val="24"/>
+        </w:rPr>
+        <w:t>.</w:t>
       </w:r>
       <w:r>
         <w:rPr>
@@ -3568,67 +3715,46 @@
       </w:pPr>
       <w:r>
         <w:rPr>
-          <w:rFonts w:eastAsia="標楷體"/>
-          <w:szCs w:val="24"/>
-        </w:rPr>
-        <w:t>本</w:t>
-      </w:r>
-      <w:r>
-        <w:rPr>
-          <w:rFonts w:eastAsia="標楷體" w:hint="eastAsia"/>
-          <w:szCs w:val="24"/>
-        </w:rPr>
-        <w:t>次</w:t>
-      </w:r>
-      <w:r>
-        <w:rPr>
-          <w:rFonts w:eastAsia="標楷體"/>
-          <w:szCs w:val="24"/>
-        </w:rPr>
-        <w:t>組織邊界之設定，乃參考</w:t>
-      </w:r>
-      <w:r>
-        <w:rPr>
-          <w:rFonts w:eastAsia="標楷體"/>
-          <w:szCs w:val="24"/>
-        </w:rPr>
-        <w:t xml:space="preserve">ISO/CNS </w:t>
-      </w:r>
-      <w:r>
-        <w:rPr>
-          <w:rFonts w:eastAsia="標楷體"/>
-          <w:szCs w:val="24"/>
-        </w:rPr>
-        <w:t>14064-1</w:t>
-      </w:r>
-      <w:r>
-        <w:rPr>
-          <w:rFonts w:eastAsia="標楷體"/>
-          <w:szCs w:val="24"/>
-        </w:rPr>
-        <w:t>與</w:t>
-      </w:r>
-      <w:r>
-        <w:rPr>
-          <w:rFonts w:eastAsia="標楷體" w:hint="eastAsia"/>
-          <w:szCs w:val="24"/>
-        </w:rPr>
-        <w:t>環保署溫室氣體盤查指引</w:t>
-      </w:r>
-      <w:r>
-        <w:rPr>
-          <w:rFonts w:eastAsia="標楷體"/>
-          <w:szCs w:val="24"/>
-        </w:rPr>
-        <w:t>…….</w:t>
-      </w:r>
-      <w:r>
-        <w:rPr>
-          <w:rFonts w:eastAsia="標楷體"/>
-          <w:szCs w:val="24"/>
-        </w:rPr>
-        <w:t>。</w:t>
-      </w:r>
+          <w:rFonts w:eastAsia="標楷體" w:hint="eastAsia"/>
+          <w:szCs w:val="24"/>
+        </w:rPr>
+        <w:t xml:space="preserve"> </w:t>
+      </w:r>
+      <w:r>
+        <w:rPr>
+          <w:rFonts w:eastAsia="標楷體" w:hint="eastAsia"/>
+          <w:szCs w:val="24"/>
+        </w:rPr>
+        <w:t>[</w:t>
+      </w:r>
+      <w:r>
+        <w:rPr>
+          <w:rFonts w:eastAsia="標楷體" w:hint="eastAsia"/>
+          <w:szCs w:val="24"/>
+        </w:rPr>
+        <w:t>組織邊界設定</w:t>
+      </w:r>
+      <w:r>
+        <w:rPr>
+          <w:rFonts w:eastAsia="標楷體" w:hint="eastAsia"/>
+          <w:szCs w:val="24"/>
+        </w:rPr>
+        <w:t>]</w:t>
+      </w:r>
+    </w:p>
+    <w:p>
+      <w:pPr>
+        <w:pStyle w:val="ac"/>
+        <w:adjustRightInd w:val="0"/>
+        <w:snapToGrid w:val="0"/>
+        <w:spacing w:afterLines="50"/>
+        <w:ind w:leftChars="118" w:left="501" w:hangingChars="91" w:hanging="218"/>
+        <w:jc w:val="both"/>
+        <w:rPr>
+          <w:rFonts w:eastAsia="標楷體"/>
+          <w:szCs w:val="24"/>
+        </w:rPr>
+      </w:pPr>
     </w:p>
     <w:p>
       <w:pPr>
@@ -3714,102 +3840,51 @@
     </w:p>
     <w:p>
       <w:pPr>
-        <w:pStyle w:val="af5"/>
+        <w:pStyle w:val="ac"/>
+        <w:adjustRightInd w:val="0"/>
+        <w:snapToGrid w:val="0"/>
+        <w:spacing w:afterLines="50"/>
+        <w:ind w:leftChars="118" w:left="501" w:hangingChars="91" w:hanging="218"/>
+        <w:jc w:val="both"/>
+        <w:rPr>
+          <w:rFonts w:eastAsia="標楷體"/>
+          <w:szCs w:val="24"/>
+        </w:rPr>
+      </w:pPr>
+      <w:r>
+        <w:rPr>
+          <w:rFonts w:eastAsia="標楷體" w:hint="eastAsia"/>
+          <w:szCs w:val="24"/>
+        </w:rPr>
+        <w:t>[</w:t>
+      </w:r>
+      <w:r>
+        <w:rPr>
+          <w:rFonts w:eastAsia="標楷體" w:hint="eastAsia"/>
+          <w:szCs w:val="24"/>
+        </w:rPr>
+        <w:t>營運邊界</w:t>
+      </w:r>
+      <w:r>
+        <w:rPr>
+          <w:rFonts w:eastAsia="標楷體" w:hint="eastAsia"/>
+          <w:szCs w:val="24"/>
+        </w:rPr>
+        <w:t>]</w:t>
+      </w:r>
+    </w:p>
+    <w:p>
+      <w:pPr>
+        <w:pStyle w:val="af6"/>
         <w:adjustRightInd w:val="0"/>
         <w:snapToGrid w:val="0"/>
         <w:spacing w:afterLines="50" w:after="120" w:line="240" w:lineRule="auto"/>
-        <w:ind w:leftChars="-1" w:left="-2" w:rightChars="38" w:right="91" w:firstLineChars="119" w:firstLine="286"/>
-      </w:pPr>
-      <w:r>
-        <w:rPr>
-          <w:sz w:val="24"/>
-        </w:rPr>
-        <w:t>本</w:t>
-      </w:r>
-      <w:r>
-        <w:rPr>
-          <w:rFonts w:hint="eastAsia"/>
-          <w:sz w:val="24"/>
-        </w:rPr>
-        <w:t>公司</w:t>
-      </w:r>
-      <w:r>
-        <w:rPr>
-          <w:sz w:val="24"/>
-        </w:rPr>
-        <w:t>之營運邊界包含直接</w:t>
-      </w:r>
-      <w:r>
-        <w:rPr>
-          <w:sz w:val="24"/>
-        </w:rPr>
-        <w:t>(</w:t>
-      </w:r>
-      <w:r>
-        <w:rPr>
-          <w:rFonts w:hint="eastAsia"/>
-          <w:sz w:val="24"/>
-        </w:rPr>
-        <w:t>類別</w:t>
-      </w:r>
-      <w:r>
-        <w:rPr>
-          <w:rFonts w:hint="eastAsia"/>
-          <w:sz w:val="24"/>
-        </w:rPr>
-        <w:t>1</w:t>
-      </w:r>
-      <w:r>
-        <w:rPr>
-          <w:sz w:val="24"/>
-        </w:rPr>
-        <w:t>)</w:t>
-      </w:r>
-      <w:r>
-        <w:rPr>
-          <w:sz w:val="24"/>
-        </w:rPr>
-        <w:t>、能源間接</w:t>
-      </w:r>
-      <w:r>
-        <w:rPr>
-          <w:sz w:val="24"/>
-        </w:rPr>
-        <w:t>(</w:t>
-      </w:r>
-      <w:r>
-        <w:rPr>
-          <w:rFonts w:hint="eastAsia"/>
-          <w:sz w:val="24"/>
-        </w:rPr>
-        <w:t>類別</w:t>
-      </w:r>
-      <w:r>
-        <w:rPr>
-          <w:rFonts w:hint="eastAsia"/>
-          <w:sz w:val="24"/>
-        </w:rPr>
-        <w:t>2</w:t>
-      </w:r>
-      <w:r>
-        <w:rPr>
-          <w:sz w:val="24"/>
-        </w:rPr>
-        <w:t>)</w:t>
-      </w:r>
-      <w:r>
-        <w:t xml:space="preserve"> </w:t>
-      </w:r>
-      <w:r>
-        <w:t>…….</w:t>
-      </w:r>
-      <w:r>
-        <w:t>。</w:t>
-      </w:r>
+        <w:ind w:leftChars="-1" w:left="-2" w:rightChars="38" w:right="91" w:firstLineChars="119" w:firstLine="333"/>
+      </w:pPr>
     </w:p>
     <w:p>
       <w:pPr>
-        <w:pStyle w:val="af5"/>
+        <w:pStyle w:val="af6"/>
         <w:adjustRightInd w:val="0"/>
         <w:snapToGrid w:val="0"/>
         <w:spacing w:afterLines="50" w:after="120" w:line="240" w:lineRule="auto"/>
@@ -3818,7 +3893,7 @@
     </w:p>
     <w:p>
       <w:pPr>
-        <w:pStyle w:val="af5"/>
+        <w:pStyle w:val="af6"/>
         <w:adjustRightInd w:val="0"/>
         <w:snapToGrid w:val="0"/>
         <w:spacing w:afterLines="50" w:after="120" w:line="240" w:lineRule="auto"/>
@@ -3827,7 +3902,7 @@
     </w:p>
     <w:p>
       <w:pPr>
-        <w:pStyle w:val="af5"/>
+        <w:pStyle w:val="af6"/>
         <w:adjustRightInd w:val="0"/>
         <w:snapToGrid w:val="0"/>
         <w:spacing w:afterLines="50" w:after="120" w:line="240" w:lineRule="auto"/>
@@ -3836,7 +3911,7 @@
     </w:p>
     <w:p>
       <w:pPr>
-        <w:pStyle w:val="af5"/>
+        <w:pStyle w:val="af6"/>
         <w:adjustRightInd w:val="0"/>
         <w:snapToGrid w:val="0"/>
         <w:spacing w:afterLines="50" w:after="120" w:line="240" w:lineRule="auto"/>
@@ -4147,8 +4222,17 @@
                 <w:rFonts w:eastAsia="標楷體" w:hint="eastAsia"/>
                 <w:szCs w:val="24"/>
               </w:rPr>
-              <w:t>類別一</w:t>
-            </w:r>
+              <w:t>類別</w:t>
+            </w:r>
+            <w:proofErr w:type="gramStart"/>
+            <w:r>
+              <w:rPr>
+                <w:rFonts w:eastAsia="標楷體" w:hint="eastAsia"/>
+                <w:szCs w:val="24"/>
+              </w:rPr>
+              <w:t>一</w:t>
+            </w:r>
+            <w:proofErr w:type="gramEnd"/>
             <w:r>
               <w:rPr>
                 <w:rFonts w:eastAsia="標楷體"/>
@@ -4278,7 +4362,7 @@
     </w:tbl>
     <w:p>
       <w:pPr>
-        <w:pStyle w:val="af5"/>
+        <w:pStyle w:val="af6"/>
         <w:adjustRightInd w:val="0"/>
         <w:snapToGrid w:val="0"/>
         <w:spacing w:afterLines="50" w:after="120" w:line="240" w:lineRule="auto"/>
@@ -4427,136 +4511,32 @@
     </w:p>
     <w:p>
       <w:pPr>
-        <w:pStyle w:val="af5"/>
+        <w:pStyle w:val="af6"/>
         <w:adjustRightInd w:val="0"/>
         <w:snapToGrid w:val="0"/>
         <w:spacing w:afterLines="50" w:after="120" w:line="240" w:lineRule="auto"/>
-        <w:ind w:leftChars="0" w:left="0" w:rightChars="38" w:right="91" w:firstLineChars="118" w:firstLine="283"/>
+        <w:ind w:leftChars="0" w:left="0" w:rightChars="38" w:right="91" w:firstLineChars="118" w:firstLine="330"/>
         <w:jc w:val="both"/>
       </w:pPr>
       <w:r>
         <w:rPr>
-          <w:sz w:val="24"/>
-        </w:rPr>
-        <w:t>本</w:t>
-      </w:r>
-      <w:r>
-        <w:rPr>
           <w:rFonts w:hint="eastAsia"/>
-          <w:sz w:val="24"/>
-        </w:rPr>
-        <w:t>公司</w:t>
-      </w:r>
-      <w:r>
-        <w:rPr>
-          <w:sz w:val="24"/>
-        </w:rPr>
-        <w:t>排放之溫室氣體種類主要有二氧化碳</w:t>
-      </w:r>
-      <w:r>
-        <w:rPr>
-          <w:sz w:val="24"/>
-        </w:rPr>
-        <w:t>(CO</w:t>
-      </w:r>
-      <w:r>
-        <w:rPr>
-          <w:sz w:val="24"/>
-          <w:vertAlign w:val="subscript"/>
-        </w:rPr>
-        <w:t>2</w:t>
-      </w:r>
-      <w:r>
-        <w:rPr>
-          <w:sz w:val="24"/>
-        </w:rPr>
-        <w:t>)</w:t>
-      </w:r>
-      <w:r>
-        <w:rPr>
-          <w:sz w:val="24"/>
-        </w:rPr>
-        <w:t>、甲烷</w:t>
-      </w:r>
-      <w:r>
-        <w:rPr>
-          <w:sz w:val="24"/>
-        </w:rPr>
-        <w:t>(CH</w:t>
-      </w:r>
-      <w:r>
-        <w:rPr>
-          <w:sz w:val="24"/>
-          <w:vertAlign w:val="subscript"/>
-        </w:rPr>
-        <w:t>4</w:t>
-      </w:r>
-      <w:r>
-        <w:rPr>
-          <w:sz w:val="24"/>
-        </w:rPr>
-        <w:t>)</w:t>
-      </w:r>
-      <w:r>
-        <w:rPr>
-          <w:sz w:val="24"/>
-        </w:rPr>
-        <w:t>、氧化亞氮</w:t>
-      </w:r>
-      <w:r>
-        <w:rPr>
-          <w:sz w:val="24"/>
-        </w:rPr>
-        <w:t>(N</w:t>
-      </w:r>
-      <w:r>
-        <w:rPr>
-          <w:sz w:val="24"/>
-          <w:vertAlign w:val="subscript"/>
-        </w:rPr>
-        <w:t>2</w:t>
-      </w:r>
-      <w:r>
-        <w:rPr>
-          <w:sz w:val="24"/>
-        </w:rPr>
-        <w:t>O)</w:t>
-      </w:r>
-      <w:r>
-        <w:rPr>
-          <w:sz w:val="24"/>
-        </w:rPr>
-        <w:t>及氫氟碳化物</w:t>
-      </w:r>
-      <w:r>
-        <w:rPr>
-          <w:sz w:val="24"/>
-        </w:rPr>
-        <w:t>(HFCs)</w:t>
+        </w:rPr>
+        <w:t xml:space="preserve"> [</w:t>
       </w:r>
       <w:r>
         <w:rPr>
           <w:rFonts w:hint="eastAsia"/>
-          <w:sz w:val="24"/>
-        </w:rPr>
-        <w:t>四</w:t>
-      </w:r>
-      <w:r>
-        <w:rPr>
-          <w:sz w:val="24"/>
-        </w:rPr>
-        <w:t>類</w:t>
-      </w:r>
-      <w:r>
-        <w:t>…….</w:t>
-      </w:r>
-      <w:r>
-        <w:t>。</w:t>
+        </w:rPr>
+        <w:t>溫室氣體排放類型與排放量說明</w:t>
+      </w:r>
+      <w:r>
+        <w:t>]</w:t>
       </w:r>
     </w:p>
     <w:p>
       <w:pPr>
-        <w:pStyle w:val="af5"/>
+        <w:pStyle w:val="af6"/>
         <w:adjustRightInd w:val="0"/>
         <w:snapToGrid w:val="0"/>
         <w:spacing w:afterLines="50" w:after="120" w:line="240" w:lineRule="auto"/>
@@ -4566,17 +4546,30 @@
     </w:p>
     <w:p>
       <w:pPr>
-        <w:pStyle w:val="af5"/>
+        <w:pStyle w:val="af6"/>
         <w:adjustRightInd w:val="0"/>
         <w:snapToGrid w:val="0"/>
         <w:spacing w:afterLines="50" w:after="120" w:line="240" w:lineRule="auto"/>
         <w:ind w:leftChars="0" w:left="935" w:rightChars="38" w:right="91"/>
         <w:jc w:val="both"/>
+        <w:rPr>
+          <w:rFonts w:hint="eastAsia"/>
+        </w:rPr>
       </w:pPr>
     </w:p>
     <w:p>
       <w:pPr>
-        <w:pStyle w:val="af5"/>
+        <w:pStyle w:val="af6"/>
+        <w:adjustRightInd w:val="0"/>
+        <w:snapToGrid w:val="0"/>
+        <w:spacing w:afterLines="50" w:after="120" w:line="240" w:lineRule="auto"/>
+        <w:ind w:leftChars="0" w:left="935" w:rightChars="38" w:right="91"/>
+        <w:jc w:val="both"/>
+      </w:pPr>
+    </w:p>
+    <w:p>
+      <w:pPr>
+        <w:pStyle w:val="af6"/>
         <w:adjustRightInd w:val="0"/>
         <w:snapToGrid w:val="0"/>
         <w:spacing w:afterLines="50" w:after="120" w:line="240" w:lineRule="auto"/>
@@ -4650,7 +4643,7 @@
     </w:p>
     <w:p>
       <w:pPr>
-        <w:pStyle w:val="af5"/>
+        <w:pStyle w:val="af6"/>
         <w:adjustRightInd w:val="0"/>
         <w:snapToGrid w:val="0"/>
         <w:spacing w:afterLines="50" w:after="120" w:line="240" w:lineRule="auto"/>
@@ -4706,19 +4699,38 @@
         <w:t>所示</w:t>
       </w:r>
       <w:r>
-        <w:t>…….</w:t>
+        <w:rPr>
+          <w:rFonts w:hint="eastAsia"/>
+        </w:rPr>
+        <w:t>，</w:t>
+      </w:r>
+      <w:r>
+        <w:t>[</w:t>
       </w:r>
       <w:r>
         <w:rPr>
           <w:rFonts w:hint="eastAsia"/>
           <w:sz w:val="24"/>
         </w:rPr>
+        <w:t>直接溫室氣體排放說明</w:t>
+      </w:r>
+      <w:r>
+        <w:rPr>
+          <w:sz w:val="24"/>
+        </w:rPr>
+        <w:t>]</w:t>
+      </w:r>
+      <w:r>
+        <w:rPr>
+          <w:rFonts w:hint="eastAsia"/>
+          <w:sz w:val="24"/>
+        </w:rPr>
         <w:t>。</w:t>
       </w:r>
     </w:p>
     <w:p>
       <w:pPr>
-        <w:pStyle w:val="af5"/>
+        <w:pStyle w:val="af6"/>
         <w:adjustRightInd w:val="0"/>
         <w:snapToGrid w:val="0"/>
         <w:spacing w:afterLines="50" w:after="120" w:line="240" w:lineRule="auto"/>
@@ -4730,7 +4742,7 @@
     </w:p>
     <w:p>
       <w:pPr>
-        <w:pStyle w:val="af5"/>
+        <w:pStyle w:val="af6"/>
         <w:adjustRightInd w:val="0"/>
         <w:snapToGrid w:val="0"/>
         <w:spacing w:afterLines="50" w:after="120" w:line="240" w:lineRule="auto"/>
@@ -4742,7 +4754,7 @@
     </w:p>
     <w:p>
       <w:pPr>
-        <w:pStyle w:val="af5"/>
+        <w:pStyle w:val="af6"/>
         <w:adjustRightInd w:val="0"/>
         <w:snapToGrid w:val="0"/>
         <w:spacing w:afterLines="50" w:after="120" w:line="240" w:lineRule="auto"/>
@@ -4849,8 +4861,9 @@
           <w:sz w:val="12"/>
           <w:szCs w:val="12"/>
         </w:rPr>
-        <w:t>[類別一</w:t>
-      </w:r>
+        <w:t>[類別</w:t>
+      </w:r>
+      <w:proofErr w:type="gramStart"/>
       <w:r>
         <w:rPr>
           <w:rFonts w:ascii="標楷體" w:eastAsia="標楷體" w:hAnsi="標楷體" w:cs="新細明體" w:hint="eastAsia"/>
@@ -4858,6 +4871,16 @@
           <w:sz w:val="12"/>
           <w:szCs w:val="12"/>
         </w:rPr>
+        <w:t>一</w:t>
+      </w:r>
+      <w:proofErr w:type="gramEnd"/>
+      <w:r>
+        <w:rPr>
+          <w:rFonts w:ascii="標楷體" w:eastAsia="標楷體" w:hAnsi="標楷體" w:cs="新細明體" w:hint="eastAsia"/>
+          <w:kern w:val="0"/>
+          <w:sz w:val="12"/>
+          <w:szCs w:val="12"/>
+        </w:rPr>
         <w:t>Ta</w:t>
       </w:r>
       <w:r>
@@ -4881,7 +4904,7 @@
     </w:p>
     <w:p>
       <w:pPr>
-        <w:pStyle w:val="af5"/>
+        <w:pStyle w:val="af6"/>
         <w:adjustRightInd w:val="0"/>
         <w:snapToGrid w:val="0"/>
         <w:spacing w:afterLines="50" w:after="120" w:line="240" w:lineRule="auto"/>
@@ -4954,7 +4977,7 @@
     </w:p>
     <w:p>
       <w:pPr>
-        <w:pStyle w:val="af5"/>
+        <w:pStyle w:val="af6"/>
         <w:adjustRightInd w:val="0"/>
         <w:snapToGrid w:val="0"/>
         <w:spacing w:afterLines="50" w:after="120" w:line="240" w:lineRule="auto"/>
@@ -5011,7 +5034,30 @@
         <w:t>所示</w:t>
       </w:r>
       <w:r>
-        <w:t>…….</w:t>
+        <w:rPr>
+          <w:rFonts w:hint="eastAsia"/>
+          <w:sz w:val="24"/>
+        </w:rPr>
+        <w:t>，</w:t>
+      </w:r>
+      <w:r>
+        <w:rPr>
+          <w:sz w:val="24"/>
+        </w:rPr>
+        <w:t>[</w:t>
+      </w:r>
+      <w:r>
+        <w:rPr>
+          <w:rFonts w:hint="eastAsia"/>
+          <w:sz w:val="24"/>
+        </w:rPr>
+        <w:t>能源間接溫室氣體排放說明</w:t>
+      </w:r>
+      <w:r>
+        <w:rPr>
+          <w:sz w:val="24"/>
+        </w:rPr>
+        <w:t>]</w:t>
       </w:r>
       <w:r>
         <w:rPr>
@@ -5439,7 +5485,7 @@
     </w:p>
     <w:p>
       <w:pPr>
-        <w:pStyle w:val="af5"/>
+        <w:pStyle w:val="af6"/>
         <w:adjustRightInd w:val="0"/>
         <w:snapToGrid w:val="0"/>
         <w:spacing w:afterLines="50" w:after="120" w:line="240" w:lineRule="auto"/>
@@ -5509,7 +5555,15 @@
         <w:t>計算</w:t>
       </w:r>
       <w:r>
-        <w:t>…….</w:t>
+        <w:t>…</w:t>
+      </w:r>
+      <w:proofErr w:type="gramStart"/>
+      <w:r>
+        <w:t>…</w:t>
+      </w:r>
+      <w:proofErr w:type="gramEnd"/>
+      <w:r>
+        <w:t>.</w:t>
       </w:r>
       <w:r>
         <w:rPr>
@@ -5713,8 +5767,17 @@
           <w:rFonts w:eastAsia="標楷體" w:hint="eastAsia"/>
           <w:szCs w:val="24"/>
         </w:rPr>
-        <w:t>全球暖化潛勢值</w:t>
-      </w:r>
+        <w:t>全球</w:t>
+      </w:r>
+      <w:proofErr w:type="gramStart"/>
+      <w:r>
+        <w:rPr>
+          <w:rFonts w:eastAsia="標楷體" w:hint="eastAsia"/>
+          <w:szCs w:val="24"/>
+        </w:rPr>
+        <w:t>暖化潛勢值</w:t>
+      </w:r>
+      <w:proofErr w:type="gramEnd"/>
       <w:r>
         <w:rPr>
           <w:rFonts w:eastAsia="標楷體" w:hint="eastAsia"/>
@@ -6488,8 +6551,17 @@
           <w:rFonts w:eastAsia="標楷體" w:hint="eastAsia"/>
           <w:szCs w:val="24"/>
         </w:rPr>
-        <w:t>全球暖化潛勢值</w:t>
-      </w:r>
+        <w:t>全球</w:t>
+      </w:r>
+      <w:proofErr w:type="gramStart"/>
+      <w:r>
+        <w:rPr>
+          <w:rFonts w:eastAsia="標楷體" w:hint="eastAsia"/>
+          <w:szCs w:val="24"/>
+        </w:rPr>
+        <w:t>暖化潛勢值</w:t>
+      </w:r>
+      <w:proofErr w:type="gramEnd"/>
       <w:r>
         <w:rPr>
           <w:rFonts w:eastAsia="標楷體" w:hint="eastAsia"/>
@@ -7303,8 +7375,17 @@
           <w:rFonts w:eastAsia="標楷體" w:hint="eastAsia"/>
           <w:szCs w:val="24"/>
         </w:rPr>
-        <w:t>全球暖化潛勢值</w:t>
-      </w:r>
+        <w:t>全球</w:t>
+      </w:r>
+      <w:proofErr w:type="gramStart"/>
+      <w:r>
+        <w:rPr>
+          <w:rFonts w:eastAsia="標楷體" w:hint="eastAsia"/>
+          <w:szCs w:val="24"/>
+        </w:rPr>
+        <w:t>暖化潛勢值</w:t>
+      </w:r>
+      <w:proofErr w:type="gramEnd"/>
       <w:r>
         <w:rPr>
           <w:rFonts w:eastAsia="標楷體" w:hint="eastAsia"/>
@@ -7786,8 +7867,17 @@
           <w:rFonts w:eastAsia="標楷體" w:hint="eastAsia"/>
           <w:szCs w:val="24"/>
         </w:rPr>
-        <w:t>全球暖化潛勢值</w:t>
-      </w:r>
+        <w:t>全球</w:t>
+      </w:r>
+      <w:proofErr w:type="gramStart"/>
+      <w:r>
+        <w:rPr>
+          <w:rFonts w:eastAsia="標楷體" w:hint="eastAsia"/>
+          <w:szCs w:val="24"/>
+        </w:rPr>
+        <w:t>暖化潛勢值</w:t>
+      </w:r>
+      <w:proofErr w:type="gramEnd"/>
       <w:r>
         <w:rPr>
           <w:rFonts w:eastAsia="標楷體" w:hint="eastAsia"/>
@@ -8220,8 +8310,17 @@
           <w:rFonts w:eastAsia="標楷體" w:hint="eastAsia"/>
           <w:szCs w:val="24"/>
         </w:rPr>
-        <w:t>溫室氣體逸散量</w:t>
-      </w:r>
+        <w:t>溫室氣體</w:t>
+      </w:r>
+      <w:proofErr w:type="gramStart"/>
+      <w:r>
+        <w:rPr>
+          <w:rFonts w:eastAsia="標楷體" w:hint="eastAsia"/>
+          <w:szCs w:val="24"/>
+        </w:rPr>
+        <w:t>逸散量</w:t>
+      </w:r>
+      <w:proofErr w:type="gramEnd"/>
       <w:r>
         <w:rPr>
           <w:rFonts w:eastAsia="標楷體" w:hint="eastAsia"/>
@@ -8248,8 +8347,17 @@
           <w:rFonts w:eastAsia="標楷體" w:hint="eastAsia"/>
           <w:szCs w:val="24"/>
         </w:rPr>
-        <w:t>全球暖化潛勢值</w:t>
-      </w:r>
+        <w:t>全球</w:t>
+      </w:r>
+      <w:proofErr w:type="gramStart"/>
+      <w:r>
+        <w:rPr>
+          <w:rFonts w:eastAsia="標楷體" w:hint="eastAsia"/>
+          <w:szCs w:val="24"/>
+        </w:rPr>
+        <w:t>暖化潛勢值</w:t>
+      </w:r>
+      <w:proofErr w:type="gramEnd"/>
       <w:r>
         <w:rPr>
           <w:rFonts w:eastAsia="標楷體" w:hint="eastAsia"/>
@@ -8279,7 +8387,23 @@
           <w:rFonts w:eastAsia="標楷體" w:hint="eastAsia"/>
           <w:szCs w:val="24"/>
         </w:rPr>
-        <w:t>冷媒逸散量量化方式則為</w:t>
+        <w:t>冷</w:t>
+      </w:r>
+      <w:proofErr w:type="gramStart"/>
+      <w:r>
+        <w:rPr>
+          <w:rFonts w:eastAsia="標楷體" w:hint="eastAsia"/>
+          <w:szCs w:val="24"/>
+        </w:rPr>
+        <w:t>媒逸散量</w:t>
+      </w:r>
+      <w:proofErr w:type="gramEnd"/>
+      <w:r>
+        <w:rPr>
+          <w:rFonts w:eastAsia="標楷體" w:hint="eastAsia"/>
+          <w:szCs w:val="24"/>
+        </w:rPr>
+        <w:t>量化方式則為</w:t>
       </w:r>
       <w:r>
         <w:rPr>
@@ -8321,8 +8445,17 @@
           <w:rFonts w:eastAsia="標楷體" w:hint="eastAsia"/>
           <w:szCs w:val="24"/>
         </w:rPr>
-        <w:t>設備逸散率</w:t>
-      </w:r>
+        <w:t>設備</w:t>
+      </w:r>
+      <w:proofErr w:type="gramStart"/>
+      <w:r>
+        <w:rPr>
+          <w:rFonts w:eastAsia="標楷體" w:hint="eastAsia"/>
+          <w:szCs w:val="24"/>
+        </w:rPr>
+        <w:t>逸散率</w:t>
+      </w:r>
+      <w:proofErr w:type="gramEnd"/>
       <w:r>
         <w:rPr>
           <w:rFonts w:eastAsia="標楷體" w:hint="eastAsia"/>
@@ -8418,7 +8551,23 @@
           <w:rFonts w:eastAsia="標楷體" w:hint="eastAsia"/>
           <w:szCs w:val="24"/>
         </w:rPr>
-        <w:t>冷媒逸散率排放因子</w:t>
+        <w:t>冷</w:t>
+      </w:r>
+      <w:proofErr w:type="gramStart"/>
+      <w:r>
+        <w:rPr>
+          <w:rFonts w:eastAsia="標楷體" w:hint="eastAsia"/>
+          <w:szCs w:val="24"/>
+        </w:rPr>
+        <w:t>媒逸散率</w:t>
+      </w:r>
+      <w:proofErr w:type="gramEnd"/>
+      <w:r>
+        <w:rPr>
+          <w:rFonts w:eastAsia="標楷體" w:hint="eastAsia"/>
+          <w:szCs w:val="24"/>
+        </w:rPr>
+        <w:t>排放因子</w:t>
       </w:r>
       <w:r>
         <w:rPr>
@@ -8514,7 +8663,25 @@
           <w:b/>
           <w:szCs w:val="24"/>
         </w:rPr>
-        <w:t>設備之冷媒逸散率排放因子</w:t>
+        <w:t>設備之冷</w:t>
+      </w:r>
+      <w:proofErr w:type="gramStart"/>
+      <w:r>
+        <w:rPr>
+          <w:rFonts w:eastAsia="標楷體"/>
+          <w:b/>
+          <w:szCs w:val="24"/>
+        </w:rPr>
+        <w:t>媒逸散率</w:t>
+      </w:r>
+      <w:proofErr w:type="gramEnd"/>
+      <w:r>
+        <w:rPr>
+          <w:rFonts w:eastAsia="標楷體"/>
+          <w:b/>
+          <w:szCs w:val="24"/>
+        </w:rPr>
+        <w:t>排放因子</w:t>
       </w:r>
     </w:p>
     <w:tbl>
@@ -8720,6 +8887,7 @@
               </w:rPr>
               <w:t>0.1</w:t>
             </w:r>
+            <w:proofErr w:type="gramStart"/>
             <w:r>
               <w:rPr>
                 <w:rFonts w:eastAsia="標楷體" w:hint="eastAsia"/>
@@ -8727,6 +8895,7 @@
               </w:rPr>
               <w:t>≦</w:t>
             </w:r>
+            <w:proofErr w:type="gramEnd"/>
             <w:r>
               <w:rPr>
                 <w:rFonts w:eastAsia="標楷體"/>
@@ -8734,6 +8903,7 @@
               </w:rPr>
               <w:t>x</w:t>
             </w:r>
+            <w:proofErr w:type="gramStart"/>
             <w:r>
               <w:rPr>
                 <w:rFonts w:eastAsia="標楷體" w:hint="eastAsia"/>
@@ -8741,6 +8911,7 @@
               </w:rPr>
               <w:t>≦</w:t>
             </w:r>
+            <w:proofErr w:type="gramEnd"/>
             <w:r>
               <w:rPr>
                 <w:rFonts w:eastAsia="標楷體"/>
@@ -8854,6 +9025,7 @@
               </w:rPr>
               <w:t>1</w:t>
             </w:r>
+            <w:proofErr w:type="gramStart"/>
             <w:r>
               <w:rPr>
                 <w:rFonts w:eastAsia="標楷體" w:hint="eastAsia"/>
@@ -8861,6 +9033,7 @@
               </w:rPr>
               <w:t>≦</w:t>
             </w:r>
+            <w:proofErr w:type="gramEnd"/>
             <w:r>
               <w:rPr>
                 <w:rFonts w:eastAsia="標楷體"/>
@@ -8868,6 +9041,7 @@
               </w:rPr>
               <w:t>x</w:t>
             </w:r>
+            <w:proofErr w:type="gramStart"/>
             <w:r>
               <w:rPr>
                 <w:rFonts w:eastAsia="標楷體" w:hint="eastAsia"/>
@@ -8875,6 +9049,7 @@
               </w:rPr>
               <w:t>≦</w:t>
             </w:r>
+            <w:proofErr w:type="gramEnd"/>
             <w:r>
               <w:rPr>
                 <w:rFonts w:eastAsia="標楷體"/>
@@ -8988,6 +9163,7 @@
               </w:rPr>
               <w:t>10</w:t>
             </w:r>
+            <w:proofErr w:type="gramStart"/>
             <w:r>
               <w:rPr>
                 <w:rFonts w:eastAsia="標楷體" w:hint="eastAsia"/>
@@ -8995,6 +9171,7 @@
               </w:rPr>
               <w:t>≦</w:t>
             </w:r>
+            <w:proofErr w:type="gramEnd"/>
             <w:r>
               <w:rPr>
                 <w:rFonts w:eastAsia="標楷體"/>
@@ -9002,6 +9179,7 @@
               </w:rPr>
               <w:t>x</w:t>
             </w:r>
+            <w:proofErr w:type="gramStart"/>
             <w:r>
               <w:rPr>
                 <w:rFonts w:eastAsia="標楷體" w:hint="eastAsia"/>
@@ -9009,6 +9187,7 @@
               </w:rPr>
               <w:t>≦</w:t>
             </w:r>
+            <w:proofErr w:type="gramEnd"/>
             <w:r>
               <w:rPr>
                 <w:rFonts w:eastAsia="標楷體"/>
@@ -9122,6 +9301,7 @@
               </w:rPr>
               <w:t>15</w:t>
             </w:r>
+            <w:proofErr w:type="gramStart"/>
             <w:r>
               <w:rPr>
                 <w:rFonts w:eastAsia="標楷體" w:hint="eastAsia"/>
@@ -9129,6 +9309,7 @@
               </w:rPr>
               <w:t>≦</w:t>
             </w:r>
+            <w:proofErr w:type="gramEnd"/>
             <w:r>
               <w:rPr>
                 <w:rFonts w:eastAsia="標楷體"/>
@@ -9136,6 +9317,7 @@
               </w:rPr>
               <w:t>x</w:t>
             </w:r>
+            <w:proofErr w:type="gramStart"/>
             <w:r>
               <w:rPr>
                 <w:rFonts w:eastAsia="標楷體" w:hint="eastAsia"/>
@@ -9143,6 +9325,7 @@
               </w:rPr>
               <w:t>≦</w:t>
             </w:r>
+            <w:proofErr w:type="gramEnd"/>
             <w:r>
               <w:rPr>
                 <w:rFonts w:eastAsia="標楷體"/>
@@ -9256,6 +9439,7 @@
               </w:rPr>
               <w:t>7</w:t>
             </w:r>
+            <w:proofErr w:type="gramStart"/>
             <w:r>
               <w:rPr>
                 <w:rFonts w:eastAsia="標楷體" w:hint="eastAsia"/>
@@ -9263,6 +9447,7 @@
               </w:rPr>
               <w:t>≦</w:t>
             </w:r>
+            <w:proofErr w:type="gramEnd"/>
             <w:r>
               <w:rPr>
                 <w:rFonts w:eastAsia="標楷體"/>
@@ -9270,6 +9455,7 @@
               </w:rPr>
               <w:t>x</w:t>
             </w:r>
+            <w:proofErr w:type="gramStart"/>
             <w:r>
               <w:rPr>
                 <w:rFonts w:eastAsia="標楷體" w:hint="eastAsia"/>
@@ -9277,6 +9463,7 @@
               </w:rPr>
               <w:t>≦</w:t>
             </w:r>
+            <w:proofErr w:type="gramEnd"/>
             <w:r>
               <w:rPr>
                 <w:rFonts w:eastAsia="標楷體"/>
@@ -9390,6 +9577,7 @@
               </w:rPr>
               <w:t>2</w:t>
             </w:r>
+            <w:proofErr w:type="gramStart"/>
             <w:r>
               <w:rPr>
                 <w:rFonts w:eastAsia="標楷體" w:hint="eastAsia"/>
@@ -9397,6 +9585,7 @@
               </w:rPr>
               <w:t>≦</w:t>
             </w:r>
+            <w:proofErr w:type="gramEnd"/>
             <w:r>
               <w:rPr>
                 <w:rFonts w:eastAsia="標楷體"/>
@@ -9404,6 +9593,7 @@
               </w:rPr>
               <w:t>x</w:t>
             </w:r>
+            <w:proofErr w:type="gramStart"/>
             <w:r>
               <w:rPr>
                 <w:rFonts w:eastAsia="標楷體" w:hint="eastAsia"/>
@@ -9411,6 +9601,7 @@
               </w:rPr>
               <w:t>≦</w:t>
             </w:r>
+            <w:proofErr w:type="gramEnd"/>
             <w:r>
               <w:rPr>
                 <w:rFonts w:eastAsia="標楷體"/>
@@ -9524,6 +9715,7 @@
               </w:rPr>
               <w:t>1</w:t>
             </w:r>
+            <w:proofErr w:type="gramStart"/>
             <w:r>
               <w:rPr>
                 <w:rFonts w:eastAsia="標楷體" w:hint="eastAsia"/>
@@ -9531,6 +9723,7 @@
               </w:rPr>
               <w:t>≦</w:t>
             </w:r>
+            <w:proofErr w:type="gramEnd"/>
             <w:r>
               <w:rPr>
                 <w:rFonts w:eastAsia="標楷體"/>
@@ -9538,6 +9731,7 @@
               </w:rPr>
               <w:t>x</w:t>
             </w:r>
+            <w:proofErr w:type="gramStart"/>
             <w:r>
               <w:rPr>
                 <w:rFonts w:eastAsia="標楷體" w:hint="eastAsia"/>
@@ -9545,6 +9739,7 @@
               </w:rPr>
               <w:t>≦</w:t>
             </w:r>
+            <w:proofErr w:type="gramEnd"/>
             <w:r>
               <w:rPr>
                 <w:rFonts w:eastAsia="標楷體"/>
@@ -9658,6 +9853,7 @@
               </w:rPr>
               <w:t>10</w:t>
             </w:r>
+            <w:proofErr w:type="gramStart"/>
             <w:r>
               <w:rPr>
                 <w:rFonts w:eastAsia="標楷體" w:hint="eastAsia"/>
@@ -9665,6 +9861,7 @@
               </w:rPr>
               <w:t>≦</w:t>
             </w:r>
+            <w:proofErr w:type="gramEnd"/>
             <w:r>
               <w:rPr>
                 <w:rFonts w:eastAsia="標楷體"/>
@@ -9672,6 +9869,7 @@
               </w:rPr>
               <w:t>x</w:t>
             </w:r>
+            <w:proofErr w:type="gramStart"/>
             <w:r>
               <w:rPr>
                 <w:rFonts w:eastAsia="標楷體" w:hint="eastAsia"/>
@@ -9679,6 +9877,7 @@
               </w:rPr>
               <w:t>≦</w:t>
             </w:r>
+            <w:proofErr w:type="gramEnd"/>
             <w:r>
               <w:rPr>
                 <w:rFonts w:eastAsia="標楷體"/>
@@ -9939,6 +10138,7 @@
         </w:rPr>
         <w:t>除</w:t>
       </w:r>
+      <w:proofErr w:type="gramStart"/>
       <w:r>
         <w:rPr>
           <w:rFonts w:eastAsia="標楷體" w:hint="eastAsia"/>
@@ -9946,6 +10146,7 @@
         </w:rPr>
         <w:t>銹</w:t>
       </w:r>
+      <w:proofErr w:type="gramEnd"/>
       <w:r>
         <w:rPr>
           <w:rFonts w:eastAsia="標楷體" w:hint="eastAsia"/>
@@ -10101,8 +10302,17 @@
           <w:rFonts w:eastAsia="標楷體" w:hint="eastAsia"/>
           <w:szCs w:val="24"/>
         </w:rPr>
-        <w:t>全球暖化潛勢值</w:t>
-      </w:r>
+        <w:t>全球</w:t>
+      </w:r>
+      <w:proofErr w:type="gramStart"/>
+      <w:r>
+        <w:rPr>
+          <w:rFonts w:eastAsia="標楷體" w:hint="eastAsia"/>
+          <w:szCs w:val="24"/>
+        </w:rPr>
+        <w:t>暖化潛勢值</w:t>
+      </w:r>
+      <w:proofErr w:type="gramEnd"/>
       <w:r>
         <w:rPr>
           <w:rFonts w:eastAsia="標楷體" w:hint="eastAsia"/>
@@ -10249,12 +10459,21 @@
         </w:rPr>
         <w:t xml:space="preserve"> </w:t>
       </w:r>
-      <w:r>
-        <w:rPr>
-          <w:rFonts w:eastAsia="標楷體" w:hint="eastAsia"/>
-          <w:szCs w:val="24"/>
-        </w:rPr>
-        <w:t>Wt%</w:t>
+      <w:proofErr w:type="spellStart"/>
+      <w:r>
+        <w:rPr>
+          <w:rFonts w:eastAsia="標楷體" w:hint="eastAsia"/>
+          <w:szCs w:val="24"/>
+        </w:rPr>
+        <w:t>Wt</w:t>
+      </w:r>
+      <w:proofErr w:type="spellEnd"/>
+      <w:r>
+        <w:rPr>
+          <w:rFonts w:eastAsia="標楷體" w:hint="eastAsia"/>
+          <w:szCs w:val="24"/>
+        </w:rPr>
+        <w:t>%</w:t>
       </w:r>
       <w:r>
         <w:rPr>
@@ -10471,12 +10690,21 @@
         </w:rPr>
         <w:t>2</w:t>
       </w:r>
-      <w:r>
-        <w:rPr>
-          <w:rFonts w:eastAsia="標楷體" w:hint="eastAsia"/>
-          <w:szCs w:val="24"/>
-        </w:rPr>
-        <w:t>隨之逸散。</w:t>
+      <w:proofErr w:type="gramStart"/>
+      <w:r>
+        <w:rPr>
+          <w:rFonts w:eastAsia="標楷體" w:hint="eastAsia"/>
+          <w:szCs w:val="24"/>
+        </w:rPr>
+        <w:t>隨之逸散</w:t>
+      </w:r>
+      <w:proofErr w:type="gramEnd"/>
+      <w:r>
+        <w:rPr>
+          <w:rFonts w:eastAsia="標楷體" w:hint="eastAsia"/>
+          <w:szCs w:val="24"/>
+        </w:rPr>
+        <w:t>。</w:t>
       </w:r>
     </w:p>
     <w:bookmarkEnd w:id="19"/>
@@ -10556,7 +10784,25 @@
           <w:b/>
           <w:szCs w:val="24"/>
         </w:rPr>
-        <w:t>除銹油</w:t>
+        <w:t>除</w:t>
+      </w:r>
+      <w:proofErr w:type="gramStart"/>
+      <w:r>
+        <w:rPr>
+          <w:rFonts w:eastAsia="標楷體" w:hint="eastAsia"/>
+          <w:b/>
+          <w:szCs w:val="24"/>
+        </w:rPr>
+        <w:t>銹</w:t>
+      </w:r>
+      <w:proofErr w:type="gramEnd"/>
+      <w:r>
+        <w:rPr>
+          <w:rFonts w:eastAsia="標楷體" w:hint="eastAsia"/>
+          <w:b/>
+          <w:szCs w:val="24"/>
+        </w:rPr>
+        <w:t>油</w:t>
       </w:r>
       <w:r>
         <w:rPr>
@@ -10856,8 +11102,17 @@
           <w:rFonts w:eastAsia="標楷體" w:hint="eastAsia"/>
           <w:szCs w:val="24"/>
         </w:rPr>
-        <w:t>全球暖化潛勢值</w:t>
-      </w:r>
+        <w:t>全球</w:t>
+      </w:r>
+      <w:proofErr w:type="gramStart"/>
+      <w:r>
+        <w:rPr>
+          <w:rFonts w:eastAsia="標楷體" w:hint="eastAsia"/>
+          <w:szCs w:val="24"/>
+        </w:rPr>
+        <w:t>暖化潛勢值</w:t>
+      </w:r>
+      <w:proofErr w:type="gramEnd"/>
       <w:r>
         <w:rPr>
           <w:rFonts w:eastAsia="標楷體" w:hint="eastAsia"/>
@@ -10941,6 +11196,7 @@
         </w:rPr>
         <w:t>排放係數：</w:t>
       </w:r>
+      <w:proofErr w:type="gramStart"/>
       <w:r>
         <w:rPr>
           <w:rFonts w:eastAsia="標楷體" w:hint="eastAsia"/>
@@ -10955,12 +11211,29 @@
         </w:rPr>
         <w:t>1</w:t>
       </w:r>
-      <w:r>
-        <w:rPr>
-          <w:rFonts w:eastAsia="標楷體" w:hint="eastAsia"/>
-          <w:szCs w:val="24"/>
-        </w:rPr>
-        <w:t>年度之電力排碳係數為</w:t>
+      <w:proofErr w:type="gramEnd"/>
+      <w:r>
+        <w:rPr>
+          <w:rFonts w:eastAsia="標楷體" w:hint="eastAsia"/>
+          <w:szCs w:val="24"/>
+        </w:rPr>
+        <w:t>年度之</w:t>
+      </w:r>
+      <w:proofErr w:type="gramStart"/>
+      <w:r>
+        <w:rPr>
+          <w:rFonts w:eastAsia="標楷體" w:hint="eastAsia"/>
+          <w:szCs w:val="24"/>
+        </w:rPr>
+        <w:t>電力排碳係數</w:t>
+      </w:r>
+      <w:proofErr w:type="gramEnd"/>
+      <w:r>
+        <w:rPr>
+          <w:rFonts w:eastAsia="標楷體" w:hint="eastAsia"/>
+          <w:szCs w:val="24"/>
+        </w:rPr>
+        <w:t>為</w:t>
       </w:r>
       <w:r>
         <w:rPr>
@@ -11173,7 +11446,7 @@
     <w:bookmarkEnd w:id="16"/>
     <w:p>
       <w:pPr>
-        <w:pStyle w:val="af5"/>
+        <w:pStyle w:val="af6"/>
         <w:numPr>
           <w:ilvl w:val="0"/>
           <w:numId w:val="20"/>
@@ -11216,7 +11489,7 @@
     </w:p>
     <w:p>
       <w:pPr>
-        <w:pStyle w:val="af5"/>
+        <w:pStyle w:val="af6"/>
         <w:numPr>
           <w:ilvl w:val="1"/>
           <w:numId w:val="15"/>
@@ -11242,51 +11515,60 @@
           <w:rFonts w:hint="eastAsia"/>
           <w:sz w:val="24"/>
         </w:rPr>
-        <w:t>各排放源之量化公式與活動數據蒐集方式彙整如表</w:t>
-      </w:r>
-      <w:r>
-        <w:rPr>
-          <w:sz w:val="24"/>
-        </w:rPr>
-        <w:t>4.</w:t>
-      </w:r>
+        <w:t>各排放源之量化公式與活動數據蒐集方式</w:t>
+      </w:r>
+      <w:proofErr w:type="gramStart"/>
       <w:r>
         <w:rPr>
           <w:rFonts w:hint="eastAsia"/>
           <w:sz w:val="24"/>
         </w:rPr>
-        <w:t>1</w:t>
-      </w:r>
+        <w:t>彙整如表</w:t>
+      </w:r>
+      <w:proofErr w:type="gramEnd"/>
       <w:r>
         <w:rPr>
           <w:sz w:val="24"/>
         </w:rPr>
-        <w:t>3</w:t>
+        <w:t>4.</w:t>
       </w:r>
       <w:r>
         <w:rPr>
           <w:rFonts w:hint="eastAsia"/>
           <w:sz w:val="24"/>
         </w:rPr>
-        <w:t>所示</w:t>
+        <w:t>1</w:t>
       </w:r>
       <w:r>
         <w:rPr>
           <w:sz w:val="24"/>
         </w:rPr>
-        <w:t>…..</w:t>
+        <w:t>3</w:t>
       </w:r>
       <w:r>
         <w:rPr>
           <w:rFonts w:hint="eastAsia"/>
           <w:sz w:val="24"/>
         </w:rPr>
+        <w:t>所示</w:t>
+      </w:r>
+      <w:r>
+        <w:rPr>
+          <w:sz w:val="24"/>
+        </w:rPr>
+        <w:t>…..</w:t>
+      </w:r>
+      <w:r>
+        <w:rPr>
+          <w:rFonts w:hint="eastAsia"/>
+          <w:sz w:val="24"/>
+        </w:rPr>
         <w:t>。</w:t>
       </w:r>
     </w:p>
     <w:p>
       <w:pPr>
-        <w:pStyle w:val="af5"/>
+        <w:pStyle w:val="af6"/>
         <w:numPr>
           <w:ilvl w:val="1"/>
           <w:numId w:val="15"/>
@@ -12133,8 +12415,17 @@
                 <w:rFonts w:eastAsia="標楷體" w:hAnsi="標楷體"/>
                 <w:sz w:val="20"/>
               </w:rPr>
-              <w:t>估算溫室氣體逸散量</w:t>
-            </w:r>
+              <w:t>估算溫室氣體</w:t>
+            </w:r>
+            <w:proofErr w:type="gramStart"/>
+            <w:r>
+              <w:rPr>
+                <w:rFonts w:eastAsia="標楷體" w:hAnsi="標楷體"/>
+                <w:sz w:val="20"/>
+              </w:rPr>
+              <w:t>逸散量</w:t>
+            </w:r>
+            <w:proofErr w:type="gramEnd"/>
           </w:p>
         </w:tc>
         <w:tc>
@@ -12462,7 +12753,7 @@
     </w:tbl>
     <w:p>
       <w:pPr>
-        <w:pStyle w:val="af5"/>
+        <w:pStyle w:val="af6"/>
         <w:adjustRightInd w:val="0"/>
         <w:snapToGrid w:val="0"/>
         <w:spacing w:afterLines="50" w:after="120" w:line="240" w:lineRule="auto"/>
@@ -12471,7 +12762,7 @@
     </w:p>
     <w:p>
       <w:pPr>
-        <w:pStyle w:val="af5"/>
+        <w:pStyle w:val="af6"/>
         <w:numPr>
           <w:ilvl w:val="0"/>
           <w:numId w:val="20"/>
@@ -12495,7 +12786,7 @@
     </w:p>
     <w:p>
       <w:pPr>
-        <w:pStyle w:val="af5"/>
+        <w:pStyle w:val="af6"/>
         <w:adjustRightInd w:val="0"/>
         <w:snapToGrid w:val="0"/>
         <w:spacing w:afterLines="50" w:after="120" w:line="240" w:lineRule="auto"/>
@@ -12566,6 +12857,7 @@
         </w:rPr>
         <w:t>、「產品碳足跡資訊網」以及</w:t>
       </w:r>
+      <w:proofErr w:type="spellStart"/>
       <w:r>
         <w:rPr>
           <w:rFonts w:hint="eastAsia"/>
@@ -12573,6 +12865,7 @@
         </w:rPr>
         <w:t>SimaPro</w:t>
       </w:r>
+      <w:proofErr w:type="spellEnd"/>
       <w:r>
         <w:rPr>
           <w:rFonts w:hint="eastAsia"/>
@@ -12610,7 +12903,21 @@
         <w:rPr>
           <w:sz w:val="24"/>
         </w:rPr>
-        <w:t>…….</w:t>
+        <w:t>…</w:t>
+      </w:r>
+      <w:proofErr w:type="gramStart"/>
+      <w:r>
+        <w:rPr>
+          <w:sz w:val="24"/>
+        </w:rPr>
+        <w:t>…</w:t>
+      </w:r>
+      <w:proofErr w:type="gramEnd"/>
+      <w:r>
+        <w:rPr>
+          <w:sz w:val="24"/>
+        </w:rPr>
+        <w:t>.</w:t>
       </w:r>
       <w:r>
         <w:rPr>
@@ -12622,7 +12929,7 @@
     </w:p>
     <w:p>
       <w:pPr>
-        <w:pStyle w:val="af5"/>
+        <w:pStyle w:val="af6"/>
         <w:numPr>
           <w:ilvl w:val="0"/>
           <w:numId w:val="20"/>
@@ -12640,8 +12947,16 @@
         <w:rPr>
           <w:sz w:val="24"/>
         </w:rPr>
-        <w:t>全球暖化潛勢值</w:t>
-      </w:r>
+        <w:t>全球</w:t>
+      </w:r>
+      <w:proofErr w:type="gramStart"/>
+      <w:r>
+        <w:rPr>
+          <w:sz w:val="24"/>
+        </w:rPr>
+        <w:t>暖化潛勢值</w:t>
+      </w:r>
+      <w:proofErr w:type="gramEnd"/>
       <w:r>
         <w:rPr>
           <w:rFonts w:hint="eastAsia"/>
@@ -12665,7 +12980,7 @@
     </w:p>
     <w:p>
       <w:pPr>
-        <w:pStyle w:val="af5"/>
+        <w:pStyle w:val="af6"/>
         <w:adjustRightInd w:val="0"/>
         <w:snapToGrid w:val="0"/>
         <w:spacing w:afterLines="50" w:after="120" w:line="240" w:lineRule="auto"/>
@@ -12681,6 +12996,7 @@
         </w:rPr>
         <w:t>計算出各類溫室氣體排放量後，</w:t>
       </w:r>
+      <w:proofErr w:type="gramStart"/>
       <w:r>
         <w:rPr>
           <w:rFonts w:hint="eastAsia"/>
@@ -12692,8 +13008,23 @@
         <w:rPr>
           <w:sz w:val="24"/>
         </w:rPr>
-        <w:t>乘上各種溫室氣體所屬之全球暖化潛勢值</w:t>
-      </w:r>
+        <w:t>乘上</w:t>
+      </w:r>
+      <w:proofErr w:type="gramEnd"/>
+      <w:r>
+        <w:rPr>
+          <w:sz w:val="24"/>
+        </w:rPr>
+        <w:t>各種溫室氣體所屬之全球</w:t>
+      </w:r>
+      <w:proofErr w:type="gramStart"/>
+      <w:r>
+        <w:rPr>
+          <w:sz w:val="24"/>
+        </w:rPr>
+        <w:t>暖化潛勢值</w:t>
+      </w:r>
+      <w:proofErr w:type="gramEnd"/>
       <w:r>
         <w:rPr>
           <w:rFonts w:hint="eastAsia"/>
@@ -12774,7 +13105,21 @@
         <w:rPr>
           <w:sz w:val="24"/>
         </w:rPr>
-        <w:t>…….</w:t>
+        <w:t>…</w:t>
+      </w:r>
+      <w:proofErr w:type="gramStart"/>
+      <w:r>
+        <w:rPr>
+          <w:sz w:val="24"/>
+        </w:rPr>
+        <w:t>…</w:t>
+      </w:r>
+      <w:proofErr w:type="gramEnd"/>
+      <w:r>
+        <w:rPr>
+          <w:sz w:val="24"/>
+        </w:rPr>
+        <w:t>.</w:t>
       </w:r>
       <w:r>
         <w:rPr>
@@ -12815,7 +13160,7 @@
     </w:p>
     <w:p>
       <w:pPr>
-        <w:pStyle w:val="af5"/>
+        <w:pStyle w:val="af6"/>
         <w:adjustRightInd w:val="0"/>
         <w:snapToGrid w:val="0"/>
         <w:spacing w:afterLines="50" w:after="120" w:line="240" w:lineRule="auto"/>
@@ -12849,7 +13194,15 @@
         <w:t>除以新的量化計算方式計算外，並需與原來之計算方式做一比較，並說明二者之差異及選用新方法的理由</w:t>
       </w:r>
       <w:r>
-        <w:t>…….</w:t>
+        <w:t>…</w:t>
+      </w:r>
+      <w:proofErr w:type="gramStart"/>
+      <w:r>
+        <w:t>…</w:t>
+      </w:r>
+      <w:proofErr w:type="gramEnd"/>
+      <w:r>
+        <w:t>.</w:t>
       </w:r>
       <w:r>
         <w:rPr>
@@ -12903,7 +13256,7 @@
     </w:p>
     <w:p>
       <w:pPr>
-        <w:pStyle w:val="af5"/>
+        <w:pStyle w:val="af6"/>
         <w:adjustRightInd w:val="0"/>
         <w:snapToGrid w:val="0"/>
         <w:spacing w:afterLines="50" w:after="120" w:line="240" w:lineRule="auto"/>
@@ -12921,7 +13274,15 @@
         <w:t>本次盤查作業若量化方法屬於排放係數法者</w:t>
       </w:r>
       <w:r>
-        <w:t>…….</w:t>
+        <w:t>…</w:t>
+      </w:r>
+      <w:proofErr w:type="gramStart"/>
+      <w:r>
+        <w:t>…</w:t>
+      </w:r>
+      <w:proofErr w:type="gramEnd"/>
+      <w:r>
+        <w:t>.</w:t>
       </w:r>
       <w:r>
         <w:rPr>
@@ -13075,8 +13436,18 @@
           <w:sz w:val="24"/>
           <w:szCs w:val="24"/>
         </w:rPr>
-        <w:t>……</w:t>
-      </w:r>
+        <w:t>…</w:t>
+      </w:r>
+      <w:proofErr w:type="gramStart"/>
+      <w:r>
+        <w:rPr>
+          <w:rFonts w:eastAsia="標楷體"/>
+          <w:sz w:val="24"/>
+          <w:szCs w:val="24"/>
+        </w:rPr>
+        <w:t>…</w:t>
+      </w:r>
+      <w:proofErr w:type="gramEnd"/>
       <w:r>
         <w:rPr>
           <w:rFonts w:eastAsia="標楷體"/>
@@ -13229,7 +13600,25 @@
           <w:sz w:val="24"/>
           <w:szCs w:val="24"/>
         </w:rPr>
-        <w:t>…….</w:t>
+        <w:t>…</w:t>
+      </w:r>
+      <w:proofErr w:type="gramStart"/>
+      <w:r>
+        <w:rPr>
+          <w:rFonts w:eastAsia="標楷體"/>
+          <w:sz w:val="24"/>
+          <w:szCs w:val="24"/>
+        </w:rPr>
+        <w:t>…</w:t>
+      </w:r>
+      <w:proofErr w:type="gramEnd"/>
+      <w:r>
+        <w:rPr>
+          <w:rFonts w:eastAsia="標楷體"/>
+          <w:sz w:val="24"/>
+          <w:szCs w:val="24"/>
+        </w:rPr>
+        <w:t>.</w:t>
       </w:r>
       <w:r>
         <w:rPr>
@@ -15278,6 +15667,7 @@
               </w:rPr>
               <w:t>年總排放當量</w:t>
             </w:r>
+            <w:proofErr w:type="gramStart"/>
             <w:r>
               <w:rPr>
                 <w:rFonts w:eastAsia="標楷體" w:hint="eastAsia"/>
@@ -15287,6 +15677,7 @@
               </w:rPr>
               <w:t>註</w:t>
             </w:r>
+            <w:proofErr w:type="gramEnd"/>
           </w:p>
         </w:tc>
         <w:tc>
@@ -15904,6 +16295,7 @@
                 <w:szCs w:val="18"/>
               </w:rPr>
             </w:pPr>
+            <w:proofErr w:type="gramStart"/>
             <w:r>
               <w:rPr>
                 <w:rFonts w:eastAsia="標楷體" w:hint="eastAsia"/>
@@ -15912,6 +16304,7 @@
               </w:rPr>
               <w:t>氣體別占比</w:t>
             </w:r>
+            <w:proofErr w:type="gramEnd"/>
             <w:r>
               <w:rPr>
                 <w:rFonts w:eastAsia="標楷體" w:hint="eastAsia"/>
@@ -16407,13 +16800,23 @@
                 <w:szCs w:val="18"/>
               </w:rPr>
             </w:pPr>
+            <w:proofErr w:type="gramStart"/>
             <w:r>
               <w:rPr>
                 <w:rFonts w:eastAsia="標楷體" w:hint="eastAsia"/>
                 <w:sz w:val="18"/>
                 <w:szCs w:val="18"/>
               </w:rPr>
-              <w:t>註：依溫室氣體排放量盤查登錄管理辦法第二條第一款規定，溫室氣體排放量以公噸二氧化碳當量</w:t>
+              <w:t>註</w:t>
+            </w:r>
+            <w:proofErr w:type="gramEnd"/>
+            <w:r>
+              <w:rPr>
+                <w:rFonts w:eastAsia="標楷體" w:hint="eastAsia"/>
+                <w:sz w:val="18"/>
+                <w:szCs w:val="18"/>
+              </w:rPr>
+              <w:t>：依溫室氣體排放量盤查登錄管理辦法第二條第一款規定，溫室氣體排放量以公噸二氧化碳當量</w:t>
             </w:r>
             <w:r>
               <w:rPr>
@@ -16968,8 +17371,18 @@
                 <w:sz w:val="18"/>
                 <w:szCs w:val="18"/>
               </w:rPr>
-              <w:t>類別一</w:t>
-            </w:r>
+              <w:t>類別</w:t>
+            </w:r>
+            <w:proofErr w:type="gramStart"/>
+            <w:r>
+              <w:rPr>
+                <w:rFonts w:eastAsia="標楷體" w:hint="eastAsia"/>
+                <w:sz w:val="18"/>
+                <w:szCs w:val="18"/>
+              </w:rPr>
+              <w:t>一</w:t>
+            </w:r>
+            <w:proofErr w:type="gramEnd"/>
             <w:r>
               <w:rPr>
                 <w:rFonts w:eastAsia="標楷體" w:hint="eastAsia"/>
@@ -17029,8 +17442,18 @@
                 <w:sz w:val="18"/>
                 <w:szCs w:val="18"/>
               </w:rPr>
-              <w:t>類別一</w:t>
-            </w:r>
+              <w:t>類別</w:t>
+            </w:r>
+            <w:proofErr w:type="gramStart"/>
+            <w:r>
+              <w:rPr>
+                <w:rFonts w:eastAsia="標楷體" w:hint="eastAsia"/>
+                <w:sz w:val="18"/>
+                <w:szCs w:val="18"/>
+              </w:rPr>
+              <w:t>一</w:t>
+            </w:r>
+            <w:proofErr w:type="gramEnd"/>
             <w:r>
               <w:rPr>
                 <w:rFonts w:eastAsia="標楷體" w:hint="eastAsia"/>
@@ -17090,8 +17513,18 @@
                 <w:sz w:val="18"/>
                 <w:szCs w:val="18"/>
               </w:rPr>
-              <w:t>類別一</w:t>
-            </w:r>
+              <w:t>類別</w:t>
+            </w:r>
+            <w:proofErr w:type="gramStart"/>
+            <w:r>
+              <w:rPr>
+                <w:rFonts w:eastAsia="標楷體" w:hint="eastAsia"/>
+                <w:sz w:val="18"/>
+                <w:szCs w:val="18"/>
+              </w:rPr>
+              <w:t>一</w:t>
+            </w:r>
+            <w:proofErr w:type="gramEnd"/>
             <w:r>
               <w:rPr>
                 <w:rFonts w:eastAsia="標楷體" w:hint="eastAsia"/>
@@ -17151,8 +17584,18 @@
                 <w:sz w:val="18"/>
                 <w:szCs w:val="18"/>
               </w:rPr>
-              <w:t>類別一</w:t>
-            </w:r>
+              <w:t>類別</w:t>
+            </w:r>
+            <w:proofErr w:type="gramStart"/>
+            <w:r>
+              <w:rPr>
+                <w:rFonts w:eastAsia="標楷體" w:hint="eastAsia"/>
+                <w:sz w:val="18"/>
+                <w:szCs w:val="18"/>
+              </w:rPr>
+              <w:t>一</w:t>
+            </w:r>
+            <w:proofErr w:type="gramEnd"/>
             <w:r>
               <w:rPr>
                 <w:rFonts w:eastAsia="標楷體" w:hint="eastAsia"/>
@@ -17212,8 +17655,18 @@
                 <w:sz w:val="18"/>
                 <w:szCs w:val="18"/>
               </w:rPr>
-              <w:t>類別一</w:t>
-            </w:r>
+              <w:t>類別</w:t>
+            </w:r>
+            <w:proofErr w:type="gramStart"/>
+            <w:r>
+              <w:rPr>
+                <w:rFonts w:eastAsia="標楷體" w:hint="eastAsia"/>
+                <w:sz w:val="18"/>
+                <w:szCs w:val="18"/>
+              </w:rPr>
+              <w:t>一</w:t>
+            </w:r>
+            <w:proofErr w:type="gramEnd"/>
             <w:r>
               <w:rPr>
                 <w:rFonts w:eastAsia="標楷體" w:hint="eastAsia"/>
@@ -17273,8 +17726,18 @@
                 <w:sz w:val="18"/>
                 <w:szCs w:val="18"/>
               </w:rPr>
-              <w:t>類別一</w:t>
-            </w:r>
+              <w:t>類別</w:t>
+            </w:r>
+            <w:proofErr w:type="gramStart"/>
+            <w:r>
+              <w:rPr>
+                <w:rFonts w:eastAsia="標楷體" w:hint="eastAsia"/>
+                <w:sz w:val="18"/>
+                <w:szCs w:val="18"/>
+              </w:rPr>
+              <w:t>一</w:t>
+            </w:r>
+            <w:proofErr w:type="gramEnd"/>
             <w:r>
               <w:rPr>
                 <w:rFonts w:eastAsia="標楷體" w:hint="eastAsia"/>
@@ -17334,8 +17797,18 @@
                 <w:sz w:val="18"/>
                 <w:szCs w:val="18"/>
               </w:rPr>
-              <w:t>類別一</w:t>
-            </w:r>
+              <w:t>類別</w:t>
+            </w:r>
+            <w:proofErr w:type="gramStart"/>
+            <w:r>
+              <w:rPr>
+                <w:rFonts w:eastAsia="標楷體" w:hint="eastAsia"/>
+                <w:sz w:val="18"/>
+                <w:szCs w:val="18"/>
+              </w:rPr>
+              <w:t>一</w:t>
+            </w:r>
+            <w:proofErr w:type="gramEnd"/>
             <w:r>
               <w:rPr>
                 <w:rFonts w:eastAsia="標楷體" w:hint="eastAsia"/>
@@ -17432,6 +17905,7 @@
                 <w:szCs w:val="18"/>
               </w:rPr>
             </w:pPr>
+            <w:proofErr w:type="gramStart"/>
             <w:r>
               <w:rPr>
                 <w:rFonts w:eastAsia="標楷體" w:hint="eastAsia"/>
@@ -17440,6 +17914,7 @@
               </w:rPr>
               <w:t>氣體別占比</w:t>
             </w:r>
+            <w:proofErr w:type="gramEnd"/>
             <w:r>
               <w:rPr>
                 <w:rFonts w:eastAsia="標楷體" w:hint="eastAsia"/>
@@ -17507,8 +17982,18 @@
                 <w:sz w:val="18"/>
                 <w:szCs w:val="18"/>
               </w:rPr>
-              <w:t>類別一</w:t>
-            </w:r>
+              <w:t>類別</w:t>
+            </w:r>
+            <w:proofErr w:type="gramStart"/>
+            <w:r>
+              <w:rPr>
+                <w:rFonts w:eastAsia="標楷體" w:hint="eastAsia"/>
+                <w:sz w:val="18"/>
+                <w:szCs w:val="18"/>
+              </w:rPr>
+              <w:t>一</w:t>
+            </w:r>
+            <w:proofErr w:type="gramEnd"/>
             <w:r>
               <w:rPr>
                 <w:rFonts w:eastAsia="標楷體" w:hint="eastAsia"/>
@@ -17568,8 +18053,18 @@
                 <w:sz w:val="18"/>
                 <w:szCs w:val="18"/>
               </w:rPr>
-              <w:t>類別一</w:t>
-            </w:r>
+              <w:t>類別</w:t>
+            </w:r>
+            <w:proofErr w:type="gramStart"/>
+            <w:r>
+              <w:rPr>
+                <w:rFonts w:eastAsia="標楷體" w:hint="eastAsia"/>
+                <w:sz w:val="18"/>
+                <w:szCs w:val="18"/>
+              </w:rPr>
+              <w:t>一</w:t>
+            </w:r>
+            <w:proofErr w:type="gramEnd"/>
             <w:r>
               <w:rPr>
                 <w:rFonts w:eastAsia="標楷體" w:hint="eastAsia"/>
@@ -17629,8 +18124,18 @@
                 <w:sz w:val="18"/>
                 <w:szCs w:val="18"/>
               </w:rPr>
-              <w:t>類別一</w:t>
-            </w:r>
+              <w:t>類別</w:t>
+            </w:r>
+            <w:proofErr w:type="gramStart"/>
+            <w:r>
+              <w:rPr>
+                <w:rFonts w:eastAsia="標楷體" w:hint="eastAsia"/>
+                <w:sz w:val="18"/>
+                <w:szCs w:val="18"/>
+              </w:rPr>
+              <w:t>一</w:t>
+            </w:r>
+            <w:proofErr w:type="gramEnd"/>
             <w:r>
               <w:rPr>
                 <w:rFonts w:eastAsia="標楷體" w:hint="eastAsia"/>
@@ -17690,8 +18195,18 @@
                 <w:sz w:val="18"/>
                 <w:szCs w:val="18"/>
               </w:rPr>
-              <w:t>類別一</w:t>
-            </w:r>
+              <w:t>類別</w:t>
+            </w:r>
+            <w:proofErr w:type="gramStart"/>
+            <w:r>
+              <w:rPr>
+                <w:rFonts w:eastAsia="標楷體" w:hint="eastAsia"/>
+                <w:sz w:val="18"/>
+                <w:szCs w:val="18"/>
+              </w:rPr>
+              <w:t>一</w:t>
+            </w:r>
+            <w:proofErr w:type="gramEnd"/>
             <w:r>
               <w:rPr>
                 <w:rFonts w:eastAsia="標楷體" w:hint="eastAsia"/>
@@ -17751,8 +18266,18 @@
                 <w:sz w:val="18"/>
                 <w:szCs w:val="18"/>
               </w:rPr>
-              <w:t>類別一</w:t>
-            </w:r>
+              <w:t>類別</w:t>
+            </w:r>
+            <w:proofErr w:type="gramStart"/>
+            <w:r>
+              <w:rPr>
+                <w:rFonts w:eastAsia="標楷體" w:hint="eastAsia"/>
+                <w:sz w:val="18"/>
+                <w:szCs w:val="18"/>
+              </w:rPr>
+              <w:t>一</w:t>
+            </w:r>
+            <w:proofErr w:type="gramEnd"/>
             <w:r>
               <w:rPr>
                 <w:rFonts w:eastAsia="標楷體" w:hint="eastAsia"/>
@@ -17812,8 +18337,18 @@
                 <w:sz w:val="18"/>
                 <w:szCs w:val="18"/>
               </w:rPr>
-              <w:t>類別一</w:t>
-            </w:r>
+              <w:t>類別</w:t>
+            </w:r>
+            <w:proofErr w:type="gramStart"/>
+            <w:r>
+              <w:rPr>
+                <w:rFonts w:eastAsia="標楷體" w:hint="eastAsia"/>
+                <w:sz w:val="18"/>
+                <w:szCs w:val="18"/>
+              </w:rPr>
+              <w:t>一</w:t>
+            </w:r>
+            <w:proofErr w:type="gramEnd"/>
             <w:r>
               <w:rPr>
                 <w:rFonts w:eastAsia="標楷體" w:hint="eastAsia"/>
@@ -17873,8 +18408,18 @@
                 <w:sz w:val="18"/>
                 <w:szCs w:val="18"/>
               </w:rPr>
-              <w:t>類別一</w:t>
-            </w:r>
+              <w:t>類別</w:t>
+            </w:r>
+            <w:proofErr w:type="gramStart"/>
+            <w:r>
+              <w:rPr>
+                <w:rFonts w:eastAsia="標楷體" w:hint="eastAsia"/>
+                <w:sz w:val="18"/>
+                <w:szCs w:val="18"/>
+              </w:rPr>
+              <w:t>一</w:t>
+            </w:r>
+            <w:proofErr w:type="gramEnd"/>
             <w:r>
               <w:rPr>
                 <w:rFonts w:eastAsia="標楷體" w:hint="eastAsia"/>
@@ -17977,6 +18522,7 @@
               </w:rPr>
               <w:t>類別</w:t>
             </w:r>
+            <w:proofErr w:type="gramStart"/>
             <w:r>
               <w:rPr>
                 <w:rFonts w:eastAsia="標楷體" w:hint="eastAsia"/>
@@ -17987,6 +18533,7 @@
               </w:rPr>
               <w:t>一</w:t>
             </w:r>
+            <w:proofErr w:type="gramEnd"/>
             <w:r>
               <w:rPr>
                 <w:rFonts w:eastAsia="標楷體" w:hint="eastAsia"/>
@@ -18074,6 +18621,7 @@
               </w:rPr>
               <w:t>類別</w:t>
             </w:r>
+            <w:proofErr w:type="gramStart"/>
             <w:r>
               <w:rPr>
                 <w:rFonts w:eastAsia="標楷體" w:hint="eastAsia"/>
@@ -18082,6 +18630,7 @@
               </w:rPr>
               <w:t>一</w:t>
             </w:r>
+            <w:proofErr w:type="gramEnd"/>
           </w:p>
         </w:tc>
         <w:tc>
@@ -18858,6 +19407,7 @@
                 <w:szCs w:val="18"/>
               </w:rPr>
             </w:pPr>
+            <w:proofErr w:type="gramStart"/>
             <w:r>
               <w:rPr>
                 <w:rFonts w:eastAsia="標楷體" w:hint="eastAsia"/>
@@ -18866,6 +19416,7 @@
               </w:rPr>
               <w:t>氣體別占比</w:t>
             </w:r>
+            <w:proofErr w:type="gramEnd"/>
             <w:r>
               <w:rPr>
                 <w:rFonts w:eastAsia="標楷體" w:hint="eastAsia"/>
@@ -18933,7 +19484,25 @@
                 <w:sz w:val="18"/>
                 <w:szCs w:val="18"/>
               </w:rPr>
-              <w:t>類別一占比</w:t>
+              <w:t>類別</w:t>
+            </w:r>
+            <w:proofErr w:type="gramStart"/>
+            <w:r>
+              <w:rPr>
+                <w:rFonts w:eastAsia="標楷體" w:hint="eastAsia"/>
+                <w:sz w:val="18"/>
+                <w:szCs w:val="18"/>
+              </w:rPr>
+              <w:t>一</w:t>
+            </w:r>
+            <w:proofErr w:type="gramEnd"/>
+            <w:r>
+              <w:rPr>
+                <w:rFonts w:eastAsia="標楷體" w:hint="eastAsia"/>
+                <w:sz w:val="18"/>
+                <w:szCs w:val="18"/>
+              </w:rPr>
+              <w:t>占比</w:t>
             </w:r>
             <w:r>
               <w:rPr>
@@ -19309,13 +19878,23 @@
                 <w:szCs w:val="18"/>
               </w:rPr>
             </w:pPr>
+            <w:proofErr w:type="gramStart"/>
             <w:r>
               <w:rPr>
                 <w:rFonts w:eastAsia="標楷體" w:hint="eastAsia"/>
                 <w:sz w:val="18"/>
                 <w:szCs w:val="18"/>
               </w:rPr>
-              <w:t>註：依溫室氣體排放量盤查登錄管理辦法第二條第一款規定，溫室氣體排放量以公噸二氧化碳當量</w:t>
+              <w:t>註</w:t>
+            </w:r>
+            <w:proofErr w:type="gramEnd"/>
+            <w:r>
+              <w:rPr>
+                <w:rFonts w:eastAsia="標楷體" w:hint="eastAsia"/>
+                <w:sz w:val="18"/>
+                <w:szCs w:val="18"/>
+              </w:rPr>
+              <w:t>：依溫室氣體排放量盤查登錄管理辦法第二條第一款規定，溫室氣體排放量以公噸二氧化碳當量</w:t>
             </w:r>
             <w:r>
               <w:rPr>
@@ -19573,7 +20152,23 @@
           <w:rFonts w:eastAsia="標楷體"/>
           <w:szCs w:val="24"/>
         </w:rPr>
-        <w:t xml:space="preserve">Fifth Assessment Report : Climate Change </w:t>
+        <w:t xml:space="preserve">Fifth Assessment </w:t>
+      </w:r>
+      <w:proofErr w:type="gramStart"/>
+      <w:r>
+        <w:rPr>
+          <w:rFonts w:eastAsia="標楷體"/>
+          <w:szCs w:val="24"/>
+        </w:rPr>
+        <w:t>Report :</w:t>
+      </w:r>
+      <w:proofErr w:type="gramEnd"/>
+      <w:r>
+        <w:rPr>
+          <w:rFonts w:eastAsia="標楷體"/>
+          <w:szCs w:val="24"/>
+        </w:rPr>
+        <w:t xml:space="preserve"> Climate Change </w:t>
       </w:r>
       <w:r>
         <w:rPr>
@@ -33823,6 +34418,7 @@
   <w:style w:type="paragraph" w:styleId="ac">
     <w:name w:val="Body Text Indent"/>
     <w:basedOn w:val="a"/>
+    <w:link w:val="ad"/>
     <w:rsid w:val="001F748B"/>
     <w:pPr>
       <w:spacing w:after="120"/>
@@ -33848,7 +34444,7 @@
       <w:kern w:val="0"/>
     </w:rPr>
   </w:style>
-  <w:style w:type="table" w:styleId="ad">
+  <w:style w:type="table" w:styleId="ae">
     <w:name w:val="Table Grid"/>
     <w:basedOn w:val="a1"/>
     <w:rsid w:val="00315EDB"/>
@@ -33866,7 +34462,7 @@
       </w:tblBorders>
     </w:tblPr>
   </w:style>
-  <w:style w:type="paragraph" w:styleId="ae">
+  <w:style w:type="paragraph" w:styleId="af">
     <w:name w:val="Date"/>
     <w:basedOn w:val="a"/>
     <w:next w:val="a"/>
@@ -33875,7 +34471,7 @@
       <w:jc w:val="right"/>
     </w:pPr>
   </w:style>
-  <w:style w:type="paragraph" w:styleId="af">
+  <w:style w:type="paragraph" w:styleId="af0">
     <w:name w:val="Balloon Text"/>
     <w:basedOn w:val="a"/>
     <w:semiHidden/>
@@ -33900,7 +34496,7 @@
       </w:tabs>
     </w:pPr>
   </w:style>
-  <w:style w:type="character" w:styleId="af0">
+  <w:style w:type="character" w:styleId="af1">
     <w:name w:val="Hyperlink"/>
     <w:uiPriority w:val="99"/>
     <w:rsid w:val="00280175"/>
@@ -33964,7 +34560,7 @@
       <w:szCs w:val="18"/>
     </w:rPr>
   </w:style>
-  <w:style w:type="character" w:styleId="af1">
+  <w:style w:type="character" w:styleId="af2">
     <w:name w:val="annotation reference"/>
     <w:semiHidden/>
     <w:rsid w:val="00FA6118"/>
@@ -33973,16 +34569,16 @@
       <w:szCs w:val="18"/>
     </w:rPr>
   </w:style>
-  <w:style w:type="paragraph" w:styleId="af2">
+  <w:style w:type="paragraph" w:styleId="af3">
     <w:name w:val="annotation text"/>
     <w:basedOn w:val="a"/>
     <w:semiHidden/>
     <w:rsid w:val="00FA6118"/>
   </w:style>
-  <w:style w:type="paragraph" w:styleId="af3">
+  <w:style w:type="paragraph" w:styleId="af4">
     <w:name w:val="annotation subject"/>
-    <w:basedOn w:val="af2"/>
-    <w:next w:val="af2"/>
+    <w:basedOn w:val="af3"/>
+    <w:next w:val="af3"/>
     <w:semiHidden/>
     <w:rsid w:val="00FA6118"/>
     <w:rPr>
@@ -33990,7 +34586,7 @@
       <w:bCs/>
     </w:rPr>
   </w:style>
-  <w:style w:type="paragraph" w:customStyle="1" w:styleId="af4">
+  <w:style w:type="paragraph" w:customStyle="1" w:styleId="af5">
     <w:name w:val="表頭"/>
     <w:basedOn w:val="a"/>
     <w:rsid w:val="002C3EC4"/>
@@ -34008,7 +34604,7 @@
       <w:szCs w:val="28"/>
     </w:rPr>
   </w:style>
-  <w:style w:type="paragraph" w:styleId="af5">
+  <w:style w:type="paragraph" w:styleId="af6">
     <w:name w:val="Block Text"/>
     <w:basedOn w:val="a"/>
     <w:rsid w:val="002C3EC4"/>
@@ -34065,7 +34661,7 @@
       <w:szCs w:val="52"/>
     </w:rPr>
   </w:style>
-  <w:style w:type="paragraph" w:styleId="af6">
+  <w:style w:type="paragraph" w:styleId="af7">
     <w:name w:val="TOC Heading"/>
     <w:basedOn w:val="1"/>
     <w:next w:val="a"/>
@@ -34088,7 +34684,7 @@
       <w:szCs w:val="32"/>
     </w:rPr>
   </w:style>
-  <w:style w:type="character" w:styleId="af7">
+  <w:style w:type="character" w:styleId="af8">
     <w:name w:val="FollowedHyperlink"/>
     <w:uiPriority w:val="99"/>
     <w:semiHidden/>
@@ -34269,7 +34865,7 @@
       <w:szCs w:val="24"/>
     </w:rPr>
   </w:style>
-  <w:style w:type="paragraph" w:customStyle="1" w:styleId="af8">
+  <w:style w:type="paragraph" w:customStyle="1" w:styleId="af9">
     <w:name w:val="方案"/>
     <w:basedOn w:val="a"/>
     <w:rsid w:val="00FB0EE8"/>
@@ -34306,6 +34902,26 @@
     <w:rsid w:val="00A15DFE"/>
     <w:rPr>
       <w:kern w:val="2"/>
+    </w:rPr>
+  </w:style>
+  <w:style w:type="paragraph" w:styleId="afa">
+    <w:name w:val="List Paragraph"/>
+    <w:basedOn w:val="a"/>
+    <w:uiPriority w:val="34"/>
+    <w:qFormat/>
+    <w:rsid w:val="00FD1C83"/>
+    <w:pPr>
+      <w:ind w:leftChars="200" w:left="480"/>
+    </w:pPr>
+  </w:style>
+  <w:style w:type="character" w:customStyle="1" w:styleId="ad">
+    <w:name w:val="本文縮排 字元"/>
+    <w:basedOn w:val="a0"/>
+    <w:link w:val="ac"/>
+    <w:rsid w:val="00FD1C83"/>
+    <w:rPr>
+      <w:kern w:val="2"/>
+      <w:sz w:val="24"/>
     </w:rPr>
   </w:style>
 </w:styles>
@@ -34611,6 +35227,26 @@
 </file>
 
 <file path=customXml/item2.xml><?xml version="1.0" encoding="utf-8"?>
+<?mso-contentType ?>
+<FormTemplates xmlns="http://schemas.microsoft.com/sharepoint/v3/contenttype/forms">
+  <Display>DocumentLibraryForm</Display>
+  <Edit>DocumentLibraryForm</Edit>
+  <New>DocumentLibraryForm</New>
+</FormTemplates>
+</file>
+
+<file path=customXml/item3.xml><?xml version="1.0" encoding="utf-8"?>
+<p:properties xmlns:p="http://schemas.microsoft.com/office/2006/metadata/properties" xmlns:xsi="http://www.w3.org/2001/XMLSchema-instance" xmlns:pc="http://schemas.microsoft.com/office/infopath/2007/PartnerControls">
+  <documentManagement>
+    <TaxCatchAll xmlns="7fdcc51d-ffb2-4384-ac0a-9f40f3c165a4" xsi:nil="true"/>
+    <lcf76f155ced4ddcb4097134ff3c332f xmlns="df6d19e8-8e79-44fa-a652-5946ba268099">
+      <Terms xmlns="http://schemas.microsoft.com/office/infopath/2007/PartnerControls"/>
+    </lcf76f155ced4ddcb4097134ff3c332f>
+  </documentManagement>
+</p:properties>
+</file>
+
+<file path=customXml/item4.xml><?xml version="1.0" encoding="utf-8"?>
 <ct:contentTypeSchema xmlns:ct="http://schemas.microsoft.com/office/2006/metadata/contentType" xmlns:ma="http://schemas.microsoft.com/office/2006/metadata/properties/metaAttributes" ct:_="" ma:_="" ma:contentTypeName="文件" ma:contentTypeID="0x0101008C1237F5A8E93C4AB9F51356B2E5B065" ma:contentTypeVersion="11" ma:contentTypeDescription="建立新的文件。" ma:contentTypeScope="" ma:versionID="55c5abad1e37d769036310f8438f458a">
   <xsd:schema xmlns:xsd="http://www.w3.org/2001/XMLSchema" xmlns:xs="http://www.w3.org/2001/XMLSchema" xmlns:p="http://schemas.microsoft.com/office/2006/metadata/properties" xmlns:ns2="df6d19e8-8e79-44fa-a652-5946ba268099" xmlns:ns3="7fdcc51d-ffb2-4384-ac0a-9f40f3c165a4" targetNamespace="http://schemas.microsoft.com/office/2006/metadata/properties" ma:root="true" ma:fieldsID="f696b0d4133c1763036b6740d7564fc4" ns2:_="" ns3:_="">
     <xsd:import namespace="df6d19e8-8e79-44fa-a652-5946ba268099"/>
@@ -34819,26 +35455,6 @@
 </ct:contentTypeSchema>
 </file>
 
-<file path=customXml/item3.xml><?xml version="1.0" encoding="utf-8"?>
-<p:properties xmlns:p="http://schemas.microsoft.com/office/2006/metadata/properties" xmlns:xsi="http://www.w3.org/2001/XMLSchema-instance" xmlns:pc="http://schemas.microsoft.com/office/infopath/2007/PartnerControls">
-  <documentManagement>
-    <TaxCatchAll xmlns="7fdcc51d-ffb2-4384-ac0a-9f40f3c165a4" xsi:nil="true"/>
-    <lcf76f155ced4ddcb4097134ff3c332f xmlns="df6d19e8-8e79-44fa-a652-5946ba268099">
-      <Terms xmlns="http://schemas.microsoft.com/office/infopath/2007/PartnerControls"/>
-    </lcf76f155ced4ddcb4097134ff3c332f>
-  </documentManagement>
-</p:properties>
-</file>
-
-<file path=customXml/item4.xml><?xml version="1.0" encoding="utf-8"?>
-<?mso-contentType ?>
-<FormTemplates xmlns="http://schemas.microsoft.com/sharepoint/v3/contenttype/forms">
-  <Display>DocumentLibraryForm</Display>
-  <Edit>DocumentLibraryForm</Edit>
-  <New>DocumentLibraryForm</New>
-</FormTemplates>
-</file>
-
 <file path=customXml/itemProps1.xml><?xml version="1.0" encoding="utf-8"?>
 <ds:datastoreItem xmlns:ds="http://schemas.openxmlformats.org/officeDocument/2006/customXml" ds:itemID="{9BD8E5B6-C234-452B-9FAA-D8DC77C5FD85}">
   <ds:schemaRefs>
@@ -34848,6 +35464,25 @@
 </file>
 
 <file path=customXml/itemProps2.xml><?xml version="1.0" encoding="utf-8"?>
+<ds:datastoreItem xmlns:ds="http://schemas.openxmlformats.org/officeDocument/2006/customXml" ds:itemID="{228040AA-8429-4969-A0DA-29C959C031EB}">
+  <ds:schemaRefs>
+    <ds:schemaRef ds:uri="http://schemas.microsoft.com/sharepoint/v3/contenttype/forms"/>
+  </ds:schemaRefs>
+</ds:datastoreItem>
+</file>
+
+<file path=customXml/itemProps3.xml><?xml version="1.0" encoding="utf-8"?>
+<ds:datastoreItem xmlns:ds="http://schemas.openxmlformats.org/officeDocument/2006/customXml" ds:itemID="{8DEEF061-24F3-45B9-9BE7-F7DDB218A9EB}">
+  <ds:schemaRefs>
+    <ds:schemaRef ds:uri="http://schemas.microsoft.com/office/2006/metadata/properties"/>
+    <ds:schemaRef ds:uri="http://schemas.microsoft.com/office/infopath/2007/PartnerControls"/>
+    <ds:schemaRef ds:uri="7fdcc51d-ffb2-4384-ac0a-9f40f3c165a4"/>
+    <ds:schemaRef ds:uri="df6d19e8-8e79-44fa-a652-5946ba268099"/>
+  </ds:schemaRefs>
+</ds:datastoreItem>
+</file>
+
+<file path=customXml/itemProps4.xml><?xml version="1.0" encoding="utf-8"?>
 <ds:datastoreItem xmlns:ds="http://schemas.openxmlformats.org/officeDocument/2006/customXml" ds:itemID="{27366302-FD44-4D57-9D74-42EE9E3A7993}">
   <ds:schemaRefs>
     <ds:schemaRef ds:uri="http://schemas.microsoft.com/office/2006/metadata/contentType"/>
@@ -34864,23 +35499,4 @@
     <ds:schemaRef ds:uri="http://schemas.microsoft.com/internal/obd"/>
   </ds:schemaRefs>
 </ds:datastoreItem>
-</file>
-
-<file path=customXml/itemProps3.xml><?xml version="1.0" encoding="utf-8"?>
-<ds:datastoreItem xmlns:ds="http://schemas.openxmlformats.org/officeDocument/2006/customXml" ds:itemID="{8DEEF061-24F3-45B9-9BE7-F7DDB218A9EB}">
-  <ds:schemaRefs>
-    <ds:schemaRef ds:uri="http://schemas.microsoft.com/office/2006/metadata/properties"/>
-    <ds:schemaRef ds:uri="http://schemas.microsoft.com/office/infopath/2007/PartnerControls"/>
-    <ds:schemaRef ds:uri="7fdcc51d-ffb2-4384-ac0a-9f40f3c165a4"/>
-    <ds:schemaRef ds:uri="df6d19e8-8e79-44fa-a652-5946ba268099"/>
-  </ds:schemaRefs>
-</ds:datastoreItem>
-</file>
-
-<file path=customXml/itemProps4.xml><?xml version="1.0" encoding="utf-8"?>
-<ds:datastoreItem xmlns:ds="http://schemas.openxmlformats.org/officeDocument/2006/customXml" ds:itemID="{228040AA-8429-4969-A0DA-29C959C031EB}">
-  <ds:schemaRefs>
-    <ds:schemaRef ds:uri="http://schemas.microsoft.com/sharepoint/v3/contenttype/forms"/>
-  </ds:schemaRefs>
-</ds:datastoreItem>
 </file>
--- a/wwwroot/doc/溫盤報告書範本3.docx
+++ b/wwwroot/doc/溫盤報告書範本3.docx
@@ -3240,13 +3240,7 @@
         <w:rPr>
           <w:rFonts w:ascii="標楷體" w:eastAsia="標楷體" w:hAnsi="標楷體"/>
         </w:rPr>
-        <w:t xml:space="preserve"> </w:t>
-      </w:r>
-      <w:r>
-        <w:rPr>
-          <w:rFonts w:ascii="標楷體" w:eastAsia="標楷體" w:hAnsi="標楷體"/>
-        </w:rPr>
-        <w:t>(以下簡稱本公司)為因應全球永續發展趨勢於 2015年底《聯合國氣候變化綱要公約》第21屆締約國(COP21)後「巴黎協議」產生，加上行政院環保署《溫室氣體減量及管理法》於 2015年7月正式公布實施，配合國家整體溫室氣體減量策略發展，以達成節能</w:t>
+        <w:t xml:space="preserve"> (以下簡稱本公司)為因應全球永續發展趨勢於 2015年底《聯合國氣候變化綱要公約》第21屆締約國(COP21)後「巴黎協議」產生，加上行政院環保署《溫室氣體減量及管理法》於 2015年7月正式公布實施，配合國家整體溫室氣體減量策略發展，以達成節能</w:t>
       </w:r>
       <w:proofErr w:type="gramStart"/>
       <w:r>
@@ -3552,62 +3546,6 @@
     </w:p>
     <w:p>
       <w:pPr>
-        <w:pStyle w:val="ac"/>
-        <w:adjustRightInd w:val="0"/>
-        <w:snapToGrid w:val="0"/>
-        <w:spacing w:afterLines="50"/>
-        <w:ind w:leftChars="0" w:left="0" w:firstLineChars="200" w:firstLine="480"/>
-        <w:jc w:val="both"/>
-        <w:rPr>
-          <w:rFonts w:eastAsia="標楷體"/>
-          <w:szCs w:val="24"/>
-        </w:rPr>
-      </w:pPr>
-    </w:p>
-    <w:p>
-      <w:pPr>
-        <w:pStyle w:val="ac"/>
-        <w:adjustRightInd w:val="0"/>
-        <w:snapToGrid w:val="0"/>
-        <w:spacing w:afterLines="50"/>
-        <w:ind w:leftChars="0" w:left="0" w:firstLineChars="200" w:firstLine="480"/>
-        <w:jc w:val="both"/>
-        <w:rPr>
-          <w:rFonts w:eastAsia="標楷體"/>
-          <w:szCs w:val="24"/>
-        </w:rPr>
-      </w:pPr>
-    </w:p>
-    <w:p>
-      <w:pPr>
-        <w:pStyle w:val="ac"/>
-        <w:adjustRightInd w:val="0"/>
-        <w:snapToGrid w:val="0"/>
-        <w:spacing w:afterLines="50"/>
-        <w:ind w:leftChars="0" w:left="0" w:firstLineChars="200" w:firstLine="480"/>
-        <w:jc w:val="both"/>
-        <w:rPr>
-          <w:rFonts w:eastAsia="標楷體"/>
-          <w:szCs w:val="24"/>
-        </w:rPr>
-      </w:pPr>
-    </w:p>
-    <w:p>
-      <w:pPr>
-        <w:pStyle w:val="ac"/>
-        <w:adjustRightInd w:val="0"/>
-        <w:snapToGrid w:val="0"/>
-        <w:spacing w:afterLines="50"/>
-        <w:ind w:leftChars="0" w:left="0" w:firstLineChars="200" w:firstLine="480"/>
-        <w:jc w:val="both"/>
-        <w:rPr>
-          <w:rFonts w:eastAsia="標楷體"/>
-          <w:szCs w:val="24"/>
-        </w:rPr>
-      </w:pPr>
-    </w:p>
-    <w:p>
-      <w:pPr>
         <w:widowControl/>
         <w:rPr>
           <w:rFonts w:eastAsia="標楷體"/>
@@ -3718,14 +3656,7 @@
           <w:rFonts w:eastAsia="標楷體" w:hint="eastAsia"/>
           <w:szCs w:val="24"/>
         </w:rPr>
-        <w:t xml:space="preserve"> </w:t>
-      </w:r>
-      <w:r>
-        <w:rPr>
-          <w:rFonts w:eastAsia="標楷體" w:hint="eastAsia"/>
-          <w:szCs w:val="24"/>
-        </w:rPr>
-        <w:t>[</w:t>
+        <w:t xml:space="preserve"> [</w:t>
       </w:r>
       <w:r>
         <w:rPr>
@@ -4515,22 +4446,30 @@
         <w:adjustRightInd w:val="0"/>
         <w:snapToGrid w:val="0"/>
         <w:spacing w:afterLines="50" w:after="120" w:line="240" w:lineRule="auto"/>
-        <w:ind w:leftChars="0" w:left="0" w:rightChars="38" w:right="91" w:firstLineChars="118" w:firstLine="330"/>
+        <w:ind w:leftChars="0" w:left="0" w:rightChars="38" w:right="91" w:firstLineChars="118" w:firstLine="283"/>
         <w:jc w:val="both"/>
+        <w:rPr>
+          <w:sz w:val="24"/>
+        </w:rPr>
       </w:pPr>
       <w:r>
         <w:rPr>
           <w:rFonts w:hint="eastAsia"/>
+          <w:sz w:val="24"/>
         </w:rPr>
         <w:t xml:space="preserve"> [</w:t>
       </w:r>
       <w:r>
         <w:rPr>
           <w:rFonts w:hint="eastAsia"/>
+          <w:sz w:val="24"/>
         </w:rPr>
         <w:t>溫室氣體排放類型與排放量說明</w:t>
       </w:r>
       <w:r>
+        <w:rPr>
+          <w:sz w:val="24"/>
+        </w:rPr>
         <w:t>]</w:t>
       </w:r>
     </w:p>
@@ -4552,9 +4491,6 @@
         <w:spacing w:afterLines="50" w:after="120" w:line="240" w:lineRule="auto"/>
         <w:ind w:leftChars="0" w:left="935" w:rightChars="38" w:right="91"/>
         <w:jc w:val="both"/>
-        <w:rPr>
-          <w:rFonts w:hint="eastAsia"/>
-        </w:rPr>
       </w:pPr>
     </w:p>
     <w:p>
@@ -20482,3883 +20418,22 @@
     </w:p>
     <w:p>
       <w:pPr>
-        <w:tabs>
-          <w:tab w:val="right" w:pos="8820"/>
-        </w:tabs>
+        <w:adjustRightInd w:val="0"/>
+        <w:snapToGrid w:val="0"/>
+        <w:rPr>
+          <w:rFonts w:ascii="標楷體" w:eastAsia="標楷體" w:hAnsi="標楷體" w:hint="eastAsia"/>
+          <w:color w:val="FFFFFF"/>
+          <w:szCs w:val="24"/>
+        </w:rPr>
+      </w:pPr>
+    </w:p>
+    <w:p>
+      <w:pPr>
         <w:adjustRightInd w:val="0"/>
         <w:snapToGrid w:val="0"/>
         <w:spacing w:afterLines="50" w:after="120"/>
-        <w:rPr>
-          <w:rFonts w:eastAsia="標楷體"/>
-          <w:b/>
-          <w:sz w:val="28"/>
-          <w:szCs w:val="28"/>
-        </w:rPr>
-      </w:pPr>
-      <w:r>
-        <w:rPr>
-          <w:rFonts w:eastAsia="標楷體"/>
-          <w:b/>
-          <w:noProof/>
-          <w:sz w:val="28"/>
-          <w:szCs w:val="28"/>
-        </w:rPr>
-        <mc:AlternateContent>
-          <mc:Choice Requires="wpc">
-            <w:drawing>
-              <wp:inline distT="0" distB="0" distL="0" distR="0" wp14:anchorId="0C8764D4" wp14:editId="1A78131F">
-                <wp:extent cx="6604635" cy="7555865"/>
-                <wp:effectExtent l="5715" t="0" r="0" b="635"/>
-                <wp:docPr id="2558" name="畫布 2558"/>
-                <wp:cNvGraphicFramePr>
-                  <a:graphicFrameLocks xmlns:a="http://schemas.openxmlformats.org/drawingml/2006/main" noChangeAspect="1"/>
-                </wp:cNvGraphicFramePr>
-                <a:graphic xmlns:a="http://schemas.openxmlformats.org/drawingml/2006/main">
-                  <a:graphicData uri="http://schemas.microsoft.com/office/word/2010/wordprocessingCanvas">
-                    <wpc:wpc>
-                      <wpc:bg>
-                        <a:noFill/>
-                      </wpc:bg>
-                      <wpc:whole/>
-                      <wps:wsp>
-                        <wps:cNvPr id="11" name="Text Box 2560"/>
-                        <wps:cNvSpPr txBox="1">
-                          <a:spLocks noChangeArrowheads="1"/>
-                        </wps:cNvSpPr>
-                        <wps:spPr bwMode="auto">
-                          <a:xfrm>
-                            <a:off x="1635760" y="154305"/>
-                            <a:ext cx="1068705" cy="353695"/>
-                          </a:xfrm>
-                          <a:prstGeom prst="rect">
-                            <a:avLst/>
-                          </a:prstGeom>
-                          <a:noFill/>
-                          <a:ln w="9525">
-                            <a:solidFill>
-                              <a:srgbClr val="000000"/>
-                            </a:solidFill>
-                            <a:miter lim="800000"/>
-                            <a:headEnd/>
-                            <a:tailEnd/>
-                          </a:ln>
-                          <a:extLst>
-                            <a:ext uri="{909E8E84-426E-40DD-AFC4-6F175D3DCCD1}">
-                              <a14:hiddenFill xmlns:a14="http://schemas.microsoft.com/office/drawing/2010/main">
-                                <a:solidFill>
-                                  <a:srgbClr val="BBE0E3"/>
-                                </a:solidFill>
-                              </a14:hiddenFill>
-                            </a:ext>
-                          </a:extLst>
-                        </wps:spPr>
-                        <wps:txbx>
-                          <w:txbxContent>
-                            <w:p>
-                              <w:pPr>
-                                <w:adjustRightInd w:val="0"/>
-                                <w:snapToGrid w:val="0"/>
-                                <w:jc w:val="center"/>
-                                <w:rPr>
-                                  <w:rFonts w:ascii="標楷體" w:eastAsia="標楷體" w:hAnsi="標楷體"/>
-                                  <w:szCs w:val="24"/>
-                                </w:rPr>
-                              </w:pPr>
-                              <w:r>
-                                <w:rPr>
-                                  <w:rFonts w:ascii="標楷體" w:eastAsia="標楷體" w:hAnsi="標楷體" w:hint="eastAsia"/>
-                                  <w:szCs w:val="24"/>
-                                </w:rPr>
-                                <w:t>董事會</w:t>
-                              </w:r>
-                            </w:p>
-                          </w:txbxContent>
-                        </wps:txbx>
-                        <wps:bodyPr rot="0" vert="horz" wrap="square" lIns="64922" tIns="32461" rIns="64922" bIns="32461" anchor="ctr" anchorCtr="0" upright="1">
-                          <a:noAutofit/>
-                        </wps:bodyPr>
-                      </wps:wsp>
-                      <wps:wsp>
-                        <wps:cNvPr id="12" name="Text Box 2561"/>
-                        <wps:cNvSpPr txBox="1">
-                          <a:spLocks noChangeArrowheads="1"/>
-                        </wps:cNvSpPr>
-                        <wps:spPr bwMode="auto">
-                          <a:xfrm>
-                            <a:off x="1635760" y="660400"/>
-                            <a:ext cx="1068705" cy="353695"/>
-                          </a:xfrm>
-                          <a:prstGeom prst="rect">
-                            <a:avLst/>
-                          </a:prstGeom>
-                          <a:noFill/>
-                          <a:ln w="9525">
-                            <a:solidFill>
-                              <a:srgbClr val="000000"/>
-                            </a:solidFill>
-                            <a:miter lim="800000"/>
-                            <a:headEnd/>
-                            <a:tailEnd/>
-                          </a:ln>
-                          <a:extLst>
-                            <a:ext uri="{909E8E84-426E-40DD-AFC4-6F175D3DCCD1}">
-                              <a14:hiddenFill xmlns:a14="http://schemas.microsoft.com/office/drawing/2010/main">
-                                <a:solidFill>
-                                  <a:srgbClr val="BBE0E3"/>
-                                </a:solidFill>
-                              </a14:hiddenFill>
-                            </a:ext>
-                          </a:extLst>
-                        </wps:spPr>
-                        <wps:txbx>
-                          <w:txbxContent>
-                            <w:p>
-                              <w:pPr>
-                                <w:adjustRightInd w:val="0"/>
-                                <w:snapToGrid w:val="0"/>
-                                <w:jc w:val="center"/>
-                                <w:rPr>
-                                  <w:rFonts w:ascii="標楷體" w:eastAsia="標楷體" w:hAnsi="標楷體"/>
-                                  <w:szCs w:val="24"/>
-                                </w:rPr>
-                              </w:pPr>
-                              <w:r>
-                                <w:rPr>
-                                  <w:rFonts w:ascii="標楷體" w:eastAsia="標楷體" w:hAnsi="標楷體" w:hint="eastAsia"/>
-                                  <w:szCs w:val="24"/>
-                                </w:rPr>
-                                <w:t>董事長</w:t>
-                              </w:r>
-                            </w:p>
-                          </w:txbxContent>
-                        </wps:txbx>
-                        <wps:bodyPr rot="0" vert="horz" wrap="square" lIns="64922" tIns="32461" rIns="64922" bIns="32461" anchor="ctr" anchorCtr="0" upright="1">
-                          <a:noAutofit/>
-                        </wps:bodyPr>
-                      </wps:wsp>
-                      <wps:wsp>
-                        <wps:cNvPr id="13" name="AutoShape 2562"/>
-                        <wps:cNvCnPr>
-                          <a:cxnSpLocks noChangeShapeType="1"/>
-                          <a:stCxn id="12" idx="0"/>
-                          <a:endCxn id="11" idx="2"/>
-                        </wps:cNvCnPr>
-                        <wps:spPr bwMode="auto">
-                          <a:xfrm flipV="1">
-                            <a:off x="2170430" y="508000"/>
-                            <a:ext cx="635" cy="152400"/>
-                          </a:xfrm>
-                          <a:prstGeom prst="straightConnector1">
-                            <a:avLst/>
-                          </a:prstGeom>
-                          <a:noFill/>
-                          <a:ln w="9525">
-                            <a:solidFill>
-                              <a:srgbClr val="000000"/>
-                            </a:solidFill>
-                            <a:round/>
-                            <a:headEnd/>
-                            <a:tailEnd/>
-                          </a:ln>
-                          <a:extLst>
-                            <a:ext uri="{909E8E84-426E-40DD-AFC4-6F175D3DCCD1}">
-                              <a14:hiddenFill xmlns:a14="http://schemas.microsoft.com/office/drawing/2010/main">
-                                <a:noFill/>
-                              </a14:hiddenFill>
-                            </a:ext>
-                          </a:extLst>
-                        </wps:spPr>
-                        <wps:bodyPr/>
-                      </wps:wsp>
-                      <wps:wsp>
-                        <wps:cNvPr id="14" name="Text Box 2563"/>
-                        <wps:cNvSpPr txBox="1">
-                          <a:spLocks noChangeArrowheads="1"/>
-                        </wps:cNvSpPr>
-                        <wps:spPr bwMode="auto">
-                          <a:xfrm>
-                            <a:off x="1635760" y="1165860"/>
-                            <a:ext cx="1068705" cy="352425"/>
-                          </a:xfrm>
-                          <a:prstGeom prst="rect">
-                            <a:avLst/>
-                          </a:prstGeom>
-                          <a:noFill/>
-                          <a:ln w="9525">
-                            <a:solidFill>
-                              <a:srgbClr val="000000"/>
-                            </a:solidFill>
-                            <a:miter lim="800000"/>
-                            <a:headEnd/>
-                            <a:tailEnd/>
-                          </a:ln>
-                          <a:extLst>
-                            <a:ext uri="{909E8E84-426E-40DD-AFC4-6F175D3DCCD1}">
-                              <a14:hiddenFill xmlns:a14="http://schemas.microsoft.com/office/drawing/2010/main">
-                                <a:solidFill>
-                                  <a:srgbClr val="BBE0E3"/>
-                                </a:solidFill>
-                              </a14:hiddenFill>
-                            </a:ext>
-                          </a:extLst>
-                        </wps:spPr>
-                        <wps:txbx>
-                          <w:txbxContent>
-                            <w:p>
-                              <w:pPr>
-                                <w:adjustRightInd w:val="0"/>
-                                <w:snapToGrid w:val="0"/>
-                                <w:jc w:val="center"/>
-                                <w:rPr>
-                                  <w:rFonts w:ascii="標楷體" w:eastAsia="標楷體" w:hAnsi="標楷體"/>
-                                  <w:szCs w:val="24"/>
-                                </w:rPr>
-                              </w:pPr>
-                              <w:r>
-                                <w:rPr>
-                                  <w:rFonts w:ascii="標楷體" w:eastAsia="標楷體" w:hAnsi="標楷體" w:hint="eastAsia"/>
-                                  <w:szCs w:val="24"/>
-                                </w:rPr>
-                                <w:t>總經理</w:t>
-                              </w:r>
-                            </w:p>
-                          </w:txbxContent>
-                        </wps:txbx>
-                        <wps:bodyPr rot="0" vert="horz" wrap="square" lIns="64922" tIns="32461" rIns="64922" bIns="32461" anchor="ctr" anchorCtr="0" upright="1">
-                          <a:noAutofit/>
-                        </wps:bodyPr>
-                      </wps:wsp>
-                      <wps:wsp>
-                        <wps:cNvPr id="15" name="AutoShape 2564"/>
-                        <wps:cNvCnPr>
-                          <a:cxnSpLocks noChangeShapeType="1"/>
-                          <a:stCxn id="14" idx="0"/>
-                          <a:endCxn id="12" idx="2"/>
-                        </wps:cNvCnPr>
-                        <wps:spPr bwMode="auto">
-                          <a:xfrm flipV="1">
-                            <a:off x="2170430" y="1014095"/>
-                            <a:ext cx="635" cy="151765"/>
-                          </a:xfrm>
-                          <a:prstGeom prst="straightConnector1">
-                            <a:avLst/>
-                          </a:prstGeom>
-                          <a:noFill/>
-                          <a:ln w="9525">
-                            <a:solidFill>
-                              <a:srgbClr val="000000"/>
-                            </a:solidFill>
-                            <a:round/>
-                            <a:headEnd/>
-                            <a:tailEnd/>
-                          </a:ln>
-                          <a:extLst>
-                            <a:ext uri="{909E8E84-426E-40DD-AFC4-6F175D3DCCD1}">
-                              <a14:hiddenFill xmlns:a14="http://schemas.microsoft.com/office/drawing/2010/main">
-                                <a:noFill/>
-                              </a14:hiddenFill>
-                            </a:ext>
-                          </a:extLst>
-                        </wps:spPr>
-                        <wps:bodyPr/>
-                      </wps:wsp>
-                      <wps:wsp>
-                        <wps:cNvPr id="16" name="Text Box 2565"/>
-                        <wps:cNvSpPr txBox="1">
-                          <a:spLocks noChangeArrowheads="1"/>
-                        </wps:cNvSpPr>
-                        <wps:spPr bwMode="auto">
-                          <a:xfrm>
-                            <a:off x="718820" y="1666875"/>
-                            <a:ext cx="1069340" cy="352425"/>
-                          </a:xfrm>
-                          <a:prstGeom prst="rect">
-                            <a:avLst/>
-                          </a:prstGeom>
-                          <a:noFill/>
-                          <a:ln w="9525">
-                            <a:solidFill>
-                              <a:srgbClr val="000000"/>
-                            </a:solidFill>
-                            <a:miter lim="800000"/>
-                            <a:headEnd/>
-                            <a:tailEnd/>
-                          </a:ln>
-                          <a:extLst>
-                            <a:ext uri="{909E8E84-426E-40DD-AFC4-6F175D3DCCD1}">
-                              <a14:hiddenFill xmlns:a14="http://schemas.microsoft.com/office/drawing/2010/main">
-                                <a:solidFill>
-                                  <a:srgbClr val="BBE0E3"/>
-                                </a:solidFill>
-                              </a14:hiddenFill>
-                            </a:ext>
-                          </a:extLst>
-                        </wps:spPr>
-                        <wps:txbx>
-                          <w:txbxContent>
-                            <w:p>
-                              <w:pPr>
-                                <w:adjustRightInd w:val="0"/>
-                                <w:snapToGrid w:val="0"/>
-                                <w:jc w:val="center"/>
-                                <w:rPr>
-                                  <w:rFonts w:ascii="標楷體" w:eastAsia="標楷體" w:hAnsi="標楷體"/>
-                                  <w:szCs w:val="24"/>
-                                </w:rPr>
-                              </w:pPr>
-                              <w:r>
-                                <w:rPr>
-                                  <w:rFonts w:ascii="標楷體" w:eastAsia="標楷體" w:hAnsi="標楷體" w:hint="eastAsia"/>
-                                  <w:szCs w:val="24"/>
-                                </w:rPr>
-                                <w:t>總經理室</w:t>
-                              </w:r>
-                            </w:p>
-                          </w:txbxContent>
-                        </wps:txbx>
-                        <wps:bodyPr rot="0" vert="horz" wrap="square" lIns="64922" tIns="32461" rIns="64922" bIns="32461" anchor="ctr" anchorCtr="0" upright="1">
-                          <a:noAutofit/>
-                        </wps:bodyPr>
-                      </wps:wsp>
-                      <wps:wsp>
-                        <wps:cNvPr id="17" name="Text Box 2566"/>
-                        <wps:cNvSpPr txBox="1">
-                          <a:spLocks noChangeArrowheads="1"/>
-                        </wps:cNvSpPr>
-                        <wps:spPr bwMode="auto">
-                          <a:xfrm>
-                            <a:off x="1635125" y="2131695"/>
-                            <a:ext cx="1069340" cy="352425"/>
-                          </a:xfrm>
-                          <a:prstGeom prst="rect">
-                            <a:avLst/>
-                          </a:prstGeom>
-                          <a:noFill/>
-                          <a:ln w="9525">
-                            <a:solidFill>
-                              <a:srgbClr val="000000"/>
-                            </a:solidFill>
-                            <a:miter lim="800000"/>
-                            <a:headEnd/>
-                            <a:tailEnd/>
-                          </a:ln>
-                          <a:extLst>
-                            <a:ext uri="{909E8E84-426E-40DD-AFC4-6F175D3DCCD1}">
-                              <a14:hiddenFill xmlns:a14="http://schemas.microsoft.com/office/drawing/2010/main">
-                                <a:solidFill>
-                                  <a:srgbClr val="BBE0E3"/>
-                                </a:solidFill>
-                              </a14:hiddenFill>
-                            </a:ext>
-                          </a:extLst>
-                        </wps:spPr>
-                        <wps:txbx>
-                          <w:txbxContent>
-                            <w:p>
-                              <w:pPr>
-                                <w:adjustRightInd w:val="0"/>
-                                <w:snapToGrid w:val="0"/>
-                                <w:jc w:val="center"/>
-                                <w:rPr>
-                                  <w:rFonts w:ascii="標楷體" w:eastAsia="標楷體" w:hAnsi="標楷體"/>
-                                  <w:szCs w:val="24"/>
-                                </w:rPr>
-                              </w:pPr>
-                              <w:r>
-                                <w:rPr>
-                                  <w:rFonts w:ascii="標楷體" w:eastAsia="標楷體" w:hAnsi="標楷體" w:hint="eastAsia"/>
-                                  <w:szCs w:val="24"/>
-                                </w:rPr>
-                                <w:t>副總經理</w:t>
-                              </w:r>
-                            </w:p>
-                          </w:txbxContent>
-                        </wps:txbx>
-                        <wps:bodyPr rot="0" vert="horz" wrap="square" lIns="64922" tIns="32461" rIns="64922" bIns="32461" anchor="ctr" anchorCtr="0" upright="1">
-                          <a:noAutofit/>
-                        </wps:bodyPr>
-                      </wps:wsp>
-                      <wps:wsp>
-                        <wps:cNvPr id="18" name="AutoShape 2567"/>
-                        <wps:cNvCnPr>
-                          <a:cxnSpLocks noChangeShapeType="1"/>
-                          <a:stCxn id="17" idx="0"/>
-                          <a:endCxn id="14" idx="2"/>
-                        </wps:cNvCnPr>
-                        <wps:spPr bwMode="auto">
-                          <a:xfrm flipV="1">
-                            <a:off x="2169795" y="1518285"/>
-                            <a:ext cx="635" cy="613410"/>
-                          </a:xfrm>
-                          <a:prstGeom prst="straightConnector1">
-                            <a:avLst/>
-                          </a:prstGeom>
-                          <a:noFill/>
-                          <a:ln w="9525">
-                            <a:solidFill>
-                              <a:srgbClr val="000000"/>
-                            </a:solidFill>
-                            <a:round/>
-                            <a:headEnd/>
-                            <a:tailEnd/>
-                          </a:ln>
-                          <a:extLst>
-                            <a:ext uri="{909E8E84-426E-40DD-AFC4-6F175D3DCCD1}">
-                              <a14:hiddenFill xmlns:a14="http://schemas.microsoft.com/office/drawing/2010/main">
-                                <a:noFill/>
-                              </a14:hiddenFill>
-                            </a:ext>
-                          </a:extLst>
-                        </wps:spPr>
-                        <wps:bodyPr/>
-                      </wps:wsp>
-                      <wps:wsp>
-                        <wps:cNvPr id="19" name="AutoShape 2568"/>
-                        <wps:cNvCnPr>
-                          <a:cxnSpLocks noChangeShapeType="1"/>
-                          <a:stCxn id="14" idx="2"/>
-                          <a:endCxn id="16" idx="3"/>
-                        </wps:cNvCnPr>
-                        <wps:spPr bwMode="auto">
-                          <a:xfrm rot="5400000">
-                            <a:off x="1816735" y="1489710"/>
-                            <a:ext cx="325120" cy="382270"/>
-                          </a:xfrm>
-                          <a:prstGeom prst="bentConnector2">
-                            <a:avLst/>
-                          </a:prstGeom>
-                          <a:noFill/>
-                          <a:ln w="9525">
-                            <a:solidFill>
-                              <a:srgbClr val="000000"/>
-                            </a:solidFill>
-                            <a:miter lim="800000"/>
-                            <a:headEnd/>
-                            <a:tailEnd/>
-                          </a:ln>
-                          <a:extLst>
-                            <a:ext uri="{909E8E84-426E-40DD-AFC4-6F175D3DCCD1}">
-                              <a14:hiddenFill xmlns:a14="http://schemas.microsoft.com/office/drawing/2010/main">
-                                <a:noFill/>
-                              </a14:hiddenFill>
-                            </a:ext>
-                          </a:extLst>
-                        </wps:spPr>
-                        <wps:bodyPr/>
-                      </wps:wsp>
-                      <wps:wsp>
-                        <wps:cNvPr id="20" name="Text Box 2570"/>
-                        <wps:cNvSpPr txBox="1">
-                          <a:spLocks noChangeArrowheads="1"/>
-                        </wps:cNvSpPr>
-                        <wps:spPr bwMode="auto">
-                          <a:xfrm>
-                            <a:off x="1210945" y="2890520"/>
-                            <a:ext cx="1069340" cy="352425"/>
-                          </a:xfrm>
-                          <a:prstGeom prst="rect">
-                            <a:avLst/>
-                          </a:prstGeom>
-                          <a:solidFill>
-                            <a:srgbClr val="006699"/>
-                          </a:solidFill>
-                          <a:ln w="9525">
-                            <a:solidFill>
-                              <a:srgbClr val="000000"/>
-                            </a:solidFill>
-                            <a:miter lim="800000"/>
-                            <a:headEnd/>
-                            <a:tailEnd/>
-                          </a:ln>
-                        </wps:spPr>
-                        <wps:txbx>
-                          <w:txbxContent>
-                            <w:p>
-                              <w:pPr>
-                                <w:adjustRightInd w:val="0"/>
-                                <w:snapToGrid w:val="0"/>
-                                <w:jc w:val="center"/>
-                                <w:rPr>
-                                  <w:rFonts w:ascii="標楷體" w:eastAsia="標楷體" w:hAnsi="標楷體"/>
-                                  <w:color w:val="FFFFFF"/>
-                                  <w:szCs w:val="24"/>
-                                </w:rPr>
-                              </w:pPr>
-                              <w:r>
-                                <w:rPr>
-                                  <w:rFonts w:ascii="標楷體" w:eastAsia="標楷體" w:hAnsi="標楷體" w:hint="eastAsia"/>
-                                  <w:color w:val="FFFFFF"/>
-                                  <w:szCs w:val="24"/>
-                                </w:rPr>
-                                <w:t>管理部</w:t>
-                              </w:r>
-                            </w:p>
-                          </w:txbxContent>
-                        </wps:txbx>
-                        <wps:bodyPr rot="0" vert="horz" wrap="square" lIns="64922" tIns="32461" rIns="64922" bIns="32461" anchor="ctr" anchorCtr="0" upright="1">
-                          <a:noAutofit/>
-                        </wps:bodyPr>
-                      </wps:wsp>
-                      <wps:wsp>
-                        <wps:cNvPr id="21" name="Text Box 2571"/>
-                        <wps:cNvSpPr txBox="1">
-                          <a:spLocks noChangeArrowheads="1"/>
-                        </wps:cNvSpPr>
-                        <wps:spPr bwMode="auto">
-                          <a:xfrm>
-                            <a:off x="2381885" y="2890520"/>
-                            <a:ext cx="1069340" cy="352425"/>
-                          </a:xfrm>
-                          <a:prstGeom prst="rect">
-                            <a:avLst/>
-                          </a:prstGeom>
-                          <a:solidFill>
-                            <a:srgbClr val="006699"/>
-                          </a:solidFill>
-                          <a:ln w="9525">
-                            <a:solidFill>
-                              <a:srgbClr val="000000"/>
-                            </a:solidFill>
-                            <a:miter lim="800000"/>
-                            <a:headEnd/>
-                            <a:tailEnd/>
-                          </a:ln>
-                        </wps:spPr>
-                        <wps:txbx>
-                          <w:txbxContent>
-                            <w:p>
-                              <w:pPr>
-                                <w:adjustRightInd w:val="0"/>
-                                <w:snapToGrid w:val="0"/>
-                                <w:jc w:val="center"/>
-                                <w:rPr>
-                                  <w:rFonts w:ascii="標楷體" w:eastAsia="標楷體" w:hAnsi="標楷體"/>
-                                  <w:color w:val="FFFFFF"/>
-                                  <w:szCs w:val="24"/>
-                                </w:rPr>
-                              </w:pPr>
-                              <w:r>
-                                <w:rPr>
-                                  <w:rFonts w:ascii="標楷體" w:eastAsia="標楷體" w:hAnsi="標楷體" w:hint="eastAsia"/>
-                                  <w:color w:val="FFFFFF"/>
-                                  <w:szCs w:val="24"/>
-                                </w:rPr>
-                                <w:t>資訊部</w:t>
-                              </w:r>
-                            </w:p>
-                          </w:txbxContent>
-                        </wps:txbx>
-                        <wps:bodyPr rot="0" vert="horz" wrap="square" lIns="64922" tIns="32461" rIns="64922" bIns="32461" anchor="ctr" anchorCtr="0" upright="1">
-                          <a:noAutofit/>
-                        </wps:bodyPr>
-                      </wps:wsp>
-                      <wps:wsp>
-                        <wps:cNvPr id="22" name="Text Box 2572"/>
-                        <wps:cNvSpPr txBox="1">
-                          <a:spLocks noChangeArrowheads="1"/>
-                        </wps:cNvSpPr>
-                        <wps:spPr bwMode="auto">
-                          <a:xfrm>
-                            <a:off x="3552190" y="2890520"/>
-                            <a:ext cx="1069340" cy="352425"/>
-                          </a:xfrm>
-                          <a:prstGeom prst="rect">
-                            <a:avLst/>
-                          </a:prstGeom>
-                          <a:solidFill>
-                            <a:srgbClr val="FFC000"/>
-                          </a:solidFill>
-                          <a:ln w="9525">
-                            <a:solidFill>
-                              <a:srgbClr val="000000"/>
-                            </a:solidFill>
-                            <a:miter lim="800000"/>
-                            <a:headEnd/>
-                            <a:tailEnd/>
-                          </a:ln>
-                        </wps:spPr>
-                        <wps:txbx>
-                          <w:txbxContent>
-                            <w:p>
-                              <w:pPr>
-                                <w:adjustRightInd w:val="0"/>
-                                <w:snapToGrid w:val="0"/>
-                                <w:jc w:val="center"/>
-                                <w:rPr>
-                                  <w:rFonts w:ascii="標楷體" w:eastAsia="標楷體" w:hAnsi="標楷體"/>
-                                  <w:szCs w:val="24"/>
-                                </w:rPr>
-                              </w:pPr>
-                              <w:r>
-                                <w:rPr>
-                                  <w:rFonts w:ascii="標楷體" w:eastAsia="標楷體" w:hAnsi="標楷體" w:hint="eastAsia"/>
-                                  <w:szCs w:val="24"/>
-                                </w:rPr>
-                                <w:t>行銷</w:t>
-                              </w:r>
-                              <w:r>
-                                <w:rPr>
-                                  <w:rFonts w:ascii="標楷體" w:eastAsia="標楷體" w:hAnsi="標楷體" w:hint="eastAsia"/>
-                                  <w:szCs w:val="24"/>
-                                </w:rPr>
-                                <w:t>部</w:t>
-                              </w:r>
-                            </w:p>
-                          </w:txbxContent>
-                        </wps:txbx>
-                        <wps:bodyPr rot="0" vert="horz" wrap="square" lIns="64922" tIns="32461" rIns="64922" bIns="32461" anchor="ctr" anchorCtr="0" upright="1">
-                          <a:noAutofit/>
-                        </wps:bodyPr>
-                      </wps:wsp>
-                      <wps:wsp>
-                        <wps:cNvPr id="23" name="AutoShape 2573"/>
-                        <wps:cNvCnPr>
-                          <a:cxnSpLocks noChangeShapeType="1"/>
-                          <a:stCxn id="17" idx="2"/>
-                        </wps:cNvCnPr>
-                        <wps:spPr bwMode="auto">
-                          <a:xfrm rot="5400000">
-                            <a:off x="1149350" y="1869440"/>
-                            <a:ext cx="406400" cy="1635125"/>
-                          </a:xfrm>
-                          <a:prstGeom prst="bentConnector3">
-                            <a:avLst>
-                              <a:gd name="adj1" fmla="val 49843"/>
-                            </a:avLst>
-                          </a:prstGeom>
-                          <a:noFill/>
-                          <a:ln w="9525">
-                            <a:solidFill>
-                              <a:srgbClr val="000000"/>
-                            </a:solidFill>
-                            <a:miter lim="800000"/>
-                            <a:headEnd/>
-                            <a:tailEnd/>
-                          </a:ln>
-                          <a:extLst>
-                            <a:ext uri="{909E8E84-426E-40DD-AFC4-6F175D3DCCD1}">
-                              <a14:hiddenFill xmlns:a14="http://schemas.microsoft.com/office/drawing/2010/main">
-                                <a:noFill/>
-                              </a14:hiddenFill>
-                            </a:ext>
-                          </a:extLst>
-                        </wps:spPr>
-                        <wps:bodyPr/>
-                      </wps:wsp>
-                      <wps:wsp>
-                        <wps:cNvPr id="24" name="AutoShape 2574"/>
-                        <wps:cNvCnPr>
-                          <a:cxnSpLocks noChangeShapeType="1"/>
-                          <a:stCxn id="17" idx="2"/>
-                          <a:endCxn id="20" idx="0"/>
-                        </wps:cNvCnPr>
-                        <wps:spPr bwMode="auto">
-                          <a:xfrm rot="5400000">
-                            <a:off x="1754505" y="2475230"/>
-                            <a:ext cx="406400" cy="424180"/>
-                          </a:xfrm>
-                          <a:prstGeom prst="bentConnector3">
-                            <a:avLst>
-                              <a:gd name="adj1" fmla="val 49843"/>
-                            </a:avLst>
-                          </a:prstGeom>
-                          <a:noFill/>
-                          <a:ln w="9525">
-                            <a:solidFill>
-                              <a:srgbClr val="000000"/>
-                            </a:solidFill>
-                            <a:miter lim="800000"/>
-                            <a:headEnd/>
-                            <a:tailEnd/>
-                          </a:ln>
-                          <a:extLst>
-                            <a:ext uri="{909E8E84-426E-40DD-AFC4-6F175D3DCCD1}">
-                              <a14:hiddenFill xmlns:a14="http://schemas.microsoft.com/office/drawing/2010/main">
-                                <a:noFill/>
-                              </a14:hiddenFill>
-                            </a:ext>
-                          </a:extLst>
-                        </wps:spPr>
-                        <wps:bodyPr/>
-                      </wps:wsp>
-                      <wps:wsp>
-                        <wps:cNvPr id="25" name="AutoShape 2575"/>
-                        <wps:cNvCnPr>
-                          <a:cxnSpLocks noChangeShapeType="1"/>
-                          <a:stCxn id="17" idx="2"/>
-                          <a:endCxn id="21" idx="0"/>
-                        </wps:cNvCnPr>
-                        <wps:spPr bwMode="auto">
-                          <a:xfrm rot="16200000" flipH="1">
-                            <a:off x="2339975" y="2313940"/>
-                            <a:ext cx="406400" cy="746760"/>
-                          </a:xfrm>
-                          <a:prstGeom prst="bentConnector3">
-                            <a:avLst>
-                              <a:gd name="adj1" fmla="val 49843"/>
-                            </a:avLst>
-                          </a:prstGeom>
-                          <a:noFill/>
-                          <a:ln w="9525">
-                            <a:solidFill>
-                              <a:srgbClr val="000000"/>
-                            </a:solidFill>
-                            <a:miter lim="800000"/>
-                            <a:headEnd/>
-                            <a:tailEnd/>
-                          </a:ln>
-                          <a:extLst>
-                            <a:ext uri="{909E8E84-426E-40DD-AFC4-6F175D3DCCD1}">
-                              <a14:hiddenFill xmlns:a14="http://schemas.microsoft.com/office/drawing/2010/main">
-                                <a:noFill/>
-                              </a14:hiddenFill>
-                            </a:ext>
-                          </a:extLst>
-                        </wps:spPr>
-                        <wps:bodyPr/>
-                      </wps:wsp>
-                      <wps:wsp>
-                        <wps:cNvPr id="26" name="AutoShape 2576"/>
-                        <wps:cNvCnPr>
-                          <a:cxnSpLocks noChangeShapeType="1"/>
-                          <a:stCxn id="17" idx="2"/>
-                          <a:endCxn id="22" idx="0"/>
-                        </wps:cNvCnPr>
-                        <wps:spPr bwMode="auto">
-                          <a:xfrm rot="16200000" flipH="1">
-                            <a:off x="2925445" y="1728470"/>
-                            <a:ext cx="406400" cy="1917065"/>
-                          </a:xfrm>
-                          <a:prstGeom prst="bentConnector3">
-                            <a:avLst>
-                              <a:gd name="adj1" fmla="val 49843"/>
-                            </a:avLst>
-                          </a:prstGeom>
-                          <a:noFill/>
-                          <a:ln w="9525">
-                            <a:solidFill>
-                              <a:srgbClr val="000000"/>
-                            </a:solidFill>
-                            <a:miter lim="800000"/>
-                            <a:headEnd/>
-                            <a:tailEnd/>
-                          </a:ln>
-                          <a:extLst>
-                            <a:ext uri="{909E8E84-426E-40DD-AFC4-6F175D3DCCD1}">
-                              <a14:hiddenFill xmlns:a14="http://schemas.microsoft.com/office/drawing/2010/main">
-                                <a:noFill/>
-                              </a14:hiddenFill>
-                            </a:ext>
-                          </a:extLst>
-                        </wps:spPr>
-                        <wps:bodyPr/>
-                      </wps:wsp>
-                      <wps:wsp>
-                        <wps:cNvPr id="27" name="文字方塊 14"/>
-                        <wps:cNvSpPr txBox="1">
-                          <a:spLocks noChangeArrowheads="1"/>
-                        </wps:cNvSpPr>
-                        <wps:spPr bwMode="auto">
-                          <a:xfrm>
-                            <a:off x="0" y="3704590"/>
-                            <a:ext cx="339090" cy="1041400"/>
-                          </a:xfrm>
-                          <a:prstGeom prst="rect">
-                            <a:avLst/>
-                          </a:prstGeom>
-                          <a:solidFill>
-                            <a:srgbClr val="006699"/>
-                          </a:solidFill>
-                          <a:ln w="6350">
-                            <a:solidFill>
-                              <a:srgbClr val="000000"/>
-                            </a:solidFill>
-                            <a:miter lim="800000"/>
-                            <a:headEnd/>
-                            <a:tailEnd/>
-                          </a:ln>
-                        </wps:spPr>
-                        <wps:txbx>
-                          <w:txbxContent>
-                            <w:p>
-                              <w:pPr>
-                                <w:spacing w:line="360" w:lineRule="auto"/>
-                                <w:jc w:val="right"/>
-                                <w:rPr>
-                                  <w:rFonts w:ascii="標楷體" w:eastAsia="標楷體" w:hAnsi="標楷體"/>
-                                  <w:color w:val="FFFFFF"/>
-                                  <w:szCs w:val="24"/>
-                                </w:rPr>
-                              </w:pPr>
-                              <w:r>
-                                <w:rPr>
-                                  <w:rFonts w:ascii="標楷體" w:eastAsia="標楷體" w:hAnsi="標楷體" w:hint="eastAsia"/>
-                                  <w:color w:val="FFFFFF"/>
-                                  <w:szCs w:val="24"/>
-                                </w:rPr>
-                                <w:t>財務部</w:t>
-                              </w:r>
-                            </w:p>
-                          </w:txbxContent>
-                        </wps:txbx>
-                        <wps:bodyPr rot="0" vert="horz" wrap="square" lIns="91440" tIns="45720" rIns="91440" bIns="45720" anchor="t" anchorCtr="0" upright="1">
-                          <a:noAutofit/>
-                        </wps:bodyPr>
-                      </wps:wsp>
-                      <wps:wsp>
-                        <wps:cNvPr id="28" name="文字方塊 17"/>
-                        <wps:cNvSpPr txBox="1">
-                          <a:spLocks noChangeArrowheads="1"/>
-                        </wps:cNvSpPr>
-                        <wps:spPr bwMode="auto">
-                          <a:xfrm>
-                            <a:off x="441325" y="3704590"/>
-                            <a:ext cx="329565" cy="1031240"/>
-                          </a:xfrm>
-                          <a:prstGeom prst="rect">
-                            <a:avLst/>
-                          </a:prstGeom>
-                          <a:solidFill>
-                            <a:srgbClr val="006699"/>
-                          </a:solidFill>
-                          <a:ln w="6350">
-                            <a:solidFill>
-                              <a:srgbClr val="000000"/>
-                            </a:solidFill>
-                            <a:miter lim="800000"/>
-                            <a:headEnd/>
-                            <a:tailEnd/>
-                          </a:ln>
-                        </wps:spPr>
-                        <wps:txbx>
-                          <w:txbxContent>
-                            <w:p>
-                              <w:pPr>
-                                <w:spacing w:line="360" w:lineRule="auto"/>
-                                <w:jc w:val="right"/>
-                                <w:rPr>
-                                  <w:rFonts w:ascii="標楷體" w:eastAsia="標楷體" w:hAnsi="標楷體"/>
-                                  <w:color w:val="FFFFFF"/>
-                                  <w:szCs w:val="24"/>
-                                </w:rPr>
-                              </w:pPr>
-                              <w:r>
-                                <w:rPr>
-                                  <w:rFonts w:ascii="標楷體" w:eastAsia="標楷體" w:hAnsi="標楷體" w:hint="eastAsia"/>
-                                  <w:color w:val="FFFFFF"/>
-                                  <w:szCs w:val="24"/>
-                                </w:rPr>
-                                <w:t>法務部</w:t>
-                              </w:r>
-                            </w:p>
-                          </w:txbxContent>
-                        </wps:txbx>
-                        <wps:bodyPr rot="0" vert="horz" wrap="square" lIns="91440" tIns="45720" rIns="91440" bIns="45720" anchor="t" anchorCtr="0" upright="1">
-                          <a:noAutofit/>
-                        </wps:bodyPr>
-                      </wps:wsp>
-                      <wps:wsp>
-                        <wps:cNvPr id="29" name="文字方塊 18"/>
-                        <wps:cNvSpPr txBox="1">
-                          <a:spLocks noChangeArrowheads="1"/>
-                        </wps:cNvSpPr>
-                        <wps:spPr bwMode="auto">
-                          <a:xfrm>
-                            <a:off x="881380" y="3704590"/>
-                            <a:ext cx="329565" cy="1031240"/>
-                          </a:xfrm>
-                          <a:prstGeom prst="rect">
-                            <a:avLst/>
-                          </a:prstGeom>
-                          <a:solidFill>
-                            <a:srgbClr val="006699"/>
-                          </a:solidFill>
-                          <a:ln w="6350">
-                            <a:solidFill>
-                              <a:srgbClr val="000000"/>
-                            </a:solidFill>
-                            <a:miter lim="800000"/>
-                            <a:headEnd/>
-                            <a:tailEnd/>
-                          </a:ln>
-                        </wps:spPr>
-                        <wps:txbx>
-                          <w:txbxContent>
-                            <w:p>
-                              <w:pPr>
-                                <w:spacing w:line="360" w:lineRule="auto"/>
-                                <w:jc w:val="right"/>
-                                <w:rPr>
-                                  <w:rFonts w:ascii="標楷體" w:eastAsia="標楷體" w:hAnsi="標楷體"/>
-                                  <w:color w:val="FFFFFF"/>
-                                  <w:szCs w:val="24"/>
-                                </w:rPr>
-                              </w:pPr>
-                              <w:r>
-                                <w:rPr>
-                                  <w:rFonts w:ascii="標楷體" w:eastAsia="標楷體" w:hAnsi="標楷體" w:hint="eastAsia"/>
-                                  <w:color w:val="FFFFFF"/>
-                                  <w:szCs w:val="24"/>
-                                </w:rPr>
-                                <w:t>採購部</w:t>
-                              </w:r>
-                            </w:p>
-                          </w:txbxContent>
-                        </wps:txbx>
-                        <wps:bodyPr rot="0" vert="horz" wrap="square" lIns="91440" tIns="45720" rIns="91440" bIns="45720" anchor="t" anchorCtr="0" upright="1">
-                          <a:noAutofit/>
-                        </wps:bodyPr>
-                      </wps:wsp>
-                      <wps:wsp>
-                        <wps:cNvPr id="30" name="文字方塊 19"/>
-                        <wps:cNvSpPr txBox="1">
-                          <a:spLocks noChangeArrowheads="1"/>
-                        </wps:cNvSpPr>
-                        <wps:spPr bwMode="auto">
-                          <a:xfrm>
-                            <a:off x="1294765" y="3704590"/>
-                            <a:ext cx="340360" cy="1020445"/>
-                          </a:xfrm>
-                          <a:prstGeom prst="rect">
-                            <a:avLst/>
-                          </a:prstGeom>
-                          <a:solidFill>
-                            <a:srgbClr val="FFC000"/>
-                          </a:solidFill>
-                          <a:ln w="6350">
-                            <a:solidFill>
-                              <a:srgbClr val="000000"/>
-                            </a:solidFill>
-                            <a:miter lim="800000"/>
-                            <a:headEnd/>
-                            <a:tailEnd/>
-                          </a:ln>
-                        </wps:spPr>
-                        <wps:txbx>
-                          <w:txbxContent>
-                            <w:p>
-                              <w:pPr>
-                                <w:spacing w:line="360" w:lineRule="auto"/>
-                                <w:jc w:val="right"/>
-                                <w:rPr>
-                                  <w:rFonts w:ascii="標楷體" w:eastAsia="標楷體" w:hAnsi="標楷體"/>
-                                  <w:color w:val="FFFFFF"/>
-                                  <w:szCs w:val="24"/>
-                                </w:rPr>
-                              </w:pPr>
-                              <w:r>
-                                <w:rPr>
-                                  <w:rFonts w:ascii="標楷體" w:eastAsia="標楷體" w:hAnsi="標楷體" w:hint="eastAsia"/>
-                                  <w:szCs w:val="24"/>
-                                </w:rPr>
-                                <w:t>業務部</w:t>
-                              </w:r>
-                            </w:p>
-                          </w:txbxContent>
-                        </wps:txbx>
-                        <wps:bodyPr rot="0" vert="horz" wrap="square" lIns="91440" tIns="45720" rIns="91440" bIns="45720" anchor="t" anchorCtr="0" upright="1">
-                          <a:noAutofit/>
-                        </wps:bodyPr>
-                      </wps:wsp>
-                      <wps:wsp>
-                        <wps:cNvPr id="31" name="文字方塊 15"/>
-                        <wps:cNvSpPr txBox="1">
-                          <a:spLocks noChangeArrowheads="1"/>
-                        </wps:cNvSpPr>
-                        <wps:spPr bwMode="auto">
-                          <a:xfrm>
-                            <a:off x="1696720" y="3704590"/>
-                            <a:ext cx="329565" cy="1031240"/>
-                          </a:xfrm>
-                          <a:prstGeom prst="rect">
-                            <a:avLst/>
-                          </a:prstGeom>
-                          <a:solidFill>
-                            <a:srgbClr val="A9D18E"/>
-                          </a:solidFill>
-                          <a:ln w="6350">
-                            <a:solidFill>
-                              <a:srgbClr val="000000"/>
-                            </a:solidFill>
-                            <a:miter lim="800000"/>
-                            <a:headEnd/>
-                            <a:tailEnd/>
-                          </a:ln>
-                        </wps:spPr>
-                        <wps:txbx>
-                          <w:txbxContent>
-                            <w:p>
-                              <w:pPr>
-                                <w:spacing w:line="360" w:lineRule="auto"/>
-                                <w:jc w:val="right"/>
-                                <w:rPr>
-                                  <w:rFonts w:ascii="標楷體" w:eastAsia="標楷體" w:hAnsi="標楷體"/>
-                                  <w:szCs w:val="24"/>
-                                </w:rPr>
-                              </w:pPr>
-                              <w:r>
-                                <w:rPr>
-                                  <w:rFonts w:ascii="標楷體" w:eastAsia="標楷體" w:hAnsi="標楷體" w:hint="eastAsia"/>
-                                  <w:szCs w:val="24"/>
-                                </w:rPr>
-                                <w:t>研發部</w:t>
-                              </w:r>
-                            </w:p>
-                          </w:txbxContent>
-                        </wps:txbx>
-                        <wps:bodyPr rot="0" vert="horz" wrap="square" lIns="91440" tIns="45720" rIns="91440" bIns="45720" anchor="t" anchorCtr="0" upright="1">
-                          <a:noAutofit/>
-                        </wps:bodyPr>
-                      </wps:wsp>
-                      <wps:wsp>
-                        <wps:cNvPr id="32" name="文字方塊 16"/>
-                        <wps:cNvSpPr txBox="1">
-                          <a:spLocks noChangeArrowheads="1"/>
-                        </wps:cNvSpPr>
-                        <wps:spPr bwMode="auto">
-                          <a:xfrm>
-                            <a:off x="2121535" y="3717290"/>
-                            <a:ext cx="344170" cy="1007745"/>
-                          </a:xfrm>
-                          <a:prstGeom prst="rect">
-                            <a:avLst/>
-                          </a:prstGeom>
-                          <a:solidFill>
-                            <a:srgbClr val="C9C9C9"/>
-                          </a:solidFill>
-                          <a:ln w="6350">
-                            <a:solidFill>
-                              <a:srgbClr val="000000"/>
-                            </a:solidFill>
-                            <a:miter lim="800000"/>
-                            <a:headEnd/>
-                            <a:tailEnd/>
-                          </a:ln>
-                        </wps:spPr>
-                        <wps:txbx>
-                          <w:txbxContent>
-                            <w:p>
-                              <w:pPr>
-                                <w:adjustRightInd w:val="0"/>
-                                <w:snapToGrid w:val="0"/>
-                                <w:spacing w:line="360" w:lineRule="auto"/>
-                                <w:jc w:val="center"/>
-                                <w:rPr>
-                                  <w:rFonts w:ascii="標楷體" w:eastAsia="標楷體" w:hAnsi="標楷體"/>
-                                  <w:szCs w:val="24"/>
-                                </w:rPr>
-                              </w:pPr>
-                              <w:r>
-                                <w:rPr>
-                                  <w:rFonts w:ascii="標楷體" w:eastAsia="標楷體" w:hAnsi="標楷體" w:hint="eastAsia"/>
-                                  <w:szCs w:val="24"/>
-                                </w:rPr>
-                                <w:t>品保部</w:t>
-                              </w:r>
-                            </w:p>
-                          </w:txbxContent>
-                        </wps:txbx>
-                        <wps:bodyPr rot="0" vert="horz" wrap="square" lIns="91440" tIns="45720" rIns="91440" bIns="45720" anchor="t" anchorCtr="0" upright="1">
-                          <a:noAutofit/>
-                        </wps:bodyPr>
-                      </wps:wsp>
-                      <wps:wsp>
-                        <wps:cNvPr id="33" name="文字方塊 13"/>
-                        <wps:cNvSpPr txBox="1">
-                          <a:spLocks noChangeArrowheads="1"/>
-                        </wps:cNvSpPr>
-                        <wps:spPr bwMode="auto">
-                          <a:xfrm>
-                            <a:off x="2578735" y="3704590"/>
-                            <a:ext cx="337820" cy="1020445"/>
-                          </a:xfrm>
-                          <a:prstGeom prst="rect">
-                            <a:avLst/>
-                          </a:prstGeom>
-                          <a:solidFill>
-                            <a:srgbClr val="C9C9C9"/>
-                          </a:solidFill>
-                          <a:ln w="6350">
-                            <a:solidFill>
-                              <a:srgbClr val="000000"/>
-                            </a:solidFill>
-                            <a:miter lim="800000"/>
-                            <a:headEnd/>
-                            <a:tailEnd/>
-                          </a:ln>
-                        </wps:spPr>
-                        <wps:txbx>
-                          <w:txbxContent>
-                            <w:p>
-                              <w:pPr>
-                                <w:adjustRightInd w:val="0"/>
-                                <w:snapToGrid w:val="0"/>
-                                <w:spacing w:line="360" w:lineRule="auto"/>
-                                <w:jc w:val="right"/>
-                                <w:rPr>
-                                  <w:rFonts w:ascii="標楷體" w:eastAsia="標楷體" w:hAnsi="標楷體"/>
-                                  <w:szCs w:val="24"/>
-                                </w:rPr>
-                              </w:pPr>
-                              <w:r>
-                                <w:rPr>
-                                  <w:rFonts w:ascii="標楷體" w:eastAsia="標楷體" w:hAnsi="標楷體" w:hint="eastAsia"/>
-                                  <w:szCs w:val="24"/>
-                                </w:rPr>
-                                <w:t>職安室</w:t>
-                              </w:r>
-                            </w:p>
-                          </w:txbxContent>
-                        </wps:txbx>
-                        <wps:bodyPr rot="0" vert="horz" wrap="square" lIns="91440" tIns="45720" rIns="91440" bIns="45720" anchor="t" anchorCtr="0" upright="1">
-                          <a:noAutofit/>
-                        </wps:bodyPr>
-                      </wps:wsp>
-                      <wps:wsp>
-                        <wps:cNvPr id="34" name="Text Box 2584"/>
-                        <wps:cNvSpPr txBox="1">
-                          <a:spLocks noChangeArrowheads="1"/>
-                        </wps:cNvSpPr>
-                        <wps:spPr bwMode="auto">
-                          <a:xfrm>
-                            <a:off x="3174365" y="4286250"/>
-                            <a:ext cx="319405" cy="854075"/>
-                          </a:xfrm>
-                          <a:prstGeom prst="rect">
-                            <a:avLst/>
-                          </a:prstGeom>
-                          <a:noFill/>
-                          <a:ln w="9525">
-                            <a:solidFill>
-                              <a:srgbClr val="000000"/>
-                            </a:solidFill>
-                            <a:miter lim="800000"/>
-                            <a:headEnd/>
-                            <a:tailEnd/>
-                          </a:ln>
-                          <a:extLst>
-                            <a:ext uri="{909E8E84-426E-40DD-AFC4-6F175D3DCCD1}">
-                              <a14:hiddenFill xmlns:a14="http://schemas.microsoft.com/office/drawing/2010/main">
-                                <a:solidFill>
-                                  <a:srgbClr val="BBE0E3"/>
-                                </a:solidFill>
-                              </a14:hiddenFill>
-                            </a:ext>
-                          </a:extLst>
-                        </wps:spPr>
-                        <wps:txbx>
-                          <w:txbxContent>
-                            <w:p>
-                              <w:pPr>
-                                <w:spacing w:line="276" w:lineRule="auto"/>
-                                <w:rPr>
-                                  <w:rFonts w:ascii="標楷體" w:eastAsia="標楷體" w:hAnsi="標楷體"/>
-                                  <w:szCs w:val="24"/>
-                                </w:rPr>
-                              </w:pPr>
-                              <w:r>
-                                <w:rPr>
-                                  <w:rFonts w:ascii="標楷體" w:eastAsia="標楷體" w:hAnsi="標楷體" w:hint="eastAsia"/>
-                                  <w:szCs w:val="24"/>
-                                </w:rPr>
-                                <w:t>環安課</w:t>
-                              </w:r>
-                            </w:p>
-                          </w:txbxContent>
-                        </wps:txbx>
-                        <wps:bodyPr rot="0" vert="horz" wrap="square" lIns="64922" tIns="32461" rIns="64922" bIns="32461" anchor="ctr" anchorCtr="0" upright="1">
-                          <a:noAutofit/>
-                        </wps:bodyPr>
-                      </wps:wsp>
-                      <wps:wsp>
-                        <wps:cNvPr id="35" name="Text Box 2585"/>
-                        <wps:cNvSpPr txBox="1">
-                          <a:spLocks noChangeArrowheads="1"/>
-                        </wps:cNvSpPr>
-                        <wps:spPr bwMode="auto">
-                          <a:xfrm>
-                            <a:off x="3557270" y="4286250"/>
-                            <a:ext cx="319405" cy="854075"/>
-                          </a:xfrm>
-                          <a:prstGeom prst="rect">
-                            <a:avLst/>
-                          </a:prstGeom>
-                          <a:noFill/>
-                          <a:ln w="9525">
-                            <a:solidFill>
-                              <a:srgbClr val="000000"/>
-                            </a:solidFill>
-                            <a:miter lim="800000"/>
-                            <a:headEnd/>
-                            <a:tailEnd/>
-                          </a:ln>
-                          <a:extLst>
-                            <a:ext uri="{909E8E84-426E-40DD-AFC4-6F175D3DCCD1}">
-                              <a14:hiddenFill xmlns:a14="http://schemas.microsoft.com/office/drawing/2010/main">
-                                <a:solidFill>
-                                  <a:srgbClr val="BBE0E3"/>
-                                </a:solidFill>
-                              </a14:hiddenFill>
-                            </a:ext>
-                          </a:extLst>
-                        </wps:spPr>
-                        <wps:txbx>
-                          <w:txbxContent>
-                            <w:p>
-                              <w:pPr>
-                                <w:spacing w:line="276" w:lineRule="auto"/>
-                                <w:rPr>
-                                  <w:rFonts w:ascii="標楷體" w:eastAsia="標楷體" w:hAnsi="標楷體"/>
-                                  <w:szCs w:val="24"/>
-                                </w:rPr>
-                              </w:pPr>
-                              <w:r>
-                                <w:rPr>
-                                  <w:rFonts w:ascii="標楷體" w:eastAsia="標楷體" w:hAnsi="標楷體" w:hint="eastAsia"/>
-                                  <w:szCs w:val="24"/>
-                                </w:rPr>
-                                <w:t>廠務課</w:t>
-                              </w:r>
-                            </w:p>
-                          </w:txbxContent>
-                        </wps:txbx>
-                        <wps:bodyPr rot="0" vert="horz" wrap="square" lIns="64922" tIns="32461" rIns="64922" bIns="32461" anchor="ctr" anchorCtr="0" upright="1">
-                          <a:noAutofit/>
-                        </wps:bodyPr>
-                      </wps:wsp>
-                      <wps:wsp>
-                        <wps:cNvPr id="36" name="Text Box 2586"/>
-                        <wps:cNvSpPr txBox="1">
-                          <a:spLocks noChangeArrowheads="1"/>
-                        </wps:cNvSpPr>
-                        <wps:spPr bwMode="auto">
-                          <a:xfrm>
-                            <a:off x="4144010" y="3717290"/>
-                            <a:ext cx="319405" cy="1198880"/>
-                          </a:xfrm>
-                          <a:prstGeom prst="rect">
-                            <a:avLst/>
-                          </a:prstGeom>
-                          <a:noFill/>
-                          <a:ln w="9525">
-                            <a:solidFill>
-                              <a:srgbClr val="000000"/>
-                            </a:solidFill>
-                            <a:miter lim="800000"/>
-                            <a:headEnd/>
-                            <a:tailEnd/>
-                          </a:ln>
-                          <a:extLst>
-                            <a:ext uri="{909E8E84-426E-40DD-AFC4-6F175D3DCCD1}">
-                              <a14:hiddenFill xmlns:a14="http://schemas.microsoft.com/office/drawing/2010/main">
-                                <a:solidFill>
-                                  <a:srgbClr val="BBE0E3"/>
-                                </a:solidFill>
-                              </a14:hiddenFill>
-                            </a:ext>
-                          </a:extLst>
-                        </wps:spPr>
-                        <wps:txbx>
-                          <w:txbxContent>
-                            <w:p>
-                              <w:pPr>
-                                <w:spacing w:line="276" w:lineRule="auto"/>
-                                <w:rPr>
-                                  <w:rFonts w:ascii="標楷體" w:eastAsia="標楷體" w:hAnsi="標楷體"/>
-                                  <w:szCs w:val="24"/>
-                                </w:rPr>
-                              </w:pPr>
-                              <w:r>
-                                <w:rPr>
-                                  <w:rFonts w:ascii="標楷體" w:eastAsia="標楷體" w:hAnsi="標楷體" w:hint="eastAsia"/>
-                                  <w:szCs w:val="24"/>
-                                </w:rPr>
-                                <w:t>濾筒製造</w:t>
-                              </w:r>
-                            </w:p>
-                            <w:p>
-                              <w:pPr>
-                                <w:spacing w:line="276" w:lineRule="auto"/>
-                                <w:rPr>
-                                  <w:rFonts w:ascii="標楷體" w:eastAsia="標楷體" w:hAnsi="標楷體"/>
-                                  <w:szCs w:val="24"/>
-                                </w:rPr>
-                              </w:pPr>
-                              <w:r>
-                                <w:rPr>
-                                  <w:rFonts w:ascii="標楷體" w:eastAsia="標楷體" w:hAnsi="標楷體" w:hint="eastAsia"/>
-                                  <w:szCs w:val="24"/>
-                                </w:rPr>
-                                <w:t>部</w:t>
-                              </w:r>
-                            </w:p>
-                          </w:txbxContent>
-                        </wps:txbx>
-                        <wps:bodyPr rot="0" vert="horz" wrap="square" lIns="64922" tIns="32461" rIns="64922" bIns="32461" anchor="ctr" anchorCtr="0" upright="1">
-                          <a:noAutofit/>
-                        </wps:bodyPr>
-                      </wps:wsp>
-                      <wps:wsp>
-                        <wps:cNvPr id="37" name="Text Box 2587"/>
-                        <wps:cNvSpPr txBox="1">
-                          <a:spLocks noChangeArrowheads="1"/>
-                        </wps:cNvSpPr>
-                        <wps:spPr bwMode="auto">
-                          <a:xfrm>
-                            <a:off x="4526915" y="3717290"/>
-                            <a:ext cx="319405" cy="1198880"/>
-                          </a:xfrm>
-                          <a:prstGeom prst="rect">
-                            <a:avLst/>
-                          </a:prstGeom>
-                          <a:noFill/>
-                          <a:ln w="9525">
-                            <a:solidFill>
-                              <a:srgbClr val="000000"/>
-                            </a:solidFill>
-                            <a:miter lim="800000"/>
-                            <a:headEnd/>
-                            <a:tailEnd/>
-                          </a:ln>
-                          <a:extLst>
-                            <a:ext uri="{909E8E84-426E-40DD-AFC4-6F175D3DCCD1}">
-                              <a14:hiddenFill xmlns:a14="http://schemas.microsoft.com/office/drawing/2010/main">
-                                <a:solidFill>
-                                  <a:srgbClr val="BBE0E3"/>
-                                </a:solidFill>
-                              </a14:hiddenFill>
-                            </a:ext>
-                          </a:extLst>
-                        </wps:spPr>
-                        <wps:txbx>
-                          <w:txbxContent>
-                            <w:p>
-                              <w:pPr>
-                                <w:spacing w:line="276" w:lineRule="auto"/>
-                                <w:rPr>
-                                  <w:rFonts w:ascii="標楷體" w:eastAsia="標楷體" w:hAnsi="標楷體"/>
-                                  <w:szCs w:val="24"/>
-                                </w:rPr>
-                              </w:pPr>
-                              <w:r>
-                                <w:rPr>
-                                  <w:rFonts w:ascii="標楷體" w:eastAsia="標楷體" w:hAnsi="標楷體" w:hint="eastAsia"/>
-                                  <w:szCs w:val="24"/>
-                                </w:rPr>
-                                <w:t>濾網製造部</w:t>
-                              </w:r>
-                            </w:p>
-                          </w:txbxContent>
-                        </wps:txbx>
-                        <wps:bodyPr rot="0" vert="horz" wrap="square" lIns="64922" tIns="32461" rIns="64922" bIns="32461" anchor="ctr" anchorCtr="0" upright="1">
-                          <a:noAutofit/>
-                        </wps:bodyPr>
-                      </wps:wsp>
-                      <wps:wsp>
-                        <wps:cNvPr id="38" name="Text Box 2588"/>
-                        <wps:cNvSpPr txBox="1">
-                          <a:spLocks noChangeArrowheads="1"/>
-                        </wps:cNvSpPr>
-                        <wps:spPr bwMode="auto">
-                          <a:xfrm>
-                            <a:off x="4925695" y="3717290"/>
-                            <a:ext cx="319405" cy="1198880"/>
-                          </a:xfrm>
-                          <a:prstGeom prst="rect">
-                            <a:avLst/>
-                          </a:prstGeom>
-                          <a:noFill/>
-                          <a:ln w="9525">
-                            <a:solidFill>
-                              <a:srgbClr val="000000"/>
-                            </a:solidFill>
-                            <a:miter lim="800000"/>
-                            <a:headEnd/>
-                            <a:tailEnd/>
-                          </a:ln>
-                          <a:extLst>
-                            <a:ext uri="{909E8E84-426E-40DD-AFC4-6F175D3DCCD1}">
-                              <a14:hiddenFill xmlns:a14="http://schemas.microsoft.com/office/drawing/2010/main">
-                                <a:solidFill>
-                                  <a:srgbClr val="BBE0E3"/>
-                                </a:solidFill>
-                              </a14:hiddenFill>
-                            </a:ext>
-                          </a:extLst>
-                        </wps:spPr>
-                        <wps:txbx>
-                          <w:txbxContent>
-                            <w:p>
-                              <w:pPr>
-                                <w:spacing w:line="276" w:lineRule="auto"/>
-                                <w:rPr>
-                                  <w:rFonts w:ascii="標楷體" w:eastAsia="標楷體" w:hAnsi="標楷體"/>
-                                  <w:szCs w:val="24"/>
-                                </w:rPr>
-                              </w:pPr>
-                              <w:r>
-                                <w:rPr>
-                                  <w:rFonts w:ascii="標楷體" w:eastAsia="標楷體" w:hAnsi="標楷體" w:hint="eastAsia"/>
-                                  <w:szCs w:val="24"/>
-                                </w:rPr>
-                                <w:t>客服運輸</w:t>
-                              </w:r>
-                            </w:p>
-                            <w:p>
-                              <w:pPr>
-                                <w:spacing w:line="276" w:lineRule="auto"/>
-                                <w:rPr>
-                                  <w:rFonts w:ascii="標楷體" w:eastAsia="標楷體" w:hAnsi="標楷體"/>
-                                  <w:szCs w:val="24"/>
-                                </w:rPr>
-                              </w:pPr>
-                              <w:r>
-                                <w:rPr>
-                                  <w:rFonts w:ascii="標楷體" w:eastAsia="標楷體" w:hAnsi="標楷體" w:hint="eastAsia"/>
-                                  <w:szCs w:val="24"/>
-                                </w:rPr>
-                                <w:t>部</w:t>
-                              </w:r>
-                            </w:p>
-                          </w:txbxContent>
-                        </wps:txbx>
-                        <wps:bodyPr rot="0" vert="horz" wrap="square" lIns="64922" tIns="32461" rIns="64922" bIns="32461" anchor="ctr" anchorCtr="0" upright="1">
-                          <a:noAutofit/>
-                        </wps:bodyPr>
-                      </wps:wsp>
-                      <wps:wsp>
-                        <wps:cNvPr id="39" name="Text Box 2589"/>
-                        <wps:cNvSpPr txBox="1">
-                          <a:spLocks noChangeArrowheads="1"/>
-                        </wps:cNvSpPr>
-                        <wps:spPr bwMode="auto">
-                          <a:xfrm>
-                            <a:off x="5308600" y="3717290"/>
-                            <a:ext cx="319405" cy="1198880"/>
-                          </a:xfrm>
-                          <a:prstGeom prst="rect">
-                            <a:avLst/>
-                          </a:prstGeom>
-                          <a:noFill/>
-                          <a:ln w="9525">
-                            <a:solidFill>
-                              <a:srgbClr val="000000"/>
-                            </a:solidFill>
-                            <a:miter lim="800000"/>
-                            <a:headEnd/>
-                            <a:tailEnd/>
-                          </a:ln>
-                          <a:extLst>
-                            <a:ext uri="{909E8E84-426E-40DD-AFC4-6F175D3DCCD1}">
-                              <a14:hiddenFill xmlns:a14="http://schemas.microsoft.com/office/drawing/2010/main">
-                                <a:solidFill>
-                                  <a:srgbClr val="BBE0E3"/>
-                                </a:solidFill>
-                              </a14:hiddenFill>
-                            </a:ext>
-                          </a:extLst>
-                        </wps:spPr>
-                        <wps:txbx>
-                          <w:txbxContent>
-                            <w:p>
-                              <w:pPr>
-                                <w:spacing w:line="276" w:lineRule="auto"/>
-                                <w:rPr>
-                                  <w:rFonts w:ascii="標楷體" w:eastAsia="標楷體" w:hAnsi="標楷體"/>
-                                  <w:szCs w:val="24"/>
-                                </w:rPr>
-                              </w:pPr>
-                              <w:r>
-                                <w:rPr>
-                                  <w:rFonts w:ascii="標楷體" w:eastAsia="標楷體" w:hAnsi="標楷體" w:hint="eastAsia"/>
-                                  <w:szCs w:val="24"/>
-                                </w:rPr>
-                                <w:t>工程安裝部</w:t>
-                              </w:r>
-                            </w:p>
-                          </w:txbxContent>
-                        </wps:txbx>
-                        <wps:bodyPr rot="0" vert="horz" wrap="square" lIns="64922" tIns="32461" rIns="64922" bIns="32461" anchor="ctr" anchorCtr="0" upright="1">
-                          <a:noAutofit/>
-                        </wps:bodyPr>
-                      </wps:wsp>
-                      <wps:wsp>
-                        <wps:cNvPr id="40" name="AutoShape 2590"/>
-                        <wps:cNvCnPr>
-                          <a:cxnSpLocks noChangeShapeType="1"/>
-                          <a:endCxn id="27" idx="0"/>
-                        </wps:cNvCnPr>
-                        <wps:spPr bwMode="auto">
-                          <a:xfrm rot="10800000" flipV="1">
-                            <a:off x="169545" y="3449955"/>
-                            <a:ext cx="4811395" cy="254635"/>
-                          </a:xfrm>
-                          <a:prstGeom prst="bentConnector2">
-                            <a:avLst/>
-                          </a:prstGeom>
-                          <a:noFill/>
-                          <a:ln w="9525">
-                            <a:solidFill>
-                              <a:srgbClr val="000000"/>
-                            </a:solidFill>
-                            <a:miter lim="800000"/>
-                            <a:headEnd/>
-                            <a:tailEnd/>
-                          </a:ln>
-                          <a:extLst>
-                            <a:ext uri="{909E8E84-426E-40DD-AFC4-6F175D3DCCD1}">
-                              <a14:hiddenFill xmlns:a14="http://schemas.microsoft.com/office/drawing/2010/main">
-                                <a:noFill/>
-                              </a14:hiddenFill>
-                            </a:ext>
-                          </a:extLst>
-                        </wps:spPr>
-                        <wps:bodyPr/>
-                      </wps:wsp>
-                      <wps:wsp>
-                        <wps:cNvPr id="41" name="AutoShape 2591"/>
-                        <wps:cNvCnPr>
-                          <a:cxnSpLocks noChangeShapeType="1"/>
-                        </wps:cNvCnPr>
-                        <wps:spPr bwMode="auto">
-                          <a:xfrm rot="10800000">
-                            <a:off x="2171065" y="1957070"/>
-                            <a:ext cx="2809875" cy="1492885"/>
-                          </a:xfrm>
-                          <a:prstGeom prst="bentConnector3">
-                            <a:avLst>
-                              <a:gd name="adj1" fmla="val -366"/>
-                            </a:avLst>
-                          </a:prstGeom>
-                          <a:noFill/>
-                          <a:ln w="9525">
-                            <a:solidFill>
-                              <a:srgbClr val="000000"/>
-                            </a:solidFill>
-                            <a:miter lim="800000"/>
-                            <a:headEnd/>
-                            <a:tailEnd/>
-                          </a:ln>
-                          <a:extLst>
-                            <a:ext uri="{909E8E84-426E-40DD-AFC4-6F175D3DCCD1}">
-                              <a14:hiddenFill xmlns:a14="http://schemas.microsoft.com/office/drawing/2010/main">
-                                <a:noFill/>
-                              </a14:hiddenFill>
-                            </a:ext>
-                          </a:extLst>
-                        </wps:spPr>
-                        <wps:bodyPr/>
-                      </wps:wsp>
-                      <wps:wsp>
-                        <wps:cNvPr id="42" name="AutoShape 2592"/>
-                        <wps:cNvCnPr>
-                          <a:cxnSpLocks noChangeShapeType="1"/>
-                          <a:endCxn id="28" idx="0"/>
-                        </wps:cNvCnPr>
-                        <wps:spPr bwMode="auto">
-                          <a:xfrm rot="10800000" flipV="1">
-                            <a:off x="606425" y="3449955"/>
-                            <a:ext cx="4374515" cy="254635"/>
-                          </a:xfrm>
-                          <a:prstGeom prst="bentConnector2">
-                            <a:avLst/>
-                          </a:prstGeom>
-                          <a:noFill/>
-                          <a:ln w="9525">
-                            <a:solidFill>
-                              <a:srgbClr val="000000"/>
-                            </a:solidFill>
-                            <a:miter lim="800000"/>
-                            <a:headEnd/>
-                            <a:tailEnd/>
-                          </a:ln>
-                          <a:extLst>
-                            <a:ext uri="{909E8E84-426E-40DD-AFC4-6F175D3DCCD1}">
-                              <a14:hiddenFill xmlns:a14="http://schemas.microsoft.com/office/drawing/2010/main">
-                                <a:noFill/>
-                              </a14:hiddenFill>
-                            </a:ext>
-                          </a:extLst>
-                        </wps:spPr>
-                        <wps:bodyPr/>
-                      </wps:wsp>
-                      <wps:wsp>
-                        <wps:cNvPr id="43" name="AutoShape 2593"/>
-                        <wps:cNvCnPr>
-                          <a:cxnSpLocks noChangeShapeType="1"/>
-                          <a:endCxn id="29" idx="0"/>
-                        </wps:cNvCnPr>
-                        <wps:spPr bwMode="auto">
-                          <a:xfrm rot="10800000" flipV="1">
-                            <a:off x="1046480" y="3449955"/>
-                            <a:ext cx="3934460" cy="254635"/>
-                          </a:xfrm>
-                          <a:prstGeom prst="bentConnector2">
-                            <a:avLst/>
-                          </a:prstGeom>
-                          <a:noFill/>
-                          <a:ln w="9525">
-                            <a:solidFill>
-                              <a:srgbClr val="000000"/>
-                            </a:solidFill>
-                            <a:miter lim="800000"/>
-                            <a:headEnd/>
-                            <a:tailEnd/>
-                          </a:ln>
-                          <a:extLst>
-                            <a:ext uri="{909E8E84-426E-40DD-AFC4-6F175D3DCCD1}">
-                              <a14:hiddenFill xmlns:a14="http://schemas.microsoft.com/office/drawing/2010/main">
-                                <a:noFill/>
-                              </a14:hiddenFill>
-                            </a:ext>
-                          </a:extLst>
-                        </wps:spPr>
-                        <wps:bodyPr/>
-                      </wps:wsp>
-                      <wps:wsp>
-                        <wps:cNvPr id="44" name="AutoShape 2594"/>
-                        <wps:cNvCnPr>
-                          <a:cxnSpLocks noChangeShapeType="1"/>
-                          <a:endCxn id="30" idx="0"/>
-                        </wps:cNvCnPr>
-                        <wps:spPr bwMode="auto">
-                          <a:xfrm rot="10800000" flipV="1">
-                            <a:off x="1464945" y="3449955"/>
-                            <a:ext cx="3515995" cy="254635"/>
-                          </a:xfrm>
-                          <a:prstGeom prst="bentConnector2">
-                            <a:avLst/>
-                          </a:prstGeom>
-                          <a:noFill/>
-                          <a:ln w="9525">
-                            <a:solidFill>
-                              <a:srgbClr val="000000"/>
-                            </a:solidFill>
-                            <a:miter lim="800000"/>
-                            <a:headEnd/>
-                            <a:tailEnd/>
-                          </a:ln>
-                          <a:extLst>
-                            <a:ext uri="{909E8E84-426E-40DD-AFC4-6F175D3DCCD1}">
-                              <a14:hiddenFill xmlns:a14="http://schemas.microsoft.com/office/drawing/2010/main">
-                                <a:noFill/>
-                              </a14:hiddenFill>
-                            </a:ext>
-                          </a:extLst>
-                        </wps:spPr>
-                        <wps:bodyPr/>
-                      </wps:wsp>
-                      <wps:wsp>
-                        <wps:cNvPr id="45" name="AutoShape 2595"/>
-                        <wps:cNvCnPr>
-                          <a:cxnSpLocks noChangeShapeType="1"/>
-                          <a:endCxn id="31" idx="0"/>
-                        </wps:cNvCnPr>
-                        <wps:spPr bwMode="auto">
-                          <a:xfrm rot="10800000" flipV="1">
-                            <a:off x="1861820" y="3449955"/>
-                            <a:ext cx="3119120" cy="254635"/>
-                          </a:xfrm>
-                          <a:prstGeom prst="bentConnector2">
-                            <a:avLst/>
-                          </a:prstGeom>
-                          <a:noFill/>
-                          <a:ln w="9525">
-                            <a:solidFill>
-                              <a:srgbClr val="000000"/>
-                            </a:solidFill>
-                            <a:miter lim="800000"/>
-                            <a:headEnd/>
-                            <a:tailEnd/>
-                          </a:ln>
-                          <a:extLst>
-                            <a:ext uri="{909E8E84-426E-40DD-AFC4-6F175D3DCCD1}">
-                              <a14:hiddenFill xmlns:a14="http://schemas.microsoft.com/office/drawing/2010/main">
-                                <a:noFill/>
-                              </a14:hiddenFill>
-                            </a:ext>
-                          </a:extLst>
-                        </wps:spPr>
-                        <wps:bodyPr/>
-                      </wps:wsp>
-                      <wps:wsp>
-                        <wps:cNvPr id="46" name="AutoShape 2596"/>
-                        <wps:cNvCnPr>
-                          <a:cxnSpLocks noChangeShapeType="1"/>
-                          <a:endCxn id="32" idx="0"/>
-                        </wps:cNvCnPr>
-                        <wps:spPr bwMode="auto">
-                          <a:xfrm rot="10800000" flipV="1">
-                            <a:off x="2293620" y="3449955"/>
-                            <a:ext cx="2687320" cy="267335"/>
-                          </a:xfrm>
-                          <a:prstGeom prst="bentConnector2">
-                            <a:avLst/>
-                          </a:prstGeom>
-                          <a:noFill/>
-                          <a:ln w="9525">
-                            <a:solidFill>
-                              <a:srgbClr val="000000"/>
-                            </a:solidFill>
-                            <a:miter lim="800000"/>
-                            <a:headEnd/>
-                            <a:tailEnd/>
-                          </a:ln>
-                          <a:extLst>
-                            <a:ext uri="{909E8E84-426E-40DD-AFC4-6F175D3DCCD1}">
-                              <a14:hiddenFill xmlns:a14="http://schemas.microsoft.com/office/drawing/2010/main">
-                                <a:noFill/>
-                              </a14:hiddenFill>
-                            </a:ext>
-                          </a:extLst>
-                        </wps:spPr>
-                        <wps:bodyPr/>
-                      </wps:wsp>
-                      <wps:wsp>
-                        <wps:cNvPr id="47" name="AutoShape 2597"/>
-                        <wps:cNvCnPr>
-                          <a:cxnSpLocks noChangeShapeType="1"/>
-                          <a:endCxn id="33" idx="0"/>
-                        </wps:cNvCnPr>
-                        <wps:spPr bwMode="auto">
-                          <a:xfrm rot="10800000" flipV="1">
-                            <a:off x="2747645" y="3449955"/>
-                            <a:ext cx="2233295" cy="254635"/>
-                          </a:xfrm>
-                          <a:prstGeom prst="bentConnector2">
-                            <a:avLst/>
-                          </a:prstGeom>
-                          <a:noFill/>
-                          <a:ln w="9525">
-                            <a:solidFill>
-                              <a:srgbClr val="000000"/>
-                            </a:solidFill>
-                            <a:miter lim="800000"/>
-                            <a:headEnd/>
-                            <a:tailEnd/>
-                          </a:ln>
-                          <a:extLst>
-                            <a:ext uri="{909E8E84-426E-40DD-AFC4-6F175D3DCCD1}">
-                              <a14:hiddenFill xmlns:a14="http://schemas.microsoft.com/office/drawing/2010/main">
-                                <a:noFill/>
-                              </a14:hiddenFill>
-                            </a:ext>
-                          </a:extLst>
-                        </wps:spPr>
-                        <wps:bodyPr/>
-                      </wps:wsp>
-                      <wps:wsp>
-                        <wps:cNvPr id="48" name="AutoShape 2598"/>
-                        <wps:cNvCnPr>
-                          <a:cxnSpLocks noChangeShapeType="1"/>
-                          <a:endCxn id="34" idx="0"/>
-                        </wps:cNvCnPr>
-                        <wps:spPr bwMode="auto">
-                          <a:xfrm rot="10800000" flipV="1">
-                            <a:off x="3334385" y="3449955"/>
-                            <a:ext cx="1499870" cy="836295"/>
-                          </a:xfrm>
-                          <a:prstGeom prst="bentConnector2">
-                            <a:avLst/>
-                          </a:prstGeom>
-                          <a:noFill/>
-                          <a:ln w="9525">
-                            <a:solidFill>
-                              <a:srgbClr val="000000"/>
-                            </a:solidFill>
-                            <a:miter lim="800000"/>
-                            <a:headEnd/>
-                            <a:tailEnd/>
-                          </a:ln>
-                          <a:extLst>
-                            <a:ext uri="{909E8E84-426E-40DD-AFC4-6F175D3DCCD1}">
-                              <a14:hiddenFill xmlns:a14="http://schemas.microsoft.com/office/drawing/2010/main">
-                                <a:noFill/>
-                              </a14:hiddenFill>
-                            </a:ext>
-                          </a:extLst>
-                        </wps:spPr>
-                        <wps:bodyPr/>
-                      </wps:wsp>
-                      <wps:wsp>
-                        <wps:cNvPr id="49" name="AutoShape 2599"/>
-                        <wps:cNvCnPr>
-                          <a:cxnSpLocks noChangeShapeType="1"/>
-                          <a:endCxn id="35" idx="0"/>
-                        </wps:cNvCnPr>
-                        <wps:spPr bwMode="auto">
-                          <a:xfrm rot="10800000" flipV="1">
-                            <a:off x="3717290" y="3449955"/>
-                            <a:ext cx="1116965" cy="836295"/>
-                          </a:xfrm>
-                          <a:prstGeom prst="bentConnector2">
-                            <a:avLst/>
-                          </a:prstGeom>
-                          <a:noFill/>
-                          <a:ln w="9525">
-                            <a:solidFill>
-                              <a:srgbClr val="000000"/>
-                            </a:solidFill>
-                            <a:miter lim="800000"/>
-                            <a:headEnd/>
-                            <a:tailEnd/>
-                          </a:ln>
-                          <a:extLst>
-                            <a:ext uri="{909E8E84-426E-40DD-AFC4-6F175D3DCCD1}">
-                              <a14:hiddenFill xmlns:a14="http://schemas.microsoft.com/office/drawing/2010/main">
-                                <a:noFill/>
-                              </a14:hiddenFill>
-                            </a:ext>
-                          </a:extLst>
-                        </wps:spPr>
-                        <wps:bodyPr/>
-                      </wps:wsp>
-                      <wps:wsp>
-                        <wps:cNvPr id="50" name="AutoShape 2600"/>
-                        <wps:cNvCnPr>
-                          <a:cxnSpLocks noChangeShapeType="1"/>
-                          <a:endCxn id="36" idx="0"/>
-                        </wps:cNvCnPr>
-                        <wps:spPr bwMode="auto">
-                          <a:xfrm rot="10800000" flipV="1">
-                            <a:off x="4304030" y="3449955"/>
-                            <a:ext cx="676910" cy="267335"/>
-                          </a:xfrm>
-                          <a:prstGeom prst="bentConnector2">
-                            <a:avLst/>
-                          </a:prstGeom>
-                          <a:noFill/>
-                          <a:ln w="9525">
-                            <a:solidFill>
-                              <a:srgbClr val="000000"/>
-                            </a:solidFill>
-                            <a:miter lim="800000"/>
-                            <a:headEnd/>
-                            <a:tailEnd/>
-                          </a:ln>
-                          <a:extLst>
-                            <a:ext uri="{909E8E84-426E-40DD-AFC4-6F175D3DCCD1}">
-                              <a14:hiddenFill xmlns:a14="http://schemas.microsoft.com/office/drawing/2010/main">
-                                <a:noFill/>
-                              </a14:hiddenFill>
-                            </a:ext>
-                          </a:extLst>
-                        </wps:spPr>
-                        <wps:bodyPr/>
-                      </wps:wsp>
-                      <wps:wsp>
-                        <wps:cNvPr id="51" name="AutoShape 2601"/>
-                        <wps:cNvCnPr>
-                          <a:cxnSpLocks noChangeShapeType="1"/>
-                          <a:endCxn id="37" idx="0"/>
-                        </wps:cNvCnPr>
-                        <wps:spPr bwMode="auto">
-                          <a:xfrm rot="10800000" flipV="1">
-                            <a:off x="4686935" y="3449955"/>
-                            <a:ext cx="294005" cy="267335"/>
-                          </a:xfrm>
-                          <a:prstGeom prst="bentConnector2">
-                            <a:avLst/>
-                          </a:prstGeom>
-                          <a:noFill/>
-                          <a:ln w="9525">
-                            <a:solidFill>
-                              <a:srgbClr val="000000"/>
-                            </a:solidFill>
-                            <a:miter lim="800000"/>
-                            <a:headEnd/>
-                            <a:tailEnd/>
-                          </a:ln>
-                          <a:extLst>
-                            <a:ext uri="{909E8E84-426E-40DD-AFC4-6F175D3DCCD1}">
-                              <a14:hiddenFill xmlns:a14="http://schemas.microsoft.com/office/drawing/2010/main">
-                                <a:noFill/>
-                              </a14:hiddenFill>
-                            </a:ext>
-                          </a:extLst>
-                        </wps:spPr>
-                        <wps:bodyPr/>
-                      </wps:wsp>
-                      <wps:wsp>
-                        <wps:cNvPr id="52" name="AutoShape 2602"/>
-                        <wps:cNvCnPr>
-                          <a:cxnSpLocks noChangeShapeType="1"/>
-                          <a:endCxn id="38" idx="0"/>
-                        </wps:cNvCnPr>
-                        <wps:spPr bwMode="auto">
-                          <a:xfrm rot="5400000">
-                            <a:off x="4952365" y="3583305"/>
-                            <a:ext cx="267335" cy="635"/>
-                          </a:xfrm>
-                          <a:prstGeom prst="bentConnector3">
-                            <a:avLst>
-                              <a:gd name="adj1" fmla="val 49880"/>
-                            </a:avLst>
-                          </a:prstGeom>
-                          <a:noFill/>
-                          <a:ln w="9525">
-                            <a:solidFill>
-                              <a:srgbClr val="000000"/>
-                            </a:solidFill>
-                            <a:miter lim="800000"/>
-                            <a:headEnd/>
-                            <a:tailEnd/>
-                          </a:ln>
-                          <a:extLst>
-                            <a:ext uri="{909E8E84-426E-40DD-AFC4-6F175D3DCCD1}">
-                              <a14:hiddenFill xmlns:a14="http://schemas.microsoft.com/office/drawing/2010/main">
-                                <a:noFill/>
-                              </a14:hiddenFill>
-                            </a:ext>
-                          </a:extLst>
-                        </wps:spPr>
-                        <wps:bodyPr/>
-                      </wps:wsp>
-                      <wps:wsp>
-                        <wps:cNvPr id="53" name="AutoShape 2603"/>
-                        <wps:cNvCnPr>
-                          <a:cxnSpLocks noChangeShapeType="1"/>
-                          <a:endCxn id="39" idx="0"/>
-                        </wps:cNvCnPr>
-                        <wps:spPr bwMode="auto">
-                          <a:xfrm>
-                            <a:off x="4980940" y="3449955"/>
-                            <a:ext cx="487680" cy="267335"/>
-                          </a:xfrm>
-                          <a:prstGeom prst="bentConnector2">
-                            <a:avLst/>
-                          </a:prstGeom>
-                          <a:noFill/>
-                          <a:ln w="9525">
-                            <a:solidFill>
-                              <a:srgbClr val="000000"/>
-                            </a:solidFill>
-                            <a:miter lim="800000"/>
-                            <a:headEnd/>
-                            <a:tailEnd/>
-                          </a:ln>
-                          <a:extLst>
-                            <a:ext uri="{909E8E84-426E-40DD-AFC4-6F175D3DCCD1}">
-                              <a14:hiddenFill xmlns:a14="http://schemas.microsoft.com/office/drawing/2010/main">
-                                <a:noFill/>
-                              </a14:hiddenFill>
-                            </a:ext>
-                          </a:extLst>
-                        </wps:spPr>
-                        <wps:bodyPr/>
-                      </wps:wsp>
-                      <wps:wsp>
-                        <wps:cNvPr id="54" name="Text Box 2604"/>
-                        <wps:cNvSpPr txBox="1">
-                          <a:spLocks noChangeArrowheads="1"/>
-                        </wps:cNvSpPr>
-                        <wps:spPr bwMode="auto">
-                          <a:xfrm>
-                            <a:off x="2269490" y="5642610"/>
-                            <a:ext cx="357505" cy="878840"/>
-                          </a:xfrm>
-                          <a:prstGeom prst="rect">
-                            <a:avLst/>
-                          </a:prstGeom>
-                          <a:noFill/>
-                          <a:ln w="9525">
-                            <a:solidFill>
-                              <a:srgbClr val="000000"/>
-                            </a:solidFill>
-                            <a:miter lim="800000"/>
-                            <a:headEnd/>
-                            <a:tailEnd/>
-                          </a:ln>
-                          <a:extLst>
-                            <a:ext uri="{909E8E84-426E-40DD-AFC4-6F175D3DCCD1}">
-                              <a14:hiddenFill xmlns:a14="http://schemas.microsoft.com/office/drawing/2010/main">
-                                <a:solidFill>
-                                  <a:srgbClr val="BBE0E3"/>
-                                </a:solidFill>
-                              </a14:hiddenFill>
-                            </a:ext>
-                          </a:extLst>
-                        </wps:spPr>
-                        <wps:txbx>
-                          <w:txbxContent>
-                            <w:p>
-                              <w:pPr>
-                                <w:spacing w:line="276" w:lineRule="auto"/>
-                                <w:jc w:val="center"/>
-                                <w:rPr>
-                                  <w:rFonts w:ascii="標楷體" w:eastAsia="標楷體" w:hAnsi="標楷體"/>
-                                  <w:szCs w:val="24"/>
-                                </w:rPr>
-                              </w:pPr>
-                              <w:r>
-                                <w:rPr>
-                                  <w:rFonts w:ascii="標楷體" w:eastAsia="標楷體" w:hAnsi="標楷體" w:hint="eastAsia"/>
-                                  <w:szCs w:val="24"/>
-                                </w:rPr>
-                                <w:t>總務課</w:t>
-                              </w:r>
-                            </w:p>
-                          </w:txbxContent>
-                        </wps:txbx>
-                        <wps:bodyPr rot="0" vert="horz" wrap="square" lIns="64922" tIns="32461" rIns="64922" bIns="32461" anchor="ctr" anchorCtr="0" upright="1">
-                          <a:noAutofit/>
-                        </wps:bodyPr>
-                      </wps:wsp>
-                      <wps:wsp>
-                        <wps:cNvPr id="55" name="Text Box 2605"/>
-                        <wps:cNvSpPr txBox="1">
-                          <a:spLocks noChangeArrowheads="1"/>
-                        </wps:cNvSpPr>
-                        <wps:spPr bwMode="auto">
-                          <a:xfrm>
-                            <a:off x="2688590" y="5642610"/>
-                            <a:ext cx="357505" cy="878840"/>
-                          </a:xfrm>
-                          <a:prstGeom prst="rect">
-                            <a:avLst/>
-                          </a:prstGeom>
-                          <a:noFill/>
-                          <a:ln w="9525">
-                            <a:solidFill>
-                              <a:srgbClr val="000000"/>
-                            </a:solidFill>
-                            <a:miter lim="800000"/>
-                            <a:headEnd/>
-                            <a:tailEnd/>
-                          </a:ln>
-                          <a:extLst>
-                            <a:ext uri="{909E8E84-426E-40DD-AFC4-6F175D3DCCD1}">
-                              <a14:hiddenFill xmlns:a14="http://schemas.microsoft.com/office/drawing/2010/main">
-                                <a:solidFill>
-                                  <a:srgbClr val="BBE0E3"/>
-                                </a:solidFill>
-                              </a14:hiddenFill>
-                            </a:ext>
-                          </a:extLst>
-                        </wps:spPr>
-                        <wps:txbx>
-                          <w:txbxContent>
-                            <w:p>
-                              <w:pPr>
-                                <w:spacing w:line="276" w:lineRule="auto"/>
-                                <w:jc w:val="center"/>
-                                <w:rPr>
-                                  <w:rFonts w:ascii="標楷體" w:eastAsia="標楷體" w:hAnsi="標楷體"/>
-                                  <w:szCs w:val="24"/>
-                                </w:rPr>
-                              </w:pPr>
-                              <w:r>
-                                <w:rPr>
-                                  <w:rFonts w:ascii="標楷體" w:eastAsia="標楷體" w:hAnsi="標楷體" w:hint="eastAsia"/>
-                                  <w:szCs w:val="24"/>
-                                </w:rPr>
-                                <w:t>回收課</w:t>
-                              </w:r>
-                            </w:p>
-                          </w:txbxContent>
-                        </wps:txbx>
-                        <wps:bodyPr rot="0" vert="horz" wrap="square" lIns="64922" tIns="32461" rIns="64922" bIns="32461" anchor="ctr" anchorCtr="0" upright="1">
-                          <a:noAutofit/>
-                        </wps:bodyPr>
-                      </wps:wsp>
-                      <wps:wsp>
-                        <wps:cNvPr id="56" name="Text Box 2606"/>
-                        <wps:cNvSpPr txBox="1">
-                          <a:spLocks noChangeArrowheads="1"/>
-                        </wps:cNvSpPr>
-                        <wps:spPr bwMode="auto">
-                          <a:xfrm>
-                            <a:off x="3110230" y="5642610"/>
-                            <a:ext cx="357505" cy="878840"/>
-                          </a:xfrm>
-                          <a:prstGeom prst="rect">
-                            <a:avLst/>
-                          </a:prstGeom>
-                          <a:noFill/>
-                          <a:ln w="9525">
-                            <a:solidFill>
-                              <a:srgbClr val="000000"/>
-                            </a:solidFill>
-                            <a:miter lim="800000"/>
-                            <a:headEnd/>
-                            <a:tailEnd/>
-                          </a:ln>
-                          <a:extLst>
-                            <a:ext uri="{909E8E84-426E-40DD-AFC4-6F175D3DCCD1}">
-                              <a14:hiddenFill xmlns:a14="http://schemas.microsoft.com/office/drawing/2010/main">
-                                <a:solidFill>
-                                  <a:srgbClr val="BBE0E3"/>
-                                </a:solidFill>
-                              </a14:hiddenFill>
-                            </a:ext>
-                          </a:extLst>
-                        </wps:spPr>
-                        <wps:txbx>
-                          <w:txbxContent>
-                            <w:p>
-                              <w:pPr>
-                                <w:spacing w:line="276" w:lineRule="auto"/>
-                                <w:jc w:val="center"/>
-                                <w:rPr>
-                                  <w:rFonts w:ascii="標楷體" w:eastAsia="標楷體" w:hAnsi="標楷體"/>
-                                  <w:szCs w:val="24"/>
-                                </w:rPr>
-                              </w:pPr>
-                              <w:r>
-                                <w:rPr>
-                                  <w:rFonts w:ascii="標楷體" w:eastAsia="標楷體" w:hAnsi="標楷體" w:hint="eastAsia"/>
-                                  <w:szCs w:val="24"/>
-                                </w:rPr>
-                                <w:t>生產課</w:t>
-                              </w:r>
-                            </w:p>
-                          </w:txbxContent>
-                        </wps:txbx>
-                        <wps:bodyPr rot="0" vert="horz" wrap="square" lIns="64922" tIns="32461" rIns="64922" bIns="32461" anchor="ctr" anchorCtr="0" upright="1">
-                          <a:noAutofit/>
-                        </wps:bodyPr>
-                      </wps:wsp>
-                      <wps:wsp>
-                        <wps:cNvPr id="57" name="AutoShape 2607"/>
-                        <wps:cNvCnPr>
-                          <a:cxnSpLocks noChangeShapeType="1"/>
-                          <a:stCxn id="36" idx="2"/>
-                          <a:endCxn id="54" idx="0"/>
-                        </wps:cNvCnPr>
-                        <wps:spPr bwMode="auto">
-                          <a:xfrm rot="5400000">
-                            <a:off x="3013075" y="4351655"/>
-                            <a:ext cx="726440" cy="1855470"/>
-                          </a:xfrm>
-                          <a:prstGeom prst="bentConnector3">
-                            <a:avLst>
-                              <a:gd name="adj1" fmla="val 50000"/>
-                            </a:avLst>
-                          </a:prstGeom>
-                          <a:noFill/>
-                          <a:ln w="9525">
-                            <a:solidFill>
-                              <a:srgbClr val="000000"/>
-                            </a:solidFill>
-                            <a:miter lim="800000"/>
-                            <a:headEnd/>
-                            <a:tailEnd/>
-                          </a:ln>
-                          <a:extLst>
-                            <a:ext uri="{909E8E84-426E-40DD-AFC4-6F175D3DCCD1}">
-                              <a14:hiddenFill xmlns:a14="http://schemas.microsoft.com/office/drawing/2010/main">
-                                <a:noFill/>
-                              </a14:hiddenFill>
-                            </a:ext>
-                          </a:extLst>
-                        </wps:spPr>
-                        <wps:bodyPr/>
-                      </wps:wsp>
-                      <wps:wsp>
-                        <wps:cNvPr id="58" name="AutoShape 2608"/>
-                        <wps:cNvCnPr>
-                          <a:cxnSpLocks noChangeShapeType="1"/>
-                          <a:stCxn id="36" idx="2"/>
-                          <a:endCxn id="55" idx="0"/>
-                        </wps:cNvCnPr>
-                        <wps:spPr bwMode="auto">
-                          <a:xfrm rot="5400000">
-                            <a:off x="3222625" y="4561205"/>
-                            <a:ext cx="726440" cy="1436370"/>
-                          </a:xfrm>
-                          <a:prstGeom prst="bentConnector3">
-                            <a:avLst>
-                              <a:gd name="adj1" fmla="val 50000"/>
-                            </a:avLst>
-                          </a:prstGeom>
-                          <a:noFill/>
-                          <a:ln w="9525">
-                            <a:solidFill>
-                              <a:srgbClr val="000000"/>
-                            </a:solidFill>
-                            <a:miter lim="800000"/>
-                            <a:headEnd/>
-                            <a:tailEnd/>
-                          </a:ln>
-                          <a:extLst>
-                            <a:ext uri="{909E8E84-426E-40DD-AFC4-6F175D3DCCD1}">
-                              <a14:hiddenFill xmlns:a14="http://schemas.microsoft.com/office/drawing/2010/main">
-                                <a:noFill/>
-                              </a14:hiddenFill>
-                            </a:ext>
-                          </a:extLst>
-                        </wps:spPr>
-                        <wps:bodyPr/>
-                      </wps:wsp>
-                      <wps:wsp>
-                        <wps:cNvPr id="59" name="AutoShape 2609"/>
-                        <wps:cNvCnPr>
-                          <a:cxnSpLocks noChangeShapeType="1"/>
-                          <a:stCxn id="36" idx="2"/>
-                          <a:endCxn id="56" idx="0"/>
-                        </wps:cNvCnPr>
-                        <wps:spPr bwMode="auto">
-                          <a:xfrm rot="5400000">
-                            <a:off x="3433445" y="4772025"/>
-                            <a:ext cx="726440" cy="1014730"/>
-                          </a:xfrm>
-                          <a:prstGeom prst="bentConnector3">
-                            <a:avLst>
-                              <a:gd name="adj1" fmla="val 50000"/>
-                            </a:avLst>
-                          </a:prstGeom>
-                          <a:noFill/>
-                          <a:ln w="9525">
-                            <a:solidFill>
-                              <a:srgbClr val="000000"/>
-                            </a:solidFill>
-                            <a:miter lim="800000"/>
-                            <a:headEnd/>
-                            <a:tailEnd/>
-                          </a:ln>
-                          <a:extLst>
-                            <a:ext uri="{909E8E84-426E-40DD-AFC4-6F175D3DCCD1}">
-                              <a14:hiddenFill xmlns:a14="http://schemas.microsoft.com/office/drawing/2010/main">
-                                <a:noFill/>
-                              </a14:hiddenFill>
-                            </a:ext>
-                          </a:extLst>
-                        </wps:spPr>
-                        <wps:bodyPr/>
-                      </wps:wsp>
-                      <wps:wsp>
-                        <wps:cNvPr id="60" name="Text Box 2610"/>
-                        <wps:cNvSpPr txBox="1">
-                          <a:spLocks noChangeArrowheads="1"/>
-                        </wps:cNvSpPr>
-                        <wps:spPr bwMode="auto">
-                          <a:xfrm>
-                            <a:off x="3554095" y="5804535"/>
-                            <a:ext cx="357505" cy="878840"/>
-                          </a:xfrm>
-                          <a:prstGeom prst="rect">
-                            <a:avLst/>
-                          </a:prstGeom>
-                          <a:noFill/>
-                          <a:ln w="9525">
-                            <a:solidFill>
-                              <a:srgbClr val="000000"/>
-                            </a:solidFill>
-                            <a:miter lim="800000"/>
-                            <a:headEnd/>
-                            <a:tailEnd/>
-                          </a:ln>
-                          <a:extLst>
-                            <a:ext uri="{909E8E84-426E-40DD-AFC4-6F175D3DCCD1}">
-                              <a14:hiddenFill xmlns:a14="http://schemas.microsoft.com/office/drawing/2010/main">
-                                <a:solidFill>
-                                  <a:srgbClr val="BBE0E3"/>
-                                </a:solidFill>
-                              </a14:hiddenFill>
-                            </a:ext>
-                          </a:extLst>
-                        </wps:spPr>
-                        <wps:txbx>
-                          <w:txbxContent>
-                            <w:p>
-                              <w:pPr>
-                                <w:spacing w:line="276" w:lineRule="auto"/>
-                                <w:jc w:val="center"/>
-                                <w:rPr>
-                                  <w:rFonts w:ascii="標楷體" w:eastAsia="標楷體" w:hAnsi="標楷體"/>
-                                  <w:szCs w:val="24"/>
-                                </w:rPr>
-                              </w:pPr>
-                              <w:r>
-                                <w:rPr>
-                                  <w:rFonts w:ascii="標楷體" w:eastAsia="標楷體" w:hAnsi="標楷體" w:hint="eastAsia"/>
-                                  <w:szCs w:val="24"/>
-                                </w:rPr>
-                                <w:t>總務課</w:t>
-                              </w:r>
-                            </w:p>
-                          </w:txbxContent>
-                        </wps:txbx>
-                        <wps:bodyPr rot="0" vert="horz" wrap="square" lIns="64922" tIns="32461" rIns="64922" bIns="32461" anchor="ctr" anchorCtr="0" upright="1">
-                          <a:noAutofit/>
-                        </wps:bodyPr>
-                      </wps:wsp>
-                      <wps:wsp>
-                        <wps:cNvPr id="61" name="Text Box 2611"/>
-                        <wps:cNvSpPr txBox="1">
-                          <a:spLocks noChangeArrowheads="1"/>
-                        </wps:cNvSpPr>
-                        <wps:spPr bwMode="auto">
-                          <a:xfrm>
-                            <a:off x="3975100" y="5804535"/>
-                            <a:ext cx="357505" cy="878840"/>
-                          </a:xfrm>
-                          <a:prstGeom prst="rect">
-                            <a:avLst/>
-                          </a:prstGeom>
-                          <a:noFill/>
-                          <a:ln w="9525">
-                            <a:solidFill>
-                              <a:srgbClr val="000000"/>
-                            </a:solidFill>
-                            <a:miter lim="800000"/>
-                            <a:headEnd/>
-                            <a:tailEnd/>
-                          </a:ln>
-                          <a:extLst>
-                            <a:ext uri="{909E8E84-426E-40DD-AFC4-6F175D3DCCD1}">
-                              <a14:hiddenFill xmlns:a14="http://schemas.microsoft.com/office/drawing/2010/main">
-                                <a:solidFill>
-                                  <a:srgbClr val="BBE0E3"/>
-                                </a:solidFill>
-                              </a14:hiddenFill>
-                            </a:ext>
-                          </a:extLst>
-                        </wps:spPr>
-                        <wps:txbx>
-                          <w:txbxContent>
-                            <w:p>
-                              <w:pPr>
-                                <w:spacing w:line="276" w:lineRule="auto"/>
-                                <w:jc w:val="center"/>
-                                <w:rPr>
-                                  <w:rFonts w:ascii="標楷體" w:eastAsia="標楷體" w:hAnsi="標楷體"/>
-                                  <w:szCs w:val="24"/>
-                                </w:rPr>
-                              </w:pPr>
-                              <w:r>
-                                <w:rPr>
-                                  <w:rFonts w:ascii="標楷體" w:eastAsia="標楷體" w:hAnsi="標楷體" w:hint="eastAsia"/>
-                                  <w:szCs w:val="24"/>
-                                </w:rPr>
-                                <w:t>生產課</w:t>
-                              </w:r>
-                            </w:p>
-                          </w:txbxContent>
-                        </wps:txbx>
-                        <wps:bodyPr rot="0" vert="horz" wrap="square" lIns="64922" tIns="32461" rIns="64922" bIns="32461" anchor="ctr" anchorCtr="0" upright="1">
-                          <a:noAutofit/>
-                        </wps:bodyPr>
-                      </wps:wsp>
-                      <wps:wsp>
-                        <wps:cNvPr id="62" name="AutoShape 2612"/>
-                        <wps:cNvCnPr>
-                          <a:cxnSpLocks noChangeShapeType="1"/>
-                          <a:stCxn id="37" idx="2"/>
-                          <a:endCxn id="60" idx="0"/>
-                        </wps:cNvCnPr>
-                        <wps:spPr bwMode="auto">
-                          <a:xfrm rot="5400000">
-                            <a:off x="3765550" y="4883785"/>
-                            <a:ext cx="888365" cy="953770"/>
-                          </a:xfrm>
-                          <a:prstGeom prst="bentConnector3">
-                            <a:avLst>
-                              <a:gd name="adj1" fmla="val 49963"/>
-                            </a:avLst>
-                          </a:prstGeom>
-                          <a:noFill/>
-                          <a:ln w="9525">
-                            <a:solidFill>
-                              <a:srgbClr val="000000"/>
-                            </a:solidFill>
-                            <a:miter lim="800000"/>
-                            <a:headEnd/>
-                            <a:tailEnd/>
-                          </a:ln>
-                          <a:extLst>
-                            <a:ext uri="{909E8E84-426E-40DD-AFC4-6F175D3DCCD1}">
-                              <a14:hiddenFill xmlns:a14="http://schemas.microsoft.com/office/drawing/2010/main">
-                                <a:noFill/>
-                              </a14:hiddenFill>
-                            </a:ext>
-                          </a:extLst>
-                        </wps:spPr>
-                        <wps:bodyPr/>
-                      </wps:wsp>
-                      <wps:wsp>
-                        <wps:cNvPr id="63" name="AutoShape 2613"/>
-                        <wps:cNvCnPr>
-                          <a:cxnSpLocks noChangeShapeType="1"/>
-                          <a:stCxn id="37" idx="2"/>
-                          <a:endCxn id="61" idx="0"/>
-                        </wps:cNvCnPr>
-                        <wps:spPr bwMode="auto">
-                          <a:xfrm rot="5400000">
-                            <a:off x="3976370" y="5093970"/>
-                            <a:ext cx="888365" cy="532765"/>
-                          </a:xfrm>
-                          <a:prstGeom prst="bentConnector3">
-                            <a:avLst>
-                              <a:gd name="adj1" fmla="val 49963"/>
-                            </a:avLst>
-                          </a:prstGeom>
-                          <a:noFill/>
-                          <a:ln w="9525">
-                            <a:solidFill>
-                              <a:srgbClr val="000000"/>
-                            </a:solidFill>
-                            <a:miter lim="800000"/>
-                            <a:headEnd/>
-                            <a:tailEnd/>
-                          </a:ln>
-                          <a:extLst>
-                            <a:ext uri="{909E8E84-426E-40DD-AFC4-6F175D3DCCD1}">
-                              <a14:hiddenFill xmlns:a14="http://schemas.microsoft.com/office/drawing/2010/main">
-                                <a:noFill/>
-                              </a14:hiddenFill>
-                            </a:ext>
-                          </a:extLst>
-                        </wps:spPr>
-                        <wps:bodyPr/>
-                      </wps:wsp>
-                      <wps:wsp>
-                        <wps:cNvPr id="1920" name="Text Box 2614"/>
-                        <wps:cNvSpPr txBox="1">
-                          <a:spLocks noChangeArrowheads="1"/>
-                        </wps:cNvSpPr>
-                        <wps:spPr bwMode="auto">
-                          <a:xfrm>
-                            <a:off x="4391025" y="5937885"/>
-                            <a:ext cx="357505" cy="878840"/>
-                          </a:xfrm>
-                          <a:prstGeom prst="rect">
-                            <a:avLst/>
-                          </a:prstGeom>
-                          <a:noFill/>
-                          <a:ln w="9525">
-                            <a:solidFill>
-                              <a:srgbClr val="000000"/>
-                            </a:solidFill>
-                            <a:miter lim="800000"/>
-                            <a:headEnd/>
-                            <a:tailEnd/>
-                          </a:ln>
-                          <a:extLst>
-                            <a:ext uri="{909E8E84-426E-40DD-AFC4-6F175D3DCCD1}">
-                              <a14:hiddenFill xmlns:a14="http://schemas.microsoft.com/office/drawing/2010/main">
-                                <a:solidFill>
-                                  <a:srgbClr val="BBE0E3"/>
-                                </a:solidFill>
-                              </a14:hiddenFill>
-                            </a:ext>
-                          </a:extLst>
-                        </wps:spPr>
-                        <wps:txbx>
-                          <w:txbxContent>
-                            <w:p>
-                              <w:pPr>
-                                <w:spacing w:line="276" w:lineRule="auto"/>
-                                <w:jc w:val="center"/>
-                                <w:rPr>
-                                  <w:rFonts w:ascii="標楷體" w:eastAsia="標楷體" w:hAnsi="標楷體"/>
-                                  <w:szCs w:val="24"/>
-                                </w:rPr>
-                              </w:pPr>
-                              <w:r>
-                                <w:rPr>
-                                  <w:rFonts w:ascii="標楷體" w:eastAsia="標楷體" w:hAnsi="標楷體" w:hint="eastAsia"/>
-                                  <w:szCs w:val="24"/>
-                                </w:rPr>
-                                <w:t>運輸課</w:t>
-                              </w:r>
-                            </w:p>
-                          </w:txbxContent>
-                        </wps:txbx>
-                        <wps:bodyPr rot="0" vert="horz" wrap="square" lIns="64922" tIns="32461" rIns="64922" bIns="32461" anchor="ctr" anchorCtr="0" upright="1">
-                          <a:noAutofit/>
-                        </wps:bodyPr>
-                      </wps:wsp>
-                      <wps:wsp>
-                        <wps:cNvPr id="1921" name="Text Box 2615"/>
-                        <wps:cNvSpPr txBox="1">
-                          <a:spLocks noChangeArrowheads="1"/>
-                        </wps:cNvSpPr>
-                        <wps:spPr bwMode="auto">
-                          <a:xfrm>
-                            <a:off x="4805045" y="5937885"/>
-                            <a:ext cx="357505" cy="878840"/>
-                          </a:xfrm>
-                          <a:prstGeom prst="rect">
-                            <a:avLst/>
-                          </a:prstGeom>
-                          <a:noFill/>
-                          <a:ln w="9525">
-                            <a:solidFill>
-                              <a:srgbClr val="000000"/>
-                            </a:solidFill>
-                            <a:miter lim="800000"/>
-                            <a:headEnd/>
-                            <a:tailEnd/>
-                          </a:ln>
-                          <a:extLst>
-                            <a:ext uri="{909E8E84-426E-40DD-AFC4-6F175D3DCCD1}">
-                              <a14:hiddenFill xmlns:a14="http://schemas.microsoft.com/office/drawing/2010/main">
-                                <a:solidFill>
-                                  <a:srgbClr val="BBE0E3"/>
-                                </a:solidFill>
-                              </a14:hiddenFill>
-                            </a:ext>
-                          </a:extLst>
-                        </wps:spPr>
-                        <wps:txbx>
-                          <w:txbxContent>
-                            <w:p>
-                              <w:pPr>
-                                <w:spacing w:line="276" w:lineRule="auto"/>
-                                <w:jc w:val="center"/>
-                                <w:rPr>
-                                  <w:rFonts w:ascii="標楷體" w:eastAsia="標楷體" w:hAnsi="標楷體"/>
-                                  <w:szCs w:val="24"/>
-                                </w:rPr>
-                              </w:pPr>
-                              <w:r>
-                                <w:rPr>
-                                  <w:rFonts w:ascii="標楷體" w:eastAsia="標楷體" w:hAnsi="標楷體" w:hint="eastAsia"/>
-                                  <w:szCs w:val="24"/>
-                                </w:rPr>
-                                <w:t>工安課</w:t>
-                              </w:r>
-                            </w:p>
-                          </w:txbxContent>
-                        </wps:txbx>
-                        <wps:bodyPr rot="0" vert="horz" wrap="square" lIns="64922" tIns="32461" rIns="64922" bIns="32461" anchor="ctr" anchorCtr="0" upright="1">
-                          <a:noAutofit/>
-                        </wps:bodyPr>
-                      </wps:wsp>
-                      <wps:wsp>
-                        <wps:cNvPr id="1922" name="Text Box 2616"/>
-                        <wps:cNvSpPr txBox="1">
-                          <a:spLocks noChangeArrowheads="1"/>
-                        </wps:cNvSpPr>
-                        <wps:spPr bwMode="auto">
-                          <a:xfrm>
-                            <a:off x="5212080" y="5937885"/>
-                            <a:ext cx="357505" cy="878840"/>
-                          </a:xfrm>
-                          <a:prstGeom prst="rect">
-                            <a:avLst/>
-                          </a:prstGeom>
-                          <a:noFill/>
-                          <a:ln w="9525">
-                            <a:solidFill>
-                              <a:srgbClr val="000000"/>
-                            </a:solidFill>
-                            <a:miter lim="800000"/>
-                            <a:headEnd/>
-                            <a:tailEnd/>
-                          </a:ln>
-                          <a:extLst>
-                            <a:ext uri="{909E8E84-426E-40DD-AFC4-6F175D3DCCD1}">
-                              <a14:hiddenFill xmlns:a14="http://schemas.microsoft.com/office/drawing/2010/main">
-                                <a:solidFill>
-                                  <a:srgbClr val="BBE0E3"/>
-                                </a:solidFill>
-                              </a14:hiddenFill>
-                            </a:ext>
-                          </a:extLst>
-                        </wps:spPr>
-                        <wps:txbx>
-                          <w:txbxContent>
-                            <w:p>
-                              <w:pPr>
-                                <w:spacing w:line="276" w:lineRule="auto"/>
-                                <w:jc w:val="center"/>
-                                <w:rPr>
-                                  <w:rFonts w:ascii="標楷體" w:eastAsia="標楷體" w:hAnsi="標楷體"/>
-                                  <w:szCs w:val="24"/>
-                                </w:rPr>
-                              </w:pPr>
-                              <w:r>
-                                <w:rPr>
-                                  <w:rFonts w:ascii="標楷體" w:eastAsia="標楷體" w:hAnsi="標楷體" w:hint="eastAsia"/>
-                                  <w:szCs w:val="24"/>
-                                </w:rPr>
-                                <w:t>安裝課</w:t>
-                              </w:r>
-                            </w:p>
-                          </w:txbxContent>
-                        </wps:txbx>
-                        <wps:bodyPr rot="0" vert="horz" wrap="square" lIns="64922" tIns="32461" rIns="64922" bIns="32461" anchor="ctr" anchorCtr="0" upright="1">
-                          <a:noAutofit/>
-                        </wps:bodyPr>
-                      </wps:wsp>
-                      <wps:wsp>
-                        <wps:cNvPr id="1923" name="Text Box 2617"/>
-                        <wps:cNvSpPr txBox="1">
-                          <a:spLocks noChangeArrowheads="1"/>
-                        </wps:cNvSpPr>
-                        <wps:spPr bwMode="auto">
-                          <a:xfrm>
-                            <a:off x="5636895" y="5804535"/>
-                            <a:ext cx="357505" cy="878840"/>
-                          </a:xfrm>
-                          <a:prstGeom prst="rect">
-                            <a:avLst/>
-                          </a:prstGeom>
-                          <a:noFill/>
-                          <a:ln w="9525">
-                            <a:solidFill>
-                              <a:srgbClr val="000000"/>
-                            </a:solidFill>
-                            <a:miter lim="800000"/>
-                            <a:headEnd/>
-                            <a:tailEnd/>
-                          </a:ln>
-                          <a:extLst>
-                            <a:ext uri="{909E8E84-426E-40DD-AFC4-6F175D3DCCD1}">
-                              <a14:hiddenFill xmlns:a14="http://schemas.microsoft.com/office/drawing/2010/main">
-                                <a:solidFill>
-                                  <a:srgbClr val="BBE0E3"/>
-                                </a:solidFill>
-                              </a14:hiddenFill>
-                            </a:ext>
-                          </a:extLst>
-                        </wps:spPr>
-                        <wps:txbx>
-                          <w:txbxContent>
-                            <w:p>
-                              <w:pPr>
-                                <w:spacing w:line="276" w:lineRule="auto"/>
-                                <w:jc w:val="center"/>
-                                <w:rPr>
-                                  <w:rFonts w:ascii="標楷體" w:eastAsia="標楷體" w:hAnsi="標楷體"/>
-                                  <w:szCs w:val="24"/>
-                                </w:rPr>
-                              </w:pPr>
-                              <w:r>
-                                <w:rPr>
-                                  <w:rFonts w:ascii="標楷體" w:eastAsia="標楷體" w:hAnsi="標楷體" w:hint="eastAsia"/>
-                                  <w:szCs w:val="24"/>
-                                </w:rPr>
-                                <w:t>安裝課</w:t>
-                              </w:r>
-                            </w:p>
-                          </w:txbxContent>
-                        </wps:txbx>
-                        <wps:bodyPr rot="0" vert="horz" wrap="square" lIns="64922" tIns="32461" rIns="64922" bIns="32461" anchor="ctr" anchorCtr="0" upright="1">
-                          <a:noAutofit/>
-                        </wps:bodyPr>
-                      </wps:wsp>
-                      <wps:wsp>
-                        <wps:cNvPr id="1924" name="Text Box 2618"/>
-                        <wps:cNvSpPr txBox="1">
-                          <a:spLocks noChangeArrowheads="1"/>
-                        </wps:cNvSpPr>
-                        <wps:spPr bwMode="auto">
-                          <a:xfrm>
-                            <a:off x="6045200" y="5804535"/>
-                            <a:ext cx="357505" cy="878840"/>
-                          </a:xfrm>
-                          <a:prstGeom prst="rect">
-                            <a:avLst/>
-                          </a:prstGeom>
-                          <a:noFill/>
-                          <a:ln w="9525">
-                            <a:solidFill>
-                              <a:srgbClr val="000000"/>
-                            </a:solidFill>
-                            <a:miter lim="800000"/>
-                            <a:headEnd/>
-                            <a:tailEnd/>
-                          </a:ln>
-                          <a:extLst>
-                            <a:ext uri="{909E8E84-426E-40DD-AFC4-6F175D3DCCD1}">
-                              <a14:hiddenFill xmlns:a14="http://schemas.microsoft.com/office/drawing/2010/main">
-                                <a:solidFill>
-                                  <a:srgbClr val="BBE0E3"/>
-                                </a:solidFill>
-                              </a14:hiddenFill>
-                            </a:ext>
-                          </a:extLst>
-                        </wps:spPr>
-                        <wps:txbx>
-                          <w:txbxContent>
-                            <w:p>
-                              <w:pPr>
-                                <w:jc w:val="distribute"/>
-                                <w:rPr>
-                                  <w:rFonts w:ascii="標楷體" w:eastAsia="標楷體" w:hAnsi="標楷體"/>
-                                  <w:szCs w:val="24"/>
-                                </w:rPr>
-                              </w:pPr>
-                              <w:r>
-                                <w:rPr>
-                                  <w:rFonts w:ascii="標楷體" w:eastAsia="標楷體" w:hAnsi="標楷體" w:hint="eastAsia"/>
-                                  <w:szCs w:val="24"/>
-                                </w:rPr>
-                                <w:t>工程一課</w:t>
-                              </w:r>
-                            </w:p>
-                          </w:txbxContent>
-                        </wps:txbx>
-                        <wps:bodyPr rot="0" vert="horz" wrap="square" lIns="64922" tIns="32461" rIns="64922" bIns="32461" anchor="ctr" anchorCtr="0" upright="1">
-                          <a:noAutofit/>
-                        </wps:bodyPr>
-                      </wps:wsp>
-                      <wps:wsp>
-                        <wps:cNvPr id="1925" name="AutoShape 2619"/>
-                        <wps:cNvCnPr>
-                          <a:cxnSpLocks noChangeShapeType="1"/>
-                          <a:stCxn id="38" idx="2"/>
-                          <a:endCxn id="1920" idx="0"/>
-                        </wps:cNvCnPr>
-                        <wps:spPr bwMode="auto">
-                          <a:xfrm rot="5400000">
-                            <a:off x="4316730" y="5169535"/>
-                            <a:ext cx="1021715" cy="515620"/>
-                          </a:xfrm>
-                          <a:prstGeom prst="bentConnector3">
-                            <a:avLst>
-                              <a:gd name="adj1" fmla="val 49968"/>
-                            </a:avLst>
-                          </a:prstGeom>
-                          <a:noFill/>
-                          <a:ln w="9525">
-                            <a:solidFill>
-                              <a:srgbClr val="000000"/>
-                            </a:solidFill>
-                            <a:miter lim="800000"/>
-                            <a:headEnd/>
-                            <a:tailEnd/>
-                          </a:ln>
-                          <a:extLst>
-                            <a:ext uri="{909E8E84-426E-40DD-AFC4-6F175D3DCCD1}">
-                              <a14:hiddenFill xmlns:a14="http://schemas.microsoft.com/office/drawing/2010/main">
-                                <a:noFill/>
-                              </a14:hiddenFill>
-                            </a:ext>
-                          </a:extLst>
-                        </wps:spPr>
-                        <wps:bodyPr/>
-                      </wps:wsp>
-                      <wps:wsp>
-                        <wps:cNvPr id="1926" name="AutoShape 2621"/>
-                        <wps:cNvCnPr>
-                          <a:cxnSpLocks noChangeShapeType="1"/>
-                          <a:stCxn id="38" idx="2"/>
-                          <a:endCxn id="1922" idx="0"/>
-                        </wps:cNvCnPr>
-                        <wps:spPr bwMode="auto">
-                          <a:xfrm rot="16200000" flipH="1">
-                            <a:off x="4727575" y="5274310"/>
-                            <a:ext cx="1021715" cy="305435"/>
-                          </a:xfrm>
-                          <a:prstGeom prst="bentConnector3">
-                            <a:avLst>
-                              <a:gd name="adj1" fmla="val 49968"/>
-                            </a:avLst>
-                          </a:prstGeom>
-                          <a:noFill/>
-                          <a:ln w="9525">
-                            <a:solidFill>
-                              <a:srgbClr val="000000"/>
-                            </a:solidFill>
-                            <a:miter lim="800000"/>
-                            <a:headEnd/>
-                            <a:tailEnd/>
-                          </a:ln>
-                          <a:extLst>
-                            <a:ext uri="{909E8E84-426E-40DD-AFC4-6F175D3DCCD1}">
-                              <a14:hiddenFill xmlns:a14="http://schemas.microsoft.com/office/drawing/2010/main">
-                                <a:noFill/>
-                              </a14:hiddenFill>
-                            </a:ext>
-                          </a:extLst>
-                        </wps:spPr>
-                        <wps:bodyPr/>
-                      </wps:wsp>
-                      <wps:wsp>
-                        <wps:cNvPr id="1927" name="AutoShape 2623"/>
-                        <wps:cNvCnPr>
-                          <a:cxnSpLocks noChangeShapeType="1"/>
-                          <a:stCxn id="39" idx="2"/>
-                          <a:endCxn id="1924" idx="0"/>
-                        </wps:cNvCnPr>
-                        <wps:spPr bwMode="auto">
-                          <a:xfrm rot="16200000" flipH="1">
-                            <a:off x="5401945" y="4982845"/>
-                            <a:ext cx="888365" cy="755650"/>
-                          </a:xfrm>
-                          <a:prstGeom prst="bentConnector3">
-                            <a:avLst>
-                              <a:gd name="adj1" fmla="val 49963"/>
-                            </a:avLst>
-                          </a:prstGeom>
-                          <a:noFill/>
-                          <a:ln w="9525">
-                            <a:solidFill>
-                              <a:srgbClr val="000000"/>
-                            </a:solidFill>
-                            <a:miter lim="800000"/>
-                            <a:headEnd/>
-                            <a:tailEnd/>
-                          </a:ln>
-                          <a:extLst>
-                            <a:ext uri="{909E8E84-426E-40DD-AFC4-6F175D3DCCD1}">
-                              <a14:hiddenFill xmlns:a14="http://schemas.microsoft.com/office/drawing/2010/main">
-                                <a:noFill/>
-                              </a14:hiddenFill>
-                            </a:ext>
-                          </a:extLst>
-                        </wps:spPr>
-                        <wps:bodyPr/>
-                      </wps:wsp>
-                      <wps:wsp>
-                        <wps:cNvPr id="1928" name="AutoShape 2624"/>
-                        <wps:cNvCnPr>
-                          <a:cxnSpLocks noChangeShapeType="1"/>
-                          <a:stCxn id="39" idx="2"/>
-                          <a:endCxn id="1923" idx="0"/>
-                        </wps:cNvCnPr>
-                        <wps:spPr bwMode="auto">
-                          <a:xfrm rot="16200000" flipH="1">
-                            <a:off x="5198110" y="5186680"/>
-                            <a:ext cx="888365" cy="347345"/>
-                          </a:xfrm>
-                          <a:prstGeom prst="bentConnector3">
-                            <a:avLst>
-                              <a:gd name="adj1" fmla="val 49963"/>
-                            </a:avLst>
-                          </a:prstGeom>
-                          <a:noFill/>
-                          <a:ln w="9525">
-                            <a:solidFill>
-                              <a:srgbClr val="000000"/>
-                            </a:solidFill>
-                            <a:miter lim="800000"/>
-                            <a:headEnd/>
-                            <a:tailEnd/>
-                          </a:ln>
-                          <a:extLst>
-                            <a:ext uri="{909E8E84-426E-40DD-AFC4-6F175D3DCCD1}">
-                              <a14:hiddenFill xmlns:a14="http://schemas.microsoft.com/office/drawing/2010/main">
-                                <a:noFill/>
-                              </a14:hiddenFill>
-                            </a:ext>
-                          </a:extLst>
-                        </wps:spPr>
-                        <wps:bodyPr/>
-                      </wps:wsp>
-                      <wps:wsp>
-                        <wps:cNvPr id="1929" name="AutoShape 2625"/>
-                        <wps:cNvCnPr>
-                          <a:cxnSpLocks noChangeShapeType="1"/>
-                          <a:stCxn id="38" idx="2"/>
-                          <a:endCxn id="1921" idx="0"/>
-                        </wps:cNvCnPr>
-                        <wps:spPr bwMode="auto">
-                          <a:xfrm rot="5400000">
-                            <a:off x="4523740" y="5376545"/>
-                            <a:ext cx="1021715" cy="101600"/>
-                          </a:xfrm>
-                          <a:prstGeom prst="bentConnector3">
-                            <a:avLst>
-                              <a:gd name="adj1" fmla="val 49968"/>
-                            </a:avLst>
-                          </a:prstGeom>
-                          <a:noFill/>
-                          <a:ln w="9525">
-                            <a:solidFill>
-                              <a:srgbClr val="000000"/>
-                            </a:solidFill>
-                            <a:miter lim="800000"/>
-                            <a:headEnd/>
-                            <a:tailEnd/>
-                          </a:ln>
-                          <a:extLst>
-                            <a:ext uri="{909E8E84-426E-40DD-AFC4-6F175D3DCCD1}">
-                              <a14:hiddenFill xmlns:a14="http://schemas.microsoft.com/office/drawing/2010/main">
-                                <a:noFill/>
-                              </a14:hiddenFill>
-                            </a:ext>
-                          </a:extLst>
-                        </wps:spPr>
-                        <wps:bodyPr/>
-                      </wps:wsp>
-                      <wps:wsp>
-                        <wps:cNvPr id="1930" name="Text Box 2662"/>
-                        <wps:cNvSpPr txBox="1">
-                          <a:spLocks noChangeArrowheads="1"/>
-                        </wps:cNvSpPr>
-                        <wps:spPr bwMode="auto">
-                          <a:xfrm>
-                            <a:off x="0" y="2890520"/>
-                            <a:ext cx="1069340" cy="352425"/>
-                          </a:xfrm>
-                          <a:prstGeom prst="rect">
-                            <a:avLst/>
-                          </a:prstGeom>
-                          <a:solidFill>
-                            <a:srgbClr val="006699"/>
-                          </a:solidFill>
-                          <a:ln w="9525">
-                            <a:solidFill>
-                              <a:srgbClr val="000000"/>
-                            </a:solidFill>
-                            <a:miter lim="800000"/>
-                            <a:headEnd/>
-                            <a:tailEnd/>
-                          </a:ln>
-                        </wps:spPr>
-                        <wps:txbx>
-                          <w:txbxContent>
-                            <w:p>
-                              <w:pPr>
-                                <w:adjustRightInd w:val="0"/>
-                                <w:snapToGrid w:val="0"/>
-                                <w:jc w:val="center"/>
-                                <w:rPr>
-                                  <w:rFonts w:ascii="標楷體" w:eastAsia="標楷體" w:hAnsi="標楷體"/>
-                                  <w:color w:val="FFFFFF"/>
-                                  <w:szCs w:val="24"/>
-                                </w:rPr>
-                              </w:pPr>
-                              <w:r>
-                                <w:rPr>
-                                  <w:rFonts w:ascii="標楷體" w:eastAsia="標楷體" w:hAnsi="標楷體" w:hint="eastAsia"/>
-                                  <w:color w:val="FFFFFF"/>
-                                  <w:szCs w:val="24"/>
-                                </w:rPr>
-                                <w:t>人資</w:t>
-                              </w:r>
-                              <w:r>
-                                <w:rPr>
-                                  <w:rFonts w:ascii="標楷體" w:eastAsia="標楷體" w:hAnsi="標楷體" w:hint="eastAsia"/>
-                                  <w:color w:val="FFFFFF"/>
-                                  <w:szCs w:val="24"/>
-                                </w:rPr>
-                                <w:t>部</w:t>
-                              </w:r>
-                            </w:p>
-                          </w:txbxContent>
-                        </wps:txbx>
-                        <wps:bodyPr rot="0" vert="horz" wrap="square" lIns="64922" tIns="32461" rIns="64922" bIns="32461" anchor="ctr" anchorCtr="0" upright="1">
-                          <a:noAutofit/>
-                        </wps:bodyPr>
-                      </wps:wsp>
-                    </wpc:wpc>
-                  </a:graphicData>
-                </a:graphic>
-              </wp:inline>
-            </w:drawing>
-          </mc:Choice>
-          <mc:Fallback>
-            <w:pict>
-              <v:group w14:anchorId="0C8764D4" id="畫布 2558" o:spid="_x0000_s1026" editas="canvas" style="width:520.05pt;height:594.95pt;mso-position-horizontal-relative:char;mso-position-vertical-relative:line" coordsize="66046,75558" o:gfxdata="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">
-                <v:shapetype id="_x0000_t75" coordsize="21600,21600" o:spt="75" o:preferrelative="t" path="m@4@5l@4@11@9@11@9@5xe" filled="f" stroked="f">
-                  <v:stroke joinstyle="miter"/>
-                  <v:formulas>
-                    <v:f eqn="if lineDrawn pixelLineWidth 0"/>
-                    <v:f eqn="sum @0 1 0"/>
-                    <v:f eqn="sum 0 0 @1"/>
-                    <v:f eqn="prod @2 1 2"/>
-                    <v:f eqn="prod @3 21600 pixelWidth"/>
-                    <v:f eqn="prod @3 21600 pixelHeight"/>
-                    <v:f eqn="sum @0 0 1"/>
-                    <v:f eqn="prod @6 1 2"/>
-                    <v:f eqn="prod @7 21600 pixelWidth"/>
-                    <v:f eqn="sum @8 21600 0"/>
-                    <v:f eqn="prod @7 21600 pixelHeight"/>
-                    <v:f eqn="sum @10 21600 0"/>
-                  </v:formulas>
-                  <v:path o:extrusionok="f" gradientshapeok="t" o:connecttype="rect"/>
-                  <o:lock v:ext="edit" aspectratio="t"/>
-                </v:shapetype>
-                <v:shape id="_x0000_s1027" type="#_x0000_t75" style="position:absolute;width:66046;height:75558;visibility:visible;mso-wrap-style:square">
-                  <v:fill o:detectmouseclick="t"/>
-                  <v:path o:connecttype="none"/>
-                </v:shape>
-                <v:shapetype id="_x0000_t202" coordsize="21600,21600" o:spt="202" path="m,l,21600r21600,l21600,xe">
-                  <v:stroke joinstyle="miter"/>
-                  <v:path gradientshapeok="t" o:connecttype="rect"/>
-                </v:shapetype>
-                <v:shape id="Text Box 2560" o:spid="_x0000_s1028" type="#_x0000_t202" style="position:absolute;left:16357;top:1543;width:10687;height:3537;visibility:visible;mso-wrap-style:square;v-text-anchor:middle" o:gfxdata="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" filled="f" fillcolor="#bbe0e3">
-                  <v:textbox inset="1.80339mm,.90169mm,1.80339mm,.90169mm">
-                    <w:txbxContent>
-                      <w:p>
-                        <w:pPr>
-                          <w:adjustRightInd w:val="0"/>
-                          <w:snapToGrid w:val="0"/>
-                          <w:jc w:val="center"/>
-                          <w:rPr>
-                            <w:rFonts w:ascii="標楷體" w:eastAsia="標楷體" w:hAnsi="標楷體"/>
-                            <w:szCs w:val="24"/>
-                          </w:rPr>
-                        </w:pPr>
-                        <w:r>
-                          <w:rPr>
-                            <w:rFonts w:ascii="標楷體" w:eastAsia="標楷體" w:hAnsi="標楷體" w:hint="eastAsia"/>
-                            <w:szCs w:val="24"/>
-                          </w:rPr>
-                          <w:t>董事會</w:t>
-                        </w:r>
-                      </w:p>
-                    </w:txbxContent>
-                  </v:textbox>
-                </v:shape>
-                <v:shape id="Text Box 2561" o:spid="_x0000_s1029" type="#_x0000_t202" style="position:absolute;left:16357;top:6604;width:10687;height:3536;visibility:visible;mso-wrap-style:square;v-text-anchor:middle" o:gfxdata="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" filled="f" fillcolor="#bbe0e3">
-                  <v:textbox inset="1.80339mm,.90169mm,1.80339mm,.90169mm">
-                    <w:txbxContent>
-                      <w:p>
-                        <w:pPr>
-                          <w:adjustRightInd w:val="0"/>
-                          <w:snapToGrid w:val="0"/>
-                          <w:jc w:val="center"/>
-                          <w:rPr>
-                            <w:rFonts w:ascii="標楷體" w:eastAsia="標楷體" w:hAnsi="標楷體"/>
-                            <w:szCs w:val="24"/>
-                          </w:rPr>
-                        </w:pPr>
-                        <w:r>
-                          <w:rPr>
-                            <w:rFonts w:ascii="標楷體" w:eastAsia="標楷體" w:hAnsi="標楷體" w:hint="eastAsia"/>
-                            <w:szCs w:val="24"/>
-                          </w:rPr>
-                          <w:t>董事長</w:t>
-                        </w:r>
-                      </w:p>
-                    </w:txbxContent>
-                  </v:textbox>
-                </v:shape>
-                <v:shapetype id="_x0000_t32" coordsize="21600,21600" o:spt="32" o:oned="t" path="m,l21600,21600e" filled="f">
-                  <v:path arrowok="t" fillok="f" o:connecttype="none"/>
-                  <o:lock v:ext="edit" shapetype="t"/>
-                </v:shapetype>
-                <v:shape id="AutoShape 2562" o:spid="_x0000_s1030" type="#_x0000_t32" style="position:absolute;left:21704;top:5080;width:6;height:1524;flip:y;visibility:visible;mso-wrap-style:square" o:connectortype="straight" o:gfxdata="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"/>
-                <v:shape id="Text Box 2563" o:spid="_x0000_s1031" type="#_x0000_t202" style="position:absolute;left:16357;top:11658;width:10687;height:3524;visibility:visible;mso-wrap-style:square;v-text-anchor:middle" o:gfxdata="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" filled="f" fillcolor="#bbe0e3">
-                  <v:textbox inset="1.80339mm,.90169mm,1.80339mm,.90169mm">
-                    <w:txbxContent>
-                      <w:p>
-                        <w:pPr>
-                          <w:adjustRightInd w:val="0"/>
-                          <w:snapToGrid w:val="0"/>
-                          <w:jc w:val="center"/>
-                          <w:rPr>
-                            <w:rFonts w:ascii="標楷體" w:eastAsia="標楷體" w:hAnsi="標楷體"/>
-                            <w:szCs w:val="24"/>
-                          </w:rPr>
-                        </w:pPr>
-                        <w:r>
-                          <w:rPr>
-                            <w:rFonts w:ascii="標楷體" w:eastAsia="標楷體" w:hAnsi="標楷體" w:hint="eastAsia"/>
-                            <w:szCs w:val="24"/>
-                          </w:rPr>
-                          <w:t>總經理</w:t>
-                        </w:r>
-                      </w:p>
-                    </w:txbxContent>
-                  </v:textbox>
-                </v:shape>
-                <v:shape id="AutoShape 2564" o:spid="_x0000_s1032" type="#_x0000_t32" style="position:absolute;left:21704;top:10140;width:6;height:1518;flip:y;visibility:visible;mso-wrap-style:square" o:connectortype="straight" o:gfxdata="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"/>
-                <v:shape id="Text Box 2565" o:spid="_x0000_s1033" type="#_x0000_t202" style="position:absolute;left:7188;top:16668;width:10693;height:3525;visibility:visible;mso-wrap-style:square;v-text-anchor:middle" o:gfxdata="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" filled="f" fillcolor="#bbe0e3">
-                  <v:textbox inset="1.80339mm,.90169mm,1.80339mm,.90169mm">
-                    <w:txbxContent>
-                      <w:p>
-                        <w:pPr>
-                          <w:adjustRightInd w:val="0"/>
-                          <w:snapToGrid w:val="0"/>
-                          <w:jc w:val="center"/>
-                          <w:rPr>
-                            <w:rFonts w:ascii="標楷體" w:eastAsia="標楷體" w:hAnsi="標楷體"/>
-                            <w:szCs w:val="24"/>
-                          </w:rPr>
-                        </w:pPr>
-                        <w:r>
-                          <w:rPr>
-                            <w:rFonts w:ascii="標楷體" w:eastAsia="標楷體" w:hAnsi="標楷體" w:hint="eastAsia"/>
-                            <w:szCs w:val="24"/>
-                          </w:rPr>
-                          <w:t>總經理室</w:t>
-                        </w:r>
-                      </w:p>
-                    </w:txbxContent>
-                  </v:textbox>
-                </v:shape>
-                <v:shape id="Text Box 2566" o:spid="_x0000_s1034" type="#_x0000_t202" style="position:absolute;left:16351;top:21316;width:10693;height:3525;visibility:visible;mso-wrap-style:square;v-text-anchor:middle" o:gfxdata="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" filled="f" fillcolor="#bbe0e3">
-                  <v:textbox inset="1.80339mm,.90169mm,1.80339mm,.90169mm">
-                    <w:txbxContent>
-                      <w:p>
-                        <w:pPr>
-                          <w:adjustRightInd w:val="0"/>
-                          <w:snapToGrid w:val="0"/>
-                          <w:jc w:val="center"/>
-                          <w:rPr>
-                            <w:rFonts w:ascii="標楷體" w:eastAsia="標楷體" w:hAnsi="標楷體"/>
-                            <w:szCs w:val="24"/>
-                          </w:rPr>
-                        </w:pPr>
-                        <w:r>
-                          <w:rPr>
-                            <w:rFonts w:ascii="標楷體" w:eastAsia="標楷體" w:hAnsi="標楷體" w:hint="eastAsia"/>
-                            <w:szCs w:val="24"/>
-                          </w:rPr>
-                          <w:t>副總經理</w:t>
-                        </w:r>
-                      </w:p>
-                    </w:txbxContent>
-                  </v:textbox>
-                </v:shape>
-                <v:shape id="AutoShape 2567" o:spid="_x0000_s1035" type="#_x0000_t32" style="position:absolute;left:21697;top:15182;width:7;height:6134;flip:y;visibility:visible;mso-wrap-style:square" o:connectortype="straight" o:gfxdata="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"/>
-                <v:shapetype id="_x0000_t33" coordsize="21600,21600" o:spt="33" o:oned="t" path="m,l21600,r,21600e" filled="f">
-                  <v:stroke joinstyle="miter"/>
-                  <v:path arrowok="t" fillok="f" o:connecttype="none"/>
-                  <o:lock v:ext="edit" shapetype="t"/>
-                </v:shapetype>
-                <v:shape id="AutoShape 2568" o:spid="_x0000_s1036" type="#_x0000_t33" style="position:absolute;left:18167;top:14896;width:3252;height:3823;rotation:90;visibility:visible;mso-wrap-style:square" o:connectortype="elbow" o:gfxdata="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"/>
-                <v:shape id="Text Box 2570" o:spid="_x0000_s1037" type="#_x0000_t202" style="position:absolute;left:12109;top:28905;width:10693;height:3524;visibility:visible;mso-wrap-style:square;v-text-anchor:middle" o:gfxdata="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" fillcolor="#069">
-                  <v:textbox inset="1.80339mm,.90169mm,1.80339mm,.90169mm">
-                    <w:txbxContent>
-                      <w:p>
-                        <w:pPr>
-                          <w:adjustRightInd w:val="0"/>
-                          <w:snapToGrid w:val="0"/>
-                          <w:jc w:val="center"/>
-                          <w:rPr>
-                            <w:rFonts w:ascii="標楷體" w:eastAsia="標楷體" w:hAnsi="標楷體"/>
-                            <w:color w:val="FFFFFF"/>
-                            <w:szCs w:val="24"/>
-                          </w:rPr>
-                        </w:pPr>
-                        <w:r>
-                          <w:rPr>
-                            <w:rFonts w:ascii="標楷體" w:eastAsia="標楷體" w:hAnsi="標楷體" w:hint="eastAsia"/>
-                            <w:color w:val="FFFFFF"/>
-                            <w:szCs w:val="24"/>
-                          </w:rPr>
-                          <w:t>管理部</w:t>
-                        </w:r>
-                      </w:p>
-                    </w:txbxContent>
-                  </v:textbox>
-                </v:shape>
-                <v:shape id="Text Box 2571" o:spid="_x0000_s1038" type="#_x0000_t202" style="position:absolute;left:23818;top:28905;width:10694;height:3524;visibility:visible;mso-wrap-style:square;v-text-anchor:middle" o:gfxdata="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" fillcolor="#069">
-                  <v:textbox inset="1.80339mm,.90169mm,1.80339mm,.90169mm">
-                    <w:txbxContent>
-                      <w:p>
-                        <w:pPr>
-                          <w:adjustRightInd w:val="0"/>
-                          <w:snapToGrid w:val="0"/>
-                          <w:jc w:val="center"/>
-                          <w:rPr>
-                            <w:rFonts w:ascii="標楷體" w:eastAsia="標楷體" w:hAnsi="標楷體"/>
-                            <w:color w:val="FFFFFF"/>
-                            <w:szCs w:val="24"/>
-                          </w:rPr>
-                        </w:pPr>
-                        <w:r>
-                          <w:rPr>
-                            <w:rFonts w:ascii="標楷體" w:eastAsia="標楷體" w:hAnsi="標楷體" w:hint="eastAsia"/>
-                            <w:color w:val="FFFFFF"/>
-                            <w:szCs w:val="24"/>
-                          </w:rPr>
-                          <w:t>資訊部</w:t>
-                        </w:r>
-                      </w:p>
-                    </w:txbxContent>
-                  </v:textbox>
-                </v:shape>
-                <v:shape id="Text Box 2572" o:spid="_x0000_s1039" type="#_x0000_t202" style="position:absolute;left:35521;top:28905;width:10694;height:3524;visibility:visible;mso-wrap-style:square;v-text-anchor:middle" o:gfxdata="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" fillcolor="#ffc000">
-                  <v:textbox inset="1.80339mm,.90169mm,1.80339mm,.90169mm">
-                    <w:txbxContent>
-                      <w:p>
-                        <w:pPr>
-                          <w:adjustRightInd w:val="0"/>
-                          <w:snapToGrid w:val="0"/>
-                          <w:jc w:val="center"/>
-                          <w:rPr>
-                            <w:rFonts w:ascii="標楷體" w:eastAsia="標楷體" w:hAnsi="標楷體"/>
-                            <w:szCs w:val="24"/>
-                          </w:rPr>
-                        </w:pPr>
-                        <w:r>
-                          <w:rPr>
-                            <w:rFonts w:ascii="標楷體" w:eastAsia="標楷體" w:hAnsi="標楷體" w:hint="eastAsia"/>
-                            <w:szCs w:val="24"/>
-                          </w:rPr>
-                          <w:t>行銷</w:t>
-                        </w:r>
-                        <w:r>
-                          <w:rPr>
-                            <w:rFonts w:ascii="標楷體" w:eastAsia="標楷體" w:hAnsi="標楷體" w:hint="eastAsia"/>
-                            <w:szCs w:val="24"/>
-                          </w:rPr>
-                          <w:t>部</w:t>
-                        </w:r>
-                      </w:p>
-                    </w:txbxContent>
-                  </v:textbox>
-                </v:shape>
-                <v:shapetype id="_x0000_t34" coordsize="21600,21600" o:spt="34" o:oned="t" adj="10800" path="m,l@0,0@0,21600,21600,21600e" filled="f">
-                  <v:stroke joinstyle="miter"/>
-                  <v:formulas>
-                    <v:f eqn="val #0"/>
-                  </v:formulas>
-                  <v:path arrowok="t" fillok="f" o:connecttype="none"/>
-                  <v:handles>
-                    <v:h position="#0,center"/>
-                  </v:handles>
-                  <o:lock v:ext="edit" shapetype="t"/>
-                </v:shapetype>
-                <v:shape id="AutoShape 2573" o:spid="_x0000_s1040" type="#_x0000_t34" style="position:absolute;left:11493;top:18694;width:4064;height:16352;rotation:90;visibility:visible;mso-wrap-style:square" o:connectortype="elbow" o:gfxdata="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" adj="10766"/>
-                <v:shape id="AutoShape 2574" o:spid="_x0000_s1041" type="#_x0000_t34" style="position:absolute;left:17545;top:24752;width:4064;height:4241;rotation:90;visibility:visible;mso-wrap-style:square" o:connectortype="elbow" o:gfxdata="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" adj="10766"/>
-                <v:shape id="AutoShape 2575" o:spid="_x0000_s1042" type="#_x0000_t34" style="position:absolute;left:23399;top:23139;width:4064;height:7468;rotation:90;flip:x;visibility:visible;mso-wrap-style:square" o:connectortype="elbow" o:gfxdata="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" adj="10766"/>
-                <v:shape id="AutoShape 2576" o:spid="_x0000_s1043" type="#_x0000_t34" style="position:absolute;left:29254;top:17285;width:4064;height:19170;rotation:90;flip:x;visibility:visible;mso-wrap-style:square" o:connectortype="elbow" o:gfxdata="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" adj="10766"/>
-                <v:shape id="文字方塊 14" o:spid="_x0000_s1044" type="#_x0000_t202" style="position:absolute;top:37045;width:3390;height:10414;visibility:visible;mso-wrap-style:square;v-text-anchor:top" o:gfxdata="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" fillcolor="#069" strokeweight=".5pt">
-                  <v:textbox>
-                    <w:txbxContent>
-                      <w:p>
-                        <w:pPr>
-                          <w:spacing w:line="360" w:lineRule="auto"/>
-                          <w:jc w:val="right"/>
-                          <w:rPr>
-                            <w:rFonts w:ascii="標楷體" w:eastAsia="標楷體" w:hAnsi="標楷體"/>
-                            <w:color w:val="FFFFFF"/>
-                            <w:szCs w:val="24"/>
-                          </w:rPr>
-                        </w:pPr>
-                        <w:r>
-                          <w:rPr>
-                            <w:rFonts w:ascii="標楷體" w:eastAsia="標楷體" w:hAnsi="標楷體" w:hint="eastAsia"/>
-                            <w:color w:val="FFFFFF"/>
-                            <w:szCs w:val="24"/>
-                          </w:rPr>
-                          <w:t>財務部</w:t>
-                        </w:r>
-                      </w:p>
-                    </w:txbxContent>
-                  </v:textbox>
-                </v:shape>
-                <v:shape id="文字方塊 17" o:spid="_x0000_s1045" type="#_x0000_t202" style="position:absolute;left:4413;top:37045;width:3295;height:10313;visibility:visible;mso-wrap-style:square;v-text-anchor:top" o:gfxdata="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" fillcolor="#069" strokeweight=".5pt">
-                  <v:textbox>
-                    <w:txbxContent>
-                      <w:p>
-                        <w:pPr>
-                          <w:spacing w:line="360" w:lineRule="auto"/>
-                          <w:jc w:val="right"/>
-                          <w:rPr>
-                            <w:rFonts w:ascii="標楷體" w:eastAsia="標楷體" w:hAnsi="標楷體"/>
-                            <w:color w:val="FFFFFF"/>
-                            <w:szCs w:val="24"/>
-                          </w:rPr>
-                        </w:pPr>
-                        <w:r>
-                          <w:rPr>
-                            <w:rFonts w:ascii="標楷體" w:eastAsia="標楷體" w:hAnsi="標楷體" w:hint="eastAsia"/>
-                            <w:color w:val="FFFFFF"/>
-                            <w:szCs w:val="24"/>
-                          </w:rPr>
-                          <w:t>法務部</w:t>
-                        </w:r>
-                      </w:p>
-                    </w:txbxContent>
-                  </v:textbox>
-                </v:shape>
-                <v:shape id="文字方塊 18" o:spid="_x0000_s1046" type="#_x0000_t202" style="position:absolute;left:8813;top:37045;width:3296;height:10313;visibility:visible;mso-wrap-style:square;v-text-anchor:top" o:gfxdata="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" fillcolor="#069" strokeweight=".5pt">
-                  <v:textbox>
-                    <w:txbxContent>
-                      <w:p>
-                        <w:pPr>
-                          <w:spacing w:line="360" w:lineRule="auto"/>
-                          <w:jc w:val="right"/>
-                          <w:rPr>
-                            <w:rFonts w:ascii="標楷體" w:eastAsia="標楷體" w:hAnsi="標楷體"/>
-                            <w:color w:val="FFFFFF"/>
-                            <w:szCs w:val="24"/>
-                          </w:rPr>
-                        </w:pPr>
-                        <w:r>
-                          <w:rPr>
-                            <w:rFonts w:ascii="標楷體" w:eastAsia="標楷體" w:hAnsi="標楷體" w:hint="eastAsia"/>
-                            <w:color w:val="FFFFFF"/>
-                            <w:szCs w:val="24"/>
-                          </w:rPr>
-                          <w:t>採購部</w:t>
-                        </w:r>
-                      </w:p>
-                    </w:txbxContent>
-                  </v:textbox>
-                </v:shape>
-                <v:shape id="文字方塊 19" o:spid="_x0000_s1047" type="#_x0000_t202" style="position:absolute;left:12947;top:37045;width:3404;height:10205;visibility:visible;mso-wrap-style:square;v-text-anchor:top" o:gfxdata="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" fillcolor="#ffc000" strokeweight=".5pt">
-                  <v:textbox>
-                    <w:txbxContent>
-                      <w:p>
-                        <w:pPr>
-                          <w:spacing w:line="360" w:lineRule="auto"/>
-                          <w:jc w:val="right"/>
-                          <w:rPr>
-                            <w:rFonts w:ascii="標楷體" w:eastAsia="標楷體" w:hAnsi="標楷體"/>
-                            <w:color w:val="FFFFFF"/>
-                            <w:szCs w:val="24"/>
-                          </w:rPr>
-                        </w:pPr>
-                        <w:r>
-                          <w:rPr>
-                            <w:rFonts w:ascii="標楷體" w:eastAsia="標楷體" w:hAnsi="標楷體" w:hint="eastAsia"/>
-                            <w:szCs w:val="24"/>
-                          </w:rPr>
-                          <w:t>業務部</w:t>
-                        </w:r>
-                      </w:p>
-                    </w:txbxContent>
-                  </v:textbox>
-                </v:shape>
-                <v:shape id="文字方塊 15" o:spid="_x0000_s1048" type="#_x0000_t202" style="position:absolute;left:16967;top:37045;width:3295;height:10313;visibility:visible;mso-wrap-style:square;v-text-anchor:top" o:gfxdata="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" fillcolor="#a9d18e" strokeweight=".5pt">
-                  <v:textbox>
-                    <w:txbxContent>
-                      <w:p>
-                        <w:pPr>
-                          <w:spacing w:line="360" w:lineRule="auto"/>
-                          <w:jc w:val="right"/>
-                          <w:rPr>
-                            <w:rFonts w:ascii="標楷體" w:eastAsia="標楷體" w:hAnsi="標楷體"/>
-                            <w:szCs w:val="24"/>
-                          </w:rPr>
-                        </w:pPr>
-                        <w:r>
-                          <w:rPr>
-                            <w:rFonts w:ascii="標楷體" w:eastAsia="標楷體" w:hAnsi="標楷體" w:hint="eastAsia"/>
-                            <w:szCs w:val="24"/>
-                          </w:rPr>
-                          <w:t>研發部</w:t>
-                        </w:r>
-                      </w:p>
-                    </w:txbxContent>
-                  </v:textbox>
-                </v:shape>
-                <v:shape id="文字方塊 16" o:spid="_x0000_s1049" type="#_x0000_t202" style="position:absolute;left:21215;top:37172;width:3442;height:10078;visibility:visible;mso-wrap-style:square;v-text-anchor:top" o:gfxdata="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" fillcolor="#c9c9c9" strokeweight=".5pt">
-                  <v:textbox>
-                    <w:txbxContent>
-                      <w:p>
-                        <w:pPr>
-                          <w:adjustRightInd w:val="0"/>
-                          <w:snapToGrid w:val="0"/>
-                          <w:spacing w:line="360" w:lineRule="auto"/>
-                          <w:jc w:val="center"/>
-                          <w:rPr>
-                            <w:rFonts w:ascii="標楷體" w:eastAsia="標楷體" w:hAnsi="標楷體"/>
-                            <w:szCs w:val="24"/>
-                          </w:rPr>
-                        </w:pPr>
-                        <w:r>
-                          <w:rPr>
-                            <w:rFonts w:ascii="標楷體" w:eastAsia="標楷體" w:hAnsi="標楷體" w:hint="eastAsia"/>
-                            <w:szCs w:val="24"/>
-                          </w:rPr>
-                          <w:t>品保部</w:t>
-                        </w:r>
-                      </w:p>
-                    </w:txbxContent>
-                  </v:textbox>
-                </v:shape>
-                <v:shape id="文字方塊 13" o:spid="_x0000_s1050" type="#_x0000_t202" style="position:absolute;left:25787;top:37045;width:3378;height:10205;visibility:visible;mso-wrap-style:square;v-text-anchor:top" o:gfxdata="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" fillcolor="#c9c9c9" strokeweight=".5pt">
-                  <v:textbox>
-                    <w:txbxContent>
-                      <w:p>
-                        <w:pPr>
-                          <w:adjustRightInd w:val="0"/>
-                          <w:snapToGrid w:val="0"/>
-                          <w:spacing w:line="360" w:lineRule="auto"/>
-                          <w:jc w:val="right"/>
-                          <w:rPr>
-                            <w:rFonts w:ascii="標楷體" w:eastAsia="標楷體" w:hAnsi="標楷體"/>
-                            <w:szCs w:val="24"/>
-                          </w:rPr>
-                        </w:pPr>
-                        <w:r>
-                          <w:rPr>
-                            <w:rFonts w:ascii="標楷體" w:eastAsia="標楷體" w:hAnsi="標楷體" w:hint="eastAsia"/>
-                            <w:szCs w:val="24"/>
-                          </w:rPr>
-                          <w:t>職安室</w:t>
-                        </w:r>
-                      </w:p>
-                    </w:txbxContent>
-                  </v:textbox>
-                </v:shape>
-                <v:shape id="Text Box 2584" o:spid="_x0000_s1051" type="#_x0000_t202" style="position:absolute;left:31743;top:42862;width:3194;height:8541;visibility:visible;mso-wrap-style:square;v-text-anchor:middle" o:gfxdata="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" filled="f" fillcolor="#bbe0e3">
-                  <v:textbox inset="1.80339mm,.90169mm,1.80339mm,.90169mm">
-                    <w:txbxContent>
-                      <w:p>
-                        <w:pPr>
-                          <w:spacing w:line="276" w:lineRule="auto"/>
-                          <w:rPr>
-                            <w:rFonts w:ascii="標楷體" w:eastAsia="標楷體" w:hAnsi="標楷體"/>
-                            <w:szCs w:val="24"/>
-                          </w:rPr>
-                        </w:pPr>
-                        <w:r>
-                          <w:rPr>
-                            <w:rFonts w:ascii="標楷體" w:eastAsia="標楷體" w:hAnsi="標楷體" w:hint="eastAsia"/>
-                            <w:szCs w:val="24"/>
-                          </w:rPr>
-                          <w:t>環安課</w:t>
-                        </w:r>
-                      </w:p>
-                    </w:txbxContent>
-                  </v:textbox>
-                </v:shape>
-                <v:shape id="Text Box 2585" o:spid="_x0000_s1052" type="#_x0000_t202" style="position:absolute;left:35572;top:42862;width:3194;height:8541;visibility:visible;mso-wrap-style:square;v-text-anchor:middle" o:gfxdata="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" filled="f" fillcolor="#bbe0e3">
-                  <v:textbox inset="1.80339mm,.90169mm,1.80339mm,.90169mm">
-                    <w:txbxContent>
-                      <w:p>
-                        <w:pPr>
-                          <w:spacing w:line="276" w:lineRule="auto"/>
-                          <w:rPr>
-                            <w:rFonts w:ascii="標楷體" w:eastAsia="標楷體" w:hAnsi="標楷體"/>
-                            <w:szCs w:val="24"/>
-                          </w:rPr>
-                        </w:pPr>
-                        <w:r>
-                          <w:rPr>
-                            <w:rFonts w:ascii="標楷體" w:eastAsia="標楷體" w:hAnsi="標楷體" w:hint="eastAsia"/>
-                            <w:szCs w:val="24"/>
-                          </w:rPr>
-                          <w:t>廠務課</w:t>
-                        </w:r>
-                      </w:p>
-                    </w:txbxContent>
-                  </v:textbox>
-                </v:shape>
-                <v:shape id="Text Box 2586" o:spid="_x0000_s1053" type="#_x0000_t202" style="position:absolute;left:41440;top:37172;width:3194;height:11989;visibility:visible;mso-wrap-style:square;v-text-anchor:middle" o:gfxdata="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" filled="f" fillcolor="#bbe0e3">
-                  <v:textbox inset="1.80339mm,.90169mm,1.80339mm,.90169mm">
-                    <w:txbxContent>
-                      <w:p>
-                        <w:pPr>
-                          <w:spacing w:line="276" w:lineRule="auto"/>
-                          <w:rPr>
-                            <w:rFonts w:ascii="標楷體" w:eastAsia="標楷體" w:hAnsi="標楷體"/>
-                            <w:szCs w:val="24"/>
-                          </w:rPr>
-                        </w:pPr>
-                        <w:r>
-                          <w:rPr>
-                            <w:rFonts w:ascii="標楷體" w:eastAsia="標楷體" w:hAnsi="標楷體" w:hint="eastAsia"/>
-                            <w:szCs w:val="24"/>
-                          </w:rPr>
-                          <w:t>濾筒製造</w:t>
-                        </w:r>
-                      </w:p>
-                      <w:p>
-                        <w:pPr>
-                          <w:spacing w:line="276" w:lineRule="auto"/>
-                          <w:rPr>
-                            <w:rFonts w:ascii="標楷體" w:eastAsia="標楷體" w:hAnsi="標楷體"/>
-                            <w:szCs w:val="24"/>
-                          </w:rPr>
-                        </w:pPr>
-                        <w:r>
-                          <w:rPr>
-                            <w:rFonts w:ascii="標楷體" w:eastAsia="標楷體" w:hAnsi="標楷體" w:hint="eastAsia"/>
-                            <w:szCs w:val="24"/>
-                          </w:rPr>
-                          <w:t>部</w:t>
-                        </w:r>
-                      </w:p>
-                    </w:txbxContent>
-                  </v:textbox>
-                </v:shape>
-                <v:shape id="Text Box 2587" o:spid="_x0000_s1054" type="#_x0000_t202" style="position:absolute;left:45269;top:37172;width:3194;height:11989;visibility:visible;mso-wrap-style:square;v-text-anchor:middle" o:gfxdata="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" filled="f" fillcolor="#bbe0e3">
-                  <v:textbox inset="1.80339mm,.90169mm,1.80339mm,.90169mm">
-                    <w:txbxContent>
-                      <w:p>
-                        <w:pPr>
-                          <w:spacing w:line="276" w:lineRule="auto"/>
-                          <w:rPr>
-                            <w:rFonts w:ascii="標楷體" w:eastAsia="標楷體" w:hAnsi="標楷體"/>
-                            <w:szCs w:val="24"/>
-                          </w:rPr>
-                        </w:pPr>
-                        <w:r>
-                          <w:rPr>
-                            <w:rFonts w:ascii="標楷體" w:eastAsia="標楷體" w:hAnsi="標楷體" w:hint="eastAsia"/>
-                            <w:szCs w:val="24"/>
-                          </w:rPr>
-                          <w:t>濾網製造部</w:t>
-                        </w:r>
-                      </w:p>
-                    </w:txbxContent>
-                  </v:textbox>
-                </v:shape>
-                <v:shape id="Text Box 2588" o:spid="_x0000_s1055" type="#_x0000_t202" style="position:absolute;left:49256;top:37172;width:3195;height:11989;visibility:visible;mso-wrap-style:square;v-text-anchor:middle" o:gfxdata="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" filled="f" fillcolor="#bbe0e3">
-                  <v:textbox inset="1.80339mm,.90169mm,1.80339mm,.90169mm">
-                    <w:txbxContent>
-                      <w:p>
-                        <w:pPr>
-                          <w:spacing w:line="276" w:lineRule="auto"/>
-                          <w:rPr>
-                            <w:rFonts w:ascii="標楷體" w:eastAsia="標楷體" w:hAnsi="標楷體"/>
-                            <w:szCs w:val="24"/>
-                          </w:rPr>
-                        </w:pPr>
-                        <w:r>
-                          <w:rPr>
-                            <w:rFonts w:ascii="標楷體" w:eastAsia="標楷體" w:hAnsi="標楷體" w:hint="eastAsia"/>
-                            <w:szCs w:val="24"/>
-                          </w:rPr>
-                          <w:t>客服運輸</w:t>
-                        </w:r>
-                      </w:p>
-                      <w:p>
-                        <w:pPr>
-                          <w:spacing w:line="276" w:lineRule="auto"/>
-                          <w:rPr>
-                            <w:rFonts w:ascii="標楷體" w:eastAsia="標楷體" w:hAnsi="標楷體"/>
-                            <w:szCs w:val="24"/>
-                          </w:rPr>
-                        </w:pPr>
-                        <w:r>
-                          <w:rPr>
-                            <w:rFonts w:ascii="標楷體" w:eastAsia="標楷體" w:hAnsi="標楷體" w:hint="eastAsia"/>
-                            <w:szCs w:val="24"/>
-                          </w:rPr>
-                          <w:t>部</w:t>
-                        </w:r>
-                      </w:p>
-                    </w:txbxContent>
-                  </v:textbox>
-                </v:shape>
-                <v:shape id="Text Box 2589" o:spid="_x0000_s1056" type="#_x0000_t202" style="position:absolute;left:53086;top:37172;width:3194;height:11989;visibility:visible;mso-wrap-style:square;v-text-anchor:middle" o:gfxdata="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" filled="f" fillcolor="#bbe0e3">
-                  <v:textbox inset="1.80339mm,.90169mm,1.80339mm,.90169mm">
-                    <w:txbxContent>
-                      <w:p>
-                        <w:pPr>
-                          <w:spacing w:line="276" w:lineRule="auto"/>
-                          <w:rPr>
-                            <w:rFonts w:ascii="標楷體" w:eastAsia="標楷體" w:hAnsi="標楷體"/>
-                            <w:szCs w:val="24"/>
-                          </w:rPr>
-                        </w:pPr>
-                        <w:r>
-                          <w:rPr>
-                            <w:rFonts w:ascii="標楷體" w:eastAsia="標楷體" w:hAnsi="標楷體" w:hint="eastAsia"/>
-                            <w:szCs w:val="24"/>
-                          </w:rPr>
-                          <w:t>工程安裝部</w:t>
-                        </w:r>
-                      </w:p>
-                    </w:txbxContent>
-                  </v:textbox>
-                </v:shape>
-                <v:shape id="AutoShape 2590" o:spid="_x0000_s1057" type="#_x0000_t33" style="position:absolute;left:1695;top:34499;width:48114;height:2546;rotation:180;flip:y;visibility:visible;mso-wrap-style:square" o:connectortype="elbow" o:gfxdata="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"/>
-                <v:shape id="AutoShape 2591" o:spid="_x0000_s1058" type="#_x0000_t34" style="position:absolute;left:21710;top:19570;width:28099;height:14929;rotation:180;visibility:visible;mso-wrap-style:square" o:connectortype="elbow" o:gfxdata="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" adj="-79"/>
-                <v:shape id="AutoShape 2592" o:spid="_x0000_s1059" type="#_x0000_t33" style="position:absolute;left:6064;top:34499;width:43745;height:2546;rotation:180;flip:y;visibility:visible;mso-wrap-style:square" o:connectortype="elbow" o:gfxdata="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"/>
-                <v:shape id="AutoShape 2593" o:spid="_x0000_s1060" type="#_x0000_t33" style="position:absolute;left:10464;top:34499;width:39345;height:2546;rotation:180;flip:y;visibility:visible;mso-wrap-style:square" o:connectortype="elbow" o:gfxdata="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"/>
-                <v:shape id="AutoShape 2594" o:spid="_x0000_s1061" type="#_x0000_t33" style="position:absolute;left:14649;top:34499;width:35160;height:2546;rotation:180;flip:y;visibility:visible;mso-wrap-style:square" o:connectortype="elbow" o:gfxdata="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"/>
-                <v:shape id="AutoShape 2595" o:spid="_x0000_s1062" type="#_x0000_t33" style="position:absolute;left:18618;top:34499;width:31191;height:2546;rotation:180;flip:y;visibility:visible;mso-wrap-style:square" o:connectortype="elbow" o:gfxdata="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"/>
-                <v:shape id="AutoShape 2596" o:spid="_x0000_s1063" type="#_x0000_t33" style="position:absolute;left:22936;top:34499;width:26873;height:2673;rotation:180;flip:y;visibility:visible;mso-wrap-style:square" o:connectortype="elbow" o:gfxdata="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"/>
-                <v:shape id="AutoShape 2597" o:spid="_x0000_s1064" type="#_x0000_t33" style="position:absolute;left:27476;top:34499;width:22333;height:2546;rotation:180;flip:y;visibility:visible;mso-wrap-style:square" o:connectortype="elbow" o:gfxdata="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"/>
-                <v:shape id="AutoShape 2598" o:spid="_x0000_s1065" type="#_x0000_t33" style="position:absolute;left:33343;top:34499;width:14999;height:8363;rotation:180;flip:y;visibility:visible;mso-wrap-style:square" o:connectortype="elbow" o:gfxdata="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"/>
-                <v:shape id="AutoShape 2599" o:spid="_x0000_s1066" type="#_x0000_t33" style="position:absolute;left:37172;top:34499;width:11170;height:8363;rotation:180;flip:y;visibility:visible;mso-wrap-style:square" o:connectortype="elbow" o:gfxdata="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"/>
-                <v:shape id="AutoShape 2600" o:spid="_x0000_s1067" type="#_x0000_t33" style="position:absolute;left:43040;top:34499;width:6769;height:2673;rotation:180;flip:y;visibility:visible;mso-wrap-style:square" o:connectortype="elbow" o:gfxdata="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"/>
-                <v:shape id="AutoShape 2601" o:spid="_x0000_s1068" type="#_x0000_t33" style="position:absolute;left:46869;top:34499;width:2940;height:2673;rotation:180;flip:y;visibility:visible;mso-wrap-style:square" o:connectortype="elbow" o:gfxdata="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"/>
-                <v:shape id="AutoShape 2602" o:spid="_x0000_s1069" type="#_x0000_t34" style="position:absolute;left:49523;top:35833;width:2673;height:6;rotation:90;visibility:visible;mso-wrap-style:square" o:connectortype="elbow" o:gfxdata="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" adj="10774"/>
-                <v:shape id="AutoShape 2603" o:spid="_x0000_s1070" type="#_x0000_t33" style="position:absolute;left:49809;top:34499;width:4877;height:2673;visibility:visible;mso-wrap-style:square" o:connectortype="elbow" o:gfxdata="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"/>
-                <v:shape id="Text Box 2604" o:spid="_x0000_s1071" type="#_x0000_t202" style="position:absolute;left:22694;top:56426;width:3575;height:8788;visibility:visible;mso-wrap-style:square;v-text-anchor:middle" o:gfxdata="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" filled="f" fillcolor="#bbe0e3">
-                  <v:textbox inset="1.80339mm,.90169mm,1.80339mm,.90169mm">
-                    <w:txbxContent>
-                      <w:p>
-                        <w:pPr>
-                          <w:spacing w:line="276" w:lineRule="auto"/>
-                          <w:jc w:val="center"/>
-                          <w:rPr>
-                            <w:rFonts w:ascii="標楷體" w:eastAsia="標楷體" w:hAnsi="標楷體"/>
-                            <w:szCs w:val="24"/>
-                          </w:rPr>
-                        </w:pPr>
-                        <w:r>
-                          <w:rPr>
-                            <w:rFonts w:ascii="標楷體" w:eastAsia="標楷體" w:hAnsi="標楷體" w:hint="eastAsia"/>
-                            <w:szCs w:val="24"/>
-                          </w:rPr>
-                          <w:t>總務課</w:t>
-                        </w:r>
-                      </w:p>
-                    </w:txbxContent>
-                  </v:textbox>
-                </v:shape>
-                <v:shape id="Text Box 2605" o:spid="_x0000_s1072" type="#_x0000_t202" style="position:absolute;left:26885;top:56426;width:3575;height:8788;visibility:visible;mso-wrap-style:square;v-text-anchor:middle" o:gfxdata="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" filled="f" fillcolor="#bbe0e3">
-                  <v:textbox inset="1.80339mm,.90169mm,1.80339mm,.90169mm">
-                    <w:txbxContent>
-                      <w:p>
-                        <w:pPr>
-                          <w:spacing w:line="276" w:lineRule="auto"/>
-                          <w:jc w:val="center"/>
-                          <w:rPr>
-                            <w:rFonts w:ascii="標楷體" w:eastAsia="標楷體" w:hAnsi="標楷體"/>
-                            <w:szCs w:val="24"/>
-                          </w:rPr>
-                        </w:pPr>
-                        <w:r>
-                          <w:rPr>
-                            <w:rFonts w:ascii="標楷體" w:eastAsia="標楷體" w:hAnsi="標楷體" w:hint="eastAsia"/>
-                            <w:szCs w:val="24"/>
-                          </w:rPr>
-                          <w:t>回收課</w:t>
-                        </w:r>
-                      </w:p>
-                    </w:txbxContent>
-                  </v:textbox>
-                </v:shape>
-                <v:shape id="Text Box 2606" o:spid="_x0000_s1073" type="#_x0000_t202" style="position:absolute;left:31102;top:56426;width:3575;height:8788;visibility:visible;mso-wrap-style:square;v-text-anchor:middle" o:gfxdata="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" filled="f" fillcolor="#bbe0e3">
-                  <v:textbox inset="1.80339mm,.90169mm,1.80339mm,.90169mm">
-                    <w:txbxContent>
-                      <w:p>
-                        <w:pPr>
-                          <w:spacing w:line="276" w:lineRule="auto"/>
-                          <w:jc w:val="center"/>
-                          <w:rPr>
-                            <w:rFonts w:ascii="標楷體" w:eastAsia="標楷體" w:hAnsi="標楷體"/>
-                            <w:szCs w:val="24"/>
-                          </w:rPr>
-                        </w:pPr>
-                        <w:r>
-                          <w:rPr>
-                            <w:rFonts w:ascii="標楷體" w:eastAsia="標楷體" w:hAnsi="標楷體" w:hint="eastAsia"/>
-                            <w:szCs w:val="24"/>
-                          </w:rPr>
-                          <w:t>生產課</w:t>
-                        </w:r>
-                      </w:p>
-                    </w:txbxContent>
-                  </v:textbox>
-                </v:shape>
-                <v:shape id="AutoShape 2607" o:spid="_x0000_s1074" type="#_x0000_t34" style="position:absolute;left:30130;top:43516;width:7265;height:18555;rotation:90;visibility:visible;mso-wrap-style:square" o:connectortype="elbow" o:gfxdata="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"/>
-                <v:shape id="AutoShape 2608" o:spid="_x0000_s1075" type="#_x0000_t34" style="position:absolute;left:32225;top:45612;width:7265;height:14364;rotation:90;visibility:visible;mso-wrap-style:square" o:connectortype="elbow" o:gfxdata="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"/>
-                <v:shape id="AutoShape 2609" o:spid="_x0000_s1076" type="#_x0000_t34" style="position:absolute;left:34334;top:47720;width:7265;height:10147;rotation:90;visibility:visible;mso-wrap-style:square" o:connectortype="elbow" o:gfxdata="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"/>
-                <v:shape id="Text Box 2610" o:spid="_x0000_s1077" type="#_x0000_t202" style="position:absolute;left:35540;top:58045;width:3576;height:8788;visibility:visible;mso-wrap-style:square;v-text-anchor:middle" o:gfxdata="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" filled="f" fillcolor="#bbe0e3">
-                  <v:textbox inset="1.80339mm,.90169mm,1.80339mm,.90169mm">
-                    <w:txbxContent>
-                      <w:p>
-                        <w:pPr>
-                          <w:spacing w:line="276" w:lineRule="auto"/>
-                          <w:jc w:val="center"/>
-                          <w:rPr>
-                            <w:rFonts w:ascii="標楷體" w:eastAsia="標楷體" w:hAnsi="標楷體"/>
-                            <w:szCs w:val="24"/>
-                          </w:rPr>
-                        </w:pPr>
-                        <w:r>
-                          <w:rPr>
-                            <w:rFonts w:ascii="標楷體" w:eastAsia="標楷體" w:hAnsi="標楷體" w:hint="eastAsia"/>
-                            <w:szCs w:val="24"/>
-                          </w:rPr>
-                          <w:t>總務課</w:t>
-                        </w:r>
-                      </w:p>
-                    </w:txbxContent>
-                  </v:textbox>
-                </v:shape>
-                <v:shape id="Text Box 2611" o:spid="_x0000_s1078" type="#_x0000_t202" style="position:absolute;left:39751;top:58045;width:3575;height:8788;visibility:visible;mso-wrap-style:square;v-text-anchor:middle" o:gfxdata="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" filled="f" fillcolor="#bbe0e3">
-                  <v:textbox inset="1.80339mm,.90169mm,1.80339mm,.90169mm">
-                    <w:txbxContent>
-                      <w:p>
-                        <w:pPr>
-                          <w:spacing w:line="276" w:lineRule="auto"/>
-                          <w:jc w:val="center"/>
-                          <w:rPr>
-                            <w:rFonts w:ascii="標楷體" w:eastAsia="標楷體" w:hAnsi="標楷體"/>
-                            <w:szCs w:val="24"/>
-                          </w:rPr>
-                        </w:pPr>
-                        <w:r>
-                          <w:rPr>
-                            <w:rFonts w:ascii="標楷體" w:eastAsia="標楷體" w:hAnsi="標楷體" w:hint="eastAsia"/>
-                            <w:szCs w:val="24"/>
-                          </w:rPr>
-                          <w:t>生產課</w:t>
-                        </w:r>
-                      </w:p>
-                    </w:txbxContent>
-                  </v:textbox>
-                </v:shape>
-                <v:shape id="AutoShape 2612" o:spid="_x0000_s1079" type="#_x0000_t34" style="position:absolute;left:37655;top:48837;width:8884;height:9538;rotation:90;visibility:visible;mso-wrap-style:square" o:connectortype="elbow" o:gfxdata="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" adj="10792"/>
-                <v:shape id="AutoShape 2613" o:spid="_x0000_s1080" type="#_x0000_t34" style="position:absolute;left:39763;top:50939;width:8884;height:5328;rotation:90;visibility:visible;mso-wrap-style:square" o:connectortype="elbow" o:gfxdata="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" adj="10792"/>
-                <v:shape id="Text Box 2614" o:spid="_x0000_s1081" type="#_x0000_t202" style="position:absolute;left:43910;top:59378;width:3575;height:8789;visibility:visible;mso-wrap-style:square;v-text-anchor:middle" o:gfxdata="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" filled="f" fillcolor="#bbe0e3">
-                  <v:textbox inset="1.80339mm,.90169mm,1.80339mm,.90169mm">
-                    <w:txbxContent>
-                      <w:p>
-                        <w:pPr>
-                          <w:spacing w:line="276" w:lineRule="auto"/>
-                          <w:jc w:val="center"/>
-                          <w:rPr>
-                            <w:rFonts w:ascii="標楷體" w:eastAsia="標楷體" w:hAnsi="標楷體"/>
-                            <w:szCs w:val="24"/>
-                          </w:rPr>
-                        </w:pPr>
-                        <w:r>
-                          <w:rPr>
-                            <w:rFonts w:ascii="標楷體" w:eastAsia="標楷體" w:hAnsi="標楷體" w:hint="eastAsia"/>
-                            <w:szCs w:val="24"/>
-                          </w:rPr>
-                          <w:t>運輸課</w:t>
-                        </w:r>
-                      </w:p>
-                    </w:txbxContent>
-                  </v:textbox>
-                </v:shape>
-                <v:shape id="Text Box 2615" o:spid="_x0000_s1082" type="#_x0000_t202" style="position:absolute;left:48050;top:59378;width:3575;height:8789;visibility:visible;mso-wrap-style:square;v-text-anchor:middle" o:gfxdata="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" filled="f" fillcolor="#bbe0e3">
-                  <v:textbox inset="1.80339mm,.90169mm,1.80339mm,.90169mm">
-                    <w:txbxContent>
-                      <w:p>
-                        <w:pPr>
-                          <w:spacing w:line="276" w:lineRule="auto"/>
-                          <w:jc w:val="center"/>
-                          <w:rPr>
-                            <w:rFonts w:ascii="標楷體" w:eastAsia="標楷體" w:hAnsi="標楷體"/>
-                            <w:szCs w:val="24"/>
-                          </w:rPr>
-                        </w:pPr>
-                        <w:r>
-                          <w:rPr>
-                            <w:rFonts w:ascii="標楷體" w:eastAsia="標楷體" w:hAnsi="標楷體" w:hint="eastAsia"/>
-                            <w:szCs w:val="24"/>
-                          </w:rPr>
-                          <w:t>工安課</w:t>
-                        </w:r>
-                      </w:p>
-                    </w:txbxContent>
-                  </v:textbox>
-                </v:shape>
-                <v:shape id="Text Box 2616" o:spid="_x0000_s1083" type="#_x0000_t202" style="position:absolute;left:52120;top:59378;width:3575;height:8789;visibility:visible;mso-wrap-style:square;v-text-anchor:middle" o:gfxdata="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" filled="f" fillcolor="#bbe0e3">
-                  <v:textbox inset="1.80339mm,.90169mm,1.80339mm,.90169mm">
-                    <w:txbxContent>
-                      <w:p>
-                        <w:pPr>
-                          <w:spacing w:line="276" w:lineRule="auto"/>
-                          <w:jc w:val="center"/>
-                          <w:rPr>
-                            <w:rFonts w:ascii="標楷體" w:eastAsia="標楷體" w:hAnsi="標楷體"/>
-                            <w:szCs w:val="24"/>
-                          </w:rPr>
-                        </w:pPr>
-                        <w:r>
-                          <w:rPr>
-                            <w:rFonts w:ascii="標楷體" w:eastAsia="標楷體" w:hAnsi="標楷體" w:hint="eastAsia"/>
-                            <w:szCs w:val="24"/>
-                          </w:rPr>
-                          <w:t>安裝課</w:t>
-                        </w:r>
-                      </w:p>
-                    </w:txbxContent>
-                  </v:textbox>
-                </v:shape>
-                <v:shape id="Text Box 2617" o:spid="_x0000_s1084" type="#_x0000_t202" style="position:absolute;left:56368;top:58045;width:3576;height:8788;visibility:visible;mso-wrap-style:square;v-text-anchor:middle" o:gfxdata="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" filled="f" fillcolor="#bbe0e3">
-                  <v:textbox inset="1.80339mm,.90169mm,1.80339mm,.90169mm">
-                    <w:txbxContent>
-                      <w:p>
-                        <w:pPr>
-                          <w:spacing w:line="276" w:lineRule="auto"/>
-                          <w:jc w:val="center"/>
-                          <w:rPr>
-                            <w:rFonts w:ascii="標楷體" w:eastAsia="標楷體" w:hAnsi="標楷體"/>
-                            <w:szCs w:val="24"/>
-                          </w:rPr>
-                        </w:pPr>
-                        <w:r>
-                          <w:rPr>
-                            <w:rFonts w:ascii="標楷體" w:eastAsia="標楷體" w:hAnsi="標楷體" w:hint="eastAsia"/>
-                            <w:szCs w:val="24"/>
-                          </w:rPr>
-                          <w:t>安裝課</w:t>
-                        </w:r>
-                      </w:p>
-                    </w:txbxContent>
-                  </v:textbox>
-                </v:shape>
-                <v:shape id="Text Box 2618" o:spid="_x0000_s1085" type="#_x0000_t202" style="position:absolute;left:60452;top:58045;width:3575;height:8788;visibility:visible;mso-wrap-style:square;v-text-anchor:middle" o:gfxdata="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" filled="f" fillcolor="#bbe0e3">
-                  <v:textbox inset="1.80339mm,.90169mm,1.80339mm,.90169mm">
-                    <w:txbxContent>
-                      <w:p>
-                        <w:pPr>
-                          <w:jc w:val="distribute"/>
-                          <w:rPr>
-                            <w:rFonts w:ascii="標楷體" w:eastAsia="標楷體" w:hAnsi="標楷體"/>
-                            <w:szCs w:val="24"/>
-                          </w:rPr>
-                        </w:pPr>
-                        <w:r>
-                          <w:rPr>
-                            <w:rFonts w:ascii="標楷體" w:eastAsia="標楷體" w:hAnsi="標楷體" w:hint="eastAsia"/>
-                            <w:szCs w:val="24"/>
-                          </w:rPr>
-                          <w:t>工程一課</w:t>
-                        </w:r>
-                      </w:p>
-                    </w:txbxContent>
-                  </v:textbox>
-                </v:shape>
-                <v:shape id="AutoShape 2619" o:spid="_x0000_s1086" type="#_x0000_t34" style="position:absolute;left:43166;top:51695;width:10218;height:5156;rotation:90;visibility:visible;mso-wrap-style:square" o:connectortype="elbow" o:gfxdata="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" adj="10793"/>
-                <v:shape id="AutoShape 2621" o:spid="_x0000_s1087" type="#_x0000_t34" style="position:absolute;left:47275;top:52743;width:10217;height:3054;rotation:90;flip:x;visibility:visible;mso-wrap-style:square" o:connectortype="elbow" o:gfxdata="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" adj="10793"/>
-                <v:shape id="AutoShape 2623" o:spid="_x0000_s1088" type="#_x0000_t34" style="position:absolute;left:54019;top:49828;width:8884;height:7556;rotation:90;flip:x;visibility:visible;mso-wrap-style:square" o:connectortype="elbow" o:gfxdata="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" adj="10792"/>
-                <v:shape id="AutoShape 2624" o:spid="_x0000_s1089" type="#_x0000_t34" style="position:absolute;left:51981;top:51866;width:8884;height:3473;rotation:90;flip:x;visibility:visible;mso-wrap-style:square" o:connectortype="elbow" o:gfxdata="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" adj="10792"/>
-                <v:shape id="AutoShape 2625" o:spid="_x0000_s1090" type="#_x0000_t34" style="position:absolute;left:45236;top:53765;width:10218;height:1016;rotation:90;visibility:visible;mso-wrap-style:square" o:connectortype="elbow" o:gfxdata="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" adj="10793"/>
-                <v:shape id="Text Box 2662" o:spid="_x0000_s1091" type="#_x0000_t202" style="position:absolute;top:28905;width:10693;height:3524;visibility:visible;mso-wrap-style:square;v-text-anchor:middle" o:gfxdata="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" fillcolor="#069">
-                  <v:textbox inset="1.80339mm,.90169mm,1.80339mm,.90169mm">
-                    <w:txbxContent>
-                      <w:p>
-                        <w:pPr>
-                          <w:adjustRightInd w:val="0"/>
-                          <w:snapToGrid w:val="0"/>
-                          <w:jc w:val="center"/>
-                          <w:rPr>
-                            <w:rFonts w:ascii="標楷體" w:eastAsia="標楷體" w:hAnsi="標楷體"/>
-                            <w:color w:val="FFFFFF"/>
-                            <w:szCs w:val="24"/>
-                          </w:rPr>
-                        </w:pPr>
-                        <w:r>
-                          <w:rPr>
-                            <w:rFonts w:ascii="標楷體" w:eastAsia="標楷體" w:hAnsi="標楷體" w:hint="eastAsia"/>
-                            <w:color w:val="FFFFFF"/>
-                            <w:szCs w:val="24"/>
-                          </w:rPr>
-                          <w:t>人資</w:t>
-                        </w:r>
-                        <w:r>
-                          <w:rPr>
-                            <w:rFonts w:ascii="標楷體" w:eastAsia="標楷體" w:hAnsi="標楷體" w:hint="eastAsia"/>
-                            <w:color w:val="FFFFFF"/>
-                            <w:szCs w:val="24"/>
-                          </w:rPr>
-                          <w:t>部</w:t>
-                        </w:r>
-                      </w:p>
-                    </w:txbxContent>
-                  </v:textbox>
-                </v:shape>
-                <w10:anchorlock/>
-              </v:group>
-            </w:pict>
-          </mc:Fallback>
-        </mc:AlternateContent>
-      </w:r>
-    </w:p>
-    <w:p>
-      <w:pPr>
-        <w:tabs>
-          <w:tab w:val="right" w:pos="8820"/>
-        </w:tabs>
-        <w:adjustRightInd w:val="0"/>
-        <w:snapToGrid w:val="0"/>
-        <w:spacing w:afterLines="50" w:after="120"/>
-        <w:ind w:rightChars="123" w:right="295"/>
-        <w:rPr>
-          <w:rFonts w:eastAsia="標楷體"/>
-          <w:b/>
-          <w:sz w:val="28"/>
-          <w:szCs w:val="28"/>
-        </w:rPr>
-      </w:pPr>
-    </w:p>
-    <w:p>
-      <w:pPr>
-        <w:tabs>
-          <w:tab w:val="right" w:pos="8820"/>
-        </w:tabs>
-        <w:adjustRightInd w:val="0"/>
-        <w:snapToGrid w:val="0"/>
-        <w:spacing w:afterLines="50" w:after="120"/>
+        <w:ind w:right="-23"/>
+        <w:jc w:val="center"/>
         <w:rPr>
           <w:rFonts w:eastAsia="標楷體"/>
           <w:b/>
@@ -24371,6 +20446,27 @@
           <w:cols w:space="720"/>
         </w:sectPr>
       </w:pPr>
+      <w:r>
+        <w:rPr>
+          <w:rFonts w:eastAsia="標楷體" w:hint="eastAsia"/>
+          <w:szCs w:val="24"/>
+        </w:rPr>
+        <w:t>[</w:t>
+      </w:r>
+      <w:r>
+        <w:rPr>
+          <w:rFonts w:eastAsia="標楷體" w:hint="eastAsia"/>
+          <w:szCs w:val="24"/>
+        </w:rPr>
+        <w:t>公司組織圖</w:t>
+      </w:r>
+      <w:r>
+        <w:rPr>
+          <w:rFonts w:eastAsia="標楷體" w:hint="eastAsia"/>
+          <w:szCs w:val="24"/>
+        </w:rPr>
+        <w:t>]</w:t>
+      </w:r>
     </w:p>
     <w:p>
       <w:pPr>
@@ -24422,7 +20518,7 @@
         <w:adjustRightInd w:val="0"/>
         <w:snapToGrid w:val="0"/>
         <w:rPr>
-          <w:rFonts w:eastAsia="標楷體"/>
+          <w:rFonts w:eastAsia="標楷體" w:hint="eastAsia"/>
           <w:b/>
           <w:szCs w:val="24"/>
         </w:rPr>
@@ -24491,22 +20587,8 @@
         <w:adjustRightInd w:val="0"/>
         <w:snapToGrid w:val="0"/>
         <w:spacing w:afterLines="50" w:after="120"/>
-        <w:ind w:rightChars="38" w:right="91"/>
-        <w:jc w:val="both"/>
-        <w:rPr>
-          <w:rFonts w:ascii="標楷體" w:eastAsia="標楷體" w:hAnsi="標楷體"/>
-          <w:kern w:val="0"/>
-          <w:sz w:val="28"/>
-          <w:szCs w:val="28"/>
-        </w:rPr>
-      </w:pPr>
-    </w:p>
-    <w:p>
-      <w:pPr>
-        <w:adjustRightInd w:val="0"/>
-        <w:snapToGrid w:val="0"/>
-        <w:spacing w:afterLines="50" w:after="120"/>
         <w:ind w:right="-23"/>
+        <w:jc w:val="center"/>
         <w:rPr>
           <w:rFonts w:eastAsia="標楷體"/>
           <w:szCs w:val="24"/>
@@ -24517,6 +20599,28 @@
           <w:cols w:space="720"/>
         </w:sectPr>
       </w:pPr>
+      <w:r>
+        <w:rPr>
+          <w:rFonts w:eastAsia="標楷體" w:hint="eastAsia"/>
+          <w:szCs w:val="24"/>
+        </w:rPr>
+        <w:t>[</w:t>
+      </w:r>
+      <w:r>
+        <w:rPr>
+          <w:rFonts w:eastAsia="標楷體" w:hint="eastAsia"/>
+          <w:b/>
+          <w:szCs w:val="24"/>
+        </w:rPr>
+        <w:t>地理位置圖</w:t>
+      </w:r>
+      <w:r>
+        <w:rPr>
+          <w:rFonts w:eastAsia="標楷體" w:hint="eastAsia"/>
+          <w:szCs w:val="24"/>
+        </w:rPr>
+        <w:t>]</w:t>
+      </w:r>
     </w:p>
     <w:p>
       <w:pPr>
@@ -24569,17 +20673,6 @@
         </w:rPr>
         <w:t>廠區配置圖</w:t>
       </w:r>
-    </w:p>
-    <w:p>
-      <w:pPr>
-        <w:adjustRightInd w:val="0"/>
-        <w:snapToGrid w:val="0"/>
-        <w:rPr>
-          <w:rFonts w:eastAsia="標楷體"/>
-          <w:b/>
-          <w:szCs w:val="24"/>
-        </w:rPr>
-      </w:pPr>
     </w:p>
     <w:p>
       <w:pPr>
@@ -24609,6 +20702,27 @@
           <w:docGrid w:linePitch="326"/>
         </w:sectPr>
       </w:pPr>
+      <w:r>
+        <w:rPr>
+          <w:rFonts w:eastAsia="標楷體" w:hint="eastAsia"/>
+          <w:szCs w:val="24"/>
+        </w:rPr>
+        <w:t>[</w:t>
+      </w:r>
+      <w:r>
+        <w:rPr>
+          <w:rFonts w:eastAsia="標楷體" w:hint="eastAsia"/>
+          <w:szCs w:val="24"/>
+        </w:rPr>
+        <w:t>廠區圖</w:t>
+      </w:r>
+      <w:r>
+        <w:rPr>
+          <w:rFonts w:eastAsia="標楷體" w:hint="eastAsia"/>
+          <w:szCs w:val="24"/>
+        </w:rPr>
+        <w:t>]</w:t>
+      </w:r>
     </w:p>
     <w:p>
       <w:pPr>
@@ -25350,12 +21464,35 @@
           </mc:Choice>
           <mc:Fallback>
             <w:pict>
-              <v:group w14:anchorId="4133C633" id="畫布 1973" o:spid="_x0000_s1092" editas="canvas" style="width:480pt;height:188pt;mso-position-horizontal-relative:char;mso-position-vertical-relative:line" coordsize="60960,23876" o:gfxdata="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">
-                <v:shape id="_x0000_s1093" type="#_x0000_t75" style="position:absolute;width:60960;height:23876;visibility:visible;mso-wrap-style:square">
+              <v:group w14:anchorId="4133C633" id="畫布 1973" o:spid="_x0000_s1026" editas="canvas" style="width:480pt;height:188pt;mso-position-horizontal-relative:char;mso-position-vertical-relative:line" coordsize="60960,23876" o:gfxdata="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">
+                <v:shapetype id="_x0000_t75" coordsize="21600,21600" o:spt="75" o:preferrelative="t" path="m@4@5l@4@11@9@11@9@5xe" filled="f" stroked="f">
+                  <v:stroke joinstyle="miter"/>
+                  <v:formulas>
+                    <v:f eqn="if lineDrawn pixelLineWidth 0"/>
+                    <v:f eqn="sum @0 1 0"/>
+                    <v:f eqn="sum 0 0 @1"/>
+                    <v:f eqn="prod @2 1 2"/>
+                    <v:f eqn="prod @3 21600 pixelWidth"/>
+                    <v:f eqn="prod @3 21600 pixelHeight"/>
+                    <v:f eqn="sum @0 0 1"/>
+                    <v:f eqn="prod @6 1 2"/>
+                    <v:f eqn="prod @7 21600 pixelWidth"/>
+                    <v:f eqn="sum @8 21600 0"/>
+                    <v:f eqn="prod @7 21600 pixelHeight"/>
+                    <v:f eqn="sum @10 21600 0"/>
+                  </v:formulas>
+                  <v:path o:extrusionok="f" gradientshapeok="t" o:connecttype="rect"/>
+                  <o:lock v:ext="edit" aspectratio="t"/>
+                </v:shapetype>
+                <v:shape id="_x0000_s1027" type="#_x0000_t75" style="position:absolute;width:60960;height:23876;visibility:visible;mso-wrap-style:square">
                   <v:fill o:detectmouseclick="t"/>
                   <v:path o:connecttype="none"/>
                 </v:shape>
-                <v:shape id="Text Box 1975" o:spid="_x0000_s1094" type="#_x0000_t202" style="position:absolute;left:4572;top:4044;width:8382;height:4572;visibility:visible;mso-wrap-style:square;v-text-anchor:middle" o:gfxdata="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" filled="f" fillcolor="#bbe0e3">
+                <v:shapetype id="_x0000_t202" coordsize="21600,21600" o:spt="202" path="m,l,21600r21600,l21600,xe">
+                  <v:stroke joinstyle="miter"/>
+                  <v:path gradientshapeok="t" o:connecttype="rect"/>
+                </v:shapetype>
+                <v:shape id="Text Box 1975" o:spid="_x0000_s1028" type="#_x0000_t202" style="position:absolute;left:4572;top:4044;width:8382;height:4572;visibility:visible;mso-wrap-style:square;v-text-anchor:middle" o:gfxdata="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" filled="f" fillcolor="#bbe0e3">
                   <v:textbox inset="1.80339mm,.90169mm,1.80339mm,.90169mm">
                     <w:txbxContent>
                       <w:p>
@@ -25375,7 +21512,7 @@
                     </w:txbxContent>
                   </v:textbox>
                 </v:shape>
-                <v:shape id="Text Box 1976" o:spid="_x0000_s1095" type="#_x0000_t202" style="position:absolute;left:16764;top:4064;width:8382;height:4552;visibility:visible;mso-wrap-style:square;v-text-anchor:middle" o:gfxdata="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" filled="f" fillcolor="#bbe0e3">
+                <v:shape id="Text Box 1976" o:spid="_x0000_s1029" type="#_x0000_t202" style="position:absolute;left:16764;top:4064;width:8382;height:4552;visibility:visible;mso-wrap-style:square;v-text-anchor:middle" o:gfxdata="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" filled="f" fillcolor="#bbe0e3">
                   <v:textbox inset="1.80339mm,.90169mm,1.80339mm,.90169mm">
                     <w:txbxContent>
                       <w:p>
@@ -25395,7 +21532,7 @@
                     </w:txbxContent>
                   </v:textbox>
                 </v:shape>
-                <v:shape id="Text Box 1977" o:spid="_x0000_s1096" type="#_x0000_t202" style="position:absolute;left:28956;top:4064;width:10668;height:4552;visibility:visible;mso-wrap-style:square;v-text-anchor:middle" o:gfxdata="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" filled="f" fillcolor="#bbe0e3">
+                <v:shape id="Text Box 1977" o:spid="_x0000_s1030" type="#_x0000_t202" style="position:absolute;left:28956;top:4064;width:10668;height:4552;visibility:visible;mso-wrap-style:square;v-text-anchor:middle" o:gfxdata="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" filled="f" fillcolor="#bbe0e3">
                   <v:textbox inset="1.80339mm,.90169mm,1.80339mm,.90169mm">
                     <w:txbxContent>
                       <w:p>
@@ -25429,7 +21566,7 @@
                     </w:txbxContent>
                   </v:textbox>
                 </v:shape>
-                <v:shape id="Text Box 1978" o:spid="_x0000_s1097" type="#_x0000_t202" style="position:absolute;left:45720;top:4616;width:11430;height:3429;visibility:visible;mso-wrap-style:square;v-text-anchor:middle" o:gfxdata="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" filled="f" fillcolor="#bbe0e3">
+                <v:shape id="Text Box 1978" o:spid="_x0000_s1031" type="#_x0000_t202" style="position:absolute;left:45720;top:4616;width:11430;height:3429;visibility:visible;mso-wrap-style:square;v-text-anchor:middle" o:gfxdata="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" filled="f" fillcolor="#bbe0e3">
                   <v:textbox inset="1.80339mm,.90169mm,1.80339mm,.90169mm">
                     <w:txbxContent>
                       <w:p>
@@ -25448,10 +21585,14 @@
                     </w:txbxContent>
                   </v:textbox>
                 </v:shape>
-                <v:shape id="AutoShape 1984" o:spid="_x0000_s1098" type="#_x0000_t32" style="position:absolute;left:25146;top:6343;width:3810;height:7;visibility:visible;mso-wrap-style:square" o:connectortype="straight" o:gfxdata="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">
+                <v:shapetype id="_x0000_t32" coordsize="21600,21600" o:spt="32" o:oned="t" path="m,l21600,21600e" filled="f">
+                  <v:path arrowok="t" fillok="f" o:connecttype="none"/>
+                  <o:lock v:ext="edit" shapetype="t"/>
+                </v:shapetype>
+                <v:shape id="AutoShape 1984" o:spid="_x0000_s1032" type="#_x0000_t32" style="position:absolute;left:25146;top:6343;width:3810;height:7;visibility:visible;mso-wrap-style:square" o:connectortype="straight" o:gfxdata="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">
                   <v:stroke endarrow="block"/>
                 </v:shape>
-                <v:shape id="Text Box 1996" o:spid="_x0000_s1099" type="#_x0000_t202" style="position:absolute;left:3048;top:18065;width:54102;height:5811;visibility:visible;mso-wrap-style:square;v-text-anchor:middle" o:gfxdata="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" filled="f" fillcolor="#bbe0e3" stroked="f">
+                <v:shape id="Text Box 1996" o:spid="_x0000_s1033" type="#_x0000_t202" style="position:absolute;left:3048;top:18065;width:54102;height:5811;visibility:visible;mso-wrap-style:square;v-text-anchor:middle" o:gfxdata="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" filled="f" fillcolor="#bbe0e3" stroked="f">
                   <v:textbox inset="1.80339mm,.90169mm,1.80339mm,.90169mm">
                     <w:txbxContent>
                       <w:p>
@@ -25584,7 +21725,7 @@
                     </w:txbxContent>
                   </v:textbox>
                 </v:shape>
-                <v:shape id="Text Box 1999" o:spid="_x0000_s1100" type="#_x0000_t202" style="position:absolute;left:45720;top:10902;width:11430;height:3429;visibility:visible;mso-wrap-style:square;v-text-anchor:middle" o:gfxdata="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" filled="f" fillcolor="#bbe0e3">
+                <v:shape id="Text Box 1999" o:spid="_x0000_s1034" type="#_x0000_t202" style="position:absolute;left:45720;top:10902;width:11430;height:3429;visibility:visible;mso-wrap-style:square;v-text-anchor:middle" o:gfxdata="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" filled="f" fillcolor="#bbe0e3">
                   <v:textbox inset="1.80339mm,.90169mm,1.80339mm,.90169mm">
                     <w:txbxContent>
                       <w:p>
@@ -25610,13 +21751,24 @@
                     </w:txbxContent>
                   </v:textbox>
                 </v:shape>
-                <v:shape id="AutoShape 2002" o:spid="_x0000_s1101" type="#_x0000_t34" style="position:absolute;left:12954;top:6330;width:3810;height:13;visibility:visible;mso-wrap-style:square" o:connectortype="elbow" o:gfxdata="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">
+                <v:shapetype id="_x0000_t34" coordsize="21600,21600" o:spt="34" o:oned="t" adj="10800" path="m,l@0,0@0,21600,21600,21600e" filled="f">
+                  <v:stroke joinstyle="miter"/>
+                  <v:formulas>
+                    <v:f eqn="val #0"/>
+                  </v:formulas>
+                  <v:path arrowok="t" fillok="f" o:connecttype="none"/>
+                  <v:handles>
+                    <v:h position="#0,center"/>
+                  </v:handles>
+                  <o:lock v:ext="edit" shapetype="t"/>
+                </v:shapetype>
+                <v:shape id="AutoShape 2002" o:spid="_x0000_s1035" type="#_x0000_t34" style="position:absolute;left:12954;top:6330;width:3810;height:13;visibility:visible;mso-wrap-style:square" o:connectortype="elbow" o:gfxdata="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">
                   <v:stroke endarrow="block"/>
                 </v:shape>
-                <v:shape id="AutoShape 2005" o:spid="_x0000_s1102" type="#_x0000_t34" style="position:absolute;left:39624;top:6330;width:6096;height:13;flip:y;visibility:visible;mso-wrap-style:square" o:connectortype="elbow" o:gfxdata="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">
+                <v:shape id="AutoShape 2005" o:spid="_x0000_s1036" type="#_x0000_t34" style="position:absolute;left:39624;top:6330;width:6096;height:13;flip:y;visibility:visible;mso-wrap-style:square" o:connectortype="elbow" o:gfxdata="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">
                   <v:stroke endarrow="block"/>
                 </v:shape>
-                <v:shape id="AutoShape 2007" o:spid="_x0000_s1103" type="#_x0000_t32" style="position:absolute;left:51435;top:8045;width:6;height:2857;visibility:visible;mso-wrap-style:square" o:connectortype="straight" o:gfxdata="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">
+                <v:shape id="AutoShape 2007" o:spid="_x0000_s1037" type="#_x0000_t32" style="position:absolute;left:51435;top:8045;width:6;height:2857;visibility:visible;mso-wrap-style:square" o:connectortype="straight" o:gfxdata="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">
                   <v:stroke endarrow="block"/>
                 </v:shape>
                 <w10:anchorlock/>
@@ -25704,6 +21856,18 @@
         </w:rPr>
         <w:t>)</w:t>
       </w:r>
+    </w:p>
+    <w:p>
+      <w:pPr>
+        <w:adjustRightInd w:val="0"/>
+        <w:snapToGrid w:val="0"/>
+        <w:spacing w:afterLines="50" w:after="120"/>
+        <w:ind w:right="-23"/>
+        <w:rPr>
+          <w:rFonts w:eastAsia="標楷體"/>
+          <w:szCs w:val="24"/>
+        </w:rPr>
+      </w:pPr>
     </w:p>
     <w:p>
       <w:pPr>
@@ -34213,7 +30377,7 @@
   <w:style w:type="paragraph" w:default="1" w:styleId="a">
     <w:name w:val="Normal"/>
     <w:qFormat/>
-    <w:rsid w:val="00917B95"/>
+    <w:rsid w:val="00322E5C"/>
     <w:pPr>
       <w:widowControl w:val="0"/>
     </w:pPr>
@@ -35223,10 +31387,6 @@
 </file>
 
 <file path=customXml/item1.xml><?xml version="1.0" encoding="utf-8"?>
-<b:Sources xmlns:b="http://schemas.openxmlformats.org/officeDocument/2006/bibliography" xmlns="http://schemas.openxmlformats.org/officeDocument/2006/bibliography" SelectedStyle="\APA.XSL" StyleName="APA"/>
-</file>
-
-<file path=customXml/item2.xml><?xml version="1.0" encoding="utf-8"?>
 <?mso-contentType ?>
 <FormTemplates xmlns="http://schemas.microsoft.com/sharepoint/v3/contenttype/forms">
   <Display>DocumentLibraryForm</Display>
@@ -35235,18 +31395,11 @@
 </FormTemplates>
 </file>
 
-<file path=customXml/item3.xml><?xml version="1.0" encoding="utf-8"?>
-<p:properties xmlns:p="http://schemas.microsoft.com/office/2006/metadata/properties" xmlns:xsi="http://www.w3.org/2001/XMLSchema-instance" xmlns:pc="http://schemas.microsoft.com/office/infopath/2007/PartnerControls">
-  <documentManagement>
-    <TaxCatchAll xmlns="7fdcc51d-ffb2-4384-ac0a-9f40f3c165a4" xsi:nil="true"/>
-    <lcf76f155ced4ddcb4097134ff3c332f xmlns="df6d19e8-8e79-44fa-a652-5946ba268099">
-      <Terms xmlns="http://schemas.microsoft.com/office/infopath/2007/PartnerControls"/>
-    </lcf76f155ced4ddcb4097134ff3c332f>
-  </documentManagement>
-</p:properties>
+<file path=customXml/item2.xml><?xml version="1.0" encoding="utf-8"?>
+<b:Sources xmlns:b="http://schemas.openxmlformats.org/officeDocument/2006/bibliography" xmlns="http://schemas.openxmlformats.org/officeDocument/2006/bibliography" SelectedStyle="\APA.XSL" StyleName="APA"/>
 </file>
 
-<file path=customXml/item4.xml><?xml version="1.0" encoding="utf-8"?>
+<file path=customXml/item3.xml><?xml version="1.0" encoding="utf-8"?>
 <ct:contentTypeSchema xmlns:ct="http://schemas.microsoft.com/office/2006/metadata/contentType" xmlns:ma="http://schemas.microsoft.com/office/2006/metadata/properties/metaAttributes" ct:_="" ma:_="" ma:contentTypeName="文件" ma:contentTypeID="0x0101008C1237F5A8E93C4AB9F51356B2E5B065" ma:contentTypeVersion="11" ma:contentTypeDescription="建立新的文件。" ma:contentTypeScope="" ma:versionID="55c5abad1e37d769036310f8438f458a">
   <xsd:schema xmlns:xsd="http://www.w3.org/2001/XMLSchema" xmlns:xs="http://www.w3.org/2001/XMLSchema" xmlns:p="http://schemas.microsoft.com/office/2006/metadata/properties" xmlns:ns2="df6d19e8-8e79-44fa-a652-5946ba268099" xmlns:ns3="7fdcc51d-ffb2-4384-ac0a-9f40f3c165a4" targetNamespace="http://schemas.microsoft.com/office/2006/metadata/properties" ma:root="true" ma:fieldsID="f696b0d4133c1763036b6740d7564fc4" ns2:_="" ns3:_="">
     <xsd:import namespace="df6d19e8-8e79-44fa-a652-5946ba268099"/>
@@ -35455,7 +31608,26 @@
 </ct:contentTypeSchema>
 </file>
 
+<file path=customXml/item4.xml><?xml version="1.0" encoding="utf-8"?>
+<p:properties xmlns:p="http://schemas.microsoft.com/office/2006/metadata/properties" xmlns:xsi="http://www.w3.org/2001/XMLSchema-instance" xmlns:pc="http://schemas.microsoft.com/office/infopath/2007/PartnerControls">
+  <documentManagement>
+    <TaxCatchAll xmlns="7fdcc51d-ffb2-4384-ac0a-9f40f3c165a4" xsi:nil="true"/>
+    <lcf76f155ced4ddcb4097134ff3c332f xmlns="df6d19e8-8e79-44fa-a652-5946ba268099">
+      <Terms xmlns="http://schemas.microsoft.com/office/infopath/2007/PartnerControls"/>
+    </lcf76f155ced4ddcb4097134ff3c332f>
+  </documentManagement>
+</p:properties>
+</file>
+
 <file path=customXml/itemProps1.xml><?xml version="1.0" encoding="utf-8"?>
+<ds:datastoreItem xmlns:ds="http://schemas.openxmlformats.org/officeDocument/2006/customXml" ds:itemID="{228040AA-8429-4969-A0DA-29C959C031EB}">
+  <ds:schemaRefs>
+    <ds:schemaRef ds:uri="http://schemas.microsoft.com/sharepoint/v3/contenttype/forms"/>
+  </ds:schemaRefs>
+</ds:datastoreItem>
+</file>
+
+<file path=customXml/itemProps2.xml><?xml version="1.0" encoding="utf-8"?>
 <ds:datastoreItem xmlns:ds="http://schemas.openxmlformats.org/officeDocument/2006/customXml" ds:itemID="{9BD8E5B6-C234-452B-9FAA-D8DC77C5FD85}">
   <ds:schemaRefs>
     <ds:schemaRef ds:uri="http://schemas.openxmlformats.org/officeDocument/2006/bibliography"/>
@@ -35463,26 +31635,7 @@
 </ds:datastoreItem>
 </file>
 
-<file path=customXml/itemProps2.xml><?xml version="1.0" encoding="utf-8"?>
-<ds:datastoreItem xmlns:ds="http://schemas.openxmlformats.org/officeDocument/2006/customXml" ds:itemID="{228040AA-8429-4969-A0DA-29C959C031EB}">
-  <ds:schemaRefs>
-    <ds:schemaRef ds:uri="http://schemas.microsoft.com/sharepoint/v3/contenttype/forms"/>
-  </ds:schemaRefs>
-</ds:datastoreItem>
-</file>
-
 <file path=customXml/itemProps3.xml><?xml version="1.0" encoding="utf-8"?>
-<ds:datastoreItem xmlns:ds="http://schemas.openxmlformats.org/officeDocument/2006/customXml" ds:itemID="{8DEEF061-24F3-45B9-9BE7-F7DDB218A9EB}">
-  <ds:schemaRefs>
-    <ds:schemaRef ds:uri="http://schemas.microsoft.com/office/2006/metadata/properties"/>
-    <ds:schemaRef ds:uri="http://schemas.microsoft.com/office/infopath/2007/PartnerControls"/>
-    <ds:schemaRef ds:uri="7fdcc51d-ffb2-4384-ac0a-9f40f3c165a4"/>
-    <ds:schemaRef ds:uri="df6d19e8-8e79-44fa-a652-5946ba268099"/>
-  </ds:schemaRefs>
-</ds:datastoreItem>
-</file>
-
-<file path=customXml/itemProps4.xml><?xml version="1.0" encoding="utf-8"?>
 <ds:datastoreItem xmlns:ds="http://schemas.openxmlformats.org/officeDocument/2006/customXml" ds:itemID="{27366302-FD44-4D57-9D74-42EE9E3A7993}">
   <ds:schemaRefs>
     <ds:schemaRef ds:uri="http://schemas.microsoft.com/office/2006/metadata/contentType"/>
@@ -35499,4 +31652,15 @@
     <ds:schemaRef ds:uri="http://schemas.microsoft.com/internal/obd"/>
   </ds:schemaRefs>
 </ds:datastoreItem>
+</file>
+
+<file path=customXml/itemProps4.xml><?xml version="1.0" encoding="utf-8"?>
+<ds:datastoreItem xmlns:ds="http://schemas.openxmlformats.org/officeDocument/2006/customXml" ds:itemID="{8DEEF061-24F3-45B9-9BE7-F7DDB218A9EB}">
+  <ds:schemaRefs>
+    <ds:schemaRef ds:uri="http://schemas.microsoft.com/office/2006/metadata/properties"/>
+    <ds:schemaRef ds:uri="http://schemas.microsoft.com/office/infopath/2007/PartnerControls"/>
+    <ds:schemaRef ds:uri="7fdcc51d-ffb2-4384-ac0a-9f40f3c165a4"/>
+    <ds:schemaRef ds:uri="df6d19e8-8e79-44fa-a652-5946ba268099"/>
+  </ds:schemaRefs>
+</ds:datastoreItem>
 </file>
--- a/wwwroot/doc/溫盤報告書範本3.docx
+++ b/wwwroot/doc/溫盤報告書範本3.docx
@@ -3136,21 +3136,7 @@
         <w:rPr>
           <w:rFonts w:ascii="標楷體" w:eastAsia="標楷體" w:hAnsi="標楷體"/>
         </w:rPr>
-        <w:t>自1997年12月第三次締約國大會(COP3)簽署京都議定書後，全球先進國家均</w:t>
-      </w:r>
-      <w:proofErr w:type="gramStart"/>
-      <w:r>
-        <w:rPr>
-          <w:rFonts w:ascii="標楷體" w:eastAsia="標楷體" w:hAnsi="標楷體"/>
-        </w:rPr>
-        <w:t>研</w:t>
-      </w:r>
-      <w:proofErr w:type="gramEnd"/>
-      <w:r>
-        <w:rPr>
-          <w:rFonts w:ascii="標楷體" w:eastAsia="標楷體" w:hAnsi="標楷體"/>
-        </w:rPr>
-        <w:t>擬因應溫室氣體減量的方法與措施，2005年2月京都議定書正式生效後，全球各國更積極建立了溫室氣體排放管制的共識，2007年12月巴里路線圖進一步強調開發中國家應推動可量測(Measurable)、報告(Reportable)及可供查證(Verifiable)之適當減緩行動，2009年12月丹麥哥本哈根會議更針對後京都世界各國溫室氣體減量提出可行方案。</w:t>
+        <w:t>自1997年12月第三次締約國大會(COP3)簽署京都議定書後，全球先進國家均研擬因應溫室氣體減量的方法與措施，2005年2月京都議定書正式生效後，全球各國更積極建立了溫室氣體排放管制的共識，2007年12月巴里路線圖進一步強調開發中國家應推動可量測(Measurable)、報告(Reportable)及可供查證(Verifiable)之適當減緩行動，2009年12月丹麥哥本哈根會議更針對後京都世界各國溫室氣體減量提出可行方案。</w:t>
       </w:r>
     </w:p>
     <w:p>
@@ -3164,63 +3150,7 @@
         <w:rPr>
           <w:rFonts w:ascii="標楷體" w:eastAsia="標楷體" w:hAnsi="標楷體"/>
         </w:rPr>
-        <w:t>聯合國環境規劃署在2014年「溫室氣體排放缺口報告」指出，全球碳中和應於2055年至2070年間達成，否則地球將面臨氣候變遷災難。2015年聯合國發布「2030年永續發展方針」，公布17項永續發展目標(SDGs)，為人類和地球的「和平與</w:t>
-      </w:r>
-      <w:proofErr w:type="gramStart"/>
-      <w:r>
-        <w:rPr>
-          <w:rFonts w:ascii="標楷體" w:eastAsia="標楷體" w:hAnsi="標楷體"/>
-        </w:rPr>
-        <w:t>繁榮」</w:t>
-      </w:r>
-      <w:proofErr w:type="gramEnd"/>
-      <w:r>
-        <w:rPr>
-          <w:rFonts w:ascii="標楷體" w:eastAsia="標楷體" w:hAnsi="標楷體"/>
-        </w:rPr>
-        <w:t>提供了現在與未來的共享藍圖。基於</w:t>
-      </w:r>
-      <w:proofErr w:type="gramStart"/>
-      <w:r>
-        <w:rPr>
-          <w:rFonts w:ascii="標楷體" w:eastAsia="標楷體" w:hAnsi="標楷體"/>
-        </w:rPr>
-        <w:t>全球減碳趨勢</w:t>
-      </w:r>
-      <w:proofErr w:type="gramEnd"/>
-      <w:r>
-        <w:rPr>
-          <w:rFonts w:ascii="標楷體" w:eastAsia="標楷體" w:hAnsi="標楷體"/>
-        </w:rPr>
-        <w:t>，我國響應聯合國氣候變遷的目標，亦提出「2050</w:t>
-      </w:r>
-      <w:proofErr w:type="gramStart"/>
-      <w:r>
-        <w:rPr>
-          <w:rFonts w:ascii="標楷體" w:eastAsia="標楷體" w:hAnsi="標楷體"/>
-        </w:rPr>
-        <w:t>淨零路徑</w:t>
-      </w:r>
-      <w:proofErr w:type="gramEnd"/>
-      <w:r>
-        <w:rPr>
-          <w:rFonts w:ascii="標楷體" w:eastAsia="標楷體" w:hAnsi="標楷體"/>
-        </w:rPr>
-        <w:t>里程碑」，隨後於112年1月10通過「氣候變遷因應法」，以達成節能</w:t>
-      </w:r>
-      <w:proofErr w:type="gramStart"/>
-      <w:r>
-        <w:rPr>
-          <w:rFonts w:ascii="標楷體" w:eastAsia="標楷體" w:hAnsi="標楷體"/>
-        </w:rPr>
-        <w:t>減碳之</w:t>
-      </w:r>
-      <w:proofErr w:type="gramEnd"/>
-      <w:r>
-        <w:rPr>
-          <w:rFonts w:ascii="標楷體" w:eastAsia="標楷體" w:hAnsi="標楷體"/>
-        </w:rPr>
-        <w:t>永續發展目。</w:t>
+        <w:t>聯合國環境規劃署在2014年「溫室氣體排放缺口報告」指出，全球碳中和應於2055年至2070年間達成，否則地球將面臨氣候變遷災難。2015年聯合國發布「2030年永續發展方針」，公布17項永續發展目標(SDGs)，為人類和地球的「和平與繁榮」提供了現在與未來的共享藍圖。基於全球減碳趨勢，我國響應聯合國氣候變遷的目標，亦提出「2050淨零路徑里程碑」，隨後於112年1月10通過「氣候變遷因應法」，以達成節能減碳之永續發展目。</w:t>
       </w:r>
     </w:p>
     <w:p>
@@ -3240,21 +3170,7 @@
         <w:rPr>
           <w:rFonts w:ascii="標楷體" w:eastAsia="標楷體" w:hAnsi="標楷體"/>
         </w:rPr>
-        <w:t xml:space="preserve"> (以下簡稱本公司)為因應全球永續發展趨勢於 2015年底《聯合國氣候變化綱要公約》第21屆締約國(COP21)後「巴黎協議」產生，加上行政院環保署《溫室氣體減量及管理法》於 2015年7月正式公布實施，配合國家整體溫室氣體減量策略發展，以達成節能</w:t>
-      </w:r>
-      <w:proofErr w:type="gramStart"/>
-      <w:r>
-        <w:rPr>
-          <w:rFonts w:ascii="標楷體" w:eastAsia="標楷體" w:hAnsi="標楷體"/>
-        </w:rPr>
-        <w:t>減碳之</w:t>
-      </w:r>
-      <w:proofErr w:type="gramEnd"/>
-      <w:r>
-        <w:rPr>
-          <w:rFonts w:ascii="標楷體" w:eastAsia="標楷體" w:hAnsi="標楷體"/>
-        </w:rPr>
-        <w:t xml:space="preserve">永續發展目標，特配合政府政策，持續進行公司內部溫室氣體盤查，以瞭解溫室氣體排放實況，進而訂定改善措施，以求達成二氧化碳排放減量之目標。 </w:t>
+        <w:t xml:space="preserve"> (以下簡稱本公司)為因應全球永續發展趨勢於 2015年底《聯合國氣候變化綱要公約》第21屆締約國(COP21)後「巴黎協議」產生，加上行政院環保署《溫室氣體減量及管理法》於 2015年7月正式公布實施，配合國家整體溫室氣體減量策略發展，以達成節能減碳之永續發展目標，特配合政府政策，持續進行公司內部溫室氣體盤查，以瞭解溫室氣體排放實況，進而訂定改善措施，以求達成二氧化碳排放減量之目標。 </w:t>
       </w:r>
     </w:p>
     <w:p>
@@ -3268,21 +3184,7 @@
         <w:rPr>
           <w:rFonts w:ascii="標楷體" w:eastAsia="標楷體" w:hAnsi="標楷體"/>
         </w:rPr>
-        <w:t>本公司基於關心全球氣候變遷、善用資源及善盡企業的責任，根據ISO/IEC 14064-1： 2018要求，對溫室氣體管制發展趨勢及因應未來溫室氣體減量之要求，進行系統化的溫室氣體排放盤查 與清冊建置及查證程序等推動計畫，提供日後實施有效的減量改善方案作參考。今後除將持續推動溫室氣體排放管制以降低成本外，並期盼能達成兼顧資源效率、能源節約、環境保護的永續能源發展，共同為產業朝向</w:t>
-      </w:r>
-      <w:proofErr w:type="gramStart"/>
-      <w:r>
-        <w:rPr>
-          <w:rFonts w:ascii="標楷體" w:eastAsia="標楷體" w:hAnsi="標楷體"/>
-        </w:rPr>
-        <w:t>低碳型經濟</w:t>
-      </w:r>
-      <w:proofErr w:type="gramEnd"/>
-      <w:r>
-        <w:rPr>
-          <w:rFonts w:ascii="標楷體" w:eastAsia="標楷體" w:hAnsi="標楷體"/>
-        </w:rPr>
-        <w:t xml:space="preserve">社會來努力。 </w:t>
+        <w:t xml:space="preserve">本公司基於關心全球氣候變遷、善用資源及善盡企業的責任，根據ISO/IEC 14064-1： 2018要求，對溫室氣體管制發展趨勢及因應未來溫室氣體減量之要求，進行系統化的溫室氣體排放盤查 與清冊建置及查證程序等推動計畫，提供日後實施有效的減量改善方案作參考。今後除將持續推動溫室氣體排放管制以降低成本外，並期盼能達成兼顧資源效率、能源節約、環境保護的永續能源發展，共同為產業朝向低碳型經濟社會來努力。 </w:t>
       </w:r>
     </w:p>
     <w:p>
@@ -3393,23 +3295,7 @@
           <w:rFonts w:eastAsia="標楷體"/>
           <w:szCs w:val="24"/>
         </w:rPr>
-        <w:t>…</w:t>
-      </w:r>
-      <w:proofErr w:type="gramStart"/>
-      <w:r>
-        <w:rPr>
-          <w:rFonts w:eastAsia="標楷體"/>
-          <w:szCs w:val="24"/>
-        </w:rPr>
-        <w:t>…</w:t>
-      </w:r>
-      <w:proofErr w:type="gramEnd"/>
-      <w:r>
-        <w:rPr>
-          <w:rFonts w:eastAsia="標楷體"/>
-          <w:szCs w:val="24"/>
-        </w:rPr>
-        <w:t>.</w:t>
+        <w:t>…….</w:t>
       </w:r>
       <w:r>
         <w:rPr>
@@ -4153,17 +4039,8 @@
                 <w:rFonts w:eastAsia="標楷體" w:hint="eastAsia"/>
                 <w:szCs w:val="24"/>
               </w:rPr>
-              <w:t>類別</w:t>
-            </w:r>
-            <w:proofErr w:type="gramStart"/>
-            <w:r>
-              <w:rPr>
-                <w:rFonts w:eastAsia="標楷體" w:hint="eastAsia"/>
-                <w:szCs w:val="24"/>
-              </w:rPr>
-              <w:t>一</w:t>
-            </w:r>
-            <w:proofErr w:type="gramEnd"/>
+              <w:t>類別一</w:t>
+            </w:r>
             <w:r>
               <w:rPr>
                 <w:rFonts w:eastAsia="標楷體"/>
@@ -4407,8 +4284,7 @@
           <w:szCs w:val="24"/>
         </w:rPr>
       </w:pPr>
-      <w:bookmarkStart w:id="9" w:name="OLE_LINK164"/>
-      <w:bookmarkStart w:id="10" w:name="_Toc132310638"/>
+      <w:bookmarkStart w:id="9" w:name="_Toc132310638"/>
       <w:r>
         <w:rPr>
           <w:rFonts w:eastAsia="標楷體"/>
@@ -4438,7 +4314,6 @@
         <w:t>說明</w:t>
       </w:r>
       <w:bookmarkEnd w:id="9"/>
-      <w:bookmarkEnd w:id="10"/>
     </w:p>
     <w:p>
       <w:pPr>
@@ -4532,7 +4407,7 @@
           <w:szCs w:val="24"/>
         </w:rPr>
       </w:pPr>
-      <w:bookmarkStart w:id="11" w:name="_Toc132310639"/>
+      <w:bookmarkStart w:id="10" w:name="_Toc132310639"/>
       <w:r>
         <w:rPr>
           <w:rFonts w:eastAsia="標楷體"/>
@@ -4575,7 +4450,7 @@
         </w:rPr>
         <w:t>)</w:t>
       </w:r>
-      <w:bookmarkEnd w:id="11"/>
+      <w:bookmarkEnd w:id="10"/>
     </w:p>
     <w:p>
       <w:pPr>
@@ -4779,64 +4654,18 @@
     </w:p>
     <w:p>
       <w:pPr>
-        <w:widowControl/>
         <w:adjustRightInd w:val="0"/>
         <w:snapToGrid w:val="0"/>
+        <w:ind w:rightChars="46" w:right="110"/>
         <w:jc w:val="center"/>
         <w:rPr>
-          <w:rFonts w:ascii="標楷體" w:eastAsia="標楷體" w:hAnsi="標楷體" w:cs="新細明體"/>
-          <w:kern w:val="0"/>
-          <w:sz w:val="12"/>
-          <w:szCs w:val="12"/>
-        </w:rPr>
-      </w:pPr>
-      <w:r>
-        <w:rPr>
-          <w:rFonts w:ascii="標楷體" w:eastAsia="標楷體" w:hAnsi="標楷體" w:cs="新細明體" w:hint="eastAsia"/>
-          <w:kern w:val="0"/>
-          <w:sz w:val="12"/>
-          <w:szCs w:val="12"/>
-        </w:rPr>
-        <w:t>[類別</w:t>
-      </w:r>
-      <w:proofErr w:type="gramStart"/>
-      <w:r>
-        <w:rPr>
-          <w:rFonts w:ascii="標楷體" w:eastAsia="標楷體" w:hAnsi="標楷體" w:cs="新細明體" w:hint="eastAsia"/>
-          <w:kern w:val="0"/>
-          <w:sz w:val="12"/>
-          <w:szCs w:val="12"/>
-        </w:rPr>
-        <w:t>一</w:t>
-      </w:r>
-      <w:proofErr w:type="gramEnd"/>
-      <w:r>
-        <w:rPr>
-          <w:rFonts w:ascii="標楷體" w:eastAsia="標楷體" w:hAnsi="標楷體" w:cs="新細明體" w:hint="eastAsia"/>
-          <w:kern w:val="0"/>
-          <w:sz w:val="12"/>
-          <w:szCs w:val="12"/>
-        </w:rPr>
-        <w:t>Ta</w:t>
-      </w:r>
-      <w:r>
-        <w:rPr>
-          <w:rFonts w:ascii="標楷體" w:eastAsia="標楷體" w:hAnsi="標楷體" w:cs="新細明體"/>
-          <w:kern w:val="0"/>
-          <w:sz w:val="12"/>
-          <w:szCs w:val="12"/>
-        </w:rPr>
-        <w:t>ble</w:t>
-      </w:r>
-      <w:r>
-        <w:rPr>
-          <w:rFonts w:ascii="標楷體" w:eastAsia="標楷體" w:hAnsi="標楷體" w:cs="新細明體" w:hint="eastAsia"/>
-          <w:kern w:val="0"/>
-          <w:sz w:val="12"/>
-          <w:szCs w:val="12"/>
-        </w:rPr>
-        <w:t>]</w:t>
-      </w:r>
+          <w:rFonts w:eastAsia="標楷體"/>
+          <w:bCs/>
+          <w:szCs w:val="24"/>
+        </w:rPr>
+      </w:pPr>
+      <w:bookmarkStart w:id="11" w:name="類別一Table"/>
+      <w:bookmarkEnd w:id="11"/>
     </w:p>
     <w:p>
       <w:pPr>
@@ -5140,54 +4969,8 @@
           <w:szCs w:val="24"/>
         </w:rPr>
       </w:pPr>
-      <w:r>
-        <w:rPr>
-          <w:rFonts w:eastAsia="標楷體" w:hint="eastAsia"/>
-          <w:bCs/>
-          <w:szCs w:val="24"/>
-        </w:rPr>
-        <w:t>[</w:t>
-      </w:r>
-      <w:r>
-        <w:rPr>
-          <w:rFonts w:eastAsia="標楷體" w:hint="eastAsia"/>
-          <w:bCs/>
-          <w:szCs w:val="24"/>
-        </w:rPr>
-        <w:t>類別</w:t>
-      </w:r>
-      <w:r>
-        <w:rPr>
-          <w:rFonts w:eastAsia="標楷體" w:hint="eastAsia"/>
-          <w:bCs/>
-          <w:szCs w:val="24"/>
-        </w:rPr>
-        <w:t>二</w:t>
-      </w:r>
-      <w:r>
-        <w:rPr>
-          <w:rFonts w:eastAsia="標楷體" w:hint="eastAsia"/>
-          <w:bCs/>
-          <w:szCs w:val="24"/>
-        </w:rPr>
-        <w:t>T</w:t>
-      </w:r>
-      <w:r>
-        <w:rPr>
-          <w:rFonts w:eastAsia="標楷體"/>
-          <w:bCs/>
-          <w:szCs w:val="24"/>
-        </w:rPr>
-        <w:t>able</w:t>
-      </w:r>
-      <w:r>
-        <w:rPr>
-          <w:rFonts w:eastAsia="標楷體" w:hint="eastAsia"/>
-          <w:bCs/>
-          <w:szCs w:val="24"/>
-        </w:rPr>
-        <w:t>]</w:t>
-      </w:r>
+      <w:bookmarkStart w:id="13" w:name="類別二Table"/>
+      <w:bookmarkEnd w:id="13"/>
     </w:p>
     <w:p>
       <w:pPr>
@@ -5216,7 +4999,7 @@
           <w:szCs w:val="24"/>
         </w:rPr>
       </w:pPr>
-      <w:bookmarkStart w:id="13" w:name="_Toc132310641"/>
+      <w:bookmarkStart w:id="14" w:name="_Toc132310641"/>
       <w:r>
         <w:rPr>
           <w:rFonts w:eastAsia="標楷體"/>
@@ -5224,7 +5007,7 @@
         </w:rPr>
         <w:t>溫室氣體總排放量</w:t>
       </w:r>
-      <w:bookmarkEnd w:id="13"/>
+      <w:bookmarkEnd w:id="14"/>
     </w:p>
     <w:p>
       <w:pPr>
@@ -5357,7 +5140,7 @@
         </w:rPr>
         <w:br w:type="page"/>
       </w:r>
-      <w:bookmarkStart w:id="14" w:name="_Toc132310643"/>
+      <w:bookmarkStart w:id="15" w:name="_Toc132310643"/>
       <w:r>
         <w:rPr>
           <w:rFonts w:eastAsia="標楷體"/>
@@ -5389,7 +5172,7 @@
         </w:rPr>
         <w:t>數據品質管理</w:t>
       </w:r>
-      <w:bookmarkEnd w:id="14"/>
+      <w:bookmarkEnd w:id="15"/>
     </w:p>
     <w:p>
       <w:pPr>
@@ -5409,7 +5192,7 @@
           <w:szCs w:val="24"/>
         </w:rPr>
       </w:pPr>
-      <w:bookmarkStart w:id="15" w:name="_Toc132310644"/>
+      <w:bookmarkStart w:id="16" w:name="_Toc132310644"/>
       <w:r>
         <w:rPr>
           <w:rFonts w:eastAsia="標楷體"/>
@@ -5417,7 +5200,7 @@
         </w:rPr>
         <w:t>量化方法</w:t>
       </w:r>
-      <w:bookmarkEnd w:id="15"/>
+      <w:bookmarkEnd w:id="16"/>
     </w:p>
     <w:p>
       <w:pPr>
@@ -5491,15 +5274,7 @@
         <w:t>計算</w:t>
       </w:r>
       <w:r>
-        <w:t>…</w:t>
-      </w:r>
-      <w:proofErr w:type="gramStart"/>
-      <w:r>
-        <w:t>…</w:t>
-      </w:r>
-      <w:proofErr w:type="gramEnd"/>
-      <w:r>
-        <w:t>.</w:t>
+        <w:t>…….</w:t>
       </w:r>
       <w:r>
         <w:rPr>
@@ -5531,7 +5306,6 @@
           <w:szCs w:val="24"/>
         </w:rPr>
       </w:pPr>
-      <w:bookmarkStart w:id="16" w:name="OLE_LINK11"/>
       <w:r>
         <w:rPr>
           <w:rFonts w:eastAsia="標楷體" w:hint="eastAsia"/>
@@ -5703,17 +5477,8 @@
           <w:rFonts w:eastAsia="標楷體" w:hint="eastAsia"/>
           <w:szCs w:val="24"/>
         </w:rPr>
-        <w:t>全球</w:t>
-      </w:r>
-      <w:proofErr w:type="gramStart"/>
-      <w:r>
-        <w:rPr>
-          <w:rFonts w:eastAsia="標楷體" w:hint="eastAsia"/>
-          <w:szCs w:val="24"/>
-        </w:rPr>
-        <w:t>暖化潛勢值</w:t>
-      </w:r>
-      <w:proofErr w:type="gramEnd"/>
+        <w:t>全球暖化潛勢值</w:t>
+      </w:r>
       <w:r>
         <w:rPr>
           <w:rFonts w:eastAsia="標楷體" w:hint="eastAsia"/>
@@ -5925,51 +5690,15 @@
       <w:pPr>
         <w:adjustRightInd w:val="0"/>
         <w:snapToGrid w:val="0"/>
-        <w:ind w:leftChars="-30" w:left="-72" w:rightChars="-30" w:right="-72"/>
+        <w:ind w:rightChars="46" w:right="110"/>
         <w:jc w:val="center"/>
         <w:rPr>
           <w:rFonts w:eastAsia="標楷體"/>
-          <w:sz w:val="14"/>
-          <w:szCs w:val="14"/>
-        </w:rPr>
-      </w:pPr>
-      <w:r>
-        <w:rPr>
-          <w:rFonts w:eastAsia="標楷體"/>
-          <w:sz w:val="14"/>
-          <w:szCs w:val="14"/>
-        </w:rPr>
-        <w:t>[</w:t>
-      </w:r>
-      <w:r>
-        <w:rPr>
-          <w:rFonts w:eastAsia="標楷體" w:hint="eastAsia"/>
-          <w:sz w:val="14"/>
-          <w:szCs w:val="14"/>
-        </w:rPr>
-        <w:t>固定</w:t>
-      </w:r>
-      <w:r>
-        <w:rPr>
-          <w:rFonts w:eastAsia="標楷體"/>
-          <w:sz w:val="14"/>
-          <w:szCs w:val="14"/>
-        </w:rPr>
-        <w:t>CO2]</w:t>
-      </w:r>
-    </w:p>
-    <w:p>
-      <w:pPr>
-        <w:adjustRightInd w:val="0"/>
-        <w:snapToGrid w:val="0"/>
-        <w:ind w:leftChars="-30" w:left="-72" w:rightChars="-30" w:right="-72"/>
-        <w:jc w:val="center"/>
-        <w:rPr>
-          <w:rFonts w:eastAsia="標楷體"/>
-          <w:sz w:val="14"/>
-          <w:szCs w:val="14"/>
-        </w:rPr>
-      </w:pPr>
+          <w:szCs w:val="24"/>
+        </w:rPr>
+      </w:pPr>
+      <w:bookmarkStart w:id="17" w:name="固定CO2"/>
+      <w:bookmarkEnd w:id="17"/>
     </w:p>
     <w:p>
       <w:pPr>
@@ -6079,42 +5808,11 @@
         <w:jc w:val="center"/>
         <w:rPr>
           <w:rFonts w:eastAsia="標楷體"/>
-          <w:sz w:val="14"/>
-          <w:szCs w:val="14"/>
-        </w:rPr>
-      </w:pPr>
-      <w:r>
-        <w:rPr>
-          <w:rFonts w:eastAsia="標楷體"/>
-          <w:sz w:val="14"/>
-          <w:szCs w:val="14"/>
-        </w:rPr>
-        <w:t>[</w:t>
-      </w:r>
-      <w:r>
-        <w:rPr>
-          <w:rFonts w:eastAsia="標楷體" w:hint="eastAsia"/>
-          <w:sz w:val="14"/>
-          <w:szCs w:val="14"/>
-        </w:rPr>
-        <w:t>固定</w:t>
-      </w:r>
-      <w:r>
-        <w:rPr>
-          <w:rFonts w:eastAsia="標楷體"/>
-          <w:sz w:val="14"/>
-          <w:szCs w:val="14"/>
-        </w:rPr>
-        <w:t>CH4</w:t>
-      </w:r>
-      <w:r>
-        <w:rPr>
-          <w:rFonts w:eastAsia="標楷體"/>
-          <w:sz w:val="14"/>
-          <w:szCs w:val="14"/>
-        </w:rPr>
-        <w:t>]</w:t>
-      </w:r>
+          <w:szCs w:val="24"/>
+        </w:rPr>
+      </w:pPr>
+      <w:bookmarkStart w:id="18" w:name="固定CH4"/>
+      <w:bookmarkEnd w:id="18"/>
     </w:p>
     <w:p>
       <w:pPr>
@@ -6140,9 +5838,119 @@
           <w:rFonts w:eastAsia="標楷體"/>
           <w:b/>
           <w:szCs w:val="24"/>
+        </w:rPr>
+      </w:pPr>
+      <w:r>
+        <w:rPr>
+          <w:rFonts w:eastAsia="標楷體" w:hint="eastAsia"/>
+          <w:b/>
+          <w:szCs w:val="24"/>
+        </w:rPr>
+        <w:t>表</w:t>
+      </w:r>
+      <w:r>
+        <w:rPr>
+          <w:rFonts w:eastAsia="標楷體" w:hint="eastAsia"/>
+          <w:b/>
+          <w:szCs w:val="24"/>
+        </w:rPr>
+        <w:t>4.</w:t>
+      </w:r>
+      <w:r>
+        <w:rPr>
+          <w:rFonts w:eastAsia="標楷體"/>
+          <w:b/>
+          <w:szCs w:val="24"/>
+        </w:rPr>
+        <w:t>3</w:t>
+      </w:r>
+      <w:r>
+        <w:rPr>
+          <w:rFonts w:eastAsia="標楷體" w:hint="eastAsia"/>
+          <w:b/>
+          <w:szCs w:val="24"/>
+        </w:rPr>
+        <w:t>、</w:t>
+      </w:r>
+      <w:r>
+        <w:rPr>
+          <w:rFonts w:eastAsia="標楷體" w:hint="eastAsia"/>
+          <w:b/>
+          <w:szCs w:val="24"/>
+        </w:rPr>
+        <w:t>固定燃燒排放源</w:t>
+      </w:r>
+      <w:r>
+        <w:rPr>
+          <w:rFonts w:eastAsia="標楷體" w:hint="eastAsia"/>
+          <w:b/>
+          <w:szCs w:val="24"/>
+        </w:rPr>
+        <w:t>(</w:t>
+      </w:r>
+      <w:r>
+        <w:rPr>
+          <w:rFonts w:eastAsia="標楷體" w:hint="eastAsia"/>
+          <w:b/>
+          <w:szCs w:val="24"/>
+        </w:rPr>
+        <w:t>緊急發電機</w:t>
+      </w:r>
+      <w:r>
+        <w:rPr>
+          <w:rFonts w:eastAsia="標楷體" w:hint="eastAsia"/>
+          <w:b/>
+          <w:szCs w:val="24"/>
+        </w:rPr>
+        <w:t>)</w:t>
+      </w:r>
+      <w:r>
+        <w:rPr>
+          <w:rFonts w:eastAsia="標楷體" w:hint="eastAsia"/>
+          <w:b/>
+          <w:szCs w:val="24"/>
+        </w:rPr>
+        <w:t>排放源</w:t>
+      </w:r>
+      <w:r>
+        <w:rPr>
+          <w:rFonts w:eastAsia="標楷體" w:hint="eastAsia"/>
+          <w:b/>
+          <w:szCs w:val="24"/>
+        </w:rPr>
+        <w:t>N</w:t>
+      </w:r>
+      <w:r>
+        <w:rPr>
+          <w:rFonts w:eastAsia="標楷體" w:hint="eastAsia"/>
+          <w:b/>
+          <w:szCs w:val="24"/>
           <w:vertAlign w:val="subscript"/>
         </w:rPr>
-      </w:pPr>
+        <w:t>2</w:t>
+      </w:r>
+      <w:r>
+        <w:rPr>
+          <w:rFonts w:eastAsia="標楷體" w:hint="eastAsia"/>
+          <w:b/>
+          <w:szCs w:val="24"/>
+        </w:rPr>
+        <w:t>O</w:t>
+      </w:r>
+    </w:p>
+    <w:p>
+      <w:pPr>
+        <w:adjustRightInd w:val="0"/>
+        <w:snapToGrid w:val="0"/>
+        <w:ind w:leftChars="-30" w:left="-72" w:rightChars="-30" w:right="-72"/>
+        <w:jc w:val="center"/>
+        <w:rPr>
+          <w:rFonts w:eastAsia="標楷體"/>
+          <w:szCs w:val="24"/>
+        </w:rPr>
+      </w:pPr>
+      <w:bookmarkStart w:id="19" w:name="固定N2O"/>
+      <w:bookmarkEnd w:id="19"/>
     </w:p>
     <w:p>
       <w:pPr>
@@ -6150,181 +5958,6 @@
         <w:snapToGrid w:val="0"/>
         <w:ind w:right="45"/>
         <w:jc w:val="center"/>
-        <w:rPr>
-          <w:rFonts w:eastAsia="標楷體"/>
-          <w:b/>
-          <w:szCs w:val="24"/>
-        </w:rPr>
-      </w:pPr>
-      <w:r>
-        <w:rPr>
-          <w:rFonts w:eastAsia="標楷體" w:hint="eastAsia"/>
-          <w:b/>
-          <w:szCs w:val="24"/>
-        </w:rPr>
-        <w:t>表</w:t>
-      </w:r>
-      <w:r>
-        <w:rPr>
-          <w:rFonts w:eastAsia="標楷體" w:hint="eastAsia"/>
-          <w:b/>
-          <w:szCs w:val="24"/>
-        </w:rPr>
-        <w:t>4.</w:t>
-      </w:r>
-      <w:r>
-        <w:rPr>
-          <w:rFonts w:eastAsia="標楷體"/>
-          <w:b/>
-          <w:szCs w:val="24"/>
-        </w:rPr>
-        <w:t>3</w:t>
-      </w:r>
-      <w:r>
-        <w:rPr>
-          <w:rFonts w:eastAsia="標楷體" w:hint="eastAsia"/>
-          <w:b/>
-          <w:szCs w:val="24"/>
-        </w:rPr>
-        <w:t>、</w:t>
-      </w:r>
-      <w:r>
-        <w:rPr>
-          <w:rFonts w:eastAsia="標楷體" w:hint="eastAsia"/>
-          <w:b/>
-          <w:szCs w:val="24"/>
-        </w:rPr>
-        <w:t>固定燃燒排放源</w:t>
-      </w:r>
-      <w:r>
-        <w:rPr>
-          <w:rFonts w:eastAsia="標楷體" w:hint="eastAsia"/>
-          <w:b/>
-          <w:szCs w:val="24"/>
-        </w:rPr>
-        <w:t>(</w:t>
-      </w:r>
-      <w:r>
-        <w:rPr>
-          <w:rFonts w:eastAsia="標楷體" w:hint="eastAsia"/>
-          <w:b/>
-          <w:szCs w:val="24"/>
-        </w:rPr>
-        <w:t>緊急發電機</w:t>
-      </w:r>
-      <w:r>
-        <w:rPr>
-          <w:rFonts w:eastAsia="標楷體" w:hint="eastAsia"/>
-          <w:b/>
-          <w:szCs w:val="24"/>
-        </w:rPr>
-        <w:t>)</w:t>
-      </w:r>
-      <w:r>
-        <w:rPr>
-          <w:rFonts w:eastAsia="標楷體" w:hint="eastAsia"/>
-          <w:b/>
-          <w:szCs w:val="24"/>
-        </w:rPr>
-        <w:t>排放源</w:t>
-      </w:r>
-      <w:r>
-        <w:rPr>
-          <w:rFonts w:eastAsia="標楷體" w:hint="eastAsia"/>
-          <w:b/>
-          <w:szCs w:val="24"/>
-        </w:rPr>
-        <w:t>N</w:t>
-      </w:r>
-      <w:r>
-        <w:rPr>
-          <w:rFonts w:eastAsia="標楷體" w:hint="eastAsia"/>
-          <w:b/>
-          <w:szCs w:val="24"/>
-          <w:vertAlign w:val="subscript"/>
-        </w:rPr>
-        <w:t>2</w:t>
-      </w:r>
-      <w:r>
-        <w:rPr>
-          <w:rFonts w:eastAsia="標楷體" w:hint="eastAsia"/>
-          <w:b/>
-          <w:szCs w:val="24"/>
-        </w:rPr>
-        <w:t>O</w:t>
-      </w:r>
-    </w:p>
-    <w:p>
-      <w:pPr>
-        <w:adjustRightInd w:val="0"/>
-        <w:snapToGrid w:val="0"/>
-        <w:ind w:leftChars="-30" w:left="-72" w:rightChars="-30" w:right="-72"/>
-        <w:jc w:val="center"/>
-        <w:rPr>
-          <w:rFonts w:eastAsia="標楷體"/>
-          <w:sz w:val="14"/>
-          <w:szCs w:val="14"/>
-        </w:rPr>
-      </w:pPr>
-      <w:r>
-        <w:rPr>
-          <w:rFonts w:eastAsia="標楷體"/>
-          <w:sz w:val="14"/>
-          <w:szCs w:val="14"/>
-        </w:rPr>
-        <w:t>[</w:t>
-      </w:r>
-      <w:r>
-        <w:rPr>
-          <w:rFonts w:eastAsia="標楷體" w:hint="eastAsia"/>
-          <w:sz w:val="14"/>
-          <w:szCs w:val="14"/>
-        </w:rPr>
-        <w:t>固定</w:t>
-      </w:r>
-      <w:r>
-        <w:rPr>
-          <w:rFonts w:eastAsia="標楷體" w:hint="eastAsia"/>
-          <w:sz w:val="14"/>
-          <w:szCs w:val="14"/>
-        </w:rPr>
-        <w:t>N2</w:t>
-      </w:r>
-      <w:r>
-        <w:rPr>
-          <w:rFonts w:eastAsia="標楷體"/>
-          <w:sz w:val="14"/>
-          <w:szCs w:val="14"/>
-        </w:rPr>
-        <w:t>O</w:t>
-      </w:r>
-      <w:r>
-        <w:rPr>
-          <w:rFonts w:eastAsia="標楷體"/>
-          <w:sz w:val="14"/>
-          <w:szCs w:val="14"/>
-        </w:rPr>
-        <w:t>]</w:t>
-      </w:r>
-    </w:p>
-    <w:p>
-      <w:pPr>
-        <w:adjustRightInd w:val="0"/>
-        <w:snapToGrid w:val="0"/>
-        <w:ind w:right="45"/>
-        <w:jc w:val="center"/>
-        <w:rPr>
-          <w:rFonts w:eastAsia="標楷體"/>
-          <w:b/>
-          <w:szCs w:val="24"/>
-        </w:rPr>
-      </w:pPr>
-    </w:p>
-    <w:p>
-      <w:pPr>
-        <w:adjustRightInd w:val="0"/>
-        <w:snapToGrid w:val="0"/>
-        <w:ind w:right="45"/>
         <w:rPr>
           <w:rFonts w:eastAsia="標楷體"/>
           <w:szCs w:val="24"/>
@@ -6487,17 +6120,8 @@
           <w:rFonts w:eastAsia="標楷體" w:hint="eastAsia"/>
           <w:szCs w:val="24"/>
         </w:rPr>
-        <w:t>全球</w:t>
-      </w:r>
-      <w:proofErr w:type="gramStart"/>
-      <w:r>
-        <w:rPr>
-          <w:rFonts w:eastAsia="標楷體" w:hint="eastAsia"/>
-          <w:szCs w:val="24"/>
-        </w:rPr>
-        <w:t>暖化潛勢值</w:t>
-      </w:r>
-      <w:proofErr w:type="gramEnd"/>
+        <w:t>全球暖化潛勢值</w:t>
+      </w:r>
       <w:r>
         <w:rPr>
           <w:rFonts w:eastAsia="標楷體" w:hint="eastAsia"/>
@@ -6737,42 +6361,11 @@
         <w:jc w:val="center"/>
         <w:rPr>
           <w:rFonts w:eastAsia="標楷體"/>
-          <w:sz w:val="14"/>
-          <w:szCs w:val="14"/>
-        </w:rPr>
-      </w:pPr>
-      <w:r>
-        <w:rPr>
-          <w:rFonts w:eastAsia="標楷體"/>
-          <w:sz w:val="14"/>
-          <w:szCs w:val="14"/>
-        </w:rPr>
-        <w:t>[</w:t>
-      </w:r>
-      <w:r>
-        <w:rPr>
-          <w:rFonts w:eastAsia="標楷體" w:hint="eastAsia"/>
-          <w:sz w:val="14"/>
-          <w:szCs w:val="14"/>
-        </w:rPr>
-        <w:t>移動</w:t>
-      </w:r>
-      <w:r>
-        <w:rPr>
-          <w:rFonts w:eastAsia="標楷體" w:hint="eastAsia"/>
-          <w:sz w:val="14"/>
-          <w:szCs w:val="14"/>
-        </w:rPr>
-        <w:t>CO2</w:t>
-      </w:r>
-      <w:r>
-        <w:rPr>
-          <w:rFonts w:eastAsia="標楷體"/>
-          <w:sz w:val="14"/>
-          <w:szCs w:val="14"/>
-        </w:rPr>
-        <w:t>]</w:t>
-      </w:r>
+          <w:szCs w:val="24"/>
+        </w:rPr>
+      </w:pPr>
+      <w:bookmarkStart w:id="20" w:name="移動CO2"/>
+      <w:bookmarkEnd w:id="20"/>
     </w:p>
     <w:p>
       <w:pPr>
@@ -6915,42 +6508,11 @@
         <w:jc w:val="center"/>
         <w:rPr>
           <w:rFonts w:eastAsia="標楷體"/>
-          <w:sz w:val="14"/>
-          <w:szCs w:val="14"/>
-        </w:rPr>
-      </w:pPr>
-      <w:r>
-        <w:rPr>
-          <w:rFonts w:eastAsia="標楷體"/>
-          <w:sz w:val="14"/>
-          <w:szCs w:val="14"/>
-        </w:rPr>
-        <w:t>[</w:t>
-      </w:r>
-      <w:r>
-        <w:rPr>
-          <w:rFonts w:eastAsia="標楷體" w:hint="eastAsia"/>
-          <w:sz w:val="14"/>
-          <w:szCs w:val="14"/>
-        </w:rPr>
-        <w:t>移動</w:t>
-      </w:r>
-      <w:r>
-        <w:rPr>
-          <w:rFonts w:eastAsia="標楷體"/>
-          <w:sz w:val="14"/>
-          <w:szCs w:val="14"/>
-        </w:rPr>
-        <w:t>CH4</w:t>
-      </w:r>
-      <w:r>
-        <w:rPr>
-          <w:rFonts w:eastAsia="標楷體"/>
-          <w:sz w:val="14"/>
-          <w:szCs w:val="14"/>
-        </w:rPr>
-        <w:t>]</w:t>
-      </w:r>
+          <w:szCs w:val="24"/>
+        </w:rPr>
+      </w:pPr>
+      <w:bookmarkStart w:id="21" w:name="移動CH4"/>
+      <w:bookmarkEnd w:id="21"/>
     </w:p>
     <w:p>
       <w:pPr>
@@ -7085,42 +6647,11 @@
         <w:jc w:val="center"/>
         <w:rPr>
           <w:rFonts w:eastAsia="標楷體"/>
-          <w:sz w:val="14"/>
-          <w:szCs w:val="14"/>
-        </w:rPr>
-      </w:pPr>
-      <w:r>
-        <w:rPr>
-          <w:rFonts w:eastAsia="標楷體"/>
-          <w:sz w:val="14"/>
-          <w:szCs w:val="14"/>
-        </w:rPr>
-        <w:t>[</w:t>
-      </w:r>
-      <w:r>
-        <w:rPr>
-          <w:rFonts w:eastAsia="標楷體" w:hint="eastAsia"/>
-          <w:sz w:val="14"/>
-          <w:szCs w:val="14"/>
-        </w:rPr>
-        <w:t>移動</w:t>
-      </w:r>
-      <w:r>
-        <w:rPr>
-          <w:rFonts w:eastAsia="標楷體"/>
-          <w:sz w:val="14"/>
-          <w:szCs w:val="14"/>
-        </w:rPr>
-        <w:t>N2O</w:t>
-      </w:r>
-      <w:r>
-        <w:rPr>
-          <w:rFonts w:eastAsia="標楷體"/>
-          <w:sz w:val="14"/>
-          <w:szCs w:val="14"/>
-        </w:rPr>
-        <w:t>]</w:t>
-      </w:r>
+          <w:szCs w:val="24"/>
+        </w:rPr>
+      </w:pPr>
+      <w:bookmarkStart w:id="22" w:name="移動N2O"/>
+      <w:bookmarkEnd w:id="22"/>
     </w:p>
     <w:p>
       <w:pPr>
@@ -7129,19 +6660,6 @@
         <w:spacing w:afterLines="50" w:after="120"/>
         <w:ind w:right="46"/>
         <w:jc w:val="center"/>
-        <w:rPr>
-          <w:rFonts w:eastAsia="標楷體"/>
-          <w:b/>
-          <w:szCs w:val="24"/>
-        </w:rPr>
-      </w:pPr>
-    </w:p>
-    <w:p>
-      <w:pPr>
-        <w:adjustRightInd w:val="0"/>
-        <w:snapToGrid w:val="0"/>
-        <w:spacing w:afterLines="50" w:after="120"/>
-        <w:ind w:right="46"/>
         <w:rPr>
           <w:rFonts w:eastAsia="標楷體"/>
           <w:szCs w:val="24"/>
@@ -7311,17 +6829,8 @@
           <w:rFonts w:eastAsia="標楷體" w:hint="eastAsia"/>
           <w:szCs w:val="24"/>
         </w:rPr>
-        <w:t>全球</w:t>
-      </w:r>
-      <w:proofErr w:type="gramStart"/>
-      <w:r>
-        <w:rPr>
-          <w:rFonts w:eastAsia="標楷體" w:hint="eastAsia"/>
-          <w:szCs w:val="24"/>
-        </w:rPr>
-        <w:t>暖化潛勢值</w:t>
-      </w:r>
-      <w:proofErr w:type="gramEnd"/>
+        <w:t>全球暖化潛勢值</w:t>
+      </w:r>
       <w:r>
         <w:rPr>
           <w:rFonts w:eastAsia="標楷體" w:hint="eastAsia"/>
@@ -7589,42 +7098,11 @@
         <w:jc w:val="center"/>
         <w:rPr>
           <w:rFonts w:eastAsia="標楷體"/>
-          <w:sz w:val="14"/>
-          <w:szCs w:val="14"/>
-        </w:rPr>
-      </w:pPr>
-      <w:r>
-        <w:rPr>
-          <w:rFonts w:eastAsia="標楷體"/>
-          <w:sz w:val="14"/>
-          <w:szCs w:val="14"/>
-        </w:rPr>
-        <w:t>[</w:t>
-      </w:r>
-      <w:r>
-        <w:rPr>
-          <w:rFonts w:eastAsia="標楷體" w:hint="eastAsia"/>
-          <w:sz w:val="14"/>
-          <w:szCs w:val="14"/>
-        </w:rPr>
-        <w:t>逸散</w:t>
-      </w:r>
-      <w:r>
-        <w:rPr>
-          <w:rFonts w:eastAsia="標楷體" w:hint="eastAsia"/>
-          <w:sz w:val="14"/>
-          <w:szCs w:val="14"/>
-        </w:rPr>
-        <w:t>CH4</w:t>
-      </w:r>
-      <w:r>
-        <w:rPr>
-          <w:rFonts w:eastAsia="標楷體"/>
-          <w:sz w:val="14"/>
-          <w:szCs w:val="14"/>
-        </w:rPr>
-        <w:t>]</w:t>
-      </w:r>
+          <w:szCs w:val="24"/>
+        </w:rPr>
+      </w:pPr>
+      <w:bookmarkStart w:id="23" w:name="逸散CH4"/>
+      <w:bookmarkEnd w:id="23"/>
     </w:p>
     <w:p>
       <w:pPr>
@@ -7632,6 +7110,7 @@
         <w:snapToGrid w:val="0"/>
         <w:spacing w:afterLines="50" w:after="120"/>
         <w:ind w:right="46"/>
+        <w:jc w:val="center"/>
         <w:rPr>
           <w:rFonts w:eastAsia="標楷體"/>
           <w:szCs w:val="24"/>
@@ -7655,7 +7134,7 @@
           <w:szCs w:val="24"/>
         </w:rPr>
       </w:pPr>
-      <w:bookmarkStart w:id="17" w:name="_Hlk127406995"/>
+      <w:bookmarkStart w:id="24" w:name="_Hlk127406995"/>
       <w:r>
         <w:rPr>
           <w:rFonts w:eastAsia="標楷體" w:hint="eastAsia"/>
@@ -7803,17 +7282,8 @@
           <w:rFonts w:eastAsia="標楷體" w:hint="eastAsia"/>
           <w:szCs w:val="24"/>
         </w:rPr>
-        <w:t>全球</w:t>
-      </w:r>
-      <w:proofErr w:type="gramStart"/>
-      <w:r>
-        <w:rPr>
-          <w:rFonts w:eastAsia="標楷體" w:hint="eastAsia"/>
-          <w:szCs w:val="24"/>
-        </w:rPr>
-        <w:t>暖化潛勢值</w:t>
-      </w:r>
-      <w:proofErr w:type="gramEnd"/>
+        <w:t>全球暖化潛勢值</w:t>
+      </w:r>
       <w:r>
         <w:rPr>
           <w:rFonts w:eastAsia="標楷體" w:hint="eastAsia"/>
@@ -8083,42 +7553,11 @@
         <w:jc w:val="center"/>
         <w:rPr>
           <w:rFonts w:eastAsia="標楷體"/>
-          <w:sz w:val="14"/>
-          <w:szCs w:val="14"/>
-        </w:rPr>
-      </w:pPr>
-      <w:r>
-        <w:rPr>
-          <w:rFonts w:eastAsia="標楷體"/>
-          <w:sz w:val="14"/>
-          <w:szCs w:val="14"/>
-        </w:rPr>
-        <w:t>[</w:t>
-      </w:r>
-      <w:r>
-        <w:rPr>
-          <w:rFonts w:eastAsia="標楷體" w:hint="eastAsia"/>
-          <w:sz w:val="14"/>
-          <w:szCs w:val="14"/>
-        </w:rPr>
-        <w:t>逸散</w:t>
-      </w:r>
-      <w:r>
-        <w:rPr>
-          <w:rFonts w:eastAsia="標楷體" w:hint="eastAsia"/>
-          <w:sz w:val="14"/>
-          <w:szCs w:val="14"/>
-        </w:rPr>
-        <w:t>CO2</w:t>
-      </w:r>
-      <w:r>
-        <w:rPr>
-          <w:rFonts w:eastAsia="標楷體"/>
-          <w:sz w:val="14"/>
-          <w:szCs w:val="14"/>
-        </w:rPr>
-        <w:t>]</w:t>
-      </w:r>
+          <w:szCs w:val="24"/>
+        </w:rPr>
+      </w:pPr>
+      <w:bookmarkStart w:id="25" w:name="逸散CO2"/>
+      <w:bookmarkEnd w:id="25"/>
     </w:p>
     <w:p>
       <w:pPr>
@@ -8126,6 +7565,7 @@
         <w:snapToGrid w:val="0"/>
         <w:spacing w:afterLines="50" w:after="120"/>
         <w:ind w:right="46"/>
+        <w:jc w:val="center"/>
         <w:rPr>
           <w:rFonts w:eastAsia="標楷體"/>
           <w:szCs w:val="24"/>
@@ -8133,7 +7573,7 @@
         </w:rPr>
       </w:pPr>
     </w:p>
-    <w:bookmarkEnd w:id="17"/>
+    <w:bookmarkEnd w:id="24"/>
     <w:p>
       <w:pPr>
         <w:numPr>
@@ -8226,7 +7666,7 @@
           <w:szCs w:val="24"/>
         </w:rPr>
       </w:pPr>
-      <w:bookmarkStart w:id="18" w:name="_Hlk127465585"/>
+      <w:bookmarkStart w:id="26" w:name="_Hlk127465585"/>
       <w:r>
         <w:rPr>
           <w:rFonts w:eastAsia="標楷體" w:hint="eastAsia"/>
@@ -8246,17 +7686,8 @@
           <w:rFonts w:eastAsia="標楷體" w:hint="eastAsia"/>
           <w:szCs w:val="24"/>
         </w:rPr>
-        <w:t>溫室氣體</w:t>
-      </w:r>
-      <w:proofErr w:type="gramStart"/>
-      <w:r>
-        <w:rPr>
-          <w:rFonts w:eastAsia="標楷體" w:hint="eastAsia"/>
-          <w:szCs w:val="24"/>
-        </w:rPr>
-        <w:t>逸散量</w:t>
-      </w:r>
-      <w:proofErr w:type="gramEnd"/>
+        <w:t>溫室氣體逸散量</w:t>
+      </w:r>
       <w:r>
         <w:rPr>
           <w:rFonts w:eastAsia="標楷體" w:hint="eastAsia"/>
@@ -8283,17 +7714,8 @@
           <w:rFonts w:eastAsia="標楷體" w:hint="eastAsia"/>
           <w:szCs w:val="24"/>
         </w:rPr>
-        <w:t>全球</w:t>
-      </w:r>
-      <w:proofErr w:type="gramStart"/>
-      <w:r>
-        <w:rPr>
-          <w:rFonts w:eastAsia="標楷體" w:hint="eastAsia"/>
-          <w:szCs w:val="24"/>
-        </w:rPr>
-        <w:t>暖化潛勢值</w:t>
-      </w:r>
-      <w:proofErr w:type="gramEnd"/>
+        <w:t>全球暖化潛勢值</w:t>
+      </w:r>
       <w:r>
         <w:rPr>
           <w:rFonts w:eastAsia="標楷體" w:hint="eastAsia"/>
@@ -8323,23 +7745,7 @@
           <w:rFonts w:eastAsia="標楷體" w:hint="eastAsia"/>
           <w:szCs w:val="24"/>
         </w:rPr>
-        <w:t>冷</w:t>
-      </w:r>
-      <w:proofErr w:type="gramStart"/>
-      <w:r>
-        <w:rPr>
-          <w:rFonts w:eastAsia="標楷體" w:hint="eastAsia"/>
-          <w:szCs w:val="24"/>
-        </w:rPr>
-        <w:t>媒逸散量</w:t>
-      </w:r>
-      <w:proofErr w:type="gramEnd"/>
-      <w:r>
-        <w:rPr>
-          <w:rFonts w:eastAsia="標楷體" w:hint="eastAsia"/>
-          <w:szCs w:val="24"/>
-        </w:rPr>
-        <w:t>量化方式則為</w:t>
+        <w:t>冷媒逸散量量化方式則為</w:t>
       </w:r>
       <w:r>
         <w:rPr>
@@ -8381,17 +7787,8 @@
           <w:rFonts w:eastAsia="標楷體" w:hint="eastAsia"/>
           <w:szCs w:val="24"/>
         </w:rPr>
-        <w:t>設備</w:t>
-      </w:r>
-      <w:proofErr w:type="gramStart"/>
-      <w:r>
-        <w:rPr>
-          <w:rFonts w:eastAsia="標楷體" w:hint="eastAsia"/>
-          <w:szCs w:val="24"/>
-        </w:rPr>
-        <w:t>逸散率</w:t>
-      </w:r>
-      <w:proofErr w:type="gramEnd"/>
+        <w:t>設備逸散率</w:t>
+      </w:r>
       <w:r>
         <w:rPr>
           <w:rFonts w:eastAsia="標楷體" w:hint="eastAsia"/>
@@ -8487,23 +7884,7 @@
           <w:rFonts w:eastAsia="標楷體" w:hint="eastAsia"/>
           <w:szCs w:val="24"/>
         </w:rPr>
-        <w:t>冷</w:t>
-      </w:r>
-      <w:proofErr w:type="gramStart"/>
-      <w:r>
-        <w:rPr>
-          <w:rFonts w:eastAsia="標楷體" w:hint="eastAsia"/>
-          <w:szCs w:val="24"/>
-        </w:rPr>
-        <w:t>媒逸散率</w:t>
-      </w:r>
-      <w:proofErr w:type="gramEnd"/>
-      <w:r>
-        <w:rPr>
-          <w:rFonts w:eastAsia="標楷體" w:hint="eastAsia"/>
-          <w:szCs w:val="24"/>
-        </w:rPr>
-        <w:t>排放因子</w:t>
+        <w:t>冷媒逸散率排放因子</w:t>
       </w:r>
       <w:r>
         <w:rPr>
@@ -8548,7 +7929,7 @@
         <w:t>所示。</w:t>
       </w:r>
     </w:p>
-    <w:bookmarkEnd w:id="18"/>
+    <w:bookmarkEnd w:id="26"/>
     <w:p>
       <w:pPr>
         <w:adjustRightInd w:val="0"/>
@@ -8599,25 +7980,7 @@
           <w:b/>
           <w:szCs w:val="24"/>
         </w:rPr>
-        <w:t>設備之冷</w:t>
-      </w:r>
-      <w:proofErr w:type="gramStart"/>
-      <w:r>
-        <w:rPr>
-          <w:rFonts w:eastAsia="標楷體"/>
-          <w:b/>
-          <w:szCs w:val="24"/>
-        </w:rPr>
-        <w:t>媒逸散率</w:t>
-      </w:r>
-      <w:proofErr w:type="gramEnd"/>
-      <w:r>
-        <w:rPr>
-          <w:rFonts w:eastAsia="標楷體"/>
-          <w:b/>
-          <w:szCs w:val="24"/>
-        </w:rPr>
-        <w:t>排放因子</w:t>
+        <w:t>設備之冷媒逸散率排放因子</w:t>
       </w:r>
     </w:p>
     <w:tbl>
@@ -8823,7 +8186,6 @@
               </w:rPr>
               <w:t>0.1</w:t>
             </w:r>
-            <w:proofErr w:type="gramStart"/>
             <w:r>
               <w:rPr>
                 <w:rFonts w:eastAsia="標楷體" w:hint="eastAsia"/>
@@ -8831,7 +8193,6 @@
               </w:rPr>
               <w:t>≦</w:t>
             </w:r>
-            <w:proofErr w:type="gramEnd"/>
             <w:r>
               <w:rPr>
                 <w:rFonts w:eastAsia="標楷體"/>
@@ -8839,7 +8200,6 @@
               </w:rPr>
               <w:t>x</w:t>
             </w:r>
-            <w:proofErr w:type="gramStart"/>
             <w:r>
               <w:rPr>
                 <w:rFonts w:eastAsia="標楷體" w:hint="eastAsia"/>
@@ -8847,7 +8207,6 @@
               </w:rPr>
               <w:t>≦</w:t>
             </w:r>
-            <w:proofErr w:type="gramEnd"/>
             <w:r>
               <w:rPr>
                 <w:rFonts w:eastAsia="標楷體"/>
@@ -8961,7 +8320,6 @@
               </w:rPr>
               <w:t>1</w:t>
             </w:r>
-            <w:proofErr w:type="gramStart"/>
             <w:r>
               <w:rPr>
                 <w:rFonts w:eastAsia="標楷體" w:hint="eastAsia"/>
@@ -8969,7 +8327,6 @@
               </w:rPr>
               <w:t>≦</w:t>
             </w:r>
-            <w:proofErr w:type="gramEnd"/>
             <w:r>
               <w:rPr>
                 <w:rFonts w:eastAsia="標楷體"/>
@@ -8977,7 +8334,6 @@
               </w:rPr>
               <w:t>x</w:t>
             </w:r>
-            <w:proofErr w:type="gramStart"/>
             <w:r>
               <w:rPr>
                 <w:rFonts w:eastAsia="標楷體" w:hint="eastAsia"/>
@@ -8985,7 +8341,6 @@
               </w:rPr>
               <w:t>≦</w:t>
             </w:r>
-            <w:proofErr w:type="gramEnd"/>
             <w:r>
               <w:rPr>
                 <w:rFonts w:eastAsia="標楷體"/>
@@ -9099,7 +8454,6 @@
               </w:rPr>
               <w:t>10</w:t>
             </w:r>
-            <w:proofErr w:type="gramStart"/>
             <w:r>
               <w:rPr>
                 <w:rFonts w:eastAsia="標楷體" w:hint="eastAsia"/>
@@ -9107,7 +8461,6 @@
               </w:rPr>
               <w:t>≦</w:t>
             </w:r>
-            <w:proofErr w:type="gramEnd"/>
             <w:r>
               <w:rPr>
                 <w:rFonts w:eastAsia="標楷體"/>
@@ -9115,7 +8468,6 @@
               </w:rPr>
               <w:t>x</w:t>
             </w:r>
-            <w:proofErr w:type="gramStart"/>
             <w:r>
               <w:rPr>
                 <w:rFonts w:eastAsia="標楷體" w:hint="eastAsia"/>
@@ -9123,7 +8475,6 @@
               </w:rPr>
               <w:t>≦</w:t>
             </w:r>
-            <w:proofErr w:type="gramEnd"/>
             <w:r>
               <w:rPr>
                 <w:rFonts w:eastAsia="標楷體"/>
@@ -9237,7 +8588,6 @@
               </w:rPr>
               <w:t>15</w:t>
             </w:r>
-            <w:proofErr w:type="gramStart"/>
             <w:r>
               <w:rPr>
                 <w:rFonts w:eastAsia="標楷體" w:hint="eastAsia"/>
@@ -9245,7 +8595,6 @@
               </w:rPr>
               <w:t>≦</w:t>
             </w:r>
-            <w:proofErr w:type="gramEnd"/>
             <w:r>
               <w:rPr>
                 <w:rFonts w:eastAsia="標楷體"/>
@@ -9253,7 +8602,6 @@
               </w:rPr>
               <w:t>x</w:t>
             </w:r>
-            <w:proofErr w:type="gramStart"/>
             <w:r>
               <w:rPr>
                 <w:rFonts w:eastAsia="標楷體" w:hint="eastAsia"/>
@@ -9261,7 +8609,6 @@
               </w:rPr>
               <w:t>≦</w:t>
             </w:r>
-            <w:proofErr w:type="gramEnd"/>
             <w:r>
               <w:rPr>
                 <w:rFonts w:eastAsia="標楷體"/>
@@ -9375,7 +8722,6 @@
               </w:rPr>
               <w:t>7</w:t>
             </w:r>
-            <w:proofErr w:type="gramStart"/>
             <w:r>
               <w:rPr>
                 <w:rFonts w:eastAsia="標楷體" w:hint="eastAsia"/>
@@ -9383,7 +8729,6 @@
               </w:rPr>
               <w:t>≦</w:t>
             </w:r>
-            <w:proofErr w:type="gramEnd"/>
             <w:r>
               <w:rPr>
                 <w:rFonts w:eastAsia="標楷體"/>
@@ -9391,7 +8736,6 @@
               </w:rPr>
               <w:t>x</w:t>
             </w:r>
-            <w:proofErr w:type="gramStart"/>
             <w:r>
               <w:rPr>
                 <w:rFonts w:eastAsia="標楷體" w:hint="eastAsia"/>
@@ -9399,7 +8743,6 @@
               </w:rPr>
               <w:t>≦</w:t>
             </w:r>
-            <w:proofErr w:type="gramEnd"/>
             <w:r>
               <w:rPr>
                 <w:rFonts w:eastAsia="標楷體"/>
@@ -9513,7 +8856,6 @@
               </w:rPr>
               <w:t>2</w:t>
             </w:r>
-            <w:proofErr w:type="gramStart"/>
             <w:r>
               <w:rPr>
                 <w:rFonts w:eastAsia="標楷體" w:hint="eastAsia"/>
@@ -9521,7 +8863,6 @@
               </w:rPr>
               <w:t>≦</w:t>
             </w:r>
-            <w:proofErr w:type="gramEnd"/>
             <w:r>
               <w:rPr>
                 <w:rFonts w:eastAsia="標楷體"/>
@@ -9529,7 +8870,6 @@
               </w:rPr>
               <w:t>x</w:t>
             </w:r>
-            <w:proofErr w:type="gramStart"/>
             <w:r>
               <w:rPr>
                 <w:rFonts w:eastAsia="標楷體" w:hint="eastAsia"/>
@@ -9537,7 +8877,6 @@
               </w:rPr>
               <w:t>≦</w:t>
             </w:r>
-            <w:proofErr w:type="gramEnd"/>
             <w:r>
               <w:rPr>
                 <w:rFonts w:eastAsia="標楷體"/>
@@ -9651,7 +8990,6 @@
               </w:rPr>
               <w:t>1</w:t>
             </w:r>
-            <w:proofErr w:type="gramStart"/>
             <w:r>
               <w:rPr>
                 <w:rFonts w:eastAsia="標楷體" w:hint="eastAsia"/>
@@ -9659,7 +8997,6 @@
               </w:rPr>
               <w:t>≦</w:t>
             </w:r>
-            <w:proofErr w:type="gramEnd"/>
             <w:r>
               <w:rPr>
                 <w:rFonts w:eastAsia="標楷體"/>
@@ -9667,7 +9004,6 @@
               </w:rPr>
               <w:t>x</w:t>
             </w:r>
-            <w:proofErr w:type="gramStart"/>
             <w:r>
               <w:rPr>
                 <w:rFonts w:eastAsia="標楷體" w:hint="eastAsia"/>
@@ -9675,7 +9011,6 @@
               </w:rPr>
               <w:t>≦</w:t>
             </w:r>
-            <w:proofErr w:type="gramEnd"/>
             <w:r>
               <w:rPr>
                 <w:rFonts w:eastAsia="標楷體"/>
@@ -9789,7 +9124,6 @@
               </w:rPr>
               <w:t>10</w:t>
             </w:r>
-            <w:proofErr w:type="gramStart"/>
             <w:r>
               <w:rPr>
                 <w:rFonts w:eastAsia="標楷體" w:hint="eastAsia"/>
@@ -9797,7 +9131,6 @@
               </w:rPr>
               <w:t>≦</w:t>
             </w:r>
-            <w:proofErr w:type="gramEnd"/>
             <w:r>
               <w:rPr>
                 <w:rFonts w:eastAsia="標楷體"/>
@@ -9805,7 +9138,6 @@
               </w:rPr>
               <w:t>x</w:t>
             </w:r>
-            <w:proofErr w:type="gramStart"/>
             <w:r>
               <w:rPr>
                 <w:rFonts w:eastAsia="標楷體" w:hint="eastAsia"/>
@@ -9813,7 +9145,6 @@
               </w:rPr>
               <w:t>≦</w:t>
             </w:r>
-            <w:proofErr w:type="gramEnd"/>
             <w:r>
               <w:rPr>
                 <w:rFonts w:eastAsia="標楷體"/>
@@ -9973,50 +9304,11 @@
         <w:jc w:val="center"/>
         <w:rPr>
           <w:rFonts w:eastAsia="標楷體"/>
-          <w:sz w:val="14"/>
-          <w:szCs w:val="14"/>
-        </w:rPr>
-      </w:pPr>
-      <w:r>
-        <w:rPr>
-          <w:rFonts w:eastAsia="標楷體"/>
-          <w:sz w:val="14"/>
-          <w:szCs w:val="14"/>
-        </w:rPr>
-        <w:t>[</w:t>
-      </w:r>
-      <w:r>
-        <w:rPr>
-          <w:rFonts w:eastAsia="標楷體" w:hint="eastAsia"/>
-          <w:sz w:val="14"/>
-          <w:szCs w:val="14"/>
-        </w:rPr>
-        <w:t>逸散</w:t>
-      </w:r>
-      <w:r>
-        <w:rPr>
-          <w:rFonts w:eastAsia="標楷體" w:hint="eastAsia"/>
-          <w:sz w:val="14"/>
-          <w:szCs w:val="14"/>
-        </w:rPr>
-        <w:t>HFC</w:t>
-      </w:r>
-      <w:r>
-        <w:rPr>
-          <w:rFonts w:eastAsia="標楷體" w:hint="eastAsia"/>
-          <w:sz w:val="14"/>
-          <w:szCs w:val="14"/>
-        </w:rPr>
-        <w:t>S</w:t>
-      </w:r>
-      <w:r>
-        <w:rPr>
-          <w:rFonts w:eastAsia="標楷體"/>
-          <w:sz w:val="14"/>
-          <w:szCs w:val="14"/>
-        </w:rPr>
-        <w:t>]</w:t>
-      </w:r>
+          <w:szCs w:val="24"/>
+        </w:rPr>
+      </w:pPr>
+      <w:bookmarkStart w:id="27" w:name="逸散HFCS"/>
+      <w:bookmarkEnd w:id="27"/>
     </w:p>
     <w:p>
       <w:pPr>
@@ -10074,7 +9366,6 @@
         </w:rPr>
         <w:t>除</w:t>
       </w:r>
-      <w:proofErr w:type="gramStart"/>
       <w:r>
         <w:rPr>
           <w:rFonts w:eastAsia="標楷體" w:hint="eastAsia"/>
@@ -10082,7 +9373,6 @@
         </w:rPr>
         <w:t>銹</w:t>
       </w:r>
-      <w:proofErr w:type="gramEnd"/>
       <w:r>
         <w:rPr>
           <w:rFonts w:eastAsia="標楷體" w:hint="eastAsia"/>
@@ -10142,7 +9432,7 @@
           <w:szCs w:val="24"/>
         </w:rPr>
       </w:pPr>
-      <w:bookmarkStart w:id="19" w:name="_Hlk127407658"/>
+      <w:bookmarkStart w:id="28" w:name="_Hlk127407658"/>
       <w:r>
         <w:rPr>
           <w:rFonts w:eastAsia="標楷體" w:hint="eastAsia"/>
@@ -10238,17 +9528,8 @@
           <w:rFonts w:eastAsia="標楷體" w:hint="eastAsia"/>
           <w:szCs w:val="24"/>
         </w:rPr>
-        <w:t>全球</w:t>
-      </w:r>
-      <w:proofErr w:type="gramStart"/>
-      <w:r>
-        <w:rPr>
-          <w:rFonts w:eastAsia="標楷體" w:hint="eastAsia"/>
-          <w:szCs w:val="24"/>
-        </w:rPr>
-        <w:t>暖化潛勢值</w:t>
-      </w:r>
-      <w:proofErr w:type="gramEnd"/>
+        <w:t>全球暖化潛勢值</w:t>
+      </w:r>
       <w:r>
         <w:rPr>
           <w:rFonts w:eastAsia="標楷體" w:hint="eastAsia"/>
@@ -10351,6 +9632,7 @@
           <w:rFonts w:eastAsia="標楷體" w:hint="eastAsia"/>
           <w:szCs w:val="24"/>
         </w:rPr>
+        <w:lastRenderedPageBreak/>
         <w:t>排放係數：依</w:t>
       </w:r>
       <w:r>
@@ -10395,21 +9677,12 @@
         </w:rPr>
         <w:t xml:space="preserve"> </w:t>
       </w:r>
-      <w:proofErr w:type="spellStart"/>
-      <w:r>
-        <w:rPr>
-          <w:rFonts w:eastAsia="標楷體" w:hint="eastAsia"/>
-          <w:szCs w:val="24"/>
-        </w:rPr>
-        <w:t>Wt</w:t>
-      </w:r>
-      <w:proofErr w:type="spellEnd"/>
-      <w:r>
-        <w:rPr>
-          <w:rFonts w:eastAsia="標楷體" w:hint="eastAsia"/>
-          <w:szCs w:val="24"/>
-        </w:rPr>
-        <w:t>%</w:t>
+      <w:r>
+        <w:rPr>
+          <w:rFonts w:eastAsia="標楷體" w:hint="eastAsia"/>
+          <w:szCs w:val="24"/>
+        </w:rPr>
+        <w:t>Wt%</w:t>
       </w:r>
       <w:r>
         <w:rPr>
@@ -10423,7 +9696,6 @@
           <w:rFonts w:eastAsia="標楷體" w:hint="eastAsia"/>
           <w:szCs w:val="24"/>
         </w:rPr>
-        <w:lastRenderedPageBreak/>
         <w:t>CO</w:t>
       </w:r>
       <w:r>
@@ -10626,24 +9898,15 @@
         </w:rPr>
         <w:t>2</w:t>
       </w:r>
-      <w:proofErr w:type="gramStart"/>
-      <w:r>
-        <w:rPr>
-          <w:rFonts w:eastAsia="標楷體" w:hint="eastAsia"/>
-          <w:szCs w:val="24"/>
-        </w:rPr>
-        <w:t>隨之逸散</w:t>
-      </w:r>
-      <w:proofErr w:type="gramEnd"/>
-      <w:r>
-        <w:rPr>
-          <w:rFonts w:eastAsia="標楷體" w:hint="eastAsia"/>
-          <w:szCs w:val="24"/>
-        </w:rPr>
-        <w:t>。</w:t>
+      <w:r>
+        <w:rPr>
+          <w:rFonts w:eastAsia="標楷體" w:hint="eastAsia"/>
+          <w:szCs w:val="24"/>
+        </w:rPr>
+        <w:t>隨之逸散。</w:t>
       </w:r>
     </w:p>
-    <w:bookmarkEnd w:id="19"/>
+    <w:bookmarkEnd w:id="28"/>
     <w:p>
       <w:pPr>
         <w:adjustRightInd w:val="0"/>
@@ -10720,25 +9983,7 @@
           <w:b/>
           <w:szCs w:val="24"/>
         </w:rPr>
-        <w:t>除</w:t>
-      </w:r>
-      <w:proofErr w:type="gramStart"/>
-      <w:r>
-        <w:rPr>
-          <w:rFonts w:eastAsia="標楷體" w:hint="eastAsia"/>
-          <w:b/>
-          <w:szCs w:val="24"/>
-        </w:rPr>
-        <w:t>銹</w:t>
-      </w:r>
-      <w:proofErr w:type="gramEnd"/>
-      <w:r>
-        <w:rPr>
-          <w:rFonts w:eastAsia="標楷體" w:hint="eastAsia"/>
-          <w:b/>
-          <w:szCs w:val="24"/>
-        </w:rPr>
-        <w:t>油</w:t>
+        <w:t>除銹油</w:t>
       </w:r>
       <w:r>
         <w:rPr>
@@ -10798,42 +10043,11 @@
         <w:jc w:val="center"/>
         <w:rPr>
           <w:rFonts w:eastAsia="標楷體"/>
-          <w:sz w:val="14"/>
-          <w:szCs w:val="14"/>
-        </w:rPr>
-      </w:pPr>
-      <w:r>
-        <w:rPr>
-          <w:rFonts w:eastAsia="標楷體"/>
-          <w:sz w:val="14"/>
-          <w:szCs w:val="14"/>
-        </w:rPr>
-        <w:t>[</w:t>
-      </w:r>
-      <w:r>
-        <w:rPr>
-          <w:rFonts w:eastAsia="標楷體" w:hint="eastAsia"/>
-          <w:sz w:val="14"/>
-          <w:szCs w:val="14"/>
-        </w:rPr>
-        <w:t>製程</w:t>
-      </w:r>
-      <w:r>
-        <w:rPr>
-          <w:rFonts w:eastAsia="標楷體" w:hint="eastAsia"/>
-          <w:sz w:val="14"/>
-          <w:szCs w:val="14"/>
-        </w:rPr>
-        <w:t>CO2</w:t>
-      </w:r>
-      <w:r>
-        <w:rPr>
-          <w:rFonts w:eastAsia="標楷體"/>
-          <w:sz w:val="14"/>
-          <w:szCs w:val="14"/>
-        </w:rPr>
-        <w:t>]</w:t>
-      </w:r>
+          <w:szCs w:val="24"/>
+        </w:rPr>
+      </w:pPr>
+      <w:bookmarkStart w:id="29" w:name="製程CO2"/>
+      <w:bookmarkEnd w:id="29"/>
     </w:p>
     <w:p>
       <w:pPr>
@@ -11038,17 +10252,8 @@
           <w:rFonts w:eastAsia="標楷體" w:hint="eastAsia"/>
           <w:szCs w:val="24"/>
         </w:rPr>
-        <w:t>全球</w:t>
-      </w:r>
-      <w:proofErr w:type="gramStart"/>
-      <w:r>
-        <w:rPr>
-          <w:rFonts w:eastAsia="標楷體" w:hint="eastAsia"/>
-          <w:szCs w:val="24"/>
-        </w:rPr>
-        <w:t>暖化潛勢值</w:t>
-      </w:r>
-      <w:proofErr w:type="gramEnd"/>
+        <w:t>全球暖化潛勢值</w:t>
+      </w:r>
       <w:r>
         <w:rPr>
           <w:rFonts w:eastAsia="標楷體" w:hint="eastAsia"/>
@@ -11132,7 +10337,6 @@
         </w:rPr>
         <w:t>排放係數：</w:t>
       </w:r>
-      <w:proofErr w:type="gramStart"/>
       <w:r>
         <w:rPr>
           <w:rFonts w:eastAsia="標楷體" w:hint="eastAsia"/>
@@ -11147,29 +10351,12 @@
         </w:rPr>
         <w:t>1</w:t>
       </w:r>
-      <w:proofErr w:type="gramEnd"/>
-      <w:r>
-        <w:rPr>
-          <w:rFonts w:eastAsia="標楷體" w:hint="eastAsia"/>
-          <w:szCs w:val="24"/>
-        </w:rPr>
-        <w:t>年度之</w:t>
-      </w:r>
-      <w:proofErr w:type="gramStart"/>
-      <w:r>
-        <w:rPr>
-          <w:rFonts w:eastAsia="標楷體" w:hint="eastAsia"/>
-          <w:szCs w:val="24"/>
-        </w:rPr>
-        <w:t>電力排碳係數</w:t>
-      </w:r>
-      <w:proofErr w:type="gramEnd"/>
-      <w:r>
-        <w:rPr>
-          <w:rFonts w:eastAsia="標楷體" w:hint="eastAsia"/>
-          <w:szCs w:val="24"/>
-        </w:rPr>
-        <w:t>為</w:t>
+      <w:r>
+        <w:rPr>
+          <w:rFonts w:eastAsia="標楷體" w:hint="eastAsia"/>
+          <w:szCs w:val="24"/>
+        </w:rPr>
+        <w:t>年度之電力排碳係數為</w:t>
       </w:r>
       <w:r>
         <w:rPr>
@@ -11316,42 +10503,11 @@
         <w:jc w:val="center"/>
         <w:rPr>
           <w:rFonts w:eastAsia="標楷體"/>
-          <w:sz w:val="14"/>
-          <w:szCs w:val="14"/>
-        </w:rPr>
-      </w:pPr>
-      <w:r>
-        <w:rPr>
-          <w:rFonts w:eastAsia="標楷體"/>
-          <w:sz w:val="14"/>
-          <w:szCs w:val="14"/>
-        </w:rPr>
-        <w:t>[</w:t>
-      </w:r>
-      <w:r>
-        <w:rPr>
-          <w:rFonts w:eastAsia="標楷體" w:hint="eastAsia"/>
-          <w:sz w:val="14"/>
-          <w:szCs w:val="14"/>
-        </w:rPr>
-        <w:t>外購電力</w:t>
-      </w:r>
-      <w:r>
-        <w:rPr>
-          <w:rFonts w:eastAsia="標楷體" w:hint="eastAsia"/>
-          <w:sz w:val="14"/>
-          <w:szCs w:val="14"/>
-        </w:rPr>
-        <w:t>CO2</w:t>
-      </w:r>
-      <w:r>
-        <w:rPr>
-          <w:rFonts w:eastAsia="標楷體"/>
-          <w:sz w:val="14"/>
-          <w:szCs w:val="14"/>
-        </w:rPr>
-        <w:t>]</w:t>
-      </w:r>
+          <w:szCs w:val="24"/>
+        </w:rPr>
+      </w:pPr>
+      <w:bookmarkStart w:id="30" w:name="外購電力CO2"/>
+      <w:bookmarkEnd w:id="30"/>
     </w:p>
     <w:p>
       <w:pPr>
@@ -11379,7 +10535,6 @@
         </w:rPr>
       </w:pPr>
     </w:p>
-    <w:bookmarkEnd w:id="16"/>
     <w:p>
       <w:pPr>
         <w:pStyle w:val="af6"/>
@@ -11451,17 +10606,8 @@
           <w:rFonts w:hint="eastAsia"/>
           <w:sz w:val="24"/>
         </w:rPr>
-        <w:t>各排放源之量化公式與活動數據蒐集方式</w:t>
-      </w:r>
-      <w:proofErr w:type="gramStart"/>
-      <w:r>
-        <w:rPr>
-          <w:rFonts w:hint="eastAsia"/>
-          <w:sz w:val="24"/>
-        </w:rPr>
-        <w:t>彙整如表</w:t>
-      </w:r>
-      <w:proofErr w:type="gramEnd"/>
+        <w:t>各排放源之量化公式與活動數據蒐集方式彙整如表</w:t>
+      </w:r>
       <w:r>
         <w:rPr>
           <w:sz w:val="24"/>
@@ -12351,17 +11497,8 @@
                 <w:rFonts w:eastAsia="標楷體" w:hAnsi="標楷體"/>
                 <w:sz w:val="20"/>
               </w:rPr>
-              <w:t>估算溫室氣體</w:t>
-            </w:r>
-            <w:proofErr w:type="gramStart"/>
-            <w:r>
-              <w:rPr>
-                <w:rFonts w:eastAsia="標楷體" w:hAnsi="標楷體"/>
-                <w:sz w:val="20"/>
-              </w:rPr>
-              <w:t>逸散量</w:t>
-            </w:r>
-            <w:proofErr w:type="gramEnd"/>
+              <w:t>估算溫室氣體逸散量</w:t>
+            </w:r>
           </w:p>
         </w:tc>
         <w:tc>
@@ -12508,7 +11645,6 @@
                 <w:sz w:val="20"/>
               </w:rPr>
             </w:pPr>
-            <w:bookmarkStart w:id="20" w:name="OLE_LINK95"/>
             <w:r>
               <w:rPr>
                 <w:rFonts w:eastAsia="標楷體" w:hAnsi="標楷體" w:hint="eastAsia"/>
@@ -12523,7 +11659,6 @@
               </w:rPr>
               <w:t>冰箱、冷氣機</w:t>
             </w:r>
-            <w:bookmarkEnd w:id="20"/>
             <w:r>
               <w:rPr>
                 <w:rFonts w:eastAsia="標楷體" w:hAnsi="標楷體" w:hint="eastAsia"/>
@@ -12793,7 +11928,6 @@
         </w:rPr>
         <w:t>、「產品碳足跡資訊網」以及</w:t>
       </w:r>
-      <w:proofErr w:type="spellStart"/>
       <w:r>
         <w:rPr>
           <w:rFonts w:hint="eastAsia"/>
@@ -12801,7 +11935,6 @@
         </w:rPr>
         <w:t>SimaPro</w:t>
       </w:r>
-      <w:proofErr w:type="spellEnd"/>
       <w:r>
         <w:rPr>
           <w:rFonts w:hint="eastAsia"/>
@@ -12839,21 +11972,7 @@
         <w:rPr>
           <w:sz w:val="24"/>
         </w:rPr>
-        <w:t>…</w:t>
-      </w:r>
-      <w:proofErr w:type="gramStart"/>
-      <w:r>
-        <w:rPr>
-          <w:sz w:val="24"/>
-        </w:rPr>
-        <w:t>…</w:t>
-      </w:r>
-      <w:proofErr w:type="gramEnd"/>
-      <w:r>
-        <w:rPr>
-          <w:sz w:val="24"/>
-        </w:rPr>
-        <w:t>.</w:t>
+        <w:t>…….</w:t>
       </w:r>
       <w:r>
         <w:rPr>
@@ -12883,16 +12002,8 @@
         <w:rPr>
           <w:sz w:val="24"/>
         </w:rPr>
-        <w:t>全球</w:t>
-      </w:r>
-      <w:proofErr w:type="gramStart"/>
-      <w:r>
-        <w:rPr>
-          <w:sz w:val="24"/>
-        </w:rPr>
-        <w:t>暖化潛勢值</w:t>
-      </w:r>
-      <w:proofErr w:type="gramEnd"/>
+        <w:t>全球暖化潛勢值</w:t>
+      </w:r>
       <w:r>
         <w:rPr>
           <w:rFonts w:hint="eastAsia"/>
@@ -12930,9 +12041,9 @@
         <w:rPr>
           <w:sz w:val="24"/>
         </w:rPr>
+        <w:lastRenderedPageBreak/>
         <w:t>計算出各類溫室氣體排放量後，</w:t>
       </w:r>
-      <w:proofErr w:type="gramStart"/>
       <w:r>
         <w:rPr>
           <w:rFonts w:hint="eastAsia"/>
@@ -12944,23 +12055,8 @@
         <w:rPr>
           <w:sz w:val="24"/>
         </w:rPr>
-        <w:t>乘上</w:t>
-      </w:r>
-      <w:proofErr w:type="gramEnd"/>
-      <w:r>
-        <w:rPr>
-          <w:sz w:val="24"/>
-        </w:rPr>
-        <w:t>各種溫室氣體所屬之全球</w:t>
-      </w:r>
-      <w:proofErr w:type="gramStart"/>
-      <w:r>
-        <w:rPr>
-          <w:sz w:val="24"/>
-        </w:rPr>
-        <w:t>暖化潛勢值</w:t>
-      </w:r>
-      <w:proofErr w:type="gramEnd"/>
+        <w:t>乘上各種溫室氣體所屬之全球暖化潛勢值</w:t>
+      </w:r>
       <w:r>
         <w:rPr>
           <w:rFonts w:hint="eastAsia"/>
@@ -13041,21 +12137,7 @@
         <w:rPr>
           <w:sz w:val="24"/>
         </w:rPr>
-        <w:t>…</w:t>
-      </w:r>
-      <w:proofErr w:type="gramStart"/>
-      <w:r>
-        <w:rPr>
-          <w:sz w:val="24"/>
-        </w:rPr>
-        <w:t>…</w:t>
-      </w:r>
-      <w:proofErr w:type="gramEnd"/>
-      <w:r>
-        <w:rPr>
-          <w:sz w:val="24"/>
-        </w:rPr>
-        <w:t>.</w:t>
+        <w:t>…….</w:t>
       </w:r>
       <w:r>
         <w:rPr>
@@ -13083,16 +12165,15 @@
           <w:szCs w:val="24"/>
         </w:rPr>
       </w:pPr>
-      <w:bookmarkStart w:id="21" w:name="_Toc132310645"/>
-      <w:r>
-        <w:rPr>
-          <w:rFonts w:eastAsia="標楷體"/>
-          <w:szCs w:val="24"/>
-        </w:rPr>
-        <w:lastRenderedPageBreak/>
+      <w:bookmarkStart w:id="31" w:name="_Toc132310645"/>
+      <w:r>
+        <w:rPr>
+          <w:rFonts w:eastAsia="標楷體"/>
+          <w:szCs w:val="24"/>
+        </w:rPr>
         <w:t>量化方法變更說明</w:t>
       </w:r>
-      <w:bookmarkEnd w:id="21"/>
+      <w:bookmarkEnd w:id="31"/>
     </w:p>
     <w:p>
       <w:pPr>
@@ -13130,15 +12211,7 @@
         <w:t>除以新的量化計算方式計算外，並需與原來之計算方式做一比較，並說明二者之差異及選用新方法的理由</w:t>
       </w:r>
       <w:r>
-        <w:t>…</w:t>
-      </w:r>
-      <w:proofErr w:type="gramStart"/>
-      <w:r>
-        <w:t>…</w:t>
-      </w:r>
-      <w:proofErr w:type="gramEnd"/>
-      <w:r>
-        <w:t>.</w:t>
+        <w:t>…….</w:t>
       </w:r>
       <w:r>
         <w:rPr>
@@ -13166,7 +12239,7 @@
           <w:szCs w:val="24"/>
         </w:rPr>
       </w:pPr>
-      <w:bookmarkStart w:id="22" w:name="_Toc132310646"/>
+      <w:bookmarkStart w:id="32" w:name="_Toc132310646"/>
       <w:r>
         <w:rPr>
           <w:rFonts w:eastAsia="標楷體"/>
@@ -13188,7 +12261,7 @@
         </w:rPr>
         <w:t>變更說明</w:t>
       </w:r>
-      <w:bookmarkEnd w:id="22"/>
+      <w:bookmarkEnd w:id="32"/>
     </w:p>
     <w:p>
       <w:pPr>
@@ -13210,15 +12283,7 @@
         <w:t>本次盤查作業若量化方法屬於排放係數法者</w:t>
       </w:r>
       <w:r>
-        <w:t>…</w:t>
-      </w:r>
-      <w:proofErr w:type="gramStart"/>
-      <w:r>
-        <w:t>…</w:t>
-      </w:r>
-      <w:proofErr w:type="gramEnd"/>
-      <w:r>
-        <w:t>.</w:t>
+        <w:t>…….</w:t>
       </w:r>
       <w:r>
         <w:rPr>
@@ -13246,7 +12311,7 @@
           <w:szCs w:val="24"/>
         </w:rPr>
       </w:pPr>
-      <w:bookmarkStart w:id="23" w:name="_Toc132310647"/>
+      <w:bookmarkStart w:id="33" w:name="_Toc132310647"/>
       <w:r>
         <w:rPr>
           <w:rFonts w:eastAsia="標楷體"/>
@@ -13254,7 +12319,7 @@
         </w:rPr>
         <w:t>有效位數</w:t>
       </w:r>
-      <w:bookmarkEnd w:id="23"/>
+      <w:bookmarkEnd w:id="33"/>
     </w:p>
     <w:p>
       <w:pPr>
@@ -13372,18 +12437,8 @@
           <w:sz w:val="24"/>
           <w:szCs w:val="24"/>
         </w:rPr>
-        <w:t>…</w:t>
-      </w:r>
-      <w:proofErr w:type="gramStart"/>
-      <w:r>
-        <w:rPr>
-          <w:rFonts w:eastAsia="標楷體"/>
-          <w:sz w:val="24"/>
-          <w:szCs w:val="24"/>
-        </w:rPr>
-        <w:t>…</w:t>
-      </w:r>
-      <w:proofErr w:type="gramEnd"/>
+        <w:t>……</w:t>
+      </w:r>
       <w:r>
         <w:rPr>
           <w:rFonts w:eastAsia="標楷體"/>
@@ -13411,7 +12466,7 @@
           <w:szCs w:val="24"/>
         </w:rPr>
       </w:pPr>
-      <w:bookmarkStart w:id="24" w:name="_Toc132310648"/>
+      <w:bookmarkStart w:id="34" w:name="_Toc132310648"/>
       <w:r>
         <w:rPr>
           <w:rFonts w:eastAsia="標楷體" w:hint="eastAsia"/>
@@ -13426,7 +12481,7 @@
         </w:rPr>
         <w:t>資訊流</w:t>
       </w:r>
-      <w:bookmarkEnd w:id="24"/>
+      <w:bookmarkEnd w:id="34"/>
     </w:p>
     <w:p>
       <w:pPr>
@@ -13536,25 +12591,7 @@
           <w:sz w:val="24"/>
           <w:szCs w:val="24"/>
         </w:rPr>
-        <w:t>…</w:t>
-      </w:r>
-      <w:proofErr w:type="gramStart"/>
-      <w:r>
-        <w:rPr>
-          <w:rFonts w:eastAsia="標楷體"/>
-          <w:sz w:val="24"/>
-          <w:szCs w:val="24"/>
-        </w:rPr>
-        <w:t>…</w:t>
-      </w:r>
-      <w:proofErr w:type="gramEnd"/>
-      <w:r>
-        <w:rPr>
-          <w:rFonts w:eastAsia="標楷體"/>
-          <w:sz w:val="24"/>
-          <w:szCs w:val="24"/>
-        </w:rPr>
-        <w:t>.</w:t>
+        <w:t>…….</w:t>
       </w:r>
       <w:r>
         <w:rPr>
@@ -13610,7 +12647,7 @@
           <w:szCs w:val="28"/>
         </w:rPr>
       </w:pPr>
-      <w:bookmarkStart w:id="25" w:name="_Toc132310651"/>
+      <w:bookmarkStart w:id="35" w:name="_Toc132310651"/>
       <w:r>
         <w:rPr>
           <w:rFonts w:eastAsia="標楷體"/>
@@ -13642,7 +12679,7 @@
         </w:rPr>
         <w:t>基準年</w:t>
       </w:r>
-      <w:bookmarkEnd w:id="25"/>
+      <w:bookmarkEnd w:id="35"/>
     </w:p>
     <w:p>
       <w:pPr>
@@ -13661,7 +12698,7 @@
           <w:szCs w:val="24"/>
         </w:rPr>
       </w:pPr>
-      <w:bookmarkStart w:id="26" w:name="_Toc132310652"/>
+      <w:bookmarkStart w:id="36" w:name="_Toc132310652"/>
       <w:r>
         <w:rPr>
           <w:rFonts w:eastAsia="標楷體"/>
@@ -13683,7 +12720,7 @@
         </w:rPr>
         <w:t>定</w:t>
       </w:r>
-      <w:bookmarkEnd w:id="26"/>
+      <w:bookmarkEnd w:id="36"/>
     </w:p>
     <w:p>
       <w:pPr>
@@ -15603,7 +14640,6 @@
               </w:rPr>
               <w:t>年總排放當量</w:t>
             </w:r>
-            <w:proofErr w:type="gramStart"/>
             <w:r>
               <w:rPr>
                 <w:rFonts w:eastAsia="標楷體" w:hint="eastAsia"/>
@@ -15613,7 +14649,6 @@
               </w:rPr>
               <w:t>註</w:t>
             </w:r>
-            <w:proofErr w:type="gramEnd"/>
           </w:p>
         </w:tc>
         <w:tc>
@@ -16231,7 +15266,6 @@
                 <w:szCs w:val="18"/>
               </w:rPr>
             </w:pPr>
-            <w:proofErr w:type="gramStart"/>
             <w:r>
               <w:rPr>
                 <w:rFonts w:eastAsia="標楷體" w:hint="eastAsia"/>
@@ -16240,7 +15274,6 @@
               </w:rPr>
               <w:t>氣體別占比</w:t>
             </w:r>
-            <w:proofErr w:type="gramEnd"/>
             <w:r>
               <w:rPr>
                 <w:rFonts w:eastAsia="標楷體" w:hint="eastAsia"/>
@@ -16736,23 +15769,13 @@
                 <w:szCs w:val="18"/>
               </w:rPr>
             </w:pPr>
-            <w:proofErr w:type="gramStart"/>
             <w:r>
               <w:rPr>
                 <w:rFonts w:eastAsia="標楷體" w:hint="eastAsia"/>
                 <w:sz w:val="18"/>
                 <w:szCs w:val="18"/>
               </w:rPr>
-              <w:t>註</w:t>
-            </w:r>
-            <w:proofErr w:type="gramEnd"/>
-            <w:r>
-              <w:rPr>
-                <w:rFonts w:eastAsia="標楷體" w:hint="eastAsia"/>
-                <w:sz w:val="18"/>
-                <w:szCs w:val="18"/>
-              </w:rPr>
-              <w:t>：依溫室氣體排放量盤查登錄管理辦法第二條第一款規定，溫室氣體排放量以公噸二氧化碳當量</w:t>
+              <w:t>註：依溫室氣體排放量盤查登錄管理辦法第二條第一款規定，溫室氣體排放量以公噸二氧化碳當量</w:t>
             </w:r>
             <w:r>
               <w:rPr>
@@ -17307,18 +16330,8 @@
                 <w:sz w:val="18"/>
                 <w:szCs w:val="18"/>
               </w:rPr>
-              <w:t>類別</w:t>
-            </w:r>
-            <w:proofErr w:type="gramStart"/>
-            <w:r>
-              <w:rPr>
-                <w:rFonts w:eastAsia="標楷體" w:hint="eastAsia"/>
-                <w:sz w:val="18"/>
-                <w:szCs w:val="18"/>
-              </w:rPr>
-              <w:t>一</w:t>
-            </w:r>
-            <w:proofErr w:type="gramEnd"/>
+              <w:t>類別一</w:t>
+            </w:r>
             <w:r>
               <w:rPr>
                 <w:rFonts w:eastAsia="標楷體" w:hint="eastAsia"/>
@@ -17378,18 +16391,8 @@
                 <w:sz w:val="18"/>
                 <w:szCs w:val="18"/>
               </w:rPr>
-              <w:t>類別</w:t>
-            </w:r>
-            <w:proofErr w:type="gramStart"/>
-            <w:r>
-              <w:rPr>
-                <w:rFonts w:eastAsia="標楷體" w:hint="eastAsia"/>
-                <w:sz w:val="18"/>
-                <w:szCs w:val="18"/>
-              </w:rPr>
-              <w:t>一</w:t>
-            </w:r>
-            <w:proofErr w:type="gramEnd"/>
+              <w:t>類別一</w:t>
+            </w:r>
             <w:r>
               <w:rPr>
                 <w:rFonts w:eastAsia="標楷體" w:hint="eastAsia"/>
@@ -17449,18 +16452,8 @@
                 <w:sz w:val="18"/>
                 <w:szCs w:val="18"/>
               </w:rPr>
-              <w:t>類別</w:t>
-            </w:r>
-            <w:proofErr w:type="gramStart"/>
-            <w:r>
-              <w:rPr>
-                <w:rFonts w:eastAsia="標楷體" w:hint="eastAsia"/>
-                <w:sz w:val="18"/>
-                <w:szCs w:val="18"/>
-              </w:rPr>
-              <w:t>一</w:t>
-            </w:r>
-            <w:proofErr w:type="gramEnd"/>
+              <w:t>類別一</w:t>
+            </w:r>
             <w:r>
               <w:rPr>
                 <w:rFonts w:eastAsia="標楷體" w:hint="eastAsia"/>
@@ -17520,18 +16513,8 @@
                 <w:sz w:val="18"/>
                 <w:szCs w:val="18"/>
               </w:rPr>
-              <w:t>類別</w:t>
-            </w:r>
-            <w:proofErr w:type="gramStart"/>
-            <w:r>
-              <w:rPr>
-                <w:rFonts w:eastAsia="標楷體" w:hint="eastAsia"/>
-                <w:sz w:val="18"/>
-                <w:szCs w:val="18"/>
-              </w:rPr>
-              <w:t>一</w:t>
-            </w:r>
-            <w:proofErr w:type="gramEnd"/>
+              <w:t>類別一</w:t>
+            </w:r>
             <w:r>
               <w:rPr>
                 <w:rFonts w:eastAsia="標楷體" w:hint="eastAsia"/>
@@ -17591,18 +16574,8 @@
                 <w:sz w:val="18"/>
                 <w:szCs w:val="18"/>
               </w:rPr>
-              <w:t>類別</w:t>
-            </w:r>
-            <w:proofErr w:type="gramStart"/>
-            <w:r>
-              <w:rPr>
-                <w:rFonts w:eastAsia="標楷體" w:hint="eastAsia"/>
-                <w:sz w:val="18"/>
-                <w:szCs w:val="18"/>
-              </w:rPr>
-              <w:t>一</w:t>
-            </w:r>
-            <w:proofErr w:type="gramEnd"/>
+              <w:t>類別一</w:t>
+            </w:r>
             <w:r>
               <w:rPr>
                 <w:rFonts w:eastAsia="標楷體" w:hint="eastAsia"/>
@@ -17662,18 +16635,8 @@
                 <w:sz w:val="18"/>
                 <w:szCs w:val="18"/>
               </w:rPr>
-              <w:t>類別</w:t>
-            </w:r>
-            <w:proofErr w:type="gramStart"/>
-            <w:r>
-              <w:rPr>
-                <w:rFonts w:eastAsia="標楷體" w:hint="eastAsia"/>
-                <w:sz w:val="18"/>
-                <w:szCs w:val="18"/>
-              </w:rPr>
-              <w:t>一</w:t>
-            </w:r>
-            <w:proofErr w:type="gramEnd"/>
+              <w:t>類別一</w:t>
+            </w:r>
             <w:r>
               <w:rPr>
                 <w:rFonts w:eastAsia="標楷體" w:hint="eastAsia"/>
@@ -17733,18 +16696,8 @@
                 <w:sz w:val="18"/>
                 <w:szCs w:val="18"/>
               </w:rPr>
-              <w:t>類別</w:t>
-            </w:r>
-            <w:proofErr w:type="gramStart"/>
-            <w:r>
-              <w:rPr>
-                <w:rFonts w:eastAsia="標楷體" w:hint="eastAsia"/>
-                <w:sz w:val="18"/>
-                <w:szCs w:val="18"/>
-              </w:rPr>
-              <w:t>一</w:t>
-            </w:r>
-            <w:proofErr w:type="gramEnd"/>
+              <w:t>類別一</w:t>
+            </w:r>
             <w:r>
               <w:rPr>
                 <w:rFonts w:eastAsia="標楷體" w:hint="eastAsia"/>
@@ -17841,7 +16794,6 @@
                 <w:szCs w:val="18"/>
               </w:rPr>
             </w:pPr>
-            <w:proofErr w:type="gramStart"/>
             <w:r>
               <w:rPr>
                 <w:rFonts w:eastAsia="標楷體" w:hint="eastAsia"/>
@@ -17850,7 +16802,6 @@
               </w:rPr>
               <w:t>氣體別占比</w:t>
             </w:r>
-            <w:proofErr w:type="gramEnd"/>
             <w:r>
               <w:rPr>
                 <w:rFonts w:eastAsia="標楷體" w:hint="eastAsia"/>
@@ -17918,18 +16869,8 @@
                 <w:sz w:val="18"/>
                 <w:szCs w:val="18"/>
               </w:rPr>
-              <w:t>類別</w:t>
-            </w:r>
-            <w:proofErr w:type="gramStart"/>
-            <w:r>
-              <w:rPr>
-                <w:rFonts w:eastAsia="標楷體" w:hint="eastAsia"/>
-                <w:sz w:val="18"/>
-                <w:szCs w:val="18"/>
-              </w:rPr>
-              <w:t>一</w:t>
-            </w:r>
-            <w:proofErr w:type="gramEnd"/>
+              <w:t>類別一</w:t>
+            </w:r>
             <w:r>
               <w:rPr>
                 <w:rFonts w:eastAsia="標楷體" w:hint="eastAsia"/>
@@ -17989,18 +16930,8 @@
                 <w:sz w:val="18"/>
                 <w:szCs w:val="18"/>
               </w:rPr>
-              <w:t>類別</w:t>
-            </w:r>
-            <w:proofErr w:type="gramStart"/>
-            <w:r>
-              <w:rPr>
-                <w:rFonts w:eastAsia="標楷體" w:hint="eastAsia"/>
-                <w:sz w:val="18"/>
-                <w:szCs w:val="18"/>
-              </w:rPr>
-              <w:t>一</w:t>
-            </w:r>
-            <w:proofErr w:type="gramEnd"/>
+              <w:t>類別一</w:t>
+            </w:r>
             <w:r>
               <w:rPr>
                 <w:rFonts w:eastAsia="標楷體" w:hint="eastAsia"/>
@@ -18060,18 +16991,8 @@
                 <w:sz w:val="18"/>
                 <w:szCs w:val="18"/>
               </w:rPr>
-              <w:t>類別</w:t>
-            </w:r>
-            <w:proofErr w:type="gramStart"/>
-            <w:r>
-              <w:rPr>
-                <w:rFonts w:eastAsia="標楷體" w:hint="eastAsia"/>
-                <w:sz w:val="18"/>
-                <w:szCs w:val="18"/>
-              </w:rPr>
-              <w:t>一</w:t>
-            </w:r>
-            <w:proofErr w:type="gramEnd"/>
+              <w:t>類別一</w:t>
+            </w:r>
             <w:r>
               <w:rPr>
                 <w:rFonts w:eastAsia="標楷體" w:hint="eastAsia"/>
@@ -18131,18 +17052,8 @@
                 <w:sz w:val="18"/>
                 <w:szCs w:val="18"/>
               </w:rPr>
-              <w:t>類別</w:t>
-            </w:r>
-            <w:proofErr w:type="gramStart"/>
-            <w:r>
-              <w:rPr>
-                <w:rFonts w:eastAsia="標楷體" w:hint="eastAsia"/>
-                <w:sz w:val="18"/>
-                <w:szCs w:val="18"/>
-              </w:rPr>
-              <w:t>一</w:t>
-            </w:r>
-            <w:proofErr w:type="gramEnd"/>
+              <w:t>類別一</w:t>
+            </w:r>
             <w:r>
               <w:rPr>
                 <w:rFonts w:eastAsia="標楷體" w:hint="eastAsia"/>
@@ -18202,18 +17113,8 @@
                 <w:sz w:val="18"/>
                 <w:szCs w:val="18"/>
               </w:rPr>
-              <w:t>類別</w:t>
-            </w:r>
-            <w:proofErr w:type="gramStart"/>
-            <w:r>
-              <w:rPr>
-                <w:rFonts w:eastAsia="標楷體" w:hint="eastAsia"/>
-                <w:sz w:val="18"/>
-                <w:szCs w:val="18"/>
-              </w:rPr>
-              <w:t>一</w:t>
-            </w:r>
-            <w:proofErr w:type="gramEnd"/>
+              <w:t>類別一</w:t>
+            </w:r>
             <w:r>
               <w:rPr>
                 <w:rFonts w:eastAsia="標楷體" w:hint="eastAsia"/>
@@ -18273,18 +17174,8 @@
                 <w:sz w:val="18"/>
                 <w:szCs w:val="18"/>
               </w:rPr>
-              <w:t>類別</w:t>
-            </w:r>
-            <w:proofErr w:type="gramStart"/>
-            <w:r>
-              <w:rPr>
-                <w:rFonts w:eastAsia="標楷體" w:hint="eastAsia"/>
-                <w:sz w:val="18"/>
-                <w:szCs w:val="18"/>
-              </w:rPr>
-              <w:t>一</w:t>
-            </w:r>
-            <w:proofErr w:type="gramEnd"/>
+              <w:t>類別一</w:t>
+            </w:r>
             <w:r>
               <w:rPr>
                 <w:rFonts w:eastAsia="標楷體" w:hint="eastAsia"/>
@@ -18344,18 +17235,8 @@
                 <w:sz w:val="18"/>
                 <w:szCs w:val="18"/>
               </w:rPr>
-              <w:t>類別</w:t>
-            </w:r>
-            <w:proofErr w:type="gramStart"/>
-            <w:r>
-              <w:rPr>
-                <w:rFonts w:eastAsia="標楷體" w:hint="eastAsia"/>
-                <w:sz w:val="18"/>
-                <w:szCs w:val="18"/>
-              </w:rPr>
-              <w:t>一</w:t>
-            </w:r>
-            <w:proofErr w:type="gramEnd"/>
+              <w:t>類別一</w:t>
+            </w:r>
             <w:r>
               <w:rPr>
                 <w:rFonts w:eastAsia="標楷體" w:hint="eastAsia"/>
@@ -18458,7 +17339,6 @@
               </w:rPr>
               <w:t>類別</w:t>
             </w:r>
-            <w:proofErr w:type="gramStart"/>
             <w:r>
               <w:rPr>
                 <w:rFonts w:eastAsia="標楷體" w:hint="eastAsia"/>
@@ -18469,7 +17349,6 @@
               </w:rPr>
               <w:t>一</w:t>
             </w:r>
-            <w:proofErr w:type="gramEnd"/>
             <w:r>
               <w:rPr>
                 <w:rFonts w:eastAsia="標楷體" w:hint="eastAsia"/>
@@ -18557,7 +17436,6 @@
               </w:rPr>
               <w:t>類別</w:t>
             </w:r>
-            <w:proofErr w:type="gramStart"/>
             <w:r>
               <w:rPr>
                 <w:rFonts w:eastAsia="標楷體" w:hint="eastAsia"/>
@@ -18566,7 +17444,6 @@
               </w:rPr>
               <w:t>一</w:t>
             </w:r>
-            <w:proofErr w:type="gramEnd"/>
           </w:p>
         </w:tc>
         <w:tc>
@@ -19343,7 +18220,6 @@
                 <w:szCs w:val="18"/>
               </w:rPr>
             </w:pPr>
-            <w:proofErr w:type="gramStart"/>
             <w:r>
               <w:rPr>
                 <w:rFonts w:eastAsia="標楷體" w:hint="eastAsia"/>
@@ -19352,7 +18228,6 @@
               </w:rPr>
               <w:t>氣體別占比</w:t>
             </w:r>
-            <w:proofErr w:type="gramEnd"/>
             <w:r>
               <w:rPr>
                 <w:rFonts w:eastAsia="標楷體" w:hint="eastAsia"/>
@@ -19420,25 +18295,7 @@
                 <w:sz w:val="18"/>
                 <w:szCs w:val="18"/>
               </w:rPr>
-              <w:t>類別</w:t>
-            </w:r>
-            <w:proofErr w:type="gramStart"/>
-            <w:r>
-              <w:rPr>
-                <w:rFonts w:eastAsia="標楷體" w:hint="eastAsia"/>
-                <w:sz w:val="18"/>
-                <w:szCs w:val="18"/>
-              </w:rPr>
-              <w:t>一</w:t>
-            </w:r>
-            <w:proofErr w:type="gramEnd"/>
-            <w:r>
-              <w:rPr>
-                <w:rFonts w:eastAsia="標楷體" w:hint="eastAsia"/>
-                <w:sz w:val="18"/>
-                <w:szCs w:val="18"/>
-              </w:rPr>
-              <w:t>占比</w:t>
+              <w:t>類別一占比</w:t>
             </w:r>
             <w:r>
               <w:rPr>
@@ -19814,23 +18671,13 @@
                 <w:szCs w:val="18"/>
               </w:rPr>
             </w:pPr>
-            <w:proofErr w:type="gramStart"/>
             <w:r>
               <w:rPr>
                 <w:rFonts w:eastAsia="標楷體" w:hint="eastAsia"/>
                 <w:sz w:val="18"/>
                 <w:szCs w:val="18"/>
               </w:rPr>
-              <w:t>註</w:t>
-            </w:r>
-            <w:proofErr w:type="gramEnd"/>
-            <w:r>
-              <w:rPr>
-                <w:rFonts w:eastAsia="標楷體" w:hint="eastAsia"/>
-                <w:sz w:val="18"/>
-                <w:szCs w:val="18"/>
-              </w:rPr>
-              <w:t>：依溫室氣體排放量盤查登錄管理辦法第二條第一款規定，溫室氣體排放量以公噸二氧化碳當量</w:t>
+              <w:t>註：依溫室氣體排放量盤查登錄管理辦法第二條第一款規定，溫室氣體排放量以公噸二氧化碳當量</w:t>
             </w:r>
             <w:r>
               <w:rPr>
@@ -19951,7 +18798,7 @@
           <w:szCs w:val="28"/>
         </w:rPr>
       </w:pPr>
-      <w:bookmarkStart w:id="27" w:name="_Toc132310653"/>
+      <w:bookmarkStart w:id="37" w:name="_Toc132310653"/>
       <w:r>
         <w:rPr>
           <w:rFonts w:eastAsia="標楷體"/>
@@ -20003,7 +18850,7 @@
         </w:rPr>
         <w:t>參考文獻</w:t>
       </w:r>
-      <w:bookmarkEnd w:id="27"/>
+      <w:bookmarkEnd w:id="37"/>
     </w:p>
     <w:p>
       <w:pPr>
@@ -20088,23 +18935,7 @@
           <w:rFonts w:eastAsia="標楷體"/>
           <w:szCs w:val="24"/>
         </w:rPr>
-        <w:t xml:space="preserve">Fifth Assessment </w:t>
-      </w:r>
-      <w:proofErr w:type="gramStart"/>
-      <w:r>
-        <w:rPr>
-          <w:rFonts w:eastAsia="標楷體"/>
-          <w:szCs w:val="24"/>
-        </w:rPr>
-        <w:t>Report :</w:t>
-      </w:r>
-      <w:proofErr w:type="gramEnd"/>
-      <w:r>
-        <w:rPr>
-          <w:rFonts w:eastAsia="標楷體"/>
-          <w:szCs w:val="24"/>
-        </w:rPr>
-        <w:t xml:space="preserve"> Climate Change </w:t>
+        <w:t xml:space="preserve">Fifth Assessment Report : Climate Change </w:t>
       </w:r>
       <w:r>
         <w:rPr>
@@ -20351,7 +19182,7 @@
           <w:szCs w:val="28"/>
         </w:rPr>
       </w:pPr>
-      <w:bookmarkStart w:id="28" w:name="_Toc132310654"/>
+      <w:bookmarkStart w:id="38" w:name="_Toc132310654"/>
       <w:r>
         <w:rPr>
           <w:rFonts w:eastAsia="標楷體" w:hint="eastAsia"/>
@@ -20363,7 +19194,7 @@
         <w:lastRenderedPageBreak/>
         <w:t>附件</w:t>
       </w:r>
-      <w:bookmarkEnd w:id="28"/>
+      <w:bookmarkEnd w:id="38"/>
     </w:p>
     <w:p>
       <w:pPr>
@@ -20415,17 +19246,6 @@
         </w:rPr>
         <w:t>管理部</w:t>
       </w:r>
-    </w:p>
-    <w:p>
-      <w:pPr>
-        <w:adjustRightInd w:val="0"/>
-        <w:snapToGrid w:val="0"/>
-        <w:rPr>
-          <w:rFonts w:ascii="標楷體" w:eastAsia="標楷體" w:hAnsi="標楷體" w:hint="eastAsia"/>
-          <w:color w:val="FFFFFF"/>
-          <w:szCs w:val="24"/>
-        </w:rPr>
-      </w:pPr>
     </w:p>
     <w:p>
       <w:pPr>
@@ -20440,33 +19260,29 @@
           <w:sz w:val="28"/>
           <w:szCs w:val="28"/>
         </w:rPr>
+      </w:pPr>
+      <w:bookmarkStart w:id="39" w:name="公司組織圖"/>
+      <w:bookmarkEnd w:id="39"/>
+    </w:p>
+    <w:p>
+      <w:pPr>
+        <w:adjustRightInd w:val="0"/>
+        <w:snapToGrid w:val="0"/>
+        <w:spacing w:afterLines="50" w:after="120"/>
+        <w:ind w:right="-23"/>
+        <w:jc w:val="center"/>
+        <w:rPr>
+          <w:rFonts w:eastAsia="標楷體"/>
+          <w:b/>
+          <w:sz w:val="28"/>
+          <w:szCs w:val="28"/>
+        </w:rPr>
         <w:sectPr>
           <w:pgSz w:w="11920" w:h="16840"/>
           <w:pgMar w:top="1134" w:right="1134" w:bottom="1134" w:left="1134" w:header="851" w:footer="992" w:gutter="0"/>
           <w:cols w:space="720"/>
         </w:sectPr>
       </w:pPr>
-      <w:r>
-        <w:rPr>
-          <w:rFonts w:eastAsia="標楷體" w:hint="eastAsia"/>
-          <w:szCs w:val="24"/>
-        </w:rPr>
-        <w:t>[</w:t>
-      </w:r>
-      <w:r>
-        <w:rPr>
-          <w:rFonts w:eastAsia="標楷體" w:hint="eastAsia"/>
-          <w:szCs w:val="24"/>
-        </w:rPr>
-        <w:t>公司組織圖</w:t>
-      </w:r>
-      <w:r>
-        <w:rPr>
-          <w:rFonts w:eastAsia="標楷體" w:hint="eastAsia"/>
-          <w:szCs w:val="24"/>
-        </w:rPr>
-        <w:t>]</w:t>
-      </w:r>
     </w:p>
     <w:p>
       <w:pPr>
@@ -20487,7 +19303,6 @@
         <w:lastRenderedPageBreak/>
         <w:t>附</w:t>
       </w:r>
-      <w:bookmarkStart w:id="29" w:name="OLE_LINK7"/>
       <w:r>
         <w:rPr>
           <w:rFonts w:eastAsia="標楷體" w:hint="eastAsia"/>
@@ -20518,13 +19333,12 @@
         <w:adjustRightInd w:val="0"/>
         <w:snapToGrid w:val="0"/>
         <w:rPr>
-          <w:rFonts w:eastAsia="標楷體" w:hint="eastAsia"/>
+          <w:rFonts w:eastAsia="標楷體"/>
           <w:b/>
           <w:szCs w:val="24"/>
         </w:rPr>
       </w:pPr>
     </w:p>
-    <w:bookmarkEnd w:id="29"/>
     <w:p>
       <w:pPr>
         <w:adjustRightInd w:val="0"/>
@@ -20593,34 +19407,27 @@
           <w:rFonts w:eastAsia="標楷體"/>
           <w:szCs w:val="24"/>
         </w:rPr>
+      </w:pPr>
+    </w:p>
+    <w:p>
+      <w:pPr>
+        <w:adjustRightInd w:val="0"/>
+        <w:snapToGrid w:val="0"/>
+        <w:spacing w:afterLines="50" w:after="120"/>
+        <w:ind w:right="-23"/>
+        <w:jc w:val="center"/>
+        <w:rPr>
+          <w:rFonts w:eastAsia="標楷體"/>
+          <w:szCs w:val="24"/>
+        </w:rPr>
         <w:sectPr>
           <w:pgSz w:w="11920" w:h="16840"/>
           <w:pgMar w:top="1134" w:right="1134" w:bottom="1134" w:left="1134" w:header="851" w:footer="992" w:gutter="0"/>
           <w:cols w:space="720"/>
         </w:sectPr>
       </w:pPr>
-      <w:r>
-        <w:rPr>
-          <w:rFonts w:eastAsia="標楷體" w:hint="eastAsia"/>
-          <w:szCs w:val="24"/>
-        </w:rPr>
-        <w:t>[</w:t>
-      </w:r>
-      <w:r>
-        <w:rPr>
-          <w:rFonts w:eastAsia="標楷體" w:hint="eastAsia"/>
-          <w:b/>
-          <w:szCs w:val="24"/>
-        </w:rPr>
-        <w:t>地理位置圖</w:t>
-      </w:r>
-      <w:r>
-        <w:rPr>
-          <w:rFonts w:eastAsia="標楷體" w:hint="eastAsia"/>
-          <w:szCs w:val="24"/>
-        </w:rPr>
-        <w:t>]</w:t>
-      </w:r>
+      <w:bookmarkStart w:id="40" w:name="地理位置圖"/>
+      <w:bookmarkEnd w:id="40"/>
     </w:p>
     <w:p>
       <w:pPr>
@@ -20678,11 +19485,14 @@
       <w:pPr>
         <w:adjustRightInd w:val="0"/>
         <w:snapToGrid w:val="0"/>
-        <w:rPr>
-          <w:rFonts w:eastAsia="標楷體"/>
-          <w:szCs w:val="24"/>
-        </w:rPr>
-      </w:pPr>
+        <w:jc w:val="center"/>
+        <w:rPr>
+          <w:rFonts w:eastAsia="標楷體"/>
+          <w:szCs w:val="24"/>
+        </w:rPr>
+      </w:pPr>
+      <w:bookmarkStart w:id="41" w:name="廠區圖"/>
+      <w:bookmarkEnd w:id="41"/>
     </w:p>
     <w:p>
       <w:pPr>
@@ -20702,27 +19512,6 @@
           <w:docGrid w:linePitch="326"/>
         </w:sectPr>
       </w:pPr>
-      <w:r>
-        <w:rPr>
-          <w:rFonts w:eastAsia="標楷體" w:hint="eastAsia"/>
-          <w:szCs w:val="24"/>
-        </w:rPr>
-        <w:t>[</w:t>
-      </w:r>
-      <w:r>
-        <w:rPr>
-          <w:rFonts w:eastAsia="標楷體" w:hint="eastAsia"/>
-          <w:szCs w:val="24"/>
-        </w:rPr>
-        <w:t>廠區圖</w:t>
-      </w:r>
-      <w:r>
-        <w:rPr>
-          <w:rFonts w:eastAsia="標楷體" w:hint="eastAsia"/>
-          <w:szCs w:val="24"/>
-        </w:rPr>
-        <w:t>]</w:t>
-      </w:r>
     </w:p>
     <w:p>
       <w:pPr>
@@ -31387,19 +30176,17 @@
 </file>
 
 <file path=customXml/item1.xml><?xml version="1.0" encoding="utf-8"?>
-<?mso-contentType ?>
-<FormTemplates xmlns="http://schemas.microsoft.com/sharepoint/v3/contenttype/forms">
-  <Display>DocumentLibraryForm</Display>
-  <Edit>DocumentLibraryForm</Edit>
-  <New>DocumentLibraryForm</New>
-</FormTemplates>
+<p:properties xmlns:p="http://schemas.microsoft.com/office/2006/metadata/properties" xmlns:xsi="http://www.w3.org/2001/XMLSchema-instance" xmlns:pc="http://schemas.microsoft.com/office/infopath/2007/PartnerControls">
+  <documentManagement>
+    <TaxCatchAll xmlns="7fdcc51d-ffb2-4384-ac0a-9f40f3c165a4" xsi:nil="true"/>
+    <lcf76f155ced4ddcb4097134ff3c332f xmlns="df6d19e8-8e79-44fa-a652-5946ba268099">
+      <Terms xmlns="http://schemas.microsoft.com/office/infopath/2007/PartnerControls"/>
+    </lcf76f155ced4ddcb4097134ff3c332f>
+  </documentManagement>
+</p:properties>
 </file>
 
 <file path=customXml/item2.xml><?xml version="1.0" encoding="utf-8"?>
-<b:Sources xmlns:b="http://schemas.openxmlformats.org/officeDocument/2006/bibliography" xmlns="http://schemas.openxmlformats.org/officeDocument/2006/bibliography" SelectedStyle="\APA.XSL" StyleName="APA"/>
-</file>
-
-<file path=customXml/item3.xml><?xml version="1.0" encoding="utf-8"?>
 <ct:contentTypeSchema xmlns:ct="http://schemas.microsoft.com/office/2006/metadata/contentType" xmlns:ma="http://schemas.microsoft.com/office/2006/metadata/properties/metaAttributes" ct:_="" ma:_="" ma:contentTypeName="文件" ma:contentTypeID="0x0101008C1237F5A8E93C4AB9F51356B2E5B065" ma:contentTypeVersion="11" ma:contentTypeDescription="建立新的文件。" ma:contentTypeScope="" ma:versionID="55c5abad1e37d769036310f8438f458a">
   <xsd:schema xmlns:xsd="http://www.w3.org/2001/XMLSchema" xmlns:xs="http://www.w3.org/2001/XMLSchema" xmlns:p="http://schemas.microsoft.com/office/2006/metadata/properties" xmlns:ns2="df6d19e8-8e79-44fa-a652-5946ba268099" xmlns:ns3="7fdcc51d-ffb2-4384-ac0a-9f40f3c165a4" targetNamespace="http://schemas.microsoft.com/office/2006/metadata/properties" ma:root="true" ma:fieldsID="f696b0d4133c1763036b6740d7564fc4" ns2:_="" ns3:_="">
     <xsd:import namespace="df6d19e8-8e79-44fa-a652-5946ba268099"/>
@@ -31608,34 +30395,31 @@
 </ct:contentTypeSchema>
 </file>
 
+<file path=customXml/item3.xml><?xml version="1.0" encoding="utf-8"?>
+<b:Sources xmlns:b="http://schemas.openxmlformats.org/officeDocument/2006/bibliography" xmlns="http://schemas.openxmlformats.org/officeDocument/2006/bibliography" SelectedStyle="\APA.XSL" StyleName="APA"/>
+</file>
+
 <file path=customXml/item4.xml><?xml version="1.0" encoding="utf-8"?>
-<p:properties xmlns:p="http://schemas.microsoft.com/office/2006/metadata/properties" xmlns:xsi="http://www.w3.org/2001/XMLSchema-instance" xmlns:pc="http://schemas.microsoft.com/office/infopath/2007/PartnerControls">
-  <documentManagement>
-    <TaxCatchAll xmlns="7fdcc51d-ffb2-4384-ac0a-9f40f3c165a4" xsi:nil="true"/>
-    <lcf76f155ced4ddcb4097134ff3c332f xmlns="df6d19e8-8e79-44fa-a652-5946ba268099">
-      <Terms xmlns="http://schemas.microsoft.com/office/infopath/2007/PartnerControls"/>
-    </lcf76f155ced4ddcb4097134ff3c332f>
-  </documentManagement>
-</p:properties>
+<?mso-contentType ?>
+<FormTemplates xmlns="http://schemas.microsoft.com/sharepoint/v3/contenttype/forms">
+  <Display>DocumentLibraryForm</Display>
+  <Edit>DocumentLibraryForm</Edit>
+  <New>DocumentLibraryForm</New>
+</FormTemplates>
 </file>
 
 <file path=customXml/itemProps1.xml><?xml version="1.0" encoding="utf-8"?>
-<ds:datastoreItem xmlns:ds="http://schemas.openxmlformats.org/officeDocument/2006/customXml" ds:itemID="{228040AA-8429-4969-A0DA-29C959C031EB}">
+<ds:datastoreItem xmlns:ds="http://schemas.openxmlformats.org/officeDocument/2006/customXml" ds:itemID="{8DEEF061-24F3-45B9-9BE7-F7DDB218A9EB}">
   <ds:schemaRefs>
-    <ds:schemaRef ds:uri="http://schemas.microsoft.com/sharepoint/v3/contenttype/forms"/>
+    <ds:schemaRef ds:uri="http://schemas.microsoft.com/office/2006/metadata/properties"/>
+    <ds:schemaRef ds:uri="http://schemas.microsoft.com/office/infopath/2007/PartnerControls"/>
+    <ds:schemaRef ds:uri="7fdcc51d-ffb2-4384-ac0a-9f40f3c165a4"/>
+    <ds:schemaRef ds:uri="df6d19e8-8e79-44fa-a652-5946ba268099"/>
   </ds:schemaRefs>
 </ds:datastoreItem>
 </file>
 
 <file path=customXml/itemProps2.xml><?xml version="1.0" encoding="utf-8"?>
-<ds:datastoreItem xmlns:ds="http://schemas.openxmlformats.org/officeDocument/2006/customXml" ds:itemID="{9BD8E5B6-C234-452B-9FAA-D8DC77C5FD85}">
-  <ds:schemaRefs>
-    <ds:schemaRef ds:uri="http://schemas.openxmlformats.org/officeDocument/2006/bibliography"/>
-  </ds:schemaRefs>
-</ds:datastoreItem>
-</file>
-
-<file path=customXml/itemProps3.xml><?xml version="1.0" encoding="utf-8"?>
 <ds:datastoreItem xmlns:ds="http://schemas.openxmlformats.org/officeDocument/2006/customXml" ds:itemID="{27366302-FD44-4D57-9D74-42EE9E3A7993}">
   <ds:schemaRefs>
     <ds:schemaRef ds:uri="http://schemas.microsoft.com/office/2006/metadata/contentType"/>
@@ -31654,13 +30438,18 @@
 </ds:datastoreItem>
 </file>
 
+<file path=customXml/itemProps3.xml><?xml version="1.0" encoding="utf-8"?>
+<ds:datastoreItem xmlns:ds="http://schemas.openxmlformats.org/officeDocument/2006/customXml" ds:itemID="{9BD8E5B6-C234-452B-9FAA-D8DC77C5FD85}">
+  <ds:schemaRefs>
+    <ds:schemaRef ds:uri="http://schemas.openxmlformats.org/officeDocument/2006/bibliography"/>
+  </ds:schemaRefs>
+</ds:datastoreItem>
+</file>
+
 <file path=customXml/itemProps4.xml><?xml version="1.0" encoding="utf-8"?>
-<ds:datastoreItem xmlns:ds="http://schemas.openxmlformats.org/officeDocument/2006/customXml" ds:itemID="{8DEEF061-24F3-45B9-9BE7-F7DDB218A9EB}">
+<ds:datastoreItem xmlns:ds="http://schemas.openxmlformats.org/officeDocument/2006/customXml" ds:itemID="{228040AA-8429-4969-A0DA-29C959C031EB}">
   <ds:schemaRefs>
-    <ds:schemaRef ds:uri="http://schemas.microsoft.com/office/2006/metadata/properties"/>
-    <ds:schemaRef ds:uri="http://schemas.microsoft.com/office/infopath/2007/PartnerControls"/>
-    <ds:schemaRef ds:uri="7fdcc51d-ffb2-4384-ac0a-9f40f3c165a4"/>
-    <ds:schemaRef ds:uri="df6d19e8-8e79-44fa-a652-5946ba268099"/>
+    <ds:schemaRef ds:uri="http://schemas.microsoft.com/sharepoint/v3/contenttype/forms"/>
   </ds:schemaRefs>
 </ds:datastoreItem>
 </file>
--- a/wwwroot/doc/溫盤報告書範本3.docx
+++ b/wwwroot/doc/溫盤報告書範本3.docx
@@ -1,6 +1,6 @@
 
 <file path=word/document.xml><?xml version="1.0" encoding="utf-8"?>
-<w:document xmlns:wpc="http://schemas.microsoft.com/office/word/2010/wordprocessingCanvas" xmlns:cx="http://schemas.microsoft.com/office/drawing/2014/chartex" xmlns:cx1="http://schemas.microsoft.com/office/drawing/2015/9/8/chartex" xmlns:cx2="http://schemas.microsoft.com/office/drawing/2015/10/21/chartex" xmlns:cx3="http://schemas.microsoft.com/office/drawing/2016/5/9/chartex" xmlns:cx4="http://schemas.microsoft.com/office/drawing/2016/5/10/chartex" xmlns:cx5="http://schemas.microsoft.com/office/drawing/2016/5/11/chartex" xmlns:cx6="http://schemas.microsoft.com/office/drawing/2016/5/12/chartex" xmlns:cx7="http://schemas.microsoft.com/office/drawing/2016/5/13/chartex" xmlns:cx8="http://schemas.microsoft.com/office/drawing/2016/5/14/chartex" xmlns:mc="http://schemas.openxmlformats.org/markup-compatibility/2006" xmlns:aink="http://schemas.microsoft.com/office/drawing/2016/ink" xmlns:am3d="http://schemas.microsoft.com/office/drawing/2017/model3d" xmlns:o="urn:schemas-microsoft-com:office:office" xmlns:oel="http://schemas.microsoft.com/office/2019/extlst" xmlns:r="http://schemas.openxmlformats.org/officeDocument/2006/relationships" xmlns:m="http://schemas.openxmlformats.org/officeDocument/2006/math" xmlns:v="urn:schemas-microsoft-com:vml" xmlns:wp14="http://schemas.microsoft.com/office/word/2010/wordprocessingDrawing" xmlns:wp="http://schemas.openxmlformats.org/drawingml/2006/wordprocessingDrawing" xmlns:w10="urn:schemas-microsoft-com:office:word" xmlns:w="http://schemas.openxmlformats.org/wordprocessingml/2006/main" xmlns:w14="http://schemas.microsoft.com/office/word/2010/wordml" xmlns:w15="http://schemas.microsoft.com/office/word/2012/wordml" xmlns:w16cex="http://schemas.microsoft.com/office/word/2018/wordml/cex" xmlns:w16cid="http://schemas.microsoft.com/office/word/2016/wordml/cid" xmlns:w16="http://schemas.microsoft.com/office/word/2018/wordml" xmlns:w16sdtdh="http://schemas.microsoft.com/office/word/2020/wordml/sdtdatahash" xmlns:w16se="http://schemas.microsoft.com/office/word/2015/wordml/symex" xmlns:wpg="http://schemas.microsoft.com/office/word/2010/wordprocessingGroup" xmlns:wpi="http://schemas.microsoft.com/office/word/2010/wordprocessingInk" xmlns:wne="http://schemas.microsoft.com/office/word/2006/wordml" xmlns:wps="http://schemas.microsoft.com/office/word/2010/wordprocessingShape" mc:Ignorable="w14 w15 w16se w16cid w16 w16cex w16sdtdh wp14">
+<w:document xmlns:wpc="http://schemas.microsoft.com/office/word/2010/wordprocessingCanvas" xmlns:cx="http://schemas.microsoft.com/office/drawing/2014/chartex" xmlns:cx1="http://schemas.microsoft.com/office/drawing/2015/9/8/chartex" xmlns:cx2="http://schemas.microsoft.com/office/drawing/2015/10/21/chartex" xmlns:cx3="http://schemas.microsoft.com/office/drawing/2016/5/9/chartex" xmlns:cx4="http://schemas.microsoft.com/office/drawing/2016/5/10/chartex" xmlns:cx5="http://schemas.microsoft.com/office/drawing/2016/5/11/chartex" xmlns:cx6="http://schemas.microsoft.com/office/drawing/2016/5/12/chartex" xmlns:cx7="http://schemas.microsoft.com/office/drawing/2016/5/13/chartex" xmlns:cx8="http://schemas.microsoft.com/office/drawing/2016/5/14/chartex" xmlns:mc="http://schemas.openxmlformats.org/markup-compatibility/2006" xmlns:aink="http://schemas.microsoft.com/office/drawing/2016/ink" xmlns:am3d="http://schemas.microsoft.com/office/drawing/2017/model3d" xmlns:o="urn:schemas-microsoft-com:office:office" xmlns:oel="http://schemas.microsoft.com/office/2019/extlst" xmlns:r="http://schemas.openxmlformats.org/officeDocument/2006/relationships" xmlns:m="http://schemas.openxmlformats.org/officeDocument/2006/math" xmlns:v="urn:schemas-microsoft-com:vml" xmlns:wp14="http://schemas.microsoft.com/office/word/2010/wordprocessingDrawing" xmlns:wp="http://schemas.openxmlformats.org/drawingml/2006/wordprocessingDrawing" xmlns:w10="urn:schemas-microsoft-com:office:word" xmlns:w="http://schemas.openxmlformats.org/wordprocessingml/2006/main" xmlns:w14="http://schemas.microsoft.com/office/word/2010/wordml" xmlns:w15="http://schemas.microsoft.com/office/word/2012/wordml" xmlns:w16cex="http://schemas.microsoft.com/office/word/2018/wordml/cex" xmlns:w16cid="http://schemas.microsoft.com/office/word/2016/wordml/cid" xmlns:w16="http://schemas.microsoft.com/office/word/2018/wordml" xmlns:w16du="http://schemas.microsoft.com/office/word/2023/wordml/word16du" xmlns:w16sdtdh="http://schemas.microsoft.com/office/word/2020/wordml/sdtdatahash" xmlns:w16se="http://schemas.microsoft.com/office/word/2015/wordml/symex" xmlns:wpg="http://schemas.microsoft.com/office/word/2010/wordprocessingGroup" xmlns:wpi="http://schemas.microsoft.com/office/word/2010/wordprocessingInk" xmlns:wne="http://schemas.microsoft.com/office/word/2006/wordml" xmlns:wps="http://schemas.microsoft.com/office/word/2010/wordprocessingShape" mc:Ignorable="w14 w15 w16se w16cid w16 w16cex w16sdtdh w16du wp14">
   <w:body>
     <w:p>
       <w:pPr>
@@ -3136,7 +3136,21 @@
         <w:rPr>
           <w:rFonts w:ascii="標楷體" w:eastAsia="標楷體" w:hAnsi="標楷體"/>
         </w:rPr>
-        <w:t>自1997年12月第三次締約國大會(COP3)簽署京都議定書後，全球先進國家均研擬因應溫室氣體減量的方法與措施，2005年2月京都議定書正式生效後，全球各國更積極建立了溫室氣體排放管制的共識，2007年12月巴里路線圖進一步強調開發中國家應推動可量測(Measurable)、報告(Reportable)及可供查證(Verifiable)之適當減緩行動，2009年12月丹麥哥本哈根會議更針對後京都世界各國溫室氣體減量提出可行方案。</w:t>
+        <w:t>自1997年12月第三次締約國大會(COP3)簽署京都議定書後，全球先進國家均</w:t>
+      </w:r>
+      <w:proofErr w:type="gramStart"/>
+      <w:r>
+        <w:rPr>
+          <w:rFonts w:ascii="標楷體" w:eastAsia="標楷體" w:hAnsi="標楷體"/>
+        </w:rPr>
+        <w:t>研</w:t>
+      </w:r>
+      <w:proofErr w:type="gramEnd"/>
+      <w:r>
+        <w:rPr>
+          <w:rFonts w:ascii="標楷體" w:eastAsia="標楷體" w:hAnsi="標楷體"/>
+        </w:rPr>
+        <w:t>擬因應溫室氣體減量的方法與措施，2005年2月京都議定書正式生效後，全球各國更積極建立了溫室氣體排放管制的共識，2007年12月巴里路線圖進一步強調開發中國家應推動可量測(Measurable)、報告(Reportable)及可供查證(Verifiable)之適當減緩行動，2009年12月丹麥哥本哈根會議更針對後京都世界各國溫室氣體減量提出可行方案。</w:t>
       </w:r>
     </w:p>
     <w:p>
@@ -3150,7 +3164,63 @@
         <w:rPr>
           <w:rFonts w:ascii="標楷體" w:eastAsia="標楷體" w:hAnsi="標楷體"/>
         </w:rPr>
-        <w:t>聯合國環境規劃署在2014年「溫室氣體排放缺口報告」指出，全球碳中和應於2055年至2070年間達成，否則地球將面臨氣候變遷災難。2015年聯合國發布「2030年永續發展方針」，公布17項永續發展目標(SDGs)，為人類和地球的「和平與繁榮」提供了現在與未來的共享藍圖。基於全球減碳趨勢，我國響應聯合國氣候變遷的目標，亦提出「2050淨零路徑里程碑」，隨後於112年1月10通過「氣候變遷因應法」，以達成節能減碳之永續發展目。</w:t>
+        <w:t>聯合國環境規劃署在2014年「溫室氣體排放缺口報告」指出，全球碳中和應於2055年至2070年間達成，否則地球將面臨氣候變遷災難。2015年聯合國發布「2030年永續發展方針」，公布17項永續發展目標(SDGs)，為人類和地球的「和平與</w:t>
+      </w:r>
+      <w:proofErr w:type="gramStart"/>
+      <w:r>
+        <w:rPr>
+          <w:rFonts w:ascii="標楷體" w:eastAsia="標楷體" w:hAnsi="標楷體"/>
+        </w:rPr>
+        <w:t>繁榮」</w:t>
+      </w:r>
+      <w:proofErr w:type="gramEnd"/>
+      <w:r>
+        <w:rPr>
+          <w:rFonts w:ascii="標楷體" w:eastAsia="標楷體" w:hAnsi="標楷體"/>
+        </w:rPr>
+        <w:t>提供了現在與未來的共享藍圖。基於</w:t>
+      </w:r>
+      <w:proofErr w:type="gramStart"/>
+      <w:r>
+        <w:rPr>
+          <w:rFonts w:ascii="標楷體" w:eastAsia="標楷體" w:hAnsi="標楷體"/>
+        </w:rPr>
+        <w:t>全球減碳趨勢</w:t>
+      </w:r>
+      <w:proofErr w:type="gramEnd"/>
+      <w:r>
+        <w:rPr>
+          <w:rFonts w:ascii="標楷體" w:eastAsia="標楷體" w:hAnsi="標楷體"/>
+        </w:rPr>
+        <w:t>，我國響應聯合國氣候變遷的目標，亦提出「2050</w:t>
+      </w:r>
+      <w:proofErr w:type="gramStart"/>
+      <w:r>
+        <w:rPr>
+          <w:rFonts w:ascii="標楷體" w:eastAsia="標楷體" w:hAnsi="標楷體"/>
+        </w:rPr>
+        <w:t>淨零路徑</w:t>
+      </w:r>
+      <w:proofErr w:type="gramEnd"/>
+      <w:r>
+        <w:rPr>
+          <w:rFonts w:ascii="標楷體" w:eastAsia="標楷體" w:hAnsi="標楷體"/>
+        </w:rPr>
+        <w:t>里程碑」，隨後於112年1月10通過「氣候變遷因應法」，以達成節能</w:t>
+      </w:r>
+      <w:proofErr w:type="gramStart"/>
+      <w:r>
+        <w:rPr>
+          <w:rFonts w:ascii="標楷體" w:eastAsia="標楷體" w:hAnsi="標楷體"/>
+        </w:rPr>
+        <w:t>減碳之</w:t>
+      </w:r>
+      <w:proofErr w:type="gramEnd"/>
+      <w:r>
+        <w:rPr>
+          <w:rFonts w:ascii="標楷體" w:eastAsia="標楷體" w:hAnsi="標楷體"/>
+        </w:rPr>
+        <w:t>永續發展目。</w:t>
       </w:r>
     </w:p>
     <w:p>
@@ -3170,7 +3240,21 @@
         <w:rPr>
           <w:rFonts w:ascii="標楷體" w:eastAsia="標楷體" w:hAnsi="標楷體"/>
         </w:rPr>
-        <w:t xml:space="preserve"> (以下簡稱本公司)為因應全球永續發展趨勢於 2015年底《聯合國氣候變化綱要公約》第21屆締約國(COP21)後「巴黎協議」產生，加上行政院環保署《溫室氣體減量及管理法》於 2015年7月正式公布實施，配合國家整體溫室氣體減量策略發展，以達成節能減碳之永續發展目標，特配合政府政策，持續進行公司內部溫室氣體盤查，以瞭解溫室氣體排放實況，進而訂定改善措施，以求達成二氧化碳排放減量之目標。 </w:t>
+        <w:t xml:space="preserve"> (以下簡稱本公司)為因應全球永續發展趨勢於 2015年底《聯合國氣候變化綱要公約》第21屆締約國(COP21)後「巴黎協議」產生，加上行政院環保署《溫室氣體減量及管理法》於 2015年7月正式公布實施，配合國家整體溫室氣體減量策略發展，以達成節能</w:t>
+      </w:r>
+      <w:proofErr w:type="gramStart"/>
+      <w:r>
+        <w:rPr>
+          <w:rFonts w:ascii="標楷體" w:eastAsia="標楷體" w:hAnsi="標楷體"/>
+        </w:rPr>
+        <w:t>減碳之</w:t>
+      </w:r>
+      <w:proofErr w:type="gramEnd"/>
+      <w:r>
+        <w:rPr>
+          <w:rFonts w:ascii="標楷體" w:eastAsia="標楷體" w:hAnsi="標楷體"/>
+        </w:rPr>
+        <w:t xml:space="preserve">永續發展目標，特配合政府政策，持續進行公司內部溫室氣體盤查，以瞭解溫室氣體排放實況，進而訂定改善措施，以求達成二氧化碳排放減量之目標。 </w:t>
       </w:r>
     </w:p>
     <w:p>
@@ -3184,7 +3268,21 @@
         <w:rPr>
           <w:rFonts w:ascii="標楷體" w:eastAsia="標楷體" w:hAnsi="標楷體"/>
         </w:rPr>
-        <w:t xml:space="preserve">本公司基於關心全球氣候變遷、善用資源及善盡企業的責任，根據ISO/IEC 14064-1： 2018要求，對溫室氣體管制發展趨勢及因應未來溫室氣體減量之要求，進行系統化的溫室氣體排放盤查 與清冊建置及查證程序等推動計畫，提供日後實施有效的減量改善方案作參考。今後除將持續推動溫室氣體排放管制以降低成本外，並期盼能達成兼顧資源效率、能源節約、環境保護的永續能源發展，共同為產業朝向低碳型經濟社會來努力。 </w:t>
+        <w:t>本公司基於關心全球氣候變遷、善用資源及善盡企業的責任，根據ISO/IEC 14064-1： 2018要求，對溫室氣體管制發展趨勢及因應未來溫室氣體減量之要求，進行系統化的溫室氣體排放盤查 與清冊建置及查證程序等推動計畫，提供日後實施有效的減量改善方案作參考。今後除將持續推動溫室氣體排放管制以降低成本外，並期盼能達成兼顧資源效率、能源節約、環境保護的永續能源發展，共同為產業朝向</w:t>
+      </w:r>
+      <w:proofErr w:type="gramStart"/>
+      <w:r>
+        <w:rPr>
+          <w:rFonts w:ascii="標楷體" w:eastAsia="標楷體" w:hAnsi="標楷體"/>
+        </w:rPr>
+        <w:t>低碳型經濟</w:t>
+      </w:r>
+      <w:proofErr w:type="gramEnd"/>
+      <w:r>
+        <w:rPr>
+          <w:rFonts w:ascii="標楷體" w:eastAsia="標楷體" w:hAnsi="標楷體"/>
+        </w:rPr>
+        <w:t xml:space="preserve">社會來努力。 </w:t>
       </w:r>
     </w:p>
     <w:p>
@@ -3295,7 +3393,23 @@
           <w:rFonts w:eastAsia="標楷體"/>
           <w:szCs w:val="24"/>
         </w:rPr>
-        <w:t>…….</w:t>
+        <w:t>…</w:t>
+      </w:r>
+      <w:proofErr w:type="gramStart"/>
+      <w:r>
+        <w:rPr>
+          <w:rFonts w:eastAsia="標楷體"/>
+          <w:szCs w:val="24"/>
+        </w:rPr>
+        <w:t>…</w:t>
+      </w:r>
+      <w:proofErr w:type="gramEnd"/>
+      <w:r>
+        <w:rPr>
+          <w:rFonts w:eastAsia="標楷體"/>
+          <w:szCs w:val="24"/>
+        </w:rPr>
+        <w:t>.</w:t>
       </w:r>
       <w:r>
         <w:rPr>
@@ -4039,8 +4153,17 @@
                 <w:rFonts w:eastAsia="標楷體" w:hint="eastAsia"/>
                 <w:szCs w:val="24"/>
               </w:rPr>
-              <w:t>類別一</w:t>
-            </w:r>
+              <w:t>類別</w:t>
+            </w:r>
+            <w:proofErr w:type="gramStart"/>
+            <w:r>
+              <w:rPr>
+                <w:rFonts w:eastAsia="標楷體" w:hint="eastAsia"/>
+                <w:szCs w:val="24"/>
+              </w:rPr>
+              <w:t>一</w:t>
+            </w:r>
+            <w:proofErr w:type="gramEnd"/>
             <w:r>
               <w:rPr>
                 <w:rFonts w:eastAsia="標楷體"/>
@@ -4284,7 +4407,8 @@
           <w:szCs w:val="24"/>
         </w:rPr>
       </w:pPr>
-      <w:bookmarkStart w:id="9" w:name="_Toc132310638"/>
+      <w:bookmarkStart w:id="9" w:name="OLE_LINK164"/>
+      <w:bookmarkStart w:id="10" w:name="_Toc132310638"/>
       <w:r>
         <w:rPr>
           <w:rFonts w:eastAsia="標楷體"/>
@@ -4314,6 +4438,7 @@
         <w:t>說明</w:t>
       </w:r>
       <w:bookmarkEnd w:id="9"/>
+      <w:bookmarkEnd w:id="10"/>
     </w:p>
     <w:p>
       <w:pPr>
@@ -4407,7 +4532,7 @@
           <w:szCs w:val="24"/>
         </w:rPr>
       </w:pPr>
-      <w:bookmarkStart w:id="10" w:name="_Toc132310639"/>
+      <w:bookmarkStart w:id="11" w:name="_Toc132310639"/>
       <w:r>
         <w:rPr>
           <w:rFonts w:eastAsia="標楷體"/>
@@ -4450,7 +4575,7 @@
         </w:rPr>
         <w:t>)</w:t>
       </w:r>
-      <w:bookmarkEnd w:id="10"/>
+      <w:bookmarkEnd w:id="11"/>
     </w:p>
     <w:p>
       <w:pPr>
@@ -4654,18 +4779,64 @@
     </w:p>
     <w:p>
       <w:pPr>
+        <w:widowControl/>
         <w:adjustRightInd w:val="0"/>
         <w:snapToGrid w:val="0"/>
-        <w:ind w:rightChars="46" w:right="110"/>
         <w:jc w:val="center"/>
         <w:rPr>
-          <w:rFonts w:eastAsia="標楷體"/>
-          <w:bCs/>
-          <w:szCs w:val="24"/>
-        </w:rPr>
-      </w:pPr>
-      <w:bookmarkStart w:id="11" w:name="類別一Table"/>
-      <w:bookmarkEnd w:id="11"/>
+          <w:rFonts w:ascii="標楷體" w:eastAsia="標楷體" w:hAnsi="標楷體" w:cs="新細明體"/>
+          <w:kern w:val="0"/>
+          <w:sz w:val="12"/>
+          <w:szCs w:val="12"/>
+        </w:rPr>
+      </w:pPr>
+      <w:r>
+        <w:rPr>
+          <w:rFonts w:ascii="標楷體" w:eastAsia="標楷體" w:hAnsi="標楷體" w:cs="新細明體" w:hint="eastAsia"/>
+          <w:kern w:val="0"/>
+          <w:sz w:val="12"/>
+          <w:szCs w:val="12"/>
+        </w:rPr>
+        <w:t>[類別</w:t>
+      </w:r>
+      <w:proofErr w:type="gramStart"/>
+      <w:r>
+        <w:rPr>
+          <w:rFonts w:ascii="標楷體" w:eastAsia="標楷體" w:hAnsi="標楷體" w:cs="新細明體" w:hint="eastAsia"/>
+          <w:kern w:val="0"/>
+          <w:sz w:val="12"/>
+          <w:szCs w:val="12"/>
+        </w:rPr>
+        <w:t>一</w:t>
+      </w:r>
+      <w:proofErr w:type="gramEnd"/>
+      <w:r>
+        <w:rPr>
+          <w:rFonts w:ascii="標楷體" w:eastAsia="標楷體" w:hAnsi="標楷體" w:cs="新細明體" w:hint="eastAsia"/>
+          <w:kern w:val="0"/>
+          <w:sz w:val="12"/>
+          <w:szCs w:val="12"/>
+        </w:rPr>
+        <w:t>Ta</w:t>
+      </w:r>
+      <w:r>
+        <w:rPr>
+          <w:rFonts w:ascii="標楷體" w:eastAsia="標楷體" w:hAnsi="標楷體" w:cs="新細明體"/>
+          <w:kern w:val="0"/>
+          <w:sz w:val="12"/>
+          <w:szCs w:val="12"/>
+        </w:rPr>
+        <w:t>ble</w:t>
+      </w:r>
+      <w:r>
+        <w:rPr>
+          <w:rFonts w:ascii="標楷體" w:eastAsia="標楷體" w:hAnsi="標楷體" w:cs="新細明體" w:hint="eastAsia"/>
+          <w:kern w:val="0"/>
+          <w:sz w:val="12"/>
+          <w:szCs w:val="12"/>
+        </w:rPr>
+        <w:t>]</w:t>
+      </w:r>
     </w:p>
     <w:p>
       <w:pPr>
@@ -4969,8 +5140,54 @@
           <w:szCs w:val="24"/>
         </w:rPr>
       </w:pPr>
-      <w:bookmarkStart w:id="13" w:name="類別二Table"/>
-      <w:bookmarkEnd w:id="13"/>
+      <w:r>
+        <w:rPr>
+          <w:rFonts w:eastAsia="標楷體" w:hint="eastAsia"/>
+          <w:bCs/>
+          <w:szCs w:val="24"/>
+        </w:rPr>
+        <w:t>[</w:t>
+      </w:r>
+      <w:r>
+        <w:rPr>
+          <w:rFonts w:eastAsia="標楷體" w:hint="eastAsia"/>
+          <w:bCs/>
+          <w:szCs w:val="24"/>
+        </w:rPr>
+        <w:t>類別</w:t>
+      </w:r>
+      <w:r>
+        <w:rPr>
+          <w:rFonts w:eastAsia="標楷體" w:hint="eastAsia"/>
+          <w:bCs/>
+          <w:szCs w:val="24"/>
+        </w:rPr>
+        <w:t>二</w:t>
+      </w:r>
+      <w:r>
+        <w:rPr>
+          <w:rFonts w:eastAsia="標楷體" w:hint="eastAsia"/>
+          <w:bCs/>
+          <w:szCs w:val="24"/>
+        </w:rPr>
+        <w:t>T</w:t>
+      </w:r>
+      <w:r>
+        <w:rPr>
+          <w:rFonts w:eastAsia="標楷體"/>
+          <w:bCs/>
+          <w:szCs w:val="24"/>
+        </w:rPr>
+        <w:t>able</w:t>
+      </w:r>
+      <w:r>
+        <w:rPr>
+          <w:rFonts w:eastAsia="標楷體" w:hint="eastAsia"/>
+          <w:bCs/>
+          <w:szCs w:val="24"/>
+        </w:rPr>
+        <w:t>]</w:t>
+      </w:r>
     </w:p>
     <w:p>
       <w:pPr>
@@ -4999,7 +5216,7 @@
           <w:szCs w:val="24"/>
         </w:rPr>
       </w:pPr>
-      <w:bookmarkStart w:id="14" w:name="_Toc132310641"/>
+      <w:bookmarkStart w:id="13" w:name="_Toc132310641"/>
       <w:r>
         <w:rPr>
           <w:rFonts w:eastAsia="標楷體"/>
@@ -5007,7 +5224,7 @@
         </w:rPr>
         <w:t>溫室氣體總排放量</w:t>
       </w:r>
-      <w:bookmarkEnd w:id="14"/>
+      <w:bookmarkEnd w:id="13"/>
     </w:p>
     <w:p>
       <w:pPr>
@@ -5140,7 +5357,7 @@
         </w:rPr>
         <w:br w:type="page"/>
       </w:r>
-      <w:bookmarkStart w:id="15" w:name="_Toc132310643"/>
+      <w:bookmarkStart w:id="14" w:name="_Toc132310643"/>
       <w:r>
         <w:rPr>
           <w:rFonts w:eastAsia="標楷體"/>
@@ -5172,7 +5389,7 @@
         </w:rPr>
         <w:t>數據品質管理</w:t>
       </w:r>
-      <w:bookmarkEnd w:id="15"/>
+      <w:bookmarkEnd w:id="14"/>
     </w:p>
     <w:p>
       <w:pPr>
@@ -5192,7 +5409,7 @@
           <w:szCs w:val="24"/>
         </w:rPr>
       </w:pPr>
-      <w:bookmarkStart w:id="16" w:name="_Toc132310644"/>
+      <w:bookmarkStart w:id="15" w:name="_Toc132310644"/>
       <w:r>
         <w:rPr>
           <w:rFonts w:eastAsia="標楷體"/>
@@ -5200,7 +5417,7 @@
         </w:rPr>
         <w:t>量化方法</w:t>
       </w:r>
-      <w:bookmarkEnd w:id="16"/>
+      <w:bookmarkEnd w:id="15"/>
     </w:p>
     <w:p>
       <w:pPr>
@@ -5274,7 +5491,15 @@
         <w:t>計算</w:t>
       </w:r>
       <w:r>
-        <w:t>…….</w:t>
+        <w:t>…</w:t>
+      </w:r>
+      <w:proofErr w:type="gramStart"/>
+      <w:r>
+        <w:t>…</w:t>
+      </w:r>
+      <w:proofErr w:type="gramEnd"/>
+      <w:r>
+        <w:t>.</w:t>
       </w:r>
       <w:r>
         <w:rPr>
@@ -5306,6 +5531,7 @@
           <w:szCs w:val="24"/>
         </w:rPr>
       </w:pPr>
+      <w:bookmarkStart w:id="16" w:name="OLE_LINK11"/>
       <w:r>
         <w:rPr>
           <w:rFonts w:eastAsia="標楷體" w:hint="eastAsia"/>
@@ -5477,8 +5703,17 @@
           <w:rFonts w:eastAsia="標楷體" w:hint="eastAsia"/>
           <w:szCs w:val="24"/>
         </w:rPr>
-        <w:t>全球暖化潛勢值</w:t>
-      </w:r>
+        <w:t>全球</w:t>
+      </w:r>
+      <w:proofErr w:type="gramStart"/>
+      <w:r>
+        <w:rPr>
+          <w:rFonts w:eastAsia="標楷體" w:hint="eastAsia"/>
+          <w:szCs w:val="24"/>
+        </w:rPr>
+        <w:t>暖化潛勢值</w:t>
+      </w:r>
+      <w:proofErr w:type="gramEnd"/>
       <w:r>
         <w:rPr>
           <w:rFonts w:eastAsia="標楷體" w:hint="eastAsia"/>
@@ -5690,15 +5925,51 @@
       <w:pPr>
         <w:adjustRightInd w:val="0"/>
         <w:snapToGrid w:val="0"/>
-        <w:ind w:rightChars="46" w:right="110"/>
+        <w:ind w:leftChars="-30" w:left="-72" w:rightChars="-30" w:right="-72"/>
         <w:jc w:val="center"/>
         <w:rPr>
           <w:rFonts w:eastAsia="標楷體"/>
-          <w:szCs w:val="24"/>
-        </w:rPr>
-      </w:pPr>
-      <w:bookmarkStart w:id="17" w:name="固定CO2"/>
-      <w:bookmarkEnd w:id="17"/>
+          <w:sz w:val="14"/>
+          <w:szCs w:val="14"/>
+        </w:rPr>
+      </w:pPr>
+      <w:r>
+        <w:rPr>
+          <w:rFonts w:eastAsia="標楷體"/>
+          <w:sz w:val="14"/>
+          <w:szCs w:val="14"/>
+        </w:rPr>
+        <w:t>[</w:t>
+      </w:r>
+      <w:r>
+        <w:rPr>
+          <w:rFonts w:eastAsia="標楷體" w:hint="eastAsia"/>
+          <w:sz w:val="14"/>
+          <w:szCs w:val="14"/>
+        </w:rPr>
+        <w:t>固定</w:t>
+      </w:r>
+      <w:r>
+        <w:rPr>
+          <w:rFonts w:eastAsia="標楷體"/>
+          <w:sz w:val="14"/>
+          <w:szCs w:val="14"/>
+        </w:rPr>
+        <w:t>CO2]</w:t>
+      </w:r>
+    </w:p>
+    <w:p>
+      <w:pPr>
+        <w:adjustRightInd w:val="0"/>
+        <w:snapToGrid w:val="0"/>
+        <w:ind w:leftChars="-30" w:left="-72" w:rightChars="-30" w:right="-72"/>
+        <w:jc w:val="center"/>
+        <w:rPr>
+          <w:rFonts w:eastAsia="標楷體"/>
+          <w:sz w:val="14"/>
+          <w:szCs w:val="14"/>
+        </w:rPr>
+      </w:pPr>
     </w:p>
     <w:p>
       <w:pPr>
@@ -5808,11 +6079,42 @@
         <w:jc w:val="center"/>
         <w:rPr>
           <w:rFonts w:eastAsia="標楷體"/>
-          <w:szCs w:val="24"/>
-        </w:rPr>
-      </w:pPr>
-      <w:bookmarkStart w:id="18" w:name="固定CH4"/>
-      <w:bookmarkEnd w:id="18"/>
+          <w:sz w:val="14"/>
+          <w:szCs w:val="14"/>
+        </w:rPr>
+      </w:pPr>
+      <w:r>
+        <w:rPr>
+          <w:rFonts w:eastAsia="標楷體"/>
+          <w:sz w:val="14"/>
+          <w:szCs w:val="14"/>
+        </w:rPr>
+        <w:t>[</w:t>
+      </w:r>
+      <w:r>
+        <w:rPr>
+          <w:rFonts w:eastAsia="標楷體" w:hint="eastAsia"/>
+          <w:sz w:val="14"/>
+          <w:szCs w:val="14"/>
+        </w:rPr>
+        <w:t>固定</w:t>
+      </w:r>
+      <w:r>
+        <w:rPr>
+          <w:rFonts w:eastAsia="標楷體"/>
+          <w:sz w:val="14"/>
+          <w:szCs w:val="14"/>
+        </w:rPr>
+        <w:t>CH4</w:t>
+      </w:r>
+      <w:r>
+        <w:rPr>
+          <w:rFonts w:eastAsia="標楷體"/>
+          <w:sz w:val="14"/>
+          <w:szCs w:val="14"/>
+        </w:rPr>
+        <w:t>]</w:t>
+      </w:r>
     </w:p>
     <w:p>
       <w:pPr>
@@ -5838,6 +6140,20 @@
           <w:rFonts w:eastAsia="標楷體"/>
           <w:b/>
           <w:szCs w:val="24"/>
+          <w:vertAlign w:val="subscript"/>
+        </w:rPr>
+      </w:pPr>
+    </w:p>
+    <w:p>
+      <w:pPr>
+        <w:adjustRightInd w:val="0"/>
+        <w:snapToGrid w:val="0"/>
+        <w:ind w:right="45"/>
+        <w:jc w:val="center"/>
+        <w:rPr>
+          <w:rFonts w:eastAsia="標楷體"/>
+          <w:b/>
+          <w:szCs w:val="24"/>
         </w:rPr>
       </w:pPr>
       <w:r>
@@ -5946,11 +6262,50 @@
         <w:jc w:val="center"/>
         <w:rPr>
           <w:rFonts w:eastAsia="標楷體"/>
-          <w:szCs w:val="24"/>
-        </w:rPr>
-      </w:pPr>
-      <w:bookmarkStart w:id="19" w:name="固定N2O"/>
-      <w:bookmarkEnd w:id="19"/>
+          <w:sz w:val="14"/>
+          <w:szCs w:val="14"/>
+        </w:rPr>
+      </w:pPr>
+      <w:r>
+        <w:rPr>
+          <w:rFonts w:eastAsia="標楷體"/>
+          <w:sz w:val="14"/>
+          <w:szCs w:val="14"/>
+        </w:rPr>
+        <w:t>[</w:t>
+      </w:r>
+      <w:r>
+        <w:rPr>
+          <w:rFonts w:eastAsia="標楷體" w:hint="eastAsia"/>
+          <w:sz w:val="14"/>
+          <w:szCs w:val="14"/>
+        </w:rPr>
+        <w:t>固定</w:t>
+      </w:r>
+      <w:r>
+        <w:rPr>
+          <w:rFonts w:eastAsia="標楷體" w:hint="eastAsia"/>
+          <w:sz w:val="14"/>
+          <w:szCs w:val="14"/>
+        </w:rPr>
+        <w:t>N2</w:t>
+      </w:r>
+      <w:r>
+        <w:rPr>
+          <w:rFonts w:eastAsia="標楷體"/>
+          <w:sz w:val="14"/>
+          <w:szCs w:val="14"/>
+        </w:rPr>
+        <w:t>O</w:t>
+      </w:r>
+      <w:r>
+        <w:rPr>
+          <w:rFonts w:eastAsia="標楷體"/>
+          <w:sz w:val="14"/>
+          <w:szCs w:val="14"/>
+        </w:rPr>
+        <w:t>]</w:t>
+      </w:r>
     </w:p>
     <w:p>
       <w:pPr>
@@ -5958,6 +6313,18 @@
         <w:snapToGrid w:val="0"/>
         <w:ind w:right="45"/>
         <w:jc w:val="center"/>
+        <w:rPr>
+          <w:rFonts w:eastAsia="標楷體"/>
+          <w:b/>
+          <w:szCs w:val="24"/>
+        </w:rPr>
+      </w:pPr>
+    </w:p>
+    <w:p>
+      <w:pPr>
+        <w:adjustRightInd w:val="0"/>
+        <w:snapToGrid w:val="0"/>
+        <w:ind w:right="45"/>
         <w:rPr>
           <w:rFonts w:eastAsia="標楷體"/>
           <w:szCs w:val="24"/>
@@ -6120,8 +6487,17 @@
           <w:rFonts w:eastAsia="標楷體" w:hint="eastAsia"/>
           <w:szCs w:val="24"/>
         </w:rPr>
-        <w:t>全球暖化潛勢值</w:t>
-      </w:r>
+        <w:t>全球</w:t>
+      </w:r>
+      <w:proofErr w:type="gramStart"/>
+      <w:r>
+        <w:rPr>
+          <w:rFonts w:eastAsia="標楷體" w:hint="eastAsia"/>
+          <w:szCs w:val="24"/>
+        </w:rPr>
+        <w:t>暖化潛勢值</w:t>
+      </w:r>
+      <w:proofErr w:type="gramEnd"/>
       <w:r>
         <w:rPr>
           <w:rFonts w:eastAsia="標楷體" w:hint="eastAsia"/>
@@ -6361,11 +6737,42 @@
         <w:jc w:val="center"/>
         <w:rPr>
           <w:rFonts w:eastAsia="標楷體"/>
-          <w:szCs w:val="24"/>
-        </w:rPr>
-      </w:pPr>
-      <w:bookmarkStart w:id="20" w:name="移動CO2"/>
-      <w:bookmarkEnd w:id="20"/>
+          <w:sz w:val="14"/>
+          <w:szCs w:val="14"/>
+        </w:rPr>
+      </w:pPr>
+      <w:r>
+        <w:rPr>
+          <w:rFonts w:eastAsia="標楷體"/>
+          <w:sz w:val="14"/>
+          <w:szCs w:val="14"/>
+        </w:rPr>
+        <w:t>[</w:t>
+      </w:r>
+      <w:r>
+        <w:rPr>
+          <w:rFonts w:eastAsia="標楷體" w:hint="eastAsia"/>
+          <w:sz w:val="14"/>
+          <w:szCs w:val="14"/>
+        </w:rPr>
+        <w:t>移動</w:t>
+      </w:r>
+      <w:r>
+        <w:rPr>
+          <w:rFonts w:eastAsia="標楷體" w:hint="eastAsia"/>
+          <w:sz w:val="14"/>
+          <w:szCs w:val="14"/>
+        </w:rPr>
+        <w:t>CO2</w:t>
+      </w:r>
+      <w:r>
+        <w:rPr>
+          <w:rFonts w:eastAsia="標楷體"/>
+          <w:sz w:val="14"/>
+          <w:szCs w:val="14"/>
+        </w:rPr>
+        <w:t>]</w:t>
+      </w:r>
     </w:p>
     <w:p>
       <w:pPr>
@@ -6508,11 +6915,42 @@
         <w:jc w:val="center"/>
         <w:rPr>
           <w:rFonts w:eastAsia="標楷體"/>
-          <w:szCs w:val="24"/>
-        </w:rPr>
-      </w:pPr>
-      <w:bookmarkStart w:id="21" w:name="移動CH4"/>
-      <w:bookmarkEnd w:id="21"/>
+          <w:sz w:val="14"/>
+          <w:szCs w:val="14"/>
+        </w:rPr>
+      </w:pPr>
+      <w:r>
+        <w:rPr>
+          <w:rFonts w:eastAsia="標楷體"/>
+          <w:sz w:val="14"/>
+          <w:szCs w:val="14"/>
+        </w:rPr>
+        <w:t>[</w:t>
+      </w:r>
+      <w:r>
+        <w:rPr>
+          <w:rFonts w:eastAsia="標楷體" w:hint="eastAsia"/>
+          <w:sz w:val="14"/>
+          <w:szCs w:val="14"/>
+        </w:rPr>
+        <w:t>移動</w:t>
+      </w:r>
+      <w:r>
+        <w:rPr>
+          <w:rFonts w:eastAsia="標楷體"/>
+          <w:sz w:val="14"/>
+          <w:szCs w:val="14"/>
+        </w:rPr>
+        <w:t>CH4</w:t>
+      </w:r>
+      <w:r>
+        <w:rPr>
+          <w:rFonts w:eastAsia="標楷體"/>
+          <w:sz w:val="14"/>
+          <w:szCs w:val="14"/>
+        </w:rPr>
+        <w:t>]</w:t>
+      </w:r>
     </w:p>
     <w:p>
       <w:pPr>
@@ -6647,11 +7085,42 @@
         <w:jc w:val="center"/>
         <w:rPr>
           <w:rFonts w:eastAsia="標楷體"/>
-          <w:szCs w:val="24"/>
-        </w:rPr>
-      </w:pPr>
-      <w:bookmarkStart w:id="22" w:name="移動N2O"/>
-      <w:bookmarkEnd w:id="22"/>
+          <w:sz w:val="14"/>
+          <w:szCs w:val="14"/>
+        </w:rPr>
+      </w:pPr>
+      <w:r>
+        <w:rPr>
+          <w:rFonts w:eastAsia="標楷體"/>
+          <w:sz w:val="14"/>
+          <w:szCs w:val="14"/>
+        </w:rPr>
+        <w:t>[</w:t>
+      </w:r>
+      <w:r>
+        <w:rPr>
+          <w:rFonts w:eastAsia="標楷體" w:hint="eastAsia"/>
+          <w:sz w:val="14"/>
+          <w:szCs w:val="14"/>
+        </w:rPr>
+        <w:t>移動</w:t>
+      </w:r>
+      <w:r>
+        <w:rPr>
+          <w:rFonts w:eastAsia="標楷體"/>
+          <w:sz w:val="14"/>
+          <w:szCs w:val="14"/>
+        </w:rPr>
+        <w:t>N2O</w:t>
+      </w:r>
+      <w:r>
+        <w:rPr>
+          <w:rFonts w:eastAsia="標楷體"/>
+          <w:sz w:val="14"/>
+          <w:szCs w:val="14"/>
+        </w:rPr>
+        <w:t>]</w:t>
+      </w:r>
     </w:p>
     <w:p>
       <w:pPr>
@@ -6660,6 +7129,19 @@
         <w:spacing w:afterLines="50" w:after="120"/>
         <w:ind w:right="46"/>
         <w:jc w:val="center"/>
+        <w:rPr>
+          <w:rFonts w:eastAsia="標楷體"/>
+          <w:b/>
+          <w:szCs w:val="24"/>
+        </w:rPr>
+      </w:pPr>
+    </w:p>
+    <w:p>
+      <w:pPr>
+        <w:adjustRightInd w:val="0"/>
+        <w:snapToGrid w:val="0"/>
+        <w:spacing w:afterLines="50" w:after="120"/>
+        <w:ind w:right="46"/>
         <w:rPr>
           <w:rFonts w:eastAsia="標楷體"/>
           <w:szCs w:val="24"/>
@@ -6829,8 +7311,17 @@
           <w:rFonts w:eastAsia="標楷體" w:hint="eastAsia"/>
           <w:szCs w:val="24"/>
         </w:rPr>
-        <w:t>全球暖化潛勢值</w:t>
-      </w:r>
+        <w:t>全球</w:t>
+      </w:r>
+      <w:proofErr w:type="gramStart"/>
+      <w:r>
+        <w:rPr>
+          <w:rFonts w:eastAsia="標楷體" w:hint="eastAsia"/>
+          <w:szCs w:val="24"/>
+        </w:rPr>
+        <w:t>暖化潛勢值</w:t>
+      </w:r>
+      <w:proofErr w:type="gramEnd"/>
       <w:r>
         <w:rPr>
           <w:rFonts w:eastAsia="標楷體" w:hint="eastAsia"/>
@@ -7098,11 +7589,42 @@
         <w:jc w:val="center"/>
         <w:rPr>
           <w:rFonts w:eastAsia="標楷體"/>
-          <w:szCs w:val="24"/>
-        </w:rPr>
-      </w:pPr>
-      <w:bookmarkStart w:id="23" w:name="逸散CH4"/>
-      <w:bookmarkEnd w:id="23"/>
+          <w:sz w:val="14"/>
+          <w:szCs w:val="14"/>
+        </w:rPr>
+      </w:pPr>
+      <w:r>
+        <w:rPr>
+          <w:rFonts w:eastAsia="標楷體"/>
+          <w:sz w:val="14"/>
+          <w:szCs w:val="14"/>
+        </w:rPr>
+        <w:t>[</w:t>
+      </w:r>
+      <w:r>
+        <w:rPr>
+          <w:rFonts w:eastAsia="標楷體" w:hint="eastAsia"/>
+          <w:sz w:val="14"/>
+          <w:szCs w:val="14"/>
+        </w:rPr>
+        <w:t>逸散</w:t>
+      </w:r>
+      <w:r>
+        <w:rPr>
+          <w:rFonts w:eastAsia="標楷體" w:hint="eastAsia"/>
+          <w:sz w:val="14"/>
+          <w:szCs w:val="14"/>
+        </w:rPr>
+        <w:t>CH4</w:t>
+      </w:r>
+      <w:r>
+        <w:rPr>
+          <w:rFonts w:eastAsia="標楷體"/>
+          <w:sz w:val="14"/>
+          <w:szCs w:val="14"/>
+        </w:rPr>
+        <w:t>]</w:t>
+      </w:r>
     </w:p>
     <w:p>
       <w:pPr>
@@ -7110,7 +7632,6 @@
         <w:snapToGrid w:val="0"/>
         <w:spacing w:afterLines="50" w:after="120"/>
         <w:ind w:right="46"/>
-        <w:jc w:val="center"/>
         <w:rPr>
           <w:rFonts w:eastAsia="標楷體"/>
           <w:szCs w:val="24"/>
@@ -7134,7 +7655,7 @@
           <w:szCs w:val="24"/>
         </w:rPr>
       </w:pPr>
-      <w:bookmarkStart w:id="24" w:name="_Hlk127406995"/>
+      <w:bookmarkStart w:id="17" w:name="_Hlk127406995"/>
       <w:r>
         <w:rPr>
           <w:rFonts w:eastAsia="標楷體" w:hint="eastAsia"/>
@@ -7282,8 +7803,17 @@
           <w:rFonts w:eastAsia="標楷體" w:hint="eastAsia"/>
           <w:szCs w:val="24"/>
         </w:rPr>
-        <w:t>全球暖化潛勢值</w:t>
-      </w:r>
+        <w:t>全球</w:t>
+      </w:r>
+      <w:proofErr w:type="gramStart"/>
+      <w:r>
+        <w:rPr>
+          <w:rFonts w:eastAsia="標楷體" w:hint="eastAsia"/>
+          <w:szCs w:val="24"/>
+        </w:rPr>
+        <w:t>暖化潛勢值</w:t>
+      </w:r>
+      <w:proofErr w:type="gramEnd"/>
       <w:r>
         <w:rPr>
           <w:rFonts w:eastAsia="標楷體" w:hint="eastAsia"/>
@@ -7553,11 +8083,42 @@
         <w:jc w:val="center"/>
         <w:rPr>
           <w:rFonts w:eastAsia="標楷體"/>
-          <w:szCs w:val="24"/>
-        </w:rPr>
-      </w:pPr>
-      <w:bookmarkStart w:id="25" w:name="逸散CO2"/>
-      <w:bookmarkEnd w:id="25"/>
+          <w:sz w:val="14"/>
+          <w:szCs w:val="14"/>
+        </w:rPr>
+      </w:pPr>
+      <w:r>
+        <w:rPr>
+          <w:rFonts w:eastAsia="標楷體"/>
+          <w:sz w:val="14"/>
+          <w:szCs w:val="14"/>
+        </w:rPr>
+        <w:t>[</w:t>
+      </w:r>
+      <w:r>
+        <w:rPr>
+          <w:rFonts w:eastAsia="標楷體" w:hint="eastAsia"/>
+          <w:sz w:val="14"/>
+          <w:szCs w:val="14"/>
+        </w:rPr>
+        <w:t>逸散</w:t>
+      </w:r>
+      <w:r>
+        <w:rPr>
+          <w:rFonts w:eastAsia="標楷體" w:hint="eastAsia"/>
+          <w:sz w:val="14"/>
+          <w:szCs w:val="14"/>
+        </w:rPr>
+        <w:t>CO2</w:t>
+      </w:r>
+      <w:r>
+        <w:rPr>
+          <w:rFonts w:eastAsia="標楷體"/>
+          <w:sz w:val="14"/>
+          <w:szCs w:val="14"/>
+        </w:rPr>
+        <w:t>]</w:t>
+      </w:r>
     </w:p>
     <w:p>
       <w:pPr>
@@ -7565,7 +8126,6 @@
         <w:snapToGrid w:val="0"/>
         <w:spacing w:afterLines="50" w:after="120"/>
         <w:ind w:right="46"/>
-        <w:jc w:val="center"/>
         <w:rPr>
           <w:rFonts w:eastAsia="標楷體"/>
           <w:szCs w:val="24"/>
@@ -7573,7 +8133,7 @@
         </w:rPr>
       </w:pPr>
     </w:p>
-    <w:bookmarkEnd w:id="24"/>
+    <w:bookmarkEnd w:id="17"/>
     <w:p>
       <w:pPr>
         <w:numPr>
@@ -7666,7 +8226,7 @@
           <w:szCs w:val="24"/>
         </w:rPr>
       </w:pPr>
-      <w:bookmarkStart w:id="26" w:name="_Hlk127465585"/>
+      <w:bookmarkStart w:id="18" w:name="_Hlk127465585"/>
       <w:r>
         <w:rPr>
           <w:rFonts w:eastAsia="標楷體" w:hint="eastAsia"/>
@@ -7686,8 +8246,17 @@
           <w:rFonts w:eastAsia="標楷體" w:hint="eastAsia"/>
           <w:szCs w:val="24"/>
         </w:rPr>
-        <w:t>溫室氣體逸散量</w:t>
-      </w:r>
+        <w:t>溫室氣體</w:t>
+      </w:r>
+      <w:proofErr w:type="gramStart"/>
+      <w:r>
+        <w:rPr>
+          <w:rFonts w:eastAsia="標楷體" w:hint="eastAsia"/>
+          <w:szCs w:val="24"/>
+        </w:rPr>
+        <w:t>逸散量</w:t>
+      </w:r>
+      <w:proofErr w:type="gramEnd"/>
       <w:r>
         <w:rPr>
           <w:rFonts w:eastAsia="標楷體" w:hint="eastAsia"/>
@@ -7714,8 +8283,17 @@
           <w:rFonts w:eastAsia="標楷體" w:hint="eastAsia"/>
           <w:szCs w:val="24"/>
         </w:rPr>
-        <w:t>全球暖化潛勢值</w:t>
-      </w:r>
+        <w:t>全球</w:t>
+      </w:r>
+      <w:proofErr w:type="gramStart"/>
+      <w:r>
+        <w:rPr>
+          <w:rFonts w:eastAsia="標楷體" w:hint="eastAsia"/>
+          <w:szCs w:val="24"/>
+        </w:rPr>
+        <w:t>暖化潛勢值</w:t>
+      </w:r>
+      <w:proofErr w:type="gramEnd"/>
       <w:r>
         <w:rPr>
           <w:rFonts w:eastAsia="標楷體" w:hint="eastAsia"/>
@@ -7745,7 +8323,23 @@
           <w:rFonts w:eastAsia="標楷體" w:hint="eastAsia"/>
           <w:szCs w:val="24"/>
         </w:rPr>
-        <w:t>冷媒逸散量量化方式則為</w:t>
+        <w:t>冷</w:t>
+      </w:r>
+      <w:proofErr w:type="gramStart"/>
+      <w:r>
+        <w:rPr>
+          <w:rFonts w:eastAsia="標楷體" w:hint="eastAsia"/>
+          <w:szCs w:val="24"/>
+        </w:rPr>
+        <w:t>媒逸散量</w:t>
+      </w:r>
+      <w:proofErr w:type="gramEnd"/>
+      <w:r>
+        <w:rPr>
+          <w:rFonts w:eastAsia="標楷體" w:hint="eastAsia"/>
+          <w:szCs w:val="24"/>
+        </w:rPr>
+        <w:t>量化方式則為</w:t>
       </w:r>
       <w:r>
         <w:rPr>
@@ -7787,8 +8381,17 @@
           <w:rFonts w:eastAsia="標楷體" w:hint="eastAsia"/>
           <w:szCs w:val="24"/>
         </w:rPr>
-        <w:t>設備逸散率</w:t>
-      </w:r>
+        <w:t>設備</w:t>
+      </w:r>
+      <w:proofErr w:type="gramStart"/>
+      <w:r>
+        <w:rPr>
+          <w:rFonts w:eastAsia="標楷體" w:hint="eastAsia"/>
+          <w:szCs w:val="24"/>
+        </w:rPr>
+        <w:t>逸散率</w:t>
+      </w:r>
+      <w:proofErr w:type="gramEnd"/>
       <w:r>
         <w:rPr>
           <w:rFonts w:eastAsia="標楷體" w:hint="eastAsia"/>
@@ -7884,7 +8487,23 @@
           <w:rFonts w:eastAsia="標楷體" w:hint="eastAsia"/>
           <w:szCs w:val="24"/>
         </w:rPr>
-        <w:t>冷媒逸散率排放因子</w:t>
+        <w:t>冷</w:t>
+      </w:r>
+      <w:proofErr w:type="gramStart"/>
+      <w:r>
+        <w:rPr>
+          <w:rFonts w:eastAsia="標楷體" w:hint="eastAsia"/>
+          <w:szCs w:val="24"/>
+        </w:rPr>
+        <w:t>媒逸散率</w:t>
+      </w:r>
+      <w:proofErr w:type="gramEnd"/>
+      <w:r>
+        <w:rPr>
+          <w:rFonts w:eastAsia="標楷體" w:hint="eastAsia"/>
+          <w:szCs w:val="24"/>
+        </w:rPr>
+        <w:t>排放因子</w:t>
       </w:r>
       <w:r>
         <w:rPr>
@@ -7929,7 +8548,7 @@
         <w:t>所示。</w:t>
       </w:r>
     </w:p>
-    <w:bookmarkEnd w:id="26"/>
+    <w:bookmarkEnd w:id="18"/>
     <w:p>
       <w:pPr>
         <w:adjustRightInd w:val="0"/>
@@ -7980,7 +8599,25 @@
           <w:b/>
           <w:szCs w:val="24"/>
         </w:rPr>
-        <w:t>設備之冷媒逸散率排放因子</w:t>
+        <w:t>設備之冷</w:t>
+      </w:r>
+      <w:proofErr w:type="gramStart"/>
+      <w:r>
+        <w:rPr>
+          <w:rFonts w:eastAsia="標楷體"/>
+          <w:b/>
+          <w:szCs w:val="24"/>
+        </w:rPr>
+        <w:t>媒逸散率</w:t>
+      </w:r>
+      <w:proofErr w:type="gramEnd"/>
+      <w:r>
+        <w:rPr>
+          <w:rFonts w:eastAsia="標楷體"/>
+          <w:b/>
+          <w:szCs w:val="24"/>
+        </w:rPr>
+        <w:t>排放因子</w:t>
       </w:r>
     </w:p>
     <w:tbl>
@@ -8186,6 +8823,7 @@
               </w:rPr>
               <w:t>0.1</w:t>
             </w:r>
+            <w:proofErr w:type="gramStart"/>
             <w:r>
               <w:rPr>
                 <w:rFonts w:eastAsia="標楷體" w:hint="eastAsia"/>
@@ -8193,6 +8831,7 @@
               </w:rPr>
               <w:t>≦</w:t>
             </w:r>
+            <w:proofErr w:type="gramEnd"/>
             <w:r>
               <w:rPr>
                 <w:rFonts w:eastAsia="標楷體"/>
@@ -8200,6 +8839,7 @@
               </w:rPr>
               <w:t>x</w:t>
             </w:r>
+            <w:proofErr w:type="gramStart"/>
             <w:r>
               <w:rPr>
                 <w:rFonts w:eastAsia="標楷體" w:hint="eastAsia"/>
@@ -8207,6 +8847,7 @@
               </w:rPr>
               <w:t>≦</w:t>
             </w:r>
+            <w:proofErr w:type="gramEnd"/>
             <w:r>
               <w:rPr>
                 <w:rFonts w:eastAsia="標楷體"/>
@@ -8320,6 +8961,7 @@
               </w:rPr>
               <w:t>1</w:t>
             </w:r>
+            <w:proofErr w:type="gramStart"/>
             <w:r>
               <w:rPr>
                 <w:rFonts w:eastAsia="標楷體" w:hint="eastAsia"/>
@@ -8327,6 +8969,7 @@
               </w:rPr>
               <w:t>≦</w:t>
             </w:r>
+            <w:proofErr w:type="gramEnd"/>
             <w:r>
               <w:rPr>
                 <w:rFonts w:eastAsia="標楷體"/>
@@ -8334,6 +8977,7 @@
               </w:rPr>
               <w:t>x</w:t>
             </w:r>
+            <w:proofErr w:type="gramStart"/>
             <w:r>
               <w:rPr>
                 <w:rFonts w:eastAsia="標楷體" w:hint="eastAsia"/>
@@ -8341,6 +8985,7 @@
               </w:rPr>
               <w:t>≦</w:t>
             </w:r>
+            <w:proofErr w:type="gramEnd"/>
             <w:r>
               <w:rPr>
                 <w:rFonts w:eastAsia="標楷體"/>
@@ -8454,6 +9099,7 @@
               </w:rPr>
               <w:t>10</w:t>
             </w:r>
+            <w:proofErr w:type="gramStart"/>
             <w:r>
               <w:rPr>
                 <w:rFonts w:eastAsia="標楷體" w:hint="eastAsia"/>
@@ -8461,6 +9107,7 @@
               </w:rPr>
               <w:t>≦</w:t>
             </w:r>
+            <w:proofErr w:type="gramEnd"/>
             <w:r>
               <w:rPr>
                 <w:rFonts w:eastAsia="標楷體"/>
@@ -8468,6 +9115,7 @@
               </w:rPr>
               <w:t>x</w:t>
             </w:r>
+            <w:proofErr w:type="gramStart"/>
             <w:r>
               <w:rPr>
                 <w:rFonts w:eastAsia="標楷體" w:hint="eastAsia"/>
@@ -8475,6 +9123,7 @@
               </w:rPr>
               <w:t>≦</w:t>
             </w:r>
+            <w:proofErr w:type="gramEnd"/>
             <w:r>
               <w:rPr>
                 <w:rFonts w:eastAsia="標楷體"/>
@@ -8588,6 +9237,7 @@
               </w:rPr>
               <w:t>15</w:t>
             </w:r>
+            <w:proofErr w:type="gramStart"/>
             <w:r>
               <w:rPr>
                 <w:rFonts w:eastAsia="標楷體" w:hint="eastAsia"/>
@@ -8595,6 +9245,7 @@
               </w:rPr>
               <w:t>≦</w:t>
             </w:r>
+            <w:proofErr w:type="gramEnd"/>
             <w:r>
               <w:rPr>
                 <w:rFonts w:eastAsia="標楷體"/>
@@ -8602,6 +9253,7 @@
               </w:rPr>
               <w:t>x</w:t>
             </w:r>
+            <w:proofErr w:type="gramStart"/>
             <w:r>
               <w:rPr>
                 <w:rFonts w:eastAsia="標楷體" w:hint="eastAsia"/>
@@ -8609,6 +9261,7 @@
               </w:rPr>
               <w:t>≦</w:t>
             </w:r>
+            <w:proofErr w:type="gramEnd"/>
             <w:r>
               <w:rPr>
                 <w:rFonts w:eastAsia="標楷體"/>
@@ -8722,6 +9375,7 @@
               </w:rPr>
               <w:t>7</w:t>
             </w:r>
+            <w:proofErr w:type="gramStart"/>
             <w:r>
               <w:rPr>
                 <w:rFonts w:eastAsia="標楷體" w:hint="eastAsia"/>
@@ -8729,6 +9383,7 @@
               </w:rPr>
               <w:t>≦</w:t>
             </w:r>
+            <w:proofErr w:type="gramEnd"/>
             <w:r>
               <w:rPr>
                 <w:rFonts w:eastAsia="標楷體"/>
@@ -8736,6 +9391,7 @@
               </w:rPr>
               <w:t>x</w:t>
             </w:r>
+            <w:proofErr w:type="gramStart"/>
             <w:r>
               <w:rPr>
                 <w:rFonts w:eastAsia="標楷體" w:hint="eastAsia"/>
@@ -8743,6 +9399,7 @@
               </w:rPr>
               <w:t>≦</w:t>
             </w:r>
+            <w:proofErr w:type="gramEnd"/>
             <w:r>
               <w:rPr>
                 <w:rFonts w:eastAsia="標楷體"/>
@@ -8856,6 +9513,7 @@
               </w:rPr>
               <w:t>2</w:t>
             </w:r>
+            <w:proofErr w:type="gramStart"/>
             <w:r>
               <w:rPr>
                 <w:rFonts w:eastAsia="標楷體" w:hint="eastAsia"/>
@@ -8863,6 +9521,7 @@
               </w:rPr>
               <w:t>≦</w:t>
             </w:r>
+            <w:proofErr w:type="gramEnd"/>
             <w:r>
               <w:rPr>
                 <w:rFonts w:eastAsia="標楷體"/>
@@ -8870,6 +9529,7 @@
               </w:rPr>
               <w:t>x</w:t>
             </w:r>
+            <w:proofErr w:type="gramStart"/>
             <w:r>
               <w:rPr>
                 <w:rFonts w:eastAsia="標楷體" w:hint="eastAsia"/>
@@ -8877,6 +9537,7 @@
               </w:rPr>
               <w:t>≦</w:t>
             </w:r>
+            <w:proofErr w:type="gramEnd"/>
             <w:r>
               <w:rPr>
                 <w:rFonts w:eastAsia="標楷體"/>
@@ -8990,6 +9651,7 @@
               </w:rPr>
               <w:t>1</w:t>
             </w:r>
+            <w:proofErr w:type="gramStart"/>
             <w:r>
               <w:rPr>
                 <w:rFonts w:eastAsia="標楷體" w:hint="eastAsia"/>
@@ -8997,6 +9659,7 @@
               </w:rPr>
               <w:t>≦</w:t>
             </w:r>
+            <w:proofErr w:type="gramEnd"/>
             <w:r>
               <w:rPr>
                 <w:rFonts w:eastAsia="標楷體"/>
@@ -9004,6 +9667,7 @@
               </w:rPr>
               <w:t>x</w:t>
             </w:r>
+            <w:proofErr w:type="gramStart"/>
             <w:r>
               <w:rPr>
                 <w:rFonts w:eastAsia="標楷體" w:hint="eastAsia"/>
@@ -9011,6 +9675,7 @@
               </w:rPr>
               <w:t>≦</w:t>
             </w:r>
+            <w:proofErr w:type="gramEnd"/>
             <w:r>
               <w:rPr>
                 <w:rFonts w:eastAsia="標楷體"/>
@@ -9124,6 +9789,7 @@
               </w:rPr>
               <w:t>10</w:t>
             </w:r>
+            <w:proofErr w:type="gramStart"/>
             <w:r>
               <w:rPr>
                 <w:rFonts w:eastAsia="標楷體" w:hint="eastAsia"/>
@@ -9131,6 +9797,7 @@
               </w:rPr>
               <w:t>≦</w:t>
             </w:r>
+            <w:proofErr w:type="gramEnd"/>
             <w:r>
               <w:rPr>
                 <w:rFonts w:eastAsia="標楷體"/>
@@ -9138,6 +9805,7 @@
               </w:rPr>
               <w:t>x</w:t>
             </w:r>
+            <w:proofErr w:type="gramStart"/>
             <w:r>
               <w:rPr>
                 <w:rFonts w:eastAsia="標楷體" w:hint="eastAsia"/>
@@ -9145,6 +9813,7 @@
               </w:rPr>
               <w:t>≦</w:t>
             </w:r>
+            <w:proofErr w:type="gramEnd"/>
             <w:r>
               <w:rPr>
                 <w:rFonts w:eastAsia="標楷體"/>
@@ -9304,11 +9973,50 @@
         <w:jc w:val="center"/>
         <w:rPr>
           <w:rFonts w:eastAsia="標楷體"/>
-          <w:szCs w:val="24"/>
-        </w:rPr>
-      </w:pPr>
-      <w:bookmarkStart w:id="27" w:name="逸散HFCS"/>
-      <w:bookmarkEnd w:id="27"/>
+          <w:sz w:val="14"/>
+          <w:szCs w:val="14"/>
+        </w:rPr>
+      </w:pPr>
+      <w:r>
+        <w:rPr>
+          <w:rFonts w:eastAsia="標楷體"/>
+          <w:sz w:val="14"/>
+          <w:szCs w:val="14"/>
+        </w:rPr>
+        <w:t>[</w:t>
+      </w:r>
+      <w:r>
+        <w:rPr>
+          <w:rFonts w:eastAsia="標楷體" w:hint="eastAsia"/>
+          <w:sz w:val="14"/>
+          <w:szCs w:val="14"/>
+        </w:rPr>
+        <w:t>逸散</w:t>
+      </w:r>
+      <w:r>
+        <w:rPr>
+          <w:rFonts w:eastAsia="標楷體" w:hint="eastAsia"/>
+          <w:sz w:val="14"/>
+          <w:szCs w:val="14"/>
+        </w:rPr>
+        <w:t>HFC</w:t>
+      </w:r>
+      <w:r>
+        <w:rPr>
+          <w:rFonts w:eastAsia="標楷體" w:hint="eastAsia"/>
+          <w:sz w:val="14"/>
+          <w:szCs w:val="14"/>
+        </w:rPr>
+        <w:t>S</w:t>
+      </w:r>
+      <w:r>
+        <w:rPr>
+          <w:rFonts w:eastAsia="標楷體"/>
+          <w:sz w:val="14"/>
+          <w:szCs w:val="14"/>
+        </w:rPr>
+        <w:t>]</w:t>
+      </w:r>
     </w:p>
     <w:p>
       <w:pPr>
@@ -9366,6 +10074,7 @@
         </w:rPr>
         <w:t>除</w:t>
       </w:r>
+      <w:proofErr w:type="gramStart"/>
       <w:r>
         <w:rPr>
           <w:rFonts w:eastAsia="標楷體" w:hint="eastAsia"/>
@@ -9373,6 +10082,7 @@
         </w:rPr>
         <w:t>銹</w:t>
       </w:r>
+      <w:proofErr w:type="gramEnd"/>
       <w:r>
         <w:rPr>
           <w:rFonts w:eastAsia="標楷體" w:hint="eastAsia"/>
@@ -9432,7 +10142,7 @@
           <w:szCs w:val="24"/>
         </w:rPr>
       </w:pPr>
-      <w:bookmarkStart w:id="28" w:name="_Hlk127407658"/>
+      <w:bookmarkStart w:id="19" w:name="_Hlk127407658"/>
       <w:r>
         <w:rPr>
           <w:rFonts w:eastAsia="標楷體" w:hint="eastAsia"/>
@@ -9528,8 +10238,17 @@
           <w:rFonts w:eastAsia="標楷體" w:hint="eastAsia"/>
           <w:szCs w:val="24"/>
         </w:rPr>
-        <w:t>全球暖化潛勢值</w:t>
-      </w:r>
+        <w:t>全球</w:t>
+      </w:r>
+      <w:proofErr w:type="gramStart"/>
+      <w:r>
+        <w:rPr>
+          <w:rFonts w:eastAsia="標楷體" w:hint="eastAsia"/>
+          <w:szCs w:val="24"/>
+        </w:rPr>
+        <w:t>暖化潛勢值</w:t>
+      </w:r>
+      <w:proofErr w:type="gramEnd"/>
       <w:r>
         <w:rPr>
           <w:rFonts w:eastAsia="標楷體" w:hint="eastAsia"/>
@@ -9632,70 +10351,79 @@
           <w:rFonts w:eastAsia="標楷體" w:hint="eastAsia"/>
           <w:szCs w:val="24"/>
         </w:rPr>
+        <w:t>排放係數：依</w:t>
+      </w:r>
+      <w:r>
+        <w:rPr>
+          <w:rFonts w:eastAsia="標楷體" w:hint="eastAsia"/>
+          <w:szCs w:val="24"/>
+        </w:rPr>
+        <w:t>WD-40</w:t>
+      </w:r>
+      <w:r>
+        <w:rPr>
+          <w:rFonts w:eastAsia="標楷體" w:hint="eastAsia"/>
+          <w:szCs w:val="24"/>
+        </w:rPr>
+        <w:t>之安全資料表</w:t>
+      </w:r>
+      <w:r>
+        <w:rPr>
+          <w:rFonts w:eastAsia="標楷體" w:hint="eastAsia"/>
+          <w:szCs w:val="24"/>
+        </w:rPr>
+        <w:t>(SDS)</w:t>
+      </w:r>
+      <w:r>
+        <w:rPr>
+          <w:rFonts w:eastAsia="標楷體" w:hint="eastAsia"/>
+          <w:szCs w:val="24"/>
+        </w:rPr>
+        <w:t>，可知其組成包含</w:t>
+      </w:r>
+      <w:r>
+        <w:rPr>
+          <w:rFonts w:eastAsia="標楷體" w:hint="eastAsia"/>
+          <w:szCs w:val="24"/>
+        </w:rPr>
+        <w:t>2~3</w:t>
+      </w:r>
+      <w:r>
+        <w:rPr>
+          <w:rFonts w:eastAsia="標楷體" w:hint="eastAsia"/>
+          <w:szCs w:val="24"/>
+        </w:rPr>
+        <w:t xml:space="preserve"> </w:t>
+      </w:r>
+      <w:proofErr w:type="spellStart"/>
+      <w:r>
+        <w:rPr>
+          <w:rFonts w:eastAsia="標楷體" w:hint="eastAsia"/>
+          <w:szCs w:val="24"/>
+        </w:rPr>
+        <w:t>Wt</w:t>
+      </w:r>
+      <w:proofErr w:type="spellEnd"/>
+      <w:r>
+        <w:rPr>
+          <w:rFonts w:eastAsia="標楷體" w:hint="eastAsia"/>
+          <w:szCs w:val="24"/>
+        </w:rPr>
+        <w:t>%</w:t>
+      </w:r>
+      <w:r>
+        <w:rPr>
+          <w:rFonts w:eastAsia="標楷體" w:hint="eastAsia"/>
+          <w:szCs w:val="24"/>
+        </w:rPr>
+        <w:t>之</w:t>
+      </w:r>
+      <w:r>
+        <w:rPr>
+          <w:rFonts w:eastAsia="標楷體" w:hint="eastAsia"/>
+          <w:szCs w:val="24"/>
+        </w:rPr>
         <w:lastRenderedPageBreak/>
-        <w:t>排放係數：依</w:t>
-      </w:r>
-      <w:r>
-        <w:rPr>
-          <w:rFonts w:eastAsia="標楷體" w:hint="eastAsia"/>
-          <w:szCs w:val="24"/>
-        </w:rPr>
-        <w:t>WD-40</w:t>
-      </w:r>
-      <w:r>
-        <w:rPr>
-          <w:rFonts w:eastAsia="標楷體" w:hint="eastAsia"/>
-          <w:szCs w:val="24"/>
-        </w:rPr>
-        <w:t>之安全資料表</w:t>
-      </w:r>
-      <w:r>
-        <w:rPr>
-          <w:rFonts w:eastAsia="標楷體" w:hint="eastAsia"/>
-          <w:szCs w:val="24"/>
-        </w:rPr>
-        <w:t>(SDS)</w:t>
-      </w:r>
-      <w:r>
-        <w:rPr>
-          <w:rFonts w:eastAsia="標楷體" w:hint="eastAsia"/>
-          <w:szCs w:val="24"/>
-        </w:rPr>
-        <w:t>，可知其組成包含</w:t>
-      </w:r>
-      <w:r>
-        <w:rPr>
-          <w:rFonts w:eastAsia="標楷體" w:hint="eastAsia"/>
-          <w:szCs w:val="24"/>
-        </w:rPr>
-        <w:t>2~3</w:t>
-      </w:r>
-      <w:r>
-        <w:rPr>
-          <w:rFonts w:eastAsia="標楷體" w:hint="eastAsia"/>
-          <w:szCs w:val="24"/>
-        </w:rPr>
-        <w:t xml:space="preserve"> </w:t>
-      </w:r>
-      <w:r>
-        <w:rPr>
-          <w:rFonts w:eastAsia="標楷體" w:hint="eastAsia"/>
-          <w:szCs w:val="24"/>
-        </w:rPr>
-        <w:t>Wt%</w:t>
-      </w:r>
-      <w:r>
-        <w:rPr>
-          <w:rFonts w:eastAsia="標楷體" w:hint="eastAsia"/>
-          <w:szCs w:val="24"/>
-        </w:rPr>
-        <w:t>之</w:t>
-      </w:r>
-      <w:r>
-        <w:rPr>
-          <w:rFonts w:eastAsia="標楷體" w:hint="eastAsia"/>
-          <w:szCs w:val="24"/>
-        </w:rPr>
         <w:t>CO</w:t>
       </w:r>
       <w:r>
@@ -9898,15 +10626,24 @@
         </w:rPr>
         <w:t>2</w:t>
       </w:r>
-      <w:r>
-        <w:rPr>
-          <w:rFonts w:eastAsia="標楷體" w:hint="eastAsia"/>
-          <w:szCs w:val="24"/>
-        </w:rPr>
-        <w:t>隨之逸散。</w:t>
+      <w:proofErr w:type="gramStart"/>
+      <w:r>
+        <w:rPr>
+          <w:rFonts w:eastAsia="標楷體" w:hint="eastAsia"/>
+          <w:szCs w:val="24"/>
+        </w:rPr>
+        <w:t>隨之逸散</w:t>
+      </w:r>
+      <w:proofErr w:type="gramEnd"/>
+      <w:r>
+        <w:rPr>
+          <w:rFonts w:eastAsia="標楷體" w:hint="eastAsia"/>
+          <w:szCs w:val="24"/>
+        </w:rPr>
+        <w:t>。</w:t>
       </w:r>
     </w:p>
-    <w:bookmarkEnd w:id="28"/>
+    <w:bookmarkEnd w:id="19"/>
     <w:p>
       <w:pPr>
         <w:adjustRightInd w:val="0"/>
@@ -9983,7 +10720,25 @@
           <w:b/>
           <w:szCs w:val="24"/>
         </w:rPr>
-        <w:t>除銹油</w:t>
+        <w:t>除</w:t>
+      </w:r>
+      <w:proofErr w:type="gramStart"/>
+      <w:r>
+        <w:rPr>
+          <w:rFonts w:eastAsia="標楷體" w:hint="eastAsia"/>
+          <w:b/>
+          <w:szCs w:val="24"/>
+        </w:rPr>
+        <w:t>銹</w:t>
+      </w:r>
+      <w:proofErr w:type="gramEnd"/>
+      <w:r>
+        <w:rPr>
+          <w:rFonts w:eastAsia="標楷體" w:hint="eastAsia"/>
+          <w:b/>
+          <w:szCs w:val="24"/>
+        </w:rPr>
+        <w:t>油</w:t>
       </w:r>
       <w:r>
         <w:rPr>
@@ -10043,11 +10798,42 @@
         <w:jc w:val="center"/>
         <w:rPr>
           <w:rFonts w:eastAsia="標楷體"/>
-          <w:szCs w:val="24"/>
-        </w:rPr>
-      </w:pPr>
-      <w:bookmarkStart w:id="29" w:name="製程CO2"/>
-      <w:bookmarkEnd w:id="29"/>
+          <w:sz w:val="14"/>
+          <w:szCs w:val="14"/>
+        </w:rPr>
+      </w:pPr>
+      <w:r>
+        <w:rPr>
+          <w:rFonts w:eastAsia="標楷體"/>
+          <w:sz w:val="14"/>
+          <w:szCs w:val="14"/>
+        </w:rPr>
+        <w:t>[</w:t>
+      </w:r>
+      <w:r>
+        <w:rPr>
+          <w:rFonts w:eastAsia="標楷體" w:hint="eastAsia"/>
+          <w:sz w:val="14"/>
+          <w:szCs w:val="14"/>
+        </w:rPr>
+        <w:t>製程</w:t>
+      </w:r>
+      <w:r>
+        <w:rPr>
+          <w:rFonts w:eastAsia="標楷體" w:hint="eastAsia"/>
+          <w:sz w:val="14"/>
+          <w:szCs w:val="14"/>
+        </w:rPr>
+        <w:t>CO2</w:t>
+      </w:r>
+      <w:r>
+        <w:rPr>
+          <w:rFonts w:eastAsia="標楷體"/>
+          <w:sz w:val="14"/>
+          <w:szCs w:val="14"/>
+        </w:rPr>
+        <w:t>]</w:t>
+      </w:r>
     </w:p>
     <w:p>
       <w:pPr>
@@ -10252,8 +11038,17 @@
           <w:rFonts w:eastAsia="標楷體" w:hint="eastAsia"/>
           <w:szCs w:val="24"/>
         </w:rPr>
-        <w:t>全球暖化潛勢值</w:t>
-      </w:r>
+        <w:t>全球</w:t>
+      </w:r>
+      <w:proofErr w:type="gramStart"/>
+      <w:r>
+        <w:rPr>
+          <w:rFonts w:eastAsia="標楷體" w:hint="eastAsia"/>
+          <w:szCs w:val="24"/>
+        </w:rPr>
+        <w:t>暖化潛勢值</w:t>
+      </w:r>
+      <w:proofErr w:type="gramEnd"/>
       <w:r>
         <w:rPr>
           <w:rFonts w:eastAsia="標楷體" w:hint="eastAsia"/>
@@ -10337,6 +11132,7 @@
         </w:rPr>
         <w:t>排放係數：</w:t>
       </w:r>
+      <w:proofErr w:type="gramStart"/>
       <w:r>
         <w:rPr>
           <w:rFonts w:eastAsia="標楷體" w:hint="eastAsia"/>
@@ -10351,12 +11147,29 @@
         </w:rPr>
         <w:t>1</w:t>
       </w:r>
-      <w:r>
-        <w:rPr>
-          <w:rFonts w:eastAsia="標楷體" w:hint="eastAsia"/>
-          <w:szCs w:val="24"/>
-        </w:rPr>
-        <w:t>年度之電力排碳係數為</w:t>
+      <w:proofErr w:type="gramEnd"/>
+      <w:r>
+        <w:rPr>
+          <w:rFonts w:eastAsia="標楷體" w:hint="eastAsia"/>
+          <w:szCs w:val="24"/>
+        </w:rPr>
+        <w:t>年度之</w:t>
+      </w:r>
+      <w:proofErr w:type="gramStart"/>
+      <w:r>
+        <w:rPr>
+          <w:rFonts w:eastAsia="標楷體" w:hint="eastAsia"/>
+          <w:szCs w:val="24"/>
+        </w:rPr>
+        <w:t>電力排碳係數</w:t>
+      </w:r>
+      <w:proofErr w:type="gramEnd"/>
+      <w:r>
+        <w:rPr>
+          <w:rFonts w:eastAsia="標楷體" w:hint="eastAsia"/>
+          <w:szCs w:val="24"/>
+        </w:rPr>
+        <w:t>為</w:t>
       </w:r>
       <w:r>
         <w:rPr>
@@ -10503,11 +11316,42 @@
         <w:jc w:val="center"/>
         <w:rPr>
           <w:rFonts w:eastAsia="標楷體"/>
-          <w:szCs w:val="24"/>
-        </w:rPr>
-      </w:pPr>
-      <w:bookmarkStart w:id="30" w:name="外購電力CO2"/>
-      <w:bookmarkEnd w:id="30"/>
+          <w:sz w:val="14"/>
+          <w:szCs w:val="14"/>
+        </w:rPr>
+      </w:pPr>
+      <w:r>
+        <w:rPr>
+          <w:rFonts w:eastAsia="標楷體"/>
+          <w:sz w:val="14"/>
+          <w:szCs w:val="14"/>
+        </w:rPr>
+        <w:t>[</w:t>
+      </w:r>
+      <w:r>
+        <w:rPr>
+          <w:rFonts w:eastAsia="標楷體" w:hint="eastAsia"/>
+          <w:sz w:val="14"/>
+          <w:szCs w:val="14"/>
+        </w:rPr>
+        <w:t>外購電力</w:t>
+      </w:r>
+      <w:r>
+        <w:rPr>
+          <w:rFonts w:eastAsia="標楷體" w:hint="eastAsia"/>
+          <w:sz w:val="14"/>
+          <w:szCs w:val="14"/>
+        </w:rPr>
+        <w:t>CO2</w:t>
+      </w:r>
+      <w:r>
+        <w:rPr>
+          <w:rFonts w:eastAsia="標楷體"/>
+          <w:sz w:val="14"/>
+          <w:szCs w:val="14"/>
+        </w:rPr>
+        <w:t>]</w:t>
+      </w:r>
     </w:p>
     <w:p>
       <w:pPr>
@@ -10535,6 +11379,7 @@
         </w:rPr>
       </w:pPr>
     </w:p>
+    <w:bookmarkEnd w:id="16"/>
     <w:p>
       <w:pPr>
         <w:pStyle w:val="af6"/>
@@ -10606,8 +11451,17 @@
           <w:rFonts w:hint="eastAsia"/>
           <w:sz w:val="24"/>
         </w:rPr>
-        <w:t>各排放源之量化公式與活動數據蒐集方式彙整如表</w:t>
-      </w:r>
+        <w:t>各排放源之量化公式與活動數據蒐集方式</w:t>
+      </w:r>
+      <w:proofErr w:type="gramStart"/>
+      <w:r>
+        <w:rPr>
+          <w:rFonts w:hint="eastAsia"/>
+          <w:sz w:val="24"/>
+        </w:rPr>
+        <w:t>彙整如表</w:t>
+      </w:r>
+      <w:proofErr w:type="gramEnd"/>
       <w:r>
         <w:rPr>
           <w:sz w:val="24"/>
@@ -11497,8 +12351,17 @@
                 <w:rFonts w:eastAsia="標楷體" w:hAnsi="標楷體"/>
                 <w:sz w:val="20"/>
               </w:rPr>
-              <w:t>估算溫室氣體逸散量</w:t>
-            </w:r>
+              <w:t>估算溫室氣體</w:t>
+            </w:r>
+            <w:proofErr w:type="gramStart"/>
+            <w:r>
+              <w:rPr>
+                <w:rFonts w:eastAsia="標楷體" w:hAnsi="標楷體"/>
+                <w:sz w:val="20"/>
+              </w:rPr>
+              <w:t>逸散量</w:t>
+            </w:r>
+            <w:proofErr w:type="gramEnd"/>
           </w:p>
         </w:tc>
         <w:tc>
@@ -11645,6 +12508,7 @@
                 <w:sz w:val="20"/>
               </w:rPr>
             </w:pPr>
+            <w:bookmarkStart w:id="20" w:name="OLE_LINK95"/>
             <w:r>
               <w:rPr>
                 <w:rFonts w:eastAsia="標楷體" w:hAnsi="標楷體" w:hint="eastAsia"/>
@@ -11659,6 +12523,7 @@
               </w:rPr>
               <w:t>冰箱、冷氣機</w:t>
             </w:r>
+            <w:bookmarkEnd w:id="20"/>
             <w:r>
               <w:rPr>
                 <w:rFonts w:eastAsia="標楷體" w:hAnsi="標楷體" w:hint="eastAsia"/>
@@ -11928,6 +12793,7 @@
         </w:rPr>
         <w:t>、「產品碳足跡資訊網」以及</w:t>
       </w:r>
+      <w:proofErr w:type="spellStart"/>
       <w:r>
         <w:rPr>
           <w:rFonts w:hint="eastAsia"/>
@@ -11935,6 +12801,7 @@
         </w:rPr>
         <w:t>SimaPro</w:t>
       </w:r>
+      <w:proofErr w:type="spellEnd"/>
       <w:r>
         <w:rPr>
           <w:rFonts w:hint="eastAsia"/>
@@ -11972,7 +12839,21 @@
         <w:rPr>
           <w:sz w:val="24"/>
         </w:rPr>
-        <w:t>…….</w:t>
+        <w:t>…</w:t>
+      </w:r>
+      <w:proofErr w:type="gramStart"/>
+      <w:r>
+        <w:rPr>
+          <w:sz w:val="24"/>
+        </w:rPr>
+        <w:t>…</w:t>
+      </w:r>
+      <w:proofErr w:type="gramEnd"/>
+      <w:r>
+        <w:rPr>
+          <w:sz w:val="24"/>
+        </w:rPr>
+        <w:t>.</w:t>
       </w:r>
       <w:r>
         <w:rPr>
@@ -12002,8 +12883,16 @@
         <w:rPr>
           <w:sz w:val="24"/>
         </w:rPr>
-        <w:t>全球暖化潛勢值</w:t>
-      </w:r>
+        <w:t>全球</w:t>
+      </w:r>
+      <w:proofErr w:type="gramStart"/>
+      <w:r>
+        <w:rPr>
+          <w:sz w:val="24"/>
+        </w:rPr>
+        <w:t>暖化潛勢值</w:t>
+      </w:r>
+      <w:proofErr w:type="gramEnd"/>
       <w:r>
         <w:rPr>
           <w:rFonts w:hint="eastAsia"/>
@@ -12041,9 +12930,9 @@
         <w:rPr>
           <w:sz w:val="24"/>
         </w:rPr>
-        <w:lastRenderedPageBreak/>
         <w:t>計算出各類溫室氣體排放量後，</w:t>
       </w:r>
+      <w:proofErr w:type="gramStart"/>
       <w:r>
         <w:rPr>
           <w:rFonts w:hint="eastAsia"/>
@@ -12055,8 +12944,23 @@
         <w:rPr>
           <w:sz w:val="24"/>
         </w:rPr>
-        <w:t>乘上各種溫室氣體所屬之全球暖化潛勢值</w:t>
-      </w:r>
+        <w:t>乘上</w:t>
+      </w:r>
+      <w:proofErr w:type="gramEnd"/>
+      <w:r>
+        <w:rPr>
+          <w:sz w:val="24"/>
+        </w:rPr>
+        <w:t>各種溫室氣體所屬之全球</w:t>
+      </w:r>
+      <w:proofErr w:type="gramStart"/>
+      <w:r>
+        <w:rPr>
+          <w:sz w:val="24"/>
+        </w:rPr>
+        <w:t>暖化潛勢值</w:t>
+      </w:r>
+      <w:proofErr w:type="gramEnd"/>
       <w:r>
         <w:rPr>
           <w:rFonts w:hint="eastAsia"/>
@@ -12137,7 +13041,21 @@
         <w:rPr>
           <w:sz w:val="24"/>
         </w:rPr>
-        <w:t>…….</w:t>
+        <w:t>…</w:t>
+      </w:r>
+      <w:proofErr w:type="gramStart"/>
+      <w:r>
+        <w:rPr>
+          <w:sz w:val="24"/>
+        </w:rPr>
+        <w:t>…</w:t>
+      </w:r>
+      <w:proofErr w:type="gramEnd"/>
+      <w:r>
+        <w:rPr>
+          <w:sz w:val="24"/>
+        </w:rPr>
+        <w:t>.</w:t>
       </w:r>
       <w:r>
         <w:rPr>
@@ -12165,15 +13083,16 @@
           <w:szCs w:val="24"/>
         </w:rPr>
       </w:pPr>
-      <w:bookmarkStart w:id="31" w:name="_Toc132310645"/>
-      <w:r>
-        <w:rPr>
-          <w:rFonts w:eastAsia="標楷體"/>
-          <w:szCs w:val="24"/>
-        </w:rPr>
+      <w:bookmarkStart w:id="21" w:name="_Toc132310645"/>
+      <w:r>
+        <w:rPr>
+          <w:rFonts w:eastAsia="標楷體"/>
+          <w:szCs w:val="24"/>
+        </w:rPr>
+        <w:lastRenderedPageBreak/>
         <w:t>量化方法變更說明</w:t>
       </w:r>
-      <w:bookmarkEnd w:id="31"/>
+      <w:bookmarkEnd w:id="21"/>
     </w:p>
     <w:p>
       <w:pPr>
@@ -12211,7 +13130,15 @@
         <w:t>除以新的量化計算方式計算外，並需與原來之計算方式做一比較，並說明二者之差異及選用新方法的理由</w:t>
       </w:r>
       <w:r>
-        <w:t>…….</w:t>
+        <w:t>…</w:t>
+      </w:r>
+      <w:proofErr w:type="gramStart"/>
+      <w:r>
+        <w:t>…</w:t>
+      </w:r>
+      <w:proofErr w:type="gramEnd"/>
+      <w:r>
+        <w:t>.</w:t>
       </w:r>
       <w:r>
         <w:rPr>
@@ -12239,7 +13166,7 @@
           <w:szCs w:val="24"/>
         </w:rPr>
       </w:pPr>
-      <w:bookmarkStart w:id="32" w:name="_Toc132310646"/>
+      <w:bookmarkStart w:id="22" w:name="_Toc132310646"/>
       <w:r>
         <w:rPr>
           <w:rFonts w:eastAsia="標楷體"/>
@@ -12261,7 +13188,7 @@
         </w:rPr>
         <w:t>變更說明</w:t>
       </w:r>
-      <w:bookmarkEnd w:id="32"/>
+      <w:bookmarkEnd w:id="22"/>
     </w:p>
     <w:p>
       <w:pPr>
@@ -12283,7 +13210,15 @@
         <w:t>本次盤查作業若量化方法屬於排放係數法者</w:t>
       </w:r>
       <w:r>
-        <w:t>…….</w:t>
+        <w:t>…</w:t>
+      </w:r>
+      <w:proofErr w:type="gramStart"/>
+      <w:r>
+        <w:t>…</w:t>
+      </w:r>
+      <w:proofErr w:type="gramEnd"/>
+      <w:r>
+        <w:t>.</w:t>
       </w:r>
       <w:r>
         <w:rPr>
@@ -12311,7 +13246,7 @@
           <w:szCs w:val="24"/>
         </w:rPr>
       </w:pPr>
-      <w:bookmarkStart w:id="33" w:name="_Toc132310647"/>
+      <w:bookmarkStart w:id="23" w:name="_Toc132310647"/>
       <w:r>
         <w:rPr>
           <w:rFonts w:eastAsia="標楷體"/>
@@ -12319,7 +13254,7 @@
         </w:rPr>
         <w:t>有效位數</w:t>
       </w:r>
-      <w:bookmarkEnd w:id="33"/>
+      <w:bookmarkEnd w:id="23"/>
     </w:p>
     <w:p>
       <w:pPr>
@@ -12437,8 +13372,18 @@
           <w:sz w:val="24"/>
           <w:szCs w:val="24"/>
         </w:rPr>
-        <w:t>……</w:t>
-      </w:r>
+        <w:t>…</w:t>
+      </w:r>
+      <w:proofErr w:type="gramStart"/>
+      <w:r>
+        <w:rPr>
+          <w:rFonts w:eastAsia="標楷體"/>
+          <w:sz w:val="24"/>
+          <w:szCs w:val="24"/>
+        </w:rPr>
+        <w:t>…</w:t>
+      </w:r>
+      <w:proofErr w:type="gramEnd"/>
       <w:r>
         <w:rPr>
           <w:rFonts w:eastAsia="標楷體"/>
@@ -12466,7 +13411,7 @@
           <w:szCs w:val="24"/>
         </w:rPr>
       </w:pPr>
-      <w:bookmarkStart w:id="34" w:name="_Toc132310648"/>
+      <w:bookmarkStart w:id="24" w:name="_Toc132310648"/>
       <w:r>
         <w:rPr>
           <w:rFonts w:eastAsia="標楷體" w:hint="eastAsia"/>
@@ -12481,7 +13426,7 @@
         </w:rPr>
         <w:t>資訊流</w:t>
       </w:r>
-      <w:bookmarkEnd w:id="34"/>
+      <w:bookmarkEnd w:id="24"/>
     </w:p>
     <w:p>
       <w:pPr>
@@ -12591,7 +13536,25 @@
           <w:sz w:val="24"/>
           <w:szCs w:val="24"/>
         </w:rPr>
-        <w:t>…….</w:t>
+        <w:t>…</w:t>
+      </w:r>
+      <w:proofErr w:type="gramStart"/>
+      <w:r>
+        <w:rPr>
+          <w:rFonts w:eastAsia="標楷體"/>
+          <w:sz w:val="24"/>
+          <w:szCs w:val="24"/>
+        </w:rPr>
+        <w:t>…</w:t>
+      </w:r>
+      <w:proofErr w:type="gramEnd"/>
+      <w:r>
+        <w:rPr>
+          <w:rFonts w:eastAsia="標楷體"/>
+          <w:sz w:val="24"/>
+          <w:szCs w:val="24"/>
+        </w:rPr>
+        <w:t>.</w:t>
       </w:r>
       <w:r>
         <w:rPr>
@@ -12647,7 +13610,7 @@
           <w:szCs w:val="28"/>
         </w:rPr>
       </w:pPr>
-      <w:bookmarkStart w:id="35" w:name="_Toc132310651"/>
+      <w:bookmarkStart w:id="25" w:name="_Toc132310651"/>
       <w:r>
         <w:rPr>
           <w:rFonts w:eastAsia="標楷體"/>
@@ -12679,7 +13642,7 @@
         </w:rPr>
         <w:t>基準年</w:t>
       </w:r>
-      <w:bookmarkEnd w:id="35"/>
+      <w:bookmarkEnd w:id="25"/>
     </w:p>
     <w:p>
       <w:pPr>
@@ -12698,7 +13661,7 @@
           <w:szCs w:val="24"/>
         </w:rPr>
       </w:pPr>
-      <w:bookmarkStart w:id="36" w:name="_Toc132310652"/>
+      <w:bookmarkStart w:id="26" w:name="_Toc132310652"/>
       <w:r>
         <w:rPr>
           <w:rFonts w:eastAsia="標楷體"/>
@@ -12720,7 +13683,7 @@
         </w:rPr>
         <w:t>定</w:t>
       </w:r>
-      <w:bookmarkEnd w:id="36"/>
+      <w:bookmarkEnd w:id="26"/>
     </w:p>
     <w:p>
       <w:pPr>
@@ -14640,6 +15603,7 @@
               </w:rPr>
               <w:t>年總排放當量</w:t>
             </w:r>
+            <w:proofErr w:type="gramStart"/>
             <w:r>
               <w:rPr>
                 <w:rFonts w:eastAsia="標楷體" w:hint="eastAsia"/>
@@ -14649,6 +15613,7 @@
               </w:rPr>
               <w:t>註</w:t>
             </w:r>
+            <w:proofErr w:type="gramEnd"/>
           </w:p>
         </w:tc>
         <w:tc>
@@ -15266,6 +16231,7 @@
                 <w:szCs w:val="18"/>
               </w:rPr>
             </w:pPr>
+            <w:proofErr w:type="gramStart"/>
             <w:r>
               <w:rPr>
                 <w:rFonts w:eastAsia="標楷體" w:hint="eastAsia"/>
@@ -15274,6 +16240,7 @@
               </w:rPr>
               <w:t>氣體別占比</w:t>
             </w:r>
+            <w:proofErr w:type="gramEnd"/>
             <w:r>
               <w:rPr>
                 <w:rFonts w:eastAsia="標楷體" w:hint="eastAsia"/>
@@ -15769,13 +16736,23 @@
                 <w:szCs w:val="18"/>
               </w:rPr>
             </w:pPr>
-            <w:r>
-              <w:rPr>
-                <w:rFonts w:eastAsia="標楷體" w:hint="eastAsia"/>
-                <w:sz w:val="18"/>
-                <w:szCs w:val="18"/>
-              </w:rPr>
-              <w:t>註：依溫室氣體排放量盤查登錄管理辦法第二條第一款規定，溫室氣體排放量以公噸二氧化碳當量</w:t>
+            <w:proofErr w:type="gramStart"/>
+            <w:r>
+              <w:rPr>
+                <w:rFonts w:eastAsia="標楷體" w:hint="eastAsia"/>
+                <w:sz w:val="18"/>
+                <w:szCs w:val="18"/>
+              </w:rPr>
+              <w:t>註</w:t>
+            </w:r>
+            <w:proofErr w:type="gramEnd"/>
+            <w:r>
+              <w:rPr>
+                <w:rFonts w:eastAsia="標楷體" w:hint="eastAsia"/>
+                <w:sz w:val="18"/>
+                <w:szCs w:val="18"/>
+              </w:rPr>
+              <w:t>：依溫室氣體排放量盤查登錄管理辦法第二條第一款規定，溫室氣體排放量以公噸二氧化碳當量</w:t>
             </w:r>
             <w:r>
               <w:rPr>
@@ -16330,8 +17307,18 @@
                 <w:sz w:val="18"/>
                 <w:szCs w:val="18"/>
               </w:rPr>
-              <w:t>類別一</w:t>
-            </w:r>
+              <w:t>類別</w:t>
+            </w:r>
+            <w:proofErr w:type="gramStart"/>
+            <w:r>
+              <w:rPr>
+                <w:rFonts w:eastAsia="標楷體" w:hint="eastAsia"/>
+                <w:sz w:val="18"/>
+                <w:szCs w:val="18"/>
+              </w:rPr>
+              <w:t>一</w:t>
+            </w:r>
+            <w:proofErr w:type="gramEnd"/>
             <w:r>
               <w:rPr>
                 <w:rFonts w:eastAsia="標楷體" w:hint="eastAsia"/>
@@ -16391,8 +17378,18 @@
                 <w:sz w:val="18"/>
                 <w:szCs w:val="18"/>
               </w:rPr>
-              <w:t>類別一</w:t>
-            </w:r>
+              <w:t>類別</w:t>
+            </w:r>
+            <w:proofErr w:type="gramStart"/>
+            <w:r>
+              <w:rPr>
+                <w:rFonts w:eastAsia="標楷體" w:hint="eastAsia"/>
+                <w:sz w:val="18"/>
+                <w:szCs w:val="18"/>
+              </w:rPr>
+              <w:t>一</w:t>
+            </w:r>
+            <w:proofErr w:type="gramEnd"/>
             <w:r>
               <w:rPr>
                 <w:rFonts w:eastAsia="標楷體" w:hint="eastAsia"/>
@@ -16452,8 +17449,18 @@
                 <w:sz w:val="18"/>
                 <w:szCs w:val="18"/>
               </w:rPr>
-              <w:t>類別一</w:t>
-            </w:r>
+              <w:t>類別</w:t>
+            </w:r>
+            <w:proofErr w:type="gramStart"/>
+            <w:r>
+              <w:rPr>
+                <w:rFonts w:eastAsia="標楷體" w:hint="eastAsia"/>
+                <w:sz w:val="18"/>
+                <w:szCs w:val="18"/>
+              </w:rPr>
+              <w:t>一</w:t>
+            </w:r>
+            <w:proofErr w:type="gramEnd"/>
             <w:r>
               <w:rPr>
                 <w:rFonts w:eastAsia="標楷體" w:hint="eastAsia"/>
@@ -16513,8 +17520,18 @@
                 <w:sz w:val="18"/>
                 <w:szCs w:val="18"/>
               </w:rPr>
-              <w:t>類別一</w:t>
-            </w:r>
+              <w:t>類別</w:t>
+            </w:r>
+            <w:proofErr w:type="gramStart"/>
+            <w:r>
+              <w:rPr>
+                <w:rFonts w:eastAsia="標楷體" w:hint="eastAsia"/>
+                <w:sz w:val="18"/>
+                <w:szCs w:val="18"/>
+              </w:rPr>
+              <w:t>一</w:t>
+            </w:r>
+            <w:proofErr w:type="gramEnd"/>
             <w:r>
               <w:rPr>
                 <w:rFonts w:eastAsia="標楷體" w:hint="eastAsia"/>
@@ -16574,8 +17591,18 @@
                 <w:sz w:val="18"/>
                 <w:szCs w:val="18"/>
               </w:rPr>
-              <w:t>類別一</w:t>
-            </w:r>
+              <w:t>類別</w:t>
+            </w:r>
+            <w:proofErr w:type="gramStart"/>
+            <w:r>
+              <w:rPr>
+                <w:rFonts w:eastAsia="標楷體" w:hint="eastAsia"/>
+                <w:sz w:val="18"/>
+                <w:szCs w:val="18"/>
+              </w:rPr>
+              <w:t>一</w:t>
+            </w:r>
+            <w:proofErr w:type="gramEnd"/>
             <w:r>
               <w:rPr>
                 <w:rFonts w:eastAsia="標楷體" w:hint="eastAsia"/>
@@ -16635,8 +17662,18 @@
                 <w:sz w:val="18"/>
                 <w:szCs w:val="18"/>
               </w:rPr>
-              <w:t>類別一</w:t>
-            </w:r>
+              <w:t>類別</w:t>
+            </w:r>
+            <w:proofErr w:type="gramStart"/>
+            <w:r>
+              <w:rPr>
+                <w:rFonts w:eastAsia="標楷體" w:hint="eastAsia"/>
+                <w:sz w:val="18"/>
+                <w:szCs w:val="18"/>
+              </w:rPr>
+              <w:t>一</w:t>
+            </w:r>
+            <w:proofErr w:type="gramEnd"/>
             <w:r>
               <w:rPr>
                 <w:rFonts w:eastAsia="標楷體" w:hint="eastAsia"/>
@@ -16696,8 +17733,18 @@
                 <w:sz w:val="18"/>
                 <w:szCs w:val="18"/>
               </w:rPr>
-              <w:t>類別一</w:t>
-            </w:r>
+              <w:t>類別</w:t>
+            </w:r>
+            <w:proofErr w:type="gramStart"/>
+            <w:r>
+              <w:rPr>
+                <w:rFonts w:eastAsia="標楷體" w:hint="eastAsia"/>
+                <w:sz w:val="18"/>
+                <w:szCs w:val="18"/>
+              </w:rPr>
+              <w:t>一</w:t>
+            </w:r>
+            <w:proofErr w:type="gramEnd"/>
             <w:r>
               <w:rPr>
                 <w:rFonts w:eastAsia="標楷體" w:hint="eastAsia"/>
@@ -16794,6 +17841,7 @@
                 <w:szCs w:val="18"/>
               </w:rPr>
             </w:pPr>
+            <w:proofErr w:type="gramStart"/>
             <w:r>
               <w:rPr>
                 <w:rFonts w:eastAsia="標楷體" w:hint="eastAsia"/>
@@ -16802,6 +17850,7 @@
               </w:rPr>
               <w:t>氣體別占比</w:t>
             </w:r>
+            <w:proofErr w:type="gramEnd"/>
             <w:r>
               <w:rPr>
                 <w:rFonts w:eastAsia="標楷體" w:hint="eastAsia"/>
@@ -16869,8 +17918,18 @@
                 <w:sz w:val="18"/>
                 <w:szCs w:val="18"/>
               </w:rPr>
-              <w:t>類別一</w:t>
-            </w:r>
+              <w:t>類別</w:t>
+            </w:r>
+            <w:proofErr w:type="gramStart"/>
+            <w:r>
+              <w:rPr>
+                <w:rFonts w:eastAsia="標楷體" w:hint="eastAsia"/>
+                <w:sz w:val="18"/>
+                <w:szCs w:val="18"/>
+              </w:rPr>
+              <w:t>一</w:t>
+            </w:r>
+            <w:proofErr w:type="gramEnd"/>
             <w:r>
               <w:rPr>
                 <w:rFonts w:eastAsia="標楷體" w:hint="eastAsia"/>
@@ -16930,8 +17989,18 @@
                 <w:sz w:val="18"/>
                 <w:szCs w:val="18"/>
               </w:rPr>
-              <w:t>類別一</w:t>
-            </w:r>
+              <w:t>類別</w:t>
+            </w:r>
+            <w:proofErr w:type="gramStart"/>
+            <w:r>
+              <w:rPr>
+                <w:rFonts w:eastAsia="標楷體" w:hint="eastAsia"/>
+                <w:sz w:val="18"/>
+                <w:szCs w:val="18"/>
+              </w:rPr>
+              <w:t>一</w:t>
+            </w:r>
+            <w:proofErr w:type="gramEnd"/>
             <w:r>
               <w:rPr>
                 <w:rFonts w:eastAsia="標楷體" w:hint="eastAsia"/>
@@ -16991,8 +18060,18 @@
                 <w:sz w:val="18"/>
                 <w:szCs w:val="18"/>
               </w:rPr>
-              <w:t>類別一</w:t>
-            </w:r>
+              <w:t>類別</w:t>
+            </w:r>
+            <w:proofErr w:type="gramStart"/>
+            <w:r>
+              <w:rPr>
+                <w:rFonts w:eastAsia="標楷體" w:hint="eastAsia"/>
+                <w:sz w:val="18"/>
+                <w:szCs w:val="18"/>
+              </w:rPr>
+              <w:t>一</w:t>
+            </w:r>
+            <w:proofErr w:type="gramEnd"/>
             <w:r>
               <w:rPr>
                 <w:rFonts w:eastAsia="標楷體" w:hint="eastAsia"/>
@@ -17052,8 +18131,18 @@
                 <w:sz w:val="18"/>
                 <w:szCs w:val="18"/>
               </w:rPr>
-              <w:t>類別一</w:t>
-            </w:r>
+              <w:t>類別</w:t>
+            </w:r>
+            <w:proofErr w:type="gramStart"/>
+            <w:r>
+              <w:rPr>
+                <w:rFonts w:eastAsia="標楷體" w:hint="eastAsia"/>
+                <w:sz w:val="18"/>
+                <w:szCs w:val="18"/>
+              </w:rPr>
+              <w:t>一</w:t>
+            </w:r>
+            <w:proofErr w:type="gramEnd"/>
             <w:r>
               <w:rPr>
                 <w:rFonts w:eastAsia="標楷體" w:hint="eastAsia"/>
@@ -17113,8 +18202,18 @@
                 <w:sz w:val="18"/>
                 <w:szCs w:val="18"/>
               </w:rPr>
-              <w:t>類別一</w:t>
-            </w:r>
+              <w:t>類別</w:t>
+            </w:r>
+            <w:proofErr w:type="gramStart"/>
+            <w:r>
+              <w:rPr>
+                <w:rFonts w:eastAsia="標楷體" w:hint="eastAsia"/>
+                <w:sz w:val="18"/>
+                <w:szCs w:val="18"/>
+              </w:rPr>
+              <w:t>一</w:t>
+            </w:r>
+            <w:proofErr w:type="gramEnd"/>
             <w:r>
               <w:rPr>
                 <w:rFonts w:eastAsia="標楷體" w:hint="eastAsia"/>
@@ -17174,8 +18273,18 @@
                 <w:sz w:val="18"/>
                 <w:szCs w:val="18"/>
               </w:rPr>
-              <w:t>類別一</w:t>
-            </w:r>
+              <w:t>類別</w:t>
+            </w:r>
+            <w:proofErr w:type="gramStart"/>
+            <w:r>
+              <w:rPr>
+                <w:rFonts w:eastAsia="標楷體" w:hint="eastAsia"/>
+                <w:sz w:val="18"/>
+                <w:szCs w:val="18"/>
+              </w:rPr>
+              <w:t>一</w:t>
+            </w:r>
+            <w:proofErr w:type="gramEnd"/>
             <w:r>
               <w:rPr>
                 <w:rFonts w:eastAsia="標楷體" w:hint="eastAsia"/>
@@ -17235,8 +18344,18 @@
                 <w:sz w:val="18"/>
                 <w:szCs w:val="18"/>
               </w:rPr>
-              <w:t>類別一</w:t>
-            </w:r>
+              <w:t>類別</w:t>
+            </w:r>
+            <w:proofErr w:type="gramStart"/>
+            <w:r>
+              <w:rPr>
+                <w:rFonts w:eastAsia="標楷體" w:hint="eastAsia"/>
+                <w:sz w:val="18"/>
+                <w:szCs w:val="18"/>
+              </w:rPr>
+              <w:t>一</w:t>
+            </w:r>
+            <w:proofErr w:type="gramEnd"/>
             <w:r>
               <w:rPr>
                 <w:rFonts w:eastAsia="標楷體" w:hint="eastAsia"/>
@@ -17339,6 +18458,7 @@
               </w:rPr>
               <w:t>類別</w:t>
             </w:r>
+            <w:proofErr w:type="gramStart"/>
             <w:r>
               <w:rPr>
                 <w:rFonts w:eastAsia="標楷體" w:hint="eastAsia"/>
@@ -17349,6 +18469,7 @@
               </w:rPr>
               <w:t>一</w:t>
             </w:r>
+            <w:proofErr w:type="gramEnd"/>
             <w:r>
               <w:rPr>
                 <w:rFonts w:eastAsia="標楷體" w:hint="eastAsia"/>
@@ -17436,6 +18557,7 @@
               </w:rPr>
               <w:t>類別</w:t>
             </w:r>
+            <w:proofErr w:type="gramStart"/>
             <w:r>
               <w:rPr>
                 <w:rFonts w:eastAsia="標楷體" w:hint="eastAsia"/>
@@ -17444,6 +18566,7 @@
               </w:rPr>
               <w:t>一</w:t>
             </w:r>
+            <w:proofErr w:type="gramEnd"/>
           </w:p>
         </w:tc>
         <w:tc>
@@ -18220,6 +19343,7 @@
                 <w:szCs w:val="18"/>
               </w:rPr>
             </w:pPr>
+            <w:proofErr w:type="gramStart"/>
             <w:r>
               <w:rPr>
                 <w:rFonts w:eastAsia="標楷體" w:hint="eastAsia"/>
@@ -18228,6 +19352,7 @@
               </w:rPr>
               <w:t>氣體別占比</w:t>
             </w:r>
+            <w:proofErr w:type="gramEnd"/>
             <w:r>
               <w:rPr>
                 <w:rFonts w:eastAsia="標楷體" w:hint="eastAsia"/>
@@ -18295,7 +19420,25 @@
                 <w:sz w:val="18"/>
                 <w:szCs w:val="18"/>
               </w:rPr>
-              <w:t>類別一占比</w:t>
+              <w:t>類別</w:t>
+            </w:r>
+            <w:proofErr w:type="gramStart"/>
+            <w:r>
+              <w:rPr>
+                <w:rFonts w:eastAsia="標楷體" w:hint="eastAsia"/>
+                <w:sz w:val="18"/>
+                <w:szCs w:val="18"/>
+              </w:rPr>
+              <w:t>一</w:t>
+            </w:r>
+            <w:proofErr w:type="gramEnd"/>
+            <w:r>
+              <w:rPr>
+                <w:rFonts w:eastAsia="標楷體" w:hint="eastAsia"/>
+                <w:sz w:val="18"/>
+                <w:szCs w:val="18"/>
+              </w:rPr>
+              <w:t>占比</w:t>
             </w:r>
             <w:r>
               <w:rPr>
@@ -18671,13 +19814,23 @@
                 <w:szCs w:val="18"/>
               </w:rPr>
             </w:pPr>
-            <w:r>
-              <w:rPr>
-                <w:rFonts w:eastAsia="標楷體" w:hint="eastAsia"/>
-                <w:sz w:val="18"/>
-                <w:szCs w:val="18"/>
-              </w:rPr>
-              <w:t>註：依溫室氣體排放量盤查登錄管理辦法第二條第一款規定，溫室氣體排放量以公噸二氧化碳當量</w:t>
+            <w:proofErr w:type="gramStart"/>
+            <w:r>
+              <w:rPr>
+                <w:rFonts w:eastAsia="標楷體" w:hint="eastAsia"/>
+                <w:sz w:val="18"/>
+                <w:szCs w:val="18"/>
+              </w:rPr>
+              <w:t>註</w:t>
+            </w:r>
+            <w:proofErr w:type="gramEnd"/>
+            <w:r>
+              <w:rPr>
+                <w:rFonts w:eastAsia="標楷體" w:hint="eastAsia"/>
+                <w:sz w:val="18"/>
+                <w:szCs w:val="18"/>
+              </w:rPr>
+              <w:t>：依溫室氣體排放量盤查登錄管理辦法第二條第一款規定，溫室氣體排放量以公噸二氧化碳當量</w:t>
             </w:r>
             <w:r>
               <w:rPr>
@@ -18798,7 +19951,7 @@
           <w:szCs w:val="28"/>
         </w:rPr>
       </w:pPr>
-      <w:bookmarkStart w:id="37" w:name="_Toc132310653"/>
+      <w:bookmarkStart w:id="27" w:name="_Toc132310653"/>
       <w:r>
         <w:rPr>
           <w:rFonts w:eastAsia="標楷體"/>
@@ -18850,7 +20003,7 @@
         </w:rPr>
         <w:t>參考文獻</w:t>
       </w:r>
-      <w:bookmarkEnd w:id="37"/>
+      <w:bookmarkEnd w:id="27"/>
     </w:p>
     <w:p>
       <w:pPr>
@@ -18935,7 +20088,23 @@
           <w:rFonts w:eastAsia="標楷體"/>
           <w:szCs w:val="24"/>
         </w:rPr>
-        <w:t xml:space="preserve">Fifth Assessment Report : Climate Change </w:t>
+        <w:t xml:space="preserve">Fifth Assessment </w:t>
+      </w:r>
+      <w:proofErr w:type="gramStart"/>
+      <w:r>
+        <w:rPr>
+          <w:rFonts w:eastAsia="標楷體"/>
+          <w:szCs w:val="24"/>
+        </w:rPr>
+        <w:t>Report :</w:t>
+      </w:r>
+      <w:proofErr w:type="gramEnd"/>
+      <w:r>
+        <w:rPr>
+          <w:rFonts w:eastAsia="標楷體"/>
+          <w:szCs w:val="24"/>
+        </w:rPr>
+        <w:t xml:space="preserve"> Climate Change </w:t>
       </w:r>
       <w:r>
         <w:rPr>
@@ -19182,7 +20351,7 @@
           <w:szCs w:val="28"/>
         </w:rPr>
       </w:pPr>
-      <w:bookmarkStart w:id="38" w:name="_Toc132310654"/>
+      <w:bookmarkStart w:id="28" w:name="_Toc132310654"/>
       <w:r>
         <w:rPr>
           <w:rFonts w:eastAsia="標楷體" w:hint="eastAsia"/>
@@ -19194,7 +20363,7 @@
         <w:lastRenderedPageBreak/>
         <w:t>附件</w:t>
       </w:r>
-      <w:bookmarkEnd w:id="38"/>
+      <w:bookmarkEnd w:id="28"/>
     </w:p>
     <w:p>
       <w:pPr>
@@ -19246,6 +20415,17 @@
         </w:rPr>
         <w:t>管理部</w:t>
       </w:r>
+    </w:p>
+    <w:p>
+      <w:pPr>
+        <w:adjustRightInd w:val="0"/>
+        <w:snapToGrid w:val="0"/>
+        <w:rPr>
+          <w:rFonts w:ascii="標楷體" w:eastAsia="標楷體" w:hAnsi="標楷體"/>
+          <w:color w:val="FFFFFF"/>
+          <w:szCs w:val="24"/>
+        </w:rPr>
+      </w:pPr>
     </w:p>
     <w:p>
       <w:pPr>
@@ -19256,13 +20436,30 @@
         <w:jc w:val="center"/>
         <w:rPr>
           <w:rFonts w:eastAsia="標楷體"/>
-          <w:b/>
-          <w:sz w:val="28"/>
-          <w:szCs w:val="28"/>
-        </w:rPr>
-      </w:pPr>
-      <w:bookmarkStart w:id="39" w:name="公司組織圖"/>
-      <w:bookmarkEnd w:id="39"/>
+          <w:szCs w:val="24"/>
+        </w:rPr>
+      </w:pPr>
+      <w:r>
+        <w:rPr>
+          <w:rFonts w:eastAsia="標楷體" w:hint="eastAsia"/>
+          <w:szCs w:val="24"/>
+        </w:rPr>
+        <w:t>[</w:t>
+      </w:r>
+      <w:r>
+        <w:rPr>
+          <w:rFonts w:eastAsia="標楷體" w:hint="eastAsia"/>
+          <w:szCs w:val="24"/>
+        </w:rPr>
+        <w:t>公司組織圖</w:t>
+      </w:r>
+      <w:r>
+        <w:rPr>
+          <w:rFonts w:eastAsia="標楷體" w:hint="eastAsia"/>
+          <w:szCs w:val="24"/>
+        </w:rPr>
+        <w:t>]</w:t>
+      </w:r>
     </w:p>
     <w:p>
       <w:pPr>
@@ -19272,6 +20469,18 @@
         <w:ind w:right="-23"/>
         <w:jc w:val="center"/>
         <w:rPr>
+          <w:rFonts w:eastAsia="標楷體" w:hint="eastAsia"/>
+          <w:szCs w:val="24"/>
+        </w:rPr>
+      </w:pPr>
+    </w:p>
+    <w:p>
+      <w:pPr>
+        <w:adjustRightInd w:val="0"/>
+        <w:snapToGrid w:val="0"/>
+        <w:spacing w:afterLines="50" w:after="120"/>
+        <w:ind w:right="-23"/>
+        <w:rPr>
           <w:rFonts w:eastAsia="標楷體"/>
           <w:b/>
           <w:sz w:val="28"/>
@@ -19303,6 +20512,7 @@
         <w:lastRenderedPageBreak/>
         <w:t>附</w:t>
       </w:r>
+      <w:bookmarkStart w:id="29" w:name="OLE_LINK7"/>
       <w:r>
         <w:rPr>
           <w:rFonts w:eastAsia="標楷體" w:hint="eastAsia"/>
@@ -19339,6 +20549,7 @@
         </w:rPr>
       </w:pPr>
     </w:p>
+    <w:bookmarkEnd w:id="29"/>
     <w:p>
       <w:pPr>
         <w:adjustRightInd w:val="0"/>
@@ -19408,6 +20619,28 @@
           <w:szCs w:val="24"/>
         </w:rPr>
       </w:pPr>
+      <w:r>
+        <w:rPr>
+          <w:rFonts w:eastAsia="標楷體" w:hint="eastAsia"/>
+          <w:szCs w:val="24"/>
+        </w:rPr>
+        <w:t>[</w:t>
+      </w:r>
+      <w:r>
+        <w:rPr>
+          <w:rFonts w:eastAsia="標楷體" w:hint="eastAsia"/>
+          <w:b/>
+          <w:szCs w:val="24"/>
+        </w:rPr>
+        <w:t>地理位置圖</w:t>
+      </w:r>
+      <w:r>
+        <w:rPr>
+          <w:rFonts w:eastAsia="標楷體" w:hint="eastAsia"/>
+          <w:szCs w:val="24"/>
+        </w:rPr>
+        <w:t>]</w:t>
+      </w:r>
     </w:p>
     <w:p>
       <w:pPr>
@@ -19420,14 +20653,25 @@
           <w:rFonts w:eastAsia="標楷體"/>
           <w:szCs w:val="24"/>
         </w:rPr>
+      </w:pPr>
+    </w:p>
+    <w:p>
+      <w:pPr>
+        <w:adjustRightInd w:val="0"/>
+        <w:snapToGrid w:val="0"/>
+        <w:spacing w:afterLines="50" w:after="120"/>
+        <w:ind w:right="-23"/>
+        <w:jc w:val="center"/>
+        <w:rPr>
+          <w:rFonts w:eastAsia="標楷體"/>
+          <w:szCs w:val="24"/>
+        </w:rPr>
         <w:sectPr>
           <w:pgSz w:w="11920" w:h="16840"/>
           <w:pgMar w:top="1134" w:right="1134" w:bottom="1134" w:left="1134" w:header="851" w:footer="992" w:gutter="0"/>
           <w:cols w:space="720"/>
         </w:sectPr>
       </w:pPr>
-      <w:bookmarkStart w:id="40" w:name="地理位置圖"/>
-      <w:bookmarkEnd w:id="40"/>
     </w:p>
     <w:p>
       <w:pPr>
@@ -19485,14 +20729,58 @@
       <w:pPr>
         <w:adjustRightInd w:val="0"/>
         <w:snapToGrid w:val="0"/>
+        <w:rPr>
+          <w:rFonts w:eastAsia="標楷體"/>
+          <w:szCs w:val="24"/>
+        </w:rPr>
+      </w:pPr>
+    </w:p>
+    <w:p>
+      <w:pPr>
+        <w:adjustRightInd w:val="0"/>
+        <w:snapToGrid w:val="0"/>
+        <w:spacing w:afterLines="50" w:after="120"/>
+        <w:ind w:right="-23"/>
         <w:jc w:val="center"/>
         <w:rPr>
           <w:rFonts w:eastAsia="標楷體"/>
           <w:szCs w:val="24"/>
         </w:rPr>
       </w:pPr>
-      <w:bookmarkStart w:id="41" w:name="廠區圖"/>
-      <w:bookmarkEnd w:id="41"/>
+      <w:r>
+        <w:rPr>
+          <w:rFonts w:eastAsia="標楷體" w:hint="eastAsia"/>
+          <w:szCs w:val="24"/>
+        </w:rPr>
+        <w:t>[</w:t>
+      </w:r>
+      <w:r>
+        <w:rPr>
+          <w:rFonts w:eastAsia="標楷體" w:hint="eastAsia"/>
+          <w:szCs w:val="24"/>
+        </w:rPr>
+        <w:t>廠區圖</w:t>
+      </w:r>
+      <w:r>
+        <w:rPr>
+          <w:rFonts w:eastAsia="標楷體" w:hint="eastAsia"/>
+          <w:szCs w:val="24"/>
+        </w:rPr>
+        <w:t>]</w:t>
+      </w:r>
+    </w:p>
+    <w:p>
+      <w:pPr>
+        <w:adjustRightInd w:val="0"/>
+        <w:snapToGrid w:val="0"/>
+        <w:spacing w:afterLines="50" w:after="120"/>
+        <w:ind w:right="-23"/>
+        <w:jc w:val="center"/>
+        <w:rPr>
+          <w:rFonts w:eastAsia="標楷體"/>
+          <w:szCs w:val="24"/>
+        </w:rPr>
+      </w:pPr>
     </w:p>
     <w:p>
       <w:pPr>
@@ -20680,7 +21968,7 @@
 </file>
 
 <file path=word/endnotes.xml><?xml version="1.0" encoding="utf-8"?>
-<w:endnotes xmlns:wpc="http://schemas.microsoft.com/office/word/2010/wordprocessingCanvas" xmlns:cx="http://schemas.microsoft.com/office/drawing/2014/chartex" xmlns:cx1="http://schemas.microsoft.com/office/drawing/2015/9/8/chartex" xmlns:cx2="http://schemas.microsoft.com/office/drawing/2015/10/21/chartex" xmlns:cx3="http://schemas.microsoft.com/office/drawing/2016/5/9/chartex" xmlns:cx4="http://schemas.microsoft.com/office/drawing/2016/5/10/chartex" xmlns:cx5="http://schemas.microsoft.com/office/drawing/2016/5/11/chartex" xmlns:cx6="http://schemas.microsoft.com/office/drawing/2016/5/12/chartex" xmlns:cx7="http://schemas.microsoft.com/office/drawing/2016/5/13/chartex" xmlns:cx8="http://schemas.microsoft.com/office/drawing/2016/5/14/chartex" xmlns:mc="http://schemas.openxmlformats.org/markup-compatibility/2006" xmlns:aink="http://schemas.microsoft.com/office/drawing/2016/ink" xmlns:am3d="http://schemas.microsoft.com/office/drawing/2017/model3d" xmlns:o="urn:schemas-microsoft-com:office:office" xmlns:oel="http://schemas.microsoft.com/office/2019/extlst" xmlns:r="http://schemas.openxmlformats.org/officeDocument/2006/relationships" xmlns:m="http://schemas.openxmlformats.org/officeDocument/2006/math" xmlns:v="urn:schemas-microsoft-com:vml" xmlns:wp14="http://schemas.microsoft.com/office/word/2010/wordprocessingDrawing" xmlns:wp="http://schemas.openxmlformats.org/drawingml/2006/wordprocessingDrawing" xmlns:w10="urn:schemas-microsoft-com:office:word" xmlns:w="http://schemas.openxmlformats.org/wordprocessingml/2006/main" xmlns:w14="http://schemas.microsoft.com/office/word/2010/wordml" xmlns:w15="http://schemas.microsoft.com/office/word/2012/wordml" xmlns:w16cex="http://schemas.microsoft.com/office/word/2018/wordml/cex" xmlns:w16cid="http://schemas.microsoft.com/office/word/2016/wordml/cid" xmlns:w16="http://schemas.microsoft.com/office/word/2018/wordml" xmlns:w16sdtdh="http://schemas.microsoft.com/office/word/2020/wordml/sdtdatahash" xmlns:w16se="http://schemas.microsoft.com/office/word/2015/wordml/symex" xmlns:wpg="http://schemas.microsoft.com/office/word/2010/wordprocessingGroup" xmlns:wpi="http://schemas.microsoft.com/office/word/2010/wordprocessingInk" xmlns:wne="http://schemas.microsoft.com/office/word/2006/wordml" xmlns:wps="http://schemas.microsoft.com/office/word/2010/wordprocessingShape" mc:Ignorable="w14 w15 w16se w16cid w16 w16cex w16sdtdh wp14">
+<w:endnotes xmlns:wpc="http://schemas.microsoft.com/office/word/2010/wordprocessingCanvas" xmlns:cx="http://schemas.microsoft.com/office/drawing/2014/chartex" xmlns:cx1="http://schemas.microsoft.com/office/drawing/2015/9/8/chartex" xmlns:cx2="http://schemas.microsoft.com/office/drawing/2015/10/21/chartex" xmlns:cx3="http://schemas.microsoft.com/office/drawing/2016/5/9/chartex" xmlns:cx4="http://schemas.microsoft.com/office/drawing/2016/5/10/chartex" xmlns:cx5="http://schemas.microsoft.com/office/drawing/2016/5/11/chartex" xmlns:cx6="http://schemas.microsoft.com/office/drawing/2016/5/12/chartex" xmlns:cx7="http://schemas.microsoft.com/office/drawing/2016/5/13/chartex" xmlns:cx8="http://schemas.microsoft.com/office/drawing/2016/5/14/chartex" xmlns:mc="http://schemas.openxmlformats.org/markup-compatibility/2006" xmlns:aink="http://schemas.microsoft.com/office/drawing/2016/ink" xmlns:am3d="http://schemas.microsoft.com/office/drawing/2017/model3d" xmlns:o="urn:schemas-microsoft-com:office:office" xmlns:oel="http://schemas.microsoft.com/office/2019/extlst" xmlns:r="http://schemas.openxmlformats.org/officeDocument/2006/relationships" xmlns:m="http://schemas.openxmlformats.org/officeDocument/2006/math" xmlns:v="urn:schemas-microsoft-com:vml" xmlns:wp14="http://schemas.microsoft.com/office/word/2010/wordprocessingDrawing" xmlns:wp="http://schemas.openxmlformats.org/drawingml/2006/wordprocessingDrawing" xmlns:w10="urn:schemas-microsoft-com:office:word" xmlns:w="http://schemas.openxmlformats.org/wordprocessingml/2006/main" xmlns:w14="http://schemas.microsoft.com/office/word/2010/wordml" xmlns:w15="http://schemas.microsoft.com/office/word/2012/wordml" xmlns:w16cex="http://schemas.microsoft.com/office/word/2018/wordml/cex" xmlns:w16cid="http://schemas.microsoft.com/office/word/2016/wordml/cid" xmlns:w16="http://schemas.microsoft.com/office/word/2018/wordml" xmlns:w16du="http://schemas.microsoft.com/office/word/2023/wordml/word16du" xmlns:w16sdtdh="http://schemas.microsoft.com/office/word/2020/wordml/sdtdatahash" xmlns:w16se="http://schemas.microsoft.com/office/word/2015/wordml/symex" xmlns:wpg="http://schemas.microsoft.com/office/word/2010/wordprocessingGroup" xmlns:wpi="http://schemas.microsoft.com/office/word/2010/wordprocessingInk" xmlns:wne="http://schemas.microsoft.com/office/word/2006/wordml" xmlns:wps="http://schemas.microsoft.com/office/word/2010/wordprocessingShape" mc:Ignorable="w14 w15 w16se w16cid w16 w16cex w16sdtdh w16du wp14">
   <w:endnote w:type="separator" w:id="-1">
     <w:p>
       <w:r>
@@ -20699,7 +21987,7 @@
 </file>
 
 <file path=word/footer1.xml><?xml version="1.0" encoding="utf-8"?>
-<w:ftr xmlns:wpc="http://schemas.microsoft.com/office/word/2010/wordprocessingCanvas" xmlns:cx="http://schemas.microsoft.com/office/drawing/2014/chartex" xmlns:cx1="http://schemas.microsoft.com/office/drawing/2015/9/8/chartex" xmlns:cx2="http://schemas.microsoft.com/office/drawing/2015/10/21/chartex" xmlns:cx3="http://schemas.microsoft.com/office/drawing/2016/5/9/chartex" xmlns:cx4="http://schemas.microsoft.com/office/drawing/2016/5/10/chartex" xmlns:cx5="http://schemas.microsoft.com/office/drawing/2016/5/11/chartex" xmlns:cx6="http://schemas.microsoft.com/office/drawing/2016/5/12/chartex" xmlns:cx7="http://schemas.microsoft.com/office/drawing/2016/5/13/chartex" xmlns:cx8="http://schemas.microsoft.com/office/drawing/2016/5/14/chartex" xmlns:mc="http://schemas.openxmlformats.org/markup-compatibility/2006" xmlns:aink="http://schemas.microsoft.com/office/drawing/2016/ink" xmlns:am3d="http://schemas.microsoft.com/office/drawing/2017/model3d" xmlns:o="urn:schemas-microsoft-com:office:office" xmlns:oel="http://schemas.microsoft.com/office/2019/extlst" xmlns:r="http://schemas.openxmlformats.org/officeDocument/2006/relationships" xmlns:m="http://schemas.openxmlformats.org/officeDocument/2006/math" xmlns:v="urn:schemas-microsoft-com:vml" xmlns:wp14="http://schemas.microsoft.com/office/word/2010/wordprocessingDrawing" xmlns:wp="http://schemas.openxmlformats.org/drawingml/2006/wordprocessingDrawing" xmlns:w10="urn:schemas-microsoft-com:office:word" xmlns:w="http://schemas.openxmlformats.org/wordprocessingml/2006/main" xmlns:w14="http://schemas.microsoft.com/office/word/2010/wordml" xmlns:w15="http://schemas.microsoft.com/office/word/2012/wordml" xmlns:w16cex="http://schemas.microsoft.com/office/word/2018/wordml/cex" xmlns:w16cid="http://schemas.microsoft.com/office/word/2016/wordml/cid" xmlns:w16="http://schemas.microsoft.com/office/word/2018/wordml" xmlns:w16sdtdh="http://schemas.microsoft.com/office/word/2020/wordml/sdtdatahash" xmlns:w16se="http://schemas.microsoft.com/office/word/2015/wordml/symex" xmlns:wpg="http://schemas.microsoft.com/office/word/2010/wordprocessingGroup" xmlns:wpi="http://schemas.microsoft.com/office/word/2010/wordprocessingInk" xmlns:wne="http://schemas.microsoft.com/office/word/2006/wordml" xmlns:wps="http://schemas.microsoft.com/office/word/2010/wordprocessingShape" mc:Ignorable="w14 w15 w16se w16cid w16 w16cex w16sdtdh wp14">
+<w:ftr xmlns:wpc="http://schemas.microsoft.com/office/word/2010/wordprocessingCanvas" xmlns:cx="http://schemas.microsoft.com/office/drawing/2014/chartex" xmlns:cx1="http://schemas.microsoft.com/office/drawing/2015/9/8/chartex" xmlns:cx2="http://schemas.microsoft.com/office/drawing/2015/10/21/chartex" xmlns:cx3="http://schemas.microsoft.com/office/drawing/2016/5/9/chartex" xmlns:cx4="http://schemas.microsoft.com/office/drawing/2016/5/10/chartex" xmlns:cx5="http://schemas.microsoft.com/office/drawing/2016/5/11/chartex" xmlns:cx6="http://schemas.microsoft.com/office/drawing/2016/5/12/chartex" xmlns:cx7="http://schemas.microsoft.com/office/drawing/2016/5/13/chartex" xmlns:cx8="http://schemas.microsoft.com/office/drawing/2016/5/14/chartex" xmlns:mc="http://schemas.openxmlformats.org/markup-compatibility/2006" xmlns:aink="http://schemas.microsoft.com/office/drawing/2016/ink" xmlns:am3d="http://schemas.microsoft.com/office/drawing/2017/model3d" xmlns:o="urn:schemas-microsoft-com:office:office" xmlns:oel="http://schemas.microsoft.com/office/2019/extlst" xmlns:r="http://schemas.openxmlformats.org/officeDocument/2006/relationships" xmlns:m="http://schemas.openxmlformats.org/officeDocument/2006/math" xmlns:v="urn:schemas-microsoft-com:vml" xmlns:wp14="http://schemas.microsoft.com/office/word/2010/wordprocessingDrawing" xmlns:wp="http://schemas.openxmlformats.org/drawingml/2006/wordprocessingDrawing" xmlns:w10="urn:schemas-microsoft-com:office:word" xmlns:w="http://schemas.openxmlformats.org/wordprocessingml/2006/main" xmlns:w14="http://schemas.microsoft.com/office/word/2010/wordml" xmlns:w15="http://schemas.microsoft.com/office/word/2012/wordml" xmlns:w16cex="http://schemas.microsoft.com/office/word/2018/wordml/cex" xmlns:w16cid="http://schemas.microsoft.com/office/word/2016/wordml/cid" xmlns:w16="http://schemas.microsoft.com/office/word/2018/wordml" xmlns:w16du="http://schemas.microsoft.com/office/word/2023/wordml/word16du" xmlns:w16sdtdh="http://schemas.microsoft.com/office/word/2020/wordml/sdtdatahash" xmlns:w16se="http://schemas.microsoft.com/office/word/2015/wordml/symex" xmlns:wpg="http://schemas.microsoft.com/office/word/2010/wordprocessingGroup" xmlns:wpi="http://schemas.microsoft.com/office/word/2010/wordprocessingInk" xmlns:wne="http://schemas.microsoft.com/office/word/2006/wordml" xmlns:wps="http://schemas.microsoft.com/office/word/2010/wordprocessingShape" mc:Ignorable="w14 w15 w16se w16cid w16 w16cex w16sdtdh w16du wp14">
   <w:p>
     <w:pPr>
       <w:pStyle w:val="a7"/>
@@ -20749,7 +22037,7 @@
 </file>
 
 <file path=word/footer2.xml><?xml version="1.0" encoding="utf-8"?>
-<w:ftr xmlns:wpc="http://schemas.microsoft.com/office/word/2010/wordprocessingCanvas" xmlns:cx="http://schemas.microsoft.com/office/drawing/2014/chartex" xmlns:cx1="http://schemas.microsoft.com/office/drawing/2015/9/8/chartex" xmlns:cx2="http://schemas.microsoft.com/office/drawing/2015/10/21/chartex" xmlns:cx3="http://schemas.microsoft.com/office/drawing/2016/5/9/chartex" xmlns:cx4="http://schemas.microsoft.com/office/drawing/2016/5/10/chartex" xmlns:cx5="http://schemas.microsoft.com/office/drawing/2016/5/11/chartex" xmlns:cx6="http://schemas.microsoft.com/office/drawing/2016/5/12/chartex" xmlns:cx7="http://schemas.microsoft.com/office/drawing/2016/5/13/chartex" xmlns:cx8="http://schemas.microsoft.com/office/drawing/2016/5/14/chartex" xmlns:mc="http://schemas.openxmlformats.org/markup-compatibility/2006" xmlns:aink="http://schemas.microsoft.com/office/drawing/2016/ink" xmlns:am3d="http://schemas.microsoft.com/office/drawing/2017/model3d" xmlns:o="urn:schemas-microsoft-com:office:office" xmlns:oel="http://schemas.microsoft.com/office/2019/extlst" xmlns:r="http://schemas.openxmlformats.org/officeDocument/2006/relationships" xmlns:m="http://schemas.openxmlformats.org/officeDocument/2006/math" xmlns:v="urn:schemas-microsoft-com:vml" xmlns:wp14="http://schemas.microsoft.com/office/word/2010/wordprocessingDrawing" xmlns:wp="http://schemas.openxmlformats.org/drawingml/2006/wordprocessingDrawing" xmlns:w10="urn:schemas-microsoft-com:office:word" xmlns:w="http://schemas.openxmlformats.org/wordprocessingml/2006/main" xmlns:w14="http://schemas.microsoft.com/office/word/2010/wordml" xmlns:w15="http://schemas.microsoft.com/office/word/2012/wordml" xmlns:w16cex="http://schemas.microsoft.com/office/word/2018/wordml/cex" xmlns:w16cid="http://schemas.microsoft.com/office/word/2016/wordml/cid" xmlns:w16="http://schemas.microsoft.com/office/word/2018/wordml" xmlns:w16sdtdh="http://schemas.microsoft.com/office/word/2020/wordml/sdtdatahash" xmlns:w16se="http://schemas.microsoft.com/office/word/2015/wordml/symex" xmlns:wpg="http://schemas.microsoft.com/office/word/2010/wordprocessingGroup" xmlns:wpi="http://schemas.microsoft.com/office/word/2010/wordprocessingInk" xmlns:wne="http://schemas.microsoft.com/office/word/2006/wordml" xmlns:wps="http://schemas.microsoft.com/office/word/2010/wordprocessingShape" mc:Ignorable="w14 w15 w16se w16cid w16 w16cex w16sdtdh wp14">
+<w:ftr xmlns:wpc="http://schemas.microsoft.com/office/word/2010/wordprocessingCanvas" xmlns:cx="http://schemas.microsoft.com/office/drawing/2014/chartex" xmlns:cx1="http://schemas.microsoft.com/office/drawing/2015/9/8/chartex" xmlns:cx2="http://schemas.microsoft.com/office/drawing/2015/10/21/chartex" xmlns:cx3="http://schemas.microsoft.com/office/drawing/2016/5/9/chartex" xmlns:cx4="http://schemas.microsoft.com/office/drawing/2016/5/10/chartex" xmlns:cx5="http://schemas.microsoft.com/office/drawing/2016/5/11/chartex" xmlns:cx6="http://schemas.microsoft.com/office/drawing/2016/5/12/chartex" xmlns:cx7="http://schemas.microsoft.com/office/drawing/2016/5/13/chartex" xmlns:cx8="http://schemas.microsoft.com/office/drawing/2016/5/14/chartex" xmlns:mc="http://schemas.openxmlformats.org/markup-compatibility/2006" xmlns:aink="http://schemas.microsoft.com/office/drawing/2016/ink" xmlns:am3d="http://schemas.microsoft.com/office/drawing/2017/model3d" xmlns:o="urn:schemas-microsoft-com:office:office" xmlns:oel="http://schemas.microsoft.com/office/2019/extlst" xmlns:r="http://schemas.openxmlformats.org/officeDocument/2006/relationships" xmlns:m="http://schemas.openxmlformats.org/officeDocument/2006/math" xmlns:v="urn:schemas-microsoft-com:vml" xmlns:wp14="http://schemas.microsoft.com/office/word/2010/wordprocessingDrawing" xmlns:wp="http://schemas.openxmlformats.org/drawingml/2006/wordprocessingDrawing" xmlns:w10="urn:schemas-microsoft-com:office:word" xmlns:w="http://schemas.openxmlformats.org/wordprocessingml/2006/main" xmlns:w14="http://schemas.microsoft.com/office/word/2010/wordml" xmlns:w15="http://schemas.microsoft.com/office/word/2012/wordml" xmlns:w16cex="http://schemas.microsoft.com/office/word/2018/wordml/cex" xmlns:w16cid="http://schemas.microsoft.com/office/word/2016/wordml/cid" xmlns:w16="http://schemas.microsoft.com/office/word/2018/wordml" xmlns:w16du="http://schemas.microsoft.com/office/word/2023/wordml/word16du" xmlns:w16sdtdh="http://schemas.microsoft.com/office/word/2020/wordml/sdtdatahash" xmlns:w16se="http://schemas.microsoft.com/office/word/2015/wordml/symex" xmlns:wpg="http://schemas.microsoft.com/office/word/2010/wordprocessingGroup" xmlns:wpi="http://schemas.microsoft.com/office/word/2010/wordprocessingInk" xmlns:wne="http://schemas.microsoft.com/office/word/2006/wordml" xmlns:wps="http://schemas.microsoft.com/office/word/2010/wordprocessingShape" mc:Ignorable="w14 w15 w16se w16cid w16 w16cex w16sdtdh w16du wp14">
   <w:p>
     <w:pPr>
       <w:pStyle w:val="a7"/>
@@ -20765,7 +22053,7 @@
 </file>
 
 <file path=word/footer3.xml><?xml version="1.0" encoding="utf-8"?>
-<w:ftr xmlns:wpc="http://schemas.microsoft.com/office/word/2010/wordprocessingCanvas" xmlns:cx="http://schemas.microsoft.com/office/drawing/2014/chartex" xmlns:cx1="http://schemas.microsoft.com/office/drawing/2015/9/8/chartex" xmlns:cx2="http://schemas.microsoft.com/office/drawing/2015/10/21/chartex" xmlns:cx3="http://schemas.microsoft.com/office/drawing/2016/5/9/chartex" xmlns:cx4="http://schemas.microsoft.com/office/drawing/2016/5/10/chartex" xmlns:cx5="http://schemas.microsoft.com/office/drawing/2016/5/11/chartex" xmlns:cx6="http://schemas.microsoft.com/office/drawing/2016/5/12/chartex" xmlns:cx7="http://schemas.microsoft.com/office/drawing/2016/5/13/chartex" xmlns:cx8="http://schemas.microsoft.com/office/drawing/2016/5/14/chartex" xmlns:mc="http://schemas.openxmlformats.org/markup-compatibility/2006" xmlns:aink="http://schemas.microsoft.com/office/drawing/2016/ink" xmlns:am3d="http://schemas.microsoft.com/office/drawing/2017/model3d" xmlns:o="urn:schemas-microsoft-com:office:office" xmlns:oel="http://schemas.microsoft.com/office/2019/extlst" xmlns:r="http://schemas.openxmlformats.org/officeDocument/2006/relationships" xmlns:m="http://schemas.openxmlformats.org/officeDocument/2006/math" xmlns:v="urn:schemas-microsoft-com:vml" xmlns:wp14="http://schemas.microsoft.com/office/word/2010/wordprocessingDrawing" xmlns:wp="http://schemas.openxmlformats.org/drawingml/2006/wordprocessingDrawing" xmlns:w10="urn:schemas-microsoft-com:office:word" xmlns:w="http://schemas.openxmlformats.org/wordprocessingml/2006/main" xmlns:w14="http://schemas.microsoft.com/office/word/2010/wordml" xmlns:w15="http://schemas.microsoft.com/office/word/2012/wordml" xmlns:w16cex="http://schemas.microsoft.com/office/word/2018/wordml/cex" xmlns:w16cid="http://schemas.microsoft.com/office/word/2016/wordml/cid" xmlns:w16="http://schemas.microsoft.com/office/word/2018/wordml" xmlns:w16sdtdh="http://schemas.microsoft.com/office/word/2020/wordml/sdtdatahash" xmlns:w16se="http://schemas.microsoft.com/office/word/2015/wordml/symex" xmlns:wpg="http://schemas.microsoft.com/office/word/2010/wordprocessingGroup" xmlns:wpi="http://schemas.microsoft.com/office/word/2010/wordprocessingInk" xmlns:wne="http://schemas.microsoft.com/office/word/2006/wordml" xmlns:wps="http://schemas.microsoft.com/office/word/2010/wordprocessingShape" mc:Ignorable="w14 w15 w16se w16cid w16 w16cex w16sdtdh wp14">
+<w:ftr xmlns:wpc="http://schemas.microsoft.com/office/word/2010/wordprocessingCanvas" xmlns:cx="http://schemas.microsoft.com/office/drawing/2014/chartex" xmlns:cx1="http://schemas.microsoft.com/office/drawing/2015/9/8/chartex" xmlns:cx2="http://schemas.microsoft.com/office/drawing/2015/10/21/chartex" xmlns:cx3="http://schemas.microsoft.com/office/drawing/2016/5/9/chartex" xmlns:cx4="http://schemas.microsoft.com/office/drawing/2016/5/10/chartex" xmlns:cx5="http://schemas.microsoft.com/office/drawing/2016/5/11/chartex" xmlns:cx6="http://schemas.microsoft.com/office/drawing/2016/5/12/chartex" xmlns:cx7="http://schemas.microsoft.com/office/drawing/2016/5/13/chartex" xmlns:cx8="http://schemas.microsoft.com/office/drawing/2016/5/14/chartex" xmlns:mc="http://schemas.openxmlformats.org/markup-compatibility/2006" xmlns:aink="http://schemas.microsoft.com/office/drawing/2016/ink" xmlns:am3d="http://schemas.microsoft.com/office/drawing/2017/model3d" xmlns:o="urn:schemas-microsoft-com:office:office" xmlns:oel="http://schemas.microsoft.com/office/2019/extlst" xmlns:r="http://schemas.openxmlformats.org/officeDocument/2006/relationships" xmlns:m="http://schemas.openxmlformats.org/officeDocument/2006/math" xmlns:v="urn:schemas-microsoft-com:vml" xmlns:wp14="http://schemas.microsoft.com/office/word/2010/wordprocessingDrawing" xmlns:wp="http://schemas.openxmlformats.org/drawingml/2006/wordprocessingDrawing" xmlns:w10="urn:schemas-microsoft-com:office:word" xmlns:w="http://schemas.openxmlformats.org/wordprocessingml/2006/main" xmlns:w14="http://schemas.microsoft.com/office/word/2010/wordml" xmlns:w15="http://schemas.microsoft.com/office/word/2012/wordml" xmlns:w16cex="http://schemas.microsoft.com/office/word/2018/wordml/cex" xmlns:w16cid="http://schemas.microsoft.com/office/word/2016/wordml/cid" xmlns:w16="http://schemas.microsoft.com/office/word/2018/wordml" xmlns:w16du="http://schemas.microsoft.com/office/word/2023/wordml/word16du" xmlns:w16sdtdh="http://schemas.microsoft.com/office/word/2020/wordml/sdtdatahash" xmlns:w16se="http://schemas.microsoft.com/office/word/2015/wordml/symex" xmlns:wpg="http://schemas.microsoft.com/office/word/2010/wordprocessingGroup" xmlns:wpi="http://schemas.microsoft.com/office/word/2010/wordprocessingInk" xmlns:wne="http://schemas.microsoft.com/office/word/2006/wordml" xmlns:wps="http://schemas.microsoft.com/office/word/2010/wordprocessingShape" mc:Ignorable="w14 w15 w16se w16cid w16 w16cex w16sdtdh w16du wp14">
   <w:sdt>
     <w:sdtPr>
       <w:id w:val="-335533285"/>
@@ -20811,7 +22099,7 @@
 </file>
 
 <file path=word/footer4.xml><?xml version="1.0" encoding="utf-8"?>
-<w:ftr xmlns:wpc="http://schemas.microsoft.com/office/word/2010/wordprocessingCanvas" xmlns:cx="http://schemas.microsoft.com/office/drawing/2014/chartex" xmlns:cx1="http://schemas.microsoft.com/office/drawing/2015/9/8/chartex" xmlns:cx2="http://schemas.microsoft.com/office/drawing/2015/10/21/chartex" xmlns:cx3="http://schemas.microsoft.com/office/drawing/2016/5/9/chartex" xmlns:cx4="http://schemas.microsoft.com/office/drawing/2016/5/10/chartex" xmlns:cx5="http://schemas.microsoft.com/office/drawing/2016/5/11/chartex" xmlns:cx6="http://schemas.microsoft.com/office/drawing/2016/5/12/chartex" xmlns:cx7="http://schemas.microsoft.com/office/drawing/2016/5/13/chartex" xmlns:cx8="http://schemas.microsoft.com/office/drawing/2016/5/14/chartex" xmlns:mc="http://schemas.openxmlformats.org/markup-compatibility/2006" xmlns:aink="http://schemas.microsoft.com/office/drawing/2016/ink" xmlns:am3d="http://schemas.microsoft.com/office/drawing/2017/model3d" xmlns:o="urn:schemas-microsoft-com:office:office" xmlns:oel="http://schemas.microsoft.com/office/2019/extlst" xmlns:r="http://schemas.openxmlformats.org/officeDocument/2006/relationships" xmlns:m="http://schemas.openxmlformats.org/officeDocument/2006/math" xmlns:v="urn:schemas-microsoft-com:vml" xmlns:wp14="http://schemas.microsoft.com/office/word/2010/wordprocessingDrawing" xmlns:wp="http://schemas.openxmlformats.org/drawingml/2006/wordprocessingDrawing" xmlns:w10="urn:schemas-microsoft-com:office:word" xmlns:w="http://schemas.openxmlformats.org/wordprocessingml/2006/main" xmlns:w14="http://schemas.microsoft.com/office/word/2010/wordml" xmlns:w15="http://schemas.microsoft.com/office/word/2012/wordml" xmlns:w16cex="http://schemas.microsoft.com/office/word/2018/wordml/cex" xmlns:w16cid="http://schemas.microsoft.com/office/word/2016/wordml/cid" xmlns:w16="http://schemas.microsoft.com/office/word/2018/wordml" xmlns:w16sdtdh="http://schemas.microsoft.com/office/word/2020/wordml/sdtdatahash" xmlns:w16se="http://schemas.microsoft.com/office/word/2015/wordml/symex" xmlns:wpg="http://schemas.microsoft.com/office/word/2010/wordprocessingGroup" xmlns:wpi="http://schemas.microsoft.com/office/word/2010/wordprocessingInk" xmlns:wne="http://schemas.microsoft.com/office/word/2006/wordml" xmlns:wps="http://schemas.microsoft.com/office/word/2010/wordprocessingShape" mc:Ignorable="w14 w15 w16se w16cid w16 w16cex w16sdtdh wp14">
+<w:ftr xmlns:wpc="http://schemas.microsoft.com/office/word/2010/wordprocessingCanvas" xmlns:cx="http://schemas.microsoft.com/office/drawing/2014/chartex" xmlns:cx1="http://schemas.microsoft.com/office/drawing/2015/9/8/chartex" xmlns:cx2="http://schemas.microsoft.com/office/drawing/2015/10/21/chartex" xmlns:cx3="http://schemas.microsoft.com/office/drawing/2016/5/9/chartex" xmlns:cx4="http://schemas.microsoft.com/office/drawing/2016/5/10/chartex" xmlns:cx5="http://schemas.microsoft.com/office/drawing/2016/5/11/chartex" xmlns:cx6="http://schemas.microsoft.com/office/drawing/2016/5/12/chartex" xmlns:cx7="http://schemas.microsoft.com/office/drawing/2016/5/13/chartex" xmlns:cx8="http://schemas.microsoft.com/office/drawing/2016/5/14/chartex" xmlns:mc="http://schemas.openxmlformats.org/markup-compatibility/2006" xmlns:aink="http://schemas.microsoft.com/office/drawing/2016/ink" xmlns:am3d="http://schemas.microsoft.com/office/drawing/2017/model3d" xmlns:o="urn:schemas-microsoft-com:office:office" xmlns:oel="http://schemas.microsoft.com/office/2019/extlst" xmlns:r="http://schemas.openxmlformats.org/officeDocument/2006/relationships" xmlns:m="http://schemas.openxmlformats.org/officeDocument/2006/math" xmlns:v="urn:schemas-microsoft-com:vml" xmlns:wp14="http://schemas.microsoft.com/office/word/2010/wordprocessingDrawing" xmlns:wp="http://schemas.openxmlformats.org/drawingml/2006/wordprocessingDrawing" xmlns:w10="urn:schemas-microsoft-com:office:word" xmlns:w="http://schemas.openxmlformats.org/wordprocessingml/2006/main" xmlns:w14="http://schemas.microsoft.com/office/word/2010/wordml" xmlns:w15="http://schemas.microsoft.com/office/word/2012/wordml" xmlns:w16cex="http://schemas.microsoft.com/office/word/2018/wordml/cex" xmlns:w16cid="http://schemas.microsoft.com/office/word/2016/wordml/cid" xmlns:w16="http://schemas.microsoft.com/office/word/2018/wordml" xmlns:w16du="http://schemas.microsoft.com/office/word/2023/wordml/word16du" xmlns:w16sdtdh="http://schemas.microsoft.com/office/word/2020/wordml/sdtdatahash" xmlns:w16se="http://schemas.microsoft.com/office/word/2015/wordml/symex" xmlns:wpg="http://schemas.microsoft.com/office/word/2010/wordprocessingGroup" xmlns:wpi="http://schemas.microsoft.com/office/word/2010/wordprocessingInk" xmlns:wne="http://schemas.microsoft.com/office/word/2006/wordml" xmlns:wps="http://schemas.microsoft.com/office/word/2010/wordprocessingShape" mc:Ignorable="w14 w15 w16se w16cid w16 w16cex w16sdtdh w16du wp14">
   <w:sdt>
     <w:sdtPr>
       <w:id w:val="-137492823"/>
@@ -20857,7 +22145,7 @@
 </file>
 
 <file path=word/footnotes.xml><?xml version="1.0" encoding="utf-8"?>
-<w:footnotes xmlns:wpc="http://schemas.microsoft.com/office/word/2010/wordprocessingCanvas" xmlns:cx="http://schemas.microsoft.com/office/drawing/2014/chartex" xmlns:cx1="http://schemas.microsoft.com/office/drawing/2015/9/8/chartex" xmlns:cx2="http://schemas.microsoft.com/office/drawing/2015/10/21/chartex" xmlns:cx3="http://schemas.microsoft.com/office/drawing/2016/5/9/chartex" xmlns:cx4="http://schemas.microsoft.com/office/drawing/2016/5/10/chartex" xmlns:cx5="http://schemas.microsoft.com/office/drawing/2016/5/11/chartex" xmlns:cx6="http://schemas.microsoft.com/office/drawing/2016/5/12/chartex" xmlns:cx7="http://schemas.microsoft.com/office/drawing/2016/5/13/chartex" xmlns:cx8="http://schemas.microsoft.com/office/drawing/2016/5/14/chartex" xmlns:mc="http://schemas.openxmlformats.org/markup-compatibility/2006" xmlns:aink="http://schemas.microsoft.com/office/drawing/2016/ink" xmlns:am3d="http://schemas.microsoft.com/office/drawing/2017/model3d" xmlns:o="urn:schemas-microsoft-com:office:office" xmlns:oel="http://schemas.microsoft.com/office/2019/extlst" xmlns:r="http://schemas.openxmlformats.org/officeDocument/2006/relationships" xmlns:m="http://schemas.openxmlformats.org/officeDocument/2006/math" xmlns:v="urn:schemas-microsoft-com:vml" xmlns:wp14="http://schemas.microsoft.com/office/word/2010/wordprocessingDrawing" xmlns:wp="http://schemas.openxmlformats.org/drawingml/2006/wordprocessingDrawing" xmlns:w10="urn:schemas-microsoft-com:office:word" xmlns:w="http://schemas.openxmlformats.org/wordprocessingml/2006/main" xmlns:w14="http://schemas.microsoft.com/office/word/2010/wordml" xmlns:w15="http://schemas.microsoft.com/office/word/2012/wordml" xmlns:w16cex="http://schemas.microsoft.com/office/word/2018/wordml/cex" xmlns:w16cid="http://schemas.microsoft.com/office/word/2016/wordml/cid" xmlns:w16="http://schemas.microsoft.com/office/word/2018/wordml" xmlns:w16sdtdh="http://schemas.microsoft.com/office/word/2020/wordml/sdtdatahash" xmlns:w16se="http://schemas.microsoft.com/office/word/2015/wordml/symex" xmlns:wpg="http://schemas.microsoft.com/office/word/2010/wordprocessingGroup" xmlns:wpi="http://schemas.microsoft.com/office/word/2010/wordprocessingInk" xmlns:wne="http://schemas.microsoft.com/office/word/2006/wordml" xmlns:wps="http://schemas.microsoft.com/office/word/2010/wordprocessingShape" mc:Ignorable="w14 w15 w16se w16cid w16 w16cex w16sdtdh wp14">
+<w:footnotes xmlns:wpc="http://schemas.microsoft.com/office/word/2010/wordprocessingCanvas" xmlns:cx="http://schemas.microsoft.com/office/drawing/2014/chartex" xmlns:cx1="http://schemas.microsoft.com/office/drawing/2015/9/8/chartex" xmlns:cx2="http://schemas.microsoft.com/office/drawing/2015/10/21/chartex" xmlns:cx3="http://schemas.microsoft.com/office/drawing/2016/5/9/chartex" xmlns:cx4="http://schemas.microsoft.com/office/drawing/2016/5/10/chartex" xmlns:cx5="http://schemas.microsoft.com/office/drawing/2016/5/11/chartex" xmlns:cx6="http://schemas.microsoft.com/office/drawing/2016/5/12/chartex" xmlns:cx7="http://schemas.microsoft.com/office/drawing/2016/5/13/chartex" xmlns:cx8="http://schemas.microsoft.com/office/drawing/2016/5/14/chartex" xmlns:mc="http://schemas.openxmlformats.org/markup-compatibility/2006" xmlns:aink="http://schemas.microsoft.com/office/drawing/2016/ink" xmlns:am3d="http://schemas.microsoft.com/office/drawing/2017/model3d" xmlns:o="urn:schemas-microsoft-com:office:office" xmlns:oel="http://schemas.microsoft.com/office/2019/extlst" xmlns:r="http://schemas.openxmlformats.org/officeDocument/2006/relationships" xmlns:m="http://schemas.openxmlformats.org/officeDocument/2006/math" xmlns:v="urn:schemas-microsoft-com:vml" xmlns:wp14="http://schemas.microsoft.com/office/word/2010/wordprocessingDrawing" xmlns:wp="http://schemas.openxmlformats.org/drawingml/2006/wordprocessingDrawing" xmlns:w10="urn:schemas-microsoft-com:office:word" xmlns:w="http://schemas.openxmlformats.org/wordprocessingml/2006/main" xmlns:w14="http://schemas.microsoft.com/office/word/2010/wordml" xmlns:w15="http://schemas.microsoft.com/office/word/2012/wordml" xmlns:w16cex="http://schemas.microsoft.com/office/word/2018/wordml/cex" xmlns:w16cid="http://schemas.microsoft.com/office/word/2016/wordml/cid" xmlns:w16="http://schemas.microsoft.com/office/word/2018/wordml" xmlns:w16du="http://schemas.microsoft.com/office/word/2023/wordml/word16du" xmlns:w16sdtdh="http://schemas.microsoft.com/office/word/2020/wordml/sdtdatahash" xmlns:w16se="http://schemas.microsoft.com/office/word/2015/wordml/symex" xmlns:wpg="http://schemas.microsoft.com/office/word/2010/wordprocessingGroup" xmlns:wpi="http://schemas.microsoft.com/office/word/2010/wordprocessingInk" xmlns:wne="http://schemas.microsoft.com/office/word/2006/wordml" xmlns:wps="http://schemas.microsoft.com/office/word/2010/wordprocessingShape" mc:Ignorable="w14 w15 w16se w16cid w16 w16cex w16sdtdh w16du wp14">
   <w:footnote w:type="separator" w:id="-1">
     <w:p>
       <w:r>
@@ -20876,7 +22164,7 @@
 </file>
 
 <file path=word/header1.xml><?xml version="1.0" encoding="utf-8"?>
-<w:hdr xmlns:wpc="http://schemas.microsoft.com/office/word/2010/wordprocessingCanvas" xmlns:cx="http://schemas.microsoft.com/office/drawing/2014/chartex" xmlns:cx1="http://schemas.microsoft.com/office/drawing/2015/9/8/chartex" xmlns:cx2="http://schemas.microsoft.com/office/drawing/2015/10/21/chartex" xmlns:cx3="http://schemas.microsoft.com/office/drawing/2016/5/9/chartex" xmlns:cx4="http://schemas.microsoft.com/office/drawing/2016/5/10/chartex" xmlns:cx5="http://schemas.microsoft.com/office/drawing/2016/5/11/chartex" xmlns:cx6="http://schemas.microsoft.com/office/drawing/2016/5/12/chartex" xmlns:cx7="http://schemas.microsoft.com/office/drawing/2016/5/13/chartex" xmlns:cx8="http://schemas.microsoft.com/office/drawing/2016/5/14/chartex" xmlns:mc="http://schemas.openxmlformats.org/markup-compatibility/2006" xmlns:aink="http://schemas.microsoft.com/office/drawing/2016/ink" xmlns:am3d="http://schemas.microsoft.com/office/drawing/2017/model3d" xmlns:o="urn:schemas-microsoft-com:office:office" xmlns:oel="http://schemas.microsoft.com/office/2019/extlst" xmlns:r="http://schemas.openxmlformats.org/officeDocument/2006/relationships" xmlns:m="http://schemas.openxmlformats.org/officeDocument/2006/math" xmlns:v="urn:schemas-microsoft-com:vml" xmlns:wp14="http://schemas.microsoft.com/office/word/2010/wordprocessingDrawing" xmlns:wp="http://schemas.openxmlformats.org/drawingml/2006/wordprocessingDrawing" xmlns:w10="urn:schemas-microsoft-com:office:word" xmlns:w="http://schemas.openxmlformats.org/wordprocessingml/2006/main" xmlns:w14="http://schemas.microsoft.com/office/word/2010/wordml" xmlns:w15="http://schemas.microsoft.com/office/word/2012/wordml" xmlns:w16cex="http://schemas.microsoft.com/office/word/2018/wordml/cex" xmlns:w16cid="http://schemas.microsoft.com/office/word/2016/wordml/cid" xmlns:w16="http://schemas.microsoft.com/office/word/2018/wordml" xmlns:w16sdtdh="http://schemas.microsoft.com/office/word/2020/wordml/sdtdatahash" xmlns:w16se="http://schemas.microsoft.com/office/word/2015/wordml/symex" xmlns:wpg="http://schemas.microsoft.com/office/word/2010/wordprocessingGroup" xmlns:wpi="http://schemas.microsoft.com/office/word/2010/wordprocessingInk" xmlns:wne="http://schemas.microsoft.com/office/word/2006/wordml" xmlns:wps="http://schemas.microsoft.com/office/word/2010/wordprocessingShape" mc:Ignorable="w14 w15 w16se w16cid w16 w16cex w16sdtdh wp14">
+<w:hdr xmlns:wpc="http://schemas.microsoft.com/office/word/2010/wordprocessingCanvas" xmlns:cx="http://schemas.microsoft.com/office/drawing/2014/chartex" xmlns:cx1="http://schemas.microsoft.com/office/drawing/2015/9/8/chartex" xmlns:cx2="http://schemas.microsoft.com/office/drawing/2015/10/21/chartex" xmlns:cx3="http://schemas.microsoft.com/office/drawing/2016/5/9/chartex" xmlns:cx4="http://schemas.microsoft.com/office/drawing/2016/5/10/chartex" xmlns:cx5="http://schemas.microsoft.com/office/drawing/2016/5/11/chartex" xmlns:cx6="http://schemas.microsoft.com/office/drawing/2016/5/12/chartex" xmlns:cx7="http://schemas.microsoft.com/office/drawing/2016/5/13/chartex" xmlns:cx8="http://schemas.microsoft.com/office/drawing/2016/5/14/chartex" xmlns:mc="http://schemas.openxmlformats.org/markup-compatibility/2006" xmlns:aink="http://schemas.microsoft.com/office/drawing/2016/ink" xmlns:am3d="http://schemas.microsoft.com/office/drawing/2017/model3d" xmlns:o="urn:schemas-microsoft-com:office:office" xmlns:oel="http://schemas.microsoft.com/office/2019/extlst" xmlns:r="http://schemas.openxmlformats.org/officeDocument/2006/relationships" xmlns:m="http://schemas.openxmlformats.org/officeDocument/2006/math" xmlns:v="urn:schemas-microsoft-com:vml" xmlns:wp14="http://schemas.microsoft.com/office/word/2010/wordprocessingDrawing" xmlns:wp="http://schemas.openxmlformats.org/drawingml/2006/wordprocessingDrawing" xmlns:w10="urn:schemas-microsoft-com:office:word" xmlns:w="http://schemas.openxmlformats.org/wordprocessingml/2006/main" xmlns:w14="http://schemas.microsoft.com/office/word/2010/wordml" xmlns:w15="http://schemas.microsoft.com/office/word/2012/wordml" xmlns:w16cex="http://schemas.microsoft.com/office/word/2018/wordml/cex" xmlns:w16cid="http://schemas.microsoft.com/office/word/2016/wordml/cid" xmlns:w16="http://schemas.microsoft.com/office/word/2018/wordml" xmlns:w16du="http://schemas.microsoft.com/office/word/2023/wordml/word16du" xmlns:w16sdtdh="http://schemas.microsoft.com/office/word/2020/wordml/sdtdatahash" xmlns:w16se="http://schemas.microsoft.com/office/word/2015/wordml/symex" xmlns:wpg="http://schemas.microsoft.com/office/word/2010/wordprocessingGroup" xmlns:wpi="http://schemas.microsoft.com/office/word/2010/wordprocessingInk" xmlns:wne="http://schemas.microsoft.com/office/word/2006/wordml" xmlns:wps="http://schemas.microsoft.com/office/word/2010/wordprocessingShape" mc:Ignorable="w14 w15 w16se w16cid w16 w16cex w16sdtdh w16du wp14">
   <w:p>
     <w:pPr>
       <w:pStyle w:val="a6"/>
@@ -20886,7 +22174,7 @@
 </file>
 
 <file path=word/header2.xml><?xml version="1.0" encoding="utf-8"?>
-<w:hdr xmlns:wpc="http://schemas.microsoft.com/office/word/2010/wordprocessingCanvas" xmlns:cx="http://schemas.microsoft.com/office/drawing/2014/chartex" xmlns:cx1="http://schemas.microsoft.com/office/drawing/2015/9/8/chartex" xmlns:cx2="http://schemas.microsoft.com/office/drawing/2015/10/21/chartex" xmlns:cx3="http://schemas.microsoft.com/office/drawing/2016/5/9/chartex" xmlns:cx4="http://schemas.microsoft.com/office/drawing/2016/5/10/chartex" xmlns:cx5="http://schemas.microsoft.com/office/drawing/2016/5/11/chartex" xmlns:cx6="http://schemas.microsoft.com/office/drawing/2016/5/12/chartex" xmlns:cx7="http://schemas.microsoft.com/office/drawing/2016/5/13/chartex" xmlns:cx8="http://schemas.microsoft.com/office/drawing/2016/5/14/chartex" xmlns:mc="http://schemas.openxmlformats.org/markup-compatibility/2006" xmlns:aink="http://schemas.microsoft.com/office/drawing/2016/ink" xmlns:am3d="http://schemas.microsoft.com/office/drawing/2017/model3d" xmlns:o="urn:schemas-microsoft-com:office:office" xmlns:oel="http://schemas.microsoft.com/office/2019/extlst" xmlns:r="http://schemas.openxmlformats.org/officeDocument/2006/relationships" xmlns:m="http://schemas.openxmlformats.org/officeDocument/2006/math" xmlns:v="urn:schemas-microsoft-com:vml" xmlns:wp14="http://schemas.microsoft.com/office/word/2010/wordprocessingDrawing" xmlns:wp="http://schemas.openxmlformats.org/drawingml/2006/wordprocessingDrawing" xmlns:w10="urn:schemas-microsoft-com:office:word" xmlns:w="http://schemas.openxmlformats.org/wordprocessingml/2006/main" xmlns:w14="http://schemas.microsoft.com/office/word/2010/wordml" xmlns:w15="http://schemas.microsoft.com/office/word/2012/wordml" xmlns:w16cex="http://schemas.microsoft.com/office/word/2018/wordml/cex" xmlns:w16cid="http://schemas.microsoft.com/office/word/2016/wordml/cid" xmlns:w16="http://schemas.microsoft.com/office/word/2018/wordml" xmlns:w16sdtdh="http://schemas.microsoft.com/office/word/2020/wordml/sdtdatahash" xmlns:w16se="http://schemas.microsoft.com/office/word/2015/wordml/symex" xmlns:wpg="http://schemas.microsoft.com/office/word/2010/wordprocessingGroup" xmlns:wpi="http://schemas.microsoft.com/office/word/2010/wordprocessingInk" xmlns:wne="http://schemas.microsoft.com/office/word/2006/wordml" xmlns:wps="http://schemas.microsoft.com/office/word/2010/wordprocessingShape" mc:Ignorable="w14 w15 w16se w16cid w16 w16cex w16sdtdh wp14">
+<w:hdr xmlns:wpc="http://schemas.microsoft.com/office/word/2010/wordprocessingCanvas" xmlns:cx="http://schemas.microsoft.com/office/drawing/2014/chartex" xmlns:cx1="http://schemas.microsoft.com/office/drawing/2015/9/8/chartex" xmlns:cx2="http://schemas.microsoft.com/office/drawing/2015/10/21/chartex" xmlns:cx3="http://schemas.microsoft.com/office/drawing/2016/5/9/chartex" xmlns:cx4="http://schemas.microsoft.com/office/drawing/2016/5/10/chartex" xmlns:cx5="http://schemas.microsoft.com/office/drawing/2016/5/11/chartex" xmlns:cx6="http://schemas.microsoft.com/office/drawing/2016/5/12/chartex" xmlns:cx7="http://schemas.microsoft.com/office/drawing/2016/5/13/chartex" xmlns:cx8="http://schemas.microsoft.com/office/drawing/2016/5/14/chartex" xmlns:mc="http://schemas.openxmlformats.org/markup-compatibility/2006" xmlns:aink="http://schemas.microsoft.com/office/drawing/2016/ink" xmlns:am3d="http://schemas.microsoft.com/office/drawing/2017/model3d" xmlns:o="urn:schemas-microsoft-com:office:office" xmlns:oel="http://schemas.microsoft.com/office/2019/extlst" xmlns:r="http://schemas.openxmlformats.org/officeDocument/2006/relationships" xmlns:m="http://schemas.openxmlformats.org/officeDocument/2006/math" xmlns:v="urn:schemas-microsoft-com:vml" xmlns:wp14="http://schemas.microsoft.com/office/word/2010/wordprocessingDrawing" xmlns:wp="http://schemas.openxmlformats.org/drawingml/2006/wordprocessingDrawing" xmlns:w10="urn:schemas-microsoft-com:office:word" xmlns:w="http://schemas.openxmlformats.org/wordprocessingml/2006/main" xmlns:w14="http://schemas.microsoft.com/office/word/2010/wordml" xmlns:w15="http://schemas.microsoft.com/office/word/2012/wordml" xmlns:w16cex="http://schemas.microsoft.com/office/word/2018/wordml/cex" xmlns:w16cid="http://schemas.microsoft.com/office/word/2016/wordml/cid" xmlns:w16="http://schemas.microsoft.com/office/word/2018/wordml" xmlns:w16du="http://schemas.microsoft.com/office/word/2023/wordml/word16du" xmlns:w16sdtdh="http://schemas.microsoft.com/office/word/2020/wordml/sdtdatahash" xmlns:w16se="http://schemas.microsoft.com/office/word/2015/wordml/symex" xmlns:wpg="http://schemas.microsoft.com/office/word/2010/wordprocessingGroup" xmlns:wpi="http://schemas.microsoft.com/office/word/2010/wordprocessingInk" xmlns:wne="http://schemas.microsoft.com/office/word/2006/wordml" xmlns:wps="http://schemas.microsoft.com/office/word/2010/wordprocessingShape" mc:Ignorable="w14 w15 w16se w16cid w16 w16cex w16sdtdh w16du wp14">
   <w:p>
     <w:pPr>
       <w:pStyle w:val="a6"/>
@@ -20896,7 +22184,7 @@
 </file>
 
 <file path=word/numbering.xml><?xml version="1.0" encoding="utf-8"?>
-<w:numbering xmlns:wpc="http://schemas.microsoft.com/office/word/2010/wordprocessingCanvas" xmlns:cx="http://schemas.microsoft.com/office/drawing/2014/chartex" xmlns:cx1="http://schemas.microsoft.com/office/drawing/2015/9/8/chartex" xmlns:cx2="http://schemas.microsoft.com/office/drawing/2015/10/21/chartex" xmlns:cx3="http://schemas.microsoft.com/office/drawing/2016/5/9/chartex" xmlns:cx4="http://schemas.microsoft.com/office/drawing/2016/5/10/chartex" xmlns:cx5="http://schemas.microsoft.com/office/drawing/2016/5/11/chartex" xmlns:cx6="http://schemas.microsoft.com/office/drawing/2016/5/12/chartex" xmlns:cx7="http://schemas.microsoft.com/office/drawing/2016/5/13/chartex" xmlns:cx8="http://schemas.microsoft.com/office/drawing/2016/5/14/chartex" xmlns:mc="http://schemas.openxmlformats.org/markup-compatibility/2006" xmlns:aink="http://schemas.microsoft.com/office/drawing/2016/ink" xmlns:am3d="http://schemas.microsoft.com/office/drawing/2017/model3d" xmlns:o="urn:schemas-microsoft-com:office:office" xmlns:oel="http://schemas.microsoft.com/office/2019/extlst" xmlns:r="http://schemas.openxmlformats.org/officeDocument/2006/relationships" xmlns:m="http://schemas.openxmlformats.org/officeDocument/2006/math" xmlns:v="urn:schemas-microsoft-com:vml" xmlns:wp14="http://schemas.microsoft.com/office/word/2010/wordprocessingDrawing" xmlns:wp="http://schemas.openxmlformats.org/drawingml/2006/wordprocessingDrawing" xmlns:w10="urn:schemas-microsoft-com:office:word" xmlns:w="http://schemas.openxmlformats.org/wordprocessingml/2006/main" xmlns:w14="http://schemas.microsoft.com/office/word/2010/wordml" xmlns:w15="http://schemas.microsoft.com/office/word/2012/wordml" xmlns:w16cex="http://schemas.microsoft.com/office/word/2018/wordml/cex" xmlns:w16cid="http://schemas.microsoft.com/office/word/2016/wordml/cid" xmlns:w16="http://schemas.microsoft.com/office/word/2018/wordml" xmlns:w16sdtdh="http://schemas.microsoft.com/office/word/2020/wordml/sdtdatahash" xmlns:w16se="http://schemas.microsoft.com/office/word/2015/wordml/symex" xmlns:wpg="http://schemas.microsoft.com/office/word/2010/wordprocessingGroup" xmlns:wpi="http://schemas.microsoft.com/office/word/2010/wordprocessingInk" xmlns:wne="http://schemas.microsoft.com/office/word/2006/wordml" xmlns:wps="http://schemas.microsoft.com/office/word/2010/wordprocessingShape" mc:Ignorable="w14 w15 w16se w16cid w16 w16cex w16sdtdh wp14">
+<w:numbering xmlns:wpc="http://schemas.microsoft.com/office/word/2010/wordprocessingCanvas" xmlns:cx="http://schemas.microsoft.com/office/drawing/2014/chartex" xmlns:cx1="http://schemas.microsoft.com/office/drawing/2015/9/8/chartex" xmlns:cx2="http://schemas.microsoft.com/office/drawing/2015/10/21/chartex" xmlns:cx3="http://schemas.microsoft.com/office/drawing/2016/5/9/chartex" xmlns:cx4="http://schemas.microsoft.com/office/drawing/2016/5/10/chartex" xmlns:cx5="http://schemas.microsoft.com/office/drawing/2016/5/11/chartex" xmlns:cx6="http://schemas.microsoft.com/office/drawing/2016/5/12/chartex" xmlns:cx7="http://schemas.microsoft.com/office/drawing/2016/5/13/chartex" xmlns:cx8="http://schemas.microsoft.com/office/drawing/2016/5/14/chartex" xmlns:mc="http://schemas.openxmlformats.org/markup-compatibility/2006" xmlns:aink="http://schemas.microsoft.com/office/drawing/2016/ink" xmlns:am3d="http://schemas.microsoft.com/office/drawing/2017/model3d" xmlns:o="urn:schemas-microsoft-com:office:office" xmlns:oel="http://schemas.microsoft.com/office/2019/extlst" xmlns:r="http://schemas.openxmlformats.org/officeDocument/2006/relationships" xmlns:m="http://schemas.openxmlformats.org/officeDocument/2006/math" xmlns:v="urn:schemas-microsoft-com:vml" xmlns:wp14="http://schemas.microsoft.com/office/word/2010/wordprocessingDrawing" xmlns:wp="http://schemas.openxmlformats.org/drawingml/2006/wordprocessingDrawing" xmlns:w10="urn:schemas-microsoft-com:office:word" xmlns:w="http://schemas.openxmlformats.org/wordprocessingml/2006/main" xmlns:w14="http://schemas.microsoft.com/office/word/2010/wordml" xmlns:w15="http://schemas.microsoft.com/office/word/2012/wordml" xmlns:w16cex="http://schemas.microsoft.com/office/word/2018/wordml/cex" xmlns:w16cid="http://schemas.microsoft.com/office/word/2016/wordml/cid" xmlns:w16="http://schemas.microsoft.com/office/word/2018/wordml" xmlns:w16du="http://schemas.microsoft.com/office/word/2023/wordml/word16du" xmlns:w16sdtdh="http://schemas.microsoft.com/office/word/2020/wordml/sdtdatahash" xmlns:w16se="http://schemas.microsoft.com/office/word/2015/wordml/symex" xmlns:wpg="http://schemas.microsoft.com/office/word/2010/wordprocessingGroup" xmlns:wpi="http://schemas.microsoft.com/office/word/2010/wordprocessingInk" xmlns:wne="http://schemas.microsoft.com/office/word/2006/wordml" xmlns:wps="http://schemas.microsoft.com/office/word/2010/wordprocessingShape" mc:Ignorable="w14 w15 w16se w16cid w16 w16cex w16sdtdh w16du wp14">
   <w:abstractNum w:abstractNumId="0" w15:restartNumberingAfterBreak="0">
     <w:nsid w:val="002A0692"/>
     <w:multiLevelType w:val="hybridMultilevel"/>
@@ -28775,7 +30063,7 @@
 </file>
 
 <file path=word/styles.xml><?xml version="1.0" encoding="utf-8"?>
-<w:styles xmlns:mc="http://schemas.openxmlformats.org/markup-compatibility/2006" xmlns:r="http://schemas.openxmlformats.org/officeDocument/2006/relationships" xmlns:w="http://schemas.openxmlformats.org/wordprocessingml/2006/main" xmlns:w14="http://schemas.microsoft.com/office/word/2010/wordml" xmlns:w15="http://schemas.microsoft.com/office/word/2012/wordml" xmlns:w16cex="http://schemas.microsoft.com/office/word/2018/wordml/cex" xmlns:w16cid="http://schemas.microsoft.com/office/word/2016/wordml/cid" xmlns:w16="http://schemas.microsoft.com/office/word/2018/wordml" xmlns:w16sdtdh="http://schemas.microsoft.com/office/word/2020/wordml/sdtdatahash" xmlns:w16se="http://schemas.microsoft.com/office/word/2015/wordml/symex" mc:Ignorable="w14 w15 w16se w16cid w16 w16cex w16sdtdh">
+<w:styles xmlns:mc="http://schemas.openxmlformats.org/markup-compatibility/2006" xmlns:r="http://schemas.openxmlformats.org/officeDocument/2006/relationships" xmlns:w="http://schemas.openxmlformats.org/wordprocessingml/2006/main" xmlns:w14="http://schemas.microsoft.com/office/word/2010/wordml" xmlns:w15="http://schemas.microsoft.com/office/word/2012/wordml" xmlns:w16cex="http://schemas.microsoft.com/office/word/2018/wordml/cex" xmlns:w16cid="http://schemas.microsoft.com/office/word/2016/wordml/cid" xmlns:w16="http://schemas.microsoft.com/office/word/2018/wordml" xmlns:w16du="http://schemas.microsoft.com/office/word/2023/wordml/word16du" xmlns:w16sdtdh="http://schemas.microsoft.com/office/word/2020/wordml/sdtdatahash" xmlns:w16se="http://schemas.microsoft.com/office/word/2015/wordml/symex" mc:Ignorable="w14 w15 w16se w16cid w16 w16cex w16sdtdh w16du">
   <w:docDefaults>
     <w:rPrDefault>
       <w:rPr>

--- a/wwwroot/doc/溫盤報告書範本3.docx
+++ b/wwwroot/doc/溫盤報告書範本3.docx
@@ -14576,6 +14576,7 @@
                 <w:sz w:val="18"/>
                 <w:szCs w:val="18"/>
               </w:rPr>
+              <w:lastRenderedPageBreak/>
               <w:t>柴油</w:t>
             </w:r>
           </w:p>
@@ -18293,7 +18294,34 @@
         <w:rPr>
           <w:sz w:val="24"/>
         </w:rPr>
-        <w:t xml:space="preserve"> 2022 </w:t>
+        <w:t xml:space="preserve"> </w:t>
+      </w:r>
+      <w:r>
+        <w:rPr>
+          <w:rFonts w:hint="eastAsia"/>
+          <w:sz w:val="24"/>
+        </w:rPr>
+        <w:t>[</w:t>
+      </w:r>
+      <w:r>
+        <w:rPr>
+          <w:rFonts w:hint="eastAsia"/>
+          <w:sz w:val="24"/>
+        </w:rPr>
+        <w:t>西元盤查年份</w:t>
+      </w:r>
+      <w:r>
+        <w:rPr>
+          <w:rFonts w:hint="eastAsia"/>
+          <w:sz w:val="24"/>
+        </w:rPr>
+        <w:t>]</w:t>
+      </w:r>
+      <w:r>
+        <w:rPr>
+          <w:sz w:val="24"/>
+        </w:rPr>
+        <w:t xml:space="preserve"> </w:t>
       </w:r>
       <w:r>
         <w:rPr>
@@ -19440,10 +19468,25 @@
         <w:t>經濟部能源局</w:t>
       </w:r>
       <w:r>
-        <w:t>-202</w:t>
-      </w:r>
-      <w:r>
-        <w:t>3</w:t>
+        <w:t>-</w:t>
+      </w:r>
+      <w:r>
+        <w:rPr>
+          <w:rFonts w:hint="eastAsia"/>
+        </w:rPr>
+        <w:t>[</w:t>
+      </w:r>
+      <w:r>
+        <w:rPr>
+          <w:rFonts w:hint="eastAsia"/>
+        </w:rPr>
+        <w:t>西元盤查年份</w:t>
+      </w:r>
+      <w:r>
+        <w:rPr>
+          <w:rFonts w:hint="eastAsia"/>
+        </w:rPr>
+        <w:t>]</w:t>
       </w:r>
       <w:r>
         <w:t>年</w:t>
@@ -19465,30 +19508,17 @@
     </w:p>
     <w:p>
       <w:pPr>
-        <w:pStyle w:val="afc"/>
         <w:widowControl/>
-        <w:numPr>
-          <w:ilvl w:val="1"/>
-          <w:numId w:val="7"/>
-        </w:numPr>
         <w:adjustRightInd w:val="0"/>
         <w:snapToGrid w:val="0"/>
         <w:spacing w:beforeLines="50" w:before="120" w:afterLines="50" w:after="120"/>
-        <w:ind w:leftChars="0" w:right="-23"/>
+        <w:ind w:right="-23"/>
         <w:jc w:val="both"/>
         <w:rPr>
-          <w:szCs w:val="24"/>
-        </w:rPr>
-      </w:pPr>
-      <w:r>
-        <w:t>溫室氣體排放量盤查作業指引，環境部氣候變遷署，</w:t>
-      </w:r>
-      <w:r>
-        <w:t>113</w:t>
-      </w:r>
-      <w:r>
-        <w:t>年</w:t>
-      </w:r>
+          <w:rFonts w:hint="eastAsia"/>
+          <w:szCs w:val="24"/>
+        </w:rPr>
+      </w:pPr>
     </w:p>
     <w:sectPr>
       <w:pgSz w:w="11920" w:h="16840"/>

--- a/wwwroot/doc/溫盤報告書範本3.docx
+++ b/wwwroot/doc/溫盤報告書範本3.docx
@@ -11,74 +11,6 @@
           <w:sz w:val="56"/>
         </w:rPr>
       </w:pPr>
-      <w:r>
-        <w:rPr>
-          <w:noProof/>
-          <w:sz w:val="20"/>
-        </w:rPr>
-        <w:drawing>
-          <wp:anchor distT="0" distB="0" distL="114300" distR="114300" simplePos="0" relativeHeight="251659264" behindDoc="0" locked="0" layoutInCell="1" allowOverlap="1" wp14:anchorId="35DE2AD8" wp14:editId="46650981">
-            <wp:simplePos x="0" y="0"/>
-            <wp:positionH relativeFrom="margin">
-              <wp:posOffset>-114300</wp:posOffset>
-            </wp:positionH>
-            <wp:positionV relativeFrom="paragraph">
-              <wp:posOffset>-335915</wp:posOffset>
-            </wp:positionV>
-            <wp:extent cx="2827020" cy="472440"/>
-            <wp:effectExtent l="0" t="0" r="0" b="3810"/>
-            <wp:wrapNone/>
-            <wp:docPr id="1553165253" name="圖片 1553165253" descr="C:\Users\danny\Desktop\idb (1).png"/>
-            <wp:cNvGraphicFramePr>
-              <a:graphicFrameLocks xmlns:a="http://schemas.openxmlformats.org/drawingml/2006/main" noChangeAspect="1"/>
-            </wp:cNvGraphicFramePr>
-            <a:graphic xmlns:a="http://schemas.openxmlformats.org/drawingml/2006/main">
-              <a:graphicData uri="http://schemas.openxmlformats.org/drawingml/2006/picture">
-                <pic:pic xmlns:pic="http://schemas.openxmlformats.org/drawingml/2006/picture">
-                  <pic:nvPicPr>
-                    <pic:cNvPr id="0" name="Picture 1" descr="C:\Users\danny\Desktop\idb (1).png"/>
-                    <pic:cNvPicPr>
-                      <a:picLocks noChangeAspect="1" noChangeArrowheads="1"/>
-                    </pic:cNvPicPr>
-                  </pic:nvPicPr>
-                  <pic:blipFill>
-                    <a:blip r:embed="rId11">
-                      <a:extLst>
-                        <a:ext uri="{28A0092B-C50C-407E-A947-70E740481C1C}">
-                          <a14:useLocalDpi xmlns:a14="http://schemas.microsoft.com/office/drawing/2010/main" val="0"/>
-                        </a:ext>
-                      </a:extLst>
-                    </a:blip>
-                    <a:srcRect/>
-                    <a:stretch>
-                      <a:fillRect/>
-                    </a:stretch>
-                  </pic:blipFill>
-                  <pic:spPr bwMode="auto">
-                    <a:xfrm>
-                      <a:off x="0" y="0"/>
-                      <a:ext cx="2827020" cy="472440"/>
-                    </a:xfrm>
-                    <a:prstGeom prst="rect">
-                      <a:avLst/>
-                    </a:prstGeom>
-                    <a:noFill/>
-                    <a:ln>
-                      <a:noFill/>
-                    </a:ln>
-                  </pic:spPr>
-                </pic:pic>
-              </a:graphicData>
-            </a:graphic>
-            <wp14:sizeRelH relativeFrom="page">
-              <wp14:pctWidth>0</wp14:pctWidth>
-            </wp14:sizeRelH>
-            <wp14:sizeRelV relativeFrom="page">
-              <wp14:pctHeight>0</wp14:pctHeight>
-            </wp14:sizeRelV>
-          </wp:anchor>
-        </w:drawing>
-      </w:r>
     </w:p>
     <w:p>
       <w:pPr>
@@ -471,8 +403,8 @@
           <w:kern w:val="0"/>
         </w:rPr>
         <w:sectPr>
-          <w:footerReference w:type="even" r:id="rId12"/>
-          <w:footerReference w:type="default" r:id="rId13"/>
+          <w:footerReference w:type="even" r:id="rId11"/>
+          <w:footerReference w:type="default" r:id="rId12"/>
           <w:pgSz w:w="11920" w:h="16840"/>
           <w:pgMar w:top="1134" w:right="1134" w:bottom="1134" w:left="1428" w:header="851" w:footer="992" w:gutter="0"/>
           <w:pgNumType w:fmt="upperRoman"/>
@@ -4558,14 +4490,12 @@
         </w:rPr>
         <w:t>本公司針對類別</w:t>
       </w:r>
-      <w:proofErr w:type="gramStart"/>
       <w:r>
         <w:rPr>
           <w:szCs w:val="24"/>
         </w:rPr>
         <w:t>一</w:t>
       </w:r>
-      <w:proofErr w:type="gramEnd"/>
       <w:r>
         <w:rPr>
           <w:szCs w:val="24"/>
@@ -4764,8 +4694,8 @@
           <w:szCs w:val="36"/>
         </w:rPr>
         <w:sectPr>
-          <w:headerReference w:type="default" r:id="rId14"/>
-          <w:footerReference w:type="default" r:id="rId15"/>
+          <w:headerReference w:type="default" r:id="rId13"/>
+          <w:footerReference w:type="default" r:id="rId14"/>
           <w:pgSz w:w="11920" w:h="16840"/>
           <w:pgMar w:top="1134" w:right="1134" w:bottom="1134" w:left="1134" w:header="851" w:footer="850" w:gutter="0"/>
           <w:pgNumType w:start="1"/>
@@ -4908,11 +4838,9 @@
       <w:r>
         <w:t>類別</w:t>
       </w:r>
-      <w:proofErr w:type="gramStart"/>
       <w:r>
         <w:t>一</w:t>
       </w:r>
-      <w:proofErr w:type="gramEnd"/>
       <w:r>
         <w:t>排放</w:t>
       </w:r>
@@ -5110,17 +5038,8 @@
           <w:bCs/>
           <w:szCs w:val="24"/>
         </w:rPr>
-        <w:t>類別</w:t>
-      </w:r>
-      <w:proofErr w:type="gramStart"/>
-      <w:r>
-        <w:rPr>
-          <w:bCs/>
-          <w:szCs w:val="24"/>
-        </w:rPr>
-        <w:t>一</w:t>
-      </w:r>
-      <w:proofErr w:type="gramEnd"/>
+        <w:t>類別一</w:t>
+      </w:r>
       <w:r>
         <w:rPr>
           <w:bCs/>
@@ -5883,7 +5802,6 @@
               </w:rPr>
               <w:t>年總排放當量</w:t>
             </w:r>
-            <w:proofErr w:type="gramStart"/>
             <w:r>
               <w:rPr>
                 <w:sz w:val="18"/>
@@ -5892,7 +5810,6 @@
               </w:rPr>
               <w:t>註</w:t>
             </w:r>
-            <w:proofErr w:type="gramEnd"/>
           </w:p>
         </w:tc>
         <w:tc>
@@ -6381,7 +6298,6 @@
                 <w:szCs w:val="18"/>
               </w:rPr>
             </w:pPr>
-            <w:proofErr w:type="gramStart"/>
             <w:r>
               <w:rPr>
                 <w:sz w:val="18"/>
@@ -6389,7 +6305,6 @@
               </w:rPr>
               <w:t>氣體別占比</w:t>
             </w:r>
-            <w:proofErr w:type="gramEnd"/>
             <w:r>
               <w:rPr>
                 <w:sz w:val="18"/>
@@ -6776,21 +6691,12 @@
                 <w:szCs w:val="18"/>
               </w:rPr>
             </w:pPr>
-            <w:proofErr w:type="gramStart"/>
-            <w:r>
-              <w:rPr>
-                <w:sz w:val="18"/>
-                <w:szCs w:val="18"/>
-              </w:rPr>
-              <w:t>註</w:t>
-            </w:r>
-            <w:proofErr w:type="gramEnd"/>
-            <w:r>
-              <w:rPr>
-                <w:sz w:val="18"/>
-                <w:szCs w:val="18"/>
-              </w:rPr>
-              <w:t>：依溫室氣體排放量盤查登錄管理辦法第二條第一款規定，溫室氣體排放量以公噸二氧化碳當量</w:t>
+            <w:r>
+              <w:rPr>
+                <w:sz w:val="18"/>
+                <w:szCs w:val="18"/>
+              </w:rPr>
+              <w:t>註：依溫室氣體排放量盤查登錄管理辦法第二條第一款規定，溫室氣體排放量以公噸二氧化碳當量</w:t>
             </w:r>
             <w:r>
               <w:rPr>
@@ -7283,17 +7189,8 @@
                 <w:sz w:val="18"/>
                 <w:szCs w:val="18"/>
               </w:rPr>
-              <w:t>類別</w:t>
-            </w:r>
-            <w:proofErr w:type="gramStart"/>
-            <w:r>
-              <w:rPr>
-                <w:sz w:val="18"/>
-                <w:szCs w:val="18"/>
-              </w:rPr>
-              <w:t>一</w:t>
-            </w:r>
-            <w:proofErr w:type="gramEnd"/>
+              <w:t>類別一</w:t>
+            </w:r>
             <w:r>
               <w:rPr>
                 <w:sz w:val="18"/>
@@ -7347,17 +7244,8 @@
                 <w:sz w:val="18"/>
                 <w:szCs w:val="18"/>
               </w:rPr>
-              <w:t>類別</w:t>
-            </w:r>
-            <w:proofErr w:type="gramStart"/>
-            <w:r>
-              <w:rPr>
-                <w:sz w:val="18"/>
-                <w:szCs w:val="18"/>
-              </w:rPr>
-              <w:t>一</w:t>
-            </w:r>
-            <w:proofErr w:type="gramEnd"/>
+              <w:t>類別一</w:t>
+            </w:r>
             <w:r>
               <w:rPr>
                 <w:sz w:val="18"/>
@@ -7411,17 +7299,8 @@
                 <w:sz w:val="18"/>
                 <w:szCs w:val="18"/>
               </w:rPr>
-              <w:t>類別</w:t>
-            </w:r>
-            <w:proofErr w:type="gramStart"/>
-            <w:r>
-              <w:rPr>
-                <w:sz w:val="18"/>
-                <w:szCs w:val="18"/>
-              </w:rPr>
-              <w:t>一</w:t>
-            </w:r>
-            <w:proofErr w:type="gramEnd"/>
+              <w:t>類別一</w:t>
+            </w:r>
             <w:r>
               <w:rPr>
                 <w:sz w:val="18"/>
@@ -7474,17 +7353,8 @@
                 <w:sz w:val="18"/>
                 <w:szCs w:val="18"/>
               </w:rPr>
-              <w:t>類別</w:t>
-            </w:r>
-            <w:proofErr w:type="gramStart"/>
-            <w:r>
-              <w:rPr>
-                <w:sz w:val="18"/>
-                <w:szCs w:val="18"/>
-              </w:rPr>
-              <w:t>一</w:t>
-            </w:r>
-            <w:proofErr w:type="gramEnd"/>
+              <w:t>類別一</w:t>
+            </w:r>
             <w:r>
               <w:rPr>
                 <w:sz w:val="18"/>
@@ -7538,17 +7408,8 @@
                 <w:sz w:val="18"/>
                 <w:szCs w:val="18"/>
               </w:rPr>
-              <w:t>類別</w:t>
-            </w:r>
-            <w:proofErr w:type="gramStart"/>
-            <w:r>
-              <w:rPr>
-                <w:sz w:val="18"/>
-                <w:szCs w:val="18"/>
-              </w:rPr>
-              <w:t>一</w:t>
-            </w:r>
-            <w:proofErr w:type="gramEnd"/>
+              <w:t>類別一</w:t>
+            </w:r>
             <w:r>
               <w:rPr>
                 <w:sz w:val="18"/>
@@ -7602,17 +7463,8 @@
                 <w:sz w:val="18"/>
                 <w:szCs w:val="18"/>
               </w:rPr>
-              <w:t>類別</w:t>
-            </w:r>
-            <w:proofErr w:type="gramStart"/>
-            <w:r>
-              <w:rPr>
-                <w:sz w:val="18"/>
-                <w:szCs w:val="18"/>
-              </w:rPr>
-              <w:t>一</w:t>
-            </w:r>
-            <w:proofErr w:type="gramEnd"/>
+              <w:t>類別一</w:t>
+            </w:r>
             <w:r>
               <w:rPr>
                 <w:sz w:val="18"/>
@@ -7665,17 +7517,8 @@
                 <w:sz w:val="18"/>
                 <w:szCs w:val="18"/>
               </w:rPr>
-              <w:t>類別</w:t>
-            </w:r>
-            <w:proofErr w:type="gramStart"/>
-            <w:r>
-              <w:rPr>
-                <w:sz w:val="18"/>
-                <w:szCs w:val="18"/>
-              </w:rPr>
-              <w:t>一</w:t>
-            </w:r>
-            <w:proofErr w:type="gramEnd"/>
+              <w:t>類別一</w:t>
+            </w:r>
             <w:r>
               <w:rPr>
                 <w:sz w:val="18"/>
@@ -7764,7 +7607,6 @@
                 <w:szCs w:val="18"/>
               </w:rPr>
             </w:pPr>
-            <w:proofErr w:type="gramStart"/>
             <w:r>
               <w:rPr>
                 <w:sz w:val="18"/>
@@ -7772,7 +7614,6 @@
               </w:rPr>
               <w:t>氣體別占比</w:t>
             </w:r>
-            <w:proofErr w:type="gramEnd"/>
             <w:r>
               <w:rPr>
                 <w:sz w:val="18"/>
@@ -7826,17 +7667,8 @@
                 <w:sz w:val="18"/>
                 <w:szCs w:val="18"/>
               </w:rPr>
-              <w:t>類別</w:t>
-            </w:r>
-            <w:proofErr w:type="gramStart"/>
-            <w:r>
-              <w:rPr>
-                <w:sz w:val="18"/>
-                <w:szCs w:val="18"/>
-              </w:rPr>
-              <w:t>一</w:t>
-            </w:r>
-            <w:proofErr w:type="gramEnd"/>
+              <w:t>類別一</w:t>
+            </w:r>
             <w:r>
               <w:rPr>
                 <w:sz w:val="18"/>
@@ -7890,17 +7722,8 @@
                 <w:sz w:val="18"/>
                 <w:szCs w:val="18"/>
               </w:rPr>
-              <w:t>類別</w:t>
-            </w:r>
-            <w:proofErr w:type="gramStart"/>
-            <w:r>
-              <w:rPr>
-                <w:sz w:val="18"/>
-                <w:szCs w:val="18"/>
-              </w:rPr>
-              <w:t>一</w:t>
-            </w:r>
-            <w:proofErr w:type="gramEnd"/>
+              <w:t>類別一</w:t>
+            </w:r>
             <w:r>
               <w:rPr>
                 <w:sz w:val="18"/>
@@ -7954,17 +7777,8 @@
                 <w:sz w:val="18"/>
                 <w:szCs w:val="18"/>
               </w:rPr>
-              <w:t>類別</w:t>
-            </w:r>
-            <w:proofErr w:type="gramStart"/>
-            <w:r>
-              <w:rPr>
-                <w:sz w:val="18"/>
-                <w:szCs w:val="18"/>
-              </w:rPr>
-              <w:t>一</w:t>
-            </w:r>
-            <w:proofErr w:type="gramEnd"/>
+              <w:t>類別一</w:t>
+            </w:r>
             <w:r>
               <w:rPr>
                 <w:sz w:val="18"/>
@@ -8017,17 +7831,8 @@
                 <w:sz w:val="18"/>
                 <w:szCs w:val="18"/>
               </w:rPr>
-              <w:t>類別</w:t>
-            </w:r>
-            <w:proofErr w:type="gramStart"/>
-            <w:r>
-              <w:rPr>
-                <w:sz w:val="18"/>
-                <w:szCs w:val="18"/>
-              </w:rPr>
-              <w:t>一</w:t>
-            </w:r>
-            <w:proofErr w:type="gramEnd"/>
+              <w:t>類別一</w:t>
+            </w:r>
             <w:r>
               <w:rPr>
                 <w:sz w:val="18"/>
@@ -8081,17 +7886,8 @@
                 <w:sz w:val="18"/>
                 <w:szCs w:val="18"/>
               </w:rPr>
-              <w:t>類別</w:t>
-            </w:r>
-            <w:proofErr w:type="gramStart"/>
-            <w:r>
-              <w:rPr>
-                <w:sz w:val="18"/>
-                <w:szCs w:val="18"/>
-              </w:rPr>
-              <w:t>一</w:t>
-            </w:r>
-            <w:proofErr w:type="gramEnd"/>
+              <w:t>類別一</w:t>
+            </w:r>
             <w:r>
               <w:rPr>
                 <w:sz w:val="18"/>
@@ -8145,17 +7941,8 @@
                 <w:sz w:val="18"/>
                 <w:szCs w:val="18"/>
               </w:rPr>
-              <w:t>類別</w:t>
-            </w:r>
-            <w:proofErr w:type="gramStart"/>
-            <w:r>
-              <w:rPr>
-                <w:sz w:val="18"/>
-                <w:szCs w:val="18"/>
-              </w:rPr>
-              <w:t>一</w:t>
-            </w:r>
-            <w:proofErr w:type="gramEnd"/>
+              <w:t>類別一</w:t>
+            </w:r>
             <w:r>
               <w:rPr>
                 <w:sz w:val="18"/>
@@ -8208,17 +7995,8 @@
                 <w:sz w:val="18"/>
                 <w:szCs w:val="18"/>
               </w:rPr>
-              <w:t>類別</w:t>
-            </w:r>
-            <w:proofErr w:type="gramStart"/>
-            <w:r>
-              <w:rPr>
-                <w:sz w:val="18"/>
-                <w:szCs w:val="18"/>
-              </w:rPr>
-              <w:t>一</w:t>
-            </w:r>
-            <w:proofErr w:type="gramEnd"/>
+              <w:t>類別一</w:t>
+            </w:r>
             <w:r>
               <w:rPr>
                 <w:sz w:val="18"/>
@@ -8305,29 +8083,7 @@
                 <w:sz w:val="18"/>
                 <w:szCs w:val="18"/>
               </w:rPr>
-              <w:t>全廠溫室氣體範疇別及類別</w:t>
-            </w:r>
-            <w:proofErr w:type="gramStart"/>
-            <w:r>
-              <w:rPr>
-                <w:b/>
-                <w:bCs/>
-                <w:color w:val="FFFFFF" w:themeColor="background1"/>
-                <w:sz w:val="18"/>
-                <w:szCs w:val="18"/>
-              </w:rPr>
-              <w:t>一</w:t>
-            </w:r>
-            <w:proofErr w:type="gramEnd"/>
-            <w:r>
-              <w:rPr>
-                <w:b/>
-                <w:bCs/>
-                <w:color w:val="FFFFFF" w:themeColor="background1"/>
-                <w:sz w:val="18"/>
-                <w:szCs w:val="18"/>
-              </w:rPr>
-              <w:t>與二排放型式排放量統計表</w:t>
+              <w:t>全廠溫室氣體範疇別及類別一與二排放型式排放量統計表</w:t>
             </w:r>
           </w:p>
         </w:tc>
@@ -8392,7 +8148,6 @@
               </w:rPr>
               <w:t>類別</w:t>
             </w:r>
-            <w:proofErr w:type="gramStart"/>
             <w:r>
               <w:rPr>
                 <w:sz w:val="18"/>
@@ -8400,7 +8155,6 @@
               </w:rPr>
               <w:t>一</w:t>
             </w:r>
-            <w:proofErr w:type="gramEnd"/>
           </w:p>
         </w:tc>
         <w:tc>
@@ -9108,7 +8862,6 @@
                 <w:szCs w:val="18"/>
               </w:rPr>
             </w:pPr>
-            <w:proofErr w:type="gramStart"/>
             <w:r>
               <w:rPr>
                 <w:sz w:val="18"/>
@@ -9117,7 +8870,6 @@
               <w:lastRenderedPageBreak/>
               <w:t>氣體別占比</w:t>
             </w:r>
-            <w:proofErr w:type="gramEnd"/>
             <w:r>
               <w:rPr>
                 <w:sz w:val="18"/>
@@ -9172,23 +8924,7 @@
                 <w:sz w:val="18"/>
                 <w:szCs w:val="18"/>
               </w:rPr>
-              <w:t>類別</w:t>
-            </w:r>
-            <w:proofErr w:type="gramStart"/>
-            <w:r>
-              <w:rPr>
-                <w:sz w:val="18"/>
-                <w:szCs w:val="18"/>
-              </w:rPr>
-              <w:t>一</w:t>
-            </w:r>
-            <w:proofErr w:type="gramEnd"/>
-            <w:r>
-              <w:rPr>
-                <w:sz w:val="18"/>
-                <w:szCs w:val="18"/>
-              </w:rPr>
-              <w:t>占比</w:t>
+              <w:t>類別一占比</w:t>
             </w:r>
             <w:r>
               <w:rPr>
@@ -9516,21 +9252,12 @@
                 <w:szCs w:val="18"/>
               </w:rPr>
             </w:pPr>
-            <w:proofErr w:type="gramStart"/>
-            <w:r>
-              <w:rPr>
-                <w:sz w:val="18"/>
-                <w:szCs w:val="18"/>
-              </w:rPr>
-              <w:t>註</w:t>
-            </w:r>
-            <w:proofErr w:type="gramEnd"/>
-            <w:r>
-              <w:rPr>
-                <w:sz w:val="18"/>
-                <w:szCs w:val="18"/>
-              </w:rPr>
-              <w:t>：依溫室氣體排放量盤查登錄管理辦法第二條第一款規定，溫室氣體排放量以公噸二氧化碳當量</w:t>
+            <w:r>
+              <w:rPr>
+                <w:sz w:val="18"/>
+                <w:szCs w:val="18"/>
+              </w:rPr>
+              <w:t>註：依溫室氣體排放量盤查登錄管理辦法第二條第一款規定，溫室氣體排放量以公噸二氧化碳當量</w:t>
             </w:r>
             <w:r>
               <w:rPr>
@@ -9874,16 +9601,8 @@
         <w:rPr>
           <w:szCs w:val="24"/>
         </w:rPr>
-        <w:t>類別</w:t>
-      </w:r>
-      <w:proofErr w:type="gramStart"/>
-      <w:r>
-        <w:rPr>
-          <w:szCs w:val="24"/>
-        </w:rPr>
-        <w:t>一</w:t>
-      </w:r>
-      <w:proofErr w:type="gramEnd"/>
+        <w:t>類別一</w:t>
+      </w:r>
     </w:p>
     <w:p>
       <w:pPr>
@@ -11245,21 +10964,7 @@
         <w:rPr>
           <w:szCs w:val="24"/>
         </w:rPr>
-        <w:t>設備之冷</w:t>
-      </w:r>
-      <w:proofErr w:type="gramStart"/>
-      <w:r>
-        <w:rPr>
-          <w:szCs w:val="24"/>
-        </w:rPr>
-        <w:t>媒逸散率</w:t>
-      </w:r>
-      <w:proofErr w:type="gramEnd"/>
-      <w:r>
-        <w:rPr>
-          <w:szCs w:val="24"/>
-        </w:rPr>
-        <w:t>排放因子</w:t>
+        <w:t>設備之冷媒逸散率排放因子</w:t>
       </w:r>
       <w:r>
         <w:rPr>
@@ -11358,15 +11063,7 @@
       </w:r>
       <w:bookmarkEnd w:id="124"/>
       <w:r>
-        <w:t>、設備之冷</w:t>
-      </w:r>
-      <w:proofErr w:type="gramStart"/>
-      <w:r>
-        <w:t>媒逸散率</w:t>
-      </w:r>
-      <w:proofErr w:type="gramEnd"/>
-      <w:r>
-        <w:t>排放因子</w:t>
+        <w:t>、設備之冷媒逸散率排放因子</w:t>
       </w:r>
     </w:p>
     <w:tbl>
@@ -13311,13 +13008,8 @@
       <w:bookmarkStart w:id="141" w:name="_Toc164242929"/>
       <w:bookmarkStart w:id="142" w:name="_Toc166943885"/>
       <w:r>
-        <w:t>全球</w:t>
-      </w:r>
-      <w:proofErr w:type="gramStart"/>
-      <w:r>
-        <w:t>暖化潛勢值</w:t>
-      </w:r>
-      <w:proofErr w:type="gramEnd"/>
+        <w:t>全球暖化潛勢值</w:t>
+      </w:r>
       <w:r>
         <w:t>(GWP)</w:t>
       </w:r>
@@ -13364,16 +13056,8 @@
         <w:rPr>
           <w:sz w:val="24"/>
         </w:rPr>
-        <w:t>之全球</w:t>
-      </w:r>
-      <w:proofErr w:type="gramStart"/>
-      <w:r>
-        <w:rPr>
-          <w:sz w:val="24"/>
-        </w:rPr>
-        <w:t>暖化潛勢值</w:t>
-      </w:r>
-      <w:proofErr w:type="gramEnd"/>
+        <w:t>之全球暖化潛勢值</w:t>
+      </w:r>
       <w:r>
         <w:rPr>
           <w:sz w:val="24"/>
@@ -13869,7 +13553,6 @@
                 <w:szCs w:val="18"/>
               </w:rPr>
             </w:pPr>
-            <w:proofErr w:type="gramStart"/>
             <w:r>
               <w:rPr>
                 <w:b/>
@@ -13878,18 +13561,7 @@
                 <w:sz w:val="18"/>
                 <w:szCs w:val="18"/>
               </w:rPr>
-              <w:t>原燃物料或</w:t>
-            </w:r>
-            <w:proofErr w:type="gramEnd"/>
-            <w:r>
-              <w:rPr>
-                <w:b/>
-                <w:bCs/>
-                <w:color w:val="FFFFFF" w:themeColor="background1"/>
-                <w:sz w:val="18"/>
-                <w:szCs w:val="18"/>
-              </w:rPr>
-              <w:t>產品</w:t>
+              <w:t>原燃物料或產品</w:t>
             </w:r>
           </w:p>
         </w:tc>
@@ -17081,23 +16753,7 @@
                 <w:rFonts w:ascii="Times New Roman" w:hAnsi="Times New Roman"/>
                 <w:color w:val="FFFFFF" w:themeColor="background1"/>
               </w:rPr>
-              <w:t>進行不確定性評估之排放量</w:t>
-            </w:r>
-            <w:proofErr w:type="gramStart"/>
-            <w:r>
-              <w:rPr>
-                <w:rFonts w:ascii="Times New Roman" w:hAnsi="Times New Roman"/>
-                <w:color w:val="FFFFFF" w:themeColor="background1"/>
-              </w:rPr>
-              <w:t>佔</w:t>
-            </w:r>
-            <w:proofErr w:type="gramEnd"/>
-            <w:r>
-              <w:rPr>
-                <w:rFonts w:ascii="Times New Roman" w:hAnsi="Times New Roman"/>
-                <w:color w:val="FFFFFF" w:themeColor="background1"/>
-              </w:rPr>
-              <w:t>總排放量之比例</w:t>
+              <w:t>進行不確定性評估之排放量佔總排放量之比例</w:t>
             </w:r>
           </w:p>
         </w:tc>
@@ -18613,14 +18269,12 @@
               </w:rPr>
               <w:t>分</w:t>
             </w:r>
-            <w:proofErr w:type="gramStart"/>
             <w:r>
               <w:rPr>
                 <w:rFonts w:ascii="新細明體" w:eastAsia="新細明體" w:hAnsi="新細明體" w:cs="新細明體" w:hint="eastAsia"/>
               </w:rPr>
               <w:t>≦</w:t>
             </w:r>
-            <w:proofErr w:type="gramEnd"/>
             <w:r>
               <w:rPr>
                 <w:rFonts w:ascii="Times New Roman" w:hAnsi="Times New Roman"/>
@@ -18656,28 +18310,24 @@
               </w:rPr>
               <w:t>19</w:t>
             </w:r>
-            <w:proofErr w:type="gramStart"/>
             <w:r>
               <w:rPr>
                 <w:rFonts w:ascii="新細明體" w:eastAsia="新細明體" w:hAnsi="新細明體" w:cs="新細明體" w:hint="eastAsia"/>
               </w:rPr>
               <w:t>≦</w:t>
             </w:r>
-            <w:proofErr w:type="gramEnd"/>
             <w:r>
               <w:rPr>
                 <w:rFonts w:ascii="Times New Roman" w:hAnsi="Times New Roman"/>
               </w:rPr>
               <w:t>X</w:t>
             </w:r>
-            <w:proofErr w:type="gramStart"/>
             <w:r>
               <w:rPr>
                 <w:rFonts w:ascii="新細明體" w:eastAsia="新細明體" w:hAnsi="新細明體" w:cs="新細明體" w:hint="eastAsia"/>
               </w:rPr>
               <w:t>≦</w:t>
             </w:r>
-            <w:proofErr w:type="gramEnd"/>
             <w:r>
               <w:rPr>
                 <w:rFonts w:ascii="Times New Roman" w:hAnsi="Times New Roman"/>
@@ -18998,7 +18648,7 @@
           <w:sz w:val="24"/>
         </w:rPr>
         <w:sectPr>
-          <w:headerReference w:type="default" r:id="rId16"/>
+          <w:headerReference w:type="default" r:id="rId15"/>
           <w:pgSz w:w="11920" w:h="16840"/>
           <w:pgMar w:top="1134" w:right="1134" w:bottom="1134" w:left="1134" w:header="851" w:footer="850" w:gutter="0"/>
           <w:cols w:space="720"/>
@@ -19200,15 +18850,7 @@
         <w:tab/>
       </w:r>
       <w:r>
-        <w:t>溫室氣體排放源或</w:t>
-      </w:r>
-      <w:proofErr w:type="gramStart"/>
-      <w:r>
-        <w:t>匯</w:t>
-      </w:r>
-      <w:proofErr w:type="gramEnd"/>
-      <w:r>
-        <w:t>之所有權與控制權移入或移出組織邊界。</w:t>
+        <w:t>溫室氣體排放源或匯之所有權與控制權移入或移出組織邊界。</w:t>
       </w:r>
     </w:p>
     <w:p>
@@ -19489,21 +19131,13 @@
         <w:t>]</w:t>
       </w:r>
       <w:r>
-        <w:t>年</w:t>
-      </w:r>
-      <w:proofErr w:type="gramStart"/>
-      <w:r>
-        <w:t>電力排</w:t>
+        <w:t>年電力排</w:t>
       </w:r>
       <w:r>
         <w:t>碳</w:t>
       </w:r>
       <w:r>
-        <w:t>係數</w:t>
-      </w:r>
-      <w:proofErr w:type="gramEnd"/>
-      <w:r>
-        <w:t>公告。</w:t>
+        <w:t>係數公告。</w:t>
       </w:r>
     </w:p>
     <w:p>
@@ -19515,7 +19149,6 @@
         <w:ind w:right="-23"/>
         <w:jc w:val="both"/>
         <w:rPr>
-          <w:rFonts w:hint="eastAsia"/>
           <w:szCs w:val="24"/>
         </w:rPr>
       </w:pPr>
@@ -23218,15 +22851,6 @@
 </file>
 
 <file path=customXml/item1.xml><?xml version="1.0" encoding="utf-8"?>
-<?mso-contentType ?>
-<FormTemplates xmlns="http://schemas.microsoft.com/sharepoint/v3/contenttype/forms">
-  <Display>DocumentLibraryForm</Display>
-  <Edit>DocumentLibraryForm</Edit>
-  <New>DocumentLibraryForm</New>
-</FormTemplates>
-</file>
-
-<file path=customXml/item2.xml><?xml version="1.0" encoding="utf-8"?>
 <p:properties xmlns:p="http://schemas.microsoft.com/office/2006/metadata/properties" xmlns:xsi="http://www.w3.org/2001/XMLSchema-instance" xmlns:pc="http://schemas.microsoft.com/office/infopath/2007/PartnerControls">
   <documentManagement>
     <TaxCatchAll xmlns="7fdcc51d-ffb2-4384-ac0a-9f40f3c165a4" xsi:nil="true"/>
@@ -23237,7 +22861,20 @@
 </p:properties>
 </file>
 
+<file path=customXml/item2.xml><?xml version="1.0" encoding="utf-8"?>
+<?mso-contentType ?>
+<FormTemplates xmlns="http://schemas.microsoft.com/sharepoint/v3/contenttype/forms">
+  <Display>DocumentLibraryForm</Display>
+  <Edit>DocumentLibraryForm</Edit>
+  <New>DocumentLibraryForm</New>
+</FormTemplates>
+</file>
+
 <file path=customXml/item3.xml><?xml version="1.0" encoding="utf-8"?>
+<b:Sources xmlns:b="http://schemas.openxmlformats.org/officeDocument/2006/bibliography" xmlns="http://schemas.openxmlformats.org/officeDocument/2006/bibliography" SelectedStyle="\APA.XSL" StyleName="APA"/>
+</file>
+
+<file path=customXml/item4.xml><?xml version="1.0" encoding="utf-8"?>
 <ct:contentTypeSchema xmlns:ct="http://schemas.microsoft.com/office/2006/metadata/contentType" xmlns:ma="http://schemas.microsoft.com/office/2006/metadata/properties/metaAttributes" ct:_="" ma:_="" ma:contentTypeName="文件" ma:contentTypeID="0x0101008C1237F5A8E93C4AB9F51356B2E5B065" ma:contentTypeVersion="11" ma:contentTypeDescription="建立新的文件。" ma:contentTypeScope="" ma:versionID="55c5abad1e37d769036310f8438f458a">
   <xsd:schema xmlns:xsd="http://www.w3.org/2001/XMLSchema" xmlns:xs="http://www.w3.org/2001/XMLSchema" xmlns:p="http://schemas.microsoft.com/office/2006/metadata/properties" xmlns:ns2="df6d19e8-8e79-44fa-a652-5946ba268099" xmlns:ns3="7fdcc51d-ffb2-4384-ac0a-9f40f3c165a4" targetNamespace="http://schemas.microsoft.com/office/2006/metadata/properties" ma:root="true" ma:fieldsID="f696b0d4133c1763036b6740d7564fc4" ns2:_="" ns3:_="">
     <xsd:import namespace="df6d19e8-8e79-44fa-a652-5946ba268099"/>
@@ -23446,19 +23083,7 @@
 </ct:contentTypeSchema>
 </file>
 
-<file path=customXml/item4.xml><?xml version="1.0" encoding="utf-8"?>
-<b:Sources xmlns:b="http://schemas.openxmlformats.org/officeDocument/2006/bibliography" xmlns="http://schemas.openxmlformats.org/officeDocument/2006/bibliography" SelectedStyle="\APA.XSL" StyleName="APA"/>
-</file>
-
 <file path=customXml/itemProps1.xml><?xml version="1.0" encoding="utf-8"?>
-<ds:datastoreItem xmlns:ds="http://schemas.openxmlformats.org/officeDocument/2006/customXml" ds:itemID="{228040AA-8429-4969-A0DA-29C959C031EB}">
-  <ds:schemaRefs>
-    <ds:schemaRef ds:uri="http://schemas.microsoft.com/sharepoint/v3/contenttype/forms"/>
-  </ds:schemaRefs>
-</ds:datastoreItem>
-</file>
-
-<file path=customXml/itemProps2.xml><?xml version="1.0" encoding="utf-8"?>
 <ds:datastoreItem xmlns:ds="http://schemas.openxmlformats.org/officeDocument/2006/customXml" ds:itemID="{8DEEF061-24F3-45B9-9BE7-F7DDB218A9EB}">
   <ds:schemaRefs>
     <ds:schemaRef ds:uri="http://schemas.microsoft.com/office/2006/metadata/properties"/>
@@ -23469,7 +23094,23 @@
 </ds:datastoreItem>
 </file>
 
+<file path=customXml/itemProps2.xml><?xml version="1.0" encoding="utf-8"?>
+<ds:datastoreItem xmlns:ds="http://schemas.openxmlformats.org/officeDocument/2006/customXml" ds:itemID="{228040AA-8429-4969-A0DA-29C959C031EB}">
+  <ds:schemaRefs>
+    <ds:schemaRef ds:uri="http://schemas.microsoft.com/sharepoint/v3/contenttype/forms"/>
+  </ds:schemaRefs>
+</ds:datastoreItem>
+</file>
+
 <file path=customXml/itemProps3.xml><?xml version="1.0" encoding="utf-8"?>
+<ds:datastoreItem xmlns:ds="http://schemas.openxmlformats.org/officeDocument/2006/customXml" ds:itemID="{9BD8E5B6-C234-452B-9FAA-D8DC77C5FD85}">
+  <ds:schemaRefs>
+    <ds:schemaRef ds:uri="http://schemas.openxmlformats.org/officeDocument/2006/bibliography"/>
+  </ds:schemaRefs>
+</ds:datastoreItem>
+</file>
+
+<file path=customXml/itemProps4.xml><?xml version="1.0" encoding="utf-8"?>
 <ds:datastoreItem xmlns:ds="http://schemas.openxmlformats.org/officeDocument/2006/customXml" ds:itemID="{27366302-FD44-4D57-9D74-42EE9E3A7993}">
   <ds:schemaRefs>
     <ds:schemaRef ds:uri="http://schemas.microsoft.com/office/2006/metadata/contentType"/>
@@ -23486,12 +23127,4 @@
     <ds:schemaRef ds:uri="http://schemas.microsoft.com/internal/obd"/>
   </ds:schemaRefs>
 </ds:datastoreItem>
-</file>
-
-<file path=customXml/itemProps4.xml><?xml version="1.0" encoding="utf-8"?>
-<ds:datastoreItem xmlns:ds="http://schemas.openxmlformats.org/officeDocument/2006/customXml" ds:itemID="{9BD8E5B6-C234-452B-9FAA-D8DC77C5FD85}">
-  <ds:schemaRefs>
-    <ds:schemaRef ds:uri="http://schemas.openxmlformats.org/officeDocument/2006/bibliography"/>
-  </ds:schemaRefs>
-</ds:datastoreItem>
 </file>
--- a/wwwroot/doc/溫盤報告書範本3.docx
+++ b/wwwroot/doc/溫盤報告書範本3.docx
@@ -4490,12 +4490,14 @@
         </w:rPr>
         <w:t>本公司針對類別</w:t>
       </w:r>
+      <w:proofErr w:type="gramStart"/>
       <w:r>
         <w:rPr>
           <w:szCs w:val="24"/>
         </w:rPr>
         <w:t>一</w:t>
       </w:r>
+      <w:proofErr w:type="gramEnd"/>
       <w:r>
         <w:rPr>
           <w:szCs w:val="24"/>
@@ -4838,9 +4840,11 @@
       <w:r>
         <w:t>類別</w:t>
       </w:r>
+      <w:proofErr w:type="gramStart"/>
       <w:r>
         <w:t>一</w:t>
       </w:r>
+      <w:proofErr w:type="gramEnd"/>
       <w:r>
         <w:t>排放</w:t>
       </w:r>
@@ -5038,8 +5042,17 @@
           <w:bCs/>
           <w:szCs w:val="24"/>
         </w:rPr>
-        <w:t>類別一</w:t>
-      </w:r>
+        <w:t>類別</w:t>
+      </w:r>
+      <w:proofErr w:type="gramStart"/>
+      <w:r>
+        <w:rPr>
+          <w:bCs/>
+          <w:szCs w:val="24"/>
+        </w:rPr>
+        <w:t>一</w:t>
+      </w:r>
+      <w:proofErr w:type="gramEnd"/>
       <w:r>
         <w:rPr>
           <w:bCs/>
@@ -5318,13 +5331,17 @@
     </w:p>
     <w:p>
       <w:pPr>
-        <w:adjustRightInd w:val="0"/>
-        <w:snapToGrid w:val="0"/>
-        <w:spacing w:afterLines="50" w:after="120"/>
+        <w:widowControl/>
         <w:rPr>
           <w:noProof/>
         </w:rPr>
       </w:pPr>
+      <w:r>
+        <w:rPr>
+          <w:noProof/>
+        </w:rPr>
+        <w:br w:type="page"/>
+      </w:r>
     </w:p>
     <w:p>
       <w:pPr>
@@ -5333,6 +5350,7 @@
       <w:bookmarkStart w:id="99" w:name="_Toc164242924"/>
       <w:bookmarkStart w:id="100" w:name="_Toc166943879"/>
       <w:r>
+        <w:lastRenderedPageBreak/>
         <w:t>溫室氣體總排放量</w:t>
       </w:r>
       <w:bookmarkEnd w:id="99"/>
@@ -5430,6 +5448,7 @@
         </w:rPr>
         <w:t>。</w:t>
       </w:r>
+      <w:bookmarkStart w:id="101" w:name="_Hlk172638943"/>
     </w:p>
     <w:tbl>
       <w:tblPr>
@@ -5446,23 +5465,16 @@
         <w:tblLook w:val="04A0" w:firstRow="1" w:lastRow="0" w:firstColumn="1" w:lastColumn="0" w:noHBand="0" w:noVBand="1"/>
       </w:tblPr>
       <w:tblGrid>
-        <w:gridCol w:w="1022"/>
-        <w:gridCol w:w="705"/>
-        <w:gridCol w:w="306"/>
-        <w:gridCol w:w="697"/>
-        <w:gridCol w:w="342"/>
-        <w:gridCol w:w="619"/>
-        <w:gridCol w:w="308"/>
-        <w:gridCol w:w="707"/>
-        <w:gridCol w:w="357"/>
-        <w:gridCol w:w="563"/>
-        <w:gridCol w:w="506"/>
-        <w:gridCol w:w="346"/>
-        <w:gridCol w:w="654"/>
-        <w:gridCol w:w="332"/>
-        <w:gridCol w:w="599"/>
-        <w:gridCol w:w="328"/>
-        <w:gridCol w:w="1251"/>
+        <w:gridCol w:w="1000"/>
+        <w:gridCol w:w="998"/>
+        <w:gridCol w:w="712"/>
+        <w:gridCol w:w="940"/>
+        <w:gridCol w:w="1336"/>
+        <w:gridCol w:w="625"/>
+        <w:gridCol w:w="815"/>
+        <w:gridCol w:w="665"/>
+        <w:gridCol w:w="1207"/>
+        <w:gridCol w:w="1344"/>
       </w:tblGrid>
       <w:tr>
         <w:trPr>
@@ -5472,7 +5484,7 @@
         <w:tc>
           <w:tcPr>
             <w:tcW w:w="5000" w:type="pct"/>
-            <w:gridSpan w:val="17"/>
+            <w:gridSpan w:val="10"/>
             <w:shd w:val="clear" w:color="auto" w:fill="A6A6A6" w:themeFill="background1" w:themeFillShade="A6"/>
             <w:vAlign w:val="center"/>
             <w:hideMark/>
@@ -5539,7 +5551,6 @@
         <w:tc>
           <w:tcPr>
             <w:tcW w:w="521" w:type="pct"/>
-            <w:gridSpan w:val="2"/>
             <w:shd w:val="clear" w:color="auto" w:fill="auto"/>
             <w:vAlign w:val="center"/>
             <w:hideMark/>
@@ -5610,7 +5621,6 @@
         <w:tc>
           <w:tcPr>
             <w:tcW w:w="491" w:type="pct"/>
-            <w:gridSpan w:val="2"/>
             <w:shd w:val="clear" w:color="auto" w:fill="auto"/>
             <w:vAlign w:val="center"/>
             <w:hideMark/>
@@ -5653,7 +5663,6 @@
         <w:tc>
           <w:tcPr>
             <w:tcW w:w="696" w:type="pct"/>
-            <w:gridSpan w:val="3"/>
             <w:shd w:val="clear" w:color="auto" w:fill="auto"/>
             <w:vAlign w:val="center"/>
             <w:hideMark/>
@@ -5708,7 +5717,6 @@
         <w:tc>
           <w:tcPr>
             <w:tcW w:w="426" w:type="pct"/>
-            <w:gridSpan w:val="2"/>
             <w:shd w:val="clear" w:color="auto" w:fill="auto"/>
             <w:vAlign w:val="center"/>
             <w:hideMark/>
@@ -5779,7 +5787,6 @@
         <w:tc>
           <w:tcPr>
             <w:tcW w:w="629" w:type="pct"/>
-            <w:gridSpan w:val="3"/>
             <w:shd w:val="clear" w:color="auto" w:fill="auto"/>
             <w:vAlign w:val="center"/>
             <w:hideMark/>
@@ -5802,6 +5809,7 @@
               </w:rPr>
               <w:t>年總排放當量</w:t>
             </w:r>
+            <w:proofErr w:type="gramStart"/>
             <w:r>
               <w:rPr>
                 <w:sz w:val="18"/>
@@ -5810,6 +5818,7 @@
               </w:rPr>
               <w:t>註</w:t>
             </w:r>
+            <w:proofErr w:type="gramEnd"/>
           </w:p>
         </w:tc>
         <w:tc>
@@ -5926,7 +5935,6 @@
         <w:tc>
           <w:tcPr>
             <w:tcW w:w="521" w:type="pct"/>
-            <w:gridSpan w:val="2"/>
             <w:shd w:val="clear" w:color="auto" w:fill="auto"/>
             <w:vAlign w:val="center"/>
           </w:tcPr>
@@ -6007,7 +6015,6 @@
         <w:tc>
           <w:tcPr>
             <w:tcW w:w="491" w:type="pct"/>
-            <w:gridSpan w:val="2"/>
             <w:shd w:val="clear" w:color="auto" w:fill="auto"/>
             <w:vAlign w:val="center"/>
           </w:tcPr>
@@ -6048,7 +6055,6 @@
         <w:tc>
           <w:tcPr>
             <w:tcW w:w="696" w:type="pct"/>
-            <w:gridSpan w:val="3"/>
             <w:shd w:val="clear" w:color="auto" w:fill="auto"/>
             <w:vAlign w:val="center"/>
           </w:tcPr>
@@ -6129,7 +6135,6 @@
         <w:tc>
           <w:tcPr>
             <w:tcW w:w="426" w:type="pct"/>
-            <w:gridSpan w:val="2"/>
             <w:shd w:val="clear" w:color="auto" w:fill="auto"/>
             <w:vAlign w:val="center"/>
           </w:tcPr>
@@ -6210,7 +6215,6 @@
         <w:tc>
           <w:tcPr>
             <w:tcW w:w="629" w:type="pct"/>
-            <w:gridSpan w:val="3"/>
             <w:shd w:val="clear" w:color="auto" w:fill="auto"/>
             <w:vAlign w:val="center"/>
           </w:tcPr>
@@ -6298,6 +6302,7 @@
                 <w:szCs w:val="18"/>
               </w:rPr>
             </w:pPr>
+            <w:proofErr w:type="gramStart"/>
             <w:r>
               <w:rPr>
                 <w:sz w:val="18"/>
@@ -6305,6 +6310,7 @@
               </w:rPr>
               <w:t>氣體別占比</w:t>
             </w:r>
+            <w:proofErr w:type="gramEnd"/>
             <w:r>
               <w:rPr>
                 <w:sz w:val="18"/>
@@ -6331,7 +6337,6 @@
         <w:tc>
           <w:tcPr>
             <w:tcW w:w="521" w:type="pct"/>
-            <w:gridSpan w:val="2"/>
             <w:shd w:val="clear" w:color="auto" w:fill="auto"/>
             <w:vAlign w:val="center"/>
           </w:tcPr>
@@ -6412,7 +6417,6 @@
         <w:tc>
           <w:tcPr>
             <w:tcW w:w="491" w:type="pct"/>
-            <w:gridSpan w:val="2"/>
             <w:shd w:val="clear" w:color="auto" w:fill="auto"/>
             <w:vAlign w:val="center"/>
           </w:tcPr>
@@ -6453,7 +6457,6 @@
         <w:tc>
           <w:tcPr>
             <w:tcW w:w="696" w:type="pct"/>
-            <w:gridSpan w:val="3"/>
             <w:shd w:val="clear" w:color="auto" w:fill="auto"/>
             <w:vAlign w:val="center"/>
           </w:tcPr>
@@ -6534,7 +6537,6 @@
         <w:tc>
           <w:tcPr>
             <w:tcW w:w="426" w:type="pct"/>
-            <w:gridSpan w:val="2"/>
             <w:shd w:val="clear" w:color="auto" w:fill="auto"/>
             <w:vAlign w:val="center"/>
           </w:tcPr>
@@ -6615,7 +6617,6 @@
         <w:tc>
           <w:tcPr>
             <w:tcW w:w="629" w:type="pct"/>
-            <w:gridSpan w:val="3"/>
             <w:shd w:val="clear" w:color="auto" w:fill="auto"/>
             <w:vAlign w:val="center"/>
           </w:tcPr>
@@ -6666,43 +6667,407 @@
           </w:p>
         </w:tc>
       </w:tr>
+    </w:tbl>
+    <w:p>
+      <w:pPr>
+        <w:adjustRightInd w:val="0"/>
+        <w:snapToGrid w:val="0"/>
+        <w:spacing w:afterLines="50" w:after="120"/>
+        <w:ind w:leftChars="199" w:left="478" w:rightChars="46" w:right="110" w:firstLineChars="35" w:firstLine="84"/>
+        <w:rPr>
+          <w:szCs w:val="24"/>
+        </w:rPr>
+      </w:pPr>
+    </w:p>
+    <w:tbl>
+      <w:tblPr>
+        <w:tblW w:w="5000" w:type="pct"/>
+        <w:jc w:val="center"/>
+        <w:tblBorders>
+          <w:top w:val="single" w:sz="4" w:space="0" w:color="auto"/>
+          <w:left w:val="single" w:sz="4" w:space="0" w:color="auto"/>
+          <w:bottom w:val="single" w:sz="4" w:space="0" w:color="auto"/>
+          <w:right w:val="single" w:sz="4" w:space="0" w:color="auto"/>
+          <w:insideH w:val="single" w:sz="4" w:space="0" w:color="auto"/>
+          <w:insideV w:val="single" w:sz="4" w:space="0" w:color="auto"/>
+        </w:tblBorders>
+        <w:tblLook w:val="04A0" w:firstRow="1" w:lastRow="0" w:firstColumn="1" w:lastColumn="0" w:noHBand="0" w:noVBand="1"/>
+      </w:tblPr>
+      <w:tblGrid>
+        <w:gridCol w:w="1361"/>
+        <w:gridCol w:w="684"/>
+        <w:gridCol w:w="1266"/>
+        <w:gridCol w:w="864"/>
+        <w:gridCol w:w="687"/>
+        <w:gridCol w:w="1358"/>
+        <w:gridCol w:w="1252"/>
+        <w:gridCol w:w="563"/>
+        <w:gridCol w:w="1607"/>
+      </w:tblGrid>
       <w:tr>
         <w:trPr>
-          <w:trHeight w:val="201"/>
+          <w:trHeight w:val="340"/>
           <w:jc w:val="center"/>
         </w:trPr>
         <w:tc>
           <w:tcPr>
             <w:tcW w:w="5000" w:type="pct"/>
-            <w:gridSpan w:val="17"/>
+            <w:gridSpan w:val="9"/>
+            <w:shd w:val="clear" w:color="auto" w:fill="A6A6A6" w:themeFill="background1" w:themeFillShade="A6"/>
+            <w:noWrap/>
+            <w:vAlign w:val="center"/>
+          </w:tcPr>
+          <w:p>
+            <w:pPr>
+              <w:adjustRightInd w:val="0"/>
+              <w:snapToGrid w:val="0"/>
+              <w:ind w:leftChars="-30" w:left="-72" w:rightChars="-30" w:right="-72"/>
+              <w:jc w:val="center"/>
+              <w:rPr>
+                <w:b/>
+                <w:bCs/>
+                <w:color w:val="FFFFFF" w:themeColor="background1"/>
+                <w:sz w:val="18"/>
+                <w:szCs w:val="18"/>
+              </w:rPr>
+            </w:pPr>
+            <w:r>
+              <w:rPr>
+                <w:b/>
+                <w:bCs/>
+                <w:color w:val="FFFFFF" w:themeColor="background1"/>
+                <w:sz w:val="18"/>
+                <w:szCs w:val="18"/>
+              </w:rPr>
+              <w:t>類別一、七大溫室氣體排放量統計表</w:t>
+            </w:r>
+          </w:p>
+        </w:tc>
+      </w:tr>
+      <w:tr>
+        <w:trPr>
+          <w:trHeight w:val="196"/>
+          <w:jc w:val="center"/>
+        </w:trPr>
+        <w:tc>
+          <w:tcPr>
+            <w:tcW w:w="522" w:type="pct"/>
             <w:shd w:val="clear" w:color="auto" w:fill="auto"/>
             <w:noWrap/>
             <w:vAlign w:val="center"/>
-            <w:hideMark/>
+          </w:tcPr>
+          <w:p>
+            <w:pPr>
+              <w:adjustRightInd w:val="0"/>
+              <w:snapToGrid w:val="0"/>
+              <w:ind w:right="-30"/>
+              <w:jc w:val="center"/>
+              <w:rPr>
+                <w:sz w:val="18"/>
+                <w:szCs w:val="18"/>
+              </w:rPr>
+            </w:pPr>
+            <w:r>
+              <w:rPr>
+                <w:sz w:val="18"/>
+                <w:szCs w:val="18"/>
+              </w:rPr>
+              <w:t>溫室氣體</w:t>
+            </w:r>
+          </w:p>
+        </w:tc>
+        <w:tc>
+          <w:tcPr>
+            <w:tcW w:w="378" w:type="pct"/>
+            <w:shd w:val="clear" w:color="auto" w:fill="auto"/>
+            <w:vAlign w:val="center"/>
           </w:tcPr>
           <w:p>
             <w:pPr>
               <w:adjustRightInd w:val="0"/>
               <w:snapToGrid w:val="0"/>
               <w:ind w:leftChars="-30" w:left="-72" w:rightChars="-30" w:right="-72"/>
-              <w:jc w:val="both"/>
-              <w:rPr>
-                <w:sz w:val="18"/>
-                <w:szCs w:val="18"/>
-              </w:rPr>
-            </w:pPr>
-            <w:r>
-              <w:rPr>
-                <w:sz w:val="18"/>
-                <w:szCs w:val="18"/>
-              </w:rPr>
-              <w:t>註：依溫室氣體排放量盤查登錄管理辦法第二條第一款規定，溫室氣體排放量以公噸二氧化碳當量</w:t>
-            </w:r>
-            <w:r>
-              <w:rPr>
-                <w:sz w:val="18"/>
-                <w:szCs w:val="18"/>
-              </w:rPr>
+              <w:jc w:val="center"/>
+              <w:rPr>
+                <w:sz w:val="18"/>
+                <w:szCs w:val="18"/>
+              </w:rPr>
+            </w:pPr>
+            <w:r>
+              <w:rPr>
+                <w:sz w:val="18"/>
+                <w:szCs w:val="18"/>
+              </w:rPr>
+              <w:t>CO</w:t>
+            </w:r>
+            <w:r>
+              <w:rPr>
+                <w:sz w:val="18"/>
+                <w:szCs w:val="18"/>
+                <w:vertAlign w:val="subscript"/>
+              </w:rPr>
+              <w:t>2</w:t>
+            </w:r>
+          </w:p>
+        </w:tc>
+        <w:tc>
+          <w:tcPr>
+            <w:tcW w:w="680" w:type="pct"/>
+            <w:shd w:val="clear" w:color="auto" w:fill="auto"/>
+            <w:vAlign w:val="center"/>
+          </w:tcPr>
+          <w:p>
+            <w:pPr>
+              <w:adjustRightInd w:val="0"/>
+              <w:snapToGrid w:val="0"/>
+              <w:ind w:leftChars="-30" w:left="-72" w:rightChars="-30" w:right="-72"/>
+              <w:jc w:val="center"/>
+              <w:rPr>
+                <w:sz w:val="18"/>
+                <w:szCs w:val="18"/>
+              </w:rPr>
+            </w:pPr>
+            <w:r>
+              <w:rPr>
+                <w:sz w:val="18"/>
+                <w:szCs w:val="18"/>
+              </w:rPr>
+              <w:t>CH</w:t>
+            </w:r>
+            <w:r>
+              <w:rPr>
+                <w:sz w:val="18"/>
+                <w:szCs w:val="18"/>
+                <w:vertAlign w:val="subscript"/>
+              </w:rPr>
+              <w:t>4</w:t>
+            </w:r>
+          </w:p>
+        </w:tc>
+        <w:tc>
+          <w:tcPr>
+            <w:tcW w:w="471" w:type="pct"/>
+            <w:shd w:val="clear" w:color="auto" w:fill="auto"/>
+            <w:vAlign w:val="center"/>
+          </w:tcPr>
+          <w:p>
+            <w:pPr>
+              <w:adjustRightInd w:val="0"/>
+              <w:snapToGrid w:val="0"/>
+              <w:ind w:leftChars="-30" w:left="-72" w:rightChars="-30" w:right="-72"/>
+              <w:jc w:val="center"/>
+              <w:rPr>
+                <w:sz w:val="18"/>
+                <w:szCs w:val="18"/>
+              </w:rPr>
+            </w:pPr>
+            <w:r>
+              <w:rPr>
+                <w:sz w:val="18"/>
+                <w:szCs w:val="18"/>
+              </w:rPr>
+              <w:t>N</w:t>
+            </w:r>
+            <w:r>
+              <w:rPr>
+                <w:sz w:val="18"/>
+                <w:szCs w:val="18"/>
+                <w:vertAlign w:val="subscript"/>
+              </w:rPr>
+              <w:t>2</w:t>
+            </w:r>
+            <w:r>
+              <w:rPr>
+                <w:sz w:val="18"/>
+                <w:szCs w:val="18"/>
+              </w:rPr>
+              <w:t>O</w:t>
+            </w:r>
+          </w:p>
+        </w:tc>
+        <w:tc>
+          <w:tcPr>
+            <w:tcW w:w="379" w:type="pct"/>
+            <w:shd w:val="clear" w:color="auto" w:fill="auto"/>
+            <w:vAlign w:val="center"/>
+          </w:tcPr>
+          <w:p>
+            <w:pPr>
+              <w:adjustRightInd w:val="0"/>
+              <w:snapToGrid w:val="0"/>
+              <w:ind w:leftChars="-30" w:left="-72" w:rightChars="-30" w:right="-72"/>
+              <w:jc w:val="center"/>
+              <w:rPr>
+                <w:sz w:val="18"/>
+                <w:szCs w:val="18"/>
+              </w:rPr>
+            </w:pPr>
+            <w:r>
+              <w:rPr>
+                <w:sz w:val="18"/>
+                <w:szCs w:val="18"/>
+              </w:rPr>
+              <w:t>HFCs</w:t>
+            </w:r>
+          </w:p>
+        </w:tc>
+        <w:tc>
+          <w:tcPr>
+            <w:tcW w:w="727" w:type="pct"/>
+            <w:shd w:val="clear" w:color="auto" w:fill="auto"/>
+            <w:vAlign w:val="center"/>
+          </w:tcPr>
+          <w:p>
+            <w:pPr>
+              <w:adjustRightInd w:val="0"/>
+              <w:snapToGrid w:val="0"/>
+              <w:ind w:leftChars="-30" w:left="-72" w:rightChars="-30" w:right="-72"/>
+              <w:jc w:val="center"/>
+              <w:rPr>
+                <w:sz w:val="18"/>
+                <w:szCs w:val="18"/>
+              </w:rPr>
+            </w:pPr>
+            <w:r>
+              <w:rPr>
+                <w:sz w:val="18"/>
+                <w:szCs w:val="18"/>
+              </w:rPr>
+              <w:t>PFCs</w:t>
+            </w:r>
+          </w:p>
+        </w:tc>
+        <w:tc>
+          <w:tcPr>
+            <w:tcW w:w="672" w:type="pct"/>
+            <w:shd w:val="clear" w:color="auto" w:fill="auto"/>
+            <w:vAlign w:val="center"/>
+          </w:tcPr>
+          <w:p>
+            <w:pPr>
+              <w:adjustRightInd w:val="0"/>
+              <w:snapToGrid w:val="0"/>
+              <w:ind w:leftChars="-30" w:left="-72" w:rightChars="-30" w:right="-72"/>
+              <w:jc w:val="center"/>
+              <w:rPr>
+                <w:sz w:val="18"/>
+                <w:szCs w:val="18"/>
+              </w:rPr>
+            </w:pPr>
+            <w:r>
+              <w:rPr>
+                <w:sz w:val="18"/>
+                <w:szCs w:val="18"/>
+              </w:rPr>
+              <w:t>SF</w:t>
+            </w:r>
+            <w:r>
+              <w:rPr>
+                <w:sz w:val="18"/>
+                <w:szCs w:val="18"/>
+                <w:vertAlign w:val="subscript"/>
+              </w:rPr>
+              <w:t>6</w:t>
+            </w:r>
+          </w:p>
+        </w:tc>
+        <w:tc>
+          <w:tcPr>
+            <w:tcW w:w="315" w:type="pct"/>
+            <w:shd w:val="clear" w:color="auto" w:fill="auto"/>
+            <w:vAlign w:val="center"/>
+          </w:tcPr>
+          <w:p>
+            <w:pPr>
+              <w:adjustRightInd w:val="0"/>
+              <w:snapToGrid w:val="0"/>
+              <w:ind w:leftChars="-30" w:left="-72" w:rightChars="-30" w:right="-72"/>
+              <w:jc w:val="center"/>
+              <w:rPr>
+                <w:sz w:val="18"/>
+                <w:szCs w:val="18"/>
+              </w:rPr>
+            </w:pPr>
+            <w:r>
+              <w:rPr>
+                <w:sz w:val="18"/>
+                <w:szCs w:val="18"/>
+              </w:rPr>
+              <w:t>NF</w:t>
+            </w:r>
+            <w:r>
+              <w:rPr>
+                <w:sz w:val="18"/>
+                <w:szCs w:val="18"/>
+                <w:vertAlign w:val="subscript"/>
+              </w:rPr>
+              <w:t>3</w:t>
+            </w:r>
+          </w:p>
+        </w:tc>
+        <w:tc>
+          <w:tcPr>
+            <w:tcW w:w="857" w:type="pct"/>
+            <w:shd w:val="clear" w:color="auto" w:fill="auto"/>
+            <w:vAlign w:val="center"/>
+          </w:tcPr>
+          <w:p>
+            <w:pPr>
+              <w:adjustRightInd w:val="0"/>
+              <w:snapToGrid w:val="0"/>
+              <w:ind w:right="-30"/>
+              <w:jc w:val="center"/>
+              <w:rPr>
+                <w:sz w:val="18"/>
+                <w:szCs w:val="18"/>
+              </w:rPr>
+            </w:pPr>
+            <w:r>
+              <w:rPr>
+                <w:sz w:val="18"/>
+                <w:szCs w:val="18"/>
+              </w:rPr>
+              <w:t>年總排放當量</w:t>
+            </w:r>
+          </w:p>
+        </w:tc>
+      </w:tr>
+      <w:tr>
+        <w:trPr>
+          <w:trHeight w:val="194"/>
+          <w:jc w:val="center"/>
+        </w:trPr>
+        <w:tc>
+          <w:tcPr>
+            <w:tcW w:w="522" w:type="pct"/>
+            <w:shd w:val="clear" w:color="auto" w:fill="auto"/>
+            <w:noWrap/>
+            <w:vAlign w:val="center"/>
+          </w:tcPr>
+          <w:p>
+            <w:pPr>
+              <w:adjustRightInd w:val="0"/>
+              <w:snapToGrid w:val="0"/>
+              <w:ind w:right="-30"/>
+              <w:jc w:val="center"/>
+              <w:rPr>
+                <w:sz w:val="18"/>
+                <w:szCs w:val="18"/>
+              </w:rPr>
+            </w:pPr>
+            <w:r>
+              <w:rPr>
+                <w:sz w:val="18"/>
+                <w:szCs w:val="18"/>
+              </w:rPr>
+              <w:t>排放當量</w:t>
+            </w:r>
+            <w:r>
+              <w:rPr>
+                <w:sz w:val="18"/>
+                <w:szCs w:val="18"/>
+              </w:rPr>
+              <w:br/>
               <w:t>(</w:t>
             </w:r>
             <w:r>
@@ -6732,14 +7097,1123 @@
                 <w:sz w:val="18"/>
                 <w:szCs w:val="18"/>
               </w:rPr>
-              <w:t>e)</w:t>
-            </w:r>
-            <w:r>
-              <w:rPr>
-                <w:sz w:val="18"/>
-                <w:szCs w:val="18"/>
-              </w:rPr>
-              <w:t>表示，並四捨五入至小數點後第三位。</w:t>
+              <w:t>e/</w:t>
+            </w:r>
+            <w:r>
+              <w:rPr>
+                <w:sz w:val="18"/>
+                <w:szCs w:val="18"/>
+              </w:rPr>
+              <w:t>年</w:t>
+            </w:r>
+            <w:r>
+              <w:rPr>
+                <w:sz w:val="18"/>
+                <w:szCs w:val="18"/>
+              </w:rPr>
+              <w:t>)</w:t>
+            </w:r>
+          </w:p>
+        </w:tc>
+        <w:tc>
+          <w:tcPr>
+            <w:tcW w:w="378" w:type="pct"/>
+            <w:shd w:val="clear" w:color="auto" w:fill="auto"/>
+            <w:vAlign w:val="center"/>
+          </w:tcPr>
+          <w:p>
+            <w:pPr>
+              <w:adjustRightInd w:val="0"/>
+              <w:snapToGrid w:val="0"/>
+              <w:ind w:leftChars="-30" w:left="-72" w:rightChars="-30" w:right="-72"/>
+              <w:jc w:val="center"/>
+              <w:rPr>
+                <w:sz w:val="18"/>
+                <w:szCs w:val="18"/>
+              </w:rPr>
+            </w:pPr>
+            <w:r>
+              <w:rPr>
+                <w:sz w:val="18"/>
+                <w:szCs w:val="18"/>
+              </w:rPr>
+              <w:t>[</w:t>
+            </w:r>
+            <w:r>
+              <w:rPr>
+                <w:sz w:val="18"/>
+                <w:szCs w:val="18"/>
+              </w:rPr>
+              <w:t>類別</w:t>
+            </w:r>
+            <w:proofErr w:type="gramStart"/>
+            <w:r>
+              <w:rPr>
+                <w:sz w:val="18"/>
+                <w:szCs w:val="18"/>
+              </w:rPr>
+              <w:t>一</w:t>
+            </w:r>
+            <w:proofErr w:type="gramEnd"/>
+            <w:r>
+              <w:rPr>
+                <w:sz w:val="18"/>
+                <w:szCs w:val="18"/>
+              </w:rPr>
+              <w:t>CO2</w:t>
+            </w:r>
+            <w:r>
+              <w:rPr>
+                <w:sz w:val="18"/>
+                <w:szCs w:val="18"/>
+              </w:rPr>
+              <w:t>排放</w:t>
+            </w:r>
+            <w:r>
+              <w:rPr>
+                <w:sz w:val="18"/>
+                <w:szCs w:val="18"/>
+              </w:rPr>
+              <w:t>]</w:t>
+            </w:r>
+          </w:p>
+        </w:tc>
+        <w:tc>
+          <w:tcPr>
+            <w:tcW w:w="680" w:type="pct"/>
+            <w:shd w:val="clear" w:color="auto" w:fill="auto"/>
+            <w:vAlign w:val="center"/>
+          </w:tcPr>
+          <w:p>
+            <w:pPr>
+              <w:adjustRightInd w:val="0"/>
+              <w:snapToGrid w:val="0"/>
+              <w:ind w:leftChars="-30" w:left="-72" w:rightChars="-30" w:right="-72"/>
+              <w:jc w:val="center"/>
+              <w:rPr>
+                <w:sz w:val="18"/>
+                <w:szCs w:val="18"/>
+              </w:rPr>
+            </w:pPr>
+            <w:r>
+              <w:rPr>
+                <w:sz w:val="18"/>
+                <w:szCs w:val="18"/>
+              </w:rPr>
+              <w:t>[</w:t>
+            </w:r>
+            <w:r>
+              <w:rPr>
+                <w:sz w:val="18"/>
+                <w:szCs w:val="18"/>
+              </w:rPr>
+              <w:t>類別</w:t>
+            </w:r>
+            <w:proofErr w:type="gramStart"/>
+            <w:r>
+              <w:rPr>
+                <w:sz w:val="18"/>
+                <w:szCs w:val="18"/>
+              </w:rPr>
+              <w:t>一</w:t>
+            </w:r>
+            <w:proofErr w:type="gramEnd"/>
+            <w:r>
+              <w:rPr>
+                <w:sz w:val="18"/>
+                <w:szCs w:val="18"/>
+              </w:rPr>
+              <w:t>CH4</w:t>
+            </w:r>
+            <w:r>
+              <w:rPr>
+                <w:sz w:val="18"/>
+                <w:szCs w:val="18"/>
+              </w:rPr>
+              <w:t>排放</w:t>
+            </w:r>
+            <w:r>
+              <w:rPr>
+                <w:sz w:val="18"/>
+                <w:szCs w:val="18"/>
+              </w:rPr>
+              <w:t>]</w:t>
+            </w:r>
+          </w:p>
+        </w:tc>
+        <w:tc>
+          <w:tcPr>
+            <w:tcW w:w="471" w:type="pct"/>
+            <w:shd w:val="clear" w:color="auto" w:fill="auto"/>
+            <w:vAlign w:val="center"/>
+          </w:tcPr>
+          <w:p>
+            <w:pPr>
+              <w:adjustRightInd w:val="0"/>
+              <w:snapToGrid w:val="0"/>
+              <w:ind w:leftChars="-30" w:left="-72" w:rightChars="-30" w:right="-72"/>
+              <w:jc w:val="center"/>
+              <w:rPr>
+                <w:sz w:val="18"/>
+                <w:szCs w:val="18"/>
+              </w:rPr>
+            </w:pPr>
+            <w:r>
+              <w:rPr>
+                <w:sz w:val="18"/>
+                <w:szCs w:val="18"/>
+              </w:rPr>
+              <w:t>[</w:t>
+            </w:r>
+            <w:r>
+              <w:rPr>
+                <w:sz w:val="18"/>
+                <w:szCs w:val="18"/>
+              </w:rPr>
+              <w:t>類別</w:t>
+            </w:r>
+            <w:proofErr w:type="gramStart"/>
+            <w:r>
+              <w:rPr>
+                <w:sz w:val="18"/>
+                <w:szCs w:val="18"/>
+              </w:rPr>
+              <w:t>一</w:t>
+            </w:r>
+            <w:proofErr w:type="gramEnd"/>
+            <w:r>
+              <w:rPr>
+                <w:sz w:val="18"/>
+                <w:szCs w:val="18"/>
+              </w:rPr>
+              <w:t>N2O</w:t>
+            </w:r>
+            <w:r>
+              <w:rPr>
+                <w:sz w:val="18"/>
+                <w:szCs w:val="18"/>
+              </w:rPr>
+              <w:t>排放</w:t>
+            </w:r>
+            <w:r>
+              <w:rPr>
+                <w:sz w:val="18"/>
+                <w:szCs w:val="18"/>
+              </w:rPr>
+              <w:t>]</w:t>
+            </w:r>
+          </w:p>
+        </w:tc>
+        <w:tc>
+          <w:tcPr>
+            <w:tcW w:w="379" w:type="pct"/>
+            <w:shd w:val="clear" w:color="auto" w:fill="auto"/>
+            <w:vAlign w:val="center"/>
+          </w:tcPr>
+          <w:p>
+            <w:pPr>
+              <w:adjustRightInd w:val="0"/>
+              <w:snapToGrid w:val="0"/>
+              <w:ind w:leftChars="-30" w:left="-72" w:rightChars="-30" w:right="-72"/>
+              <w:jc w:val="center"/>
+              <w:rPr>
+                <w:sz w:val="18"/>
+                <w:szCs w:val="18"/>
+              </w:rPr>
+            </w:pPr>
+            <w:r>
+              <w:rPr>
+                <w:sz w:val="18"/>
+                <w:szCs w:val="18"/>
+              </w:rPr>
+              <w:t>[</w:t>
+            </w:r>
+            <w:r>
+              <w:rPr>
+                <w:sz w:val="18"/>
+                <w:szCs w:val="18"/>
+              </w:rPr>
+              <w:t>類別</w:t>
+            </w:r>
+            <w:proofErr w:type="gramStart"/>
+            <w:r>
+              <w:rPr>
+                <w:sz w:val="18"/>
+                <w:szCs w:val="18"/>
+              </w:rPr>
+              <w:t>一</w:t>
+            </w:r>
+            <w:proofErr w:type="gramEnd"/>
+            <w:r>
+              <w:rPr>
+                <w:sz w:val="18"/>
+                <w:szCs w:val="18"/>
+              </w:rPr>
+              <w:t>HFCS</w:t>
+            </w:r>
+            <w:r>
+              <w:rPr>
+                <w:sz w:val="18"/>
+                <w:szCs w:val="18"/>
+              </w:rPr>
+              <w:t>排放</w:t>
+            </w:r>
+            <w:r>
+              <w:rPr>
+                <w:sz w:val="18"/>
+                <w:szCs w:val="18"/>
+              </w:rPr>
+              <w:t>]</w:t>
+            </w:r>
+          </w:p>
+        </w:tc>
+        <w:tc>
+          <w:tcPr>
+            <w:tcW w:w="727" w:type="pct"/>
+            <w:shd w:val="clear" w:color="auto" w:fill="auto"/>
+            <w:vAlign w:val="center"/>
+          </w:tcPr>
+          <w:p>
+            <w:pPr>
+              <w:adjustRightInd w:val="0"/>
+              <w:snapToGrid w:val="0"/>
+              <w:ind w:leftChars="-30" w:left="-72" w:rightChars="-30" w:right="-72"/>
+              <w:jc w:val="center"/>
+              <w:rPr>
+                <w:sz w:val="18"/>
+                <w:szCs w:val="18"/>
+              </w:rPr>
+            </w:pPr>
+            <w:r>
+              <w:rPr>
+                <w:sz w:val="18"/>
+                <w:szCs w:val="18"/>
+              </w:rPr>
+              <w:t>[</w:t>
+            </w:r>
+            <w:r>
+              <w:rPr>
+                <w:sz w:val="18"/>
+                <w:szCs w:val="18"/>
+              </w:rPr>
+              <w:t>類別</w:t>
+            </w:r>
+            <w:proofErr w:type="gramStart"/>
+            <w:r>
+              <w:rPr>
+                <w:sz w:val="18"/>
+                <w:szCs w:val="18"/>
+              </w:rPr>
+              <w:t>一</w:t>
+            </w:r>
+            <w:proofErr w:type="gramEnd"/>
+            <w:r>
+              <w:rPr>
+                <w:sz w:val="18"/>
+                <w:szCs w:val="18"/>
+              </w:rPr>
+              <w:t>PFCS</w:t>
+            </w:r>
+            <w:r>
+              <w:rPr>
+                <w:sz w:val="18"/>
+                <w:szCs w:val="18"/>
+              </w:rPr>
+              <w:t>排放</w:t>
+            </w:r>
+            <w:r>
+              <w:rPr>
+                <w:sz w:val="18"/>
+                <w:szCs w:val="18"/>
+              </w:rPr>
+              <w:t>]</w:t>
+            </w:r>
+          </w:p>
+        </w:tc>
+        <w:tc>
+          <w:tcPr>
+            <w:tcW w:w="672" w:type="pct"/>
+            <w:shd w:val="clear" w:color="auto" w:fill="auto"/>
+            <w:vAlign w:val="center"/>
+          </w:tcPr>
+          <w:p>
+            <w:pPr>
+              <w:adjustRightInd w:val="0"/>
+              <w:snapToGrid w:val="0"/>
+              <w:ind w:leftChars="-30" w:left="-72" w:rightChars="-30" w:right="-72"/>
+              <w:jc w:val="center"/>
+              <w:rPr>
+                <w:sz w:val="18"/>
+                <w:szCs w:val="18"/>
+              </w:rPr>
+            </w:pPr>
+            <w:r>
+              <w:rPr>
+                <w:sz w:val="18"/>
+                <w:szCs w:val="18"/>
+              </w:rPr>
+              <w:t>[</w:t>
+            </w:r>
+            <w:r>
+              <w:rPr>
+                <w:sz w:val="18"/>
+                <w:szCs w:val="18"/>
+              </w:rPr>
+              <w:t>類別</w:t>
+            </w:r>
+            <w:proofErr w:type="gramStart"/>
+            <w:r>
+              <w:rPr>
+                <w:sz w:val="18"/>
+                <w:szCs w:val="18"/>
+              </w:rPr>
+              <w:t>一</w:t>
+            </w:r>
+            <w:proofErr w:type="gramEnd"/>
+            <w:r>
+              <w:rPr>
+                <w:sz w:val="18"/>
+                <w:szCs w:val="18"/>
+              </w:rPr>
+              <w:t>SF6</w:t>
+            </w:r>
+            <w:r>
+              <w:rPr>
+                <w:sz w:val="18"/>
+                <w:szCs w:val="18"/>
+              </w:rPr>
+              <w:t>排放</w:t>
+            </w:r>
+            <w:r>
+              <w:rPr>
+                <w:sz w:val="18"/>
+                <w:szCs w:val="18"/>
+              </w:rPr>
+              <w:t>]</w:t>
+            </w:r>
+          </w:p>
+        </w:tc>
+        <w:tc>
+          <w:tcPr>
+            <w:tcW w:w="315" w:type="pct"/>
+            <w:shd w:val="clear" w:color="auto" w:fill="auto"/>
+            <w:vAlign w:val="center"/>
+          </w:tcPr>
+          <w:p>
+            <w:pPr>
+              <w:adjustRightInd w:val="0"/>
+              <w:snapToGrid w:val="0"/>
+              <w:ind w:leftChars="-30" w:left="-72" w:rightChars="-30" w:right="-72"/>
+              <w:jc w:val="center"/>
+              <w:rPr>
+                <w:sz w:val="18"/>
+                <w:szCs w:val="18"/>
+              </w:rPr>
+            </w:pPr>
+            <w:r>
+              <w:rPr>
+                <w:sz w:val="18"/>
+                <w:szCs w:val="18"/>
+              </w:rPr>
+              <w:t>[</w:t>
+            </w:r>
+            <w:r>
+              <w:rPr>
+                <w:sz w:val="18"/>
+                <w:szCs w:val="18"/>
+              </w:rPr>
+              <w:t>類別</w:t>
+            </w:r>
+            <w:proofErr w:type="gramStart"/>
+            <w:r>
+              <w:rPr>
+                <w:sz w:val="18"/>
+                <w:szCs w:val="18"/>
+              </w:rPr>
+              <w:t>一</w:t>
+            </w:r>
+            <w:proofErr w:type="gramEnd"/>
+            <w:r>
+              <w:rPr>
+                <w:sz w:val="18"/>
+                <w:szCs w:val="18"/>
+              </w:rPr>
+              <w:t>NF3</w:t>
+            </w:r>
+            <w:r>
+              <w:rPr>
+                <w:sz w:val="18"/>
+                <w:szCs w:val="18"/>
+              </w:rPr>
+              <w:t>排放</w:t>
+            </w:r>
+            <w:r>
+              <w:rPr>
+                <w:sz w:val="18"/>
+                <w:szCs w:val="18"/>
+              </w:rPr>
+              <w:t>]</w:t>
+            </w:r>
+          </w:p>
+        </w:tc>
+        <w:tc>
+          <w:tcPr>
+            <w:tcW w:w="857" w:type="pct"/>
+            <w:shd w:val="clear" w:color="auto" w:fill="auto"/>
+            <w:vAlign w:val="center"/>
+          </w:tcPr>
+          <w:p>
+            <w:pPr>
+              <w:adjustRightInd w:val="0"/>
+              <w:snapToGrid w:val="0"/>
+              <w:ind w:leftChars="-30" w:left="-72" w:rightChars="-30" w:right="-72"/>
+              <w:jc w:val="center"/>
+              <w:rPr>
+                <w:sz w:val="18"/>
+                <w:szCs w:val="18"/>
+              </w:rPr>
+            </w:pPr>
+            <w:r>
+              <w:rPr>
+                <w:sz w:val="18"/>
+                <w:szCs w:val="18"/>
+              </w:rPr>
+              <w:t>[</w:t>
+            </w:r>
+            <w:r>
+              <w:rPr>
+                <w:sz w:val="18"/>
+                <w:szCs w:val="18"/>
+              </w:rPr>
+              <w:t>類別一總排放</w:t>
+            </w:r>
+            <w:r>
+              <w:rPr>
+                <w:sz w:val="18"/>
+                <w:szCs w:val="18"/>
+              </w:rPr>
+              <w:t>]</w:t>
+            </w:r>
+          </w:p>
+        </w:tc>
+      </w:tr>
+      <w:tr>
+        <w:trPr>
+          <w:trHeight w:val="194"/>
+          <w:jc w:val="center"/>
+        </w:trPr>
+        <w:tc>
+          <w:tcPr>
+            <w:tcW w:w="522" w:type="pct"/>
+            <w:shd w:val="clear" w:color="auto" w:fill="auto"/>
+            <w:noWrap/>
+            <w:vAlign w:val="center"/>
+          </w:tcPr>
+          <w:p>
+            <w:pPr>
+              <w:adjustRightInd w:val="0"/>
+              <w:snapToGrid w:val="0"/>
+              <w:ind w:right="-30"/>
+              <w:jc w:val="center"/>
+              <w:rPr>
+                <w:sz w:val="18"/>
+                <w:szCs w:val="18"/>
+              </w:rPr>
+            </w:pPr>
+            <w:proofErr w:type="gramStart"/>
+            <w:r>
+              <w:rPr>
+                <w:sz w:val="18"/>
+                <w:szCs w:val="18"/>
+              </w:rPr>
+              <w:t>氣體別占比</w:t>
+            </w:r>
+            <w:proofErr w:type="gramEnd"/>
+            <w:r>
+              <w:rPr>
+                <w:sz w:val="18"/>
+                <w:szCs w:val="18"/>
+              </w:rPr>
+              <w:br/>
+              <w:t>(</w:t>
+            </w:r>
+            <w:r>
+              <w:rPr>
+                <w:sz w:val="18"/>
+                <w:szCs w:val="18"/>
+              </w:rPr>
+              <w:t>％</w:t>
+            </w:r>
+            <w:r>
+              <w:rPr>
+                <w:sz w:val="18"/>
+                <w:szCs w:val="18"/>
+              </w:rPr>
+              <w:t>)</w:t>
+            </w:r>
+          </w:p>
+        </w:tc>
+        <w:tc>
+          <w:tcPr>
+            <w:tcW w:w="378" w:type="pct"/>
+            <w:shd w:val="clear" w:color="auto" w:fill="auto"/>
+            <w:vAlign w:val="center"/>
+          </w:tcPr>
+          <w:p>
+            <w:pPr>
+              <w:adjustRightInd w:val="0"/>
+              <w:snapToGrid w:val="0"/>
+              <w:ind w:leftChars="-30" w:left="-72" w:rightChars="-30" w:right="-72"/>
+              <w:jc w:val="center"/>
+              <w:rPr>
+                <w:sz w:val="18"/>
+                <w:szCs w:val="18"/>
+              </w:rPr>
+            </w:pPr>
+            <w:r>
+              <w:rPr>
+                <w:sz w:val="18"/>
+                <w:szCs w:val="18"/>
+              </w:rPr>
+              <w:t>[</w:t>
+            </w:r>
+            <w:r>
+              <w:rPr>
+                <w:sz w:val="18"/>
+                <w:szCs w:val="18"/>
+              </w:rPr>
+              <w:t>類別</w:t>
+            </w:r>
+            <w:proofErr w:type="gramStart"/>
+            <w:r>
+              <w:rPr>
+                <w:sz w:val="18"/>
+                <w:szCs w:val="18"/>
+              </w:rPr>
+              <w:t>一</w:t>
+            </w:r>
+            <w:proofErr w:type="gramEnd"/>
+            <w:r>
+              <w:rPr>
+                <w:sz w:val="18"/>
+                <w:szCs w:val="18"/>
+              </w:rPr>
+              <w:t>CO2</w:t>
+            </w:r>
+            <w:r>
+              <w:rPr>
+                <w:sz w:val="18"/>
+                <w:szCs w:val="18"/>
+              </w:rPr>
+              <w:t>占比</w:t>
+            </w:r>
+            <w:r>
+              <w:rPr>
+                <w:sz w:val="18"/>
+                <w:szCs w:val="18"/>
+              </w:rPr>
+              <w:t>]</w:t>
+            </w:r>
+          </w:p>
+        </w:tc>
+        <w:tc>
+          <w:tcPr>
+            <w:tcW w:w="680" w:type="pct"/>
+            <w:shd w:val="clear" w:color="auto" w:fill="auto"/>
+            <w:vAlign w:val="center"/>
+          </w:tcPr>
+          <w:p>
+            <w:pPr>
+              <w:adjustRightInd w:val="0"/>
+              <w:snapToGrid w:val="0"/>
+              <w:ind w:leftChars="-30" w:left="-72" w:rightChars="-30" w:right="-72"/>
+              <w:jc w:val="center"/>
+              <w:rPr>
+                <w:sz w:val="18"/>
+                <w:szCs w:val="18"/>
+              </w:rPr>
+            </w:pPr>
+            <w:r>
+              <w:rPr>
+                <w:sz w:val="18"/>
+                <w:szCs w:val="18"/>
+              </w:rPr>
+              <w:t>[</w:t>
+            </w:r>
+            <w:r>
+              <w:rPr>
+                <w:sz w:val="18"/>
+                <w:szCs w:val="18"/>
+              </w:rPr>
+              <w:t>類別</w:t>
+            </w:r>
+            <w:proofErr w:type="gramStart"/>
+            <w:r>
+              <w:rPr>
+                <w:sz w:val="18"/>
+                <w:szCs w:val="18"/>
+              </w:rPr>
+              <w:t>一</w:t>
+            </w:r>
+            <w:proofErr w:type="gramEnd"/>
+            <w:r>
+              <w:rPr>
+                <w:sz w:val="18"/>
+                <w:szCs w:val="18"/>
+              </w:rPr>
+              <w:t>CH4</w:t>
+            </w:r>
+            <w:r>
+              <w:rPr>
+                <w:sz w:val="18"/>
+                <w:szCs w:val="18"/>
+              </w:rPr>
+              <w:t>占比</w:t>
+            </w:r>
+            <w:r>
+              <w:rPr>
+                <w:sz w:val="18"/>
+                <w:szCs w:val="18"/>
+              </w:rPr>
+              <w:t>]</w:t>
+            </w:r>
+          </w:p>
+        </w:tc>
+        <w:tc>
+          <w:tcPr>
+            <w:tcW w:w="471" w:type="pct"/>
+            <w:shd w:val="clear" w:color="auto" w:fill="auto"/>
+            <w:vAlign w:val="center"/>
+          </w:tcPr>
+          <w:p>
+            <w:pPr>
+              <w:adjustRightInd w:val="0"/>
+              <w:snapToGrid w:val="0"/>
+              <w:ind w:leftChars="-30" w:left="-72" w:rightChars="-30" w:right="-72"/>
+              <w:jc w:val="center"/>
+              <w:rPr>
+                <w:sz w:val="18"/>
+                <w:szCs w:val="18"/>
+              </w:rPr>
+            </w:pPr>
+            <w:r>
+              <w:rPr>
+                <w:sz w:val="18"/>
+                <w:szCs w:val="18"/>
+              </w:rPr>
+              <w:t>[</w:t>
+            </w:r>
+            <w:r>
+              <w:rPr>
+                <w:sz w:val="18"/>
+                <w:szCs w:val="18"/>
+              </w:rPr>
+              <w:t>類別</w:t>
+            </w:r>
+            <w:proofErr w:type="gramStart"/>
+            <w:r>
+              <w:rPr>
+                <w:sz w:val="18"/>
+                <w:szCs w:val="18"/>
+              </w:rPr>
+              <w:t>一</w:t>
+            </w:r>
+            <w:proofErr w:type="gramEnd"/>
+            <w:r>
+              <w:rPr>
+                <w:sz w:val="18"/>
+                <w:szCs w:val="18"/>
+              </w:rPr>
+              <w:t>N2O</w:t>
+            </w:r>
+            <w:r>
+              <w:rPr>
+                <w:sz w:val="18"/>
+                <w:szCs w:val="18"/>
+              </w:rPr>
+              <w:t>占比</w:t>
+            </w:r>
+            <w:r>
+              <w:rPr>
+                <w:sz w:val="18"/>
+                <w:szCs w:val="18"/>
+              </w:rPr>
+              <w:t>]</w:t>
+            </w:r>
+          </w:p>
+        </w:tc>
+        <w:tc>
+          <w:tcPr>
+            <w:tcW w:w="379" w:type="pct"/>
+            <w:shd w:val="clear" w:color="auto" w:fill="auto"/>
+            <w:vAlign w:val="center"/>
+          </w:tcPr>
+          <w:p>
+            <w:pPr>
+              <w:adjustRightInd w:val="0"/>
+              <w:snapToGrid w:val="0"/>
+              <w:ind w:leftChars="-30" w:left="-72" w:rightChars="-30" w:right="-72"/>
+              <w:jc w:val="center"/>
+              <w:rPr>
+                <w:sz w:val="18"/>
+                <w:szCs w:val="18"/>
+              </w:rPr>
+            </w:pPr>
+            <w:r>
+              <w:rPr>
+                <w:sz w:val="18"/>
+                <w:szCs w:val="18"/>
+              </w:rPr>
+              <w:t>[</w:t>
+            </w:r>
+            <w:r>
+              <w:rPr>
+                <w:sz w:val="18"/>
+                <w:szCs w:val="18"/>
+              </w:rPr>
+              <w:t>類別</w:t>
+            </w:r>
+            <w:proofErr w:type="gramStart"/>
+            <w:r>
+              <w:rPr>
+                <w:sz w:val="18"/>
+                <w:szCs w:val="18"/>
+              </w:rPr>
+              <w:t>一</w:t>
+            </w:r>
+            <w:proofErr w:type="gramEnd"/>
+            <w:r>
+              <w:rPr>
+                <w:sz w:val="18"/>
+                <w:szCs w:val="18"/>
+              </w:rPr>
+              <w:t>HFCS</w:t>
+            </w:r>
+            <w:r>
+              <w:rPr>
+                <w:sz w:val="18"/>
+                <w:szCs w:val="18"/>
+              </w:rPr>
+              <w:t>占比</w:t>
+            </w:r>
+            <w:r>
+              <w:rPr>
+                <w:sz w:val="18"/>
+                <w:szCs w:val="18"/>
+              </w:rPr>
+              <w:t>]</w:t>
+            </w:r>
+          </w:p>
+        </w:tc>
+        <w:tc>
+          <w:tcPr>
+            <w:tcW w:w="727" w:type="pct"/>
+            <w:shd w:val="clear" w:color="auto" w:fill="auto"/>
+            <w:vAlign w:val="center"/>
+          </w:tcPr>
+          <w:p>
+            <w:pPr>
+              <w:adjustRightInd w:val="0"/>
+              <w:snapToGrid w:val="0"/>
+              <w:ind w:leftChars="-30" w:left="-72" w:rightChars="-30" w:right="-72"/>
+              <w:jc w:val="center"/>
+              <w:rPr>
+                <w:sz w:val="18"/>
+                <w:szCs w:val="18"/>
+              </w:rPr>
+            </w:pPr>
+            <w:r>
+              <w:rPr>
+                <w:sz w:val="18"/>
+                <w:szCs w:val="18"/>
+              </w:rPr>
+              <w:t>[</w:t>
+            </w:r>
+            <w:r>
+              <w:rPr>
+                <w:sz w:val="18"/>
+                <w:szCs w:val="18"/>
+              </w:rPr>
+              <w:t>類別</w:t>
+            </w:r>
+            <w:proofErr w:type="gramStart"/>
+            <w:r>
+              <w:rPr>
+                <w:sz w:val="18"/>
+                <w:szCs w:val="18"/>
+              </w:rPr>
+              <w:t>一</w:t>
+            </w:r>
+            <w:proofErr w:type="gramEnd"/>
+            <w:r>
+              <w:rPr>
+                <w:sz w:val="18"/>
+                <w:szCs w:val="18"/>
+              </w:rPr>
+              <w:t>PFCS</w:t>
+            </w:r>
+            <w:r>
+              <w:rPr>
+                <w:sz w:val="18"/>
+                <w:szCs w:val="18"/>
+              </w:rPr>
+              <w:t>占比</w:t>
+            </w:r>
+            <w:r>
+              <w:rPr>
+                <w:sz w:val="18"/>
+                <w:szCs w:val="18"/>
+              </w:rPr>
+              <w:t>]</w:t>
+            </w:r>
+          </w:p>
+        </w:tc>
+        <w:tc>
+          <w:tcPr>
+            <w:tcW w:w="672" w:type="pct"/>
+            <w:shd w:val="clear" w:color="auto" w:fill="auto"/>
+            <w:vAlign w:val="center"/>
+          </w:tcPr>
+          <w:p>
+            <w:pPr>
+              <w:adjustRightInd w:val="0"/>
+              <w:snapToGrid w:val="0"/>
+              <w:ind w:leftChars="-30" w:left="-72" w:rightChars="-30" w:right="-72"/>
+              <w:jc w:val="center"/>
+              <w:rPr>
+                <w:sz w:val="18"/>
+                <w:szCs w:val="18"/>
+              </w:rPr>
+            </w:pPr>
+            <w:r>
+              <w:rPr>
+                <w:sz w:val="18"/>
+                <w:szCs w:val="18"/>
+              </w:rPr>
+              <w:t>[</w:t>
+            </w:r>
+            <w:r>
+              <w:rPr>
+                <w:sz w:val="18"/>
+                <w:szCs w:val="18"/>
+              </w:rPr>
+              <w:t>類別</w:t>
+            </w:r>
+            <w:proofErr w:type="gramStart"/>
+            <w:r>
+              <w:rPr>
+                <w:sz w:val="18"/>
+                <w:szCs w:val="18"/>
+              </w:rPr>
+              <w:t>一</w:t>
+            </w:r>
+            <w:proofErr w:type="gramEnd"/>
+            <w:r>
+              <w:rPr>
+                <w:sz w:val="18"/>
+                <w:szCs w:val="18"/>
+              </w:rPr>
+              <w:t>SF6</w:t>
+            </w:r>
+            <w:r>
+              <w:rPr>
+                <w:sz w:val="18"/>
+                <w:szCs w:val="18"/>
+              </w:rPr>
+              <w:t>占比</w:t>
+            </w:r>
+            <w:r>
+              <w:rPr>
+                <w:sz w:val="18"/>
+                <w:szCs w:val="18"/>
+              </w:rPr>
+              <w:t>]</w:t>
+            </w:r>
+          </w:p>
+        </w:tc>
+        <w:tc>
+          <w:tcPr>
+            <w:tcW w:w="315" w:type="pct"/>
+            <w:shd w:val="clear" w:color="auto" w:fill="auto"/>
+            <w:vAlign w:val="center"/>
+          </w:tcPr>
+          <w:p>
+            <w:pPr>
+              <w:adjustRightInd w:val="0"/>
+              <w:snapToGrid w:val="0"/>
+              <w:ind w:leftChars="-30" w:left="-72" w:rightChars="-30" w:right="-72"/>
+              <w:jc w:val="center"/>
+              <w:rPr>
+                <w:sz w:val="18"/>
+                <w:szCs w:val="18"/>
+              </w:rPr>
+            </w:pPr>
+            <w:r>
+              <w:rPr>
+                <w:sz w:val="18"/>
+                <w:szCs w:val="18"/>
+              </w:rPr>
+              <w:t>[</w:t>
+            </w:r>
+            <w:r>
+              <w:rPr>
+                <w:sz w:val="18"/>
+                <w:szCs w:val="18"/>
+              </w:rPr>
+              <w:t>類別</w:t>
+            </w:r>
+            <w:proofErr w:type="gramStart"/>
+            <w:r>
+              <w:rPr>
+                <w:sz w:val="18"/>
+                <w:szCs w:val="18"/>
+              </w:rPr>
+              <w:t>一</w:t>
+            </w:r>
+            <w:proofErr w:type="gramEnd"/>
+            <w:r>
+              <w:rPr>
+                <w:sz w:val="18"/>
+                <w:szCs w:val="18"/>
+              </w:rPr>
+              <w:t>NF3</w:t>
+            </w:r>
+            <w:r>
+              <w:rPr>
+                <w:sz w:val="18"/>
+                <w:szCs w:val="18"/>
+              </w:rPr>
+              <w:t>占比</w:t>
+            </w:r>
+            <w:r>
+              <w:rPr>
+                <w:sz w:val="18"/>
+                <w:szCs w:val="18"/>
+              </w:rPr>
+              <w:t>]</w:t>
+            </w:r>
+          </w:p>
+        </w:tc>
+        <w:tc>
+          <w:tcPr>
+            <w:tcW w:w="857" w:type="pct"/>
+            <w:shd w:val="clear" w:color="auto" w:fill="auto"/>
+            <w:vAlign w:val="center"/>
+          </w:tcPr>
+          <w:p>
+            <w:pPr>
+              <w:adjustRightInd w:val="0"/>
+              <w:snapToGrid w:val="0"/>
+              <w:ind w:leftChars="-30" w:left="-72" w:rightChars="-30" w:right="-72"/>
+              <w:jc w:val="center"/>
+              <w:rPr>
+                <w:sz w:val="18"/>
+                <w:szCs w:val="18"/>
+              </w:rPr>
+            </w:pPr>
+            <w:r>
+              <w:rPr>
+                <w:sz w:val="18"/>
+                <w:szCs w:val="18"/>
+              </w:rPr>
+              <w:t>100.00%</w:t>
+            </w:r>
+          </w:p>
+        </w:tc>
+      </w:tr>
+    </w:tbl>
+    <w:p>
+      <w:pPr>
+        <w:adjustRightInd w:val="0"/>
+        <w:snapToGrid w:val="0"/>
+        <w:spacing w:afterLines="50" w:after="120"/>
+        <w:ind w:leftChars="199" w:left="478" w:rightChars="46" w:right="110" w:firstLineChars="35" w:firstLine="84"/>
+        <w:rPr>
+          <w:szCs w:val="24"/>
+        </w:rPr>
+      </w:pPr>
+    </w:p>
+    <w:tbl>
+      <w:tblPr>
+        <w:tblW w:w="5000" w:type="pct"/>
+        <w:jc w:val="center"/>
+        <w:tblBorders>
+          <w:top w:val="single" w:sz="4" w:space="0" w:color="auto"/>
+          <w:left w:val="single" w:sz="4" w:space="0" w:color="auto"/>
+          <w:bottom w:val="single" w:sz="4" w:space="0" w:color="auto"/>
+          <w:right w:val="single" w:sz="4" w:space="0" w:color="auto"/>
+          <w:insideH w:val="single" w:sz="4" w:space="0" w:color="auto"/>
+          <w:insideV w:val="single" w:sz="4" w:space="0" w:color="auto"/>
+        </w:tblBorders>
+        <w:tblLook w:val="04A0" w:firstRow="1" w:lastRow="0" w:firstColumn="1" w:lastColumn="0" w:noHBand="0" w:noVBand="1"/>
+      </w:tblPr>
+      <w:tblGrid>
+        <w:gridCol w:w="1361"/>
+        <w:gridCol w:w="703"/>
+        <w:gridCol w:w="1259"/>
+        <w:gridCol w:w="873"/>
+        <w:gridCol w:w="704"/>
+        <w:gridCol w:w="2582"/>
+        <w:gridCol w:w="2160"/>
+      </w:tblGrid>
+      <w:tr>
+        <w:trPr>
+          <w:trHeight w:val="340"/>
+          <w:jc w:val="center"/>
+        </w:trPr>
+        <w:tc>
+          <w:tcPr>
+            <w:tcW w:w="5000" w:type="pct"/>
+            <w:gridSpan w:val="7"/>
+            <w:shd w:val="clear" w:color="auto" w:fill="A6A6A6" w:themeFill="background1" w:themeFillShade="A6"/>
+            <w:noWrap/>
+            <w:vAlign w:val="center"/>
+          </w:tcPr>
+          <w:p>
+            <w:pPr>
+              <w:adjustRightInd w:val="0"/>
+              <w:snapToGrid w:val="0"/>
+              <w:ind w:leftChars="-30" w:left="-72" w:rightChars="-30" w:right="-72"/>
+              <w:jc w:val="center"/>
+              <w:rPr>
+                <w:b/>
+                <w:bCs/>
+                <w:color w:val="FFFFFF" w:themeColor="background1"/>
+                <w:sz w:val="18"/>
+                <w:szCs w:val="18"/>
+              </w:rPr>
+            </w:pPr>
+            <w:r>
+              <w:rPr>
+                <w:b/>
+                <w:bCs/>
+                <w:color w:val="FFFFFF" w:themeColor="background1"/>
+                <w:sz w:val="18"/>
+                <w:szCs w:val="18"/>
+              </w:rPr>
+              <w:t>全廠溫室氣體範疇別及類別</w:t>
+            </w:r>
+            <w:proofErr w:type="gramStart"/>
+            <w:r>
+              <w:rPr>
+                <w:b/>
+                <w:bCs/>
+                <w:color w:val="FFFFFF" w:themeColor="background1"/>
+                <w:sz w:val="18"/>
+                <w:szCs w:val="18"/>
+              </w:rPr>
+              <w:t>一</w:t>
+            </w:r>
+            <w:proofErr w:type="gramEnd"/>
+            <w:r>
+              <w:rPr>
+                <w:b/>
+                <w:bCs/>
+                <w:color w:val="FFFFFF" w:themeColor="background1"/>
+                <w:sz w:val="18"/>
+                <w:szCs w:val="18"/>
+              </w:rPr>
+              <w:t>與二排放型式排放量統計表</w:t>
             </w:r>
           </w:p>
         </w:tc>
@@ -6751,47 +8225,8 @@
         </w:trPr>
         <w:tc>
           <w:tcPr>
-            <w:tcW w:w="5000" w:type="pct"/>
-            <w:gridSpan w:val="17"/>
-            <w:shd w:val="clear" w:color="auto" w:fill="A6A6A6" w:themeFill="background1" w:themeFillShade="A6"/>
-            <w:noWrap/>
-            <w:vAlign w:val="center"/>
-          </w:tcPr>
-          <w:p>
-            <w:pPr>
-              <w:adjustRightInd w:val="0"/>
-              <w:snapToGrid w:val="0"/>
-              <w:ind w:leftChars="-30" w:left="-72" w:rightChars="-30" w:right="-72"/>
-              <w:jc w:val="center"/>
-              <w:rPr>
-                <w:b/>
-                <w:bCs/>
-                <w:color w:val="FFFFFF" w:themeColor="background1"/>
-                <w:sz w:val="18"/>
-                <w:szCs w:val="18"/>
-              </w:rPr>
-            </w:pPr>
-            <w:r>
-              <w:rPr>
-                <w:b/>
-                <w:bCs/>
-                <w:color w:val="FFFFFF" w:themeColor="background1"/>
-                <w:sz w:val="18"/>
-                <w:szCs w:val="18"/>
-              </w:rPr>
-              <w:t>類別一、七大溫室氣體排放量統計表</w:t>
-            </w:r>
-          </w:p>
-        </w:tc>
-      </w:tr>
-      <w:tr>
-        <w:trPr>
-          <w:trHeight w:val="196"/>
-          <w:jc w:val="center"/>
-        </w:trPr>
-        <w:tc>
-          <w:tcPr>
-            <w:tcW w:w="522" w:type="pct"/>
+            <w:tcW w:w="567" w:type="pct"/>
+            <w:vMerge w:val="restart"/>
             <w:shd w:val="clear" w:color="auto" w:fill="auto"/>
             <w:noWrap/>
             <w:vAlign w:val="center"/>
@@ -6812,13 +8247,14 @@
                 <w:sz w:val="18"/>
                 <w:szCs w:val="18"/>
               </w:rPr>
-              <w:t>溫室氣體</w:t>
-            </w:r>
-          </w:p>
-        </w:tc>
-        <w:tc>
-          <w:tcPr>
-            <w:tcW w:w="378" w:type="pct"/>
+              <w:t>範疇</w:t>
+            </w:r>
+          </w:p>
+        </w:tc>
+        <w:tc>
+          <w:tcPr>
+            <w:tcW w:w="1928" w:type="pct"/>
+            <w:gridSpan w:val="4"/>
             <w:shd w:val="clear" w:color="auto" w:fill="auto"/>
             <w:vAlign w:val="center"/>
           </w:tcPr>
@@ -6826,7 +8262,7 @@
             <w:pPr>
               <w:adjustRightInd w:val="0"/>
               <w:snapToGrid w:val="0"/>
-              <w:ind w:leftChars="-30" w:left="-72" w:rightChars="-30" w:right="-72"/>
+              <w:ind w:left="566" w:right="-30"/>
               <w:jc w:val="center"/>
               <w:rPr>
                 <w:sz w:val="18"/>
@@ -6835,25 +8271,27 @@
             </w:pPr>
             <w:r>
               <w:rPr>
-                <w:sz w:val="18"/>
-                <w:szCs w:val="18"/>
-              </w:rPr>
-              <w:t>CO</w:t>
-            </w:r>
-            <w:r>
-              <w:rPr>
-                <w:sz w:val="18"/>
-                <w:szCs w:val="18"/>
-                <w:vertAlign w:val="subscript"/>
-              </w:rPr>
-              <w:t>2</w:t>
-            </w:r>
-          </w:p>
-        </w:tc>
-        <w:tc>
-          <w:tcPr>
-            <w:tcW w:w="680" w:type="pct"/>
-            <w:gridSpan w:val="3"/>
+                <w:b/>
+                <w:bCs/>
+                <w:sz w:val="18"/>
+                <w:szCs w:val="18"/>
+              </w:rPr>
+              <w:t>類別</w:t>
+            </w:r>
+            <w:proofErr w:type="gramStart"/>
+            <w:r>
+              <w:rPr>
+                <w:sz w:val="18"/>
+                <w:szCs w:val="18"/>
+              </w:rPr>
+              <w:t>一</w:t>
+            </w:r>
+            <w:proofErr w:type="gramEnd"/>
+          </w:p>
+        </w:tc>
+        <w:tc>
+          <w:tcPr>
+            <w:tcW w:w="1362" w:type="pct"/>
             <w:shd w:val="clear" w:color="auto" w:fill="auto"/>
             <w:vAlign w:val="center"/>
           </w:tcPr>
@@ -6861,7 +8299,7 @@
             <w:pPr>
               <w:adjustRightInd w:val="0"/>
               <w:snapToGrid w:val="0"/>
-              <w:ind w:leftChars="-30" w:left="-72" w:rightChars="-30" w:right="-72"/>
+              <w:ind w:left="566" w:right="-30"/>
               <w:jc w:val="center"/>
               <w:rPr>
                 <w:sz w:val="18"/>
@@ -6870,189 +8308,26 @@
             </w:pPr>
             <w:r>
               <w:rPr>
-                <w:sz w:val="18"/>
-                <w:szCs w:val="18"/>
-              </w:rPr>
-              <w:t>CH</w:t>
-            </w:r>
-            <w:r>
-              <w:rPr>
-                <w:sz w:val="18"/>
-                <w:szCs w:val="18"/>
-                <w:vertAlign w:val="subscript"/>
-              </w:rPr>
-              <w:t>4</w:t>
-            </w:r>
-          </w:p>
-        </w:tc>
-        <w:tc>
-          <w:tcPr>
-            <w:tcW w:w="471" w:type="pct"/>
-            <w:gridSpan w:val="2"/>
-            <w:shd w:val="clear" w:color="auto" w:fill="auto"/>
-            <w:vAlign w:val="center"/>
-          </w:tcPr>
-          <w:p>
-            <w:pPr>
-              <w:adjustRightInd w:val="0"/>
-              <w:snapToGrid w:val="0"/>
-              <w:ind w:leftChars="-30" w:left="-72" w:rightChars="-30" w:right="-72"/>
-              <w:jc w:val="center"/>
-              <w:rPr>
-                <w:sz w:val="18"/>
-                <w:szCs w:val="18"/>
-              </w:rPr>
-            </w:pPr>
-            <w:r>
-              <w:rPr>
-                <w:sz w:val="18"/>
-                <w:szCs w:val="18"/>
-              </w:rPr>
-              <w:t>N</w:t>
-            </w:r>
-            <w:r>
-              <w:rPr>
-                <w:sz w:val="18"/>
-                <w:szCs w:val="18"/>
-                <w:vertAlign w:val="subscript"/>
-              </w:rPr>
-              <w:t>2</w:t>
-            </w:r>
-            <w:r>
-              <w:rPr>
-                <w:sz w:val="18"/>
-                <w:szCs w:val="18"/>
-              </w:rPr>
-              <w:t>O</w:t>
-            </w:r>
-          </w:p>
-        </w:tc>
-        <w:tc>
-          <w:tcPr>
-            <w:tcW w:w="379" w:type="pct"/>
-            <w:shd w:val="clear" w:color="auto" w:fill="auto"/>
-            <w:vAlign w:val="center"/>
-          </w:tcPr>
-          <w:p>
-            <w:pPr>
-              <w:adjustRightInd w:val="0"/>
-              <w:snapToGrid w:val="0"/>
-              <w:ind w:leftChars="-30" w:left="-72" w:rightChars="-30" w:right="-72"/>
-              <w:jc w:val="center"/>
-              <w:rPr>
-                <w:sz w:val="18"/>
-                <w:szCs w:val="18"/>
-              </w:rPr>
-            </w:pPr>
-            <w:r>
-              <w:rPr>
-                <w:sz w:val="18"/>
-                <w:szCs w:val="18"/>
-              </w:rPr>
-              <w:t>HFCs</w:t>
-            </w:r>
-          </w:p>
-        </w:tc>
-        <w:tc>
-          <w:tcPr>
-            <w:tcW w:w="727" w:type="pct"/>
-            <w:gridSpan w:val="3"/>
-            <w:shd w:val="clear" w:color="auto" w:fill="auto"/>
-            <w:vAlign w:val="center"/>
-          </w:tcPr>
-          <w:p>
-            <w:pPr>
-              <w:adjustRightInd w:val="0"/>
-              <w:snapToGrid w:val="0"/>
-              <w:ind w:leftChars="-30" w:left="-72" w:rightChars="-30" w:right="-72"/>
-              <w:jc w:val="center"/>
-              <w:rPr>
-                <w:sz w:val="18"/>
-                <w:szCs w:val="18"/>
-              </w:rPr>
-            </w:pPr>
-            <w:r>
-              <w:rPr>
-                <w:sz w:val="18"/>
-                <w:szCs w:val="18"/>
-              </w:rPr>
-              <w:t>PFCs</w:t>
-            </w:r>
-          </w:p>
-        </w:tc>
-        <w:tc>
-          <w:tcPr>
-            <w:tcW w:w="672" w:type="pct"/>
-            <w:gridSpan w:val="3"/>
-            <w:shd w:val="clear" w:color="auto" w:fill="auto"/>
-            <w:vAlign w:val="center"/>
-          </w:tcPr>
-          <w:p>
-            <w:pPr>
-              <w:adjustRightInd w:val="0"/>
-              <w:snapToGrid w:val="0"/>
-              <w:ind w:leftChars="-30" w:left="-72" w:rightChars="-30" w:right="-72"/>
-              <w:jc w:val="center"/>
-              <w:rPr>
-                <w:sz w:val="18"/>
-                <w:szCs w:val="18"/>
-              </w:rPr>
-            </w:pPr>
-            <w:r>
-              <w:rPr>
-                <w:sz w:val="18"/>
-                <w:szCs w:val="18"/>
-              </w:rPr>
-              <w:t>SF</w:t>
-            </w:r>
-            <w:r>
-              <w:rPr>
-                <w:sz w:val="18"/>
-                <w:szCs w:val="18"/>
-                <w:vertAlign w:val="subscript"/>
-              </w:rPr>
-              <w:t>6</w:t>
-            </w:r>
-          </w:p>
-        </w:tc>
-        <w:tc>
-          <w:tcPr>
-            <w:tcW w:w="315" w:type="pct"/>
-            <w:shd w:val="clear" w:color="auto" w:fill="auto"/>
-            <w:vAlign w:val="center"/>
-          </w:tcPr>
-          <w:p>
-            <w:pPr>
-              <w:adjustRightInd w:val="0"/>
-              <w:snapToGrid w:val="0"/>
-              <w:ind w:leftChars="-30" w:left="-72" w:rightChars="-30" w:right="-72"/>
-              <w:jc w:val="center"/>
-              <w:rPr>
-                <w:sz w:val="18"/>
-                <w:szCs w:val="18"/>
-              </w:rPr>
-            </w:pPr>
-            <w:r>
-              <w:rPr>
-                <w:sz w:val="18"/>
-                <w:szCs w:val="18"/>
-              </w:rPr>
-              <w:t>NF</w:t>
-            </w:r>
-            <w:r>
-              <w:rPr>
-                <w:sz w:val="18"/>
-                <w:szCs w:val="18"/>
-                <w:vertAlign w:val="subscript"/>
-              </w:rPr>
-              <w:t>3</w:t>
-            </w:r>
-          </w:p>
-        </w:tc>
-        <w:tc>
-          <w:tcPr>
-            <w:tcW w:w="857" w:type="pct"/>
-            <w:gridSpan w:val="2"/>
+                <w:b/>
+                <w:bCs/>
+                <w:sz w:val="18"/>
+                <w:szCs w:val="18"/>
+              </w:rPr>
+              <w:t>類別</w:t>
+            </w:r>
+            <w:r>
+              <w:rPr>
+                <w:sz w:val="18"/>
+                <w:szCs w:val="18"/>
+              </w:rPr>
+              <w:t>二</w:t>
+            </w:r>
+          </w:p>
+        </w:tc>
+        <w:tc>
+          <w:tcPr>
+            <w:tcW w:w="1144" w:type="pct"/>
+            <w:vMerge w:val="restart"/>
             <w:shd w:val="clear" w:color="auto" w:fill="auto"/>
             <w:vAlign w:val="center"/>
           </w:tcPr>
@@ -7072,978 +8347,7 @@
                 <w:sz w:val="18"/>
                 <w:szCs w:val="18"/>
               </w:rPr>
-              <w:t>年總排放當量</w:t>
-            </w:r>
-          </w:p>
-        </w:tc>
-      </w:tr>
-      <w:tr>
-        <w:trPr>
-          <w:trHeight w:val="194"/>
-          <w:jc w:val="center"/>
-        </w:trPr>
-        <w:tc>
-          <w:tcPr>
-            <w:tcW w:w="522" w:type="pct"/>
-            <w:shd w:val="clear" w:color="auto" w:fill="auto"/>
-            <w:noWrap/>
-            <w:vAlign w:val="center"/>
-          </w:tcPr>
-          <w:p>
-            <w:pPr>
-              <w:adjustRightInd w:val="0"/>
-              <w:snapToGrid w:val="0"/>
-              <w:ind w:right="-30"/>
-              <w:jc w:val="center"/>
-              <w:rPr>
-                <w:sz w:val="18"/>
-                <w:szCs w:val="18"/>
-              </w:rPr>
-            </w:pPr>
-            <w:r>
-              <w:rPr>
-                <w:sz w:val="18"/>
-                <w:szCs w:val="18"/>
-              </w:rPr>
-              <w:t>排放當量</w:t>
-            </w:r>
-            <w:r>
-              <w:rPr>
-                <w:sz w:val="18"/>
-                <w:szCs w:val="18"/>
-              </w:rPr>
-              <w:br/>
-              <w:t>(</w:t>
-            </w:r>
-            <w:r>
-              <w:rPr>
-                <w:sz w:val="18"/>
-                <w:szCs w:val="18"/>
-              </w:rPr>
-              <w:t>公噸</w:t>
-            </w:r>
-            <w:r>
-              <w:rPr>
-                <w:sz w:val="18"/>
-                <w:szCs w:val="18"/>
-              </w:rPr>
-              <w:t>CO</w:t>
-            </w:r>
-            <w:r>
-              <w:rPr>
-                <w:sz w:val="18"/>
-                <w:szCs w:val="18"/>
-                <w:vertAlign w:val="subscript"/>
-              </w:rPr>
-              <w:t>2</w:t>
-            </w:r>
-            <w:r>
-              <w:rPr>
-                <w:sz w:val="18"/>
-                <w:szCs w:val="18"/>
-              </w:rPr>
-              <w:t>e/</w:t>
-            </w:r>
-            <w:r>
-              <w:rPr>
-                <w:sz w:val="18"/>
-                <w:szCs w:val="18"/>
-              </w:rPr>
-              <w:t>年</w:t>
-            </w:r>
-            <w:r>
-              <w:rPr>
-                <w:sz w:val="18"/>
-                <w:szCs w:val="18"/>
-              </w:rPr>
-              <w:t>)</w:t>
-            </w:r>
-          </w:p>
-        </w:tc>
-        <w:tc>
-          <w:tcPr>
-            <w:tcW w:w="378" w:type="pct"/>
-            <w:shd w:val="clear" w:color="auto" w:fill="auto"/>
-            <w:vAlign w:val="center"/>
-          </w:tcPr>
-          <w:p>
-            <w:pPr>
-              <w:adjustRightInd w:val="0"/>
-              <w:snapToGrid w:val="0"/>
-              <w:ind w:leftChars="-30" w:left="-72" w:rightChars="-30" w:right="-72"/>
-              <w:jc w:val="center"/>
-              <w:rPr>
-                <w:sz w:val="18"/>
-                <w:szCs w:val="18"/>
-              </w:rPr>
-            </w:pPr>
-            <w:r>
-              <w:rPr>
-                <w:sz w:val="18"/>
-                <w:szCs w:val="18"/>
-              </w:rPr>
-              <w:t>[</w:t>
-            </w:r>
-            <w:r>
-              <w:rPr>
-                <w:sz w:val="18"/>
-                <w:szCs w:val="18"/>
-              </w:rPr>
-              <w:t>類別一</w:t>
-            </w:r>
-            <w:r>
-              <w:rPr>
-                <w:sz w:val="18"/>
-                <w:szCs w:val="18"/>
-              </w:rPr>
-              <w:t>CO2</w:t>
-            </w:r>
-            <w:r>
-              <w:rPr>
-                <w:sz w:val="18"/>
-                <w:szCs w:val="18"/>
-              </w:rPr>
-              <w:t>排放</w:t>
-            </w:r>
-            <w:r>
-              <w:rPr>
-                <w:sz w:val="18"/>
-                <w:szCs w:val="18"/>
-              </w:rPr>
-              <w:t>]</w:t>
-            </w:r>
-          </w:p>
-        </w:tc>
-        <w:tc>
-          <w:tcPr>
-            <w:tcW w:w="680" w:type="pct"/>
-            <w:gridSpan w:val="3"/>
-            <w:shd w:val="clear" w:color="auto" w:fill="auto"/>
-            <w:vAlign w:val="center"/>
-          </w:tcPr>
-          <w:p>
-            <w:pPr>
-              <w:adjustRightInd w:val="0"/>
-              <w:snapToGrid w:val="0"/>
-              <w:ind w:leftChars="-30" w:left="-72" w:rightChars="-30" w:right="-72"/>
-              <w:jc w:val="center"/>
-              <w:rPr>
-                <w:sz w:val="18"/>
-                <w:szCs w:val="18"/>
-              </w:rPr>
-            </w:pPr>
-            <w:r>
-              <w:rPr>
-                <w:sz w:val="18"/>
-                <w:szCs w:val="18"/>
-              </w:rPr>
-              <w:t>[</w:t>
-            </w:r>
-            <w:r>
-              <w:rPr>
-                <w:sz w:val="18"/>
-                <w:szCs w:val="18"/>
-              </w:rPr>
-              <w:t>類別一</w:t>
-            </w:r>
-            <w:r>
-              <w:rPr>
-                <w:sz w:val="18"/>
-                <w:szCs w:val="18"/>
-              </w:rPr>
-              <w:t>CH4</w:t>
-            </w:r>
-            <w:r>
-              <w:rPr>
-                <w:sz w:val="18"/>
-                <w:szCs w:val="18"/>
-              </w:rPr>
-              <w:t>排放</w:t>
-            </w:r>
-            <w:r>
-              <w:rPr>
-                <w:sz w:val="18"/>
-                <w:szCs w:val="18"/>
-              </w:rPr>
-              <w:t>]</w:t>
-            </w:r>
-          </w:p>
-        </w:tc>
-        <w:tc>
-          <w:tcPr>
-            <w:tcW w:w="471" w:type="pct"/>
-            <w:gridSpan w:val="2"/>
-            <w:shd w:val="clear" w:color="auto" w:fill="auto"/>
-            <w:vAlign w:val="center"/>
-          </w:tcPr>
-          <w:p>
-            <w:pPr>
-              <w:adjustRightInd w:val="0"/>
-              <w:snapToGrid w:val="0"/>
-              <w:ind w:leftChars="-30" w:left="-72" w:rightChars="-30" w:right="-72"/>
-              <w:jc w:val="center"/>
-              <w:rPr>
-                <w:sz w:val="18"/>
-                <w:szCs w:val="18"/>
-              </w:rPr>
-            </w:pPr>
-            <w:r>
-              <w:rPr>
-                <w:sz w:val="18"/>
-                <w:szCs w:val="18"/>
-              </w:rPr>
-              <w:t>[</w:t>
-            </w:r>
-            <w:r>
-              <w:rPr>
-                <w:sz w:val="18"/>
-                <w:szCs w:val="18"/>
-              </w:rPr>
-              <w:t>類別一</w:t>
-            </w:r>
-            <w:r>
-              <w:rPr>
-                <w:sz w:val="18"/>
-                <w:szCs w:val="18"/>
-              </w:rPr>
-              <w:t>N2O</w:t>
-            </w:r>
-            <w:r>
-              <w:rPr>
-                <w:sz w:val="18"/>
-                <w:szCs w:val="18"/>
-              </w:rPr>
-              <w:t>排放</w:t>
-            </w:r>
-            <w:r>
-              <w:rPr>
-                <w:sz w:val="18"/>
-                <w:szCs w:val="18"/>
-              </w:rPr>
-              <w:t>]</w:t>
-            </w:r>
-          </w:p>
-        </w:tc>
-        <w:tc>
-          <w:tcPr>
-            <w:tcW w:w="379" w:type="pct"/>
-            <w:shd w:val="clear" w:color="auto" w:fill="auto"/>
-            <w:vAlign w:val="center"/>
-          </w:tcPr>
-          <w:p>
-            <w:pPr>
-              <w:adjustRightInd w:val="0"/>
-              <w:snapToGrid w:val="0"/>
-              <w:ind w:leftChars="-30" w:left="-72" w:rightChars="-30" w:right="-72"/>
-              <w:jc w:val="center"/>
-              <w:rPr>
-                <w:sz w:val="18"/>
-                <w:szCs w:val="18"/>
-              </w:rPr>
-            </w:pPr>
-            <w:r>
-              <w:rPr>
-                <w:sz w:val="18"/>
-                <w:szCs w:val="18"/>
-              </w:rPr>
-              <w:t>[</w:t>
-            </w:r>
-            <w:r>
-              <w:rPr>
-                <w:sz w:val="18"/>
-                <w:szCs w:val="18"/>
-              </w:rPr>
-              <w:t>類別一</w:t>
-            </w:r>
-            <w:r>
-              <w:rPr>
-                <w:sz w:val="18"/>
-                <w:szCs w:val="18"/>
-              </w:rPr>
-              <w:t>HFCS</w:t>
-            </w:r>
-            <w:r>
-              <w:rPr>
-                <w:sz w:val="18"/>
-                <w:szCs w:val="18"/>
-              </w:rPr>
-              <w:t>排放</w:t>
-            </w:r>
-            <w:r>
-              <w:rPr>
-                <w:sz w:val="18"/>
-                <w:szCs w:val="18"/>
-              </w:rPr>
-              <w:t>]</w:t>
-            </w:r>
-          </w:p>
-        </w:tc>
-        <w:tc>
-          <w:tcPr>
-            <w:tcW w:w="727" w:type="pct"/>
-            <w:gridSpan w:val="3"/>
-            <w:shd w:val="clear" w:color="auto" w:fill="auto"/>
-            <w:vAlign w:val="center"/>
-          </w:tcPr>
-          <w:p>
-            <w:pPr>
-              <w:adjustRightInd w:val="0"/>
-              <w:snapToGrid w:val="0"/>
-              <w:ind w:leftChars="-30" w:left="-72" w:rightChars="-30" w:right="-72"/>
-              <w:jc w:val="center"/>
-              <w:rPr>
-                <w:sz w:val="18"/>
-                <w:szCs w:val="18"/>
-              </w:rPr>
-            </w:pPr>
-            <w:r>
-              <w:rPr>
-                <w:sz w:val="18"/>
-                <w:szCs w:val="18"/>
-              </w:rPr>
-              <w:t>[</w:t>
-            </w:r>
-            <w:r>
-              <w:rPr>
-                <w:sz w:val="18"/>
-                <w:szCs w:val="18"/>
-              </w:rPr>
-              <w:t>類別一</w:t>
-            </w:r>
-            <w:r>
-              <w:rPr>
-                <w:sz w:val="18"/>
-                <w:szCs w:val="18"/>
-              </w:rPr>
-              <w:t>PFCS</w:t>
-            </w:r>
-            <w:r>
-              <w:rPr>
-                <w:sz w:val="18"/>
-                <w:szCs w:val="18"/>
-              </w:rPr>
-              <w:t>排放</w:t>
-            </w:r>
-            <w:r>
-              <w:rPr>
-                <w:sz w:val="18"/>
-                <w:szCs w:val="18"/>
-              </w:rPr>
-              <w:t>]</w:t>
-            </w:r>
-          </w:p>
-        </w:tc>
-        <w:tc>
-          <w:tcPr>
-            <w:tcW w:w="672" w:type="pct"/>
-            <w:gridSpan w:val="3"/>
-            <w:shd w:val="clear" w:color="auto" w:fill="auto"/>
-            <w:vAlign w:val="center"/>
-          </w:tcPr>
-          <w:p>
-            <w:pPr>
-              <w:adjustRightInd w:val="0"/>
-              <w:snapToGrid w:val="0"/>
-              <w:ind w:leftChars="-30" w:left="-72" w:rightChars="-30" w:right="-72"/>
-              <w:jc w:val="center"/>
-              <w:rPr>
-                <w:sz w:val="18"/>
-                <w:szCs w:val="18"/>
-              </w:rPr>
-            </w:pPr>
-            <w:r>
-              <w:rPr>
-                <w:sz w:val="18"/>
-                <w:szCs w:val="18"/>
-              </w:rPr>
-              <w:t>[</w:t>
-            </w:r>
-            <w:r>
-              <w:rPr>
-                <w:sz w:val="18"/>
-                <w:szCs w:val="18"/>
-              </w:rPr>
-              <w:t>類別一</w:t>
-            </w:r>
-            <w:r>
-              <w:rPr>
-                <w:sz w:val="18"/>
-                <w:szCs w:val="18"/>
-              </w:rPr>
-              <w:t>SF6</w:t>
-            </w:r>
-            <w:r>
-              <w:rPr>
-                <w:sz w:val="18"/>
-                <w:szCs w:val="18"/>
-              </w:rPr>
-              <w:t>排放</w:t>
-            </w:r>
-            <w:r>
-              <w:rPr>
-                <w:sz w:val="18"/>
-                <w:szCs w:val="18"/>
-              </w:rPr>
-              <w:t>]</w:t>
-            </w:r>
-          </w:p>
-        </w:tc>
-        <w:tc>
-          <w:tcPr>
-            <w:tcW w:w="315" w:type="pct"/>
-            <w:shd w:val="clear" w:color="auto" w:fill="auto"/>
-            <w:vAlign w:val="center"/>
-          </w:tcPr>
-          <w:p>
-            <w:pPr>
-              <w:adjustRightInd w:val="0"/>
-              <w:snapToGrid w:val="0"/>
-              <w:ind w:leftChars="-30" w:left="-72" w:rightChars="-30" w:right="-72"/>
-              <w:jc w:val="center"/>
-              <w:rPr>
-                <w:sz w:val="18"/>
-                <w:szCs w:val="18"/>
-              </w:rPr>
-            </w:pPr>
-            <w:r>
-              <w:rPr>
-                <w:sz w:val="18"/>
-                <w:szCs w:val="18"/>
-              </w:rPr>
-              <w:t>[</w:t>
-            </w:r>
-            <w:r>
-              <w:rPr>
-                <w:sz w:val="18"/>
-                <w:szCs w:val="18"/>
-              </w:rPr>
-              <w:t>類別一</w:t>
-            </w:r>
-            <w:r>
-              <w:rPr>
-                <w:sz w:val="18"/>
-                <w:szCs w:val="18"/>
-              </w:rPr>
-              <w:t>NF3</w:t>
-            </w:r>
-            <w:r>
-              <w:rPr>
-                <w:sz w:val="18"/>
-                <w:szCs w:val="18"/>
-              </w:rPr>
-              <w:t>排放</w:t>
-            </w:r>
-            <w:r>
-              <w:rPr>
-                <w:sz w:val="18"/>
-                <w:szCs w:val="18"/>
-              </w:rPr>
-              <w:t>]</w:t>
-            </w:r>
-          </w:p>
-        </w:tc>
-        <w:tc>
-          <w:tcPr>
-            <w:tcW w:w="857" w:type="pct"/>
-            <w:gridSpan w:val="2"/>
-            <w:shd w:val="clear" w:color="auto" w:fill="auto"/>
-            <w:vAlign w:val="center"/>
-          </w:tcPr>
-          <w:p>
-            <w:pPr>
-              <w:adjustRightInd w:val="0"/>
-              <w:snapToGrid w:val="0"/>
-              <w:ind w:leftChars="-30" w:left="-72" w:rightChars="-30" w:right="-72"/>
-              <w:jc w:val="center"/>
-              <w:rPr>
-                <w:sz w:val="18"/>
-                <w:szCs w:val="18"/>
-              </w:rPr>
-            </w:pPr>
-            <w:r>
-              <w:rPr>
-                <w:sz w:val="18"/>
-                <w:szCs w:val="18"/>
-              </w:rPr>
-              <w:t>[</w:t>
-            </w:r>
-            <w:r>
-              <w:rPr>
-                <w:sz w:val="18"/>
-                <w:szCs w:val="18"/>
-              </w:rPr>
-              <w:t>類別一總排放</w:t>
-            </w:r>
-            <w:r>
-              <w:rPr>
-                <w:sz w:val="18"/>
-                <w:szCs w:val="18"/>
-              </w:rPr>
-              <w:t>]</w:t>
-            </w:r>
-          </w:p>
-        </w:tc>
-      </w:tr>
-      <w:tr>
-        <w:trPr>
-          <w:trHeight w:val="194"/>
-          <w:jc w:val="center"/>
-        </w:trPr>
-        <w:tc>
-          <w:tcPr>
-            <w:tcW w:w="522" w:type="pct"/>
-            <w:shd w:val="clear" w:color="auto" w:fill="auto"/>
-            <w:noWrap/>
-            <w:vAlign w:val="center"/>
-          </w:tcPr>
-          <w:p>
-            <w:pPr>
-              <w:adjustRightInd w:val="0"/>
-              <w:snapToGrid w:val="0"/>
-              <w:ind w:right="-30"/>
-              <w:jc w:val="center"/>
-              <w:rPr>
-                <w:sz w:val="18"/>
-                <w:szCs w:val="18"/>
-              </w:rPr>
-            </w:pPr>
-            <w:r>
-              <w:rPr>
-                <w:sz w:val="18"/>
-                <w:szCs w:val="18"/>
-              </w:rPr>
-              <w:t>氣體別占比</w:t>
-            </w:r>
-            <w:r>
-              <w:rPr>
-                <w:sz w:val="18"/>
-                <w:szCs w:val="18"/>
-              </w:rPr>
-              <w:br/>
-              <w:t>(</w:t>
-            </w:r>
-            <w:r>
-              <w:rPr>
-                <w:sz w:val="18"/>
-                <w:szCs w:val="18"/>
-              </w:rPr>
-              <w:t>％</w:t>
-            </w:r>
-            <w:r>
-              <w:rPr>
-                <w:sz w:val="18"/>
-                <w:szCs w:val="18"/>
-              </w:rPr>
-              <w:t>)</w:t>
-            </w:r>
-          </w:p>
-        </w:tc>
-        <w:tc>
-          <w:tcPr>
-            <w:tcW w:w="378" w:type="pct"/>
-            <w:shd w:val="clear" w:color="auto" w:fill="auto"/>
-            <w:vAlign w:val="center"/>
-          </w:tcPr>
-          <w:p>
-            <w:pPr>
-              <w:adjustRightInd w:val="0"/>
-              <w:snapToGrid w:val="0"/>
-              <w:ind w:leftChars="-30" w:left="-72" w:rightChars="-30" w:right="-72"/>
-              <w:jc w:val="center"/>
-              <w:rPr>
-                <w:sz w:val="18"/>
-                <w:szCs w:val="18"/>
-              </w:rPr>
-            </w:pPr>
-            <w:r>
-              <w:rPr>
-                <w:sz w:val="18"/>
-                <w:szCs w:val="18"/>
-              </w:rPr>
-              <w:t>[</w:t>
-            </w:r>
-            <w:r>
-              <w:rPr>
-                <w:sz w:val="18"/>
-                <w:szCs w:val="18"/>
-              </w:rPr>
-              <w:t>類別一</w:t>
-            </w:r>
-            <w:r>
-              <w:rPr>
-                <w:sz w:val="18"/>
-                <w:szCs w:val="18"/>
-              </w:rPr>
-              <w:t>CO2</w:t>
-            </w:r>
-            <w:r>
-              <w:rPr>
-                <w:sz w:val="18"/>
-                <w:szCs w:val="18"/>
-              </w:rPr>
-              <w:t>占比</w:t>
-            </w:r>
-            <w:r>
-              <w:rPr>
-                <w:sz w:val="18"/>
-                <w:szCs w:val="18"/>
-              </w:rPr>
-              <w:t>]</w:t>
-            </w:r>
-          </w:p>
-        </w:tc>
-        <w:tc>
-          <w:tcPr>
-            <w:tcW w:w="680" w:type="pct"/>
-            <w:gridSpan w:val="3"/>
-            <w:shd w:val="clear" w:color="auto" w:fill="auto"/>
-            <w:vAlign w:val="center"/>
-          </w:tcPr>
-          <w:p>
-            <w:pPr>
-              <w:adjustRightInd w:val="0"/>
-              <w:snapToGrid w:val="0"/>
-              <w:ind w:leftChars="-30" w:left="-72" w:rightChars="-30" w:right="-72"/>
-              <w:jc w:val="center"/>
-              <w:rPr>
-                <w:sz w:val="18"/>
-                <w:szCs w:val="18"/>
-              </w:rPr>
-            </w:pPr>
-            <w:r>
-              <w:rPr>
-                <w:sz w:val="18"/>
-                <w:szCs w:val="18"/>
-              </w:rPr>
-              <w:t>[</w:t>
-            </w:r>
-            <w:r>
-              <w:rPr>
-                <w:sz w:val="18"/>
-                <w:szCs w:val="18"/>
-              </w:rPr>
-              <w:t>類別一</w:t>
-            </w:r>
-            <w:r>
-              <w:rPr>
-                <w:sz w:val="18"/>
-                <w:szCs w:val="18"/>
-              </w:rPr>
-              <w:t>CH4</w:t>
-            </w:r>
-            <w:r>
-              <w:rPr>
-                <w:sz w:val="18"/>
-                <w:szCs w:val="18"/>
-              </w:rPr>
-              <w:t>占比</w:t>
-            </w:r>
-            <w:r>
-              <w:rPr>
-                <w:sz w:val="18"/>
-                <w:szCs w:val="18"/>
-              </w:rPr>
-              <w:t>]</w:t>
-            </w:r>
-          </w:p>
-        </w:tc>
-        <w:tc>
-          <w:tcPr>
-            <w:tcW w:w="471" w:type="pct"/>
-            <w:gridSpan w:val="2"/>
-            <w:shd w:val="clear" w:color="auto" w:fill="auto"/>
-            <w:vAlign w:val="center"/>
-          </w:tcPr>
-          <w:p>
-            <w:pPr>
-              <w:adjustRightInd w:val="0"/>
-              <w:snapToGrid w:val="0"/>
-              <w:ind w:leftChars="-30" w:left="-72" w:rightChars="-30" w:right="-72"/>
-              <w:jc w:val="center"/>
-              <w:rPr>
-                <w:sz w:val="18"/>
-                <w:szCs w:val="18"/>
-              </w:rPr>
-            </w:pPr>
-            <w:r>
-              <w:rPr>
-                <w:sz w:val="18"/>
-                <w:szCs w:val="18"/>
-              </w:rPr>
-              <w:t>[</w:t>
-            </w:r>
-            <w:r>
-              <w:rPr>
-                <w:sz w:val="18"/>
-                <w:szCs w:val="18"/>
-              </w:rPr>
-              <w:t>類別一</w:t>
-            </w:r>
-            <w:r>
-              <w:rPr>
-                <w:sz w:val="18"/>
-                <w:szCs w:val="18"/>
-              </w:rPr>
-              <w:t>N2O</w:t>
-            </w:r>
-            <w:r>
-              <w:rPr>
-                <w:sz w:val="18"/>
-                <w:szCs w:val="18"/>
-              </w:rPr>
-              <w:t>占比</w:t>
-            </w:r>
-            <w:r>
-              <w:rPr>
-                <w:sz w:val="18"/>
-                <w:szCs w:val="18"/>
-              </w:rPr>
-              <w:t>]</w:t>
-            </w:r>
-          </w:p>
-        </w:tc>
-        <w:tc>
-          <w:tcPr>
-            <w:tcW w:w="379" w:type="pct"/>
-            <w:shd w:val="clear" w:color="auto" w:fill="auto"/>
-            <w:vAlign w:val="center"/>
-          </w:tcPr>
-          <w:p>
-            <w:pPr>
-              <w:adjustRightInd w:val="0"/>
-              <w:snapToGrid w:val="0"/>
-              <w:ind w:leftChars="-30" w:left="-72" w:rightChars="-30" w:right="-72"/>
-              <w:jc w:val="center"/>
-              <w:rPr>
-                <w:sz w:val="18"/>
-                <w:szCs w:val="18"/>
-              </w:rPr>
-            </w:pPr>
-            <w:r>
-              <w:rPr>
-                <w:sz w:val="18"/>
-                <w:szCs w:val="18"/>
-              </w:rPr>
-              <w:t>[</w:t>
-            </w:r>
-            <w:r>
-              <w:rPr>
-                <w:sz w:val="18"/>
-                <w:szCs w:val="18"/>
-              </w:rPr>
-              <w:t>類別一</w:t>
-            </w:r>
-            <w:r>
-              <w:rPr>
-                <w:sz w:val="18"/>
-                <w:szCs w:val="18"/>
-              </w:rPr>
-              <w:t>HFCS</w:t>
-            </w:r>
-            <w:r>
-              <w:rPr>
-                <w:sz w:val="18"/>
-                <w:szCs w:val="18"/>
-              </w:rPr>
-              <w:t>占比</w:t>
-            </w:r>
-            <w:r>
-              <w:rPr>
-                <w:sz w:val="18"/>
-                <w:szCs w:val="18"/>
-              </w:rPr>
-              <w:t>]</w:t>
-            </w:r>
-          </w:p>
-        </w:tc>
-        <w:tc>
-          <w:tcPr>
-            <w:tcW w:w="727" w:type="pct"/>
-            <w:gridSpan w:val="3"/>
-            <w:shd w:val="clear" w:color="auto" w:fill="auto"/>
-            <w:vAlign w:val="center"/>
-          </w:tcPr>
-          <w:p>
-            <w:pPr>
-              <w:adjustRightInd w:val="0"/>
-              <w:snapToGrid w:val="0"/>
-              <w:ind w:leftChars="-30" w:left="-72" w:rightChars="-30" w:right="-72"/>
-              <w:jc w:val="center"/>
-              <w:rPr>
-                <w:sz w:val="18"/>
-                <w:szCs w:val="18"/>
-              </w:rPr>
-            </w:pPr>
-            <w:r>
-              <w:rPr>
-                <w:sz w:val="18"/>
-                <w:szCs w:val="18"/>
-              </w:rPr>
-              <w:t>[</w:t>
-            </w:r>
-            <w:r>
-              <w:rPr>
-                <w:sz w:val="18"/>
-                <w:szCs w:val="18"/>
-              </w:rPr>
-              <w:t>類別一</w:t>
-            </w:r>
-            <w:r>
-              <w:rPr>
-                <w:sz w:val="18"/>
-                <w:szCs w:val="18"/>
-              </w:rPr>
-              <w:t>PFCS</w:t>
-            </w:r>
-            <w:r>
-              <w:rPr>
-                <w:sz w:val="18"/>
-                <w:szCs w:val="18"/>
-              </w:rPr>
-              <w:t>占比</w:t>
-            </w:r>
-            <w:r>
-              <w:rPr>
-                <w:sz w:val="18"/>
-                <w:szCs w:val="18"/>
-              </w:rPr>
-              <w:t>]</w:t>
-            </w:r>
-          </w:p>
-        </w:tc>
-        <w:tc>
-          <w:tcPr>
-            <w:tcW w:w="672" w:type="pct"/>
-            <w:gridSpan w:val="3"/>
-            <w:shd w:val="clear" w:color="auto" w:fill="auto"/>
-            <w:vAlign w:val="center"/>
-          </w:tcPr>
-          <w:p>
-            <w:pPr>
-              <w:adjustRightInd w:val="0"/>
-              <w:snapToGrid w:val="0"/>
-              <w:ind w:leftChars="-30" w:left="-72" w:rightChars="-30" w:right="-72"/>
-              <w:jc w:val="center"/>
-              <w:rPr>
-                <w:sz w:val="18"/>
-                <w:szCs w:val="18"/>
-              </w:rPr>
-            </w:pPr>
-            <w:r>
-              <w:rPr>
-                <w:sz w:val="18"/>
-                <w:szCs w:val="18"/>
-              </w:rPr>
-              <w:t>[</w:t>
-            </w:r>
-            <w:r>
-              <w:rPr>
-                <w:sz w:val="18"/>
-                <w:szCs w:val="18"/>
-              </w:rPr>
-              <w:t>類別一</w:t>
-            </w:r>
-            <w:r>
-              <w:rPr>
-                <w:sz w:val="18"/>
-                <w:szCs w:val="18"/>
-              </w:rPr>
-              <w:t>SF6</w:t>
-            </w:r>
-            <w:r>
-              <w:rPr>
-                <w:sz w:val="18"/>
-                <w:szCs w:val="18"/>
-              </w:rPr>
-              <w:t>占比</w:t>
-            </w:r>
-            <w:r>
-              <w:rPr>
-                <w:sz w:val="18"/>
-                <w:szCs w:val="18"/>
-              </w:rPr>
-              <w:t>]</w:t>
-            </w:r>
-          </w:p>
-        </w:tc>
-        <w:tc>
-          <w:tcPr>
-            <w:tcW w:w="315" w:type="pct"/>
-            <w:shd w:val="clear" w:color="auto" w:fill="auto"/>
-            <w:vAlign w:val="center"/>
-          </w:tcPr>
-          <w:p>
-            <w:pPr>
-              <w:adjustRightInd w:val="0"/>
-              <w:snapToGrid w:val="0"/>
-              <w:ind w:leftChars="-30" w:left="-72" w:rightChars="-30" w:right="-72"/>
-              <w:jc w:val="center"/>
-              <w:rPr>
-                <w:sz w:val="18"/>
-                <w:szCs w:val="18"/>
-              </w:rPr>
-            </w:pPr>
-            <w:r>
-              <w:rPr>
-                <w:sz w:val="18"/>
-                <w:szCs w:val="18"/>
-              </w:rPr>
-              <w:t>[</w:t>
-            </w:r>
-            <w:r>
-              <w:rPr>
-                <w:sz w:val="18"/>
-                <w:szCs w:val="18"/>
-              </w:rPr>
-              <w:t>類別一</w:t>
-            </w:r>
-            <w:r>
-              <w:rPr>
-                <w:sz w:val="18"/>
-                <w:szCs w:val="18"/>
-              </w:rPr>
-              <w:t>NF3</w:t>
-            </w:r>
-            <w:r>
-              <w:rPr>
-                <w:sz w:val="18"/>
-                <w:szCs w:val="18"/>
-              </w:rPr>
-              <w:t>占比</w:t>
-            </w:r>
-            <w:r>
-              <w:rPr>
-                <w:sz w:val="18"/>
-                <w:szCs w:val="18"/>
-              </w:rPr>
-              <w:t>]</w:t>
-            </w:r>
-          </w:p>
-        </w:tc>
-        <w:tc>
-          <w:tcPr>
-            <w:tcW w:w="857" w:type="pct"/>
-            <w:gridSpan w:val="2"/>
-            <w:shd w:val="clear" w:color="auto" w:fill="auto"/>
-            <w:vAlign w:val="center"/>
-          </w:tcPr>
-          <w:p>
-            <w:pPr>
-              <w:adjustRightInd w:val="0"/>
-              <w:snapToGrid w:val="0"/>
-              <w:ind w:leftChars="-30" w:left="-72" w:rightChars="-30" w:right="-72"/>
-              <w:jc w:val="center"/>
-              <w:rPr>
-                <w:sz w:val="18"/>
-                <w:szCs w:val="18"/>
-              </w:rPr>
-            </w:pPr>
-            <w:r>
-              <w:rPr>
-                <w:sz w:val="18"/>
-                <w:szCs w:val="18"/>
-              </w:rPr>
-              <w:t>100.00%</w:t>
+              <w:t>總排放當量</w:t>
             </w:r>
           </w:p>
         </w:tc>
@@ -8055,9 +8359,9 @@
         </w:trPr>
         <w:tc>
           <w:tcPr>
-            <w:tcW w:w="5000" w:type="pct"/>
-            <w:gridSpan w:val="17"/>
-            <w:shd w:val="clear" w:color="auto" w:fill="A6A6A6" w:themeFill="background1" w:themeFillShade="A6"/>
+            <w:tcW w:w="567" w:type="pct"/>
+            <w:vMerge/>
+            <w:shd w:val="clear" w:color="auto" w:fill="auto"/>
             <w:noWrap/>
             <w:vAlign w:val="center"/>
           </w:tcPr>
@@ -8065,26 +8369,163 @@
             <w:pPr>
               <w:adjustRightInd w:val="0"/>
               <w:snapToGrid w:val="0"/>
-              <w:ind w:leftChars="-30" w:left="-72" w:rightChars="-30" w:right="-72"/>
+              <w:ind w:left="566" w:right="-30"/>
               <w:jc w:val="center"/>
               <w:rPr>
-                <w:b/>
-                <w:bCs/>
-                <w:color w:val="FFFFFF" w:themeColor="background1"/>
-                <w:sz w:val="18"/>
-                <w:szCs w:val="18"/>
-              </w:rPr>
-            </w:pPr>
-            <w:r>
-              <w:rPr>
-                <w:b/>
-                <w:bCs/>
-                <w:color w:val="FFFFFF" w:themeColor="background1"/>
-                <w:sz w:val="18"/>
-                <w:szCs w:val="18"/>
-              </w:rPr>
-              <w:t>全廠溫室氣體範疇別及類別一與二排放型式排放量統計表</w:t>
-            </w:r>
+                <w:sz w:val="18"/>
+                <w:szCs w:val="18"/>
+              </w:rPr>
+            </w:pPr>
+          </w:p>
+        </w:tc>
+        <w:tc>
+          <w:tcPr>
+            <w:tcW w:w="388" w:type="pct"/>
+            <w:shd w:val="clear" w:color="auto" w:fill="auto"/>
+            <w:vAlign w:val="center"/>
+          </w:tcPr>
+          <w:p>
+            <w:pPr>
+              <w:adjustRightInd w:val="0"/>
+              <w:snapToGrid w:val="0"/>
+              <w:ind w:right="-30"/>
+              <w:jc w:val="center"/>
+              <w:rPr>
+                <w:sz w:val="18"/>
+                <w:szCs w:val="18"/>
+              </w:rPr>
+            </w:pPr>
+            <w:r>
+              <w:rPr>
+                <w:sz w:val="18"/>
+                <w:szCs w:val="18"/>
+              </w:rPr>
+              <w:t>固定排放</w:t>
+            </w:r>
+          </w:p>
+        </w:tc>
+        <w:tc>
+          <w:tcPr>
+            <w:tcW w:w="676" w:type="pct"/>
+            <w:shd w:val="clear" w:color="auto" w:fill="auto"/>
+            <w:vAlign w:val="center"/>
+          </w:tcPr>
+          <w:p>
+            <w:pPr>
+              <w:adjustRightInd w:val="0"/>
+              <w:snapToGrid w:val="0"/>
+              <w:ind w:right="-30"/>
+              <w:jc w:val="center"/>
+              <w:rPr>
+                <w:sz w:val="18"/>
+                <w:szCs w:val="18"/>
+              </w:rPr>
+            </w:pPr>
+            <w:r>
+              <w:rPr>
+                <w:sz w:val="18"/>
+                <w:szCs w:val="18"/>
+              </w:rPr>
+              <w:t>製程排放</w:t>
+            </w:r>
+          </w:p>
+        </w:tc>
+        <w:tc>
+          <w:tcPr>
+            <w:tcW w:w="476" w:type="pct"/>
+            <w:shd w:val="clear" w:color="auto" w:fill="auto"/>
+            <w:vAlign w:val="center"/>
+          </w:tcPr>
+          <w:p>
+            <w:pPr>
+              <w:adjustRightInd w:val="0"/>
+              <w:snapToGrid w:val="0"/>
+              <w:ind w:right="-30"/>
+              <w:jc w:val="center"/>
+              <w:rPr>
+                <w:sz w:val="18"/>
+                <w:szCs w:val="18"/>
+              </w:rPr>
+            </w:pPr>
+            <w:r>
+              <w:rPr>
+                <w:sz w:val="18"/>
+                <w:szCs w:val="18"/>
+              </w:rPr>
+              <w:t>移動排放</w:t>
+            </w:r>
+          </w:p>
+        </w:tc>
+        <w:tc>
+          <w:tcPr>
+            <w:tcW w:w="388" w:type="pct"/>
+            <w:shd w:val="clear" w:color="auto" w:fill="auto"/>
+            <w:vAlign w:val="center"/>
+          </w:tcPr>
+          <w:p>
+            <w:pPr>
+              <w:adjustRightInd w:val="0"/>
+              <w:snapToGrid w:val="0"/>
+              <w:ind w:right="-30"/>
+              <w:jc w:val="center"/>
+              <w:rPr>
+                <w:sz w:val="18"/>
+                <w:szCs w:val="18"/>
+              </w:rPr>
+            </w:pPr>
+            <w:r>
+              <w:rPr>
+                <w:sz w:val="18"/>
+                <w:szCs w:val="18"/>
+              </w:rPr>
+              <w:t>逸散排放</w:t>
+            </w:r>
+          </w:p>
+        </w:tc>
+        <w:tc>
+          <w:tcPr>
+            <w:tcW w:w="1362" w:type="pct"/>
+            <w:shd w:val="clear" w:color="auto" w:fill="auto"/>
+            <w:vAlign w:val="center"/>
+          </w:tcPr>
+          <w:p>
+            <w:pPr>
+              <w:adjustRightInd w:val="0"/>
+              <w:snapToGrid w:val="0"/>
+              <w:ind w:right="-30"/>
+              <w:jc w:val="center"/>
+              <w:rPr>
+                <w:sz w:val="18"/>
+                <w:szCs w:val="18"/>
+              </w:rPr>
+            </w:pPr>
+            <w:r>
+              <w:rPr>
+                <w:sz w:val="18"/>
+                <w:szCs w:val="18"/>
+              </w:rPr>
+              <w:t>能源間接排放</w:t>
+            </w:r>
+          </w:p>
+        </w:tc>
+        <w:tc>
+          <w:tcPr>
+            <w:tcW w:w="1144" w:type="pct"/>
+            <w:vMerge/>
+            <w:shd w:val="clear" w:color="auto" w:fill="auto"/>
+            <w:vAlign w:val="center"/>
+          </w:tcPr>
+          <w:p>
+            <w:pPr>
+              <w:adjustRightInd w:val="0"/>
+              <w:snapToGrid w:val="0"/>
+              <w:ind w:left="566" w:right="-30"/>
+              <w:jc w:val="center"/>
+              <w:rPr>
+                <w:sz w:val="18"/>
+                <w:szCs w:val="18"/>
+              </w:rPr>
+            </w:pPr>
           </w:p>
         </w:tc>
       </w:tr>
@@ -8095,7 +8536,7 @@
         </w:trPr>
         <w:tc>
           <w:tcPr>
-            <w:tcW w:w="522" w:type="pct"/>
+            <w:tcW w:w="567" w:type="pct"/>
             <w:vMerge w:val="restart"/>
             <w:shd w:val="clear" w:color="auto" w:fill="auto"/>
             <w:noWrap/>
@@ -8117,14 +8558,65 @@
                 <w:sz w:val="18"/>
                 <w:szCs w:val="18"/>
               </w:rPr>
-              <w:t>範疇</w:t>
-            </w:r>
-          </w:p>
-        </w:tc>
-        <w:tc>
-          <w:tcPr>
-            <w:tcW w:w="1908" w:type="pct"/>
-            <w:gridSpan w:val="7"/>
+              <w:t>排放當量</w:t>
+            </w:r>
+            <w:r>
+              <w:rPr>
+                <w:sz w:val="18"/>
+                <w:szCs w:val="18"/>
+              </w:rPr>
+              <w:br/>
+              <w:t>(</w:t>
+            </w:r>
+            <w:r>
+              <w:rPr>
+                <w:sz w:val="18"/>
+                <w:szCs w:val="18"/>
+              </w:rPr>
+              <w:t>公噸</w:t>
+            </w:r>
+            <w:r>
+              <w:rPr>
+                <w:sz w:val="18"/>
+                <w:szCs w:val="18"/>
+              </w:rPr>
+              <w:t>CO</w:t>
+            </w:r>
+            <w:r>
+              <w:rPr>
+                <w:sz w:val="18"/>
+                <w:szCs w:val="18"/>
+                <w:vertAlign w:val="subscript"/>
+              </w:rPr>
+              <w:t>2</w:t>
+            </w:r>
+            <w:r>
+              <w:rPr>
+                <w:sz w:val="18"/>
+                <w:szCs w:val="18"/>
+              </w:rPr>
+              <w:t>e/</w:t>
+            </w:r>
+            <w:r>
+              <w:rPr>
+                <w:sz w:val="18"/>
+                <w:szCs w:val="18"/>
+              </w:rPr>
+              <w:t>年</w:t>
+            </w:r>
+            <w:r>
+              <w:rPr>
+                <w:sz w:val="18"/>
+                <w:szCs w:val="18"/>
+              </w:rPr>
+              <w:t>)</w:t>
+            </w:r>
+          </w:p>
+        </w:tc>
+        <w:tc>
+          <w:tcPr>
+            <w:tcW w:w="1928" w:type="pct"/>
+            <w:gridSpan w:val="4"/>
             <w:shd w:val="clear" w:color="auto" w:fill="auto"/>
             <w:vAlign w:val="center"/>
           </w:tcPr>
@@ -8132,7 +8624,7 @@
             <w:pPr>
               <w:adjustRightInd w:val="0"/>
               <w:snapToGrid w:val="0"/>
-              <w:ind w:left="566" w:right="-30"/>
+              <w:ind w:leftChars="-30" w:left="-72" w:rightChars="-30" w:right="-72"/>
               <w:jc w:val="center"/>
               <w:rPr>
                 <w:sz w:val="18"/>
@@ -8141,34 +8633,36 @@
             </w:pPr>
             <w:r>
               <w:rPr>
-                <w:b/>
-                <w:bCs/>
-                <w:sz w:val="18"/>
-                <w:szCs w:val="18"/>
-              </w:rPr>
-              <w:t>類別</w:t>
-            </w:r>
-            <w:r>
-              <w:rPr>
-                <w:sz w:val="18"/>
-                <w:szCs w:val="18"/>
-              </w:rPr>
-              <w:t>一</w:t>
-            </w:r>
-          </w:p>
-        </w:tc>
-        <w:tc>
-          <w:tcPr>
-            <w:tcW w:w="1399" w:type="pct"/>
-            <w:gridSpan w:val="6"/>
+                <w:sz w:val="18"/>
+                <w:szCs w:val="18"/>
+              </w:rPr>
+              <w:t>[</w:t>
+            </w:r>
+            <w:r>
+              <w:rPr>
+                <w:sz w:val="18"/>
+                <w:szCs w:val="18"/>
+              </w:rPr>
+              <w:t>類別一總排放</w:t>
+            </w:r>
+            <w:r>
+              <w:rPr>
+                <w:sz w:val="18"/>
+                <w:szCs w:val="18"/>
+              </w:rPr>
+              <w:t>]</w:t>
+            </w:r>
+          </w:p>
+        </w:tc>
+        <w:tc>
+          <w:tcPr>
+            <w:tcW w:w="1362" w:type="pct"/>
+            <w:vMerge w:val="restart"/>
             <w:shd w:val="clear" w:color="auto" w:fill="auto"/>
             <w:vAlign w:val="center"/>
           </w:tcPr>
           <w:p>
             <w:pPr>
-              <w:adjustRightInd w:val="0"/>
-              <w:snapToGrid w:val="0"/>
-              <w:ind w:left="566" w:right="-30"/>
               <w:jc w:val="center"/>
               <w:rPr>
                 <w:sz w:val="18"/>
@@ -8177,26 +8671,30 @@
             </w:pPr>
             <w:r>
               <w:rPr>
-                <w:b/>
-                <w:bCs/>
-                <w:sz w:val="18"/>
-                <w:szCs w:val="18"/>
-              </w:rPr>
-              <w:t>類別</w:t>
-            </w:r>
-            <w:r>
-              <w:rPr>
-                <w:sz w:val="18"/>
-                <w:szCs w:val="18"/>
-              </w:rPr>
-              <w:t>二</w:t>
-            </w:r>
-          </w:p>
-        </w:tc>
-        <w:tc>
-          <w:tcPr>
-            <w:tcW w:w="1171" w:type="pct"/>
-            <w:gridSpan w:val="3"/>
+                <w:sz w:val="18"/>
+                <w:szCs w:val="18"/>
+              </w:rPr>
+              <w:t>[</w:t>
+            </w:r>
+            <w:r>
+              <w:rPr>
+                <w:sz w:val="18"/>
+                <w:szCs w:val="18"/>
+              </w:rPr>
+              <w:t>類別二總排放</w:t>
+            </w:r>
+            <w:r>
+              <w:rPr>
+                <w:sz w:val="18"/>
+                <w:szCs w:val="18"/>
+              </w:rPr>
+              <w:t>]</w:t>
+            </w:r>
+          </w:p>
+        </w:tc>
+        <w:tc>
+          <w:tcPr>
+            <w:tcW w:w="1144" w:type="pct"/>
             <w:vMerge w:val="restart"/>
             <w:shd w:val="clear" w:color="auto" w:fill="auto"/>
             <w:vAlign w:val="center"/>
@@ -8217,7 +8715,21 @@
                 <w:sz w:val="18"/>
                 <w:szCs w:val="18"/>
               </w:rPr>
+              <w:t>[</w:t>
+            </w:r>
+            <w:r>
+              <w:rPr>
+                <w:sz w:val="18"/>
+                <w:szCs w:val="18"/>
+              </w:rPr>
               <w:t>總排放當量</w:t>
+            </w:r>
+            <w:r>
+              <w:rPr>
+                <w:sz w:val="18"/>
+                <w:szCs w:val="18"/>
+              </w:rPr>
+              <w:t>]</w:t>
             </w:r>
           </w:p>
         </w:tc>
@@ -8229,7 +8741,7 @@
         </w:trPr>
         <w:tc>
           <w:tcPr>
-            <w:tcW w:w="522" w:type="pct"/>
+            <w:tcW w:w="567" w:type="pct"/>
             <w:vMerge/>
             <w:shd w:val="clear" w:color="auto" w:fill="auto"/>
             <w:noWrap/>
@@ -8250,7 +8762,7 @@
         </w:tc>
         <w:tc>
           <w:tcPr>
-            <w:tcW w:w="378" w:type="pct"/>
+            <w:tcW w:w="388" w:type="pct"/>
             <w:shd w:val="clear" w:color="auto" w:fill="auto"/>
             <w:vAlign w:val="center"/>
           </w:tcPr>
@@ -8258,7 +8770,7 @@
             <w:pPr>
               <w:adjustRightInd w:val="0"/>
               <w:snapToGrid w:val="0"/>
-              <w:ind w:right="-30"/>
+              <w:ind w:leftChars="-30" w:left="-72" w:rightChars="-30" w:right="-72"/>
               <w:jc w:val="center"/>
               <w:rPr>
                 <w:sz w:val="18"/>
@@ -8270,14 +8782,27 @@
                 <w:sz w:val="18"/>
                 <w:szCs w:val="18"/>
               </w:rPr>
-              <w:t>固定排放</w:t>
-            </w:r>
-          </w:p>
-        </w:tc>
-        <w:tc>
-          <w:tcPr>
-            <w:tcW w:w="680" w:type="pct"/>
-            <w:gridSpan w:val="3"/>
+              <w:t>[</w:t>
+            </w:r>
+            <w:r>
+              <w:rPr>
+                <w:sz w:val="18"/>
+                <w:szCs w:val="18"/>
+              </w:rPr>
+              <w:t>固定排放量</w:t>
+            </w:r>
+            <w:r>
+              <w:rPr>
+                <w:sz w:val="18"/>
+                <w:szCs w:val="18"/>
+              </w:rPr>
+              <w:t>]</w:t>
+            </w:r>
+          </w:p>
+        </w:tc>
+        <w:tc>
+          <w:tcPr>
+            <w:tcW w:w="676" w:type="pct"/>
             <w:shd w:val="clear" w:color="auto" w:fill="auto"/>
             <w:vAlign w:val="center"/>
           </w:tcPr>
@@ -8285,7 +8810,7 @@
             <w:pPr>
               <w:adjustRightInd w:val="0"/>
               <w:snapToGrid w:val="0"/>
-              <w:ind w:right="-30"/>
+              <w:ind w:leftChars="-30" w:left="-72" w:rightChars="-30" w:right="-72"/>
               <w:jc w:val="center"/>
               <w:rPr>
                 <w:sz w:val="18"/>
@@ -8297,14 +8822,27 @@
                 <w:sz w:val="18"/>
                 <w:szCs w:val="18"/>
               </w:rPr>
-              <w:t>製程排放</w:t>
-            </w:r>
-          </w:p>
-        </w:tc>
-        <w:tc>
-          <w:tcPr>
-            <w:tcW w:w="471" w:type="pct"/>
-            <w:gridSpan w:val="2"/>
+              <w:t>[</w:t>
+            </w:r>
+            <w:r>
+              <w:rPr>
+                <w:sz w:val="18"/>
+                <w:szCs w:val="18"/>
+              </w:rPr>
+              <w:t>製程排放量</w:t>
+            </w:r>
+            <w:r>
+              <w:rPr>
+                <w:sz w:val="18"/>
+                <w:szCs w:val="18"/>
+              </w:rPr>
+              <w:t>]</w:t>
+            </w:r>
+          </w:p>
+        </w:tc>
+        <w:tc>
+          <w:tcPr>
+            <w:tcW w:w="476" w:type="pct"/>
             <w:shd w:val="clear" w:color="auto" w:fill="auto"/>
             <w:vAlign w:val="center"/>
           </w:tcPr>
@@ -8312,7 +8850,7 @@
             <w:pPr>
               <w:adjustRightInd w:val="0"/>
               <w:snapToGrid w:val="0"/>
-              <w:ind w:right="-30"/>
+              <w:ind w:leftChars="-30" w:left="-72" w:rightChars="-30" w:right="-72"/>
               <w:jc w:val="center"/>
               <w:rPr>
                 <w:sz w:val="18"/>
@@ -8324,13 +8862,27 @@
                 <w:sz w:val="18"/>
                 <w:szCs w:val="18"/>
               </w:rPr>
-              <w:t>移動排放</w:t>
-            </w:r>
-          </w:p>
-        </w:tc>
-        <w:tc>
-          <w:tcPr>
-            <w:tcW w:w="379" w:type="pct"/>
+              <w:t>[</w:t>
+            </w:r>
+            <w:r>
+              <w:rPr>
+                <w:sz w:val="18"/>
+                <w:szCs w:val="18"/>
+              </w:rPr>
+              <w:t>移動排放量</w:t>
+            </w:r>
+            <w:r>
+              <w:rPr>
+                <w:sz w:val="18"/>
+                <w:szCs w:val="18"/>
+              </w:rPr>
+              <w:t>]</w:t>
+            </w:r>
+          </w:p>
+        </w:tc>
+        <w:tc>
+          <w:tcPr>
+            <w:tcW w:w="388" w:type="pct"/>
             <w:shd w:val="clear" w:color="auto" w:fill="auto"/>
             <w:vAlign w:val="center"/>
           </w:tcPr>
@@ -8338,7 +8890,7 @@
             <w:pPr>
               <w:adjustRightInd w:val="0"/>
               <w:snapToGrid w:val="0"/>
-              <w:ind w:right="-30"/>
+              <w:ind w:leftChars="-30" w:left="-72" w:rightChars="-30" w:right="-72"/>
               <w:jc w:val="center"/>
               <w:rPr>
                 <w:sz w:val="18"/>
@@ -8350,41 +8902,44 @@
                 <w:sz w:val="18"/>
                 <w:szCs w:val="18"/>
               </w:rPr>
-              <w:t>逸散排放</w:t>
-            </w:r>
-          </w:p>
-        </w:tc>
-        <w:tc>
-          <w:tcPr>
-            <w:tcW w:w="1399" w:type="pct"/>
-            <w:gridSpan w:val="6"/>
+              <w:t>[</w:t>
+            </w:r>
+            <w:r>
+              <w:rPr>
+                <w:sz w:val="18"/>
+                <w:szCs w:val="18"/>
+              </w:rPr>
+              <w:t>逸散排放量</w:t>
+            </w:r>
+            <w:r>
+              <w:rPr>
+                <w:sz w:val="18"/>
+                <w:szCs w:val="18"/>
+              </w:rPr>
+              <w:t>]</w:t>
+            </w:r>
+          </w:p>
+        </w:tc>
+        <w:tc>
+          <w:tcPr>
+            <w:tcW w:w="1362" w:type="pct"/>
+            <w:vMerge/>
             <w:shd w:val="clear" w:color="auto" w:fill="auto"/>
             <w:vAlign w:val="center"/>
           </w:tcPr>
           <w:p>
             <w:pPr>
-              <w:adjustRightInd w:val="0"/>
-              <w:snapToGrid w:val="0"/>
-              <w:ind w:right="-30"/>
               <w:jc w:val="center"/>
               <w:rPr>
                 <w:sz w:val="18"/>
                 <w:szCs w:val="18"/>
               </w:rPr>
             </w:pPr>
-            <w:r>
-              <w:rPr>
-                <w:sz w:val="18"/>
-                <w:szCs w:val="18"/>
-              </w:rPr>
-              <w:t>能源間接排放</w:t>
-            </w:r>
-          </w:p>
-        </w:tc>
-        <w:tc>
-          <w:tcPr>
-            <w:tcW w:w="1171" w:type="pct"/>
-            <w:gridSpan w:val="3"/>
+          </w:p>
+        </w:tc>
+        <w:tc>
+          <w:tcPr>
+            <w:tcW w:w="1144" w:type="pct"/>
             <w:vMerge/>
             <w:shd w:val="clear" w:color="auto" w:fill="auto"/>
             <w:vAlign w:val="center"/>
@@ -8410,7 +8965,7 @@
         </w:trPr>
         <w:tc>
           <w:tcPr>
-            <w:tcW w:w="522" w:type="pct"/>
+            <w:tcW w:w="567" w:type="pct"/>
             <w:vMerge w:val="restart"/>
             <w:shd w:val="clear" w:color="auto" w:fill="auto"/>
             <w:noWrap/>
@@ -8427,13 +8982,15 @@
                 <w:szCs w:val="18"/>
               </w:rPr>
             </w:pPr>
-            <w:r>
-              <w:rPr>
-                <w:sz w:val="18"/>
-                <w:szCs w:val="18"/>
-              </w:rPr>
-              <w:t>排放當量</w:t>
-            </w:r>
+            <w:proofErr w:type="gramStart"/>
+            <w:r>
+              <w:rPr>
+                <w:sz w:val="18"/>
+                <w:szCs w:val="18"/>
+              </w:rPr>
+              <w:t>氣體別占比</w:t>
+            </w:r>
+            <w:proofErr w:type="gramEnd"/>
             <w:r>
               <w:rPr>
                 <w:sz w:val="18"/>
@@ -8447,36 +9004,7 @@
                 <w:sz w:val="18"/>
                 <w:szCs w:val="18"/>
               </w:rPr>
-              <w:t>公噸</w:t>
-            </w:r>
-            <w:r>
-              <w:rPr>
-                <w:sz w:val="18"/>
-                <w:szCs w:val="18"/>
-              </w:rPr>
-              <w:t>CO</w:t>
-            </w:r>
-            <w:r>
-              <w:rPr>
-                <w:sz w:val="18"/>
-                <w:szCs w:val="18"/>
-                <w:vertAlign w:val="subscript"/>
-              </w:rPr>
-              <w:t>2</w:t>
-            </w:r>
-            <w:r>
-              <w:rPr>
-                <w:sz w:val="18"/>
-                <w:szCs w:val="18"/>
-              </w:rPr>
-              <w:t>e/</w:t>
-            </w:r>
-            <w:r>
-              <w:rPr>
-                <w:sz w:val="18"/>
-                <w:szCs w:val="18"/>
-              </w:rPr>
-              <w:t>年</w:t>
+              <w:t>％</w:t>
             </w:r>
             <w:r>
               <w:rPr>
@@ -8489,8 +9017,8 @@
         </w:tc>
         <w:tc>
           <w:tcPr>
-            <w:tcW w:w="1908" w:type="pct"/>
-            <w:gridSpan w:val="7"/>
+            <w:tcW w:w="1928" w:type="pct"/>
+            <w:gridSpan w:val="4"/>
             <w:shd w:val="clear" w:color="auto" w:fill="auto"/>
             <w:vAlign w:val="center"/>
           </w:tcPr>
@@ -8517,7 +9045,23 @@
                 <w:sz w:val="18"/>
                 <w:szCs w:val="18"/>
               </w:rPr>
-              <w:t>類別一總排放</w:t>
+              <w:t>類別</w:t>
+            </w:r>
+            <w:proofErr w:type="gramStart"/>
+            <w:r>
+              <w:rPr>
+                <w:sz w:val="18"/>
+                <w:szCs w:val="18"/>
+              </w:rPr>
+              <w:t>一</w:t>
+            </w:r>
+            <w:proofErr w:type="gramEnd"/>
+            <w:r>
+              <w:rPr>
+                <w:sz w:val="18"/>
+                <w:szCs w:val="18"/>
+              </w:rPr>
+              <w:t>占比</w:t>
             </w:r>
             <w:r>
               <w:rPr>
@@ -8530,8 +9074,7 @@
         </w:tc>
         <w:tc>
           <w:tcPr>
-            <w:tcW w:w="1399" w:type="pct"/>
-            <w:gridSpan w:val="6"/>
+            <w:tcW w:w="1362" w:type="pct"/>
             <w:vMerge w:val="restart"/>
             <w:shd w:val="clear" w:color="auto" w:fill="auto"/>
             <w:vAlign w:val="center"/>
@@ -8556,7 +9099,7 @@
                 <w:sz w:val="18"/>
                 <w:szCs w:val="18"/>
               </w:rPr>
-              <w:t>類別二總排放</w:t>
+              <w:t>類別二占比</w:t>
             </w:r>
             <w:r>
               <w:rPr>
@@ -8569,17 +9112,13 @@
         </w:tc>
         <w:tc>
           <w:tcPr>
-            <w:tcW w:w="1171" w:type="pct"/>
-            <w:gridSpan w:val="3"/>
+            <w:tcW w:w="1144" w:type="pct"/>
             <w:vMerge w:val="restart"/>
             <w:shd w:val="clear" w:color="auto" w:fill="auto"/>
             <w:vAlign w:val="center"/>
           </w:tcPr>
           <w:p>
             <w:pPr>
-              <w:adjustRightInd w:val="0"/>
-              <w:snapToGrid w:val="0"/>
-              <w:ind w:right="-30"/>
               <w:jc w:val="center"/>
               <w:rPr>
                 <w:sz w:val="18"/>
@@ -8591,21 +9130,7 @@
                 <w:sz w:val="18"/>
                 <w:szCs w:val="18"/>
               </w:rPr>
-              <w:t>[</w:t>
-            </w:r>
-            <w:r>
-              <w:rPr>
-                <w:sz w:val="18"/>
-                <w:szCs w:val="18"/>
-              </w:rPr>
-              <w:t>總排放當量</w:t>
-            </w:r>
-            <w:r>
-              <w:rPr>
-                <w:sz w:val="18"/>
-                <w:szCs w:val="18"/>
-              </w:rPr>
-              <w:t>]</w:t>
+              <w:t>100.00%</w:t>
             </w:r>
           </w:p>
         </w:tc>
@@ -8617,7 +9142,7 @@
         </w:trPr>
         <w:tc>
           <w:tcPr>
-            <w:tcW w:w="522" w:type="pct"/>
+            <w:tcW w:w="567" w:type="pct"/>
             <w:vMerge/>
             <w:shd w:val="clear" w:color="auto" w:fill="auto"/>
             <w:noWrap/>
@@ -8638,7 +9163,7 @@
         </w:tc>
         <w:tc>
           <w:tcPr>
-            <w:tcW w:w="378" w:type="pct"/>
+            <w:tcW w:w="388" w:type="pct"/>
             <w:shd w:val="clear" w:color="auto" w:fill="auto"/>
             <w:vAlign w:val="center"/>
           </w:tcPr>
@@ -8665,7 +9190,7 @@
                 <w:sz w:val="18"/>
                 <w:szCs w:val="18"/>
               </w:rPr>
-              <w:t>固定排放量</w:t>
+              <w:t>固定排放比例</w:t>
             </w:r>
             <w:r>
               <w:rPr>
@@ -8678,8 +9203,7 @@
         </w:tc>
         <w:tc>
           <w:tcPr>
-            <w:tcW w:w="680" w:type="pct"/>
-            <w:gridSpan w:val="3"/>
+            <w:tcW w:w="676" w:type="pct"/>
             <w:shd w:val="clear" w:color="auto" w:fill="auto"/>
             <w:vAlign w:val="center"/>
           </w:tcPr>
@@ -8706,7 +9230,7 @@
                 <w:sz w:val="18"/>
                 <w:szCs w:val="18"/>
               </w:rPr>
-              <w:t>製程排放量</w:t>
+              <w:t>製程排放比例</w:t>
             </w:r>
             <w:r>
               <w:rPr>
@@ -8719,8 +9243,7 @@
         </w:tc>
         <w:tc>
           <w:tcPr>
-            <w:tcW w:w="471" w:type="pct"/>
-            <w:gridSpan w:val="2"/>
+            <w:tcW w:w="476" w:type="pct"/>
             <w:shd w:val="clear" w:color="auto" w:fill="auto"/>
             <w:vAlign w:val="center"/>
           </w:tcPr>
@@ -8747,7 +9270,7 @@
                 <w:sz w:val="18"/>
                 <w:szCs w:val="18"/>
               </w:rPr>
-              <w:t>移動排放量</w:t>
+              <w:t>移動排放比例</w:t>
             </w:r>
             <w:r>
               <w:rPr>
@@ -8760,7 +9283,7 @@
         </w:tc>
         <w:tc>
           <w:tcPr>
-            <w:tcW w:w="379" w:type="pct"/>
+            <w:tcW w:w="388" w:type="pct"/>
             <w:shd w:val="clear" w:color="auto" w:fill="auto"/>
             <w:vAlign w:val="center"/>
           </w:tcPr>
@@ -8787,7 +9310,7 @@
                 <w:sz w:val="18"/>
                 <w:szCs w:val="18"/>
               </w:rPr>
-              <w:t>逸散排放量</w:t>
+              <w:t>逸散排放比例</w:t>
             </w:r>
             <w:r>
               <w:rPr>
@@ -8800,8 +9323,7 @@
         </w:tc>
         <w:tc>
           <w:tcPr>
-            <w:tcW w:w="1399" w:type="pct"/>
-            <w:gridSpan w:val="6"/>
+            <w:tcW w:w="1362" w:type="pct"/>
             <w:vMerge/>
             <w:shd w:val="clear" w:color="auto" w:fill="auto"/>
             <w:vAlign w:val="center"/>
@@ -8810,27 +9332,25 @@
             <w:pPr>
               <w:jc w:val="center"/>
               <w:rPr>
-                <w:sz w:val="18"/>
-                <w:szCs w:val="18"/>
-              </w:rPr>
-            </w:pPr>
-          </w:p>
-        </w:tc>
-        <w:tc>
-          <w:tcPr>
-            <w:tcW w:w="1171" w:type="pct"/>
-            <w:gridSpan w:val="3"/>
+                <w:color w:val="000000"/>
+                <w:sz w:val="18"/>
+                <w:szCs w:val="18"/>
+              </w:rPr>
+            </w:pPr>
+          </w:p>
+        </w:tc>
+        <w:tc>
+          <w:tcPr>
+            <w:tcW w:w="1144" w:type="pct"/>
             <w:vMerge/>
             <w:shd w:val="clear" w:color="auto" w:fill="auto"/>
             <w:vAlign w:val="center"/>
           </w:tcPr>
           <w:p>
             <w:pPr>
-              <w:adjustRightInd w:val="0"/>
-              <w:snapToGrid w:val="0"/>
-              <w:ind w:left="566" w:right="-30"/>
               <w:jc w:val="center"/>
               <w:rPr>
+                <w:color w:val="000000"/>
                 <w:sz w:val="18"/>
                 <w:szCs w:val="18"/>
               </w:rPr>
@@ -8838,476 +9358,32 @@
           </w:p>
         </w:tc>
       </w:tr>
-      <w:tr>
-        <w:trPr>
-          <w:trHeight w:val="340"/>
-          <w:jc w:val="center"/>
-        </w:trPr>
-        <w:tc>
-          <w:tcPr>
-            <w:tcW w:w="522" w:type="pct"/>
-            <w:vMerge w:val="restart"/>
-            <w:shd w:val="clear" w:color="auto" w:fill="auto"/>
-            <w:noWrap/>
-            <w:vAlign w:val="center"/>
-          </w:tcPr>
-          <w:p>
-            <w:pPr>
-              <w:adjustRightInd w:val="0"/>
-              <w:snapToGrid w:val="0"/>
-              <w:ind w:right="-30"/>
-              <w:jc w:val="center"/>
-              <w:rPr>
-                <w:sz w:val="18"/>
-                <w:szCs w:val="18"/>
-              </w:rPr>
-            </w:pPr>
-            <w:r>
-              <w:rPr>
-                <w:sz w:val="18"/>
-                <w:szCs w:val="18"/>
-              </w:rPr>
-              <w:lastRenderedPageBreak/>
-              <w:t>氣體別占比</w:t>
-            </w:r>
-            <w:r>
-              <w:rPr>
-                <w:sz w:val="18"/>
-                <w:szCs w:val="18"/>
-              </w:rPr>
-              <w:br/>
-              <w:t>(</w:t>
-            </w:r>
-            <w:r>
-              <w:rPr>
-                <w:sz w:val="18"/>
-                <w:szCs w:val="18"/>
-              </w:rPr>
-              <w:t>％</w:t>
-            </w:r>
-            <w:r>
-              <w:rPr>
-                <w:sz w:val="18"/>
-                <w:szCs w:val="18"/>
-              </w:rPr>
-              <w:t>)</w:t>
-            </w:r>
-          </w:p>
-        </w:tc>
-        <w:tc>
-          <w:tcPr>
-            <w:tcW w:w="1908" w:type="pct"/>
-            <w:gridSpan w:val="7"/>
-            <w:shd w:val="clear" w:color="auto" w:fill="auto"/>
-            <w:vAlign w:val="center"/>
-          </w:tcPr>
-          <w:p>
-            <w:pPr>
-              <w:adjustRightInd w:val="0"/>
-              <w:snapToGrid w:val="0"/>
-              <w:ind w:leftChars="-30" w:left="-72" w:rightChars="-30" w:right="-72"/>
-              <w:jc w:val="center"/>
-              <w:rPr>
-                <w:sz w:val="18"/>
-                <w:szCs w:val="18"/>
-              </w:rPr>
-            </w:pPr>
-            <w:r>
-              <w:rPr>
-                <w:sz w:val="18"/>
-                <w:szCs w:val="18"/>
-              </w:rPr>
-              <w:t>[</w:t>
-            </w:r>
-            <w:r>
-              <w:rPr>
-                <w:sz w:val="18"/>
-                <w:szCs w:val="18"/>
-              </w:rPr>
-              <w:t>類別一占比</w:t>
-            </w:r>
-            <w:r>
-              <w:rPr>
-                <w:sz w:val="18"/>
-                <w:szCs w:val="18"/>
-              </w:rPr>
-              <w:t>]</w:t>
-            </w:r>
-          </w:p>
-        </w:tc>
-        <w:tc>
-          <w:tcPr>
-            <w:tcW w:w="1399" w:type="pct"/>
-            <w:gridSpan w:val="6"/>
-            <w:vMerge w:val="restart"/>
-            <w:shd w:val="clear" w:color="auto" w:fill="auto"/>
-            <w:vAlign w:val="center"/>
-          </w:tcPr>
-          <w:p>
-            <w:pPr>
-              <w:jc w:val="center"/>
-              <w:rPr>
-                <w:sz w:val="18"/>
-                <w:szCs w:val="18"/>
-              </w:rPr>
-            </w:pPr>
-            <w:r>
-              <w:rPr>
-                <w:sz w:val="18"/>
-                <w:szCs w:val="18"/>
-              </w:rPr>
-              <w:t>[</w:t>
-            </w:r>
-            <w:r>
-              <w:rPr>
-                <w:sz w:val="18"/>
-                <w:szCs w:val="18"/>
-              </w:rPr>
-              <w:t>類別二占比</w:t>
-            </w:r>
-            <w:r>
-              <w:rPr>
-                <w:sz w:val="18"/>
-                <w:szCs w:val="18"/>
-              </w:rPr>
-              <w:t>]</w:t>
-            </w:r>
-          </w:p>
-        </w:tc>
-        <w:tc>
-          <w:tcPr>
-            <w:tcW w:w="1171" w:type="pct"/>
-            <w:gridSpan w:val="3"/>
-            <w:vMerge w:val="restart"/>
-            <w:shd w:val="clear" w:color="auto" w:fill="auto"/>
-            <w:vAlign w:val="center"/>
-          </w:tcPr>
-          <w:p>
-            <w:pPr>
-              <w:jc w:val="center"/>
-              <w:rPr>
-                <w:sz w:val="18"/>
-                <w:szCs w:val="18"/>
-              </w:rPr>
-            </w:pPr>
-            <w:r>
-              <w:rPr>
-                <w:sz w:val="18"/>
-                <w:szCs w:val="18"/>
-              </w:rPr>
-              <w:t>100.00%</w:t>
-            </w:r>
-          </w:p>
-        </w:tc>
-      </w:tr>
-      <w:tr>
-        <w:trPr>
-          <w:trHeight w:val="340"/>
-          <w:jc w:val="center"/>
-        </w:trPr>
-        <w:tc>
-          <w:tcPr>
-            <w:tcW w:w="522" w:type="pct"/>
-            <w:vMerge/>
-            <w:shd w:val="clear" w:color="auto" w:fill="auto"/>
-            <w:noWrap/>
-            <w:vAlign w:val="center"/>
-          </w:tcPr>
-          <w:p>
-            <w:pPr>
-              <w:adjustRightInd w:val="0"/>
-              <w:snapToGrid w:val="0"/>
-              <w:ind w:left="566" w:right="-30"/>
-              <w:jc w:val="center"/>
-              <w:rPr>
-                <w:sz w:val="18"/>
-                <w:szCs w:val="18"/>
-              </w:rPr>
-            </w:pPr>
-          </w:p>
-        </w:tc>
-        <w:tc>
-          <w:tcPr>
-            <w:tcW w:w="378" w:type="pct"/>
-            <w:shd w:val="clear" w:color="auto" w:fill="auto"/>
-            <w:vAlign w:val="center"/>
-          </w:tcPr>
-          <w:p>
-            <w:pPr>
-              <w:adjustRightInd w:val="0"/>
-              <w:snapToGrid w:val="0"/>
-              <w:ind w:leftChars="-30" w:left="-72" w:rightChars="-30" w:right="-72"/>
-              <w:jc w:val="center"/>
-              <w:rPr>
-                <w:sz w:val="18"/>
-                <w:szCs w:val="18"/>
-              </w:rPr>
-            </w:pPr>
-            <w:r>
-              <w:rPr>
-                <w:sz w:val="18"/>
-                <w:szCs w:val="18"/>
-              </w:rPr>
-              <w:t>[</w:t>
-            </w:r>
-            <w:r>
-              <w:rPr>
-                <w:sz w:val="18"/>
-                <w:szCs w:val="18"/>
-              </w:rPr>
-              <w:t>固定排放比例</w:t>
-            </w:r>
-            <w:r>
-              <w:rPr>
-                <w:sz w:val="18"/>
-                <w:szCs w:val="18"/>
-              </w:rPr>
-              <w:t>]</w:t>
-            </w:r>
-          </w:p>
-        </w:tc>
-        <w:tc>
-          <w:tcPr>
-            <w:tcW w:w="680" w:type="pct"/>
-            <w:gridSpan w:val="3"/>
-            <w:shd w:val="clear" w:color="auto" w:fill="auto"/>
-            <w:vAlign w:val="center"/>
-          </w:tcPr>
-          <w:p>
-            <w:pPr>
-              <w:adjustRightInd w:val="0"/>
-              <w:snapToGrid w:val="0"/>
-              <w:ind w:leftChars="-30" w:left="-72" w:rightChars="-30" w:right="-72"/>
-              <w:jc w:val="center"/>
-              <w:rPr>
-                <w:sz w:val="18"/>
-                <w:szCs w:val="18"/>
-              </w:rPr>
-            </w:pPr>
-            <w:r>
-              <w:rPr>
-                <w:sz w:val="18"/>
-                <w:szCs w:val="18"/>
-              </w:rPr>
-              <w:t>[</w:t>
-            </w:r>
-            <w:r>
-              <w:rPr>
-                <w:sz w:val="18"/>
-                <w:szCs w:val="18"/>
-              </w:rPr>
-              <w:t>製程排放比例</w:t>
-            </w:r>
-            <w:r>
-              <w:rPr>
-                <w:sz w:val="18"/>
-                <w:szCs w:val="18"/>
-              </w:rPr>
-              <w:t>]</w:t>
-            </w:r>
-          </w:p>
-        </w:tc>
-        <w:tc>
-          <w:tcPr>
-            <w:tcW w:w="471" w:type="pct"/>
-            <w:gridSpan w:val="2"/>
-            <w:shd w:val="clear" w:color="auto" w:fill="auto"/>
-            <w:vAlign w:val="center"/>
-          </w:tcPr>
-          <w:p>
-            <w:pPr>
-              <w:adjustRightInd w:val="0"/>
-              <w:snapToGrid w:val="0"/>
-              <w:ind w:leftChars="-30" w:left="-72" w:rightChars="-30" w:right="-72"/>
-              <w:jc w:val="center"/>
-              <w:rPr>
-                <w:sz w:val="18"/>
-                <w:szCs w:val="18"/>
-              </w:rPr>
-            </w:pPr>
-            <w:r>
-              <w:rPr>
-                <w:sz w:val="18"/>
-                <w:szCs w:val="18"/>
-              </w:rPr>
-              <w:t>[</w:t>
-            </w:r>
-            <w:r>
-              <w:rPr>
-                <w:sz w:val="18"/>
-                <w:szCs w:val="18"/>
-              </w:rPr>
-              <w:t>移動排放比例</w:t>
-            </w:r>
-            <w:r>
-              <w:rPr>
-                <w:sz w:val="18"/>
-                <w:szCs w:val="18"/>
-              </w:rPr>
-              <w:t>]</w:t>
-            </w:r>
-          </w:p>
-        </w:tc>
-        <w:tc>
-          <w:tcPr>
-            <w:tcW w:w="379" w:type="pct"/>
-            <w:shd w:val="clear" w:color="auto" w:fill="auto"/>
-            <w:vAlign w:val="center"/>
-          </w:tcPr>
-          <w:p>
-            <w:pPr>
-              <w:adjustRightInd w:val="0"/>
-              <w:snapToGrid w:val="0"/>
-              <w:ind w:leftChars="-30" w:left="-72" w:rightChars="-30" w:right="-72"/>
-              <w:jc w:val="center"/>
-              <w:rPr>
-                <w:sz w:val="18"/>
-                <w:szCs w:val="18"/>
-              </w:rPr>
-            </w:pPr>
-            <w:r>
-              <w:rPr>
-                <w:sz w:val="18"/>
-                <w:szCs w:val="18"/>
-              </w:rPr>
-              <w:t>[</w:t>
-            </w:r>
-            <w:r>
-              <w:rPr>
-                <w:sz w:val="18"/>
-                <w:szCs w:val="18"/>
-              </w:rPr>
-              <w:t>逸散排放比例</w:t>
-            </w:r>
-            <w:r>
-              <w:rPr>
-                <w:sz w:val="18"/>
-                <w:szCs w:val="18"/>
-              </w:rPr>
-              <w:t>]</w:t>
-            </w:r>
-          </w:p>
-        </w:tc>
-        <w:tc>
-          <w:tcPr>
-            <w:tcW w:w="1399" w:type="pct"/>
-            <w:gridSpan w:val="6"/>
-            <w:vMerge/>
-            <w:shd w:val="clear" w:color="auto" w:fill="auto"/>
-            <w:vAlign w:val="center"/>
-          </w:tcPr>
-          <w:p>
-            <w:pPr>
-              <w:jc w:val="center"/>
-              <w:rPr>
-                <w:color w:val="000000"/>
-                <w:sz w:val="18"/>
-                <w:szCs w:val="18"/>
-              </w:rPr>
-            </w:pPr>
-          </w:p>
-        </w:tc>
-        <w:tc>
-          <w:tcPr>
-            <w:tcW w:w="1171" w:type="pct"/>
-            <w:gridSpan w:val="3"/>
-            <w:vMerge/>
-            <w:shd w:val="clear" w:color="auto" w:fill="auto"/>
-            <w:vAlign w:val="center"/>
-          </w:tcPr>
-          <w:p>
-            <w:pPr>
-              <w:jc w:val="center"/>
-              <w:rPr>
-                <w:color w:val="000000"/>
-                <w:sz w:val="18"/>
-                <w:szCs w:val="18"/>
-              </w:rPr>
-            </w:pPr>
-          </w:p>
-        </w:tc>
-      </w:tr>
-      <w:tr>
-        <w:trPr>
-          <w:trHeight w:val="340"/>
-          <w:jc w:val="center"/>
-        </w:trPr>
-        <w:tc>
-          <w:tcPr>
-            <w:tcW w:w="5000" w:type="pct"/>
-            <w:gridSpan w:val="17"/>
-            <w:shd w:val="clear" w:color="auto" w:fill="auto"/>
-            <w:noWrap/>
-            <w:vAlign w:val="center"/>
-          </w:tcPr>
-          <w:p>
-            <w:pPr>
-              <w:adjustRightInd w:val="0"/>
-              <w:snapToGrid w:val="0"/>
-              <w:ind w:leftChars="-30" w:left="-72" w:rightChars="-30" w:right="-72"/>
-              <w:jc w:val="both"/>
-              <w:rPr>
-                <w:color w:val="000000"/>
-                <w:sz w:val="18"/>
-                <w:szCs w:val="18"/>
-              </w:rPr>
-            </w:pPr>
-            <w:r>
-              <w:rPr>
-                <w:sz w:val="18"/>
-                <w:szCs w:val="18"/>
-              </w:rPr>
-              <w:t>註：依溫室氣體排放量盤查登錄管理辦法第二條第一款規定，溫室氣體排放量以公噸二氧化碳當量</w:t>
-            </w:r>
-            <w:r>
-              <w:rPr>
-                <w:sz w:val="18"/>
-                <w:szCs w:val="18"/>
-              </w:rPr>
-              <w:t>(</w:t>
-            </w:r>
-            <w:r>
-              <w:rPr>
-                <w:sz w:val="18"/>
-                <w:szCs w:val="18"/>
-              </w:rPr>
-              <w:t>公噸</w:t>
-            </w:r>
-            <w:r>
-              <w:rPr>
-                <w:sz w:val="18"/>
-                <w:szCs w:val="18"/>
-              </w:rPr>
-              <w:t>CO</w:t>
-            </w:r>
-            <w:r>
-              <w:rPr>
-                <w:sz w:val="18"/>
-                <w:szCs w:val="18"/>
-                <w:vertAlign w:val="subscript"/>
-              </w:rPr>
-              <w:t>2</w:t>
-            </w:r>
-            <w:r>
-              <w:rPr>
-                <w:sz w:val="18"/>
-                <w:szCs w:val="18"/>
-              </w:rPr>
-              <w:t>e)</w:t>
-            </w:r>
-            <w:r>
-              <w:rPr>
-                <w:sz w:val="18"/>
-                <w:szCs w:val="18"/>
-              </w:rPr>
-              <w:t>表示，並四捨五入至小數點後第三位。</w:t>
-            </w:r>
-          </w:p>
-        </w:tc>
-      </w:tr>
+      <w:bookmarkEnd w:id="101"/>
     </w:tbl>
     <w:p>
       <w:pPr>
+        <w:adjustRightInd w:val="0"/>
+        <w:snapToGrid w:val="0"/>
+        <w:spacing w:afterLines="50" w:after="120"/>
+        <w:ind w:leftChars="199" w:left="478" w:rightChars="46" w:right="110" w:firstLineChars="35" w:firstLine="84"/>
+        <w:rPr>
+          <w:szCs w:val="24"/>
+        </w:rPr>
+      </w:pPr>
+    </w:p>
+    <w:p>
+      <w:pPr>
+        <w:adjustRightInd w:val="0"/>
+        <w:snapToGrid w:val="0"/>
+        <w:spacing w:afterLines="50" w:after="120"/>
+        <w:ind w:leftChars="199" w:left="478" w:rightChars="46" w:right="110" w:firstLineChars="35" w:firstLine="84"/>
+        <w:rPr>
+          <w:szCs w:val="24"/>
+        </w:rPr>
+      </w:pPr>
+    </w:p>
+    <w:p>
+      <w:pPr>
         <w:pStyle w:val="1"/>
       </w:pPr>
       <w:r>
@@ -9316,24 +9392,23 @@
         </w:rPr>
         <w:br w:type="page"/>
       </w:r>
-      <w:bookmarkStart w:id="101" w:name="_Toc164242856"/>
-      <w:bookmarkStart w:id="102" w:name="_Toc164242892"/>
-      <w:bookmarkStart w:id="103" w:name="_Toc164242926"/>
-      <w:bookmarkStart w:id="104" w:name="_Toc164242960"/>
-      <w:bookmarkStart w:id="105" w:name="_Toc164242994"/>
-      <w:bookmarkStart w:id="106" w:name="_Toc164243355"/>
-      <w:bookmarkStart w:id="107" w:name="_Toc164273888"/>
-      <w:bookmarkStart w:id="108" w:name="_Toc164298270"/>
-      <w:bookmarkStart w:id="109" w:name="_Toc164708951"/>
-      <w:bookmarkStart w:id="110" w:name="_Toc164709215"/>
-      <w:bookmarkStart w:id="111" w:name="_Toc164712005"/>
-      <w:bookmarkStart w:id="112" w:name="_Toc164781288"/>
-      <w:bookmarkStart w:id="113" w:name="_Toc164783805"/>
-      <w:bookmarkStart w:id="114" w:name="_Toc165541711"/>
-      <w:bookmarkStart w:id="115" w:name="_Toc165541747"/>
-      <w:bookmarkStart w:id="116" w:name="_Toc164242925"/>
-      <w:bookmarkStart w:id="117" w:name="_Toc166943880"/>
-      <w:bookmarkEnd w:id="101"/>
+      <w:bookmarkStart w:id="102" w:name="_Toc164242856"/>
+      <w:bookmarkStart w:id="103" w:name="_Toc164242892"/>
+      <w:bookmarkStart w:id="104" w:name="_Toc164242926"/>
+      <w:bookmarkStart w:id="105" w:name="_Toc164242960"/>
+      <w:bookmarkStart w:id="106" w:name="_Toc164242994"/>
+      <w:bookmarkStart w:id="107" w:name="_Toc164243355"/>
+      <w:bookmarkStart w:id="108" w:name="_Toc164273888"/>
+      <w:bookmarkStart w:id="109" w:name="_Toc164298270"/>
+      <w:bookmarkStart w:id="110" w:name="_Toc164708951"/>
+      <w:bookmarkStart w:id="111" w:name="_Toc164709215"/>
+      <w:bookmarkStart w:id="112" w:name="_Toc164712005"/>
+      <w:bookmarkStart w:id="113" w:name="_Toc164781288"/>
+      <w:bookmarkStart w:id="114" w:name="_Toc164783805"/>
+      <w:bookmarkStart w:id="115" w:name="_Toc165541711"/>
+      <w:bookmarkStart w:id="116" w:name="_Toc165541747"/>
+      <w:bookmarkStart w:id="117" w:name="_Toc164242925"/>
+      <w:bookmarkStart w:id="118" w:name="_Toc166943880"/>
       <w:bookmarkEnd w:id="102"/>
       <w:bookmarkEnd w:id="103"/>
       <w:bookmarkEnd w:id="104"/>
@@ -9348,12 +9423,13 @@
       <w:bookmarkEnd w:id="113"/>
       <w:bookmarkEnd w:id="114"/>
       <w:bookmarkEnd w:id="115"/>
+      <w:bookmarkEnd w:id="116"/>
       <w:r>
         <w:lastRenderedPageBreak/>
         <w:t>溫室氣體排放量化</w:t>
       </w:r>
-      <w:bookmarkEnd w:id="116"/>
       <w:bookmarkEnd w:id="117"/>
+      <w:bookmarkEnd w:id="118"/>
     </w:p>
     <w:p>
       <w:pPr>
@@ -9364,17 +9440,17 @@
         </w:numPr>
         <w:ind w:left="284"/>
       </w:pPr>
-      <w:bookmarkStart w:id="118" w:name="_Toc165754654"/>
-      <w:bookmarkStart w:id="119" w:name="_Toc165754690"/>
-      <w:bookmarkStart w:id="120" w:name="_Toc164242927"/>
-      <w:bookmarkStart w:id="121" w:name="_Toc166943881"/>
-      <w:bookmarkEnd w:id="118"/>
+      <w:bookmarkStart w:id="119" w:name="_Toc165754654"/>
+      <w:bookmarkStart w:id="120" w:name="_Toc165754690"/>
+      <w:bookmarkStart w:id="121" w:name="_Toc164242927"/>
+      <w:bookmarkStart w:id="122" w:name="_Toc166943881"/>
       <w:bookmarkEnd w:id="119"/>
+      <w:bookmarkEnd w:id="120"/>
       <w:r>
         <w:t>量化方法</w:t>
       </w:r>
-      <w:bookmarkEnd w:id="120"/>
       <w:bookmarkEnd w:id="121"/>
+      <w:bookmarkEnd w:id="122"/>
     </w:p>
     <w:p>
       <w:pPr>
@@ -9596,13 +9672,21 @@
           <w:szCs w:val="24"/>
         </w:rPr>
       </w:pPr>
-      <w:bookmarkStart w:id="122" w:name="OLE_LINK11"/>
-      <w:r>
-        <w:rPr>
-          <w:szCs w:val="24"/>
-        </w:rPr>
-        <w:t>類別一</w:t>
-      </w:r>
+      <w:bookmarkStart w:id="123" w:name="OLE_LINK11"/>
+      <w:r>
+        <w:rPr>
+          <w:szCs w:val="24"/>
+        </w:rPr>
+        <w:t>類別</w:t>
+      </w:r>
+      <w:proofErr w:type="gramStart"/>
+      <w:r>
+        <w:rPr>
+          <w:szCs w:val="24"/>
+        </w:rPr>
+        <w:t>一</w:t>
+      </w:r>
+      <w:proofErr w:type="gramEnd"/>
     </w:p>
     <w:p>
       <w:pPr>
@@ -10901,7 +10985,7 @@
         </w:rPr>
         <w:t>HFCS]</w:t>
       </w:r>
-      <w:bookmarkStart w:id="123" w:name="_Hlk127407658"/>
+      <w:bookmarkStart w:id="124" w:name="_Hlk127407658"/>
     </w:p>
     <w:p>
       <w:pPr>
@@ -10964,7 +11048,21 @@
         <w:rPr>
           <w:szCs w:val="24"/>
         </w:rPr>
-        <w:t>設備之冷媒逸散率排放因子</w:t>
+        <w:t>設備之冷</w:t>
+      </w:r>
+      <w:proofErr w:type="gramStart"/>
+      <w:r>
+        <w:rPr>
+          <w:szCs w:val="24"/>
+        </w:rPr>
+        <w:t>媒逸散率</w:t>
+      </w:r>
+      <w:proofErr w:type="gramEnd"/>
+      <w:r>
+        <w:rPr>
+          <w:szCs w:val="24"/>
+        </w:rPr>
+        <w:t>排放因子</w:t>
       </w:r>
       <w:r>
         <w:rPr>
@@ -11030,7 +11128,7 @@
       <w:pPr>
         <w:pStyle w:val="aff1"/>
       </w:pPr>
-      <w:bookmarkStart w:id="124" w:name="_Ref166943836"/>
+      <w:bookmarkStart w:id="125" w:name="_Ref166943836"/>
       <w:r>
         <w:t>表</w:t>
       </w:r>
@@ -11061,9 +11159,17 @@
       <w:r>
         <w:fldChar w:fldCharType="end"/>
       </w:r>
-      <w:bookmarkEnd w:id="124"/>
-      <w:r>
-        <w:t>、設備之冷媒逸散率排放因子</w:t>
+      <w:bookmarkEnd w:id="125"/>
+      <w:r>
+        <w:t>、設備之冷</w:t>
+      </w:r>
+      <w:proofErr w:type="gramStart"/>
+      <w:r>
+        <w:t>媒逸散率</w:t>
+      </w:r>
+      <w:proofErr w:type="gramEnd"/>
+      <w:r>
+        <w:t>排放因子</w:t>
       </w:r>
     </w:p>
     <w:tbl>
@@ -12453,8 +12559,8 @@
           <w:vertAlign w:val="subscript"/>
         </w:rPr>
       </w:pPr>
-      <w:bookmarkStart w:id="125" w:name="WD40"/>
-      <w:bookmarkEnd w:id="123"/>
+      <w:bookmarkStart w:id="126" w:name="WD40"/>
+      <w:bookmarkEnd w:id="124"/>
       <w:r>
         <w:t>表</w:t>
       </w:r>
@@ -12574,7 +12680,7 @@
         </w:rPr>
         <w:t xml:space="preserve"> </w:t>
       </w:r>
-      <w:bookmarkEnd w:id="125"/>
+      <w:bookmarkEnd w:id="126"/>
     </w:p>
     <w:p>
       <w:pPr>
@@ -12751,12 +12857,12 @@
       <w:pPr>
         <w:pStyle w:val="1"/>
       </w:pPr>
-      <w:bookmarkStart w:id="126" w:name="_Toc166943882"/>
+      <w:bookmarkStart w:id="127" w:name="_Toc166943882"/>
       <w:r>
         <w:lastRenderedPageBreak/>
         <w:t>數據品質管理</w:t>
       </w:r>
-      <w:bookmarkEnd w:id="126"/>
+      <w:bookmarkEnd w:id="127"/>
     </w:p>
     <w:p>
       <w:pPr>
@@ -12767,19 +12873,18 @@
         </w:numPr>
         <w:ind w:left="426"/>
       </w:pPr>
-      <w:bookmarkStart w:id="127" w:name="_Toc164298273"/>
-      <w:bookmarkStart w:id="128" w:name="_Toc164708954"/>
-      <w:bookmarkStart w:id="129" w:name="_Toc164709218"/>
-      <w:bookmarkStart w:id="130" w:name="_Toc164712008"/>
-      <w:bookmarkStart w:id="131" w:name="_Toc164781291"/>
-      <w:bookmarkStart w:id="132" w:name="_Toc164783808"/>
-      <w:bookmarkStart w:id="133" w:name="_Toc165541714"/>
-      <w:bookmarkStart w:id="134" w:name="_Toc165541750"/>
-      <w:bookmarkStart w:id="135" w:name="_Toc165754657"/>
-      <w:bookmarkStart w:id="136" w:name="_Toc165754693"/>
-      <w:bookmarkStart w:id="137" w:name="_Toc166943883"/>
-      <w:bookmarkEnd w:id="122"/>
-      <w:bookmarkEnd w:id="127"/>
+      <w:bookmarkStart w:id="128" w:name="_Toc164298273"/>
+      <w:bookmarkStart w:id="129" w:name="_Toc164708954"/>
+      <w:bookmarkStart w:id="130" w:name="_Toc164709218"/>
+      <w:bookmarkStart w:id="131" w:name="_Toc164712008"/>
+      <w:bookmarkStart w:id="132" w:name="_Toc164781291"/>
+      <w:bookmarkStart w:id="133" w:name="_Toc164783808"/>
+      <w:bookmarkStart w:id="134" w:name="_Toc165541714"/>
+      <w:bookmarkStart w:id="135" w:name="_Toc165541750"/>
+      <w:bookmarkStart w:id="136" w:name="_Toc165754657"/>
+      <w:bookmarkStart w:id="137" w:name="_Toc165754693"/>
+      <w:bookmarkStart w:id="138" w:name="_Toc166943883"/>
+      <w:bookmarkEnd w:id="123"/>
       <w:bookmarkEnd w:id="128"/>
       <w:bookmarkEnd w:id="129"/>
       <w:bookmarkEnd w:id="130"/>
@@ -12789,10 +12894,11 @@
       <w:bookmarkEnd w:id="134"/>
       <w:bookmarkEnd w:id="135"/>
       <w:bookmarkEnd w:id="136"/>
+      <w:bookmarkEnd w:id="137"/>
       <w:r>
         <w:t>活動數據蒐集</w:t>
       </w:r>
-      <w:bookmarkEnd w:id="137"/>
+      <w:bookmarkEnd w:id="138"/>
     </w:p>
     <w:p>
       <w:pPr>
@@ -12873,7 +12979,7 @@
       <w:r>
         <w:tab/>
       </w:r>
-      <w:bookmarkStart w:id="138" w:name="_Ref164273960"/>
+      <w:bookmarkStart w:id="139" w:name="_Ref164273960"/>
       <w:r>
         <w:t>表</w:t>
       </w:r>
@@ -12904,7 +13010,7 @@
       <w:r>
         <w:fldChar w:fldCharType="end"/>
       </w:r>
-      <w:bookmarkEnd w:id="138"/>
+      <w:bookmarkEnd w:id="139"/>
       <w:r>
         <w:t>、</w:t>
       </w:r>
@@ -12962,13 +13068,13 @@
       <w:pPr>
         <w:pStyle w:val="a"/>
       </w:pPr>
-      <w:bookmarkStart w:id="139" w:name="_Toc164242928"/>
-      <w:bookmarkStart w:id="140" w:name="_Toc166943884"/>
+      <w:bookmarkStart w:id="140" w:name="_Toc164242928"/>
+      <w:bookmarkStart w:id="141" w:name="_Toc166943884"/>
       <w:r>
         <w:t>排放係數來源</w:t>
       </w:r>
-      <w:bookmarkEnd w:id="139"/>
       <w:bookmarkEnd w:id="140"/>
+      <w:bookmarkEnd w:id="141"/>
     </w:p>
     <w:p>
       <w:pPr>
@@ -13005,16 +13111,21 @@
       <w:pPr>
         <w:pStyle w:val="a"/>
       </w:pPr>
-      <w:bookmarkStart w:id="141" w:name="_Toc164242929"/>
-      <w:bookmarkStart w:id="142" w:name="_Toc166943885"/>
-      <w:r>
-        <w:t>全球暖化潛勢值</w:t>
-      </w:r>
+      <w:bookmarkStart w:id="142" w:name="_Toc164242929"/>
+      <w:bookmarkStart w:id="143" w:name="_Toc166943885"/>
+      <w:r>
+        <w:t>全球</w:t>
+      </w:r>
+      <w:proofErr w:type="gramStart"/>
+      <w:r>
+        <w:t>暖化潛勢值</w:t>
+      </w:r>
+      <w:proofErr w:type="gramEnd"/>
       <w:r>
         <w:t>(GWP)</w:t>
       </w:r>
-      <w:bookmarkEnd w:id="141"/>
       <w:bookmarkEnd w:id="142"/>
+      <w:bookmarkEnd w:id="143"/>
     </w:p>
     <w:p>
       <w:pPr>
@@ -13056,8 +13167,16 @@
         <w:rPr>
           <w:sz w:val="24"/>
         </w:rPr>
-        <w:t>之全球暖化潛勢值</w:t>
-      </w:r>
+        <w:t>之全球</w:t>
+      </w:r>
+      <w:proofErr w:type="gramStart"/>
+      <w:r>
+        <w:rPr>
+          <w:sz w:val="24"/>
+        </w:rPr>
+        <w:t>暖化潛勢值</w:t>
+      </w:r>
+      <w:proofErr w:type="gramEnd"/>
       <w:r>
         <w:rPr>
           <w:sz w:val="24"/>
@@ -13112,18 +13231,17 @@
       <w:pPr>
         <w:pStyle w:val="a"/>
       </w:pPr>
-      <w:bookmarkStart w:id="143" w:name="_Toc164242268"/>
-      <w:bookmarkStart w:id="144" w:name="_Toc164242296"/>
-      <w:bookmarkStart w:id="145" w:name="_Toc164242324"/>
-      <w:bookmarkStart w:id="146" w:name="_Toc164242860"/>
-      <w:bookmarkStart w:id="147" w:name="_Toc164242896"/>
-      <w:bookmarkStart w:id="148" w:name="_Toc164242930"/>
-      <w:bookmarkStart w:id="149" w:name="_Toc164242964"/>
-      <w:bookmarkStart w:id="150" w:name="_Toc164242998"/>
-      <w:bookmarkStart w:id="151" w:name="_Toc164243359"/>
-      <w:bookmarkStart w:id="152" w:name="_Toc164242931"/>
-      <w:bookmarkStart w:id="153" w:name="_Toc166943886"/>
-      <w:bookmarkEnd w:id="143"/>
+      <w:bookmarkStart w:id="144" w:name="_Toc164242268"/>
+      <w:bookmarkStart w:id="145" w:name="_Toc164242296"/>
+      <w:bookmarkStart w:id="146" w:name="_Toc164242324"/>
+      <w:bookmarkStart w:id="147" w:name="_Toc164242860"/>
+      <w:bookmarkStart w:id="148" w:name="_Toc164242896"/>
+      <w:bookmarkStart w:id="149" w:name="_Toc164242930"/>
+      <w:bookmarkStart w:id="150" w:name="_Toc164242964"/>
+      <w:bookmarkStart w:id="151" w:name="_Toc164242998"/>
+      <w:bookmarkStart w:id="152" w:name="_Toc164243359"/>
+      <w:bookmarkStart w:id="153" w:name="_Toc164242931"/>
+      <w:bookmarkStart w:id="154" w:name="_Toc166943886"/>
       <w:bookmarkEnd w:id="144"/>
       <w:bookmarkEnd w:id="145"/>
       <w:bookmarkEnd w:id="146"/>
@@ -13132,11 +13250,12 @@
       <w:bookmarkEnd w:id="149"/>
       <w:bookmarkEnd w:id="150"/>
       <w:bookmarkEnd w:id="151"/>
+      <w:bookmarkEnd w:id="152"/>
       <w:r>
         <w:t>量化方法變更說明</w:t>
       </w:r>
-      <w:bookmarkEnd w:id="152"/>
       <w:bookmarkEnd w:id="153"/>
+      <w:bookmarkEnd w:id="154"/>
     </w:p>
     <w:p>
       <w:pPr>
@@ -13161,18 +13280,17 @@
       <w:pPr>
         <w:pStyle w:val="a"/>
       </w:pPr>
-      <w:bookmarkStart w:id="154" w:name="_Toc164242271"/>
-      <w:bookmarkStart w:id="155" w:name="_Toc164242299"/>
-      <w:bookmarkStart w:id="156" w:name="_Toc164242327"/>
-      <w:bookmarkStart w:id="157" w:name="_Toc164242863"/>
-      <w:bookmarkStart w:id="158" w:name="_Toc164242899"/>
-      <w:bookmarkStart w:id="159" w:name="_Toc164242933"/>
-      <w:bookmarkStart w:id="160" w:name="_Toc164242967"/>
-      <w:bookmarkStart w:id="161" w:name="_Toc164243001"/>
-      <w:bookmarkStart w:id="162" w:name="_Toc164243362"/>
-      <w:bookmarkStart w:id="163" w:name="_Toc164242934"/>
-      <w:bookmarkStart w:id="164" w:name="_Toc166943887"/>
-      <w:bookmarkEnd w:id="154"/>
+      <w:bookmarkStart w:id="155" w:name="_Toc164242271"/>
+      <w:bookmarkStart w:id="156" w:name="_Toc164242299"/>
+      <w:bookmarkStart w:id="157" w:name="_Toc164242327"/>
+      <w:bookmarkStart w:id="158" w:name="_Toc164242863"/>
+      <w:bookmarkStart w:id="159" w:name="_Toc164242899"/>
+      <w:bookmarkStart w:id="160" w:name="_Toc164242933"/>
+      <w:bookmarkStart w:id="161" w:name="_Toc164242967"/>
+      <w:bookmarkStart w:id="162" w:name="_Toc164243001"/>
+      <w:bookmarkStart w:id="163" w:name="_Toc164243362"/>
+      <w:bookmarkStart w:id="164" w:name="_Toc164242934"/>
+      <w:bookmarkStart w:id="165" w:name="_Toc166943887"/>
       <w:bookmarkEnd w:id="155"/>
       <w:bookmarkEnd w:id="156"/>
       <w:bookmarkEnd w:id="157"/>
@@ -13181,11 +13299,12 @@
       <w:bookmarkEnd w:id="160"/>
       <w:bookmarkEnd w:id="161"/>
       <w:bookmarkEnd w:id="162"/>
+      <w:bookmarkEnd w:id="163"/>
       <w:r>
         <w:t>有效位數</w:t>
       </w:r>
-      <w:bookmarkEnd w:id="163"/>
       <w:bookmarkEnd w:id="164"/>
+      <w:bookmarkEnd w:id="165"/>
     </w:p>
     <w:p>
       <w:pPr>
@@ -13279,17 +13398,16 @@
           <w:sz w:val="24"/>
         </w:rPr>
       </w:pPr>
-      <w:bookmarkStart w:id="165" w:name="_Toc164242273"/>
-      <w:bookmarkStart w:id="166" w:name="_Toc164242301"/>
-      <w:bookmarkStart w:id="167" w:name="_Toc164242329"/>
-      <w:bookmarkStart w:id="168" w:name="_Toc164242865"/>
-      <w:bookmarkStart w:id="169" w:name="_Toc164242901"/>
-      <w:bookmarkStart w:id="170" w:name="_Toc164242935"/>
-      <w:bookmarkStart w:id="171" w:name="_Toc164242969"/>
-      <w:bookmarkStart w:id="172" w:name="_Toc164243003"/>
-      <w:bookmarkStart w:id="173" w:name="_Toc164243364"/>
-      <w:bookmarkStart w:id="174" w:name="_Toc164242937"/>
-      <w:bookmarkEnd w:id="165"/>
+      <w:bookmarkStart w:id="166" w:name="_Toc164242273"/>
+      <w:bookmarkStart w:id="167" w:name="_Toc164242301"/>
+      <w:bookmarkStart w:id="168" w:name="_Toc164242329"/>
+      <w:bookmarkStart w:id="169" w:name="_Toc164242865"/>
+      <w:bookmarkStart w:id="170" w:name="_Toc164242901"/>
+      <w:bookmarkStart w:id="171" w:name="_Toc164242935"/>
+      <w:bookmarkStart w:id="172" w:name="_Toc164242969"/>
+      <w:bookmarkStart w:id="173" w:name="_Toc164243003"/>
+      <w:bookmarkStart w:id="174" w:name="_Toc164243364"/>
+      <w:bookmarkStart w:id="175" w:name="_Toc164242937"/>
       <w:bookmarkEnd w:id="166"/>
       <w:bookmarkEnd w:id="167"/>
       <w:bookmarkEnd w:id="168"/>
@@ -13299,18 +13417,19 @@
       <w:bookmarkEnd w:id="172"/>
       <w:bookmarkEnd w:id="173"/>
       <w:bookmarkEnd w:id="174"/>
+      <w:bookmarkEnd w:id="175"/>
     </w:p>
     <w:p>
       <w:pPr>
         <w:pStyle w:val="a"/>
       </w:pPr>
-      <w:bookmarkStart w:id="175" w:name="_Toc149048179"/>
-      <w:bookmarkStart w:id="176" w:name="_Toc166943888"/>
+      <w:bookmarkStart w:id="176" w:name="_Toc149048179"/>
+      <w:bookmarkStart w:id="177" w:name="_Toc166943888"/>
       <w:r>
         <w:t>不確定性評估</w:t>
       </w:r>
-      <w:bookmarkEnd w:id="175"/>
       <w:bookmarkEnd w:id="176"/>
+      <w:bookmarkEnd w:id="177"/>
     </w:p>
     <w:p>
       <w:pPr>
@@ -13553,6 +13672,7 @@
                 <w:szCs w:val="18"/>
               </w:rPr>
             </w:pPr>
+            <w:proofErr w:type="gramStart"/>
             <w:r>
               <w:rPr>
                 <w:b/>
@@ -13561,7 +13681,18 @@
                 <w:sz w:val="18"/>
                 <w:szCs w:val="18"/>
               </w:rPr>
-              <w:t>原燃物料或產品</w:t>
+              <w:t>原燃物料或</w:t>
+            </w:r>
+            <w:proofErr w:type="gramEnd"/>
+            <w:r>
+              <w:rPr>
+                <w:b/>
+                <w:bCs/>
+                <w:color w:val="FFFFFF" w:themeColor="background1"/>
+                <w:sz w:val="18"/>
+                <w:szCs w:val="18"/>
+              </w:rPr>
+              <w:t>產品</w:t>
             </w:r>
           </w:p>
         </w:tc>
@@ -14724,10 +14855,10 @@
       <w:pPr>
         <w:pStyle w:val="aff1"/>
       </w:pPr>
-      <w:bookmarkStart w:id="177" w:name="_Ref145279958"/>
-      <w:bookmarkStart w:id="178" w:name="_Ref145279946"/>
-      <w:bookmarkStart w:id="179" w:name="_Toc145283292"/>
-      <w:bookmarkStart w:id="180" w:name="_Toc148974105"/>
+      <w:bookmarkStart w:id="178" w:name="_Ref145279958"/>
+      <w:bookmarkStart w:id="179" w:name="_Ref145279946"/>
+      <w:bookmarkStart w:id="180" w:name="_Toc145283292"/>
+      <w:bookmarkStart w:id="181" w:name="_Toc148974105"/>
       <w:r>
         <w:t>表</w:t>
       </w:r>
@@ -14761,7 +14892,7 @@
         </w:rPr>
         <w:fldChar w:fldCharType="end"/>
       </w:r>
-      <w:bookmarkEnd w:id="177"/>
+      <w:bookmarkEnd w:id="178"/>
       <w:r>
         <w:t xml:space="preserve"> </w:t>
       </w:r>
@@ -14774,9 +14905,9 @@
       <w:r>
         <w:t>建議活動數據及排放係數之不確定性</w:t>
       </w:r>
-      <w:bookmarkEnd w:id="178"/>
       <w:bookmarkEnd w:id="179"/>
       <w:bookmarkEnd w:id="180"/>
+      <w:bookmarkEnd w:id="181"/>
     </w:p>
     <w:tbl>
       <w:tblPr>
@@ -16471,13 +16602,13 @@
           <w:szCs w:val="24"/>
         </w:rPr>
       </w:pPr>
-      <w:bookmarkStart w:id="181" w:name="_Toc148974106"/>
+      <w:bookmarkStart w:id="182" w:name="_Toc148974106"/>
     </w:p>
     <w:p>
       <w:pPr>
         <w:pStyle w:val="aff1"/>
       </w:pPr>
-      <w:bookmarkStart w:id="182" w:name="_Ref164781254"/>
+      <w:bookmarkStart w:id="183" w:name="_Ref164781254"/>
       <w:r>
         <w:t>表</w:t>
       </w:r>
@@ -16508,41 +16639,41 @@
       <w:r>
         <w:fldChar w:fldCharType="end"/>
       </w:r>
+      <w:bookmarkEnd w:id="183"/>
+      <w:r>
+        <w:t xml:space="preserve"> </w:t>
+      </w:r>
+      <w:r>
+        <w:t>、</w:t>
+      </w:r>
+      <w:r>
+        <w:t>[</w:t>
+      </w:r>
+      <w:r>
+        <w:t>公司中文名稱</w:t>
+      </w:r>
+      <w:r>
+        <w:t>]</w:t>
+      </w:r>
+      <w:r>
+        <w:t>民國</w:t>
+      </w:r>
+      <w:r>
+        <w:t>[</w:t>
+      </w:r>
+      <w:r>
+        <w:t>民國盤查年</w:t>
+      </w:r>
+      <w:r>
+        <w:t>份</w:t>
+      </w:r>
+      <w:r>
+        <w:t>]</w:t>
+      </w:r>
+      <w:r>
+        <w:t>年溫室氣體不確定性量化評估結果</w:t>
+      </w:r>
       <w:bookmarkEnd w:id="182"/>
-      <w:r>
-        <w:t xml:space="preserve"> </w:t>
-      </w:r>
-      <w:r>
-        <w:t>、</w:t>
-      </w:r>
-      <w:r>
-        <w:t>[</w:t>
-      </w:r>
-      <w:r>
-        <w:t>公司中文名稱</w:t>
-      </w:r>
-      <w:r>
-        <w:t>]</w:t>
-      </w:r>
-      <w:r>
-        <w:t>民國</w:t>
-      </w:r>
-      <w:r>
-        <w:t>[</w:t>
-      </w:r>
-      <w:r>
-        <w:t>民國盤查年</w:t>
-      </w:r>
-      <w:r>
-        <w:t>份</w:t>
-      </w:r>
-      <w:r>
-        <w:t>]</w:t>
-      </w:r>
-      <w:r>
-        <w:t>年溫室氣體不確定性量化評估結果</w:t>
-      </w:r>
-      <w:bookmarkEnd w:id="181"/>
     </w:p>
     <w:tbl>
       <w:tblPr>
@@ -16753,7 +16884,23 @@
                 <w:rFonts w:ascii="Times New Roman" w:hAnsi="Times New Roman"/>
                 <w:color w:val="FFFFFF" w:themeColor="background1"/>
               </w:rPr>
-              <w:t>進行不確定性評估之排放量佔總排放量之比例</w:t>
+              <w:t>進行不確定性評估之排放量</w:t>
+            </w:r>
+            <w:proofErr w:type="gramStart"/>
+            <w:r>
+              <w:rPr>
+                <w:rFonts w:ascii="Times New Roman" w:hAnsi="Times New Roman"/>
+                <w:color w:val="FFFFFF" w:themeColor="background1"/>
+              </w:rPr>
+              <w:t>佔</w:t>
+            </w:r>
+            <w:proofErr w:type="gramEnd"/>
+            <w:r>
+              <w:rPr>
+                <w:rFonts w:ascii="Times New Roman" w:hAnsi="Times New Roman"/>
+                <w:color w:val="FFFFFF" w:themeColor="background1"/>
+              </w:rPr>
+              <w:t>總排放量之比例</w:t>
             </w:r>
           </w:p>
         </w:tc>
@@ -16934,11 +17081,11 @@
       <w:pPr>
         <w:pStyle w:val="a"/>
       </w:pPr>
-      <w:bookmarkStart w:id="183" w:name="_Toc166943889"/>
+      <w:bookmarkStart w:id="184" w:name="_Toc166943889"/>
       <w:r>
         <w:t>數據誤差等級</w:t>
       </w:r>
-      <w:bookmarkEnd w:id="183"/>
+      <w:bookmarkEnd w:id="184"/>
     </w:p>
     <w:p>
       <w:pPr>
@@ -17029,9 +17176,9 @@
       <w:pPr>
         <w:pStyle w:val="aff1"/>
       </w:pPr>
-      <w:bookmarkStart w:id="184" w:name="_Ref164273903"/>
-      <w:bookmarkStart w:id="185" w:name="_Toc145283293"/>
-      <w:bookmarkStart w:id="186" w:name="_Toc148974107"/>
+      <w:bookmarkStart w:id="185" w:name="_Ref164273903"/>
+      <w:bookmarkStart w:id="186" w:name="_Toc145283293"/>
+      <w:bookmarkStart w:id="187" w:name="_Toc148974107"/>
       <w:r>
         <w:t>表</w:t>
       </w:r>
@@ -17062,15 +17209,15 @@
       <w:r>
         <w:fldChar w:fldCharType="end"/>
       </w:r>
-      <w:bookmarkEnd w:id="184"/>
+      <w:bookmarkEnd w:id="185"/>
       <w:r>
         <w:t>、</w:t>
       </w:r>
       <w:r>
         <w:t>數據誤差等級評分表</w:t>
       </w:r>
-      <w:bookmarkEnd w:id="185"/>
       <w:bookmarkEnd w:id="186"/>
+      <w:bookmarkEnd w:id="187"/>
     </w:p>
     <w:tbl>
       <w:tblPr>
@@ -17839,11 +17986,11 @@
       <w:pPr>
         <w:pStyle w:val="a"/>
       </w:pPr>
-      <w:bookmarkStart w:id="187" w:name="_Toc166943890"/>
+      <w:bookmarkStart w:id="188" w:name="_Toc166943890"/>
       <w:r>
         <w:t>數據評級</w:t>
       </w:r>
-      <w:bookmarkEnd w:id="187"/>
+      <w:bookmarkEnd w:id="188"/>
     </w:p>
     <w:p>
       <w:pPr>
@@ -18011,16 +18158,16 @@
       </w:r>
     </w:p>
     <w:p>
-      <w:bookmarkStart w:id="188" w:name="_Ref145282874"/>
-      <w:bookmarkStart w:id="189" w:name="_Toc145283294"/>
-      <w:bookmarkStart w:id="190" w:name="_Toc148974108"/>
+      <w:bookmarkStart w:id="189" w:name="_Ref145282874"/>
+      <w:bookmarkStart w:id="190" w:name="_Toc145283294"/>
+      <w:bookmarkStart w:id="191" w:name="_Toc148974108"/>
     </w:p>
     <w:p>
       <w:pPr>
         <w:pStyle w:val="aff1"/>
       </w:pPr>
-      <w:bookmarkStart w:id="191" w:name="_Ref164273934"/>
-      <w:bookmarkEnd w:id="188"/>
+      <w:bookmarkStart w:id="192" w:name="_Ref164273934"/>
+      <w:bookmarkEnd w:id="189"/>
       <w:r>
         <w:t>表</w:t>
       </w:r>
@@ -18051,15 +18198,15 @@
       <w:r>
         <w:fldChar w:fldCharType="end"/>
       </w:r>
+      <w:bookmarkEnd w:id="192"/>
+      <w:r>
+        <w:t>、</w:t>
+      </w:r>
+      <w:r>
+        <w:t>溫室氣體數據評分結果表</w:t>
+      </w:r>
+      <w:bookmarkEnd w:id="190"/>
       <w:bookmarkEnd w:id="191"/>
-      <w:r>
-        <w:t>、</w:t>
-      </w:r>
-      <w:r>
-        <w:t>溫室氣體數據評分結果表</w:t>
-      </w:r>
-      <w:bookmarkEnd w:id="189"/>
-      <w:bookmarkEnd w:id="190"/>
     </w:p>
     <w:tbl>
       <w:tblPr>
@@ -18269,12 +18416,14 @@
               </w:rPr>
               <w:t>分</w:t>
             </w:r>
+            <w:proofErr w:type="gramStart"/>
             <w:r>
               <w:rPr>
                 <w:rFonts w:ascii="新細明體" w:eastAsia="新細明體" w:hAnsi="新細明體" w:cs="新細明體" w:hint="eastAsia"/>
               </w:rPr>
               <w:t>≦</w:t>
             </w:r>
+            <w:proofErr w:type="gramEnd"/>
             <w:r>
               <w:rPr>
                 <w:rFonts w:ascii="Times New Roman" w:hAnsi="Times New Roman"/>
@@ -18310,24 +18459,28 @@
               </w:rPr>
               <w:t>19</w:t>
             </w:r>
+            <w:proofErr w:type="gramStart"/>
             <w:r>
               <w:rPr>
                 <w:rFonts w:ascii="新細明體" w:eastAsia="新細明體" w:hAnsi="新細明體" w:cs="新細明體" w:hint="eastAsia"/>
               </w:rPr>
               <w:t>≦</w:t>
             </w:r>
+            <w:proofErr w:type="gramEnd"/>
             <w:r>
               <w:rPr>
                 <w:rFonts w:ascii="Times New Roman" w:hAnsi="Times New Roman"/>
               </w:rPr>
               <w:t>X</w:t>
             </w:r>
+            <w:proofErr w:type="gramStart"/>
             <w:r>
               <w:rPr>
                 <w:rFonts w:ascii="新細明體" w:eastAsia="新細明體" w:hAnsi="新細明體" w:cs="新細明體" w:hint="eastAsia"/>
               </w:rPr>
               <w:t>≦</w:t>
             </w:r>
+            <w:proofErr w:type="gramEnd"/>
             <w:r>
               <w:rPr>
                 <w:rFonts w:ascii="Times New Roman" w:hAnsi="Times New Roman"/>
@@ -18660,30 +18813,29 @@
       <w:pPr>
         <w:pStyle w:val="1"/>
       </w:pPr>
-      <w:bookmarkStart w:id="192" w:name="_Toc164242938"/>
-      <w:bookmarkStart w:id="193" w:name="_Toc166943891"/>
+      <w:bookmarkStart w:id="193" w:name="_Toc164242938"/>
+      <w:bookmarkStart w:id="194" w:name="_Toc166943891"/>
       <w:r>
         <w:lastRenderedPageBreak/>
         <w:t>基準年</w:t>
       </w:r>
-      <w:bookmarkStart w:id="194" w:name="_Toc164242869"/>
-      <w:bookmarkStart w:id="195" w:name="_Toc164242905"/>
-      <w:bookmarkStart w:id="196" w:name="_Toc164242939"/>
-      <w:bookmarkStart w:id="197" w:name="_Toc164242973"/>
-      <w:bookmarkStart w:id="198" w:name="_Toc164243007"/>
-      <w:bookmarkStart w:id="199" w:name="_Toc164243368"/>
-      <w:bookmarkStart w:id="200" w:name="_Toc164273899"/>
-      <w:bookmarkStart w:id="201" w:name="_Toc164298283"/>
-      <w:bookmarkStart w:id="202" w:name="_Toc164708964"/>
-      <w:bookmarkStart w:id="203" w:name="_Toc164709228"/>
-      <w:bookmarkStart w:id="204" w:name="_Toc164712018"/>
-      <w:bookmarkStart w:id="205" w:name="_Toc164781301"/>
-      <w:bookmarkStart w:id="206" w:name="_Toc164783818"/>
-      <w:bookmarkStart w:id="207" w:name="_Toc165541724"/>
-      <w:bookmarkStart w:id="208" w:name="_Toc165541760"/>
-      <w:bookmarkStart w:id="209" w:name="_Toc165754667"/>
-      <w:bookmarkStart w:id="210" w:name="_Toc165754703"/>
-      <w:bookmarkEnd w:id="192"/>
+      <w:bookmarkStart w:id="195" w:name="_Toc164242869"/>
+      <w:bookmarkStart w:id="196" w:name="_Toc164242905"/>
+      <w:bookmarkStart w:id="197" w:name="_Toc164242939"/>
+      <w:bookmarkStart w:id="198" w:name="_Toc164242973"/>
+      <w:bookmarkStart w:id="199" w:name="_Toc164243007"/>
+      <w:bookmarkStart w:id="200" w:name="_Toc164243368"/>
+      <w:bookmarkStart w:id="201" w:name="_Toc164273899"/>
+      <w:bookmarkStart w:id="202" w:name="_Toc164298283"/>
+      <w:bookmarkStart w:id="203" w:name="_Toc164708964"/>
+      <w:bookmarkStart w:id="204" w:name="_Toc164709228"/>
+      <w:bookmarkStart w:id="205" w:name="_Toc164712018"/>
+      <w:bookmarkStart w:id="206" w:name="_Toc164781301"/>
+      <w:bookmarkStart w:id="207" w:name="_Toc164783818"/>
+      <w:bookmarkStart w:id="208" w:name="_Toc165541724"/>
+      <w:bookmarkStart w:id="209" w:name="_Toc165541760"/>
+      <w:bookmarkStart w:id="210" w:name="_Toc165754667"/>
+      <w:bookmarkStart w:id="211" w:name="_Toc165754703"/>
       <w:bookmarkEnd w:id="193"/>
       <w:bookmarkEnd w:id="194"/>
       <w:bookmarkEnd w:id="195"/>
@@ -18702,6 +18854,7 @@
       <w:bookmarkEnd w:id="208"/>
       <w:bookmarkEnd w:id="209"/>
       <w:bookmarkEnd w:id="210"/>
+      <w:bookmarkEnd w:id="211"/>
     </w:p>
     <w:p>
       <w:pPr>
@@ -18712,16 +18865,16 @@
         </w:numPr>
         <w:ind w:left="426"/>
       </w:pPr>
-      <w:bookmarkStart w:id="211" w:name="_Toc164242940"/>
-      <w:bookmarkStart w:id="212" w:name="_Toc166943892"/>
+      <w:bookmarkStart w:id="212" w:name="_Toc164242940"/>
+      <w:bookmarkStart w:id="213" w:name="_Toc166943892"/>
       <w:r>
         <w:t>基準年</w:t>
       </w:r>
-      <w:bookmarkEnd w:id="211"/>
+      <w:bookmarkEnd w:id="212"/>
       <w:r>
         <w:t>選定</w:t>
       </w:r>
-      <w:bookmarkEnd w:id="212"/>
+      <w:bookmarkEnd w:id="213"/>
     </w:p>
     <w:p>
       <w:pPr>
@@ -18819,11 +18972,11 @@
       <w:pPr>
         <w:pStyle w:val="a"/>
       </w:pPr>
-      <w:bookmarkStart w:id="213" w:name="_Toc166943893"/>
+      <w:bookmarkStart w:id="214" w:name="_Toc166943893"/>
       <w:r>
         <w:t>基準年之重新計算時機</w:t>
       </w:r>
-      <w:bookmarkEnd w:id="213"/>
+      <w:bookmarkEnd w:id="214"/>
     </w:p>
     <w:p>
       <w:pPr>
@@ -18850,7 +19003,15 @@
         <w:tab/>
       </w:r>
       <w:r>
-        <w:t>溫室氣體排放源或匯之所有權與控制權移入或移出組織邊界。</w:t>
+        <w:t>溫室氣體排放源或</w:t>
+      </w:r>
+      <w:proofErr w:type="gramStart"/>
+      <w:r>
+        <w:t>匯</w:t>
+      </w:r>
+      <w:proofErr w:type="gramEnd"/>
+      <w:r>
+        <w:t>之所有權與控制權移入或移出組織邊界。</w:t>
       </w:r>
     </w:p>
     <w:p>
@@ -18917,14 +19078,14 @@
       <w:pPr>
         <w:pStyle w:val="1"/>
       </w:pPr>
-      <w:bookmarkStart w:id="214" w:name="_Toc164242941"/>
-      <w:bookmarkStart w:id="215" w:name="_Toc166943894"/>
+      <w:bookmarkStart w:id="215" w:name="_Toc164242941"/>
+      <w:bookmarkStart w:id="216" w:name="_Toc166943894"/>
       <w:r>
         <w:lastRenderedPageBreak/>
         <w:t>參考文獻</w:t>
       </w:r>
-      <w:bookmarkEnd w:id="214"/>
       <w:bookmarkEnd w:id="215"/>
+      <w:bookmarkEnd w:id="216"/>
     </w:p>
     <w:p>
       <w:pPr>
@@ -19131,13 +19292,21 @@
         <w:t>]</w:t>
       </w:r>
       <w:r>
-        <w:t>年電力排</w:t>
+        <w:t>年</w:t>
+      </w:r>
+      <w:proofErr w:type="gramStart"/>
+      <w:r>
+        <w:t>電力排</w:t>
       </w:r>
       <w:r>
         <w:t>碳</w:t>
       </w:r>
       <w:r>
-        <w:t>係數公告。</w:t>
+        <w:t>係數</w:t>
+      </w:r>
+      <w:proofErr w:type="gramEnd"/>
+      <w:r>
+        <w:t>公告。</w:t>
       </w:r>
     </w:p>
     <w:p>

--- a/wwwroot/doc/溫盤報告書範本3.docx
+++ b/wwwroot/doc/溫盤報告書範本3.docx
@@ -26,7 +26,7 @@
           <w:b/>
           <w:sz w:val="56"/>
         </w:rPr>
-        <w:t>[</w:t>
+        <w:t>&lt;</w:t>
       </w:r>
       <w:r>
         <w:rPr>
@@ -40,7 +40,7 @@
           <w:b/>
           <w:sz w:val="56"/>
         </w:rPr>
-        <w:t>]</w:t>
+        <w:t>&gt;</w:t>
       </w:r>
     </w:p>
     <w:p>
@@ -65,7 +65,7 @@
           <w:b/>
           <w:sz w:val="56"/>
         </w:rPr>
-        <w:t>[</w:t>
+        <w:t>&lt;</w:t>
       </w:r>
       <w:r>
         <w:rPr>
@@ -79,7 +79,7 @@
           <w:b/>
           <w:sz w:val="56"/>
         </w:rPr>
-        <w:t>]</w:t>
+        <w:t>&gt;</w:t>
       </w:r>
       <w:r>
         <w:rPr>
@@ -150,7 +150,7 @@
           <w:sz w:val="44"/>
           <w:szCs w:val="48"/>
         </w:rPr>
-        <w:t>[</w:t>
+        <w:t>&lt;</w:t>
       </w:r>
       <w:r>
         <w:rPr>
@@ -164,7 +164,7 @@
           <w:sz w:val="44"/>
           <w:szCs w:val="48"/>
         </w:rPr>
-        <w:t>]</w:t>
+        <w:t>&gt;</w:t>
       </w:r>
       <w:r>
         <w:rPr>
@@ -207,7 +207,7 @@
         <w:rPr>
           <w:sz w:val="44"/>
         </w:rPr>
-        <w:t>[</w:t>
+        <w:t>&lt;</w:t>
       </w:r>
       <w:r>
         <w:rPr>
@@ -219,7 +219,7 @@
         <w:rPr>
           <w:sz w:val="44"/>
         </w:rPr>
-        <w:t>]</w:t>
+        <w:t>&gt;</w:t>
       </w:r>
       <w:r>
         <w:rPr>
@@ -334,7 +334,7 @@
           <w:sz w:val="44"/>
           <w:szCs w:val="48"/>
         </w:rPr>
-        <w:t>[</w:t>
+        <w:t>&lt;</w:t>
       </w:r>
       <w:r>
         <w:rPr>
@@ -348,7 +348,7 @@
           <w:sz w:val="44"/>
           <w:szCs w:val="48"/>
         </w:rPr>
-        <w:t>]</w:t>
+        <w:t>&gt;</w:t>
       </w:r>
       <w:r>
         <w:rPr>
@@ -369,7 +369,7 @@
           <w:sz w:val="44"/>
           <w:szCs w:val="48"/>
         </w:rPr>
-        <w:t>[</w:t>
+        <w:t>&lt;</w:t>
       </w:r>
       <w:r>
         <w:rPr>
@@ -383,7 +383,14 @@
           <w:sz w:val="44"/>
           <w:szCs w:val="48"/>
         </w:rPr>
-        <w:t xml:space="preserve">] </w:t>
+        <w:t>&gt;</w:t>
+      </w:r>
+      <w:r>
+        <w:rPr>
+          <w:sz w:val="44"/>
+          <w:szCs w:val="48"/>
+        </w:rPr>
+        <w:t xml:space="preserve"> </w:t>
       </w:r>
       <w:r>
         <w:rPr>
@@ -3170,13 +3177,13 @@
         <w:t>建置，涵蓋期間為民國</w:t>
       </w:r>
       <w:r>
-        <w:t>[</w:t>
+        <w:t>&lt;</w:t>
       </w:r>
       <w:r>
         <w:t>民國盤查年份</w:t>
       </w:r>
       <w:r>
-        <w:t>]</w:t>
+        <w:t>&gt;</w:t>
       </w:r>
       <w:r>
         <w:t>年</w:t>
@@ -3188,13 +3195,13 @@
         <w:t>西元</w:t>
       </w:r>
       <w:r>
-        <w:t>[</w:t>
+        <w:t>&lt;</w:t>
       </w:r>
       <w:r>
         <w:t>西元盤查年份</w:t>
       </w:r>
       <w:r>
-        <w:t>]</w:t>
+        <w:t>&gt;</w:t>
       </w:r>
       <w:r>
         <w:t xml:space="preserve"> </w:t>
@@ -3227,13 +3234,13 @@
         <w:t>日</w:t>
       </w:r>
       <w:r>
-        <w:t>[</w:t>
+        <w:t>&lt;</w:t>
       </w:r>
       <w:r>
         <w:t>公司中文名稱</w:t>
       </w:r>
       <w:r>
-        <w:t>]</w:t>
+        <w:t>&gt;</w:t>
       </w:r>
       <w:r>
         <w:t>溫室氣體盤查清冊資料，有關報告書之發行與保管重點如下：</w:t>
@@ -3363,7 +3370,7 @@
               <w:rPr>
                 <w:rFonts w:hint="eastAsia"/>
               </w:rPr>
-              <w:t>[</w:t>
+              <w:t>&lt;</w:t>
             </w:r>
             <w:r>
               <w:t>聯絡人姓名</w:t>
@@ -3372,7 +3379,7 @@
               <w:rPr>
                 <w:rFonts w:hint="eastAsia"/>
               </w:rPr>
-              <w:t>]</w:t>
+              <w:t>&gt;</w:t>
             </w:r>
           </w:p>
         </w:tc>
@@ -3419,13 +3426,13 @@
               <w:jc w:val="center"/>
             </w:pPr>
             <w:r>
-              <w:t>[</w:t>
+              <w:t>&lt;</w:t>
             </w:r>
             <w:r>
               <w:t>聯絡人電話</w:t>
             </w:r>
             <w:r>
-              <w:t>]</w:t>
+              <w:t>&gt;</w:t>
             </w:r>
           </w:p>
         </w:tc>
@@ -3472,13 +3479,13 @@
               <w:jc w:val="center"/>
             </w:pPr>
             <w:r>
-              <w:t>[</w:t>
+              <w:t>&lt;</w:t>
             </w:r>
             <w:r>
               <w:t>聯絡人電子信箱</w:t>
             </w:r>
             <w:r>
-              <w:t>]</w:t>
+              <w:t>&gt;</w:t>
             </w:r>
           </w:p>
         </w:tc>
@@ -3603,13 +3610,13 @@
         <w:pStyle w:val="aff4"/>
       </w:pPr>
       <w:r>
-        <w:t>[</w:t>
+        <w:t>&lt;</w:t>
       </w:r>
       <w:r>
         <w:t>前言</w:t>
       </w:r>
       <w:r>
-        <w:t>]</w:t>
+        <w:t>&gt;</w:t>
       </w:r>
       <w:r>
         <w:t xml:space="preserve"> </w:t>
@@ -3645,13 +3652,13 @@
         <w:pStyle w:val="aff4"/>
       </w:pPr>
       <w:r>
-        <w:t>[</w:t>
+        <w:t>&lt;</w:t>
       </w:r>
       <w:r>
         <w:t>公司基本資料</w:t>
       </w:r>
       <w:r>
-        <w:t>]</w:t>
+        <w:t>&gt;</w:t>
       </w:r>
     </w:p>
     <w:p>
@@ -3684,13 +3691,13 @@
         <w:pStyle w:val="aff4"/>
       </w:pPr>
       <w:r>
-        <w:t>[</w:t>
+        <w:t>&lt;</w:t>
       </w:r>
       <w:r>
         <w:t>預期用途</w:t>
       </w:r>
       <w:r>
-        <w:t>]</w:t>
+        <w:t>&gt;</w:t>
       </w:r>
     </w:p>
     <w:p>
@@ -3756,7 +3763,7 @@
         <w:rPr>
           <w:szCs w:val="24"/>
         </w:rPr>
-        <w:t>[</w:t>
+        <w:t>&lt;</w:t>
       </w:r>
       <w:r>
         <w:rPr>
@@ -3768,7 +3775,7 @@
         <w:rPr>
           <w:szCs w:val="24"/>
         </w:rPr>
-        <w:t>]</w:t>
+        <w:t>&gt;</w:t>
       </w:r>
       <w:r>
         <w:rPr>
@@ -3810,7 +3817,7 @@
         <w:rPr>
           <w:szCs w:val="24"/>
         </w:rPr>
-        <w:t>[</w:t>
+        <w:t>&lt;</w:t>
       </w:r>
       <w:r>
         <w:rPr>
@@ -3822,7 +3829,7 @@
         <w:rPr>
           <w:szCs w:val="24"/>
         </w:rPr>
-        <w:t>]</w:t>
+        <w:t>&gt;</w:t>
       </w:r>
       <w:r>
         <w:rPr>
@@ -3985,13 +3992,13 @@
         <w:pStyle w:val="aff4"/>
       </w:pPr>
       <w:r>
-        <w:t>[</w:t>
+        <w:t>&lt;</w:t>
       </w:r>
       <w:r>
         <w:t>組織邊界設定</w:t>
       </w:r>
       <w:r>
-        <w:t>]</w:t>
+        <w:t>&gt;</w:t>
       </w:r>
     </w:p>
     <w:p>
@@ -4016,7 +4023,7 @@
         <w:rPr>
           <w:szCs w:val="24"/>
         </w:rPr>
-        <w:t>[</w:t>
+        <w:t>&lt;</w:t>
       </w:r>
       <w:r>
         <w:rPr>
@@ -4028,7 +4035,7 @@
         <w:rPr>
           <w:szCs w:val="24"/>
         </w:rPr>
-        <w:t>]</w:t>
+        <w:t>&gt;</w:t>
       </w:r>
       <w:r>
         <w:rPr>
@@ -4040,7 +4047,7 @@
         <w:rPr>
           <w:szCs w:val="24"/>
         </w:rPr>
-        <w:t>[</w:t>
+        <w:t>&lt;</w:t>
       </w:r>
       <w:r>
         <w:rPr>
@@ -4052,7 +4059,7 @@
         <w:rPr>
           <w:szCs w:val="24"/>
         </w:rPr>
-        <w:t>]</w:t>
+        <w:t>&gt;</w:t>
       </w:r>
       <w:r>
         <w:rPr>
@@ -4252,7 +4259,7 @@
               <w:rPr>
                 <w:color w:val="FFFFFF" w:themeColor="background1"/>
               </w:rPr>
-              <w:t>[</w:t>
+              <w:t>&lt;</w:t>
             </w:r>
             <w:r>
               <w:rPr>
@@ -4264,7 +4271,13 @@
               <w:rPr>
                 <w:color w:val="FFFFFF" w:themeColor="background1"/>
               </w:rPr>
-              <w:t xml:space="preserve">] </w:t>
+              <w:t>&gt;</w:t>
+            </w:r>
+            <w:r>
+              <w:rPr>
+                <w:color w:val="FFFFFF" w:themeColor="background1"/>
+              </w:rPr>
+              <w:t xml:space="preserve"> </w:t>
             </w:r>
             <w:r>
               <w:rPr>
@@ -4353,7 +4366,7 @@
               <w:rPr>
                 <w:color w:val="FFFFFF" w:themeColor="background1"/>
               </w:rPr>
-              <w:t>[</w:t>
+              <w:t>&lt;</w:t>
             </w:r>
             <w:r>
               <w:rPr>
@@ -4365,7 +4378,13 @@
               <w:rPr>
                 <w:color w:val="FFFFFF" w:themeColor="background1"/>
               </w:rPr>
-              <w:t xml:space="preserve">] </w:t>
+              <w:t>&gt;</w:t>
+            </w:r>
+            <w:r>
+              <w:rPr>
+                <w:color w:val="FFFFFF" w:themeColor="background1"/>
+              </w:rPr>
+              <w:t xml:space="preserve"> </w:t>
             </w:r>
             <w:r>
               <w:rPr>
@@ -4391,7 +4410,7 @@
                 <w:sz w:val="19"/>
                 <w:szCs w:val="19"/>
               </w:rPr>
-              <w:t>[</w:t>
+              <w:t>&lt;</w:t>
             </w:r>
             <w:r>
               <w:rPr>
@@ -4407,7 +4426,7 @@
                 <w:sz w:val="19"/>
                 <w:szCs w:val="19"/>
               </w:rPr>
-              <w:t>]</w:t>
+              <w:t>&gt;</w:t>
             </w:r>
           </w:p>
         </w:tc>
@@ -4425,7 +4444,7 @@
                 <w:sz w:val="19"/>
                 <w:szCs w:val="19"/>
               </w:rPr>
-              <w:t>[</w:t>
+              <w:t>&lt;</w:t>
             </w:r>
             <w:r>
               <w:rPr>
@@ -4441,7 +4460,7 @@
                 <w:sz w:val="19"/>
                 <w:szCs w:val="19"/>
               </w:rPr>
-              <w:t>]</w:t>
+              <w:t>&gt;</w:t>
             </w:r>
           </w:p>
         </w:tc>
@@ -4490,14 +4509,12 @@
         </w:rPr>
         <w:t>本公司針對類別</w:t>
       </w:r>
-      <w:proofErr w:type="gramStart"/>
       <w:r>
         <w:rPr>
           <w:szCs w:val="24"/>
         </w:rPr>
         <w:t>一</w:t>
       </w:r>
-      <w:proofErr w:type="gramEnd"/>
       <w:r>
         <w:rPr>
           <w:szCs w:val="24"/>
@@ -4567,7 +4584,7 @@
         <w:rPr>
           <w:rStyle w:val="aff5"/>
         </w:rPr>
-        <w:t>[</w:t>
+        <w:t>&lt;</w:t>
       </w:r>
       <w:r>
         <w:rPr>
@@ -4585,7 +4602,7 @@
         <w:rPr>
           <w:rStyle w:val="aff5"/>
         </w:rPr>
-        <w:t>]</w:t>
+        <w:t>&gt;</w:t>
       </w:r>
     </w:p>
     <w:p>
@@ -4638,13 +4655,13 @@
         <w:t>、</w:t>
       </w:r>
       <w:r>
-        <w:t>[</w:t>
+        <w:t>&lt;</w:t>
       </w:r>
       <w:r>
         <w:t>公司中文名稱</w:t>
       </w:r>
       <w:r>
-        <w:t>]</w:t>
+        <w:t>&gt;</w:t>
       </w:r>
       <w:r>
         <w:t xml:space="preserve"> </w:t>
@@ -4661,13 +4678,13 @@
         <w:pStyle w:val="aff1"/>
       </w:pPr>
       <w:r>
-        <w:t>[</w:t>
+        <w:t>&lt;</w:t>
       </w:r>
       <w:r>
         <w:t>報告邊界表</w:t>
       </w:r>
       <w:r>
-        <w:t>]</w:t>
+        <w:t>&gt;</w:t>
       </w:r>
     </w:p>
     <w:p>
@@ -4797,19 +4814,25 @@
         <w:rPr>
           <w:sz w:val="24"/>
         </w:rPr>
-        <w:t xml:space="preserve"> [</w:t>
+        <w:t xml:space="preserve"> </w:t>
       </w:r>
       <w:r>
         <w:rPr>
           <w:sz w:val="24"/>
         </w:rPr>
+        <w:t>&lt;</w:t>
+      </w:r>
+      <w:r>
+        <w:rPr>
+          <w:sz w:val="24"/>
+        </w:rPr>
         <w:t>溫室氣體排放類型與排放量說明</w:t>
       </w:r>
       <w:r>
         <w:rPr>
           <w:sz w:val="24"/>
         </w:rPr>
-        <w:t>]</w:t>
+        <w:t>&gt;</w:t>
       </w:r>
     </w:p>
     <w:p>
@@ -4840,11 +4863,9 @@
       <w:r>
         <w:t>類別</w:t>
       </w:r>
-      <w:proofErr w:type="gramStart"/>
       <w:r>
         <w:t>一</w:t>
       </w:r>
-      <w:proofErr w:type="gramEnd"/>
       <w:r>
         <w:t>排放</w:t>
       </w:r>
@@ -4940,7 +4961,7 @@
         <w:rPr>
           <w:sz w:val="24"/>
         </w:rPr>
-        <w:t>[</w:t>
+        <w:t>&lt;</w:t>
       </w:r>
       <w:r>
         <w:rPr>
@@ -4952,7 +4973,7 @@
         <w:rPr>
           <w:sz w:val="24"/>
         </w:rPr>
-        <w:t>]</w:t>
+        <w:t>&gt;</w:t>
       </w:r>
     </w:p>
     <w:p>
@@ -5007,13 +5028,13 @@
         <w:t>、</w:t>
       </w:r>
       <w:r>
-        <w:t>[</w:t>
+        <w:t>&lt;</w:t>
       </w:r>
       <w:r>
         <w:t>公司中文名稱</w:t>
       </w:r>
       <w:r>
-        <w:t>]</w:t>
+        <w:t>&gt;</w:t>
       </w:r>
       <w:r>
         <w:t>直接溫室氣體排放源</w:t>
@@ -5035,37 +5056,28 @@
           <w:bCs/>
           <w:szCs w:val="24"/>
         </w:rPr>
-        <w:t>[</w:t>
+        <w:t>&lt;</w:t>
       </w:r>
       <w:r>
         <w:rPr>
           <w:bCs/>
           <w:szCs w:val="24"/>
         </w:rPr>
-        <w:t>類別</w:t>
-      </w:r>
-      <w:proofErr w:type="gramStart"/>
+        <w:t>類別一</w:t>
+      </w:r>
       <w:r>
         <w:rPr>
           <w:bCs/>
           <w:szCs w:val="24"/>
         </w:rPr>
-        <w:t>一</w:t>
-      </w:r>
-      <w:proofErr w:type="gramEnd"/>
+        <w:t>Table</w:t>
+      </w:r>
       <w:r>
         <w:rPr>
           <w:bCs/>
           <w:szCs w:val="24"/>
         </w:rPr>
-        <w:t>Table</w:t>
-      </w:r>
-      <w:r>
-        <w:rPr>
-          <w:bCs/>
-          <w:szCs w:val="24"/>
-        </w:rPr>
-        <w:t>]</w:t>
+        <w:t>&gt;</w:t>
       </w:r>
     </w:p>
     <w:p>
@@ -5193,7 +5205,7 @@
         <w:rPr>
           <w:sz w:val="24"/>
         </w:rPr>
-        <w:t>[</w:t>
+        <w:t>&lt;</w:t>
       </w:r>
       <w:r>
         <w:rPr>
@@ -5205,7 +5217,7 @@
         <w:rPr>
           <w:sz w:val="24"/>
         </w:rPr>
-        <w:t>]</w:t>
+        <w:t>&gt;</w:t>
       </w:r>
     </w:p>
     <w:p>
@@ -5268,7 +5280,7 @@
         <w:rPr>
           <w:bCs/>
         </w:rPr>
-        <w:t>[</w:t>
+        <w:t>&lt;</w:t>
       </w:r>
       <w:r>
         <w:rPr>
@@ -5280,7 +5292,7 @@
         <w:rPr>
           <w:bCs/>
         </w:rPr>
-        <w:t>]</w:t>
+        <w:t>&gt;</w:t>
       </w:r>
       <w:r>
         <w:rPr>
@@ -5305,7 +5317,7 @@
           <w:bCs/>
           <w:szCs w:val="24"/>
         </w:rPr>
-        <w:t>[</w:t>
+        <w:t>&lt;</w:t>
       </w:r>
       <w:r>
         <w:rPr>
@@ -5326,7 +5338,7 @@
           <w:bCs/>
           <w:szCs w:val="24"/>
         </w:rPr>
-        <w:t>]</w:t>
+        <w:t>&gt;</w:t>
       </w:r>
     </w:p>
     <w:p>
@@ -5376,7 +5388,7 @@
         <w:rPr>
           <w:szCs w:val="24"/>
         </w:rPr>
-        <w:t>[</w:t>
+        <w:t>&lt;</w:t>
       </w:r>
       <w:r>
         <w:rPr>
@@ -5388,7 +5400,7 @@
         <w:rPr>
           <w:szCs w:val="24"/>
         </w:rPr>
-        <w:t>]</w:t>
+        <w:t>&gt;</w:t>
       </w:r>
       <w:r>
         <w:rPr>
@@ -5401,7 +5413,7 @@
           <w:szCs w:val="24"/>
           <w:u w:val="single"/>
         </w:rPr>
-        <w:t>[</w:t>
+        <w:t>&lt;</w:t>
       </w:r>
       <w:r>
         <w:rPr>
@@ -5415,7 +5427,7 @@
           <w:szCs w:val="24"/>
           <w:u w:val="single"/>
         </w:rPr>
-        <w:t>]</w:t>
+        <w:t>&gt;</w:t>
       </w:r>
       <w:r>
         <w:rPr>
@@ -5465,16 +5477,16 @@
         <w:tblLook w:val="04A0" w:firstRow="1" w:lastRow="0" w:firstColumn="1" w:lastColumn="0" w:noHBand="0" w:noVBand="1"/>
       </w:tblPr>
       <w:tblGrid>
-        <w:gridCol w:w="1000"/>
-        <w:gridCol w:w="998"/>
-        <w:gridCol w:w="712"/>
-        <w:gridCol w:w="940"/>
-        <w:gridCol w:w="1336"/>
-        <w:gridCol w:w="625"/>
-        <w:gridCol w:w="815"/>
-        <w:gridCol w:w="665"/>
-        <w:gridCol w:w="1207"/>
-        <w:gridCol w:w="1344"/>
+        <w:gridCol w:w="996"/>
+        <w:gridCol w:w="994"/>
+        <w:gridCol w:w="708"/>
+        <w:gridCol w:w="936"/>
+        <w:gridCol w:w="1331"/>
+        <w:gridCol w:w="666"/>
+        <w:gridCol w:w="810"/>
+        <w:gridCol w:w="660"/>
+        <w:gridCol w:w="1202"/>
+        <w:gridCol w:w="1339"/>
       </w:tblGrid>
       <w:tr>
         <w:trPr>
@@ -5809,7 +5821,6 @@
               </w:rPr>
               <w:t>年總排放當量</w:t>
             </w:r>
-            <w:proofErr w:type="gramStart"/>
             <w:r>
               <w:rPr>
                 <w:sz w:val="18"/>
@@ -5818,7 +5829,6 @@
               </w:rPr>
               <w:t>註</w:t>
             </w:r>
-            <w:proofErr w:type="gramEnd"/>
           </w:p>
         </w:tc>
         <w:tc>
@@ -5954,7 +5964,14 @@
                 <w:sz w:val="18"/>
                 <w:szCs w:val="18"/>
               </w:rPr>
-              <w:t>[CO2</w:t>
+              <w:t>&lt;</w:t>
+            </w:r>
+            <w:r>
+              <w:rPr>
+                <w:sz w:val="18"/>
+                <w:szCs w:val="18"/>
+              </w:rPr>
+              <w:t>CO2</w:t>
             </w:r>
             <w:r>
               <w:rPr>
@@ -5968,7 +5985,7 @@
                 <w:sz w:val="18"/>
                 <w:szCs w:val="18"/>
               </w:rPr>
-              <w:t>]</w:t>
+              <w:t>&gt;</w:t>
             </w:r>
           </w:p>
         </w:tc>
@@ -5994,7 +6011,14 @@
                 <w:sz w:val="18"/>
                 <w:szCs w:val="18"/>
               </w:rPr>
-              <w:t>[CH4</w:t>
+              <w:t>&lt;</w:t>
+            </w:r>
+            <w:r>
+              <w:rPr>
+                <w:sz w:val="18"/>
+                <w:szCs w:val="18"/>
+              </w:rPr>
+              <w:t>CH4</w:t>
             </w:r>
             <w:r>
               <w:rPr>
@@ -6008,7 +6032,7 @@
                 <w:sz w:val="18"/>
                 <w:szCs w:val="18"/>
               </w:rPr>
-              <w:t>]</w:t>
+              <w:t>&gt;</w:t>
             </w:r>
           </w:p>
         </w:tc>
@@ -6034,7 +6058,14 @@
                 <w:sz w:val="18"/>
                 <w:szCs w:val="18"/>
               </w:rPr>
-              <w:t>[N2O</w:t>
+              <w:t>&lt;</w:t>
+            </w:r>
+            <w:r>
+              <w:rPr>
+                <w:sz w:val="18"/>
+                <w:szCs w:val="18"/>
+              </w:rPr>
+              <w:t>N2O</w:t>
             </w:r>
             <w:r>
               <w:rPr>
@@ -6048,7 +6079,7 @@
                 <w:sz w:val="18"/>
                 <w:szCs w:val="18"/>
               </w:rPr>
-              <w:t>]</w:t>
+              <w:t>&gt;</w:t>
             </w:r>
           </w:p>
         </w:tc>
@@ -6074,7 +6105,14 @@
                 <w:sz w:val="18"/>
                 <w:szCs w:val="18"/>
               </w:rPr>
-              <w:t>[HFCS</w:t>
+              <w:t>&lt;</w:t>
+            </w:r>
+            <w:r>
+              <w:rPr>
+                <w:sz w:val="18"/>
+                <w:szCs w:val="18"/>
+              </w:rPr>
+              <w:t>HFCS</w:t>
             </w:r>
             <w:r>
               <w:rPr>
@@ -6088,7 +6126,7 @@
                 <w:sz w:val="18"/>
                 <w:szCs w:val="18"/>
               </w:rPr>
-              <w:t>]</w:t>
+              <w:t>&gt;</w:t>
             </w:r>
           </w:p>
         </w:tc>
@@ -6114,7 +6152,14 @@
                 <w:sz w:val="18"/>
                 <w:szCs w:val="18"/>
               </w:rPr>
-              <w:t>[PFCS</w:t>
+              <w:t>&lt;</w:t>
+            </w:r>
+            <w:r>
+              <w:rPr>
+                <w:sz w:val="18"/>
+                <w:szCs w:val="18"/>
+              </w:rPr>
+              <w:t>PFCS</w:t>
             </w:r>
             <w:r>
               <w:rPr>
@@ -6128,7 +6173,7 @@
                 <w:sz w:val="18"/>
                 <w:szCs w:val="18"/>
               </w:rPr>
-              <w:t>]</w:t>
+              <w:t>&gt;</w:t>
             </w:r>
           </w:p>
         </w:tc>
@@ -6154,7 +6199,14 @@
                 <w:sz w:val="18"/>
                 <w:szCs w:val="18"/>
               </w:rPr>
-              <w:t>[SF6</w:t>
+              <w:t>&lt;</w:t>
+            </w:r>
+            <w:r>
+              <w:rPr>
+                <w:sz w:val="18"/>
+                <w:szCs w:val="18"/>
+              </w:rPr>
+              <w:t>SF6</w:t>
             </w:r>
             <w:r>
               <w:rPr>
@@ -6168,7 +6220,7 @@
                 <w:sz w:val="18"/>
                 <w:szCs w:val="18"/>
               </w:rPr>
-              <w:t>]</w:t>
+              <w:t>&gt;</w:t>
             </w:r>
           </w:p>
         </w:tc>
@@ -6194,7 +6246,14 @@
                 <w:sz w:val="18"/>
                 <w:szCs w:val="18"/>
               </w:rPr>
-              <w:t>[NF3</w:t>
+              <w:t>&lt;</w:t>
+            </w:r>
+            <w:r>
+              <w:rPr>
+                <w:sz w:val="18"/>
+                <w:szCs w:val="18"/>
+              </w:rPr>
+              <w:t>NF3</w:t>
             </w:r>
             <w:r>
               <w:rPr>
@@ -6208,7 +6267,7 @@
                 <w:sz w:val="18"/>
                 <w:szCs w:val="18"/>
               </w:rPr>
-              <w:t>]</w:t>
+              <w:t>&gt;</w:t>
             </w:r>
           </w:p>
         </w:tc>
@@ -6234,7 +6293,7 @@
                 <w:sz w:val="18"/>
                 <w:szCs w:val="18"/>
               </w:rPr>
-              <w:t>[</w:t>
+              <w:t>&lt;</w:t>
             </w:r>
             <w:r>
               <w:rPr>
@@ -6248,7 +6307,7 @@
                 <w:sz w:val="18"/>
                 <w:szCs w:val="18"/>
               </w:rPr>
-              <w:t>]</w:t>
+              <w:t>&gt;</w:t>
             </w:r>
           </w:p>
         </w:tc>
@@ -6302,7 +6361,6 @@
                 <w:szCs w:val="18"/>
               </w:rPr>
             </w:pPr>
-            <w:proofErr w:type="gramStart"/>
             <w:r>
               <w:rPr>
                 <w:sz w:val="18"/>
@@ -6310,7 +6368,6 @@
               </w:rPr>
               <w:t>氣體別占比</w:t>
             </w:r>
-            <w:proofErr w:type="gramEnd"/>
             <w:r>
               <w:rPr>
                 <w:sz w:val="18"/>
@@ -6356,7 +6413,14 @@
                 <w:sz w:val="18"/>
                 <w:szCs w:val="18"/>
               </w:rPr>
-              <w:t>[CO2</w:t>
+              <w:t>&lt;</w:t>
+            </w:r>
+            <w:r>
+              <w:rPr>
+                <w:sz w:val="18"/>
+                <w:szCs w:val="18"/>
+              </w:rPr>
+              <w:t>CO2</w:t>
             </w:r>
             <w:r>
               <w:rPr>
@@ -6370,7 +6434,7 @@
                 <w:sz w:val="18"/>
                 <w:szCs w:val="18"/>
               </w:rPr>
-              <w:t>]</w:t>
+              <w:t>&gt;</w:t>
             </w:r>
           </w:p>
         </w:tc>
@@ -6396,7 +6460,14 @@
                 <w:sz w:val="18"/>
                 <w:szCs w:val="18"/>
               </w:rPr>
-              <w:t>[CH4</w:t>
+              <w:t>&lt;</w:t>
+            </w:r>
+            <w:r>
+              <w:rPr>
+                <w:sz w:val="18"/>
+                <w:szCs w:val="18"/>
+              </w:rPr>
+              <w:t>CH4</w:t>
             </w:r>
             <w:r>
               <w:rPr>
@@ -6410,7 +6481,7 @@
                 <w:sz w:val="18"/>
                 <w:szCs w:val="18"/>
               </w:rPr>
-              <w:t>]</w:t>
+              <w:t>&gt;</w:t>
             </w:r>
           </w:p>
         </w:tc>
@@ -6436,7 +6507,14 @@
                 <w:sz w:val="18"/>
                 <w:szCs w:val="18"/>
               </w:rPr>
-              <w:t>[N2O</w:t>
+              <w:t>&lt;</w:t>
+            </w:r>
+            <w:r>
+              <w:rPr>
+                <w:sz w:val="18"/>
+                <w:szCs w:val="18"/>
+              </w:rPr>
+              <w:t>N2O</w:t>
             </w:r>
             <w:r>
               <w:rPr>
@@ -6450,7 +6528,7 @@
                 <w:sz w:val="18"/>
                 <w:szCs w:val="18"/>
               </w:rPr>
-              <w:t>]</w:t>
+              <w:t>&gt;</w:t>
             </w:r>
           </w:p>
         </w:tc>
@@ -6476,7 +6554,14 @@
                 <w:sz w:val="18"/>
                 <w:szCs w:val="18"/>
               </w:rPr>
-              <w:t>[HFCS</w:t>
+              <w:t>&lt;</w:t>
+            </w:r>
+            <w:r>
+              <w:rPr>
+                <w:sz w:val="18"/>
+                <w:szCs w:val="18"/>
+              </w:rPr>
+              <w:t>HFCS</w:t>
             </w:r>
             <w:r>
               <w:rPr>
@@ -6490,7 +6575,7 @@
                 <w:sz w:val="18"/>
                 <w:szCs w:val="18"/>
               </w:rPr>
-              <w:t>]</w:t>
+              <w:t>&gt;</w:t>
             </w:r>
           </w:p>
         </w:tc>
@@ -6516,7 +6601,14 @@
                 <w:sz w:val="18"/>
                 <w:szCs w:val="18"/>
               </w:rPr>
-              <w:t>[PFCS</w:t>
+              <w:t>&lt;</w:t>
+            </w:r>
+            <w:r>
+              <w:rPr>
+                <w:sz w:val="18"/>
+                <w:szCs w:val="18"/>
+              </w:rPr>
+              <w:t>PFCS</w:t>
             </w:r>
             <w:r>
               <w:rPr>
@@ -6530,7 +6622,7 @@
                 <w:sz w:val="18"/>
                 <w:szCs w:val="18"/>
               </w:rPr>
-              <w:t>]</w:t>
+              <w:t>&gt;</w:t>
             </w:r>
           </w:p>
         </w:tc>
@@ -6556,7 +6648,14 @@
                 <w:sz w:val="18"/>
                 <w:szCs w:val="18"/>
               </w:rPr>
-              <w:t>[SF6</w:t>
+              <w:t>&lt;</w:t>
+            </w:r>
+            <w:r>
+              <w:rPr>
+                <w:sz w:val="18"/>
+                <w:szCs w:val="18"/>
+              </w:rPr>
+              <w:t>SF6</w:t>
             </w:r>
             <w:r>
               <w:rPr>
@@ -6570,7 +6669,7 @@
                 <w:sz w:val="18"/>
                 <w:szCs w:val="18"/>
               </w:rPr>
-              <w:t>]</w:t>
+              <w:t>&gt;</w:t>
             </w:r>
           </w:p>
         </w:tc>
@@ -6596,7 +6695,14 @@
                 <w:sz w:val="18"/>
                 <w:szCs w:val="18"/>
               </w:rPr>
-              <w:t>[NF3</w:t>
+              <w:t>&lt;</w:t>
+            </w:r>
+            <w:r>
+              <w:rPr>
+                <w:sz w:val="18"/>
+                <w:szCs w:val="18"/>
+              </w:rPr>
+              <w:t>NF3</w:t>
             </w:r>
             <w:r>
               <w:rPr>
@@ -6610,7 +6716,7 @@
                 <w:sz w:val="18"/>
                 <w:szCs w:val="18"/>
               </w:rPr>
-              <w:t>]</w:t>
+              <w:t>&gt;</w:t>
             </w:r>
           </w:p>
         </w:tc>
@@ -7137,24 +7243,15 @@
                 <w:sz w:val="18"/>
                 <w:szCs w:val="18"/>
               </w:rPr>
-              <w:t>[</w:t>
-            </w:r>
-            <w:r>
-              <w:rPr>
-                <w:sz w:val="18"/>
-                <w:szCs w:val="18"/>
-              </w:rPr>
-              <w:t>類別</w:t>
-            </w:r>
-            <w:proofErr w:type="gramStart"/>
-            <w:r>
-              <w:rPr>
-                <w:sz w:val="18"/>
-                <w:szCs w:val="18"/>
-              </w:rPr>
-              <w:t>一</w:t>
-            </w:r>
-            <w:proofErr w:type="gramEnd"/>
+              <w:t>&lt;</w:t>
+            </w:r>
+            <w:r>
+              <w:rPr>
+                <w:sz w:val="18"/>
+                <w:szCs w:val="18"/>
+              </w:rPr>
+              <w:t>類別一</w:t>
+            </w:r>
             <w:r>
               <w:rPr>
                 <w:sz w:val="18"/>
@@ -7174,7 +7271,7 @@
                 <w:sz w:val="18"/>
                 <w:szCs w:val="18"/>
               </w:rPr>
-              <w:t>]</w:t>
+              <w:t>&gt;</w:t>
             </w:r>
           </w:p>
         </w:tc>
@@ -7200,24 +7297,15 @@
                 <w:sz w:val="18"/>
                 <w:szCs w:val="18"/>
               </w:rPr>
-              <w:t>[</w:t>
-            </w:r>
-            <w:r>
-              <w:rPr>
-                <w:sz w:val="18"/>
-                <w:szCs w:val="18"/>
-              </w:rPr>
-              <w:t>類別</w:t>
-            </w:r>
-            <w:proofErr w:type="gramStart"/>
-            <w:r>
-              <w:rPr>
-                <w:sz w:val="18"/>
-                <w:szCs w:val="18"/>
-              </w:rPr>
-              <w:t>一</w:t>
-            </w:r>
-            <w:proofErr w:type="gramEnd"/>
+              <w:t>&lt;</w:t>
+            </w:r>
+            <w:r>
+              <w:rPr>
+                <w:sz w:val="18"/>
+                <w:szCs w:val="18"/>
+              </w:rPr>
+              <w:t>類別一</w:t>
+            </w:r>
             <w:r>
               <w:rPr>
                 <w:sz w:val="18"/>
@@ -7237,7 +7325,7 @@
                 <w:sz w:val="18"/>
                 <w:szCs w:val="18"/>
               </w:rPr>
-              <w:t>]</w:t>
+              <w:t>&gt;</w:t>
             </w:r>
           </w:p>
         </w:tc>
@@ -7263,24 +7351,15 @@
                 <w:sz w:val="18"/>
                 <w:szCs w:val="18"/>
               </w:rPr>
-              <w:t>[</w:t>
-            </w:r>
-            <w:r>
-              <w:rPr>
-                <w:sz w:val="18"/>
-                <w:szCs w:val="18"/>
-              </w:rPr>
-              <w:t>類別</w:t>
-            </w:r>
-            <w:proofErr w:type="gramStart"/>
-            <w:r>
-              <w:rPr>
-                <w:sz w:val="18"/>
-                <w:szCs w:val="18"/>
-              </w:rPr>
-              <w:t>一</w:t>
-            </w:r>
-            <w:proofErr w:type="gramEnd"/>
+              <w:t>&lt;</w:t>
+            </w:r>
+            <w:r>
+              <w:rPr>
+                <w:sz w:val="18"/>
+                <w:szCs w:val="18"/>
+              </w:rPr>
+              <w:t>類別一</w:t>
+            </w:r>
             <w:r>
               <w:rPr>
                 <w:sz w:val="18"/>
@@ -7300,7 +7379,7 @@
                 <w:sz w:val="18"/>
                 <w:szCs w:val="18"/>
               </w:rPr>
-              <w:t>]</w:t>
+              <w:t>&gt;</w:t>
             </w:r>
           </w:p>
         </w:tc>
@@ -7326,24 +7405,15 @@
                 <w:sz w:val="18"/>
                 <w:szCs w:val="18"/>
               </w:rPr>
-              <w:t>[</w:t>
-            </w:r>
-            <w:r>
-              <w:rPr>
-                <w:sz w:val="18"/>
-                <w:szCs w:val="18"/>
-              </w:rPr>
-              <w:t>類別</w:t>
-            </w:r>
-            <w:proofErr w:type="gramStart"/>
-            <w:r>
-              <w:rPr>
-                <w:sz w:val="18"/>
-                <w:szCs w:val="18"/>
-              </w:rPr>
-              <w:t>一</w:t>
-            </w:r>
-            <w:proofErr w:type="gramEnd"/>
+              <w:t>&lt;</w:t>
+            </w:r>
+            <w:r>
+              <w:rPr>
+                <w:sz w:val="18"/>
+                <w:szCs w:val="18"/>
+              </w:rPr>
+              <w:t>類別一</w:t>
+            </w:r>
             <w:r>
               <w:rPr>
                 <w:sz w:val="18"/>
@@ -7363,7 +7433,7 @@
                 <w:sz w:val="18"/>
                 <w:szCs w:val="18"/>
               </w:rPr>
-              <w:t>]</w:t>
+              <w:t>&gt;</w:t>
             </w:r>
           </w:p>
         </w:tc>
@@ -7389,24 +7459,15 @@
                 <w:sz w:val="18"/>
                 <w:szCs w:val="18"/>
               </w:rPr>
-              <w:t>[</w:t>
-            </w:r>
-            <w:r>
-              <w:rPr>
-                <w:sz w:val="18"/>
-                <w:szCs w:val="18"/>
-              </w:rPr>
-              <w:t>類別</w:t>
-            </w:r>
-            <w:proofErr w:type="gramStart"/>
-            <w:r>
-              <w:rPr>
-                <w:sz w:val="18"/>
-                <w:szCs w:val="18"/>
-              </w:rPr>
-              <w:t>一</w:t>
-            </w:r>
-            <w:proofErr w:type="gramEnd"/>
+              <w:t>&lt;</w:t>
+            </w:r>
+            <w:r>
+              <w:rPr>
+                <w:sz w:val="18"/>
+                <w:szCs w:val="18"/>
+              </w:rPr>
+              <w:t>類別一</w:t>
+            </w:r>
             <w:r>
               <w:rPr>
                 <w:sz w:val="18"/>
@@ -7426,7 +7487,7 @@
                 <w:sz w:val="18"/>
                 <w:szCs w:val="18"/>
               </w:rPr>
-              <w:t>]</w:t>
+              <w:t>&gt;</w:t>
             </w:r>
           </w:p>
         </w:tc>
@@ -7452,24 +7513,15 @@
                 <w:sz w:val="18"/>
                 <w:szCs w:val="18"/>
               </w:rPr>
-              <w:t>[</w:t>
-            </w:r>
-            <w:r>
-              <w:rPr>
-                <w:sz w:val="18"/>
-                <w:szCs w:val="18"/>
-              </w:rPr>
-              <w:t>類別</w:t>
-            </w:r>
-            <w:proofErr w:type="gramStart"/>
-            <w:r>
-              <w:rPr>
-                <w:sz w:val="18"/>
-                <w:szCs w:val="18"/>
-              </w:rPr>
-              <w:t>一</w:t>
-            </w:r>
-            <w:proofErr w:type="gramEnd"/>
+              <w:t>&lt;</w:t>
+            </w:r>
+            <w:r>
+              <w:rPr>
+                <w:sz w:val="18"/>
+                <w:szCs w:val="18"/>
+              </w:rPr>
+              <w:t>類別一</w:t>
+            </w:r>
             <w:r>
               <w:rPr>
                 <w:sz w:val="18"/>
@@ -7489,7 +7541,7 @@
                 <w:sz w:val="18"/>
                 <w:szCs w:val="18"/>
               </w:rPr>
-              <w:t>]</w:t>
+              <w:t>&gt;</w:t>
             </w:r>
           </w:p>
         </w:tc>
@@ -7515,24 +7567,15 @@
                 <w:sz w:val="18"/>
                 <w:szCs w:val="18"/>
               </w:rPr>
-              <w:t>[</w:t>
-            </w:r>
-            <w:r>
-              <w:rPr>
-                <w:sz w:val="18"/>
-                <w:szCs w:val="18"/>
-              </w:rPr>
-              <w:t>類別</w:t>
-            </w:r>
-            <w:proofErr w:type="gramStart"/>
-            <w:r>
-              <w:rPr>
-                <w:sz w:val="18"/>
-                <w:szCs w:val="18"/>
-              </w:rPr>
-              <w:t>一</w:t>
-            </w:r>
-            <w:proofErr w:type="gramEnd"/>
+              <w:t>&lt;</w:t>
+            </w:r>
+            <w:r>
+              <w:rPr>
+                <w:sz w:val="18"/>
+                <w:szCs w:val="18"/>
+              </w:rPr>
+              <w:t>類別一</w:t>
+            </w:r>
             <w:r>
               <w:rPr>
                 <w:sz w:val="18"/>
@@ -7552,7 +7595,7 @@
                 <w:sz w:val="18"/>
                 <w:szCs w:val="18"/>
               </w:rPr>
-              <w:t>]</w:t>
+              <w:t>&gt;</w:t>
             </w:r>
           </w:p>
         </w:tc>
@@ -7578,7 +7621,7 @@
                 <w:sz w:val="18"/>
                 <w:szCs w:val="18"/>
               </w:rPr>
-              <w:t>[</w:t>
+              <w:t>&lt;</w:t>
             </w:r>
             <w:r>
               <w:rPr>
@@ -7592,7 +7635,7 @@
                 <w:sz w:val="18"/>
                 <w:szCs w:val="18"/>
               </w:rPr>
-              <w:t>]</w:t>
+              <w:t>&gt;</w:t>
             </w:r>
           </w:p>
         </w:tc>
@@ -7620,7 +7663,6 @@
                 <w:szCs w:val="18"/>
               </w:rPr>
             </w:pPr>
-            <w:proofErr w:type="gramStart"/>
             <w:r>
               <w:rPr>
                 <w:sz w:val="18"/>
@@ -7628,7 +7670,6 @@
               </w:rPr>
               <w:t>氣體別占比</w:t>
             </w:r>
-            <w:proofErr w:type="gramEnd"/>
             <w:r>
               <w:rPr>
                 <w:sz w:val="18"/>
@@ -7675,24 +7716,15 @@
                 <w:sz w:val="18"/>
                 <w:szCs w:val="18"/>
               </w:rPr>
-              <w:t>[</w:t>
-            </w:r>
-            <w:r>
-              <w:rPr>
-                <w:sz w:val="18"/>
-                <w:szCs w:val="18"/>
-              </w:rPr>
-              <w:t>類別</w:t>
-            </w:r>
-            <w:proofErr w:type="gramStart"/>
-            <w:r>
-              <w:rPr>
-                <w:sz w:val="18"/>
-                <w:szCs w:val="18"/>
-              </w:rPr>
-              <w:t>一</w:t>
-            </w:r>
-            <w:proofErr w:type="gramEnd"/>
+              <w:t>&lt;</w:t>
+            </w:r>
+            <w:r>
+              <w:rPr>
+                <w:sz w:val="18"/>
+                <w:szCs w:val="18"/>
+              </w:rPr>
+              <w:t>類別一</w:t>
+            </w:r>
             <w:r>
               <w:rPr>
                 <w:sz w:val="18"/>
@@ -7712,7 +7744,7 @@
                 <w:sz w:val="18"/>
                 <w:szCs w:val="18"/>
               </w:rPr>
-              <w:t>]</w:t>
+              <w:t>&gt;</w:t>
             </w:r>
           </w:p>
         </w:tc>
@@ -7738,24 +7770,15 @@
                 <w:sz w:val="18"/>
                 <w:szCs w:val="18"/>
               </w:rPr>
-              <w:t>[</w:t>
-            </w:r>
-            <w:r>
-              <w:rPr>
-                <w:sz w:val="18"/>
-                <w:szCs w:val="18"/>
-              </w:rPr>
-              <w:t>類別</w:t>
-            </w:r>
-            <w:proofErr w:type="gramStart"/>
-            <w:r>
-              <w:rPr>
-                <w:sz w:val="18"/>
-                <w:szCs w:val="18"/>
-              </w:rPr>
-              <w:t>一</w:t>
-            </w:r>
-            <w:proofErr w:type="gramEnd"/>
+              <w:t>&lt;</w:t>
+            </w:r>
+            <w:r>
+              <w:rPr>
+                <w:sz w:val="18"/>
+                <w:szCs w:val="18"/>
+              </w:rPr>
+              <w:t>類別一</w:t>
+            </w:r>
             <w:r>
               <w:rPr>
                 <w:sz w:val="18"/>
@@ -7775,7 +7798,7 @@
                 <w:sz w:val="18"/>
                 <w:szCs w:val="18"/>
               </w:rPr>
-              <w:t>]</w:t>
+              <w:t>&gt;</w:t>
             </w:r>
           </w:p>
         </w:tc>
@@ -7801,24 +7824,15 @@
                 <w:sz w:val="18"/>
                 <w:szCs w:val="18"/>
               </w:rPr>
-              <w:t>[</w:t>
-            </w:r>
-            <w:r>
-              <w:rPr>
-                <w:sz w:val="18"/>
-                <w:szCs w:val="18"/>
-              </w:rPr>
-              <w:t>類別</w:t>
-            </w:r>
-            <w:proofErr w:type="gramStart"/>
-            <w:r>
-              <w:rPr>
-                <w:sz w:val="18"/>
-                <w:szCs w:val="18"/>
-              </w:rPr>
-              <w:t>一</w:t>
-            </w:r>
-            <w:proofErr w:type="gramEnd"/>
+              <w:t>&lt;</w:t>
+            </w:r>
+            <w:r>
+              <w:rPr>
+                <w:sz w:val="18"/>
+                <w:szCs w:val="18"/>
+              </w:rPr>
+              <w:t>類別一</w:t>
+            </w:r>
             <w:r>
               <w:rPr>
                 <w:sz w:val="18"/>
@@ -7838,7 +7852,7 @@
                 <w:sz w:val="18"/>
                 <w:szCs w:val="18"/>
               </w:rPr>
-              <w:t>]</w:t>
+              <w:t>&gt;</w:t>
             </w:r>
           </w:p>
         </w:tc>
@@ -7864,24 +7878,15 @@
                 <w:sz w:val="18"/>
                 <w:szCs w:val="18"/>
               </w:rPr>
-              <w:t>[</w:t>
-            </w:r>
-            <w:r>
-              <w:rPr>
-                <w:sz w:val="18"/>
-                <w:szCs w:val="18"/>
-              </w:rPr>
-              <w:t>類別</w:t>
-            </w:r>
-            <w:proofErr w:type="gramStart"/>
-            <w:r>
-              <w:rPr>
-                <w:sz w:val="18"/>
-                <w:szCs w:val="18"/>
-              </w:rPr>
-              <w:t>一</w:t>
-            </w:r>
-            <w:proofErr w:type="gramEnd"/>
+              <w:t>&lt;</w:t>
+            </w:r>
+            <w:r>
+              <w:rPr>
+                <w:sz w:val="18"/>
+                <w:szCs w:val="18"/>
+              </w:rPr>
+              <w:t>類別一</w:t>
+            </w:r>
             <w:r>
               <w:rPr>
                 <w:sz w:val="18"/>
@@ -7901,7 +7906,7 @@
                 <w:sz w:val="18"/>
                 <w:szCs w:val="18"/>
               </w:rPr>
-              <w:t>]</w:t>
+              <w:t>&gt;</w:t>
             </w:r>
           </w:p>
         </w:tc>
@@ -7927,24 +7932,15 @@
                 <w:sz w:val="18"/>
                 <w:szCs w:val="18"/>
               </w:rPr>
-              <w:t>[</w:t>
-            </w:r>
-            <w:r>
-              <w:rPr>
-                <w:sz w:val="18"/>
-                <w:szCs w:val="18"/>
-              </w:rPr>
-              <w:t>類別</w:t>
-            </w:r>
-            <w:proofErr w:type="gramStart"/>
-            <w:r>
-              <w:rPr>
-                <w:sz w:val="18"/>
-                <w:szCs w:val="18"/>
-              </w:rPr>
-              <w:t>一</w:t>
-            </w:r>
-            <w:proofErr w:type="gramEnd"/>
+              <w:t>&lt;</w:t>
+            </w:r>
+            <w:r>
+              <w:rPr>
+                <w:sz w:val="18"/>
+                <w:szCs w:val="18"/>
+              </w:rPr>
+              <w:t>類別一</w:t>
+            </w:r>
             <w:r>
               <w:rPr>
                 <w:sz w:val="18"/>
@@ -7964,7 +7960,7 @@
                 <w:sz w:val="18"/>
                 <w:szCs w:val="18"/>
               </w:rPr>
-              <w:t>]</w:t>
+              <w:t>&gt;</w:t>
             </w:r>
           </w:p>
         </w:tc>
@@ -7990,24 +7986,15 @@
                 <w:sz w:val="18"/>
                 <w:szCs w:val="18"/>
               </w:rPr>
-              <w:t>[</w:t>
-            </w:r>
-            <w:r>
-              <w:rPr>
-                <w:sz w:val="18"/>
-                <w:szCs w:val="18"/>
-              </w:rPr>
-              <w:t>類別</w:t>
-            </w:r>
-            <w:proofErr w:type="gramStart"/>
-            <w:r>
-              <w:rPr>
-                <w:sz w:val="18"/>
-                <w:szCs w:val="18"/>
-              </w:rPr>
-              <w:t>一</w:t>
-            </w:r>
-            <w:proofErr w:type="gramEnd"/>
+              <w:t>&lt;</w:t>
+            </w:r>
+            <w:r>
+              <w:rPr>
+                <w:sz w:val="18"/>
+                <w:szCs w:val="18"/>
+              </w:rPr>
+              <w:t>類別一</w:t>
+            </w:r>
             <w:r>
               <w:rPr>
                 <w:sz w:val="18"/>
@@ -8027,7 +8014,7 @@
                 <w:sz w:val="18"/>
                 <w:szCs w:val="18"/>
               </w:rPr>
-              <w:t>]</w:t>
+              <w:t>&gt;</w:t>
             </w:r>
           </w:p>
         </w:tc>
@@ -8053,24 +8040,15 @@
                 <w:sz w:val="18"/>
                 <w:szCs w:val="18"/>
               </w:rPr>
-              <w:t>[</w:t>
-            </w:r>
-            <w:r>
-              <w:rPr>
-                <w:sz w:val="18"/>
-                <w:szCs w:val="18"/>
-              </w:rPr>
-              <w:t>類別</w:t>
-            </w:r>
-            <w:proofErr w:type="gramStart"/>
-            <w:r>
-              <w:rPr>
-                <w:sz w:val="18"/>
-                <w:szCs w:val="18"/>
-              </w:rPr>
-              <w:t>一</w:t>
-            </w:r>
-            <w:proofErr w:type="gramEnd"/>
+              <w:t>&lt;</w:t>
+            </w:r>
+            <w:r>
+              <w:rPr>
+                <w:sz w:val="18"/>
+                <w:szCs w:val="18"/>
+              </w:rPr>
+              <w:t>類別一</w:t>
+            </w:r>
             <w:r>
               <w:rPr>
                 <w:sz w:val="18"/>
@@ -8090,7 +8068,7 @@
                 <w:sz w:val="18"/>
                 <w:szCs w:val="18"/>
               </w:rPr>
-              <w:t>]</w:t>
+              <w:t>&gt;</w:t>
             </w:r>
           </w:p>
         </w:tc>
@@ -8191,29 +8169,7 @@
                 <w:sz w:val="18"/>
                 <w:szCs w:val="18"/>
               </w:rPr>
-              <w:t>全廠溫室氣體範疇別及類別</w:t>
-            </w:r>
-            <w:proofErr w:type="gramStart"/>
-            <w:r>
-              <w:rPr>
-                <w:b/>
-                <w:bCs/>
-                <w:color w:val="FFFFFF" w:themeColor="background1"/>
-                <w:sz w:val="18"/>
-                <w:szCs w:val="18"/>
-              </w:rPr>
-              <w:t>一</w:t>
-            </w:r>
-            <w:proofErr w:type="gramEnd"/>
-            <w:r>
-              <w:rPr>
-                <w:b/>
-                <w:bCs/>
-                <w:color w:val="FFFFFF" w:themeColor="background1"/>
-                <w:sz w:val="18"/>
-                <w:szCs w:val="18"/>
-              </w:rPr>
-              <w:t>與二排放型式排放量統計表</w:t>
+              <w:t>全廠溫室氣體範疇別及類別一與二排放型式排放量統計表</w:t>
             </w:r>
           </w:p>
         </w:tc>
@@ -8278,7 +8234,6 @@
               </w:rPr>
               <w:t>類別</w:t>
             </w:r>
-            <w:proofErr w:type="gramStart"/>
             <w:r>
               <w:rPr>
                 <w:sz w:val="18"/>
@@ -8286,7 +8241,6 @@
               </w:rPr>
               <w:t>一</w:t>
             </w:r>
-            <w:proofErr w:type="gramEnd"/>
           </w:p>
         </w:tc>
         <w:tc>
@@ -8636,7 +8590,7 @@
                 <w:sz w:val="18"/>
                 <w:szCs w:val="18"/>
               </w:rPr>
-              <w:t>[</w:t>
+              <w:t>&lt;</w:t>
             </w:r>
             <w:r>
               <w:rPr>
@@ -8650,7 +8604,7 @@
                 <w:sz w:val="18"/>
                 <w:szCs w:val="18"/>
               </w:rPr>
-              <w:t>]</w:t>
+              <w:t>&gt;</w:t>
             </w:r>
           </w:p>
         </w:tc>
@@ -8674,7 +8628,7 @@
                 <w:sz w:val="18"/>
                 <w:szCs w:val="18"/>
               </w:rPr>
-              <w:t>[</w:t>
+              <w:t>&lt;</w:t>
             </w:r>
             <w:r>
               <w:rPr>
@@ -8688,7 +8642,7 @@
                 <w:sz w:val="18"/>
                 <w:szCs w:val="18"/>
               </w:rPr>
-              <w:t>]</w:t>
+              <w:t>&gt;</w:t>
             </w:r>
           </w:p>
         </w:tc>
@@ -8715,7 +8669,7 @@
                 <w:sz w:val="18"/>
                 <w:szCs w:val="18"/>
               </w:rPr>
-              <w:t>[</w:t>
+              <w:t>&lt;</w:t>
             </w:r>
             <w:r>
               <w:rPr>
@@ -8729,7 +8683,7 @@
                 <w:sz w:val="18"/>
                 <w:szCs w:val="18"/>
               </w:rPr>
-              <w:t>]</w:t>
+              <w:t>&gt;</w:t>
             </w:r>
           </w:p>
         </w:tc>
@@ -8782,7 +8736,7 @@
                 <w:sz w:val="18"/>
                 <w:szCs w:val="18"/>
               </w:rPr>
-              <w:t>[</w:t>
+              <w:t>&lt;</w:t>
             </w:r>
             <w:r>
               <w:rPr>
@@ -8796,7 +8750,7 @@
                 <w:sz w:val="18"/>
                 <w:szCs w:val="18"/>
               </w:rPr>
-              <w:t>]</w:t>
+              <w:t>&gt;</w:t>
             </w:r>
           </w:p>
         </w:tc>
@@ -8822,7 +8776,7 @@
                 <w:sz w:val="18"/>
                 <w:szCs w:val="18"/>
               </w:rPr>
-              <w:t>[</w:t>
+              <w:t>&lt;</w:t>
             </w:r>
             <w:r>
               <w:rPr>
@@ -8836,7 +8790,7 @@
                 <w:sz w:val="18"/>
                 <w:szCs w:val="18"/>
               </w:rPr>
-              <w:t>]</w:t>
+              <w:t>&gt;</w:t>
             </w:r>
           </w:p>
         </w:tc>
@@ -8862,7 +8816,7 @@
                 <w:sz w:val="18"/>
                 <w:szCs w:val="18"/>
               </w:rPr>
-              <w:t>[</w:t>
+              <w:t>&lt;</w:t>
             </w:r>
             <w:r>
               <w:rPr>
@@ -8876,7 +8830,7 @@
                 <w:sz w:val="18"/>
                 <w:szCs w:val="18"/>
               </w:rPr>
-              <w:t>]</w:t>
+              <w:t>&gt;</w:t>
             </w:r>
           </w:p>
         </w:tc>
@@ -8902,7 +8856,7 @@
                 <w:sz w:val="18"/>
                 <w:szCs w:val="18"/>
               </w:rPr>
-              <w:t>[</w:t>
+              <w:t>&lt;</w:t>
             </w:r>
             <w:r>
               <w:rPr>
@@ -8916,7 +8870,7 @@
                 <w:sz w:val="18"/>
                 <w:szCs w:val="18"/>
               </w:rPr>
-              <w:t>]</w:t>
+              <w:t>&gt;</w:t>
             </w:r>
           </w:p>
         </w:tc>
@@ -8982,7 +8936,6 @@
                 <w:szCs w:val="18"/>
               </w:rPr>
             </w:pPr>
-            <w:proofErr w:type="gramStart"/>
             <w:r>
               <w:rPr>
                 <w:sz w:val="18"/>
@@ -8990,7 +8943,6 @@
               </w:rPr>
               <w:t>氣體別占比</w:t>
             </w:r>
-            <w:proofErr w:type="gramEnd"/>
             <w:r>
               <w:rPr>
                 <w:sz w:val="18"/>
@@ -9038,37 +8990,21 @@
                 <w:sz w:val="18"/>
                 <w:szCs w:val="18"/>
               </w:rPr>
-              <w:t>[</w:t>
-            </w:r>
-            <w:r>
-              <w:rPr>
-                <w:sz w:val="18"/>
-                <w:szCs w:val="18"/>
-              </w:rPr>
-              <w:t>類別</w:t>
-            </w:r>
-            <w:proofErr w:type="gramStart"/>
-            <w:r>
-              <w:rPr>
-                <w:sz w:val="18"/>
-                <w:szCs w:val="18"/>
-              </w:rPr>
-              <w:t>一</w:t>
-            </w:r>
-            <w:proofErr w:type="gramEnd"/>
-            <w:r>
-              <w:rPr>
-                <w:sz w:val="18"/>
-                <w:szCs w:val="18"/>
-              </w:rPr>
-              <w:t>占比</w:t>
-            </w:r>
-            <w:r>
-              <w:rPr>
-                <w:sz w:val="18"/>
-                <w:szCs w:val="18"/>
-              </w:rPr>
-              <w:t>]</w:t>
+              <w:t>&lt;</w:t>
+            </w:r>
+            <w:r>
+              <w:rPr>
+                <w:sz w:val="18"/>
+                <w:szCs w:val="18"/>
+              </w:rPr>
+              <w:t>類別一占比</w:t>
+            </w:r>
+            <w:r>
+              <w:rPr>
+                <w:sz w:val="18"/>
+                <w:szCs w:val="18"/>
+              </w:rPr>
+              <w:t>&gt;</w:t>
             </w:r>
           </w:p>
         </w:tc>
@@ -9092,7 +9028,7 @@
                 <w:sz w:val="18"/>
                 <w:szCs w:val="18"/>
               </w:rPr>
-              <w:t>[</w:t>
+              <w:t>&lt;</w:t>
             </w:r>
             <w:r>
               <w:rPr>
@@ -9106,7 +9042,7 @@
                 <w:sz w:val="18"/>
                 <w:szCs w:val="18"/>
               </w:rPr>
-              <w:t>]</w:t>
+              <w:t>&gt;</w:t>
             </w:r>
           </w:p>
         </w:tc>
@@ -9183,7 +9119,7 @@
                 <w:sz w:val="18"/>
                 <w:szCs w:val="18"/>
               </w:rPr>
-              <w:t>[</w:t>
+              <w:t>&lt;</w:t>
             </w:r>
             <w:r>
               <w:rPr>
@@ -9197,7 +9133,7 @@
                 <w:sz w:val="18"/>
                 <w:szCs w:val="18"/>
               </w:rPr>
-              <w:t>]</w:t>
+              <w:t>&gt;</w:t>
             </w:r>
           </w:p>
         </w:tc>
@@ -9223,7 +9159,7 @@
                 <w:sz w:val="18"/>
                 <w:szCs w:val="18"/>
               </w:rPr>
-              <w:t>[</w:t>
+              <w:t>&lt;</w:t>
             </w:r>
             <w:r>
               <w:rPr>
@@ -9237,7 +9173,7 @@
                 <w:sz w:val="18"/>
                 <w:szCs w:val="18"/>
               </w:rPr>
-              <w:t>]</w:t>
+              <w:t>&gt;</w:t>
             </w:r>
           </w:p>
         </w:tc>
@@ -9263,7 +9199,7 @@
                 <w:sz w:val="18"/>
                 <w:szCs w:val="18"/>
               </w:rPr>
-              <w:t>[</w:t>
+              <w:t>&lt;</w:t>
             </w:r>
             <w:r>
               <w:rPr>
@@ -9277,7 +9213,7 @@
                 <w:sz w:val="18"/>
                 <w:szCs w:val="18"/>
               </w:rPr>
-              <w:t>]</w:t>
+              <w:t>&gt;</w:t>
             </w:r>
           </w:p>
         </w:tc>
@@ -9303,7 +9239,7 @@
                 <w:sz w:val="18"/>
                 <w:szCs w:val="18"/>
               </w:rPr>
-              <w:t>[</w:t>
+              <w:t>&lt;</w:t>
             </w:r>
             <w:r>
               <w:rPr>
@@ -9317,7 +9253,7 @@
                 <w:sz w:val="18"/>
                 <w:szCs w:val="18"/>
               </w:rPr>
-              <w:t>]</w:t>
+              <w:t>&gt;</w:t>
             </w:r>
           </w:p>
         </w:tc>
@@ -9677,16 +9613,8 @@
         <w:rPr>
           <w:szCs w:val="24"/>
         </w:rPr>
-        <w:t>類別</w:t>
-      </w:r>
-      <w:proofErr w:type="gramStart"/>
-      <w:r>
-        <w:rPr>
-          <w:szCs w:val="24"/>
-        </w:rPr>
-        <w:t>一</w:t>
-      </w:r>
-      <w:proofErr w:type="gramEnd"/>
+        <w:t>類別一</w:t>
+      </w:r>
     </w:p>
     <w:p>
       <w:pPr>
@@ -9786,7 +9714,7 @@
         <w:rPr>
           <w:szCs w:val="24"/>
         </w:rPr>
-        <w:t>[</w:t>
+        <w:t>&lt;</w:t>
       </w:r>
       <w:r>
         <w:rPr>
@@ -9798,7 +9726,13 @@
         <w:rPr>
           <w:szCs w:val="24"/>
         </w:rPr>
-        <w:t>CO2]</w:t>
+        <w:t>CO2</w:t>
+      </w:r>
+      <w:r>
+        <w:rPr>
+          <w:szCs w:val="24"/>
+        </w:rPr>
+        <w:t>&gt;</w:t>
       </w:r>
     </w:p>
     <w:p>
@@ -9875,7 +9809,7 @@
         <w:rPr>
           <w:szCs w:val="24"/>
         </w:rPr>
-        <w:t>[</w:t>
+        <w:t>&lt;</w:t>
       </w:r>
       <w:r>
         <w:rPr>
@@ -9887,7 +9821,13 @@
         <w:rPr>
           <w:szCs w:val="24"/>
         </w:rPr>
-        <w:t>CH4]</w:t>
+        <w:t>CH4</w:t>
+      </w:r>
+      <w:r>
+        <w:rPr>
+          <w:szCs w:val="24"/>
+        </w:rPr>
+        <w:t>&gt;</w:t>
       </w:r>
     </w:p>
     <w:p>
@@ -9966,7 +9906,7 @@
         <w:rPr>
           <w:szCs w:val="24"/>
         </w:rPr>
-        <w:t>[</w:t>
+        <w:t>&lt;</w:t>
       </w:r>
       <w:r>
         <w:rPr>
@@ -9978,7 +9918,13 @@
         <w:rPr>
           <w:szCs w:val="24"/>
         </w:rPr>
-        <w:t>N2O]</w:t>
+        <w:t>N2O</w:t>
+      </w:r>
+      <w:r>
+        <w:rPr>
+          <w:szCs w:val="24"/>
+        </w:rPr>
+        <w:t>&gt;</w:t>
       </w:r>
     </w:p>
     <w:p>
@@ -10077,7 +10023,7 @@
         <w:rPr>
           <w:szCs w:val="24"/>
         </w:rPr>
-        <w:t>[</w:t>
+        <w:t>&lt;</w:t>
       </w:r>
       <w:r>
         <w:rPr>
@@ -10089,7 +10035,13 @@
         <w:rPr>
           <w:szCs w:val="24"/>
         </w:rPr>
-        <w:t>CO2]</w:t>
+        <w:t>CO2</w:t>
+      </w:r>
+      <w:r>
+        <w:rPr>
+          <w:szCs w:val="24"/>
+        </w:rPr>
+        <w:t>&gt;</w:t>
       </w:r>
     </w:p>
     <w:p>
@@ -10167,7 +10119,7 @@
         <w:rPr>
           <w:szCs w:val="24"/>
         </w:rPr>
-        <w:t>[</w:t>
+        <w:t>&lt;</w:t>
       </w:r>
       <w:r>
         <w:rPr>
@@ -10179,7 +10131,13 @@
         <w:rPr>
           <w:szCs w:val="24"/>
         </w:rPr>
-        <w:t>CH4]</w:t>
+        <w:t>CH4</w:t>
+      </w:r>
+      <w:r>
+        <w:rPr>
+          <w:szCs w:val="24"/>
+        </w:rPr>
+        <w:t>&gt;</w:t>
       </w:r>
     </w:p>
     <w:p>
@@ -10256,7 +10214,7 @@
         <w:rPr>
           <w:szCs w:val="24"/>
         </w:rPr>
-        <w:t>[</w:t>
+        <w:t>&lt;</w:t>
       </w:r>
       <w:r>
         <w:rPr>
@@ -10268,7 +10226,13 @@
         <w:rPr>
           <w:szCs w:val="24"/>
         </w:rPr>
-        <w:t>N2O]</w:t>
+        <w:t>N2O</w:t>
+      </w:r>
+      <w:r>
+        <w:rPr>
+          <w:szCs w:val="24"/>
+        </w:rPr>
+        <w:t>&gt;</w:t>
       </w:r>
     </w:p>
     <w:p>
@@ -10368,7 +10332,7 @@
         <w:rPr>
           <w:szCs w:val="24"/>
         </w:rPr>
-        <w:t>[</w:t>
+        <w:t>&lt;</w:t>
       </w:r>
       <w:r>
         <w:rPr>
@@ -10380,7 +10344,13 @@
         <w:rPr>
           <w:szCs w:val="24"/>
         </w:rPr>
-        <w:t>CO2]</w:t>
+        <w:t>CO2</w:t>
+      </w:r>
+      <w:r>
+        <w:rPr>
+          <w:szCs w:val="24"/>
+        </w:rPr>
+        <w:t>&gt;</w:t>
       </w:r>
     </w:p>
     <w:p>
@@ -10458,7 +10428,7 @@
         <w:rPr>
           <w:szCs w:val="24"/>
         </w:rPr>
-        <w:t>[</w:t>
+        <w:t>&lt;</w:t>
       </w:r>
       <w:r>
         <w:rPr>
@@ -10470,7 +10440,13 @@
         <w:rPr>
           <w:szCs w:val="24"/>
         </w:rPr>
-        <w:t>CH4]</w:t>
+        <w:t>CH4</w:t>
+      </w:r>
+      <w:r>
+        <w:rPr>
+          <w:szCs w:val="24"/>
+        </w:rPr>
+        <w:t>&gt;</w:t>
       </w:r>
     </w:p>
     <w:p>
@@ -10971,7 +10947,7 @@
         <w:rPr>
           <w:szCs w:val="24"/>
         </w:rPr>
-        <w:t>[</w:t>
+        <w:t>&lt;</w:t>
       </w:r>
       <w:r>
         <w:rPr>
@@ -10983,7 +10959,13 @@
         <w:rPr>
           <w:szCs w:val="24"/>
         </w:rPr>
-        <w:t>HFCS]</w:t>
+        <w:t>HFCS</w:t>
+      </w:r>
+      <w:r>
+        <w:rPr>
+          <w:szCs w:val="24"/>
+        </w:rPr>
+        <w:t>&gt;</w:t>
       </w:r>
       <w:bookmarkStart w:id="124" w:name="_Hlk127407658"/>
     </w:p>
@@ -11048,21 +11030,7 @@
         <w:rPr>
           <w:szCs w:val="24"/>
         </w:rPr>
-        <w:t>設備之冷</w:t>
-      </w:r>
-      <w:proofErr w:type="gramStart"/>
-      <w:r>
-        <w:rPr>
-          <w:szCs w:val="24"/>
-        </w:rPr>
-        <w:t>媒逸散率</w:t>
-      </w:r>
-      <w:proofErr w:type="gramEnd"/>
-      <w:r>
-        <w:rPr>
-          <w:szCs w:val="24"/>
-        </w:rPr>
-        <w:t>排放因子</w:t>
+        <w:t>設備之冷媒逸散率排放因子</w:t>
       </w:r>
       <w:r>
         <w:rPr>
@@ -11161,15 +11129,7 @@
       </w:r>
       <w:bookmarkEnd w:id="125"/>
       <w:r>
-        <w:t>、設備之冷</w:t>
-      </w:r>
-      <w:proofErr w:type="gramStart"/>
-      <w:r>
-        <w:t>媒逸散率</w:t>
-      </w:r>
-      <w:proofErr w:type="gramEnd"/>
-      <w:r>
-        <w:t>排放因子</w:t>
+        <w:t>、設備之冷媒逸散率排放因子</w:t>
       </w:r>
     </w:p>
     <w:tbl>
@@ -12618,7 +12578,7 @@
         <w:rPr>
           <w:szCs w:val="24"/>
         </w:rPr>
-        <w:t>[</w:t>
+        <w:t>&lt;</w:t>
       </w:r>
       <w:r>
         <w:rPr>
@@ -12630,7 +12590,13 @@
         <w:rPr>
           <w:szCs w:val="24"/>
         </w:rPr>
-        <w:t>CO2]</w:t>
+        <w:t>CO2</w:t>
+      </w:r>
+      <w:r>
+        <w:rPr>
+          <w:szCs w:val="24"/>
+        </w:rPr>
+        <w:t>&gt;</w:t>
       </w:r>
     </w:p>
     <w:p>
@@ -12658,13 +12624,20 @@
           <w:rFonts w:hint="eastAsia"/>
           <w:szCs w:val="24"/>
         </w:rPr>
-        <w:t>[WD40</w:t>
+        <w:t>&lt;</w:t>
       </w:r>
       <w:r>
         <w:rPr>
           <w:rFonts w:hint="eastAsia"/>
           <w:szCs w:val="24"/>
         </w:rPr>
+        <w:t>WD40</w:t>
+      </w:r>
+      <w:r>
+        <w:rPr>
+          <w:rFonts w:hint="eastAsia"/>
+          <w:szCs w:val="24"/>
+        </w:rPr>
         <w:t>排放係數描述</w:t>
       </w:r>
       <w:r>
@@ -12672,7 +12645,7 @@
           <w:rFonts w:hint="eastAsia"/>
           <w:szCs w:val="24"/>
         </w:rPr>
-        <w:t>]</w:t>
+        <w:t>&gt;</w:t>
       </w:r>
       <w:r>
         <w:rPr>
@@ -12819,7 +12792,7 @@
         <w:rPr>
           <w:szCs w:val="24"/>
         </w:rPr>
-        <w:t>[</w:t>
+        <w:t>&lt;</w:t>
       </w:r>
       <w:r>
         <w:rPr>
@@ -12831,7 +12804,13 @@
         <w:rPr>
           <w:szCs w:val="24"/>
         </w:rPr>
-        <w:t>CO2]</w:t>
+        <w:t>CO2</w:t>
+      </w:r>
+      <w:r>
+        <w:rPr>
+          <w:szCs w:val="24"/>
+        </w:rPr>
+        <w:t>&gt;</w:t>
       </w:r>
     </w:p>
     <w:p>
@@ -13015,25 +12994,25 @@
         <w:t>、</w:t>
       </w:r>
       <w:r>
-        <w:t>[</w:t>
+        <w:t>&lt;</w:t>
       </w:r>
       <w:r>
         <w:t>公司中文名稱</w:t>
       </w:r>
       <w:r>
-        <w:t>]</w:t>
+        <w:t>&gt;</w:t>
       </w:r>
       <w:r>
         <w:t>民國</w:t>
       </w:r>
       <w:r>
-        <w:t>[</w:t>
+        <w:t>&lt;</w:t>
       </w:r>
       <w:r>
         <w:t>民國盤查年份</w:t>
       </w:r>
       <w:r>
-        <w:t>]</w:t>
+        <w:t>&gt;</w:t>
       </w:r>
       <w:r>
         <w:t>年</w:t>
@@ -13055,13 +13034,13 @@
         <w:jc w:val="center"/>
       </w:pPr>
       <w:r>
-        <w:t>[</w:t>
+        <w:t>&lt;</w:t>
       </w:r>
       <w:r>
         <w:t>排放源活動數據表</w:t>
       </w:r>
       <w:r>
-        <w:t>]</w:t>
+        <w:t>&gt;</w:t>
       </w:r>
     </w:p>
     <w:p>
@@ -13114,13 +13093,8 @@
       <w:bookmarkStart w:id="142" w:name="_Toc164242929"/>
       <w:bookmarkStart w:id="143" w:name="_Toc166943885"/>
       <w:r>
-        <w:t>全球</w:t>
-      </w:r>
-      <w:proofErr w:type="gramStart"/>
-      <w:r>
-        <w:t>暖化潛勢值</w:t>
-      </w:r>
-      <w:proofErr w:type="gramEnd"/>
+        <w:t>全球暖化潛勢值</w:t>
+      </w:r>
       <w:r>
         <w:t>(GWP)</w:t>
       </w:r>
@@ -13167,16 +13141,8 @@
         <w:rPr>
           <w:sz w:val="24"/>
         </w:rPr>
-        <w:t>之全球</w:t>
-      </w:r>
-      <w:proofErr w:type="gramStart"/>
-      <w:r>
-        <w:rPr>
-          <w:sz w:val="24"/>
-        </w:rPr>
-        <w:t>暖化潛勢值</w:t>
-      </w:r>
-      <w:proofErr w:type="gramEnd"/>
+        <w:t>之全球暖化潛勢值</w:t>
+      </w:r>
       <w:r>
         <w:rPr>
           <w:sz w:val="24"/>
@@ -13672,7 +13638,6 @@
                 <w:szCs w:val="18"/>
               </w:rPr>
             </w:pPr>
-            <w:proofErr w:type="gramStart"/>
             <w:r>
               <w:rPr>
                 <w:b/>
@@ -13681,18 +13646,7 @@
                 <w:sz w:val="18"/>
                 <w:szCs w:val="18"/>
               </w:rPr>
-              <w:t>原燃物料或</w:t>
-            </w:r>
-            <w:proofErr w:type="gramEnd"/>
-            <w:r>
-              <w:rPr>
-                <w:b/>
-                <w:bCs/>
-                <w:color w:val="FFFFFF" w:themeColor="background1"/>
-                <w:sz w:val="18"/>
-                <w:szCs w:val="18"/>
-              </w:rPr>
-              <w:t>產品</w:t>
+              <w:t>原燃物料或產品</w:t>
             </w:r>
           </w:p>
         </w:tc>
@@ -16647,19 +16601,19 @@
         <w:t>、</w:t>
       </w:r>
       <w:r>
-        <w:t>[</w:t>
+        <w:t>&lt;</w:t>
       </w:r>
       <w:r>
         <w:t>公司中文名稱</w:t>
       </w:r>
       <w:r>
-        <w:t>]</w:t>
+        <w:t>&gt;</w:t>
       </w:r>
       <w:r>
         <w:t>民國</w:t>
       </w:r>
       <w:r>
-        <w:t>[</w:t>
+        <w:t>&lt;</w:t>
       </w:r>
       <w:r>
         <w:t>民國盤查年</w:t>
@@ -16668,7 +16622,7 @@
         <w:t>份</w:t>
       </w:r>
       <w:r>
-        <w:t>]</w:t>
+        <w:t>&gt;</w:t>
       </w:r>
       <w:r>
         <w:t>年溫室氣體不確定性量化評估結果</w:t>
@@ -16682,10 +16636,10 @@
         <w:tblLook w:val="0620" w:firstRow="1" w:lastRow="0" w:firstColumn="0" w:lastColumn="0" w:noHBand="1" w:noVBand="1"/>
       </w:tblPr>
       <w:tblGrid>
-        <w:gridCol w:w="3756"/>
-        <w:gridCol w:w="2112"/>
-        <w:gridCol w:w="1887"/>
-        <w:gridCol w:w="1887"/>
+        <w:gridCol w:w="3754"/>
+        <w:gridCol w:w="2106"/>
+        <w:gridCol w:w="1891"/>
+        <w:gridCol w:w="1891"/>
       </w:tblGrid>
       <w:tr>
         <w:trPr>
@@ -16790,7 +16744,7 @@
               <w:rPr>
                 <w:rFonts w:ascii="Times New Roman" w:hAnsi="Times New Roman"/>
               </w:rPr>
-              <w:t>[</w:t>
+              <w:t>&lt;</w:t>
             </w:r>
             <w:r>
               <w:rPr>
@@ -16802,7 +16756,7 @@
               <w:rPr>
                 <w:rFonts w:ascii="Times New Roman" w:hAnsi="Times New Roman"/>
               </w:rPr>
-              <w:t>]</w:t>
+              <w:t>&gt;</w:t>
             </w:r>
           </w:p>
         </w:tc>
@@ -16822,7 +16776,7 @@
               <w:rPr>
                 <w:rFonts w:ascii="Times New Roman" w:hAnsi="Times New Roman"/>
               </w:rPr>
-              <w:t>[</w:t>
+              <w:t>&lt;</w:t>
             </w:r>
             <w:r>
               <w:rPr>
@@ -16834,7 +16788,7 @@
               <w:rPr>
                 <w:rFonts w:ascii="Times New Roman" w:hAnsi="Times New Roman"/>
               </w:rPr>
-              <w:t>]</w:t>
+              <w:t>&gt;</w:t>
             </w:r>
           </w:p>
         </w:tc>
@@ -16884,23 +16838,7 @@
                 <w:rFonts w:ascii="Times New Roman" w:hAnsi="Times New Roman"/>
                 <w:color w:val="FFFFFF" w:themeColor="background1"/>
               </w:rPr>
-              <w:t>進行不確定性評估之排放量</w:t>
-            </w:r>
-            <w:proofErr w:type="gramStart"/>
-            <w:r>
-              <w:rPr>
-                <w:rFonts w:ascii="Times New Roman" w:hAnsi="Times New Roman"/>
-                <w:color w:val="FFFFFF" w:themeColor="background1"/>
-              </w:rPr>
-              <w:t>佔</w:t>
-            </w:r>
-            <w:proofErr w:type="gramEnd"/>
-            <w:r>
-              <w:rPr>
-                <w:rFonts w:ascii="Times New Roman" w:hAnsi="Times New Roman"/>
-                <w:color w:val="FFFFFF" w:themeColor="background1"/>
-              </w:rPr>
-              <w:t>總排放量之比例</w:t>
+              <w:t>進行不確定性評估之排放量佔總排放量之比例</w:t>
             </w:r>
           </w:p>
         </w:tc>
@@ -16982,7 +16920,7 @@
               <w:rPr>
                 <w:rFonts w:ascii="Times New Roman" w:hAnsi="Times New Roman"/>
               </w:rPr>
-              <w:t>[</w:t>
+              <w:t>&lt;</w:t>
             </w:r>
             <w:r>
               <w:rPr>
@@ -16994,7 +16932,7 @@
               <w:rPr>
                 <w:rFonts w:ascii="Times New Roman" w:hAnsi="Times New Roman"/>
               </w:rPr>
-              <w:t>]</w:t>
+              <w:t>&gt;</w:t>
             </w:r>
           </w:p>
         </w:tc>
@@ -17014,7 +16952,7 @@
               <w:rPr>
                 <w:rFonts w:ascii="Times New Roman" w:hAnsi="Times New Roman"/>
               </w:rPr>
-              <w:t>[</w:t>
+              <w:t>&lt;</w:t>
             </w:r>
             <w:r>
               <w:rPr>
@@ -17032,7 +16970,7 @@
               <w:rPr>
                 <w:rFonts w:ascii="Times New Roman" w:hAnsi="Times New Roman"/>
               </w:rPr>
-              <w:t>]</w:t>
+              <w:t>&gt;</w:t>
             </w:r>
           </w:p>
         </w:tc>
@@ -17052,7 +16990,7 @@
               <w:rPr>
                 <w:rFonts w:ascii="Times New Roman" w:hAnsi="Times New Roman"/>
               </w:rPr>
-              <w:t>[</w:t>
+              <w:t>&lt;</w:t>
             </w:r>
             <w:r>
               <w:rPr>
@@ -17070,7 +17008,7 @@
               <w:rPr>
                 <w:rFonts w:ascii="Times New Roman" w:hAnsi="Times New Roman"/>
               </w:rPr>
-              <w:t>]</w:t>
+              <w:t>&gt;</w:t>
             </w:r>
           </w:p>
         </w:tc>
@@ -18073,7 +18011,7 @@
         <w:rPr>
           <w:sz w:val="24"/>
         </w:rPr>
-        <w:t>[</w:t>
+        <w:t>&lt;</w:t>
       </w:r>
       <w:r>
         <w:rPr>
@@ -18085,7 +18023,7 @@
         <w:rPr>
           <w:sz w:val="24"/>
         </w:rPr>
-        <w:t>]</w:t>
+        <w:t>&gt;</w:t>
       </w:r>
       <w:r>
         <w:rPr>
@@ -18104,7 +18042,7 @@
           <w:rFonts w:hint="eastAsia"/>
           <w:sz w:val="24"/>
         </w:rPr>
-        <w:t>[</w:t>
+        <w:t>&lt;</w:t>
       </w:r>
       <w:r>
         <w:rPr>
@@ -18118,7 +18056,7 @@
           <w:rFonts w:hint="eastAsia"/>
           <w:sz w:val="24"/>
         </w:rPr>
-        <w:t>]</w:t>
+        <w:t>&gt;</w:t>
       </w:r>
       <w:r>
         <w:rPr>
@@ -18136,7 +18074,7 @@
         <w:rPr>
           <w:sz w:val="24"/>
         </w:rPr>
-        <w:t>[</w:t>
+        <w:t>&lt;</w:t>
       </w:r>
       <w:r>
         <w:rPr>
@@ -18148,7 +18086,7 @@
         <w:rPr>
           <w:sz w:val="24"/>
         </w:rPr>
-        <w:t>]</w:t>
+        <w:t>&gt;</w:t>
       </w:r>
       <w:r>
         <w:rPr>
@@ -18416,14 +18354,12 @@
               </w:rPr>
               <w:t>分</w:t>
             </w:r>
-            <w:proofErr w:type="gramStart"/>
             <w:r>
               <w:rPr>
                 <w:rFonts w:ascii="新細明體" w:eastAsia="新細明體" w:hAnsi="新細明體" w:cs="新細明體" w:hint="eastAsia"/>
               </w:rPr>
               <w:t>≦</w:t>
             </w:r>
-            <w:proofErr w:type="gramEnd"/>
             <w:r>
               <w:rPr>
                 <w:rFonts w:ascii="Times New Roman" w:hAnsi="Times New Roman"/>
@@ -18459,28 +18395,24 @@
               </w:rPr>
               <w:t>19</w:t>
             </w:r>
-            <w:proofErr w:type="gramStart"/>
             <w:r>
               <w:rPr>
                 <w:rFonts w:ascii="新細明體" w:eastAsia="新細明體" w:hAnsi="新細明體" w:cs="新細明體" w:hint="eastAsia"/>
               </w:rPr>
               <w:t>≦</w:t>
             </w:r>
-            <w:proofErr w:type="gramEnd"/>
             <w:r>
               <w:rPr>
                 <w:rFonts w:ascii="Times New Roman" w:hAnsi="Times New Roman"/>
               </w:rPr>
               <w:t>X</w:t>
             </w:r>
-            <w:proofErr w:type="gramStart"/>
             <w:r>
               <w:rPr>
                 <w:rFonts w:ascii="新細明體" w:eastAsia="新細明體" w:hAnsi="新細明體" w:cs="新細明體" w:hint="eastAsia"/>
               </w:rPr>
               <w:t>≦</w:t>
             </w:r>
-            <w:proofErr w:type="gramEnd"/>
             <w:r>
               <w:rPr>
                 <w:rFonts w:ascii="Times New Roman" w:hAnsi="Times New Roman"/>
@@ -18544,7 +18476,7 @@
               <w:rPr>
                 <w:rFonts w:ascii="Times New Roman" w:hAnsi="Times New Roman"/>
               </w:rPr>
-              <w:t>[</w:t>
+              <w:t>&lt;</w:t>
             </w:r>
             <w:r>
               <w:rPr>
@@ -18568,7 +18500,7 @@
               <w:rPr>
                 <w:rFonts w:ascii="Times New Roman" w:hAnsi="Times New Roman"/>
               </w:rPr>
-              <w:t>]</w:t>
+              <w:t>&gt;</w:t>
             </w:r>
           </w:p>
         </w:tc>
@@ -18590,7 +18522,7 @@
               <w:rPr>
                 <w:rFonts w:ascii="Times New Roman" w:hAnsi="Times New Roman"/>
               </w:rPr>
-              <w:t>[</w:t>
+              <w:t>&lt;</w:t>
             </w:r>
             <w:r>
               <w:rPr>
@@ -18614,7 +18546,7 @@
               <w:rPr>
                 <w:rFonts w:ascii="Times New Roman" w:hAnsi="Times New Roman"/>
               </w:rPr>
-              <w:t>]</w:t>
+              <w:t>&gt;</w:t>
             </w:r>
           </w:p>
         </w:tc>
@@ -18636,7 +18568,7 @@
               <w:rPr>
                 <w:rFonts w:ascii="Times New Roman" w:hAnsi="Times New Roman"/>
               </w:rPr>
-              <w:t>[</w:t>
+              <w:t>&lt;</w:t>
             </w:r>
             <w:r>
               <w:rPr>
@@ -18660,7 +18592,7 @@
               <w:rPr>
                 <w:rFonts w:ascii="Times New Roman" w:hAnsi="Times New Roman"/>
               </w:rPr>
-              <w:t>]</w:t>
+              <w:t>&gt;</w:t>
             </w:r>
           </w:p>
         </w:tc>
@@ -18713,7 +18645,7 @@
               <w:rPr>
                 <w:rFonts w:ascii="Times New Roman" w:hAnsi="Times New Roman"/>
               </w:rPr>
-              <w:t>[</w:t>
+              <w:t>&lt;</w:t>
             </w:r>
             <w:r>
               <w:rPr>
@@ -18725,7 +18657,7 @@
               <w:rPr>
                 <w:rFonts w:ascii="Times New Roman" w:hAnsi="Times New Roman"/>
               </w:rPr>
-              <w:t>]</w:t>
+              <w:t>&gt;</w:t>
             </w:r>
           </w:p>
         </w:tc>
@@ -18771,7 +18703,7 @@
               <w:rPr>
                 <w:rFonts w:ascii="Times New Roman" w:hAnsi="Times New Roman"/>
               </w:rPr>
-              <w:t>[</w:t>
+              <w:t>&lt;</w:t>
             </w:r>
             <w:r>
               <w:rPr>
@@ -18783,7 +18715,7 @@
               <w:rPr>
                 <w:rFonts w:ascii="Times New Roman" w:hAnsi="Times New Roman"/>
               </w:rPr>
-              <w:t>]</w:t>
+              <w:t>&gt;</w:t>
             </w:r>
           </w:p>
         </w:tc>
@@ -18890,13 +18822,13 @@
         <w:t>本次為</w:t>
       </w:r>
       <w:r>
-        <w:t>[</w:t>
+        <w:t>&lt;</w:t>
       </w:r>
       <w:r>
         <w:t>公司中文名稱</w:t>
       </w:r>
       <w:r>
-        <w:t>]</w:t>
+        <w:t>&gt;</w:t>
       </w:r>
       <w:r>
         <w:t>首次依據</w:t>
@@ -18911,7 +18843,7 @@
         <w:rPr>
           <w:szCs w:val="24"/>
         </w:rPr>
-        <w:t>[</w:t>
+        <w:t>&lt;</w:t>
       </w:r>
       <w:r>
         <w:rPr>
@@ -18923,7 +18855,7 @@
         <w:rPr>
           <w:szCs w:val="24"/>
         </w:rPr>
-        <w:t>]</w:t>
+        <w:t>&gt;</w:t>
       </w:r>
       <w:r>
         <w:t>年</w:t>
@@ -18938,7 +18870,7 @@
         <w:rPr>
           <w:szCs w:val="24"/>
         </w:rPr>
-        <w:t>[</w:t>
+        <w:t>&lt;</w:t>
       </w:r>
       <w:r>
         <w:rPr>
@@ -18950,7 +18882,7 @@
         <w:rPr>
           <w:szCs w:val="24"/>
         </w:rPr>
-        <w:t>]</w:t>
+        <w:t>&gt;</w:t>
       </w:r>
       <w:r>
         <w:t>年</w:t>
@@ -19003,15 +18935,7 @@
         <w:tab/>
       </w:r>
       <w:r>
-        <w:t>溫室氣體排放源或</w:t>
-      </w:r>
-      <w:proofErr w:type="gramStart"/>
-      <w:r>
-        <w:t>匯</w:t>
-      </w:r>
-      <w:proofErr w:type="gramEnd"/>
-      <w:r>
-        <w:t>之所有權與控制權移入或移出組織邊界。</w:t>
+        <w:t>溫室氣體排放源或匯之所有權與控制權移入或移出組織邊界。</w:t>
       </w:r>
     </w:p>
     <w:p>
@@ -19277,7 +19201,7 @@
         <w:rPr>
           <w:rFonts w:hint="eastAsia"/>
         </w:rPr>
-        <w:t>[</w:t>
+        <w:t>&lt;</w:t>
       </w:r>
       <w:r>
         <w:rPr>
@@ -19289,24 +19213,16 @@
         <w:rPr>
           <w:rFonts w:hint="eastAsia"/>
         </w:rPr>
-        <w:t>]</w:t>
-      </w:r>
-      <w:r>
-        <w:t>年</w:t>
-      </w:r>
-      <w:proofErr w:type="gramStart"/>
-      <w:r>
-        <w:t>電力排</w:t>
+        <w:t>&gt;</w:t>
+      </w:r>
+      <w:r>
+        <w:t>年電力排</w:t>
       </w:r>
       <w:r>
         <w:t>碳</w:t>
       </w:r>
       <w:r>
-        <w:t>係數</w:t>
-      </w:r>
-      <w:proofErr w:type="gramEnd"/>
-      <w:r>
-        <w:t>公告。</w:t>
+        <w:t>係數公告。</w:t>
       </w:r>
     </w:p>
     <w:p>
@@ -23020,6 +22936,15 @@
 </file>
 
 <file path=customXml/item1.xml><?xml version="1.0" encoding="utf-8"?>
+<?mso-contentType ?>
+<FormTemplates xmlns="http://schemas.microsoft.com/sharepoint/v3/contenttype/forms">
+  <Display>DocumentLibraryForm</Display>
+  <Edit>DocumentLibraryForm</Edit>
+  <New>DocumentLibraryForm</New>
+</FormTemplates>
+</file>
+
+<file path=customXml/item2.xml><?xml version="1.0" encoding="utf-8"?>
 <p:properties xmlns:p="http://schemas.microsoft.com/office/2006/metadata/properties" xmlns:xsi="http://www.w3.org/2001/XMLSchema-instance" xmlns:pc="http://schemas.microsoft.com/office/infopath/2007/PartnerControls">
   <documentManagement>
     <TaxCatchAll xmlns="7fdcc51d-ffb2-4384-ac0a-9f40f3c165a4" xsi:nil="true"/>
@@ -23030,20 +22955,7 @@
 </p:properties>
 </file>
 
-<file path=customXml/item2.xml><?xml version="1.0" encoding="utf-8"?>
-<?mso-contentType ?>
-<FormTemplates xmlns="http://schemas.microsoft.com/sharepoint/v3/contenttype/forms">
-  <Display>DocumentLibraryForm</Display>
-  <Edit>DocumentLibraryForm</Edit>
-  <New>DocumentLibraryForm</New>
-</FormTemplates>
-</file>
-
 <file path=customXml/item3.xml><?xml version="1.0" encoding="utf-8"?>
-<b:Sources xmlns:b="http://schemas.openxmlformats.org/officeDocument/2006/bibliography" xmlns="http://schemas.openxmlformats.org/officeDocument/2006/bibliography" SelectedStyle="\APA.XSL" StyleName="APA"/>
-</file>
-
-<file path=customXml/item4.xml><?xml version="1.0" encoding="utf-8"?>
 <ct:contentTypeSchema xmlns:ct="http://schemas.microsoft.com/office/2006/metadata/contentType" xmlns:ma="http://schemas.microsoft.com/office/2006/metadata/properties/metaAttributes" ct:_="" ma:_="" ma:contentTypeName="文件" ma:contentTypeID="0x0101008C1237F5A8E93C4AB9F51356B2E5B065" ma:contentTypeVersion="11" ma:contentTypeDescription="建立新的文件。" ma:contentTypeScope="" ma:versionID="55c5abad1e37d769036310f8438f458a">
   <xsd:schema xmlns:xsd="http://www.w3.org/2001/XMLSchema" xmlns:xs="http://www.w3.org/2001/XMLSchema" xmlns:p="http://schemas.microsoft.com/office/2006/metadata/properties" xmlns:ns2="df6d19e8-8e79-44fa-a652-5946ba268099" xmlns:ns3="7fdcc51d-ffb2-4384-ac0a-9f40f3c165a4" targetNamespace="http://schemas.microsoft.com/office/2006/metadata/properties" ma:root="true" ma:fieldsID="f696b0d4133c1763036b6740d7564fc4" ns2:_="" ns3:_="">
     <xsd:import namespace="df6d19e8-8e79-44fa-a652-5946ba268099"/>
@@ -23252,7 +23164,19 @@
 </ct:contentTypeSchema>
 </file>
 
+<file path=customXml/item4.xml><?xml version="1.0" encoding="utf-8"?>
+<b:Sources xmlns:b="http://schemas.openxmlformats.org/officeDocument/2006/bibliography" xmlns="http://schemas.openxmlformats.org/officeDocument/2006/bibliography" SelectedStyle="\APA.XSL" StyleName="APA"/>
+</file>
+
 <file path=customXml/itemProps1.xml><?xml version="1.0" encoding="utf-8"?>
+<ds:datastoreItem xmlns:ds="http://schemas.openxmlformats.org/officeDocument/2006/customXml" ds:itemID="{228040AA-8429-4969-A0DA-29C959C031EB}">
+  <ds:schemaRefs>
+    <ds:schemaRef ds:uri="http://schemas.microsoft.com/sharepoint/v3/contenttype/forms"/>
+  </ds:schemaRefs>
+</ds:datastoreItem>
+</file>
+
+<file path=customXml/itemProps2.xml><?xml version="1.0" encoding="utf-8"?>
 <ds:datastoreItem xmlns:ds="http://schemas.openxmlformats.org/officeDocument/2006/customXml" ds:itemID="{8DEEF061-24F3-45B9-9BE7-F7DDB218A9EB}">
   <ds:schemaRefs>
     <ds:schemaRef ds:uri="http://schemas.microsoft.com/office/2006/metadata/properties"/>
@@ -23263,23 +23187,7 @@
 </ds:datastoreItem>
 </file>
 
-<file path=customXml/itemProps2.xml><?xml version="1.0" encoding="utf-8"?>
-<ds:datastoreItem xmlns:ds="http://schemas.openxmlformats.org/officeDocument/2006/customXml" ds:itemID="{228040AA-8429-4969-A0DA-29C959C031EB}">
-  <ds:schemaRefs>
-    <ds:schemaRef ds:uri="http://schemas.microsoft.com/sharepoint/v3/contenttype/forms"/>
-  </ds:schemaRefs>
-</ds:datastoreItem>
-</file>
-
 <file path=customXml/itemProps3.xml><?xml version="1.0" encoding="utf-8"?>
-<ds:datastoreItem xmlns:ds="http://schemas.openxmlformats.org/officeDocument/2006/customXml" ds:itemID="{9BD8E5B6-C234-452B-9FAA-D8DC77C5FD85}">
-  <ds:schemaRefs>
-    <ds:schemaRef ds:uri="http://schemas.openxmlformats.org/officeDocument/2006/bibliography"/>
-  </ds:schemaRefs>
-</ds:datastoreItem>
-</file>
-
-<file path=customXml/itemProps4.xml><?xml version="1.0" encoding="utf-8"?>
 <ds:datastoreItem xmlns:ds="http://schemas.openxmlformats.org/officeDocument/2006/customXml" ds:itemID="{27366302-FD44-4D57-9D74-42EE9E3A7993}">
   <ds:schemaRefs>
     <ds:schemaRef ds:uri="http://schemas.microsoft.com/office/2006/metadata/contentType"/>
@@ -23296,4 +23204,12 @@
     <ds:schemaRef ds:uri="http://schemas.microsoft.com/internal/obd"/>
   </ds:schemaRefs>
 </ds:datastoreItem>
+</file>
+
+<file path=customXml/itemProps4.xml><?xml version="1.0" encoding="utf-8"?>
+<ds:datastoreItem xmlns:ds="http://schemas.openxmlformats.org/officeDocument/2006/customXml" ds:itemID="{9BD8E5B6-C234-452B-9FAA-D8DC77C5FD85}">
+  <ds:schemaRefs>
+    <ds:schemaRef ds:uri="http://schemas.openxmlformats.org/officeDocument/2006/bibliography"/>
+  </ds:schemaRefs>
+</ds:datastoreItem>
 </file>